--- a/Other Files/Features, Phases & Integration Strategy - Algorithmic Trading System.docx
+++ b/Other Files/Features, Phases & Integration Strategy - Algorithmic Trading System.docx
@@ -4748,21 +4748,7 @@
         <w:rPr>
           <w:rFonts w:cs="Arabic Typesetting"/>
         </w:rPr>
-        <w:t xml:space="preserve"> environment consistent with the production live trading environment. It's design, architecture, and implementation philosophy </w:t>
-      </w:r>
-      <w:proofErr w:type="gramStart"/>
-      <w:r>
-        <w:rPr>
-          <w:rFonts w:cs="Arabic Typesetting"/>
-        </w:rPr>
-        <w:t>prioritises</w:t>
-      </w:r>
-      <w:proofErr w:type="gramEnd"/>
-      <w:r>
-        <w:rPr>
-          <w:rFonts w:cs="Arabic Typesetting"/>
-        </w:rPr>
-        <w:t xml:space="preserve"> software correctness and safety at the highest level, with the aim of supporting Python-native, mission-critical, trading system </w:t>
+        <w:t xml:space="preserve"> environment consistent with the production live trading environment. It's design, architecture, and implementation philosophy prioritises software correctness and safety at the highest level, with the aim of supporting Python-native, mission-critical, trading system </w:t>
       </w:r>
       <w:proofErr w:type="spellStart"/>
       <w:r>
@@ -8252,21 +8238,7 @@
         <w:rPr>
           <w:rFonts w:cs="Arabic Typesetting"/>
         </w:rPr>
-        <w:t xml:space="preserve">It enables client and server applications to communicate </w:t>
-      </w:r>
-      <w:proofErr w:type="gramStart"/>
-      <w:r>
-        <w:rPr>
-          <w:rFonts w:cs="Arabic Typesetting"/>
-        </w:rPr>
-        <w:t>transparently, and</w:t>
-      </w:r>
-      <w:proofErr w:type="gramEnd"/>
-      <w:r>
-        <w:rPr>
-          <w:rFonts w:cs="Arabic Typesetting"/>
-        </w:rPr>
-        <w:t xml:space="preserve"> simplifies the building of connected systems.</w:t>
+        <w:t>It enables client and server applications to communicate transparently, and simplifies the building of connected systems.</w:t>
       </w:r>
     </w:p>
     <w:p>
@@ -8500,21 +8472,7 @@
         <w:rPr>
           <w:rFonts w:cs="Arabic Typesetting"/>
         </w:rPr>
-        <w:t xml:space="preserve">ne click </w:t>
-      </w:r>
-      <w:proofErr w:type="gramStart"/>
-      <w:r>
-        <w:rPr>
-          <w:rFonts w:cs="Arabic Typesetting"/>
-        </w:rPr>
-        <w:t>install</w:t>
-      </w:r>
-      <w:proofErr w:type="gramEnd"/>
-      <w:r>
-        <w:rPr>
-          <w:rFonts w:cs="Arabic Typesetting"/>
-        </w:rPr>
-        <w:t xml:space="preserve"> MCP Marketplace and Artifacts / Thinking.</w:t>
+        <w:t>ne click install MCP Marketplace and Artifacts / Thinking.</w:t>
       </w:r>
     </w:p>
     <w:p>
@@ -10673,21 +10631,7 @@
         <w:rPr>
           <w:rFonts w:cs="Arabic Typesetting"/>
         </w:rPr>
-        <w:t xml:space="preserve">It is a 100% Java </w:t>
-      </w:r>
-      <w:proofErr w:type="gramStart"/>
-      <w:r>
-        <w:rPr>
-          <w:rFonts w:cs="Arabic Typesetting"/>
-        </w:rPr>
-        <w:t>open source</w:t>
-      </w:r>
-      <w:proofErr w:type="gramEnd"/>
-      <w:r>
-        <w:rPr>
-          <w:rFonts w:cs="Arabic Typesetting"/>
-        </w:rPr>
-        <w:t xml:space="preserve"> implementation of the popular C++ </w:t>
+        <w:t xml:space="preserve">It is a 100% Java open source implementation of the popular C++ </w:t>
       </w:r>
       <w:proofErr w:type="spellStart"/>
       <w:r>
@@ -12255,21 +12199,7 @@
         <w:rPr>
           <w:rFonts w:cs="Arabic Typesetting"/>
         </w:rPr>
-        <w:t xml:space="preserve">Works with </w:t>
-      </w:r>
-      <w:proofErr w:type="gramStart"/>
-      <w:r>
-        <w:rPr>
-          <w:rFonts w:cs="Arabic Typesetting"/>
-        </w:rPr>
-        <w:t>native-threads</w:t>
-      </w:r>
-      <w:proofErr w:type="gramEnd"/>
-      <w:r>
-        <w:rPr>
-          <w:rFonts w:cs="Arabic Typesetting"/>
-        </w:rPr>
-        <w:t xml:space="preserve"> (e.g. C++ threads in C extensions).</w:t>
+        <w:t>Works with native-threads (e.g. C++ threads in C extensions).</w:t>
       </w:r>
     </w:p>
     <w:p>
@@ -12848,6 +12778,10 @@
           <w:ilvl w:val="2"/>
           <w:numId w:val="33"/>
         </w:numPr>
+        <w:tabs>
+          <w:tab w:val="clear" w:pos="2160"/>
+          <w:tab w:val="num" w:pos="2520"/>
+        </w:tabs>
         <w:spacing w:line="240" w:lineRule="auto"/>
         <w:ind w:hanging="357"/>
       </w:pPr>
@@ -12882,6 +12816,10 @@
           <w:ilvl w:val="2"/>
           <w:numId w:val="33"/>
         </w:numPr>
+        <w:tabs>
+          <w:tab w:val="clear" w:pos="2160"/>
+          <w:tab w:val="num" w:pos="2520"/>
+        </w:tabs>
         <w:spacing w:line="240" w:lineRule="auto"/>
         <w:ind w:hanging="357"/>
       </w:pPr>
@@ -12926,6 +12864,10 @@
           <w:ilvl w:val="2"/>
           <w:numId w:val="33"/>
         </w:numPr>
+        <w:tabs>
+          <w:tab w:val="clear" w:pos="2160"/>
+          <w:tab w:val="num" w:pos="2520"/>
+        </w:tabs>
         <w:spacing w:line="240" w:lineRule="auto"/>
         <w:rPr>
           <w:rFonts w:cs="Arabic Typesetting"/>
@@ -13066,6 +13008,10 @@
           <w:ilvl w:val="2"/>
           <w:numId w:val="33"/>
         </w:numPr>
+        <w:tabs>
+          <w:tab w:val="clear" w:pos="2160"/>
+          <w:tab w:val="num" w:pos="2520"/>
+        </w:tabs>
         <w:spacing w:line="240" w:lineRule="auto"/>
         <w:rPr>
           <w:rFonts w:cs="Arabic Typesetting"/>
@@ -13088,6 +13034,10 @@
           <w:ilvl w:val="0"/>
           <w:numId w:val="1"/>
         </w:numPr>
+        <w:tabs>
+          <w:tab w:val="clear" w:pos="720"/>
+          <w:tab w:val="num" w:pos="1080"/>
+        </w:tabs>
         <w:spacing w:line="240" w:lineRule="auto"/>
         <w:ind w:hanging="357"/>
         <w:rPr>
@@ -13117,6 +13067,10 @@
           <w:ilvl w:val="1"/>
           <w:numId w:val="1"/>
         </w:numPr>
+        <w:tabs>
+          <w:tab w:val="clear" w:pos="1440"/>
+          <w:tab w:val="num" w:pos="1800"/>
+        </w:tabs>
         <w:spacing w:line="240" w:lineRule="auto"/>
         <w:ind w:hanging="357"/>
         <w:rPr>
@@ -13141,6 +13095,10 @@
           <w:ilvl w:val="2"/>
           <w:numId w:val="1"/>
         </w:numPr>
+        <w:tabs>
+          <w:tab w:val="clear" w:pos="2160"/>
+          <w:tab w:val="num" w:pos="2520"/>
+        </w:tabs>
         <w:spacing w:before="0" w:beforeAutospacing="0" w:after="0" w:afterAutospacing="0"/>
         <w:ind w:hanging="357"/>
         <w:jc w:val="both"/>
@@ -13185,6 +13143,10 @@
           <w:ilvl w:val="2"/>
           <w:numId w:val="1"/>
         </w:numPr>
+        <w:tabs>
+          <w:tab w:val="clear" w:pos="2160"/>
+          <w:tab w:val="num" w:pos="2520"/>
+        </w:tabs>
         <w:spacing w:before="0" w:beforeAutospacing="0" w:after="0" w:afterAutospacing="0"/>
         <w:ind w:hanging="357"/>
         <w:jc w:val="both"/>
@@ -13312,6 +13274,10 @@
           <w:ilvl w:val="2"/>
           <w:numId w:val="1"/>
         </w:numPr>
+        <w:tabs>
+          <w:tab w:val="clear" w:pos="2160"/>
+          <w:tab w:val="num" w:pos="2520"/>
+        </w:tabs>
         <w:spacing w:before="0" w:beforeAutospacing="0" w:after="0" w:afterAutospacing="0"/>
         <w:ind w:hanging="357"/>
         <w:jc w:val="both"/>
@@ -13387,6 +13353,10 @@
           <w:ilvl w:val="2"/>
           <w:numId w:val="1"/>
         </w:numPr>
+        <w:tabs>
+          <w:tab w:val="clear" w:pos="2160"/>
+          <w:tab w:val="num" w:pos="2520"/>
+        </w:tabs>
         <w:spacing w:line="240" w:lineRule="auto"/>
         <w:ind w:hanging="357"/>
         <w:rPr>
@@ -13409,6 +13379,10 @@
           <w:ilvl w:val="1"/>
           <w:numId w:val="1"/>
         </w:numPr>
+        <w:tabs>
+          <w:tab w:val="clear" w:pos="1440"/>
+          <w:tab w:val="num" w:pos="1800"/>
+        </w:tabs>
         <w:spacing w:line="240" w:lineRule="auto"/>
         <w:ind w:hanging="357"/>
         <w:rPr>
@@ -13433,6 +13407,10 @@
           <w:ilvl w:val="2"/>
           <w:numId w:val="1"/>
         </w:numPr>
+        <w:tabs>
+          <w:tab w:val="clear" w:pos="2160"/>
+          <w:tab w:val="num" w:pos="2520"/>
+        </w:tabs>
         <w:spacing w:before="0" w:beforeAutospacing="0" w:after="0" w:afterAutospacing="0"/>
         <w:jc w:val="both"/>
         <w:rPr>
@@ -13476,6 +13454,10 @@
           <w:ilvl w:val="2"/>
           <w:numId w:val="1"/>
         </w:numPr>
+        <w:tabs>
+          <w:tab w:val="clear" w:pos="2160"/>
+          <w:tab w:val="num" w:pos="2520"/>
+        </w:tabs>
         <w:spacing w:before="0" w:beforeAutospacing="0" w:after="0" w:afterAutospacing="0"/>
         <w:jc w:val="both"/>
         <w:rPr>
@@ -13602,6 +13584,10 @@
           <w:ilvl w:val="2"/>
           <w:numId w:val="1"/>
         </w:numPr>
+        <w:tabs>
+          <w:tab w:val="clear" w:pos="2160"/>
+          <w:tab w:val="num" w:pos="2520"/>
+        </w:tabs>
         <w:spacing w:before="0" w:beforeAutospacing="0" w:after="0" w:afterAutospacing="0"/>
         <w:jc w:val="both"/>
         <w:rPr>
@@ -13662,6 +13648,10 @@
           <w:ilvl w:val="2"/>
           <w:numId w:val="1"/>
         </w:numPr>
+        <w:tabs>
+          <w:tab w:val="clear" w:pos="2160"/>
+          <w:tab w:val="num" w:pos="2520"/>
+        </w:tabs>
         <w:spacing w:line="240" w:lineRule="auto"/>
         <w:ind w:hanging="357"/>
         <w:rPr>
@@ -13684,6 +13674,10 @@
           <w:ilvl w:val="0"/>
           <w:numId w:val="1"/>
         </w:numPr>
+        <w:tabs>
+          <w:tab w:val="clear" w:pos="720"/>
+          <w:tab w:val="num" w:pos="1080"/>
+        </w:tabs>
         <w:spacing w:line="240" w:lineRule="auto"/>
         <w:rPr>
           <w:rFonts w:cs="Arabic Typesetting"/>
@@ -13706,6 +13700,10 @@
           <w:ilvl w:val="1"/>
           <w:numId w:val="1"/>
         </w:numPr>
+        <w:tabs>
+          <w:tab w:val="clear" w:pos="1440"/>
+          <w:tab w:val="num" w:pos="1800"/>
+        </w:tabs>
         <w:spacing w:line="240" w:lineRule="auto"/>
         <w:rPr>
           <w:rFonts w:cs="Arabic Typesetting"/>
@@ -13736,6 +13734,10 @@
           <w:ilvl w:val="2"/>
           <w:numId w:val="1"/>
         </w:numPr>
+        <w:tabs>
+          <w:tab w:val="clear" w:pos="2160"/>
+          <w:tab w:val="num" w:pos="2520"/>
+        </w:tabs>
         <w:spacing w:line="240" w:lineRule="auto"/>
         <w:rPr>
           <w:rFonts w:cs="Arabic Typesetting"/>
@@ -13860,6 +13862,10 @@
           <w:ilvl w:val="2"/>
           <w:numId w:val="1"/>
         </w:numPr>
+        <w:tabs>
+          <w:tab w:val="clear" w:pos="2160"/>
+          <w:tab w:val="num" w:pos="2520"/>
+        </w:tabs>
         <w:spacing w:line="240" w:lineRule="auto"/>
         <w:rPr>
           <w:rFonts w:cs="Arabic Typesetting"/>
@@ -14057,6 +14063,10 @@
           <w:ilvl w:val="2"/>
           <w:numId w:val="1"/>
         </w:numPr>
+        <w:tabs>
+          <w:tab w:val="clear" w:pos="2160"/>
+          <w:tab w:val="num" w:pos="2520"/>
+        </w:tabs>
         <w:spacing w:line="240" w:lineRule="auto"/>
         <w:rPr>
           <w:rFonts w:cs="Arabic Typesetting"/>
@@ -14078,6 +14088,10 @@
           <w:ilvl w:val="0"/>
           <w:numId w:val="1"/>
         </w:numPr>
+        <w:tabs>
+          <w:tab w:val="clear" w:pos="720"/>
+          <w:tab w:val="num" w:pos="1080"/>
+        </w:tabs>
         <w:spacing w:line="240" w:lineRule="auto"/>
         <w:ind w:hanging="357"/>
         <w:rPr>
@@ -14105,6 +14119,10 @@
           <w:ilvl w:val="1"/>
           <w:numId w:val="1"/>
         </w:numPr>
+        <w:tabs>
+          <w:tab w:val="clear" w:pos="1440"/>
+          <w:tab w:val="num" w:pos="1800"/>
+        </w:tabs>
         <w:spacing w:line="240" w:lineRule="auto"/>
         <w:rPr>
           <w:rFonts w:cs="Arabic Typesetting"/>
@@ -14130,6 +14148,10 @@
           <w:ilvl w:val="2"/>
           <w:numId w:val="1"/>
         </w:numPr>
+        <w:tabs>
+          <w:tab w:val="clear" w:pos="2160"/>
+          <w:tab w:val="num" w:pos="2520"/>
+        </w:tabs>
         <w:spacing w:before="0" w:beforeAutospacing="0" w:after="0" w:afterAutospacing="0"/>
         <w:jc w:val="both"/>
         <w:rPr>
@@ -14189,6 +14211,10 @@
           <w:ilvl w:val="2"/>
           <w:numId w:val="1"/>
         </w:numPr>
+        <w:tabs>
+          <w:tab w:val="clear" w:pos="2160"/>
+          <w:tab w:val="num" w:pos="2520"/>
+        </w:tabs>
         <w:spacing w:before="0" w:beforeAutospacing="0" w:after="0" w:afterAutospacing="0"/>
         <w:jc w:val="both"/>
         <w:rPr>
@@ -14369,6 +14395,10 @@
           <w:ilvl w:val="2"/>
           <w:numId w:val="1"/>
         </w:numPr>
+        <w:tabs>
+          <w:tab w:val="clear" w:pos="2160"/>
+          <w:tab w:val="num" w:pos="2520"/>
+        </w:tabs>
         <w:spacing w:before="0" w:beforeAutospacing="0" w:after="0" w:afterAutospacing="0"/>
         <w:jc w:val="both"/>
         <w:rPr>
@@ -14443,6 +14473,10 @@
           <w:ilvl w:val="2"/>
           <w:numId w:val="1"/>
         </w:numPr>
+        <w:tabs>
+          <w:tab w:val="clear" w:pos="2160"/>
+          <w:tab w:val="num" w:pos="2520"/>
+        </w:tabs>
         <w:spacing w:line="240" w:lineRule="auto"/>
         <w:rPr>
           <w:rFonts w:cs="Arabic Typesetting"/>
@@ -14464,6 +14498,10 @@
           <w:ilvl w:val="1"/>
           <w:numId w:val="1"/>
         </w:numPr>
+        <w:tabs>
+          <w:tab w:val="clear" w:pos="1440"/>
+          <w:tab w:val="num" w:pos="1800"/>
+        </w:tabs>
         <w:spacing w:line="240" w:lineRule="auto"/>
         <w:rPr>
           <w:rFonts w:cs="Arabic Typesetting"/>
@@ -14497,6 +14535,10 @@
           <w:ilvl w:val="2"/>
           <w:numId w:val="1"/>
         </w:numPr>
+        <w:tabs>
+          <w:tab w:val="clear" w:pos="2160"/>
+          <w:tab w:val="num" w:pos="2520"/>
+        </w:tabs>
         <w:spacing w:before="0" w:beforeAutospacing="0" w:after="0" w:afterAutospacing="0"/>
         <w:jc w:val="both"/>
         <w:rPr>
@@ -14556,6 +14598,10 @@
           <w:ilvl w:val="2"/>
           <w:numId w:val="1"/>
         </w:numPr>
+        <w:tabs>
+          <w:tab w:val="clear" w:pos="2160"/>
+          <w:tab w:val="num" w:pos="2520"/>
+        </w:tabs>
         <w:spacing w:before="0" w:beforeAutospacing="0" w:after="0" w:afterAutospacing="0"/>
         <w:jc w:val="both"/>
         <w:rPr>
@@ -14698,6 +14744,10 @@
           <w:ilvl w:val="2"/>
           <w:numId w:val="1"/>
         </w:numPr>
+        <w:tabs>
+          <w:tab w:val="clear" w:pos="2160"/>
+          <w:tab w:val="num" w:pos="2520"/>
+        </w:tabs>
         <w:spacing w:before="0" w:beforeAutospacing="0" w:after="0" w:afterAutospacing="0"/>
         <w:jc w:val="both"/>
         <w:rPr>
@@ -14756,6 +14806,10 @@
           <w:ilvl w:val="2"/>
           <w:numId w:val="1"/>
         </w:numPr>
+        <w:tabs>
+          <w:tab w:val="clear" w:pos="2160"/>
+          <w:tab w:val="num" w:pos="2520"/>
+        </w:tabs>
         <w:spacing w:line="240" w:lineRule="auto"/>
         <w:ind w:hanging="357"/>
         <w:rPr>
@@ -14781,6 +14835,10 @@
           <w:ilvl w:val="0"/>
           <w:numId w:val="1"/>
         </w:numPr>
+        <w:tabs>
+          <w:tab w:val="clear" w:pos="720"/>
+          <w:tab w:val="num" w:pos="1080"/>
+        </w:tabs>
         <w:spacing w:line="240" w:lineRule="auto"/>
         <w:ind w:hanging="357"/>
         <w:rPr>
@@ -14802,6 +14860,10 @@
           <w:ilvl w:val="1"/>
           <w:numId w:val="1"/>
         </w:numPr>
+        <w:tabs>
+          <w:tab w:val="clear" w:pos="1440"/>
+          <w:tab w:val="num" w:pos="1800"/>
+        </w:tabs>
         <w:spacing w:line="240" w:lineRule="auto"/>
         <w:ind w:hanging="357"/>
         <w:rPr>
@@ -14836,6 +14898,10 @@
           <w:ilvl w:val="2"/>
           <w:numId w:val="1"/>
         </w:numPr>
+        <w:tabs>
+          <w:tab w:val="clear" w:pos="2160"/>
+          <w:tab w:val="num" w:pos="2520"/>
+        </w:tabs>
         <w:spacing w:before="0" w:beforeAutospacing="0" w:after="0" w:afterAutospacing="0"/>
         <w:ind w:hanging="357"/>
         <w:jc w:val="both"/>
@@ -14880,6 +14946,10 @@
           <w:ilvl w:val="2"/>
           <w:numId w:val="1"/>
         </w:numPr>
+        <w:tabs>
+          <w:tab w:val="clear" w:pos="2160"/>
+          <w:tab w:val="num" w:pos="2520"/>
+        </w:tabs>
         <w:spacing w:before="0" w:beforeAutospacing="0" w:after="0" w:afterAutospacing="0"/>
         <w:ind w:hanging="357"/>
         <w:jc w:val="both"/>
@@ -15025,6 +15095,10 @@
           <w:ilvl w:val="2"/>
           <w:numId w:val="1"/>
         </w:numPr>
+        <w:tabs>
+          <w:tab w:val="clear" w:pos="2160"/>
+          <w:tab w:val="num" w:pos="2520"/>
+        </w:tabs>
         <w:spacing w:before="0" w:beforeAutospacing="0" w:after="0" w:afterAutospacing="0"/>
         <w:ind w:hanging="357"/>
         <w:jc w:val="both"/>
@@ -15068,6 +15142,10 @@
           <w:ilvl w:val="2"/>
           <w:numId w:val="1"/>
         </w:numPr>
+        <w:tabs>
+          <w:tab w:val="clear" w:pos="2160"/>
+          <w:tab w:val="num" w:pos="2520"/>
+        </w:tabs>
         <w:spacing w:line="240" w:lineRule="auto"/>
         <w:ind w:hanging="357"/>
         <w:rPr>
@@ -15093,6 +15171,10 @@
           <w:ilvl w:val="0"/>
           <w:numId w:val="1"/>
         </w:numPr>
+        <w:tabs>
+          <w:tab w:val="clear" w:pos="720"/>
+          <w:tab w:val="num" w:pos="1080"/>
+        </w:tabs>
         <w:spacing w:line="240" w:lineRule="auto"/>
         <w:rPr>
           <w:rFonts w:cs="Arabic Typesetting"/>
@@ -15113,6 +15195,10 @@
           <w:ilvl w:val="1"/>
           <w:numId w:val="1"/>
         </w:numPr>
+        <w:tabs>
+          <w:tab w:val="clear" w:pos="1440"/>
+          <w:tab w:val="num" w:pos="1800"/>
+        </w:tabs>
         <w:spacing w:line="240" w:lineRule="auto"/>
         <w:rPr>
           <w:rFonts w:cs="Arabic Typesetting"/>
@@ -15136,6 +15222,10 @@
           <w:ilvl w:val="2"/>
           <w:numId w:val="1"/>
         </w:numPr>
+        <w:tabs>
+          <w:tab w:val="clear" w:pos="2160"/>
+          <w:tab w:val="num" w:pos="2520"/>
+        </w:tabs>
         <w:spacing w:before="0" w:beforeAutospacing="0" w:after="0" w:afterAutospacing="0"/>
         <w:jc w:val="both"/>
         <w:rPr>
@@ -15187,6 +15277,10 @@
           <w:ilvl w:val="2"/>
           <w:numId w:val="1"/>
         </w:numPr>
+        <w:tabs>
+          <w:tab w:val="clear" w:pos="2160"/>
+          <w:tab w:val="num" w:pos="2520"/>
+        </w:tabs>
         <w:spacing w:before="0" w:beforeAutospacing="0" w:after="0" w:afterAutospacing="0"/>
         <w:jc w:val="both"/>
         <w:rPr>
@@ -15313,6 +15407,10 @@
           <w:ilvl w:val="2"/>
           <w:numId w:val="1"/>
         </w:numPr>
+        <w:tabs>
+          <w:tab w:val="clear" w:pos="2160"/>
+          <w:tab w:val="num" w:pos="2520"/>
+        </w:tabs>
         <w:spacing w:before="0" w:beforeAutospacing="0" w:after="0" w:afterAutospacing="0"/>
         <w:jc w:val="both"/>
         <w:rPr>
@@ -15355,6 +15453,10 @@
           <w:ilvl w:val="2"/>
           <w:numId w:val="1"/>
         </w:numPr>
+        <w:tabs>
+          <w:tab w:val="clear" w:pos="2160"/>
+          <w:tab w:val="num" w:pos="2520"/>
+        </w:tabs>
         <w:spacing w:line="240" w:lineRule="auto"/>
         <w:rPr>
           <w:rStyle w:val="Hyperlink"/>
@@ -15379,6 +15481,10 @@
           <w:ilvl w:val="0"/>
           <w:numId w:val="1"/>
         </w:numPr>
+        <w:tabs>
+          <w:tab w:val="clear" w:pos="720"/>
+          <w:tab w:val="num" w:pos="1080"/>
+        </w:tabs>
         <w:spacing w:line="240" w:lineRule="auto"/>
         <w:rPr>
           <w:rFonts w:cs="Arabic Typesetting"/>
@@ -15405,6 +15511,10 @@
           <w:ilvl w:val="1"/>
           <w:numId w:val="1"/>
         </w:numPr>
+        <w:tabs>
+          <w:tab w:val="clear" w:pos="1440"/>
+          <w:tab w:val="num" w:pos="1800"/>
+        </w:tabs>
         <w:spacing w:line="240" w:lineRule="auto"/>
         <w:rPr>
           <w:rFonts w:cs="Arabic Typesetting"/>
@@ -15438,6 +15548,10 @@
           <w:ilvl w:val="2"/>
           <w:numId w:val="1"/>
         </w:numPr>
+        <w:tabs>
+          <w:tab w:val="clear" w:pos="2160"/>
+          <w:tab w:val="num" w:pos="2520"/>
+        </w:tabs>
         <w:spacing w:before="0" w:beforeAutospacing="0" w:after="0" w:afterAutospacing="0"/>
         <w:jc w:val="both"/>
         <w:rPr>
@@ -15481,6 +15595,10 @@
           <w:ilvl w:val="2"/>
           <w:numId w:val="1"/>
         </w:numPr>
+        <w:tabs>
+          <w:tab w:val="clear" w:pos="2160"/>
+          <w:tab w:val="num" w:pos="2520"/>
+        </w:tabs>
         <w:spacing w:before="0" w:beforeAutospacing="0" w:after="0" w:afterAutospacing="0"/>
         <w:jc w:val="both"/>
         <w:rPr>
@@ -15591,6 +15709,10 @@
           <w:ilvl w:val="2"/>
           <w:numId w:val="1"/>
         </w:numPr>
+        <w:tabs>
+          <w:tab w:val="clear" w:pos="2160"/>
+          <w:tab w:val="num" w:pos="2520"/>
+        </w:tabs>
         <w:spacing w:before="0" w:beforeAutospacing="0" w:after="0" w:afterAutospacing="0"/>
         <w:jc w:val="both"/>
         <w:rPr>
@@ -15649,6 +15771,10 @@
           <w:ilvl w:val="2"/>
           <w:numId w:val="1"/>
         </w:numPr>
+        <w:tabs>
+          <w:tab w:val="clear" w:pos="2160"/>
+          <w:tab w:val="num" w:pos="2520"/>
+        </w:tabs>
         <w:spacing w:line="240" w:lineRule="auto"/>
         <w:rPr>
           <w:rFonts w:cs="Arabic Typesetting"/>
@@ -15670,6 +15796,10 @@
           <w:ilvl w:val="0"/>
           <w:numId w:val="1"/>
         </w:numPr>
+        <w:tabs>
+          <w:tab w:val="clear" w:pos="720"/>
+          <w:tab w:val="num" w:pos="1080"/>
+        </w:tabs>
         <w:spacing w:line="240" w:lineRule="auto"/>
         <w:rPr>
           <w:rFonts w:cs="Arabic Typesetting"/>
@@ -15696,6 +15826,10 @@
           <w:ilvl w:val="0"/>
           <w:numId w:val="1"/>
         </w:numPr>
+        <w:tabs>
+          <w:tab w:val="clear" w:pos="720"/>
+          <w:tab w:val="num" w:pos="1080"/>
+        </w:tabs>
         <w:spacing w:line="240" w:lineRule="auto"/>
         <w:rPr>
           <w:rFonts w:cs="Arabic Typesetting"/>
@@ -15732,6 +15866,10 @@
           <w:ilvl w:val="1"/>
           <w:numId w:val="1"/>
         </w:numPr>
+        <w:tabs>
+          <w:tab w:val="clear" w:pos="1440"/>
+          <w:tab w:val="num" w:pos="1800"/>
+        </w:tabs>
         <w:spacing w:line="240" w:lineRule="auto"/>
         <w:rPr>
           <w:rFonts w:cs="Arabic Typesetting"/>
@@ -15763,6 +15901,10 @@
           <w:ilvl w:val="2"/>
           <w:numId w:val="1"/>
         </w:numPr>
+        <w:tabs>
+          <w:tab w:val="clear" w:pos="2160"/>
+          <w:tab w:val="num" w:pos="2520"/>
+        </w:tabs>
         <w:spacing w:before="0" w:beforeAutospacing="0" w:after="0" w:afterAutospacing="0"/>
         <w:jc w:val="both"/>
         <w:rPr>
@@ -15806,6 +15948,10 @@
           <w:ilvl w:val="2"/>
           <w:numId w:val="1"/>
         </w:numPr>
+        <w:tabs>
+          <w:tab w:val="clear" w:pos="2160"/>
+          <w:tab w:val="num" w:pos="2520"/>
+        </w:tabs>
         <w:spacing w:before="0" w:beforeAutospacing="0" w:after="0" w:afterAutospacing="0"/>
         <w:jc w:val="both"/>
         <w:rPr>
@@ -15952,6 +16098,10 @@
           <w:ilvl w:val="2"/>
           <w:numId w:val="1"/>
         </w:numPr>
+        <w:tabs>
+          <w:tab w:val="clear" w:pos="2160"/>
+          <w:tab w:val="num" w:pos="2520"/>
+        </w:tabs>
         <w:spacing w:before="0" w:beforeAutospacing="0" w:after="0" w:afterAutospacing="0"/>
         <w:jc w:val="both"/>
         <w:rPr>
@@ -15994,6 +16144,10 @@
           <w:ilvl w:val="2"/>
           <w:numId w:val="1"/>
         </w:numPr>
+        <w:tabs>
+          <w:tab w:val="clear" w:pos="2160"/>
+          <w:tab w:val="num" w:pos="2520"/>
+        </w:tabs>
         <w:spacing w:line="240" w:lineRule="auto"/>
         <w:rPr>
           <w:rStyle w:val="Hyperlink"/>
@@ -16018,6 +16172,10 @@
           <w:ilvl w:val="0"/>
           <w:numId w:val="1"/>
         </w:numPr>
+        <w:tabs>
+          <w:tab w:val="clear" w:pos="720"/>
+          <w:tab w:val="num" w:pos="1080"/>
+        </w:tabs>
         <w:spacing w:line="240" w:lineRule="auto"/>
         <w:rPr>
           <w:rFonts w:cs="Arabic Typesetting"/>
@@ -16050,6 +16208,10 @@
           <w:ilvl w:val="1"/>
           <w:numId w:val="1"/>
         </w:numPr>
+        <w:tabs>
+          <w:tab w:val="clear" w:pos="1440"/>
+          <w:tab w:val="num" w:pos="1800"/>
+        </w:tabs>
         <w:spacing w:line="240" w:lineRule="auto"/>
         <w:rPr>
           <w:rFonts w:cs="Arabic Typesetting"/>
@@ -16082,6 +16244,10 @@
           <w:ilvl w:val="2"/>
           <w:numId w:val="1"/>
         </w:numPr>
+        <w:tabs>
+          <w:tab w:val="clear" w:pos="2160"/>
+          <w:tab w:val="num" w:pos="2520"/>
+        </w:tabs>
         <w:spacing w:line="240" w:lineRule="auto"/>
         <w:rPr>
           <w:rFonts w:cs="Arabic Typesetting"/>
@@ -16120,6 +16286,10 @@
           <w:ilvl w:val="2"/>
           <w:numId w:val="1"/>
         </w:numPr>
+        <w:tabs>
+          <w:tab w:val="clear" w:pos="2160"/>
+          <w:tab w:val="num" w:pos="2520"/>
+        </w:tabs>
         <w:spacing w:line="240" w:lineRule="auto"/>
         <w:rPr>
           <w:rFonts w:cs="Arabic Typesetting"/>
@@ -16249,6 +16419,10 @@
           <w:ilvl w:val="2"/>
           <w:numId w:val="33"/>
         </w:numPr>
+        <w:tabs>
+          <w:tab w:val="clear" w:pos="2160"/>
+          <w:tab w:val="num" w:pos="2520"/>
+        </w:tabs>
         <w:spacing w:before="0" w:beforeAutospacing="0" w:after="0" w:afterAutospacing="0"/>
         <w:jc w:val="both"/>
         <w:rPr>
@@ -16375,6 +16549,10 @@
           <w:ilvl w:val="2"/>
           <w:numId w:val="33"/>
         </w:numPr>
+        <w:tabs>
+          <w:tab w:val="clear" w:pos="2160"/>
+          <w:tab w:val="num" w:pos="2520"/>
+        </w:tabs>
         <w:spacing w:before="0" w:beforeAutospacing="0" w:after="0" w:afterAutospacing="0"/>
         <w:jc w:val="both"/>
         <w:rPr>
@@ -16401,6 +16579,10 @@
           <w:ilvl w:val="0"/>
           <w:numId w:val="1"/>
         </w:numPr>
+        <w:tabs>
+          <w:tab w:val="clear" w:pos="720"/>
+          <w:tab w:val="num" w:pos="1080"/>
+        </w:tabs>
         <w:spacing w:line="240" w:lineRule="auto"/>
         <w:rPr>
           <w:rFonts w:cs="Arabic Typesetting"/>
@@ -16427,6 +16609,10 @@
           <w:ilvl w:val="1"/>
           <w:numId w:val="1"/>
         </w:numPr>
+        <w:tabs>
+          <w:tab w:val="clear" w:pos="1440"/>
+          <w:tab w:val="num" w:pos="1800"/>
+        </w:tabs>
         <w:spacing w:line="240" w:lineRule="auto"/>
         <w:rPr>
           <w:rFonts w:cs="Arabic Typesetting"/>
@@ -16476,6 +16662,10 @@
           <w:ilvl w:val="2"/>
           <w:numId w:val="1"/>
         </w:numPr>
+        <w:tabs>
+          <w:tab w:val="clear" w:pos="2160"/>
+          <w:tab w:val="num" w:pos="2520"/>
+        </w:tabs>
         <w:spacing w:before="0" w:beforeAutospacing="0" w:after="0" w:afterAutospacing="0"/>
         <w:jc w:val="both"/>
         <w:rPr>
@@ -16519,6 +16709,10 @@
           <w:ilvl w:val="2"/>
           <w:numId w:val="1"/>
         </w:numPr>
+        <w:tabs>
+          <w:tab w:val="clear" w:pos="2160"/>
+          <w:tab w:val="num" w:pos="2520"/>
+        </w:tabs>
         <w:spacing w:before="0" w:beforeAutospacing="0" w:after="0" w:afterAutospacing="0"/>
         <w:jc w:val="both"/>
         <w:rPr>
@@ -16747,6 +16941,10 @@
           <w:ilvl w:val="2"/>
           <w:numId w:val="1"/>
         </w:numPr>
+        <w:tabs>
+          <w:tab w:val="clear" w:pos="2160"/>
+          <w:tab w:val="num" w:pos="2520"/>
+        </w:tabs>
         <w:spacing w:before="0" w:beforeAutospacing="0" w:after="0" w:afterAutospacing="0"/>
         <w:jc w:val="both"/>
         <w:rPr>
@@ -16807,6 +17005,10 @@
           <w:ilvl w:val="2"/>
           <w:numId w:val="1"/>
         </w:numPr>
+        <w:tabs>
+          <w:tab w:val="clear" w:pos="2160"/>
+          <w:tab w:val="num" w:pos="2520"/>
+        </w:tabs>
         <w:spacing w:line="240" w:lineRule="auto"/>
         <w:rPr>
           <w:rStyle w:val="Hyperlink"/>
@@ -16831,6 +17033,10 @@
           <w:ilvl w:val="0"/>
           <w:numId w:val="1"/>
         </w:numPr>
+        <w:tabs>
+          <w:tab w:val="clear" w:pos="720"/>
+          <w:tab w:val="num" w:pos="1080"/>
+        </w:tabs>
         <w:spacing w:line="240" w:lineRule="auto"/>
         <w:rPr>
           <w:rFonts w:cs="Arabic Typesetting"/>
@@ -16851,6 +17057,10 @@
           <w:ilvl w:val="1"/>
           <w:numId w:val="1"/>
         </w:numPr>
+        <w:tabs>
+          <w:tab w:val="clear" w:pos="1440"/>
+          <w:tab w:val="num" w:pos="1800"/>
+        </w:tabs>
         <w:spacing w:line="240" w:lineRule="auto"/>
         <w:rPr>
           <w:rFonts w:cs="Arabic Typesetting"/>
@@ -16919,6 +17129,10 @@
           <w:ilvl w:val="0"/>
           <w:numId w:val="2"/>
         </w:numPr>
+        <w:tabs>
+          <w:tab w:val="clear" w:pos="720"/>
+          <w:tab w:val="num" w:pos="1080"/>
+        </w:tabs>
         <w:spacing w:line="240" w:lineRule="auto"/>
         <w:rPr>
           <w:rFonts w:cs="Arabic Typesetting"/>
@@ -16939,6 +17153,10 @@
           <w:ilvl w:val="1"/>
           <w:numId w:val="58"/>
         </w:numPr>
+        <w:tabs>
+          <w:tab w:val="clear" w:pos="1440"/>
+          <w:tab w:val="num" w:pos="1800"/>
+        </w:tabs>
         <w:spacing w:line="240" w:lineRule="auto"/>
         <w:rPr>
           <w:rFonts w:cs="Arabic Typesetting"/>
@@ -16995,6 +17213,10 @@
           <w:ilvl w:val="0"/>
           <w:numId w:val="2"/>
         </w:numPr>
+        <w:tabs>
+          <w:tab w:val="clear" w:pos="720"/>
+          <w:tab w:val="num" w:pos="1080"/>
+        </w:tabs>
         <w:spacing w:line="240" w:lineRule="auto"/>
         <w:rPr>
           <w:rFonts w:cs="Arabic Typesetting"/>
@@ -17015,6 +17237,10 @@
           <w:ilvl w:val="1"/>
           <w:numId w:val="2"/>
         </w:numPr>
+        <w:tabs>
+          <w:tab w:val="clear" w:pos="1440"/>
+          <w:tab w:val="num" w:pos="1800"/>
+        </w:tabs>
         <w:spacing w:line="240" w:lineRule="auto"/>
         <w:rPr>
           <w:rFonts w:cs="Arabic Typesetting"/>
@@ -17041,6 +17267,10 @@
           <w:ilvl w:val="1"/>
           <w:numId w:val="2"/>
         </w:numPr>
+        <w:tabs>
+          <w:tab w:val="clear" w:pos="1440"/>
+          <w:tab w:val="num" w:pos="1800"/>
+        </w:tabs>
         <w:spacing w:line="240" w:lineRule="auto"/>
         <w:rPr>
           <w:rFonts w:cs="Arabic Typesetting"/>
@@ -17067,6 +17297,10 @@
           <w:ilvl w:val="0"/>
           <w:numId w:val="2"/>
         </w:numPr>
+        <w:tabs>
+          <w:tab w:val="clear" w:pos="720"/>
+          <w:tab w:val="num" w:pos="1080"/>
+        </w:tabs>
         <w:spacing w:line="240" w:lineRule="auto"/>
         <w:rPr>
           <w:rFonts w:cs="Arabic Typesetting"/>
@@ -17087,6 +17321,10 @@
           <w:ilvl w:val="1"/>
           <w:numId w:val="2"/>
         </w:numPr>
+        <w:tabs>
+          <w:tab w:val="clear" w:pos="1440"/>
+          <w:tab w:val="num" w:pos="1800"/>
+        </w:tabs>
         <w:spacing w:line="240" w:lineRule="auto"/>
         <w:rPr>
           <w:rFonts w:cs="Arabic Typesetting"/>
@@ -17115,6 +17353,10 @@
           <w:ilvl w:val="1"/>
           <w:numId w:val="2"/>
         </w:numPr>
+        <w:tabs>
+          <w:tab w:val="clear" w:pos="1440"/>
+          <w:tab w:val="num" w:pos="1800"/>
+        </w:tabs>
         <w:spacing w:line="240" w:lineRule="auto"/>
         <w:rPr>
           <w:rFonts w:cs="Arabic Typesetting"/>
@@ -17143,6 +17385,10 @@
           <w:ilvl w:val="1"/>
           <w:numId w:val="2"/>
         </w:numPr>
+        <w:tabs>
+          <w:tab w:val="clear" w:pos="1440"/>
+          <w:tab w:val="num" w:pos="1800"/>
+        </w:tabs>
         <w:spacing w:line="240" w:lineRule="auto"/>
         <w:rPr>
           <w:rFonts w:cs="Arabic Typesetting"/>
@@ -17195,6 +17441,10 @@
           <w:ilvl w:val="1"/>
           <w:numId w:val="2"/>
         </w:numPr>
+        <w:tabs>
+          <w:tab w:val="clear" w:pos="1440"/>
+          <w:tab w:val="num" w:pos="1800"/>
+        </w:tabs>
         <w:spacing w:line="240" w:lineRule="auto"/>
         <w:rPr>
           <w:rFonts w:cs="Arabic Typesetting"/>
@@ -17223,6 +17473,10 @@
           <w:ilvl w:val="1"/>
           <w:numId w:val="2"/>
         </w:numPr>
+        <w:tabs>
+          <w:tab w:val="clear" w:pos="1440"/>
+          <w:tab w:val="num" w:pos="1800"/>
+        </w:tabs>
         <w:spacing w:line="240" w:lineRule="auto"/>
         <w:rPr>
           <w:rFonts w:cs="Arabic Typesetting"/>
@@ -17299,6 +17553,10 @@
           <w:ilvl w:val="0"/>
           <w:numId w:val="2"/>
         </w:numPr>
+        <w:tabs>
+          <w:tab w:val="clear" w:pos="720"/>
+          <w:tab w:val="num" w:pos="1080"/>
+        </w:tabs>
         <w:spacing w:line="240" w:lineRule="auto"/>
         <w:rPr>
           <w:rFonts w:cs="Arabic Typesetting"/>
@@ -17325,6 +17583,10 @@
           <w:ilvl w:val="1"/>
           <w:numId w:val="2"/>
         </w:numPr>
+        <w:tabs>
+          <w:tab w:val="clear" w:pos="1440"/>
+          <w:tab w:val="num" w:pos="1800"/>
+        </w:tabs>
         <w:spacing w:line="240" w:lineRule="auto"/>
         <w:rPr>
           <w:rFonts w:cs="Arabic Typesetting"/>
@@ -17351,6 +17613,10 @@
           <w:ilvl w:val="1"/>
           <w:numId w:val="2"/>
         </w:numPr>
+        <w:tabs>
+          <w:tab w:val="clear" w:pos="1440"/>
+          <w:tab w:val="num" w:pos="1800"/>
+        </w:tabs>
         <w:spacing w:line="240" w:lineRule="auto"/>
         <w:rPr>
           <w:rFonts w:cs="Arabic Typesetting"/>
@@ -17377,6 +17643,10 @@
           <w:ilvl w:val="1"/>
           <w:numId w:val="2"/>
         </w:numPr>
+        <w:tabs>
+          <w:tab w:val="clear" w:pos="1440"/>
+          <w:tab w:val="num" w:pos="1800"/>
+        </w:tabs>
         <w:spacing w:line="240" w:lineRule="auto"/>
         <w:rPr>
           <w:rFonts w:cs="Arabic Typesetting"/>
@@ -17403,6 +17673,10 @@
           <w:ilvl w:val="0"/>
           <w:numId w:val="2"/>
         </w:numPr>
+        <w:tabs>
+          <w:tab w:val="clear" w:pos="720"/>
+          <w:tab w:val="num" w:pos="1080"/>
+        </w:tabs>
         <w:spacing w:line="240" w:lineRule="auto"/>
         <w:rPr>
           <w:rFonts w:cs="Arabic Typesetting"/>
@@ -17433,6 +17707,10 @@
           <w:ilvl w:val="1"/>
           <w:numId w:val="2"/>
         </w:numPr>
+        <w:tabs>
+          <w:tab w:val="clear" w:pos="1440"/>
+          <w:tab w:val="num" w:pos="1800"/>
+        </w:tabs>
         <w:spacing w:line="240" w:lineRule="auto"/>
         <w:rPr>
           <w:rFonts w:cs="Arabic Typesetting"/>
@@ -17487,6 +17765,10 @@
           <w:ilvl w:val="1"/>
           <w:numId w:val="2"/>
         </w:numPr>
+        <w:tabs>
+          <w:tab w:val="clear" w:pos="1440"/>
+          <w:tab w:val="num" w:pos="1800"/>
+        </w:tabs>
         <w:spacing w:line="240" w:lineRule="auto"/>
         <w:rPr>
           <w:rFonts w:cs="Arabic Typesetting"/>
@@ -17535,6 +17817,10 @@
           <w:ilvl w:val="1"/>
           <w:numId w:val="2"/>
         </w:numPr>
+        <w:tabs>
+          <w:tab w:val="clear" w:pos="1440"/>
+          <w:tab w:val="num" w:pos="1800"/>
+        </w:tabs>
         <w:spacing w:line="240" w:lineRule="auto"/>
         <w:rPr>
           <w:rFonts w:cs="Arabic Typesetting"/>
@@ -17563,6 +17849,10 @@
           <w:ilvl w:val="0"/>
           <w:numId w:val="2"/>
         </w:numPr>
+        <w:tabs>
+          <w:tab w:val="clear" w:pos="720"/>
+          <w:tab w:val="num" w:pos="1080"/>
+        </w:tabs>
         <w:spacing w:line="240" w:lineRule="auto"/>
         <w:rPr>
           <w:rFonts w:cs="Arabic Typesetting"/>
@@ -17583,6 +17873,10 @@
           <w:ilvl w:val="1"/>
           <w:numId w:val="2"/>
         </w:numPr>
+        <w:tabs>
+          <w:tab w:val="clear" w:pos="1440"/>
+          <w:tab w:val="num" w:pos="1800"/>
+        </w:tabs>
         <w:spacing w:line="240" w:lineRule="auto"/>
         <w:rPr>
           <w:rFonts w:cs="Arabic Typesetting"/>
@@ -17633,6 +17927,10 @@
           <w:ilvl w:val="0"/>
           <w:numId w:val="2"/>
         </w:numPr>
+        <w:tabs>
+          <w:tab w:val="clear" w:pos="720"/>
+          <w:tab w:val="num" w:pos="1080"/>
+        </w:tabs>
         <w:spacing w:line="240" w:lineRule="auto"/>
         <w:rPr>
           <w:rFonts w:cs="Arabic Typesetting"/>
@@ -17659,6 +17957,10 @@
           <w:ilvl w:val="1"/>
           <w:numId w:val="2"/>
         </w:numPr>
+        <w:tabs>
+          <w:tab w:val="clear" w:pos="1440"/>
+          <w:tab w:val="num" w:pos="1800"/>
+        </w:tabs>
         <w:spacing w:line="240" w:lineRule="auto"/>
         <w:rPr>
           <w:rFonts w:cs="Arabic Typesetting"/>
@@ -17685,6 +17987,10 @@
           <w:ilvl w:val="1"/>
           <w:numId w:val="2"/>
         </w:numPr>
+        <w:tabs>
+          <w:tab w:val="clear" w:pos="1440"/>
+          <w:tab w:val="num" w:pos="1800"/>
+        </w:tabs>
         <w:spacing w:line="240" w:lineRule="auto"/>
         <w:rPr>
           <w:rFonts w:cs="Arabic Typesetting"/>
@@ -17759,6 +18065,10 @@
           <w:ilvl w:val="0"/>
           <w:numId w:val="2"/>
         </w:numPr>
+        <w:tabs>
+          <w:tab w:val="clear" w:pos="720"/>
+          <w:tab w:val="num" w:pos="1080"/>
+        </w:tabs>
         <w:spacing w:line="240" w:lineRule="auto"/>
         <w:rPr>
           <w:rFonts w:cs="Arabic Typesetting"/>
@@ -17785,6 +18095,10 @@
           <w:ilvl w:val="1"/>
           <w:numId w:val="2"/>
         </w:numPr>
+        <w:tabs>
+          <w:tab w:val="clear" w:pos="1440"/>
+          <w:tab w:val="num" w:pos="1800"/>
+        </w:tabs>
         <w:spacing w:line="240" w:lineRule="auto"/>
         <w:rPr>
           <w:rFonts w:cs="Arabic Typesetting"/>
@@ -17813,6 +18127,10 @@
           <w:ilvl w:val="1"/>
           <w:numId w:val="2"/>
         </w:numPr>
+        <w:tabs>
+          <w:tab w:val="clear" w:pos="1440"/>
+          <w:tab w:val="num" w:pos="1800"/>
+        </w:tabs>
         <w:spacing w:line="240" w:lineRule="auto"/>
         <w:rPr>
           <w:rFonts w:cs="Arabic Typesetting"/>
@@ -17833,21 +18151,7 @@
         <w:rPr>
           <w:rFonts w:cs="Arabic Typesetting"/>
         </w:rPr>
-        <w:t xml:space="preserve">: </w:t>
-      </w:r>
-      <w:proofErr w:type="gramStart"/>
-      <w:r>
-        <w:rPr>
-          <w:rFonts w:cs="Arabic Typesetting"/>
-        </w:rPr>
-        <w:t>Low-latency</w:t>
-      </w:r>
-      <w:proofErr w:type="gramEnd"/>
-      <w:r>
-        <w:rPr>
-          <w:rFonts w:cs="Arabic Typesetting"/>
-        </w:rPr>
-        <w:t xml:space="preserve"> streaming for market data.</w:t>
+        <w:t>: Low-latency streaming for market data.</w:t>
       </w:r>
     </w:p>
     <w:p>
@@ -17856,6 +18160,10 @@
           <w:ilvl w:val="1"/>
           <w:numId w:val="2"/>
         </w:numPr>
+        <w:tabs>
+          <w:tab w:val="clear" w:pos="1440"/>
+          <w:tab w:val="num" w:pos="1800"/>
+        </w:tabs>
         <w:spacing w:line="240" w:lineRule="auto"/>
         <w:rPr>
           <w:rFonts w:cs="Arabic Typesetting"/>
@@ -17884,6 +18192,10 @@
           <w:ilvl w:val="0"/>
           <w:numId w:val="2"/>
         </w:numPr>
+        <w:tabs>
+          <w:tab w:val="clear" w:pos="720"/>
+          <w:tab w:val="num" w:pos="1080"/>
+        </w:tabs>
         <w:spacing w:line="240" w:lineRule="auto"/>
         <w:rPr>
           <w:rFonts w:cs="Arabic Typesetting"/>
@@ -17912,6 +18224,10 @@
           <w:ilvl w:val="1"/>
           <w:numId w:val="2"/>
         </w:numPr>
+        <w:tabs>
+          <w:tab w:val="clear" w:pos="1440"/>
+          <w:tab w:val="num" w:pos="1800"/>
+        </w:tabs>
         <w:spacing w:line="240" w:lineRule="auto"/>
         <w:rPr>
           <w:rFonts w:cs="Arabic Typesetting"/>
@@ -17952,6 +18268,10 @@
           <w:ilvl w:val="0"/>
           <w:numId w:val="2"/>
         </w:numPr>
+        <w:tabs>
+          <w:tab w:val="clear" w:pos="720"/>
+          <w:tab w:val="num" w:pos="1080"/>
+        </w:tabs>
         <w:spacing w:line="240" w:lineRule="auto"/>
         <w:rPr>
           <w:rFonts w:cs="Arabic Typesetting"/>
@@ -17980,6 +18300,10 @@
           <w:ilvl w:val="1"/>
           <w:numId w:val="2"/>
         </w:numPr>
+        <w:tabs>
+          <w:tab w:val="clear" w:pos="1440"/>
+          <w:tab w:val="num" w:pos="1800"/>
+        </w:tabs>
         <w:spacing w:line="240" w:lineRule="auto"/>
         <w:rPr>
           <w:rFonts w:cs="Arabic Typesetting"/>
@@ -18008,6 +18332,10 @@
           <w:ilvl w:val="1"/>
           <w:numId w:val="2"/>
         </w:numPr>
+        <w:tabs>
+          <w:tab w:val="clear" w:pos="1440"/>
+          <w:tab w:val="num" w:pos="1800"/>
+        </w:tabs>
         <w:spacing w:line="240" w:lineRule="auto"/>
         <w:rPr>
           <w:rFonts w:cs="Arabic Typesetting"/>
@@ -18042,6 +18370,10 @@
           <w:ilvl w:val="0"/>
           <w:numId w:val="2"/>
         </w:numPr>
+        <w:tabs>
+          <w:tab w:val="clear" w:pos="720"/>
+          <w:tab w:val="num" w:pos="1080"/>
+        </w:tabs>
         <w:spacing w:line="240" w:lineRule="auto"/>
         <w:rPr>
           <w:rFonts w:cs="Arabic Typesetting"/>
@@ -18062,6 +18394,10 @@
           <w:ilvl w:val="1"/>
           <w:numId w:val="2"/>
         </w:numPr>
+        <w:tabs>
+          <w:tab w:val="clear" w:pos="1440"/>
+          <w:tab w:val="num" w:pos="1800"/>
+        </w:tabs>
         <w:spacing w:line="240" w:lineRule="auto"/>
         <w:rPr>
           <w:rFonts w:cs="Arabic Typesetting"/>
@@ -18100,6 +18436,10 @@
           <w:ilvl w:val="1"/>
           <w:numId w:val="2"/>
         </w:numPr>
+        <w:tabs>
+          <w:tab w:val="clear" w:pos="1440"/>
+          <w:tab w:val="num" w:pos="1800"/>
+        </w:tabs>
         <w:spacing w:line="240" w:lineRule="auto"/>
         <w:rPr>
           <w:rFonts w:cs="Arabic Typesetting"/>
@@ -18129,6 +18469,10 @@
           <w:ilvl w:val="1"/>
           <w:numId w:val="2"/>
         </w:numPr>
+        <w:tabs>
+          <w:tab w:val="clear" w:pos="1440"/>
+          <w:tab w:val="num" w:pos="1800"/>
+        </w:tabs>
         <w:spacing w:line="240" w:lineRule="auto"/>
         <w:rPr>
           <w:rFonts w:cs="Arabic Typesetting"/>
@@ -18157,6 +18501,10 @@
           <w:ilvl w:val="1"/>
           <w:numId w:val="2"/>
         </w:numPr>
+        <w:tabs>
+          <w:tab w:val="clear" w:pos="1440"/>
+          <w:tab w:val="num" w:pos="1800"/>
+        </w:tabs>
         <w:spacing w:line="240" w:lineRule="auto"/>
         <w:rPr>
           <w:rFonts w:cs="Arabic Typesetting"/>
@@ -18185,6 +18533,10 @@
           <w:ilvl w:val="1"/>
           <w:numId w:val="2"/>
         </w:numPr>
+        <w:tabs>
+          <w:tab w:val="clear" w:pos="1440"/>
+          <w:tab w:val="num" w:pos="1800"/>
+        </w:tabs>
         <w:spacing w:line="240" w:lineRule="auto"/>
         <w:rPr>
           <w:rFonts w:cs="Arabic Typesetting"/>
@@ -18212,6 +18564,10 @@
           <w:ilvl w:val="0"/>
           <w:numId w:val="2"/>
         </w:numPr>
+        <w:tabs>
+          <w:tab w:val="clear" w:pos="720"/>
+          <w:tab w:val="num" w:pos="1080"/>
+        </w:tabs>
         <w:spacing w:line="240" w:lineRule="auto"/>
         <w:rPr>
           <w:rFonts w:cs="Arabic Typesetting"/>
@@ -18238,6 +18594,10 @@
           <w:ilvl w:val="1"/>
           <w:numId w:val="2"/>
         </w:numPr>
+        <w:tabs>
+          <w:tab w:val="clear" w:pos="1440"/>
+          <w:tab w:val="num" w:pos="1800"/>
+        </w:tabs>
         <w:spacing w:line="240" w:lineRule="auto"/>
         <w:rPr>
           <w:rFonts w:cs="Arabic Typesetting"/>
@@ -18256,6 +18616,10 @@
           <w:ilvl w:val="1"/>
           <w:numId w:val="2"/>
         </w:numPr>
+        <w:tabs>
+          <w:tab w:val="clear" w:pos="1440"/>
+          <w:tab w:val="num" w:pos="1800"/>
+        </w:tabs>
         <w:spacing w:line="240" w:lineRule="auto"/>
         <w:rPr>
           <w:rFonts w:cs="Arabic Typesetting"/>
@@ -18274,6 +18638,10 @@
           <w:ilvl w:val="1"/>
           <w:numId w:val="2"/>
         </w:numPr>
+        <w:tabs>
+          <w:tab w:val="clear" w:pos="1440"/>
+          <w:tab w:val="num" w:pos="1800"/>
+        </w:tabs>
         <w:spacing w:line="240" w:lineRule="auto"/>
         <w:rPr>
           <w:rFonts w:cs="Arabic Typesetting"/>
@@ -18300,6 +18668,10 @@
           <w:ilvl w:val="0"/>
           <w:numId w:val="2"/>
         </w:numPr>
+        <w:tabs>
+          <w:tab w:val="clear" w:pos="720"/>
+          <w:tab w:val="num" w:pos="1080"/>
+        </w:tabs>
         <w:spacing w:line="240" w:lineRule="auto"/>
         <w:rPr>
           <w:rFonts w:cs="Arabic Typesetting"/>
@@ -18326,6 +18698,10 @@
           <w:ilvl w:val="1"/>
           <w:numId w:val="2"/>
         </w:numPr>
+        <w:tabs>
+          <w:tab w:val="clear" w:pos="1440"/>
+          <w:tab w:val="num" w:pos="1800"/>
+        </w:tabs>
         <w:spacing w:line="240" w:lineRule="auto"/>
         <w:rPr>
           <w:rFonts w:cs="Arabic Typesetting"/>
@@ -18371,6 +18747,10 @@
           <w:ilvl w:val="0"/>
           <w:numId w:val="2"/>
         </w:numPr>
+        <w:tabs>
+          <w:tab w:val="clear" w:pos="720"/>
+          <w:tab w:val="num" w:pos="1080"/>
+        </w:tabs>
         <w:spacing w:line="240" w:lineRule="auto"/>
         <w:rPr>
           <w:rFonts w:cs="Arabic Typesetting"/>
@@ -18397,6 +18777,10 @@
           <w:ilvl w:val="1"/>
           <w:numId w:val="2"/>
         </w:numPr>
+        <w:tabs>
+          <w:tab w:val="clear" w:pos="1440"/>
+          <w:tab w:val="num" w:pos="1800"/>
+        </w:tabs>
         <w:spacing w:line="240" w:lineRule="auto"/>
         <w:rPr>
           <w:rFonts w:cs="Arabic Typesetting"/>
@@ -18441,6 +18825,10 @@
           <w:ilvl w:val="0"/>
           <w:numId w:val="2"/>
         </w:numPr>
+        <w:tabs>
+          <w:tab w:val="clear" w:pos="720"/>
+          <w:tab w:val="num" w:pos="1080"/>
+        </w:tabs>
         <w:spacing w:line="240" w:lineRule="auto"/>
         <w:rPr>
           <w:rFonts w:cs="Arabic Typesetting"/>
@@ -18467,6 +18855,10 @@
           <w:ilvl w:val="1"/>
           <w:numId w:val="2"/>
         </w:numPr>
+        <w:tabs>
+          <w:tab w:val="clear" w:pos="1440"/>
+          <w:tab w:val="num" w:pos="1800"/>
+        </w:tabs>
         <w:spacing w:line="240" w:lineRule="auto"/>
         <w:rPr>
           <w:rFonts w:cs="Arabic Typesetting"/>
@@ -18493,6 +18885,10 @@
           <w:ilvl w:val="1"/>
           <w:numId w:val="2"/>
         </w:numPr>
+        <w:tabs>
+          <w:tab w:val="clear" w:pos="1440"/>
+          <w:tab w:val="num" w:pos="1800"/>
+        </w:tabs>
         <w:spacing w:line="240" w:lineRule="auto"/>
         <w:rPr>
           <w:rFonts w:cs="Arabic Typesetting"/>
@@ -18519,6 +18915,10 @@
           <w:ilvl w:val="1"/>
           <w:numId w:val="2"/>
         </w:numPr>
+        <w:tabs>
+          <w:tab w:val="clear" w:pos="1440"/>
+          <w:tab w:val="num" w:pos="1800"/>
+        </w:tabs>
         <w:spacing w:line="240" w:lineRule="auto"/>
         <w:rPr>
           <w:rFonts w:cs="Arabic Typesetting"/>
@@ -18567,6 +18967,10 @@
           <w:ilvl w:val="0"/>
           <w:numId w:val="2"/>
         </w:numPr>
+        <w:tabs>
+          <w:tab w:val="clear" w:pos="720"/>
+          <w:tab w:val="num" w:pos="1080"/>
+        </w:tabs>
         <w:spacing w:line="240" w:lineRule="auto"/>
         <w:rPr>
           <w:rFonts w:cs="Arabic Typesetting"/>
@@ -18593,6 +18997,10 @@
           <w:ilvl w:val="1"/>
           <w:numId w:val="2"/>
         </w:numPr>
+        <w:tabs>
+          <w:tab w:val="clear" w:pos="1440"/>
+          <w:tab w:val="num" w:pos="1800"/>
+        </w:tabs>
         <w:spacing w:line="240" w:lineRule="auto"/>
         <w:rPr>
           <w:rFonts w:cs="Arabic Typesetting"/>
@@ -18666,6 +19074,10 @@
           <w:ilvl w:val="1"/>
           <w:numId w:val="2"/>
         </w:numPr>
+        <w:tabs>
+          <w:tab w:val="clear" w:pos="1440"/>
+          <w:tab w:val="num" w:pos="1800"/>
+        </w:tabs>
         <w:spacing w:line="240" w:lineRule="auto"/>
         <w:rPr>
           <w:rFonts w:cs="Arabic Typesetting"/>
@@ -18716,6 +19128,10 @@
           <w:ilvl w:val="1"/>
           <w:numId w:val="2"/>
         </w:numPr>
+        <w:tabs>
+          <w:tab w:val="clear" w:pos="1440"/>
+          <w:tab w:val="num" w:pos="1800"/>
+        </w:tabs>
         <w:spacing w:line="240" w:lineRule="auto"/>
         <w:rPr>
           <w:rFonts w:cs="Arabic Typesetting"/>
@@ -18742,6 +19158,10 @@
           <w:ilvl w:val="0"/>
           <w:numId w:val="2"/>
         </w:numPr>
+        <w:tabs>
+          <w:tab w:val="clear" w:pos="720"/>
+          <w:tab w:val="num" w:pos="1080"/>
+        </w:tabs>
         <w:spacing w:line="240" w:lineRule="auto"/>
         <w:rPr>
           <w:rFonts w:cs="Arabic Typesetting"/>
@@ -18768,6 +19188,10 @@
           <w:ilvl w:val="1"/>
           <w:numId w:val="2"/>
         </w:numPr>
+        <w:tabs>
+          <w:tab w:val="clear" w:pos="1440"/>
+          <w:tab w:val="num" w:pos="1800"/>
+        </w:tabs>
         <w:spacing w:line="240" w:lineRule="auto"/>
         <w:rPr>
           <w:rFonts w:cs="Arabic Typesetting"/>
@@ -18822,6 +19246,10 @@
           <w:ilvl w:val="1"/>
           <w:numId w:val="2"/>
         </w:numPr>
+        <w:tabs>
+          <w:tab w:val="clear" w:pos="1440"/>
+          <w:tab w:val="num" w:pos="1800"/>
+        </w:tabs>
         <w:spacing w:line="240" w:lineRule="auto"/>
         <w:rPr>
           <w:rFonts w:cs="Arabic Typesetting"/>
@@ -18866,6 +19294,10 @@
           <w:ilvl w:val="1"/>
           <w:numId w:val="2"/>
         </w:numPr>
+        <w:tabs>
+          <w:tab w:val="clear" w:pos="1440"/>
+          <w:tab w:val="num" w:pos="1800"/>
+        </w:tabs>
         <w:spacing w:line="240" w:lineRule="auto"/>
         <w:rPr>
           <w:rFonts w:cs="Arabic Typesetting"/>
@@ -18916,6 +19348,10 @@
           <w:ilvl w:val="0"/>
           <w:numId w:val="2"/>
         </w:numPr>
+        <w:tabs>
+          <w:tab w:val="clear" w:pos="720"/>
+          <w:tab w:val="num" w:pos="1080"/>
+        </w:tabs>
         <w:spacing w:line="240" w:lineRule="auto"/>
         <w:rPr>
           <w:rFonts w:cs="Arabic Typesetting"/>
@@ -18938,6 +19374,10 @@
           <w:ilvl w:val="1"/>
           <w:numId w:val="2"/>
         </w:numPr>
+        <w:tabs>
+          <w:tab w:val="clear" w:pos="1440"/>
+          <w:tab w:val="num" w:pos="1800"/>
+        </w:tabs>
         <w:spacing w:line="240" w:lineRule="auto"/>
         <w:rPr>
           <w:rFonts w:cs="Arabic Typesetting"/>
@@ -18994,6 +19434,10 @@
           <w:ilvl w:val="1"/>
           <w:numId w:val="2"/>
         </w:numPr>
+        <w:tabs>
+          <w:tab w:val="clear" w:pos="1440"/>
+          <w:tab w:val="num" w:pos="1800"/>
+        </w:tabs>
         <w:spacing w:line="240" w:lineRule="auto"/>
         <w:rPr>
           <w:rFonts w:cs="Arabic Typesetting"/>
@@ -19048,6 +19492,10 @@
           <w:ilvl w:val="1"/>
           <w:numId w:val="2"/>
         </w:numPr>
+        <w:tabs>
+          <w:tab w:val="clear" w:pos="1440"/>
+          <w:tab w:val="num" w:pos="1800"/>
+        </w:tabs>
         <w:spacing w:line="240" w:lineRule="auto"/>
         <w:rPr>
           <w:rFonts w:cs="Arabic Typesetting"/>
@@ -19114,6 +19562,10 @@
           <w:ilvl w:val="1"/>
           <w:numId w:val="2"/>
         </w:numPr>
+        <w:tabs>
+          <w:tab w:val="clear" w:pos="1440"/>
+          <w:tab w:val="num" w:pos="1800"/>
+        </w:tabs>
         <w:spacing w:line="240" w:lineRule="auto"/>
         <w:rPr>
           <w:rFonts w:cs="Arabic Typesetting"/>
@@ -19156,6 +19608,10 @@
           <w:ilvl w:val="1"/>
           <w:numId w:val="2"/>
         </w:numPr>
+        <w:tabs>
+          <w:tab w:val="clear" w:pos="1440"/>
+          <w:tab w:val="num" w:pos="1800"/>
+        </w:tabs>
         <w:spacing w:line="240" w:lineRule="auto"/>
         <w:rPr>
           <w:rFonts w:cs="Arabic Typesetting"/>
@@ -19196,6 +19652,10 @@
           <w:ilvl w:val="1"/>
           <w:numId w:val="2"/>
         </w:numPr>
+        <w:tabs>
+          <w:tab w:val="clear" w:pos="1440"/>
+          <w:tab w:val="num" w:pos="1800"/>
+        </w:tabs>
         <w:spacing w:line="240" w:lineRule="auto"/>
         <w:rPr>
           <w:rFonts w:cs="Arabic Typesetting"/>
@@ -19236,6 +19696,10 @@
           <w:ilvl w:val="1"/>
           <w:numId w:val="2"/>
         </w:numPr>
+        <w:tabs>
+          <w:tab w:val="clear" w:pos="1440"/>
+          <w:tab w:val="num" w:pos="1800"/>
+        </w:tabs>
         <w:spacing w:line="240" w:lineRule="auto"/>
         <w:rPr>
           <w:rFonts w:cs="Arabic Typesetting"/>
@@ -19290,6 +19754,10 @@
           <w:ilvl w:val="0"/>
           <w:numId w:val="2"/>
         </w:numPr>
+        <w:tabs>
+          <w:tab w:val="clear" w:pos="720"/>
+          <w:tab w:val="num" w:pos="1080"/>
+        </w:tabs>
         <w:spacing w:line="240" w:lineRule="auto"/>
         <w:rPr>
           <w:rFonts w:cs="Arabic Typesetting"/>
@@ -19310,6 +19778,10 @@
           <w:ilvl w:val="1"/>
           <w:numId w:val="2"/>
         </w:numPr>
+        <w:tabs>
+          <w:tab w:val="clear" w:pos="1440"/>
+          <w:tab w:val="num" w:pos="1800"/>
+        </w:tabs>
         <w:spacing w:line="240" w:lineRule="auto"/>
         <w:rPr>
           <w:rFonts w:cs="Arabic Typesetting"/>
@@ -19626,6 +20098,10 @@
           <w:ilvl w:val="0"/>
           <w:numId w:val="61"/>
         </w:numPr>
+        <w:tabs>
+          <w:tab w:val="clear" w:pos="720"/>
+          <w:tab w:val="num" w:pos="1080"/>
+        </w:tabs>
         <w:spacing w:line="240" w:lineRule="auto"/>
         <w:rPr>
           <w:rFonts w:cs="Arabic Typesetting"/>
@@ -19678,6 +20154,10 @@
           <w:ilvl w:val="0"/>
           <w:numId w:val="61"/>
         </w:numPr>
+        <w:tabs>
+          <w:tab w:val="clear" w:pos="720"/>
+          <w:tab w:val="num" w:pos="1080"/>
+        </w:tabs>
         <w:spacing w:line="240" w:lineRule="auto"/>
         <w:rPr>
           <w:rFonts w:cs="Arabic Typesetting"/>
@@ -19714,6 +20194,10 @@
           <w:ilvl w:val="1"/>
           <w:numId w:val="61"/>
         </w:numPr>
+        <w:tabs>
+          <w:tab w:val="clear" w:pos="1440"/>
+          <w:tab w:val="num" w:pos="1800"/>
+        </w:tabs>
         <w:spacing w:line="240" w:lineRule="auto"/>
         <w:rPr>
           <w:rFonts w:cs="Arabic Typesetting"/>
@@ -19761,6 +20245,10 @@
           <w:ilvl w:val="1"/>
           <w:numId w:val="61"/>
         </w:numPr>
+        <w:tabs>
+          <w:tab w:val="clear" w:pos="1440"/>
+          <w:tab w:val="num" w:pos="1800"/>
+        </w:tabs>
         <w:spacing w:line="240" w:lineRule="auto"/>
         <w:rPr>
           <w:rFonts w:cs="Arabic Typesetting"/>
@@ -19790,6 +20278,10 @@
           <w:ilvl w:val="1"/>
           <w:numId w:val="61"/>
         </w:numPr>
+        <w:tabs>
+          <w:tab w:val="clear" w:pos="1440"/>
+          <w:tab w:val="num" w:pos="1800"/>
+        </w:tabs>
         <w:spacing w:line="240" w:lineRule="auto"/>
         <w:rPr>
           <w:rFonts w:cs="Arabic Typesetting"/>
@@ -19830,6 +20322,10 @@
           <w:ilvl w:val="1"/>
           <w:numId w:val="61"/>
         </w:numPr>
+        <w:tabs>
+          <w:tab w:val="clear" w:pos="1440"/>
+          <w:tab w:val="num" w:pos="1800"/>
+        </w:tabs>
         <w:spacing w:line="240" w:lineRule="auto"/>
         <w:rPr>
           <w:rFonts w:cs="Arabic Typesetting"/>
@@ -19861,6 +20357,10 @@
           <w:ilvl w:val="1"/>
           <w:numId w:val="61"/>
         </w:numPr>
+        <w:tabs>
+          <w:tab w:val="clear" w:pos="1440"/>
+          <w:tab w:val="num" w:pos="1800"/>
+        </w:tabs>
         <w:spacing w:line="240" w:lineRule="auto"/>
         <w:rPr>
           <w:rFonts w:cs="Arabic Typesetting"/>
@@ -19892,6 +20392,10 @@
           <w:ilvl w:val="0"/>
           <w:numId w:val="61"/>
         </w:numPr>
+        <w:tabs>
+          <w:tab w:val="clear" w:pos="720"/>
+          <w:tab w:val="num" w:pos="1080"/>
+        </w:tabs>
         <w:spacing w:line="240" w:lineRule="auto"/>
         <w:rPr>
           <w:rFonts w:cs="Arabic Typesetting"/>
@@ -19928,6 +20432,10 @@
           <w:ilvl w:val="0"/>
           <w:numId w:val="61"/>
         </w:numPr>
+        <w:tabs>
+          <w:tab w:val="clear" w:pos="720"/>
+          <w:tab w:val="num" w:pos="1080"/>
+        </w:tabs>
         <w:spacing w:line="240" w:lineRule="auto"/>
         <w:rPr>
           <w:rFonts w:cs="Arabic Typesetting"/>
@@ -19996,6 +20504,10 @@
           <w:ilvl w:val="0"/>
           <w:numId w:val="61"/>
         </w:numPr>
+        <w:tabs>
+          <w:tab w:val="clear" w:pos="720"/>
+          <w:tab w:val="num" w:pos="1080"/>
+        </w:tabs>
         <w:spacing w:line="240" w:lineRule="auto"/>
         <w:rPr>
           <w:rFonts w:cs="Arabic Typesetting"/>
@@ -20016,6 +20528,10 @@
           <w:ilvl w:val="0"/>
           <w:numId w:val="61"/>
         </w:numPr>
+        <w:tabs>
+          <w:tab w:val="clear" w:pos="720"/>
+          <w:tab w:val="num" w:pos="1080"/>
+        </w:tabs>
         <w:spacing w:line="240" w:lineRule="auto"/>
         <w:rPr>
           <w:rFonts w:cs="Arabic Typesetting"/>
@@ -20191,6 +20707,10 @@
           <w:ilvl w:val="0"/>
           <w:numId w:val="66"/>
         </w:numPr>
+        <w:tabs>
+          <w:tab w:val="clear" w:pos="720"/>
+          <w:tab w:val="num" w:pos="1080"/>
+        </w:tabs>
         <w:spacing w:line="240" w:lineRule="auto"/>
         <w:rPr>
           <w:rFonts w:cs="Arabic Typesetting"/>
@@ -20234,6 +20754,10 @@
           <w:ilvl w:val="1"/>
           <w:numId w:val="66"/>
         </w:numPr>
+        <w:tabs>
+          <w:tab w:val="clear" w:pos="1440"/>
+          <w:tab w:val="num" w:pos="1800"/>
+        </w:tabs>
         <w:spacing w:line="240" w:lineRule="auto"/>
         <w:rPr>
           <w:rFonts w:cs="Arabic Typesetting"/>
@@ -20248,21 +20772,12 @@
         <w:t>/</w:t>
       </w:r>
       <w:proofErr w:type="spellStart"/>
-      <w:proofErr w:type="gramStart"/>
-      <w:r>
-        <w:rPr>
-          <w:rFonts w:cs="Arabic Typesetting"/>
-          <w:color w:val="0000FF"/>
-        </w:rPr>
-        <w:t>nautilus</w:t>
-      </w:r>
-      <w:proofErr w:type="gramEnd"/>
-      <w:r>
-        <w:rPr>
-          <w:rFonts w:cs="Arabic Typesetting"/>
-          <w:color w:val="0000FF"/>
-        </w:rPr>
-        <w:t>_trader_engine</w:t>
+      <w:r>
+        <w:rPr>
+          <w:rFonts w:cs="Arabic Typesetting"/>
+          <w:color w:val="0000FF"/>
+        </w:rPr>
+        <w:t>nautilus_trader_engine</w:t>
       </w:r>
       <w:proofErr w:type="spellEnd"/>
       <w:r>
@@ -20295,6 +20810,10 @@
           <w:ilvl w:val="1"/>
           <w:numId w:val="66"/>
         </w:numPr>
+        <w:tabs>
+          <w:tab w:val="clear" w:pos="1440"/>
+          <w:tab w:val="num" w:pos="1800"/>
+        </w:tabs>
         <w:spacing w:line="240" w:lineRule="auto"/>
         <w:rPr>
           <w:rFonts w:cs="Arabic Typesetting"/>
@@ -20309,21 +20828,12 @@
         <w:t>/</w:t>
       </w:r>
       <w:proofErr w:type="spellStart"/>
-      <w:proofErr w:type="gramStart"/>
-      <w:r>
-        <w:rPr>
-          <w:rFonts w:cs="Arabic Typesetting"/>
-          <w:color w:val="0000FF"/>
-        </w:rPr>
-        <w:t>ai</w:t>
-      </w:r>
-      <w:proofErr w:type="gramEnd"/>
-      <w:r>
-        <w:rPr>
-          <w:rFonts w:cs="Arabic Typesetting"/>
-          <w:color w:val="0000FF"/>
-        </w:rPr>
-        <w:t>_assistant</w:t>
+      <w:r>
+        <w:rPr>
+          <w:rFonts w:cs="Arabic Typesetting"/>
+          <w:color w:val="0000FF"/>
+        </w:rPr>
+        <w:t>ai_assistant</w:t>
       </w:r>
       <w:proofErr w:type="spellEnd"/>
       <w:r>
@@ -20340,34 +20850,22 @@
           <w:ilvl w:val="1"/>
           <w:numId w:val="66"/>
         </w:numPr>
-        <w:spacing w:line="240" w:lineRule="auto"/>
-        <w:rPr>
-          <w:rFonts w:cs="Arabic Typesetting"/>
-          <w:color w:val="0000FF"/>
-        </w:rPr>
-      </w:pPr>
-      <w:r>
-        <w:rPr>
-          <w:rFonts w:cs="Arabic Typesetting"/>
-          <w:color w:val="0000FF"/>
-        </w:rPr>
-        <w:t>/</w:t>
-      </w:r>
-      <w:proofErr w:type="gramStart"/>
-      <w:r>
-        <w:rPr>
-          <w:rFonts w:cs="Arabic Typesetting"/>
-          <w:color w:val="0000FF"/>
-        </w:rPr>
-        <w:t>frontend</w:t>
-      </w:r>
-      <w:proofErr w:type="gramEnd"/>
-      <w:r>
-        <w:rPr>
-          <w:rFonts w:cs="Arabic Typesetting"/>
-          <w:color w:val="0000FF"/>
-        </w:rPr>
-        <w:t>: Next.js-based user interface.</w:t>
+        <w:tabs>
+          <w:tab w:val="clear" w:pos="1440"/>
+          <w:tab w:val="num" w:pos="1800"/>
+        </w:tabs>
+        <w:spacing w:line="240" w:lineRule="auto"/>
+        <w:rPr>
+          <w:rFonts w:cs="Arabic Typesetting"/>
+          <w:color w:val="0000FF"/>
+        </w:rPr>
+      </w:pPr>
+      <w:r>
+        <w:rPr>
+          <w:rFonts w:cs="Arabic Typesetting"/>
+          <w:color w:val="0000FF"/>
+        </w:rPr>
+        <w:t>/frontend: Next.js-based user interface.</w:t>
       </w:r>
     </w:p>
     <w:p>
@@ -20376,6 +20874,10 @@
           <w:ilvl w:val="0"/>
           <w:numId w:val="66"/>
         </w:numPr>
+        <w:tabs>
+          <w:tab w:val="clear" w:pos="720"/>
+          <w:tab w:val="num" w:pos="1080"/>
+        </w:tabs>
         <w:spacing w:line="240" w:lineRule="auto"/>
         <w:rPr>
           <w:rFonts w:cs="Arabic Typesetting"/>
@@ -20405,6 +20907,10 @@
           <w:ilvl w:val="0"/>
           <w:numId w:val="66"/>
         </w:numPr>
+        <w:tabs>
+          <w:tab w:val="clear" w:pos="720"/>
+          <w:tab w:val="num" w:pos="1080"/>
+        </w:tabs>
         <w:spacing w:line="240" w:lineRule="auto"/>
         <w:rPr>
           <w:rFonts w:cs="Arabic Typesetting"/>
@@ -20492,6 +20998,10 @@
           <w:ilvl w:val="0"/>
           <w:numId w:val="67"/>
         </w:numPr>
+        <w:tabs>
+          <w:tab w:val="clear" w:pos="720"/>
+          <w:tab w:val="num" w:pos="1080"/>
+        </w:tabs>
         <w:spacing w:line="240" w:lineRule="auto"/>
         <w:rPr>
           <w:rFonts w:cs="Arabic Typesetting"/>
@@ -20551,6 +21061,10 @@
           <w:ilvl w:val="0"/>
           <w:numId w:val="67"/>
         </w:numPr>
+        <w:tabs>
+          <w:tab w:val="clear" w:pos="720"/>
+          <w:tab w:val="num" w:pos="1080"/>
+        </w:tabs>
         <w:spacing w:line="240" w:lineRule="auto"/>
         <w:rPr>
           <w:rFonts w:cs="Arabic Typesetting"/>
@@ -20580,6 +21094,10 @@
           <w:ilvl w:val="1"/>
           <w:numId w:val="67"/>
         </w:numPr>
+        <w:tabs>
+          <w:tab w:val="clear" w:pos="1440"/>
+          <w:tab w:val="num" w:pos="1800"/>
+        </w:tabs>
         <w:spacing w:line="240" w:lineRule="auto"/>
         <w:rPr>
           <w:rFonts w:cs="Arabic Typesetting"/>
@@ -20636,6 +21154,10 @@
           <w:ilvl w:val="1"/>
           <w:numId w:val="67"/>
         </w:numPr>
+        <w:tabs>
+          <w:tab w:val="clear" w:pos="1440"/>
+          <w:tab w:val="num" w:pos="1800"/>
+        </w:tabs>
         <w:spacing w:line="240" w:lineRule="auto"/>
         <w:rPr>
           <w:rFonts w:cs="Arabic Typesetting"/>
@@ -20665,6 +21187,10 @@
           <w:ilvl w:val="1"/>
           <w:numId w:val="67"/>
         </w:numPr>
+        <w:tabs>
+          <w:tab w:val="clear" w:pos="1440"/>
+          <w:tab w:val="num" w:pos="1800"/>
+        </w:tabs>
         <w:spacing w:line="240" w:lineRule="auto"/>
         <w:rPr>
           <w:rFonts w:cs="Arabic Typesetting"/>
@@ -20694,6 +21220,10 @@
           <w:ilvl w:val="1"/>
           <w:numId w:val="67"/>
         </w:numPr>
+        <w:tabs>
+          <w:tab w:val="clear" w:pos="1440"/>
+          <w:tab w:val="num" w:pos="1800"/>
+        </w:tabs>
         <w:spacing w:line="240" w:lineRule="auto"/>
         <w:rPr>
           <w:rFonts w:cs="Arabic Typesetting"/>
@@ -20734,6 +21264,10 @@
           <w:ilvl w:val="1"/>
           <w:numId w:val="67"/>
         </w:numPr>
+        <w:tabs>
+          <w:tab w:val="clear" w:pos="1440"/>
+          <w:tab w:val="num" w:pos="1800"/>
+        </w:tabs>
         <w:spacing w:line="240" w:lineRule="auto"/>
         <w:rPr>
           <w:rFonts w:cs="Arabic Typesetting"/>
@@ -20765,6 +21299,10 @@
           <w:ilvl w:val="1"/>
           <w:numId w:val="67"/>
         </w:numPr>
+        <w:tabs>
+          <w:tab w:val="clear" w:pos="1440"/>
+          <w:tab w:val="num" w:pos="1800"/>
+        </w:tabs>
         <w:spacing w:line="240" w:lineRule="auto"/>
         <w:rPr>
           <w:rFonts w:cs="Arabic Typesetting"/>
@@ -20796,6 +21334,10 @@
           <w:ilvl w:val="1"/>
           <w:numId w:val="67"/>
         </w:numPr>
+        <w:tabs>
+          <w:tab w:val="clear" w:pos="1440"/>
+          <w:tab w:val="num" w:pos="1800"/>
+        </w:tabs>
         <w:spacing w:line="240" w:lineRule="auto"/>
         <w:rPr>
           <w:rFonts w:cs="Arabic Typesetting"/>
@@ -20825,6 +21367,10 @@
           <w:ilvl w:val="0"/>
           <w:numId w:val="67"/>
         </w:numPr>
+        <w:tabs>
+          <w:tab w:val="clear" w:pos="720"/>
+          <w:tab w:val="num" w:pos="1080"/>
+        </w:tabs>
         <w:spacing w:line="240" w:lineRule="auto"/>
         <w:rPr>
           <w:rFonts w:cs="Arabic Typesetting"/>
@@ -20854,6 +21400,10 @@
           <w:ilvl w:val="0"/>
           <w:numId w:val="67"/>
         </w:numPr>
+        <w:tabs>
+          <w:tab w:val="clear" w:pos="720"/>
+          <w:tab w:val="num" w:pos="1080"/>
+        </w:tabs>
         <w:spacing w:line="240" w:lineRule="auto"/>
         <w:rPr>
           <w:rFonts w:cs="Arabic Typesetting"/>
@@ -20929,6 +21479,10 @@
           <w:ilvl w:val="0"/>
           <w:numId w:val="68"/>
         </w:numPr>
+        <w:tabs>
+          <w:tab w:val="clear" w:pos="720"/>
+          <w:tab w:val="num" w:pos="1080"/>
+        </w:tabs>
         <w:spacing w:line="240" w:lineRule="auto"/>
         <w:rPr>
           <w:rFonts w:cs="Arabic Typesetting"/>
@@ -20974,6 +21528,10 @@
           <w:ilvl w:val="0"/>
           <w:numId w:val="68"/>
         </w:numPr>
+        <w:tabs>
+          <w:tab w:val="clear" w:pos="720"/>
+          <w:tab w:val="num" w:pos="1080"/>
+        </w:tabs>
         <w:spacing w:line="240" w:lineRule="auto"/>
         <w:rPr>
           <w:rFonts w:cs="Arabic Typesetting"/>
@@ -21003,6 +21561,10 @@
           <w:ilvl w:val="1"/>
           <w:numId w:val="68"/>
         </w:numPr>
+        <w:tabs>
+          <w:tab w:val="clear" w:pos="1440"/>
+          <w:tab w:val="num" w:pos="1800"/>
+        </w:tabs>
         <w:spacing w:line="240" w:lineRule="auto"/>
         <w:rPr>
           <w:rFonts w:cs="Arabic Typesetting"/>
@@ -21039,6 +21601,10 @@
           <w:ilvl w:val="1"/>
           <w:numId w:val="68"/>
         </w:numPr>
+        <w:tabs>
+          <w:tab w:val="clear" w:pos="1440"/>
+          <w:tab w:val="num" w:pos="1800"/>
+        </w:tabs>
         <w:spacing w:line="240" w:lineRule="auto"/>
         <w:rPr>
           <w:rFonts w:cs="Arabic Typesetting"/>
@@ -21075,6 +21641,10 @@
           <w:ilvl w:val="0"/>
           <w:numId w:val="68"/>
         </w:numPr>
+        <w:tabs>
+          <w:tab w:val="clear" w:pos="720"/>
+          <w:tab w:val="num" w:pos="1080"/>
+        </w:tabs>
         <w:spacing w:line="240" w:lineRule="auto"/>
         <w:rPr>
           <w:rFonts w:cs="Arabic Typesetting"/>
@@ -21104,6 +21674,10 @@
           <w:ilvl w:val="0"/>
           <w:numId w:val="68"/>
         </w:numPr>
+        <w:tabs>
+          <w:tab w:val="clear" w:pos="720"/>
+          <w:tab w:val="num" w:pos="1080"/>
+        </w:tabs>
         <w:spacing w:line="240" w:lineRule="auto"/>
         <w:rPr>
           <w:rFonts w:cs="Arabic Typesetting"/>
@@ -21175,6 +21749,10 @@
           <w:ilvl w:val="0"/>
           <w:numId w:val="69"/>
         </w:numPr>
+        <w:tabs>
+          <w:tab w:val="clear" w:pos="720"/>
+          <w:tab w:val="num" w:pos="1080"/>
+        </w:tabs>
         <w:spacing w:line="240" w:lineRule="auto"/>
         <w:rPr>
           <w:rFonts w:cs="Arabic Typesetting"/>
@@ -21220,6 +21798,10 @@
           <w:ilvl w:val="1"/>
           <w:numId w:val="69"/>
         </w:numPr>
+        <w:tabs>
+          <w:tab w:val="clear" w:pos="1440"/>
+          <w:tab w:val="num" w:pos="1800"/>
+        </w:tabs>
         <w:spacing w:line="240" w:lineRule="auto"/>
         <w:rPr>
           <w:rFonts w:cs="Arabic Typesetting"/>
@@ -21276,6 +21858,10 @@
           <w:ilvl w:val="1"/>
           <w:numId w:val="69"/>
         </w:numPr>
+        <w:tabs>
+          <w:tab w:val="clear" w:pos="1440"/>
+          <w:tab w:val="num" w:pos="1800"/>
+        </w:tabs>
         <w:spacing w:line="240" w:lineRule="auto"/>
         <w:rPr>
           <w:rFonts w:cs="Arabic Typesetting"/>
@@ -21307,6 +21893,10 @@
           <w:ilvl w:val="1"/>
           <w:numId w:val="69"/>
         </w:numPr>
+        <w:tabs>
+          <w:tab w:val="clear" w:pos="1440"/>
+          <w:tab w:val="num" w:pos="1800"/>
+        </w:tabs>
         <w:spacing w:line="240" w:lineRule="auto"/>
         <w:rPr>
           <w:rFonts w:cs="Arabic Typesetting"/>
@@ -21338,6 +21928,10 @@
           <w:ilvl w:val="0"/>
           <w:numId w:val="69"/>
         </w:numPr>
+        <w:tabs>
+          <w:tab w:val="clear" w:pos="720"/>
+          <w:tab w:val="num" w:pos="1080"/>
+        </w:tabs>
         <w:spacing w:line="240" w:lineRule="auto"/>
         <w:rPr>
           <w:rFonts w:cs="Arabic Typesetting"/>
@@ -21367,6 +21961,10 @@
           <w:ilvl w:val="0"/>
           <w:numId w:val="69"/>
         </w:numPr>
+        <w:tabs>
+          <w:tab w:val="clear" w:pos="720"/>
+          <w:tab w:val="num" w:pos="1080"/>
+        </w:tabs>
         <w:spacing w:line="240" w:lineRule="auto"/>
         <w:rPr>
           <w:rFonts w:cs="Arabic Typesetting"/>
@@ -21442,6 +22040,10 @@
           <w:ilvl w:val="0"/>
           <w:numId w:val="70"/>
         </w:numPr>
+        <w:tabs>
+          <w:tab w:val="clear" w:pos="720"/>
+          <w:tab w:val="num" w:pos="1080"/>
+        </w:tabs>
         <w:spacing w:line="240" w:lineRule="auto"/>
         <w:rPr>
           <w:rFonts w:cs="Arabic Typesetting"/>
@@ -21503,6 +22105,10 @@
           <w:ilvl w:val="1"/>
           <w:numId w:val="70"/>
         </w:numPr>
+        <w:tabs>
+          <w:tab w:val="clear" w:pos="1440"/>
+          <w:tab w:val="num" w:pos="1800"/>
+        </w:tabs>
         <w:spacing w:line="240" w:lineRule="auto"/>
         <w:rPr>
           <w:rFonts w:cs="Arabic Typesetting"/>
@@ -21539,6 +22145,10 @@
           <w:ilvl w:val="1"/>
           <w:numId w:val="70"/>
         </w:numPr>
+        <w:tabs>
+          <w:tab w:val="clear" w:pos="1440"/>
+          <w:tab w:val="num" w:pos="1800"/>
+        </w:tabs>
         <w:spacing w:line="240" w:lineRule="auto"/>
         <w:rPr>
           <w:rFonts w:cs="Arabic Typesetting"/>
@@ -21575,6 +22185,10 @@
           <w:ilvl w:val="0"/>
           <w:numId w:val="70"/>
         </w:numPr>
+        <w:tabs>
+          <w:tab w:val="clear" w:pos="720"/>
+          <w:tab w:val="num" w:pos="1080"/>
+        </w:tabs>
         <w:spacing w:line="240" w:lineRule="auto"/>
         <w:rPr>
           <w:rFonts w:cs="Arabic Typesetting"/>
@@ -21604,6 +22218,10 @@
           <w:ilvl w:val="0"/>
           <w:numId w:val="70"/>
         </w:numPr>
+        <w:tabs>
+          <w:tab w:val="clear" w:pos="720"/>
+          <w:tab w:val="num" w:pos="1080"/>
+        </w:tabs>
         <w:spacing w:line="240" w:lineRule="auto"/>
         <w:rPr>
           <w:rFonts w:cs="Arabic Typesetting"/>
@@ -21675,6 +22293,10 @@
           <w:ilvl w:val="0"/>
           <w:numId w:val="71"/>
         </w:numPr>
+        <w:tabs>
+          <w:tab w:val="clear" w:pos="720"/>
+          <w:tab w:val="num" w:pos="1080"/>
+        </w:tabs>
         <w:spacing w:line="240" w:lineRule="auto"/>
         <w:rPr>
           <w:rFonts w:cs="Arabic Typesetting"/>
@@ -21704,6 +22326,10 @@
           <w:ilvl w:val="1"/>
           <w:numId w:val="71"/>
         </w:numPr>
+        <w:tabs>
+          <w:tab w:val="clear" w:pos="1440"/>
+          <w:tab w:val="num" w:pos="1800"/>
+        </w:tabs>
         <w:spacing w:line="240" w:lineRule="auto"/>
         <w:rPr>
           <w:rFonts w:cs="Arabic Typesetting"/>
@@ -21733,6 +22359,10 @@
           <w:ilvl w:val="1"/>
           <w:numId w:val="71"/>
         </w:numPr>
+        <w:tabs>
+          <w:tab w:val="clear" w:pos="1440"/>
+          <w:tab w:val="num" w:pos="1800"/>
+        </w:tabs>
         <w:spacing w:line="240" w:lineRule="auto"/>
         <w:rPr>
           <w:rFonts w:cs="Arabic Typesetting"/>
@@ -21842,6 +22472,10 @@
           <w:ilvl w:val="0"/>
           <w:numId w:val="71"/>
         </w:numPr>
+        <w:tabs>
+          <w:tab w:val="clear" w:pos="720"/>
+          <w:tab w:val="num" w:pos="1080"/>
+        </w:tabs>
         <w:spacing w:line="240" w:lineRule="auto"/>
         <w:rPr>
           <w:rFonts w:cs="Arabic Typesetting"/>
@@ -21871,6 +22505,10 @@
           <w:ilvl w:val="0"/>
           <w:numId w:val="71"/>
         </w:numPr>
+        <w:tabs>
+          <w:tab w:val="clear" w:pos="720"/>
+          <w:tab w:val="num" w:pos="1080"/>
+        </w:tabs>
         <w:spacing w:line="240" w:lineRule="auto"/>
         <w:rPr>
           <w:rFonts w:cs="Arabic Typesetting"/>
@@ -21900,6 +22538,10 @@
           <w:ilvl w:val="0"/>
           <w:numId w:val="71"/>
         </w:numPr>
+        <w:tabs>
+          <w:tab w:val="clear" w:pos="720"/>
+          <w:tab w:val="num" w:pos="1080"/>
+        </w:tabs>
         <w:spacing w:line="240" w:lineRule="auto"/>
         <w:rPr>
           <w:rFonts w:cs="Arabic Typesetting"/>
@@ -21929,6 +22571,10 @@
           <w:ilvl w:val="1"/>
           <w:numId w:val="71"/>
         </w:numPr>
+        <w:tabs>
+          <w:tab w:val="clear" w:pos="1440"/>
+          <w:tab w:val="num" w:pos="1800"/>
+        </w:tabs>
         <w:spacing w:line="240" w:lineRule="auto"/>
         <w:rPr>
           <w:rFonts w:cs="Arabic Typesetting"/>
@@ -21949,34 +22595,22 @@
           <w:ilvl w:val="1"/>
           <w:numId w:val="71"/>
         </w:numPr>
-        <w:spacing w:line="240" w:lineRule="auto"/>
-        <w:rPr>
-          <w:rFonts w:cs="Arabic Typesetting"/>
-          <w:color w:val="0000FF"/>
-        </w:rPr>
-      </w:pPr>
-      <w:r>
-        <w:rPr>
-          <w:rFonts w:cs="Arabic Typesetting"/>
-          <w:color w:val="0000FF"/>
-        </w:rPr>
-        <w:t>Stock Futures &amp; Index Futures (e.g., E-</w:t>
-      </w:r>
-      <w:proofErr w:type="gramStart"/>
-      <w:r>
-        <w:rPr>
-          <w:rFonts w:cs="Arabic Typesetting"/>
-          <w:color w:val="0000FF"/>
-        </w:rPr>
-        <w:t>mini S</w:t>
-      </w:r>
-      <w:proofErr w:type="gramEnd"/>
-      <w:r>
-        <w:rPr>
-          <w:rFonts w:cs="Arabic Typesetting"/>
-          <w:color w:val="0000FF"/>
-        </w:rPr>
-        <w:t>&amp;P 500, Nasdaq-100).</w:t>
+        <w:tabs>
+          <w:tab w:val="clear" w:pos="1440"/>
+          <w:tab w:val="num" w:pos="1800"/>
+        </w:tabs>
+        <w:spacing w:line="240" w:lineRule="auto"/>
+        <w:rPr>
+          <w:rFonts w:cs="Arabic Typesetting"/>
+          <w:color w:val="0000FF"/>
+        </w:rPr>
+      </w:pPr>
+      <w:r>
+        <w:rPr>
+          <w:rFonts w:cs="Arabic Typesetting"/>
+          <w:color w:val="0000FF"/>
+        </w:rPr>
+        <w:t>Stock Futures &amp; Index Futures (e.g., E-mini S&amp;P 500, Nasdaq-100).</w:t>
       </w:r>
     </w:p>
     <w:p>
@@ -21985,6 +22619,10 @@
           <w:ilvl w:val="1"/>
           <w:numId w:val="71"/>
         </w:numPr>
+        <w:tabs>
+          <w:tab w:val="clear" w:pos="1440"/>
+          <w:tab w:val="num" w:pos="1800"/>
+        </w:tabs>
         <w:spacing w:line="240" w:lineRule="auto"/>
         <w:rPr>
           <w:rFonts w:cs="Arabic Typesetting"/>
@@ -22005,6 +22643,10 @@
           <w:ilvl w:val="1"/>
           <w:numId w:val="71"/>
         </w:numPr>
+        <w:tabs>
+          <w:tab w:val="clear" w:pos="1440"/>
+          <w:tab w:val="num" w:pos="1800"/>
+        </w:tabs>
         <w:spacing w:line="240" w:lineRule="auto"/>
         <w:rPr>
           <w:rFonts w:cs="Arabic Typesetting"/>
@@ -22025,6 +22667,10 @@
           <w:ilvl w:val="1"/>
           <w:numId w:val="71"/>
         </w:numPr>
+        <w:tabs>
+          <w:tab w:val="clear" w:pos="1440"/>
+          <w:tab w:val="num" w:pos="1800"/>
+        </w:tabs>
         <w:spacing w:line="240" w:lineRule="auto"/>
         <w:rPr>
           <w:rFonts w:cs="Arabic Typesetting"/>
@@ -22045,6 +22691,10 @@
           <w:ilvl w:val="1"/>
           <w:numId w:val="71"/>
         </w:numPr>
+        <w:tabs>
+          <w:tab w:val="clear" w:pos="1440"/>
+          <w:tab w:val="num" w:pos="1800"/>
+        </w:tabs>
         <w:spacing w:line="240" w:lineRule="auto"/>
         <w:rPr>
           <w:rFonts w:cs="Arabic Typesetting"/>
@@ -22065,6 +22715,10 @@
           <w:ilvl w:val="0"/>
           <w:numId w:val="71"/>
         </w:numPr>
+        <w:tabs>
+          <w:tab w:val="clear" w:pos="720"/>
+          <w:tab w:val="num" w:pos="1080"/>
+        </w:tabs>
         <w:spacing w:line="240" w:lineRule="auto"/>
         <w:rPr>
           <w:rFonts w:cs="Arabic Typesetting"/>
@@ -22094,6 +22748,10 @@
           <w:ilvl w:val="1"/>
           <w:numId w:val="71"/>
         </w:numPr>
+        <w:tabs>
+          <w:tab w:val="clear" w:pos="1440"/>
+          <w:tab w:val="num" w:pos="1800"/>
+        </w:tabs>
         <w:spacing w:line="240" w:lineRule="auto"/>
         <w:rPr>
           <w:rFonts w:cs="Arabic Typesetting"/>
@@ -22114,6 +22772,10 @@
           <w:ilvl w:val="0"/>
           <w:numId w:val="71"/>
         </w:numPr>
+        <w:tabs>
+          <w:tab w:val="clear" w:pos="720"/>
+          <w:tab w:val="num" w:pos="1080"/>
+        </w:tabs>
         <w:spacing w:line="240" w:lineRule="auto"/>
         <w:rPr>
           <w:rFonts w:cs="Arabic Typesetting"/>
@@ -22143,6 +22805,10 @@
           <w:ilvl w:val="1"/>
           <w:numId w:val="71"/>
         </w:numPr>
+        <w:tabs>
+          <w:tab w:val="clear" w:pos="1440"/>
+          <w:tab w:val="num" w:pos="1800"/>
+        </w:tabs>
         <w:spacing w:line="240" w:lineRule="auto"/>
         <w:rPr>
           <w:rFonts w:cs="Arabic Typesetting"/>
@@ -22163,6 +22829,10 @@
           <w:ilvl w:val="1"/>
           <w:numId w:val="71"/>
         </w:numPr>
+        <w:tabs>
+          <w:tab w:val="clear" w:pos="1440"/>
+          <w:tab w:val="num" w:pos="1800"/>
+        </w:tabs>
         <w:spacing w:line="240" w:lineRule="auto"/>
         <w:rPr>
           <w:rFonts w:cs="Arabic Typesetting"/>
@@ -22183,6 +22853,10 @@
           <w:ilvl w:val="0"/>
           <w:numId w:val="71"/>
         </w:numPr>
+        <w:tabs>
+          <w:tab w:val="clear" w:pos="720"/>
+          <w:tab w:val="num" w:pos="1080"/>
+        </w:tabs>
         <w:spacing w:line="240" w:lineRule="auto"/>
         <w:rPr>
           <w:rFonts w:cs="Arabic Typesetting"/>
@@ -22212,6 +22886,10 @@
           <w:ilvl w:val="1"/>
           <w:numId w:val="71"/>
         </w:numPr>
+        <w:tabs>
+          <w:tab w:val="clear" w:pos="1440"/>
+          <w:tab w:val="num" w:pos="1800"/>
+        </w:tabs>
         <w:spacing w:line="240" w:lineRule="auto"/>
         <w:rPr>
           <w:rFonts w:cs="Arabic Typesetting"/>
@@ -22234,6 +22912,10 @@
           <w:ilvl w:val="2"/>
           <w:numId w:val="71"/>
         </w:numPr>
+        <w:tabs>
+          <w:tab w:val="clear" w:pos="2160"/>
+          <w:tab w:val="num" w:pos="2520"/>
+        </w:tabs>
         <w:spacing w:line="240" w:lineRule="auto"/>
         <w:rPr>
           <w:rFonts w:cs="Arabic Typesetting"/>
@@ -22263,6 +22945,10 @@
           <w:ilvl w:val="2"/>
           <w:numId w:val="71"/>
         </w:numPr>
+        <w:tabs>
+          <w:tab w:val="clear" w:pos="2160"/>
+          <w:tab w:val="num" w:pos="2520"/>
+        </w:tabs>
         <w:spacing w:line="240" w:lineRule="auto"/>
         <w:rPr>
           <w:rFonts w:cs="Arabic Typesetting"/>
@@ -22287,6 +22973,10 @@
           <w:ilvl w:val="2"/>
           <w:numId w:val="71"/>
         </w:numPr>
+        <w:tabs>
+          <w:tab w:val="clear" w:pos="2160"/>
+          <w:tab w:val="num" w:pos="2520"/>
+        </w:tabs>
         <w:spacing w:line="240" w:lineRule="auto"/>
         <w:rPr>
           <w:rFonts w:cs="Arabic Typesetting"/>
@@ -22316,6 +23006,10 @@
           <w:ilvl w:val="2"/>
           <w:numId w:val="71"/>
         </w:numPr>
+        <w:tabs>
+          <w:tab w:val="clear" w:pos="2160"/>
+          <w:tab w:val="num" w:pos="2520"/>
+        </w:tabs>
         <w:spacing w:line="240" w:lineRule="auto"/>
         <w:rPr>
           <w:rFonts w:cs="Arabic Typesetting"/>
@@ -22347,6 +23041,10 @@
           <w:ilvl w:val="2"/>
           <w:numId w:val="71"/>
         </w:numPr>
+        <w:tabs>
+          <w:tab w:val="clear" w:pos="2160"/>
+          <w:tab w:val="num" w:pos="2520"/>
+        </w:tabs>
         <w:spacing w:line="240" w:lineRule="auto"/>
         <w:rPr>
           <w:rFonts w:cs="Arabic Typesetting"/>
@@ -22371,6 +23069,10 @@
           <w:ilvl w:val="2"/>
           <w:numId w:val="71"/>
         </w:numPr>
+        <w:tabs>
+          <w:tab w:val="clear" w:pos="2160"/>
+          <w:tab w:val="num" w:pos="2520"/>
+        </w:tabs>
         <w:spacing w:line="240" w:lineRule="auto"/>
         <w:rPr>
           <w:rFonts w:cs="Arabic Typesetting"/>
@@ -22395,6 +23097,10 @@
           <w:ilvl w:val="1"/>
           <w:numId w:val="71"/>
         </w:numPr>
+        <w:tabs>
+          <w:tab w:val="clear" w:pos="1440"/>
+          <w:tab w:val="num" w:pos="1800"/>
+        </w:tabs>
         <w:spacing w:line="240" w:lineRule="auto"/>
         <w:rPr>
           <w:rFonts w:cs="Arabic Typesetting"/>
@@ -22417,6 +23123,10 @@
           <w:ilvl w:val="2"/>
           <w:numId w:val="71"/>
         </w:numPr>
+        <w:tabs>
+          <w:tab w:val="clear" w:pos="2160"/>
+          <w:tab w:val="num" w:pos="2520"/>
+        </w:tabs>
         <w:spacing w:line="240" w:lineRule="auto"/>
         <w:rPr>
           <w:rFonts w:cs="Arabic Typesetting"/>
@@ -22446,6 +23156,10 @@
           <w:ilvl w:val="2"/>
           <w:numId w:val="71"/>
         </w:numPr>
+        <w:tabs>
+          <w:tab w:val="clear" w:pos="2160"/>
+          <w:tab w:val="num" w:pos="2520"/>
+        </w:tabs>
         <w:spacing w:line="240" w:lineRule="auto"/>
         <w:rPr>
           <w:rFonts w:cs="Arabic Typesetting"/>
@@ -22470,6 +23184,10 @@
           <w:ilvl w:val="2"/>
           <w:numId w:val="71"/>
         </w:numPr>
+        <w:tabs>
+          <w:tab w:val="clear" w:pos="2160"/>
+          <w:tab w:val="num" w:pos="2520"/>
+        </w:tabs>
         <w:spacing w:line="240" w:lineRule="auto"/>
         <w:rPr>
           <w:rFonts w:cs="Arabic Typesetting"/>
@@ -22499,6 +23217,10 @@
           <w:ilvl w:val="2"/>
           <w:numId w:val="71"/>
         </w:numPr>
+        <w:tabs>
+          <w:tab w:val="clear" w:pos="2160"/>
+          <w:tab w:val="num" w:pos="2520"/>
+        </w:tabs>
         <w:spacing w:line="240" w:lineRule="auto"/>
         <w:rPr>
           <w:rFonts w:cs="Arabic Typesetting"/>
@@ -22519,23 +23241,7 @@
           <w:rFonts w:cs="Arabic Typesetting"/>
           <w:color w:val="0000FF"/>
         </w:rPr>
-        <w:t>: Free delayed data for equity index futures (e.g., E-</w:t>
-      </w:r>
-      <w:proofErr w:type="gramStart"/>
-      <w:r>
-        <w:rPr>
-          <w:rFonts w:cs="Arabic Typesetting"/>
-          <w:color w:val="0000FF"/>
-        </w:rPr>
-        <w:t>mini S</w:t>
-      </w:r>
-      <w:proofErr w:type="gramEnd"/>
-      <w:r>
-        <w:rPr>
-          <w:rFonts w:cs="Arabic Typesetting"/>
-          <w:color w:val="0000FF"/>
-        </w:rPr>
-        <w:t>&amp;P 500).</w:t>
+        <w:t>: Free delayed data for equity index futures (e.g., E-mini S&amp;P 500).</w:t>
       </w:r>
     </w:p>
     <w:p>
@@ -22544,6 +23250,10 @@
           <w:ilvl w:val="2"/>
           <w:numId w:val="71"/>
         </w:numPr>
+        <w:tabs>
+          <w:tab w:val="clear" w:pos="2160"/>
+          <w:tab w:val="num" w:pos="2520"/>
+        </w:tabs>
         <w:spacing w:line="240" w:lineRule="auto"/>
         <w:rPr>
           <w:rFonts w:cs="Arabic Typesetting"/>
@@ -22575,6 +23285,10 @@
           <w:ilvl w:val="1"/>
           <w:numId w:val="71"/>
         </w:numPr>
+        <w:tabs>
+          <w:tab w:val="clear" w:pos="1440"/>
+          <w:tab w:val="num" w:pos="1800"/>
+        </w:tabs>
         <w:spacing w:line="240" w:lineRule="auto"/>
         <w:rPr>
           <w:rFonts w:cs="Arabic Typesetting"/>
@@ -22597,6 +23311,10 @@
           <w:ilvl w:val="2"/>
           <w:numId w:val="71"/>
         </w:numPr>
+        <w:tabs>
+          <w:tab w:val="clear" w:pos="2160"/>
+          <w:tab w:val="num" w:pos="2520"/>
+        </w:tabs>
         <w:spacing w:line="240" w:lineRule="auto"/>
         <w:rPr>
           <w:rFonts w:cs="Arabic Typesetting"/>
@@ -22626,6 +23344,10 @@
           <w:ilvl w:val="2"/>
           <w:numId w:val="71"/>
         </w:numPr>
+        <w:tabs>
+          <w:tab w:val="clear" w:pos="2160"/>
+          <w:tab w:val="num" w:pos="2520"/>
+        </w:tabs>
         <w:spacing w:line="240" w:lineRule="auto"/>
         <w:rPr>
           <w:rFonts w:cs="Arabic Typesetting"/>
@@ -22650,6 +23372,10 @@
           <w:ilvl w:val="2"/>
           <w:numId w:val="71"/>
         </w:numPr>
+        <w:tabs>
+          <w:tab w:val="clear" w:pos="2160"/>
+          <w:tab w:val="num" w:pos="2520"/>
+        </w:tabs>
         <w:spacing w:line="240" w:lineRule="auto"/>
         <w:rPr>
           <w:rFonts w:cs="Arabic Typesetting"/>
@@ -22690,6 +23416,10 @@
           <w:ilvl w:val="2"/>
           <w:numId w:val="71"/>
         </w:numPr>
+        <w:tabs>
+          <w:tab w:val="clear" w:pos="2160"/>
+          <w:tab w:val="num" w:pos="2520"/>
+        </w:tabs>
         <w:spacing w:line="240" w:lineRule="auto"/>
         <w:rPr>
           <w:rFonts w:cs="Arabic Typesetting"/>
@@ -22721,6 +23451,10 @@
           <w:ilvl w:val="1"/>
           <w:numId w:val="71"/>
         </w:numPr>
+        <w:tabs>
+          <w:tab w:val="clear" w:pos="1440"/>
+          <w:tab w:val="num" w:pos="1800"/>
+        </w:tabs>
         <w:spacing w:line="240" w:lineRule="auto"/>
         <w:rPr>
           <w:rFonts w:cs="Arabic Typesetting"/>
@@ -22743,6 +23477,10 @@
           <w:ilvl w:val="2"/>
           <w:numId w:val="71"/>
         </w:numPr>
+        <w:tabs>
+          <w:tab w:val="clear" w:pos="2160"/>
+          <w:tab w:val="num" w:pos="2520"/>
+        </w:tabs>
         <w:spacing w:line="240" w:lineRule="auto"/>
         <w:rPr>
           <w:rFonts w:cs="Arabic Typesetting"/>
@@ -22772,6 +23510,10 @@
           <w:ilvl w:val="2"/>
           <w:numId w:val="71"/>
         </w:numPr>
+        <w:tabs>
+          <w:tab w:val="clear" w:pos="2160"/>
+          <w:tab w:val="num" w:pos="2520"/>
+        </w:tabs>
         <w:spacing w:line="240" w:lineRule="auto"/>
         <w:rPr>
           <w:rFonts w:cs="Arabic Typesetting"/>
@@ -22796,6 +23538,10 @@
           <w:ilvl w:val="2"/>
           <w:numId w:val="71"/>
         </w:numPr>
+        <w:tabs>
+          <w:tab w:val="clear" w:pos="2160"/>
+          <w:tab w:val="num" w:pos="2520"/>
+        </w:tabs>
         <w:spacing w:line="240" w:lineRule="auto"/>
         <w:rPr>
           <w:rFonts w:cs="Arabic Typesetting"/>
@@ -22820,6 +23566,10 @@
           <w:ilvl w:val="2"/>
           <w:numId w:val="71"/>
         </w:numPr>
+        <w:tabs>
+          <w:tab w:val="clear" w:pos="2160"/>
+          <w:tab w:val="num" w:pos="2520"/>
+        </w:tabs>
         <w:spacing w:line="240" w:lineRule="auto"/>
         <w:rPr>
           <w:rFonts w:cs="Arabic Typesetting"/>
@@ -22849,6 +23599,10 @@
           <w:ilvl w:val="2"/>
           <w:numId w:val="71"/>
         </w:numPr>
+        <w:tabs>
+          <w:tab w:val="clear" w:pos="2160"/>
+          <w:tab w:val="num" w:pos="2520"/>
+        </w:tabs>
         <w:spacing w:line="240" w:lineRule="auto"/>
         <w:rPr>
           <w:rFonts w:cs="Arabic Typesetting"/>
@@ -22880,6 +23634,10 @@
           <w:ilvl w:val="1"/>
           <w:numId w:val="71"/>
         </w:numPr>
+        <w:tabs>
+          <w:tab w:val="clear" w:pos="1440"/>
+          <w:tab w:val="num" w:pos="1800"/>
+        </w:tabs>
         <w:spacing w:line="240" w:lineRule="auto"/>
         <w:rPr>
           <w:rFonts w:cs="Arabic Typesetting"/>
@@ -22902,6 +23660,10 @@
           <w:ilvl w:val="2"/>
           <w:numId w:val="71"/>
         </w:numPr>
+        <w:tabs>
+          <w:tab w:val="clear" w:pos="2160"/>
+          <w:tab w:val="num" w:pos="2520"/>
+        </w:tabs>
         <w:spacing w:line="240" w:lineRule="auto"/>
         <w:rPr>
           <w:rFonts w:cs="Arabic Typesetting"/>
@@ -22931,6 +23693,10 @@
           <w:ilvl w:val="2"/>
           <w:numId w:val="71"/>
         </w:numPr>
+        <w:tabs>
+          <w:tab w:val="clear" w:pos="2160"/>
+          <w:tab w:val="num" w:pos="2520"/>
+        </w:tabs>
         <w:spacing w:line="240" w:lineRule="auto"/>
         <w:rPr>
           <w:rFonts w:cs="Arabic Typesetting"/>
@@ -22955,6 +23721,10 @@
           <w:ilvl w:val="2"/>
           <w:numId w:val="71"/>
         </w:numPr>
+        <w:tabs>
+          <w:tab w:val="clear" w:pos="2160"/>
+          <w:tab w:val="num" w:pos="2520"/>
+        </w:tabs>
         <w:spacing w:line="240" w:lineRule="auto"/>
         <w:rPr>
           <w:rFonts w:cs="Arabic Typesetting"/>
@@ -22986,6 +23756,10 @@
           <w:ilvl w:val="2"/>
           <w:numId w:val="71"/>
         </w:numPr>
+        <w:tabs>
+          <w:tab w:val="clear" w:pos="2160"/>
+          <w:tab w:val="num" w:pos="2520"/>
+        </w:tabs>
         <w:spacing w:line="240" w:lineRule="auto"/>
         <w:rPr>
           <w:rFonts w:cs="Arabic Typesetting"/>
@@ -23015,6 +23789,10 @@
           <w:ilvl w:val="1"/>
           <w:numId w:val="71"/>
         </w:numPr>
+        <w:tabs>
+          <w:tab w:val="clear" w:pos="1440"/>
+          <w:tab w:val="num" w:pos="1800"/>
+        </w:tabs>
         <w:spacing w:line="240" w:lineRule="auto"/>
         <w:rPr>
           <w:rFonts w:cs="Arabic Typesetting"/>
@@ -23039,6 +23817,10 @@
           <w:ilvl w:val="2"/>
           <w:numId w:val="71"/>
         </w:numPr>
+        <w:tabs>
+          <w:tab w:val="clear" w:pos="2160"/>
+          <w:tab w:val="num" w:pos="2520"/>
+        </w:tabs>
         <w:spacing w:line="240" w:lineRule="auto"/>
         <w:rPr>
           <w:rFonts w:cs="Arabic Typesetting"/>
@@ -23063,6 +23845,10 @@
           <w:ilvl w:val="2"/>
           <w:numId w:val="71"/>
         </w:numPr>
+        <w:tabs>
+          <w:tab w:val="clear" w:pos="2160"/>
+          <w:tab w:val="num" w:pos="2520"/>
+        </w:tabs>
         <w:spacing w:line="240" w:lineRule="auto"/>
         <w:rPr>
           <w:rFonts w:cs="Arabic Typesetting"/>
@@ -23092,6 +23878,10 @@
           <w:ilvl w:val="2"/>
           <w:numId w:val="71"/>
         </w:numPr>
+        <w:tabs>
+          <w:tab w:val="clear" w:pos="2160"/>
+          <w:tab w:val="num" w:pos="2520"/>
+        </w:tabs>
         <w:spacing w:line="240" w:lineRule="auto"/>
         <w:rPr>
           <w:rFonts w:cs="Arabic Typesetting"/>
@@ -23114,6 +23904,10 @@
           <w:ilvl w:val="2"/>
           <w:numId w:val="71"/>
         </w:numPr>
+        <w:tabs>
+          <w:tab w:val="clear" w:pos="2160"/>
+          <w:tab w:val="num" w:pos="2520"/>
+        </w:tabs>
         <w:spacing w:line="240" w:lineRule="auto"/>
         <w:rPr>
           <w:rFonts w:cs="Arabic Typesetting"/>
@@ -23136,6 +23930,10 @@
           <w:ilvl w:val="0"/>
           <w:numId w:val="71"/>
         </w:numPr>
+        <w:tabs>
+          <w:tab w:val="clear" w:pos="720"/>
+          <w:tab w:val="num" w:pos="1080"/>
+        </w:tabs>
         <w:spacing w:line="240" w:lineRule="auto"/>
         <w:rPr>
           <w:rFonts w:cs="Arabic Typesetting"/>
@@ -23165,6 +23963,10 @@
           <w:ilvl w:val="1"/>
           <w:numId w:val="71"/>
         </w:numPr>
+        <w:tabs>
+          <w:tab w:val="clear" w:pos="1440"/>
+          <w:tab w:val="num" w:pos="1800"/>
+        </w:tabs>
         <w:spacing w:line="240" w:lineRule="auto"/>
         <w:rPr>
           <w:rFonts w:cs="Arabic Typesetting"/>
@@ -23406,6 +24208,10 @@
           <w:ilvl w:val="0"/>
           <w:numId w:val="71"/>
         </w:numPr>
+        <w:tabs>
+          <w:tab w:val="clear" w:pos="720"/>
+          <w:tab w:val="num" w:pos="1080"/>
+        </w:tabs>
         <w:spacing w:line="240" w:lineRule="auto"/>
         <w:contextualSpacing w:val="0"/>
         <w:rPr>
@@ -23432,6 +24238,10 @@
           <w:ilvl w:val="1"/>
           <w:numId w:val="71"/>
         </w:numPr>
+        <w:tabs>
+          <w:tab w:val="clear" w:pos="1440"/>
+          <w:tab w:val="num" w:pos="1800"/>
+        </w:tabs>
         <w:spacing w:line="240" w:lineRule="auto"/>
         <w:contextualSpacing w:val="0"/>
         <w:rPr>
@@ -23454,6 +24264,10 @@
           <w:ilvl w:val="1"/>
           <w:numId w:val="71"/>
         </w:numPr>
+        <w:tabs>
+          <w:tab w:val="clear" w:pos="1440"/>
+          <w:tab w:val="num" w:pos="1800"/>
+        </w:tabs>
         <w:spacing w:line="240" w:lineRule="auto"/>
         <w:contextualSpacing w:val="0"/>
         <w:rPr>
@@ -23476,6 +24290,10 @@
           <w:ilvl w:val="1"/>
           <w:numId w:val="71"/>
         </w:numPr>
+        <w:tabs>
+          <w:tab w:val="clear" w:pos="1440"/>
+          <w:tab w:val="num" w:pos="1800"/>
+        </w:tabs>
         <w:spacing w:line="240" w:lineRule="auto"/>
         <w:contextualSpacing w:val="0"/>
         <w:rPr>
@@ -23497,6 +24315,10 @@
           <w:ilvl w:val="0"/>
           <w:numId w:val="71"/>
         </w:numPr>
+        <w:tabs>
+          <w:tab w:val="clear" w:pos="720"/>
+          <w:tab w:val="num" w:pos="1080"/>
+        </w:tabs>
         <w:spacing w:line="240" w:lineRule="auto"/>
         <w:rPr>
           <w:rFonts w:cs="Arabic Typesetting"/>
@@ -23584,6 +24406,10 @@
           <w:ilvl w:val="0"/>
           <w:numId w:val="72"/>
         </w:numPr>
+        <w:tabs>
+          <w:tab w:val="clear" w:pos="720"/>
+          <w:tab w:val="num" w:pos="1080"/>
+        </w:tabs>
         <w:spacing w:line="240" w:lineRule="auto"/>
         <w:rPr>
           <w:rFonts w:cs="Arabic Typesetting"/>
@@ -23613,6 +24439,10 @@
           <w:ilvl w:val="1"/>
           <w:numId w:val="72"/>
         </w:numPr>
+        <w:tabs>
+          <w:tab w:val="clear" w:pos="1440"/>
+          <w:tab w:val="num" w:pos="1800"/>
+        </w:tabs>
         <w:spacing w:line="240" w:lineRule="auto"/>
         <w:rPr>
           <w:rFonts w:cs="Arabic Typesetting"/>
@@ -23642,6 +24472,10 @@
           <w:ilvl w:val="1"/>
           <w:numId w:val="72"/>
         </w:numPr>
+        <w:tabs>
+          <w:tab w:val="clear" w:pos="1440"/>
+          <w:tab w:val="num" w:pos="1800"/>
+        </w:tabs>
         <w:spacing w:line="240" w:lineRule="auto"/>
         <w:rPr>
           <w:rFonts w:cs="Arabic Typesetting"/>
@@ -23671,6 +24505,10 @@
           <w:ilvl w:val="1"/>
           <w:numId w:val="72"/>
         </w:numPr>
+        <w:tabs>
+          <w:tab w:val="clear" w:pos="1440"/>
+          <w:tab w:val="num" w:pos="1800"/>
+        </w:tabs>
         <w:spacing w:line="240" w:lineRule="auto"/>
         <w:rPr>
           <w:rFonts w:cs="Arabic Typesetting"/>
@@ -23700,6 +24538,10 @@
           <w:ilvl w:val="0"/>
           <w:numId w:val="72"/>
         </w:numPr>
+        <w:tabs>
+          <w:tab w:val="clear" w:pos="720"/>
+          <w:tab w:val="num" w:pos="1080"/>
+        </w:tabs>
         <w:spacing w:line="240" w:lineRule="auto"/>
         <w:rPr>
           <w:rFonts w:cs="Arabic Typesetting"/>
@@ -23729,6 +24571,10 @@
           <w:ilvl w:val="0"/>
           <w:numId w:val="72"/>
         </w:numPr>
+        <w:tabs>
+          <w:tab w:val="clear" w:pos="720"/>
+          <w:tab w:val="num" w:pos="1080"/>
+        </w:tabs>
         <w:spacing w:line="240" w:lineRule="auto"/>
         <w:rPr>
           <w:rFonts w:cs="Arabic Typesetting"/>
@@ -23784,6 +24630,10 @@
           <w:ilvl w:val="0"/>
           <w:numId w:val="72"/>
         </w:numPr>
+        <w:tabs>
+          <w:tab w:val="clear" w:pos="720"/>
+          <w:tab w:val="num" w:pos="1080"/>
+        </w:tabs>
         <w:spacing w:line="240" w:lineRule="auto"/>
         <w:rPr>
           <w:rFonts w:cs="Arabic Typesetting"/>
@@ -23864,6 +24714,10 @@
           <w:ilvl w:val="0"/>
           <w:numId w:val="72"/>
         </w:numPr>
+        <w:tabs>
+          <w:tab w:val="clear" w:pos="720"/>
+          <w:tab w:val="num" w:pos="1080"/>
+        </w:tabs>
         <w:spacing w:line="240" w:lineRule="auto"/>
         <w:rPr>
           <w:rFonts w:cs="Arabic Typesetting"/>
@@ -23921,6 +24775,10 @@
           <w:ilvl w:val="0"/>
           <w:numId w:val="72"/>
         </w:numPr>
+        <w:tabs>
+          <w:tab w:val="clear" w:pos="720"/>
+          <w:tab w:val="num" w:pos="1080"/>
+        </w:tabs>
         <w:spacing w:line="240" w:lineRule="auto"/>
         <w:rPr>
           <w:rFonts w:cs="Arabic Typesetting"/>
@@ -24004,6 +24862,10 @@
           <w:ilvl w:val="0"/>
           <w:numId w:val="73"/>
         </w:numPr>
+        <w:tabs>
+          <w:tab w:val="clear" w:pos="720"/>
+          <w:tab w:val="num" w:pos="1080"/>
+        </w:tabs>
         <w:spacing w:line="240" w:lineRule="auto"/>
         <w:rPr>
           <w:rFonts w:cs="Arabic Typesetting"/>
@@ -24033,6 +24895,10 @@
           <w:ilvl w:val="1"/>
           <w:numId w:val="73"/>
         </w:numPr>
+        <w:tabs>
+          <w:tab w:val="clear" w:pos="1440"/>
+          <w:tab w:val="num" w:pos="1800"/>
+        </w:tabs>
         <w:spacing w:line="240" w:lineRule="auto"/>
         <w:rPr>
           <w:rFonts w:cs="Arabic Typesetting"/>
@@ -24062,6 +24928,10 @@
           <w:ilvl w:val="1"/>
           <w:numId w:val="73"/>
         </w:numPr>
+        <w:tabs>
+          <w:tab w:val="clear" w:pos="1440"/>
+          <w:tab w:val="num" w:pos="1800"/>
+        </w:tabs>
         <w:spacing w:line="240" w:lineRule="auto"/>
         <w:rPr>
           <w:rFonts w:cs="Arabic Typesetting"/>
@@ -24091,6 +24961,10 @@
           <w:ilvl w:val="1"/>
           <w:numId w:val="73"/>
         </w:numPr>
+        <w:tabs>
+          <w:tab w:val="clear" w:pos="1440"/>
+          <w:tab w:val="num" w:pos="1800"/>
+        </w:tabs>
         <w:spacing w:line="240" w:lineRule="auto"/>
         <w:rPr>
           <w:rFonts w:cs="Arabic Typesetting"/>
@@ -24136,6 +25010,10 @@
           <w:ilvl w:val="1"/>
           <w:numId w:val="73"/>
         </w:numPr>
+        <w:tabs>
+          <w:tab w:val="clear" w:pos="1440"/>
+          <w:tab w:val="num" w:pos="1800"/>
+        </w:tabs>
         <w:spacing w:line="240" w:lineRule="auto"/>
         <w:rPr>
           <w:rFonts w:cs="Arabic Typesetting"/>
@@ -24167,6 +25045,10 @@
           <w:ilvl w:val="0"/>
           <w:numId w:val="73"/>
         </w:numPr>
+        <w:tabs>
+          <w:tab w:val="clear" w:pos="720"/>
+          <w:tab w:val="num" w:pos="1080"/>
+        </w:tabs>
         <w:spacing w:line="240" w:lineRule="auto"/>
         <w:rPr>
           <w:rFonts w:cs="Arabic Typesetting"/>
@@ -24196,6 +25078,10 @@
           <w:ilvl w:val="0"/>
           <w:numId w:val="73"/>
         </w:numPr>
+        <w:tabs>
+          <w:tab w:val="clear" w:pos="720"/>
+          <w:tab w:val="num" w:pos="1080"/>
+        </w:tabs>
         <w:spacing w:line="240" w:lineRule="auto"/>
         <w:rPr>
           <w:rFonts w:cs="Arabic Typesetting"/>
@@ -24251,6 +25137,10 @@
           <w:ilvl w:val="0"/>
           <w:numId w:val="74"/>
         </w:numPr>
+        <w:tabs>
+          <w:tab w:val="clear" w:pos="720"/>
+          <w:tab w:val="num" w:pos="1080"/>
+        </w:tabs>
         <w:spacing w:line="240" w:lineRule="auto"/>
         <w:rPr>
           <w:rFonts w:cs="Arabic Typesetting"/>
@@ -24296,6 +25186,10 @@
           <w:ilvl w:val="1"/>
           <w:numId w:val="74"/>
         </w:numPr>
+        <w:tabs>
+          <w:tab w:val="clear" w:pos="1440"/>
+          <w:tab w:val="num" w:pos="1800"/>
+        </w:tabs>
         <w:spacing w:line="240" w:lineRule="auto"/>
         <w:rPr>
           <w:rFonts w:cs="Arabic Typesetting"/>
@@ -24332,6 +25226,10 @@
           <w:ilvl w:val="1"/>
           <w:numId w:val="74"/>
         </w:numPr>
+        <w:tabs>
+          <w:tab w:val="clear" w:pos="1440"/>
+          <w:tab w:val="num" w:pos="1800"/>
+        </w:tabs>
         <w:spacing w:line="240" w:lineRule="auto"/>
         <w:rPr>
           <w:rFonts w:cs="Arabic Typesetting"/>
@@ -24352,6 +25250,10 @@
           <w:ilvl w:val="0"/>
           <w:numId w:val="74"/>
         </w:numPr>
+        <w:tabs>
+          <w:tab w:val="clear" w:pos="720"/>
+          <w:tab w:val="num" w:pos="1080"/>
+        </w:tabs>
         <w:spacing w:line="240" w:lineRule="auto"/>
         <w:rPr>
           <w:rFonts w:cs="Arabic Typesetting"/>
@@ -24397,6 +25299,10 @@
           <w:ilvl w:val="0"/>
           <w:numId w:val="74"/>
         </w:numPr>
+        <w:tabs>
+          <w:tab w:val="clear" w:pos="720"/>
+          <w:tab w:val="num" w:pos="1080"/>
+        </w:tabs>
         <w:spacing w:line="240" w:lineRule="auto"/>
         <w:rPr>
           <w:rFonts w:cs="Arabic Typesetting"/>
@@ -24501,6 +25407,10 @@
           <w:ilvl w:val="0"/>
           <w:numId w:val="80"/>
         </w:numPr>
+        <w:tabs>
+          <w:tab w:val="clear" w:pos="720"/>
+          <w:tab w:val="num" w:pos="1080"/>
+        </w:tabs>
         <w:spacing w:line="240" w:lineRule="auto"/>
         <w:rPr>
           <w:rFonts w:cs="Arabic Typesetting"/>
@@ -24546,6 +25456,10 @@
           <w:ilvl w:val="1"/>
           <w:numId w:val="80"/>
         </w:numPr>
+        <w:tabs>
+          <w:tab w:val="clear" w:pos="1440"/>
+          <w:tab w:val="num" w:pos="1800"/>
+        </w:tabs>
         <w:spacing w:line="240" w:lineRule="auto"/>
         <w:rPr>
           <w:rFonts w:cs="Arabic Typesetting"/>
@@ -24566,6 +25480,10 @@
           <w:ilvl w:val="1"/>
           <w:numId w:val="80"/>
         </w:numPr>
+        <w:tabs>
+          <w:tab w:val="clear" w:pos="1440"/>
+          <w:tab w:val="num" w:pos="1800"/>
+        </w:tabs>
         <w:spacing w:line="240" w:lineRule="auto"/>
         <w:rPr>
           <w:rFonts w:cs="Arabic Typesetting"/>
@@ -24618,6 +25536,10 @@
           <w:ilvl w:val="0"/>
           <w:numId w:val="80"/>
         </w:numPr>
+        <w:tabs>
+          <w:tab w:val="clear" w:pos="720"/>
+          <w:tab w:val="num" w:pos="1080"/>
+        </w:tabs>
         <w:spacing w:line="240" w:lineRule="auto"/>
         <w:rPr>
           <w:rFonts w:cs="Arabic Typesetting"/>
@@ -24649,6 +25571,10 @@
           <w:ilvl w:val="0"/>
           <w:numId w:val="80"/>
         </w:numPr>
+        <w:tabs>
+          <w:tab w:val="clear" w:pos="720"/>
+          <w:tab w:val="num" w:pos="1080"/>
+        </w:tabs>
         <w:spacing w:line="240" w:lineRule="auto"/>
         <w:rPr>
           <w:rFonts w:cs="Arabic Typesetting"/>
@@ -24680,6 +25606,10 @@
           <w:ilvl w:val="0"/>
           <w:numId w:val="80"/>
         </w:numPr>
+        <w:tabs>
+          <w:tab w:val="clear" w:pos="720"/>
+          <w:tab w:val="num" w:pos="1080"/>
+        </w:tabs>
         <w:spacing w:line="240" w:lineRule="auto"/>
         <w:rPr>
           <w:rFonts w:cs="Arabic Typesetting"/>
@@ -25354,6 +26284,10 @@
           <w:ilvl w:val="0"/>
           <w:numId w:val="76"/>
         </w:numPr>
+        <w:tabs>
+          <w:tab w:val="clear" w:pos="720"/>
+          <w:tab w:val="num" w:pos="1080"/>
+        </w:tabs>
         <w:spacing w:line="240" w:lineRule="auto"/>
         <w:rPr>
           <w:rFonts w:cs="Arabic Typesetting"/>
@@ -25438,6 +26372,10 @@
           <w:ilvl w:val="0"/>
           <w:numId w:val="76"/>
         </w:numPr>
+        <w:tabs>
+          <w:tab w:val="clear" w:pos="720"/>
+          <w:tab w:val="num" w:pos="1080"/>
+        </w:tabs>
         <w:spacing w:line="240" w:lineRule="auto"/>
         <w:rPr>
           <w:rFonts w:cs="Arabic Typesetting"/>
@@ -25458,6 +26396,10 @@
           <w:ilvl w:val="0"/>
           <w:numId w:val="76"/>
         </w:numPr>
+        <w:tabs>
+          <w:tab w:val="clear" w:pos="720"/>
+          <w:tab w:val="num" w:pos="1080"/>
+        </w:tabs>
         <w:spacing w:line="240" w:lineRule="auto"/>
         <w:rPr>
           <w:rFonts w:cs="Arabic Typesetting"/>
@@ -25519,6 +26461,10 @@
           <w:ilvl w:val="0"/>
           <w:numId w:val="76"/>
         </w:numPr>
+        <w:tabs>
+          <w:tab w:val="clear" w:pos="720"/>
+          <w:tab w:val="num" w:pos="1080"/>
+        </w:tabs>
         <w:spacing w:line="240" w:lineRule="auto"/>
         <w:rPr>
           <w:rFonts w:cs="Arabic Typesetting"/>
@@ -25539,6 +26485,10 @@
           <w:ilvl w:val="0"/>
           <w:numId w:val="76"/>
         </w:numPr>
+        <w:tabs>
+          <w:tab w:val="clear" w:pos="720"/>
+          <w:tab w:val="num" w:pos="1080"/>
+        </w:tabs>
         <w:spacing w:line="240" w:lineRule="auto"/>
         <w:rPr>
           <w:rFonts w:cs="Arabic Typesetting"/>
@@ -25575,6 +26525,10 @@
           <w:ilvl w:val="0"/>
           <w:numId w:val="76"/>
         </w:numPr>
+        <w:tabs>
+          <w:tab w:val="clear" w:pos="720"/>
+          <w:tab w:val="num" w:pos="1080"/>
+        </w:tabs>
         <w:spacing w:line="240" w:lineRule="auto"/>
         <w:rPr>
           <w:rFonts w:cs="Arabic Typesetting"/>
@@ -25797,6 +26751,10 @@
           <w:ilvl w:val="0"/>
           <w:numId w:val="62"/>
         </w:numPr>
+        <w:tabs>
+          <w:tab w:val="clear" w:pos="720"/>
+          <w:tab w:val="num" w:pos="1080"/>
+        </w:tabs>
         <w:spacing w:line="240" w:lineRule="auto"/>
         <w:rPr>
           <w:rFonts w:cs="Arabic Typesetting"/>
@@ -25899,6 +26857,10 @@
           <w:ilvl w:val="0"/>
           <w:numId w:val="62"/>
         </w:numPr>
+        <w:tabs>
+          <w:tab w:val="clear" w:pos="720"/>
+          <w:tab w:val="num" w:pos="1080"/>
+        </w:tabs>
         <w:spacing w:line="240" w:lineRule="auto"/>
         <w:rPr>
           <w:rFonts w:cs="Arabic Typesetting"/>
@@ -25919,6 +26881,10 @@
           <w:ilvl w:val="1"/>
           <w:numId w:val="62"/>
         </w:numPr>
+        <w:tabs>
+          <w:tab w:val="clear" w:pos="1440"/>
+          <w:tab w:val="num" w:pos="1800"/>
+        </w:tabs>
         <w:spacing w:line="240" w:lineRule="auto"/>
         <w:rPr>
           <w:rFonts w:cs="Arabic Typesetting"/>
@@ -25975,6 +26941,10 @@
           <w:ilvl w:val="1"/>
           <w:numId w:val="62"/>
         </w:numPr>
+        <w:tabs>
+          <w:tab w:val="clear" w:pos="1440"/>
+          <w:tab w:val="num" w:pos="1800"/>
+        </w:tabs>
         <w:spacing w:line="240" w:lineRule="auto"/>
         <w:rPr>
           <w:rFonts w:cs="Arabic Typesetting"/>
@@ -26038,6 +27008,10 @@
           <w:ilvl w:val="1"/>
           <w:numId w:val="62"/>
         </w:numPr>
+        <w:tabs>
+          <w:tab w:val="clear" w:pos="1440"/>
+          <w:tab w:val="num" w:pos="1800"/>
+        </w:tabs>
         <w:spacing w:line="240" w:lineRule="auto"/>
         <w:rPr>
           <w:rFonts w:cs="Arabic Typesetting"/>
@@ -26083,6 +27057,10 @@
           <w:ilvl w:val="0"/>
           <w:numId w:val="62"/>
         </w:numPr>
+        <w:tabs>
+          <w:tab w:val="clear" w:pos="720"/>
+          <w:tab w:val="num" w:pos="1080"/>
+        </w:tabs>
         <w:spacing w:line="240" w:lineRule="auto"/>
         <w:rPr>
           <w:rFonts w:cs="Arabic Typesetting"/>
@@ -26137,6 +27115,10 @@
           <w:ilvl w:val="0"/>
           <w:numId w:val="62"/>
         </w:numPr>
+        <w:tabs>
+          <w:tab w:val="clear" w:pos="720"/>
+          <w:tab w:val="num" w:pos="1080"/>
+        </w:tabs>
         <w:spacing w:line="240" w:lineRule="auto"/>
         <w:rPr>
           <w:rFonts w:cs="Arabic Typesetting"/>
@@ -26189,6 +27171,10 @@
           <w:ilvl w:val="0"/>
           <w:numId w:val="62"/>
         </w:numPr>
+        <w:tabs>
+          <w:tab w:val="clear" w:pos="720"/>
+          <w:tab w:val="num" w:pos="1080"/>
+        </w:tabs>
         <w:spacing w:line="240" w:lineRule="auto"/>
         <w:rPr>
           <w:rFonts w:cs="Arabic Typesetting"/>
@@ -26227,6 +27213,10 @@
           <w:ilvl w:val="0"/>
           <w:numId w:val="62"/>
         </w:numPr>
+        <w:tabs>
+          <w:tab w:val="clear" w:pos="720"/>
+          <w:tab w:val="num" w:pos="1080"/>
+        </w:tabs>
         <w:spacing w:line="240" w:lineRule="auto"/>
         <w:rPr>
           <w:rFonts w:cs="Arabic Typesetting"/>
@@ -26529,6 +27519,10 @@
           <w:ilvl w:val="0"/>
           <w:numId w:val="81"/>
         </w:numPr>
+        <w:tabs>
+          <w:tab w:val="clear" w:pos="720"/>
+          <w:tab w:val="num" w:pos="1080"/>
+        </w:tabs>
         <w:spacing w:line="240" w:lineRule="auto"/>
         <w:rPr>
           <w:rFonts w:cs="Arabic Typesetting"/>
@@ -26608,6 +27602,10 @@
           <w:ilvl w:val="0"/>
           <w:numId w:val="81"/>
         </w:numPr>
+        <w:tabs>
+          <w:tab w:val="clear" w:pos="720"/>
+          <w:tab w:val="num" w:pos="1080"/>
+        </w:tabs>
         <w:spacing w:line="240" w:lineRule="auto"/>
         <w:rPr>
           <w:rFonts w:cs="Arabic Typesetting"/>
@@ -26637,6 +27635,10 @@
           <w:ilvl w:val="1"/>
           <w:numId w:val="81"/>
         </w:numPr>
+        <w:tabs>
+          <w:tab w:val="clear" w:pos="1440"/>
+          <w:tab w:val="num" w:pos="1800"/>
+        </w:tabs>
         <w:spacing w:line="240" w:lineRule="auto"/>
         <w:rPr>
           <w:rFonts w:cs="Arabic Typesetting"/>
@@ -26673,6 +27675,10 @@
           <w:ilvl w:val="1"/>
           <w:numId w:val="81"/>
         </w:numPr>
+        <w:tabs>
+          <w:tab w:val="clear" w:pos="1440"/>
+          <w:tab w:val="num" w:pos="1800"/>
+        </w:tabs>
         <w:spacing w:line="240" w:lineRule="auto"/>
         <w:rPr>
           <w:rFonts w:cs="Arabic Typesetting"/>
@@ -26707,6 +27713,10 @@
           <w:ilvl w:val="1"/>
           <w:numId w:val="81"/>
         </w:numPr>
+        <w:tabs>
+          <w:tab w:val="clear" w:pos="1440"/>
+          <w:tab w:val="num" w:pos="1800"/>
+        </w:tabs>
         <w:spacing w:line="240" w:lineRule="auto"/>
         <w:rPr>
           <w:rFonts w:cs="Arabic Typesetting"/>
@@ -26771,6 +27781,10 @@
           <w:ilvl w:val="0"/>
           <w:numId w:val="81"/>
         </w:numPr>
+        <w:tabs>
+          <w:tab w:val="clear" w:pos="720"/>
+          <w:tab w:val="num" w:pos="1080"/>
+        </w:tabs>
         <w:spacing w:line="240" w:lineRule="auto"/>
         <w:rPr>
           <w:rFonts w:cs="Arabic Typesetting"/>
@@ -26846,6 +27860,10 @@
           <w:ilvl w:val="0"/>
           <w:numId w:val="82"/>
         </w:numPr>
+        <w:tabs>
+          <w:tab w:val="clear" w:pos="720"/>
+          <w:tab w:val="num" w:pos="1080"/>
+        </w:tabs>
         <w:spacing w:line="240" w:lineRule="auto"/>
         <w:rPr>
           <w:rFonts w:cs="Arabic Typesetting"/>
@@ -26936,6 +27954,10 @@
           <w:ilvl w:val="0"/>
           <w:numId w:val="82"/>
         </w:numPr>
+        <w:tabs>
+          <w:tab w:val="clear" w:pos="720"/>
+          <w:tab w:val="num" w:pos="1080"/>
+        </w:tabs>
         <w:spacing w:line="240" w:lineRule="auto"/>
         <w:rPr>
           <w:rFonts w:cs="Arabic Typesetting"/>
@@ -26965,6 +27987,10 @@
           <w:ilvl w:val="1"/>
           <w:numId w:val="82"/>
         </w:numPr>
+        <w:tabs>
+          <w:tab w:val="clear" w:pos="1440"/>
+          <w:tab w:val="num" w:pos="1800"/>
+        </w:tabs>
         <w:spacing w:line="240" w:lineRule="auto"/>
         <w:rPr>
           <w:rFonts w:cs="Arabic Typesetting"/>
@@ -27033,6 +28059,10 @@
           <w:ilvl w:val="1"/>
           <w:numId w:val="82"/>
         </w:numPr>
+        <w:tabs>
+          <w:tab w:val="clear" w:pos="1440"/>
+          <w:tab w:val="num" w:pos="1800"/>
+        </w:tabs>
         <w:spacing w:line="240" w:lineRule="auto"/>
         <w:rPr>
           <w:rFonts w:cs="Arabic Typesetting"/>
@@ -27069,6 +28099,10 @@
           <w:ilvl w:val="1"/>
           <w:numId w:val="82"/>
         </w:numPr>
+        <w:tabs>
+          <w:tab w:val="clear" w:pos="1440"/>
+          <w:tab w:val="num" w:pos="1800"/>
+        </w:tabs>
         <w:spacing w:line="240" w:lineRule="auto"/>
         <w:rPr>
           <w:rFonts w:cs="Arabic Typesetting"/>
@@ -27141,6 +28175,10 @@
           <w:ilvl w:val="0"/>
           <w:numId w:val="82"/>
         </w:numPr>
+        <w:tabs>
+          <w:tab w:val="clear" w:pos="720"/>
+          <w:tab w:val="num" w:pos="1080"/>
+        </w:tabs>
         <w:spacing w:line="240" w:lineRule="auto"/>
         <w:rPr>
           <w:rFonts w:cs="Arabic Typesetting"/>
@@ -27196,6 +28234,10 @@
           <w:ilvl w:val="0"/>
           <w:numId w:val="83"/>
         </w:numPr>
+        <w:tabs>
+          <w:tab w:val="clear" w:pos="720"/>
+          <w:tab w:val="num" w:pos="1080"/>
+        </w:tabs>
         <w:spacing w:line="240" w:lineRule="auto"/>
         <w:rPr>
           <w:rFonts w:cs="Arabic Typesetting"/>
@@ -27314,6 +28356,10 @@
           <w:ilvl w:val="0"/>
           <w:numId w:val="83"/>
         </w:numPr>
+        <w:tabs>
+          <w:tab w:val="clear" w:pos="720"/>
+          <w:tab w:val="num" w:pos="1080"/>
+        </w:tabs>
         <w:spacing w:line="240" w:lineRule="auto"/>
         <w:rPr>
           <w:rFonts w:cs="Arabic Typesetting"/>
@@ -27343,6 +28389,10 @@
           <w:ilvl w:val="1"/>
           <w:numId w:val="83"/>
         </w:numPr>
+        <w:tabs>
+          <w:tab w:val="clear" w:pos="1440"/>
+          <w:tab w:val="num" w:pos="1800"/>
+        </w:tabs>
         <w:spacing w:line="240" w:lineRule="auto"/>
         <w:rPr>
           <w:rFonts w:cs="Arabic Typesetting"/>
@@ -27379,6 +28429,10 @@
           <w:ilvl w:val="1"/>
           <w:numId w:val="83"/>
         </w:numPr>
+        <w:tabs>
+          <w:tab w:val="clear" w:pos="1440"/>
+          <w:tab w:val="num" w:pos="1800"/>
+        </w:tabs>
         <w:spacing w:line="240" w:lineRule="auto"/>
         <w:rPr>
           <w:rFonts w:cs="Arabic Typesetting"/>
@@ -27399,6 +28453,10 @@
           <w:ilvl w:val="0"/>
           <w:numId w:val="83"/>
         </w:numPr>
+        <w:tabs>
+          <w:tab w:val="clear" w:pos="720"/>
+          <w:tab w:val="num" w:pos="1080"/>
+        </w:tabs>
         <w:spacing w:line="240" w:lineRule="auto"/>
         <w:rPr>
           <w:rFonts w:cs="Arabic Typesetting"/>
@@ -27488,6 +28546,10 @@
           <w:ilvl w:val="0"/>
           <w:numId w:val="84"/>
         </w:numPr>
+        <w:tabs>
+          <w:tab w:val="clear" w:pos="720"/>
+          <w:tab w:val="num" w:pos="1080"/>
+        </w:tabs>
         <w:spacing w:line="240" w:lineRule="auto"/>
         <w:rPr>
           <w:rFonts w:cs="Arabic Typesetting"/>
@@ -27549,6 +28611,10 @@
           <w:ilvl w:val="0"/>
           <w:numId w:val="84"/>
         </w:numPr>
+        <w:tabs>
+          <w:tab w:val="clear" w:pos="720"/>
+          <w:tab w:val="num" w:pos="1080"/>
+        </w:tabs>
         <w:spacing w:line="240" w:lineRule="auto"/>
         <w:rPr>
           <w:rFonts w:cs="Arabic Typesetting"/>
@@ -27578,6 +28644,10 @@
           <w:ilvl w:val="1"/>
           <w:numId w:val="84"/>
         </w:numPr>
+        <w:tabs>
+          <w:tab w:val="clear" w:pos="1440"/>
+          <w:tab w:val="num" w:pos="1800"/>
+        </w:tabs>
         <w:spacing w:line="240" w:lineRule="auto"/>
         <w:rPr>
           <w:rFonts w:cs="Arabic Typesetting"/>
@@ -27614,6 +28684,10 @@
           <w:ilvl w:val="1"/>
           <w:numId w:val="84"/>
         </w:numPr>
+        <w:tabs>
+          <w:tab w:val="clear" w:pos="1440"/>
+          <w:tab w:val="num" w:pos="1800"/>
+        </w:tabs>
         <w:spacing w:line="240" w:lineRule="auto"/>
         <w:rPr>
           <w:rFonts w:cs="Arabic Typesetting"/>
@@ -27650,6 +28724,10 @@
           <w:ilvl w:val="1"/>
           <w:numId w:val="84"/>
         </w:numPr>
+        <w:tabs>
+          <w:tab w:val="clear" w:pos="1440"/>
+          <w:tab w:val="num" w:pos="1800"/>
+        </w:tabs>
         <w:spacing w:line="240" w:lineRule="auto"/>
         <w:rPr>
           <w:rFonts w:cs="Arabic Typesetting"/>
@@ -27684,6 +28762,10 @@
           <w:ilvl w:val="0"/>
           <w:numId w:val="84"/>
         </w:numPr>
+        <w:tabs>
+          <w:tab w:val="clear" w:pos="720"/>
+          <w:tab w:val="num" w:pos="1080"/>
+        </w:tabs>
         <w:spacing w:line="240" w:lineRule="auto"/>
         <w:rPr>
           <w:rFonts w:cs="Arabic Typesetting"/>
@@ -27711,23 +28793,7 @@
           <w:rFonts w:cs="Arabic Typesetting"/>
           <w:color w:val="0000FF"/>
         </w:rPr>
-        <w:t xml:space="preserve"> and </w:t>
-      </w:r>
-      <w:proofErr w:type="gramStart"/>
-      <w:r>
-        <w:rPr>
-          <w:rFonts w:cs="Arabic Typesetting"/>
-          <w:color w:val="0000FF"/>
-        </w:rPr>
-        <w:t>Supports</w:t>
-      </w:r>
-      <w:proofErr w:type="gramEnd"/>
-      <w:r>
-        <w:rPr>
-          <w:rFonts w:cs="Arabic Typesetting"/>
-          <w:color w:val="0000FF"/>
-        </w:rPr>
-        <w:t xml:space="preserve"> high-frequency trading needs.</w:t>
+        <w:t xml:space="preserve"> and Supports high-frequency trading needs.</w:t>
       </w:r>
     </w:p>
     <w:p>
@@ -27793,6 +28859,10 @@
           <w:ilvl w:val="0"/>
           <w:numId w:val="85"/>
         </w:numPr>
+        <w:tabs>
+          <w:tab w:val="clear" w:pos="720"/>
+          <w:tab w:val="num" w:pos="1080"/>
+        </w:tabs>
         <w:spacing w:line="240" w:lineRule="auto"/>
         <w:rPr>
           <w:rFonts w:cs="Arabic Typesetting"/>
@@ -27874,6 +28944,10 @@
           <w:ilvl w:val="0"/>
           <w:numId w:val="85"/>
         </w:numPr>
+        <w:tabs>
+          <w:tab w:val="clear" w:pos="720"/>
+          <w:tab w:val="num" w:pos="1080"/>
+        </w:tabs>
         <w:spacing w:line="240" w:lineRule="auto"/>
         <w:rPr>
           <w:rFonts w:cs="Arabic Typesetting"/>
@@ -27903,6 +28977,10 @@
           <w:ilvl w:val="1"/>
           <w:numId w:val="85"/>
         </w:numPr>
+        <w:tabs>
+          <w:tab w:val="clear" w:pos="1440"/>
+          <w:tab w:val="num" w:pos="1800"/>
+        </w:tabs>
         <w:spacing w:line="240" w:lineRule="auto"/>
         <w:rPr>
           <w:rFonts w:cs="Arabic Typesetting"/>
@@ -27953,6 +29031,10 @@
           <w:ilvl w:val="1"/>
           <w:numId w:val="85"/>
         </w:numPr>
+        <w:tabs>
+          <w:tab w:val="clear" w:pos="1440"/>
+          <w:tab w:val="num" w:pos="1800"/>
+        </w:tabs>
         <w:spacing w:line="240" w:lineRule="auto"/>
         <w:rPr>
           <w:rFonts w:cs="Arabic Typesetting"/>
@@ -27987,6 +29069,10 @@
           <w:ilvl w:val="0"/>
           <w:numId w:val="85"/>
         </w:numPr>
+        <w:tabs>
+          <w:tab w:val="clear" w:pos="720"/>
+          <w:tab w:val="num" w:pos="1080"/>
+        </w:tabs>
         <w:spacing w:line="240" w:lineRule="auto"/>
         <w:rPr>
           <w:rFonts w:cs="Arabic Typesetting"/>
@@ -28096,6 +29182,10 @@
           <w:ilvl w:val="0"/>
           <w:numId w:val="86"/>
         </w:numPr>
+        <w:tabs>
+          <w:tab w:val="clear" w:pos="720"/>
+          <w:tab w:val="num" w:pos="1080"/>
+        </w:tabs>
         <w:spacing w:line="240" w:lineRule="auto"/>
         <w:rPr>
           <w:rFonts w:cs="Arabic Typesetting"/>
@@ -28191,6 +29281,10 @@
           <w:ilvl w:val="0"/>
           <w:numId w:val="86"/>
         </w:numPr>
+        <w:tabs>
+          <w:tab w:val="clear" w:pos="720"/>
+          <w:tab w:val="num" w:pos="1080"/>
+        </w:tabs>
         <w:spacing w:line="240" w:lineRule="auto"/>
         <w:rPr>
           <w:rFonts w:cs="Arabic Typesetting"/>
@@ -28220,6 +29314,10 @@
           <w:ilvl w:val="1"/>
           <w:numId w:val="86"/>
         </w:numPr>
+        <w:tabs>
+          <w:tab w:val="clear" w:pos="1440"/>
+          <w:tab w:val="num" w:pos="1800"/>
+        </w:tabs>
         <w:spacing w:line="240" w:lineRule="auto"/>
         <w:rPr>
           <w:rFonts w:cs="Arabic Typesetting"/>
@@ -28272,6 +29370,10 @@
           <w:ilvl w:val="1"/>
           <w:numId w:val="86"/>
         </w:numPr>
+        <w:tabs>
+          <w:tab w:val="clear" w:pos="1440"/>
+          <w:tab w:val="num" w:pos="1800"/>
+        </w:tabs>
         <w:spacing w:line="240" w:lineRule="auto"/>
         <w:rPr>
           <w:rFonts w:cs="Arabic Typesetting"/>
@@ -28308,6 +29410,10 @@
           <w:ilvl w:val="1"/>
           <w:numId w:val="86"/>
         </w:numPr>
+        <w:tabs>
+          <w:tab w:val="clear" w:pos="1440"/>
+          <w:tab w:val="num" w:pos="1800"/>
+        </w:tabs>
         <w:spacing w:line="240" w:lineRule="auto"/>
         <w:rPr>
           <w:rFonts w:cs="Arabic Typesetting"/>
@@ -28342,6 +29448,10 @@
           <w:ilvl w:val="0"/>
           <w:numId w:val="86"/>
         </w:numPr>
+        <w:tabs>
+          <w:tab w:val="clear" w:pos="720"/>
+          <w:tab w:val="num" w:pos="1080"/>
+        </w:tabs>
         <w:spacing w:line="240" w:lineRule="auto"/>
         <w:rPr>
           <w:rFonts w:cs="Arabic Typesetting"/>
@@ -28411,6 +29521,10 @@
           <w:ilvl w:val="0"/>
           <w:numId w:val="87"/>
         </w:numPr>
+        <w:tabs>
+          <w:tab w:val="clear" w:pos="720"/>
+          <w:tab w:val="num" w:pos="1080"/>
+        </w:tabs>
         <w:spacing w:line="240" w:lineRule="auto"/>
         <w:rPr>
           <w:rFonts w:cs="Arabic Typesetting"/>
@@ -28500,6 +29614,10 @@
           <w:ilvl w:val="0"/>
           <w:numId w:val="87"/>
         </w:numPr>
+        <w:tabs>
+          <w:tab w:val="clear" w:pos="720"/>
+          <w:tab w:val="num" w:pos="1080"/>
+        </w:tabs>
         <w:spacing w:line="240" w:lineRule="auto"/>
         <w:rPr>
           <w:rFonts w:cs="Arabic Typesetting"/>
@@ -28529,6 +29647,10 @@
           <w:ilvl w:val="1"/>
           <w:numId w:val="87"/>
         </w:numPr>
+        <w:tabs>
+          <w:tab w:val="clear" w:pos="1440"/>
+          <w:tab w:val="num" w:pos="1800"/>
+        </w:tabs>
         <w:spacing w:line="240" w:lineRule="auto"/>
         <w:rPr>
           <w:rFonts w:cs="Arabic Typesetting"/>
@@ -28549,6 +29671,10 @@
           <w:ilvl w:val="1"/>
           <w:numId w:val="87"/>
         </w:numPr>
+        <w:tabs>
+          <w:tab w:val="clear" w:pos="1440"/>
+          <w:tab w:val="num" w:pos="1800"/>
+        </w:tabs>
         <w:spacing w:line="240" w:lineRule="auto"/>
         <w:rPr>
           <w:rFonts w:cs="Arabic Typesetting"/>
@@ -28585,6 +29711,10 @@
           <w:ilvl w:val="0"/>
           <w:numId w:val="87"/>
         </w:numPr>
+        <w:tabs>
+          <w:tab w:val="clear" w:pos="720"/>
+          <w:tab w:val="num" w:pos="1080"/>
+        </w:tabs>
         <w:spacing w:line="240" w:lineRule="auto"/>
         <w:rPr>
           <w:rFonts w:cs="Arabic Typesetting"/>
@@ -28640,6 +29770,10 @@
           <w:ilvl w:val="0"/>
           <w:numId w:val="88"/>
         </w:numPr>
+        <w:tabs>
+          <w:tab w:val="clear" w:pos="720"/>
+          <w:tab w:val="num" w:pos="1080"/>
+        </w:tabs>
         <w:spacing w:line="240" w:lineRule="auto"/>
         <w:rPr>
           <w:rFonts w:cs="Arabic Typesetting"/>
@@ -28703,6 +29837,10 @@
           <w:ilvl w:val="0"/>
           <w:numId w:val="88"/>
         </w:numPr>
+        <w:tabs>
+          <w:tab w:val="clear" w:pos="720"/>
+          <w:tab w:val="num" w:pos="1080"/>
+        </w:tabs>
         <w:spacing w:line="240" w:lineRule="auto"/>
         <w:rPr>
           <w:rFonts w:cs="Arabic Typesetting"/>
@@ -28732,6 +29870,10 @@
           <w:ilvl w:val="1"/>
           <w:numId w:val="88"/>
         </w:numPr>
+        <w:tabs>
+          <w:tab w:val="clear" w:pos="1440"/>
+          <w:tab w:val="num" w:pos="1800"/>
+        </w:tabs>
         <w:spacing w:line="240" w:lineRule="auto"/>
         <w:rPr>
           <w:rFonts w:cs="Arabic Typesetting"/>
@@ -28752,6 +29894,10 @@
           <w:ilvl w:val="1"/>
           <w:numId w:val="88"/>
         </w:numPr>
+        <w:tabs>
+          <w:tab w:val="clear" w:pos="1440"/>
+          <w:tab w:val="num" w:pos="1800"/>
+        </w:tabs>
         <w:spacing w:line="240" w:lineRule="auto"/>
         <w:rPr>
           <w:rFonts w:cs="Arabic Typesetting"/>
@@ -28772,6 +29918,10 @@
           <w:ilvl w:val="0"/>
           <w:numId w:val="88"/>
         </w:numPr>
+        <w:tabs>
+          <w:tab w:val="clear" w:pos="720"/>
+          <w:tab w:val="num" w:pos="1080"/>
+        </w:tabs>
         <w:spacing w:line="240" w:lineRule="auto"/>
         <w:rPr>
           <w:rFonts w:cs="Arabic Typesetting"/>
@@ -28847,6 +29997,10 @@
           <w:ilvl w:val="0"/>
           <w:numId w:val="89"/>
         </w:numPr>
+        <w:tabs>
+          <w:tab w:val="clear" w:pos="720"/>
+          <w:tab w:val="num" w:pos="1080"/>
+        </w:tabs>
         <w:spacing w:line="240" w:lineRule="auto"/>
         <w:rPr>
           <w:rFonts w:cs="Arabic Typesetting"/>
@@ -28922,6 +30076,10 @@
           <w:ilvl w:val="0"/>
           <w:numId w:val="89"/>
         </w:numPr>
+        <w:tabs>
+          <w:tab w:val="clear" w:pos="720"/>
+          <w:tab w:val="num" w:pos="1080"/>
+        </w:tabs>
         <w:spacing w:line="240" w:lineRule="auto"/>
         <w:rPr>
           <w:rFonts w:cs="Arabic Typesetting"/>
@@ -28951,6 +30109,10 @@
           <w:ilvl w:val="1"/>
           <w:numId w:val="89"/>
         </w:numPr>
+        <w:tabs>
+          <w:tab w:val="clear" w:pos="1440"/>
+          <w:tab w:val="num" w:pos="1800"/>
+        </w:tabs>
         <w:spacing w:line="240" w:lineRule="auto"/>
         <w:rPr>
           <w:rFonts w:cs="Arabic Typesetting"/>
@@ -28987,6 +30149,10 @@
           <w:ilvl w:val="0"/>
           <w:numId w:val="89"/>
         </w:numPr>
+        <w:tabs>
+          <w:tab w:val="clear" w:pos="720"/>
+          <w:tab w:val="num" w:pos="1080"/>
+        </w:tabs>
         <w:spacing w:line="240" w:lineRule="auto"/>
         <w:rPr>
           <w:rFonts w:cs="Arabic Typesetting"/>
@@ -29076,6 +30242,10 @@
           <w:ilvl w:val="0"/>
           <w:numId w:val="90"/>
         </w:numPr>
+        <w:tabs>
+          <w:tab w:val="clear" w:pos="720"/>
+          <w:tab w:val="num" w:pos="1080"/>
+        </w:tabs>
         <w:spacing w:line="240" w:lineRule="auto"/>
         <w:rPr>
           <w:rFonts w:cs="Arabic Typesetting"/>
@@ -29175,6 +30345,10 @@
           <w:ilvl w:val="0"/>
           <w:numId w:val="90"/>
         </w:numPr>
+        <w:tabs>
+          <w:tab w:val="clear" w:pos="720"/>
+          <w:tab w:val="num" w:pos="1080"/>
+        </w:tabs>
         <w:spacing w:line="240" w:lineRule="auto"/>
         <w:rPr>
           <w:rFonts w:cs="Arabic Typesetting"/>
@@ -29204,6 +30378,10 @@
           <w:ilvl w:val="1"/>
           <w:numId w:val="90"/>
         </w:numPr>
+        <w:tabs>
+          <w:tab w:val="clear" w:pos="1440"/>
+          <w:tab w:val="num" w:pos="1800"/>
+        </w:tabs>
         <w:spacing w:line="240" w:lineRule="auto"/>
         <w:rPr>
           <w:rFonts w:cs="Arabic Typesetting"/>
@@ -29256,6 +30434,10 @@
           <w:ilvl w:val="1"/>
           <w:numId w:val="90"/>
         </w:numPr>
+        <w:tabs>
+          <w:tab w:val="clear" w:pos="1440"/>
+          <w:tab w:val="num" w:pos="1800"/>
+        </w:tabs>
         <w:spacing w:line="240" w:lineRule="auto"/>
         <w:rPr>
           <w:rFonts w:cs="Arabic Typesetting"/>
@@ -29306,6 +30488,10 @@
           <w:ilvl w:val="1"/>
           <w:numId w:val="90"/>
         </w:numPr>
+        <w:tabs>
+          <w:tab w:val="clear" w:pos="1440"/>
+          <w:tab w:val="num" w:pos="1800"/>
+        </w:tabs>
         <w:spacing w:line="240" w:lineRule="auto"/>
         <w:rPr>
           <w:rFonts w:cs="Arabic Typesetting"/>
@@ -29342,6 +30528,10 @@
           <w:ilvl w:val="0"/>
           <w:numId w:val="90"/>
         </w:numPr>
+        <w:tabs>
+          <w:tab w:val="clear" w:pos="720"/>
+          <w:tab w:val="num" w:pos="1080"/>
+        </w:tabs>
         <w:spacing w:line="240" w:lineRule="auto"/>
         <w:rPr>
           <w:rFonts w:cs="Arabic Typesetting"/>
@@ -29364,6 +30554,812 @@
         </w:rPr>
         <w:t>: Streamlines the toolset for clarity and efficiency.</w:t>
       </w:r>
+    </w:p>
+    <w:p>
+      <w:pPr>
+        <w:spacing w:line="240" w:lineRule="auto"/>
+        <w:rPr>
+          <w:rFonts w:cs="Arabic Typesetting"/>
+          <w:color w:val="0000FF"/>
+        </w:rPr>
+      </w:pPr>
+    </w:p>
+    <w:p>
+      <w:pPr>
+        <w:pBdr>
+          <w:bottom w:val="single" w:sz="6" w:space="1" w:color="auto"/>
+        </w:pBdr>
+        <w:spacing w:line="240" w:lineRule="auto"/>
+        <w:ind w:left="360"/>
+        <w:rPr>
+          <w:color w:val="0000FF"/>
+        </w:rPr>
+      </w:pPr>
+      <w:r>
+        <w:rPr>
+          <w:color w:val="0000FF"/>
+        </w:rPr>
+        <w:t>T</w:t>
+      </w:r>
+      <w:r>
+        <w:rPr>
+          <w:color w:val="0000FF"/>
+        </w:rPr>
+        <w:t xml:space="preserve">he system is designed to use these </w:t>
+      </w:r>
+      <w:proofErr w:type="spellStart"/>
+      <w:r>
+        <w:rPr>
+          <w:color w:val="0000FF"/>
+        </w:rPr>
+        <w:t>backtesting</w:t>
+      </w:r>
+      <w:proofErr w:type="spellEnd"/>
+      <w:r>
+        <w:rPr>
+          <w:color w:val="0000FF"/>
+        </w:rPr>
+        <w:t xml:space="preserve"> tools in a </w:t>
+      </w:r>
+      <w:r>
+        <w:rPr>
+          <w:b/>
+          <w:bCs/>
+          <w:color w:val="0000FF"/>
+        </w:rPr>
+        <w:t>complementary, "Best-of-Breed" stack</w:t>
+      </w:r>
+      <w:r>
+        <w:rPr>
+          <w:color w:val="0000FF"/>
+        </w:rPr>
+        <w:t xml:space="preserve"> rather than choosing a single "best" one. Each tool fills a specific niche, and your plan correctly leverages their individual strengths</w:t>
+      </w:r>
+      <w:r>
+        <w:rPr>
+          <w:color w:val="0000FF"/>
+        </w:rPr>
+        <w:t>:</w:t>
+      </w:r>
+    </w:p>
+    <w:p>
+      <w:pPr>
+        <w:pBdr>
+          <w:bottom w:val="single" w:sz="6" w:space="1" w:color="auto"/>
+        </w:pBdr>
+        <w:tabs>
+          <w:tab w:val="num" w:pos="720"/>
+        </w:tabs>
+        <w:spacing w:line="240" w:lineRule="auto"/>
+        <w:ind w:left="360"/>
+        <w:rPr>
+          <w:color w:val="0000FF"/>
+        </w:rPr>
+      </w:pPr>
+      <w:r>
+        <w:rPr>
+          <w:color w:val="0000FF"/>
+        </w:rPr>
+        <w:t>Here is the recommended way to think about them:</w:t>
+      </w:r>
+    </w:p>
+    <w:p>
+      <w:pPr>
+        <w:pStyle w:val="ListParagraph"/>
+        <w:numPr>
+          <w:ilvl w:val="0"/>
+          <w:numId w:val="139"/>
+        </w:numPr>
+        <w:pBdr>
+          <w:bottom w:val="single" w:sz="6" w:space="1" w:color="auto"/>
+        </w:pBdr>
+        <w:tabs>
+          <w:tab w:val="num" w:pos="1440"/>
+        </w:tabs>
+        <w:spacing w:line="240" w:lineRule="auto"/>
+        <w:ind w:left="720"/>
+        <w:rPr>
+          <w:color w:val="0000FF"/>
+        </w:rPr>
+      </w:pPr>
+      <w:proofErr w:type="spellStart"/>
+      <w:r>
+        <w:rPr>
+          <w:b/>
+          <w:bCs/>
+          <w:color w:val="0000FF"/>
+        </w:rPr>
+        <w:t>NautilusTrader</w:t>
+      </w:r>
+      <w:proofErr w:type="spellEnd"/>
+      <w:r>
+        <w:rPr>
+          <w:b/>
+          <w:bCs/>
+          <w:color w:val="0000FF"/>
+        </w:rPr>
+        <w:t>: The Core Engine &amp; Source of Truth</w:t>
+      </w:r>
+      <w:r>
+        <w:rPr>
+          <w:color w:val="0000FF"/>
+        </w:rPr>
+        <w:t xml:space="preserve"> </w:t>
+      </w:r>
+      <w:proofErr w:type="spellStart"/>
+      <w:r>
+        <w:rPr>
+          <w:color w:val="0000FF"/>
+        </w:rPr>
+        <w:t>NautilusTrader</w:t>
+      </w:r>
+      <w:proofErr w:type="spellEnd"/>
+      <w:r>
+        <w:rPr>
+          <w:color w:val="0000FF"/>
+        </w:rPr>
+        <w:t xml:space="preserve"> should be considered the </w:t>
+      </w:r>
+      <w:r>
+        <w:rPr>
+          <w:b/>
+          <w:bCs/>
+          <w:color w:val="0000FF"/>
+        </w:rPr>
+        <w:t xml:space="preserve">primary, high-fidelity </w:t>
+      </w:r>
+      <w:proofErr w:type="spellStart"/>
+      <w:r>
+        <w:rPr>
+          <w:b/>
+          <w:bCs/>
+          <w:color w:val="0000FF"/>
+        </w:rPr>
+        <w:t>backtesting</w:t>
+      </w:r>
+      <w:proofErr w:type="spellEnd"/>
+      <w:r>
+        <w:rPr>
+          <w:b/>
+          <w:bCs/>
+          <w:color w:val="0000FF"/>
+        </w:rPr>
+        <w:t xml:space="preserve"> engine</w:t>
+      </w:r>
+      <w:r>
+        <w:rPr>
+          <w:color w:val="0000FF"/>
+        </w:rPr>
+        <w:t xml:space="preserve">. Any strategy that is a serious candidate for live trading </w:t>
+      </w:r>
+      <w:r>
+        <w:rPr>
+          <w:i/>
+          <w:iCs/>
+          <w:color w:val="0000FF"/>
+        </w:rPr>
+        <w:t>must</w:t>
+      </w:r>
+      <w:r>
+        <w:rPr>
+          <w:color w:val="0000FF"/>
+        </w:rPr>
+        <w:t xml:space="preserve"> be validated here. Its greatest strength is providing a direct and reliable path from </w:t>
+      </w:r>
+      <w:proofErr w:type="spellStart"/>
+      <w:r>
+        <w:rPr>
+          <w:color w:val="0000FF"/>
+        </w:rPr>
+        <w:t>backtesting</w:t>
+      </w:r>
+      <w:proofErr w:type="spellEnd"/>
+      <w:r>
+        <w:rPr>
+          <w:color w:val="0000FF"/>
+        </w:rPr>
+        <w:t xml:space="preserve"> to live execution, which is a critical requirement for any serious trading system.</w:t>
+      </w:r>
+    </w:p>
+    <w:p>
+      <w:pPr>
+        <w:pStyle w:val="ListParagraph"/>
+        <w:numPr>
+          <w:ilvl w:val="0"/>
+          <w:numId w:val="139"/>
+        </w:numPr>
+        <w:pBdr>
+          <w:bottom w:val="single" w:sz="6" w:space="1" w:color="auto"/>
+        </w:pBdr>
+        <w:tabs>
+          <w:tab w:val="num" w:pos="1080"/>
+        </w:tabs>
+        <w:spacing w:line="240" w:lineRule="auto"/>
+        <w:ind w:left="720"/>
+        <w:rPr>
+          <w:color w:val="0000FF"/>
+        </w:rPr>
+      </w:pPr>
+      <w:proofErr w:type="spellStart"/>
+      <w:r>
+        <w:rPr>
+          <w:b/>
+          <w:bCs/>
+          <w:color w:val="0000FF"/>
+        </w:rPr>
+        <w:t>VectorBT</w:t>
+      </w:r>
+      <w:proofErr w:type="spellEnd"/>
+      <w:r>
+        <w:rPr>
+          <w:b/>
+          <w:bCs/>
+          <w:color w:val="0000FF"/>
+        </w:rPr>
+        <w:t>: The Research &amp; Prototyping Powerhouse</w:t>
+      </w:r>
+      <w:r>
+        <w:rPr>
+          <w:color w:val="0000FF"/>
+        </w:rPr>
+        <w:t xml:space="preserve"> </w:t>
+      </w:r>
+      <w:proofErr w:type="spellStart"/>
+      <w:r>
+        <w:rPr>
+          <w:color w:val="0000FF"/>
+        </w:rPr>
+        <w:t>VectorBT</w:t>
+      </w:r>
+      <w:proofErr w:type="spellEnd"/>
+      <w:r>
+        <w:rPr>
+          <w:color w:val="0000FF"/>
+        </w:rPr>
+        <w:t xml:space="preserve"> is the best tool for </w:t>
+      </w:r>
+      <w:r>
+        <w:rPr>
+          <w:b/>
+          <w:bCs/>
+          <w:color w:val="0000FF"/>
+        </w:rPr>
+        <w:t>quantitative researchers and analysts</w:t>
+      </w:r>
+      <w:r>
+        <w:rPr>
+          <w:color w:val="0000FF"/>
+        </w:rPr>
+        <w:t xml:space="preserve">. When you need to test thousands of parameter combinations or a new signal across a universe of 500 stocks, </w:t>
+      </w:r>
+      <w:proofErr w:type="spellStart"/>
+      <w:r>
+        <w:rPr>
+          <w:color w:val="0000FF"/>
+        </w:rPr>
+        <w:t>VectorBT's</w:t>
+      </w:r>
+      <w:proofErr w:type="spellEnd"/>
+      <w:r>
+        <w:rPr>
+          <w:color w:val="0000FF"/>
+        </w:rPr>
+        <w:t xml:space="preserve"> GPU-accelerated speed is unmatched. A quant would use </w:t>
+      </w:r>
+      <w:proofErr w:type="spellStart"/>
+      <w:r>
+        <w:rPr>
+          <w:color w:val="0000FF"/>
+        </w:rPr>
+        <w:t>VectorBT</w:t>
+      </w:r>
+      <w:proofErr w:type="spellEnd"/>
+      <w:r>
+        <w:rPr>
+          <w:color w:val="0000FF"/>
+        </w:rPr>
+        <w:t xml:space="preserve"> to quickly find promising ideas, which would then be re-implemented and validated in </w:t>
+      </w:r>
+      <w:proofErr w:type="spellStart"/>
+      <w:r>
+        <w:rPr>
+          <w:color w:val="0000FF"/>
+        </w:rPr>
+        <w:t>NautilusTrader</w:t>
+      </w:r>
+      <w:proofErr w:type="spellEnd"/>
+      <w:r>
+        <w:rPr>
+          <w:color w:val="0000FF"/>
+        </w:rPr>
+        <w:t xml:space="preserve">.  </w:t>
+      </w:r>
+    </w:p>
+    <w:p>
+      <w:pPr>
+        <w:pStyle w:val="ListParagraph"/>
+        <w:numPr>
+          <w:ilvl w:val="0"/>
+          <w:numId w:val="139"/>
+        </w:numPr>
+        <w:pBdr>
+          <w:bottom w:val="single" w:sz="6" w:space="1" w:color="auto"/>
+        </w:pBdr>
+        <w:tabs>
+          <w:tab w:val="num" w:pos="1080"/>
+        </w:tabs>
+        <w:spacing w:line="240" w:lineRule="auto"/>
+        <w:ind w:left="720"/>
+        <w:rPr>
+          <w:color w:val="0000FF"/>
+        </w:rPr>
+      </w:pPr>
+      <w:proofErr w:type="spellStart"/>
+      <w:r>
+        <w:rPr>
+          <w:b/>
+          <w:bCs/>
+          <w:color w:val="0000FF"/>
+        </w:rPr>
+        <w:t>TradingGym</w:t>
+      </w:r>
+      <w:proofErr w:type="spellEnd"/>
+      <w:r>
+        <w:rPr>
+          <w:b/>
+          <w:bCs/>
+          <w:color w:val="0000FF"/>
+        </w:rPr>
+        <w:t>: The AI Training Ground</w:t>
+      </w:r>
+      <w:r>
+        <w:rPr>
+          <w:color w:val="0000FF"/>
+        </w:rPr>
+        <w:t xml:space="preserve"> </w:t>
+      </w:r>
+      <w:proofErr w:type="spellStart"/>
+      <w:r>
+        <w:rPr>
+          <w:color w:val="0000FF"/>
+        </w:rPr>
+        <w:t>TradingGym</w:t>
+      </w:r>
+      <w:proofErr w:type="spellEnd"/>
+      <w:r>
+        <w:rPr>
+          <w:color w:val="0000FF"/>
+        </w:rPr>
+        <w:t xml:space="preserve"> is not a </w:t>
+      </w:r>
+      <w:proofErr w:type="spellStart"/>
+      <w:r>
+        <w:rPr>
+          <w:color w:val="0000FF"/>
+        </w:rPr>
+        <w:t>backtester</w:t>
+      </w:r>
+      <w:proofErr w:type="spellEnd"/>
+      <w:r>
+        <w:rPr>
+          <w:color w:val="0000FF"/>
+        </w:rPr>
+        <w:t xml:space="preserve"> in the traditional sense; it's a </w:t>
+      </w:r>
+      <w:r>
+        <w:rPr>
+          <w:b/>
+          <w:bCs/>
+          <w:color w:val="0000FF"/>
+        </w:rPr>
+        <w:t>specialized environment for training Reinforcement Learning (RL) agents</w:t>
+      </w:r>
+      <w:r>
+        <w:rPr>
+          <w:color w:val="0000FF"/>
+        </w:rPr>
+        <w:t xml:space="preserve">. This is essential for your goal of using advanced AI like </w:t>
+      </w:r>
+      <w:proofErr w:type="spellStart"/>
+      <w:r>
+        <w:rPr>
+          <w:color w:val="0000FF"/>
+        </w:rPr>
+        <w:t>FinRL</w:t>
+      </w:r>
+      <w:proofErr w:type="spellEnd"/>
+      <w:r>
+        <w:rPr>
+          <w:color w:val="0000FF"/>
+        </w:rPr>
+        <w:t xml:space="preserve">. This is the best—and only—tool in your stack for this specific purpose. </w:t>
+      </w:r>
+    </w:p>
+    <w:p>
+      <w:pPr>
+        <w:pStyle w:val="ListParagraph"/>
+        <w:numPr>
+          <w:ilvl w:val="0"/>
+          <w:numId w:val="139"/>
+        </w:numPr>
+        <w:pBdr>
+          <w:bottom w:val="single" w:sz="6" w:space="1" w:color="auto"/>
+        </w:pBdr>
+        <w:tabs>
+          <w:tab w:val="num" w:pos="1080"/>
+        </w:tabs>
+        <w:spacing w:line="240" w:lineRule="auto"/>
+        <w:ind w:left="720"/>
+        <w:rPr>
+          <w:color w:val="0000FF"/>
+        </w:rPr>
+      </w:pPr>
+      <w:proofErr w:type="spellStart"/>
+      <w:r>
+        <w:rPr>
+          <w:b/>
+          <w:bCs/>
+          <w:color w:val="0000FF"/>
+        </w:rPr>
+        <w:t>Backtrader</w:t>
+      </w:r>
+      <w:proofErr w:type="spellEnd"/>
+      <w:r>
+        <w:rPr>
+          <w:b/>
+          <w:bCs/>
+          <w:color w:val="0000FF"/>
+        </w:rPr>
+        <w:t>: The Flexible Swiss Army Knife</w:t>
+      </w:r>
+      <w:r>
+        <w:rPr>
+          <w:color w:val="0000FF"/>
+        </w:rPr>
+        <w:t xml:space="preserve"> Your plan correctly designates </w:t>
+      </w:r>
+      <w:proofErr w:type="spellStart"/>
+      <w:r>
+        <w:rPr>
+          <w:color w:val="0000FF"/>
+        </w:rPr>
+        <w:t>Backtrader</w:t>
+      </w:r>
+      <w:proofErr w:type="spellEnd"/>
+      <w:r>
+        <w:rPr>
+          <w:color w:val="0000FF"/>
+        </w:rPr>
+        <w:t xml:space="preserve"> for </w:t>
+      </w:r>
+      <w:r>
+        <w:rPr>
+          <w:b/>
+          <w:bCs/>
+          <w:color w:val="0000FF"/>
+        </w:rPr>
+        <w:t>niche use cases and prototyping</w:t>
+      </w:r>
+      <w:r>
+        <w:rPr>
+          <w:color w:val="0000FF"/>
+        </w:rPr>
+        <w:t xml:space="preserve">. Its flexibility and large community make it perfect for quickly testing a complex custom indicator or a strategy that might be difficult to express in a vectorized way before committing to a full implementation in </w:t>
+      </w:r>
+      <w:proofErr w:type="spellStart"/>
+      <w:r>
+        <w:rPr>
+          <w:color w:val="0000FF"/>
+        </w:rPr>
+        <w:t>NautilusTrader</w:t>
+      </w:r>
+      <w:proofErr w:type="spellEnd"/>
+      <w:r>
+        <w:rPr>
+          <w:color w:val="0000FF"/>
+        </w:rPr>
+        <w:t>.</w:t>
+      </w:r>
+    </w:p>
+    <w:p>
+      <w:pPr>
+        <w:pBdr>
+          <w:bottom w:val="single" w:sz="6" w:space="1" w:color="auto"/>
+        </w:pBdr>
+        <w:tabs>
+          <w:tab w:val="num" w:pos="720"/>
+        </w:tabs>
+        <w:spacing w:line="240" w:lineRule="auto"/>
+        <w:ind w:left="360"/>
+        <w:rPr>
+          <w:color w:val="0000FF"/>
+        </w:rPr>
+      </w:pPr>
+    </w:p>
+    <w:p>
+      <w:pPr>
+        <w:pBdr>
+          <w:bottom w:val="single" w:sz="6" w:space="1" w:color="auto"/>
+        </w:pBdr>
+        <w:spacing w:line="240" w:lineRule="auto"/>
+        <w:ind w:left="360"/>
+        <w:rPr>
+          <w:color w:val="0000FF"/>
+        </w:rPr>
+      </w:pPr>
+      <w:r>
+        <w:rPr>
+          <w:b/>
+          <w:bCs/>
+          <w:color w:val="0000FF"/>
+        </w:rPr>
+        <w:t>Conclusion:</w:t>
+      </w:r>
+    </w:p>
+    <w:p>
+      <w:pPr>
+        <w:pBdr>
+          <w:bottom w:val="single" w:sz="6" w:space="1" w:color="auto"/>
+        </w:pBdr>
+        <w:tabs>
+          <w:tab w:val="num" w:pos="720"/>
+        </w:tabs>
+        <w:spacing w:line="240" w:lineRule="auto"/>
+        <w:ind w:left="360"/>
+        <w:rPr>
+          <w:color w:val="0000FF"/>
+        </w:rPr>
+      </w:pPr>
+      <w:r>
+        <w:rPr>
+          <w:color w:val="0000FF"/>
+        </w:rPr>
+        <w:t>Do not consolidate to a single tool. Your "Best-of-Breed" integration strategy is your system's greatest strength. By using all four, you create a complete ecosystem that serves different needs:</w:t>
+      </w:r>
+    </w:p>
+    <w:p>
+      <w:pPr>
+        <w:pBdr>
+          <w:bottom w:val="single" w:sz="6" w:space="1" w:color="auto"/>
+        </w:pBdr>
+        <w:tabs>
+          <w:tab w:val="num" w:pos="720"/>
+        </w:tabs>
+        <w:spacing w:line="240" w:lineRule="auto"/>
+        <w:ind w:left="360"/>
+        <w:rPr>
+          <w:color w:val="0000FF"/>
+        </w:rPr>
+      </w:pPr>
+      <w:r>
+        <w:rPr>
+          <w:color w:val="0000FF"/>
+        </w:rPr>
+        <w:t>-</w:t>
+      </w:r>
+      <w:r>
+        <w:rPr>
+          <w:b/>
+          <w:bCs/>
+          <w:color w:val="0000FF"/>
+        </w:rPr>
+        <w:t xml:space="preserve"> </w:t>
+      </w:r>
+      <w:r>
+        <w:rPr>
+          <w:b/>
+          <w:bCs/>
+          <w:color w:val="0000FF"/>
+        </w:rPr>
+        <w:t>Quants</w:t>
+      </w:r>
+      <w:r>
+        <w:rPr>
+          <w:color w:val="0000FF"/>
+        </w:rPr>
+        <w:t xml:space="preserve"> get speed with </w:t>
+      </w:r>
+      <w:proofErr w:type="spellStart"/>
+      <w:r>
+        <w:rPr>
+          <w:b/>
+          <w:bCs/>
+          <w:color w:val="0000FF"/>
+        </w:rPr>
+        <w:t>VectorBT</w:t>
+      </w:r>
+      <w:proofErr w:type="spellEnd"/>
+      <w:r>
+        <w:rPr>
+          <w:color w:val="0000FF"/>
+        </w:rPr>
+        <w:t>.</w:t>
+      </w:r>
+    </w:p>
+    <w:p>
+      <w:pPr>
+        <w:pBdr>
+          <w:bottom w:val="single" w:sz="6" w:space="1" w:color="auto"/>
+        </w:pBdr>
+        <w:tabs>
+          <w:tab w:val="num" w:pos="720"/>
+        </w:tabs>
+        <w:spacing w:line="240" w:lineRule="auto"/>
+        <w:ind w:left="360"/>
+        <w:rPr>
+          <w:color w:val="0000FF"/>
+        </w:rPr>
+      </w:pPr>
+      <w:r>
+        <w:rPr>
+          <w:color w:val="0000FF"/>
+        </w:rPr>
+        <w:t xml:space="preserve">- </w:t>
+      </w:r>
+      <w:r>
+        <w:rPr>
+          <w:b/>
+          <w:bCs/>
+          <w:color w:val="0000FF"/>
+        </w:rPr>
+        <w:t>AI developers</w:t>
+      </w:r>
+      <w:r>
+        <w:rPr>
+          <w:color w:val="0000FF"/>
+        </w:rPr>
+        <w:t xml:space="preserve"> get a training environment with </w:t>
+      </w:r>
+      <w:proofErr w:type="spellStart"/>
+      <w:r>
+        <w:rPr>
+          <w:b/>
+          <w:bCs/>
+          <w:color w:val="0000FF"/>
+        </w:rPr>
+        <w:t>TradingGym</w:t>
+      </w:r>
+      <w:proofErr w:type="spellEnd"/>
+      <w:r>
+        <w:rPr>
+          <w:color w:val="0000FF"/>
+        </w:rPr>
+        <w:t>.</w:t>
+      </w:r>
+    </w:p>
+    <w:p>
+      <w:pPr>
+        <w:pBdr>
+          <w:bottom w:val="single" w:sz="6" w:space="1" w:color="auto"/>
+        </w:pBdr>
+        <w:tabs>
+          <w:tab w:val="num" w:pos="720"/>
+        </w:tabs>
+        <w:spacing w:line="240" w:lineRule="auto"/>
+        <w:ind w:left="360"/>
+        <w:rPr>
+          <w:color w:val="0000FF"/>
+        </w:rPr>
+      </w:pPr>
+      <w:r>
+        <w:rPr>
+          <w:color w:val="0000FF"/>
+        </w:rPr>
+        <w:t xml:space="preserve">- </w:t>
+      </w:r>
+      <w:r>
+        <w:rPr>
+          <w:b/>
+          <w:bCs/>
+          <w:color w:val="0000FF"/>
+        </w:rPr>
+        <w:t>Strategy developers</w:t>
+      </w:r>
+      <w:r>
+        <w:rPr>
+          <w:color w:val="0000FF"/>
+        </w:rPr>
+        <w:t xml:space="preserve"> get flexibility with </w:t>
+      </w:r>
+      <w:proofErr w:type="spellStart"/>
+      <w:r>
+        <w:rPr>
+          <w:b/>
+          <w:bCs/>
+          <w:color w:val="0000FF"/>
+        </w:rPr>
+        <w:t>Backtrader</w:t>
+      </w:r>
+      <w:proofErr w:type="spellEnd"/>
+      <w:r>
+        <w:rPr>
+          <w:color w:val="0000FF"/>
+        </w:rPr>
+        <w:t>.</w:t>
+      </w:r>
+    </w:p>
+    <w:p>
+      <w:pPr>
+        <w:pBdr>
+          <w:bottom w:val="single" w:sz="6" w:space="1" w:color="auto"/>
+        </w:pBdr>
+        <w:tabs>
+          <w:tab w:val="num" w:pos="720"/>
+        </w:tabs>
+        <w:spacing w:line="240" w:lineRule="auto"/>
+        <w:ind w:left="360"/>
+        <w:rPr>
+          <w:color w:val="0000FF"/>
+        </w:rPr>
+      </w:pPr>
+      <w:r>
+        <w:rPr>
+          <w:color w:val="0000FF"/>
+        </w:rPr>
+        <w:t xml:space="preserve">- </w:t>
+      </w:r>
+      <w:r>
+        <w:rPr>
+          <w:color w:val="0000FF"/>
+        </w:rPr>
+        <w:t xml:space="preserve">The </w:t>
+      </w:r>
+      <w:r>
+        <w:rPr>
+          <w:b/>
+          <w:bCs/>
+          <w:color w:val="0000FF"/>
+        </w:rPr>
+        <w:t>live trading system</w:t>
+      </w:r>
+      <w:r>
+        <w:rPr>
+          <w:color w:val="0000FF"/>
+        </w:rPr>
+        <w:t xml:space="preserve"> gets its final, definitive validation from </w:t>
+      </w:r>
+      <w:proofErr w:type="spellStart"/>
+      <w:r>
+        <w:rPr>
+          <w:b/>
+          <w:bCs/>
+          <w:color w:val="0000FF"/>
+        </w:rPr>
+        <w:t>NautilusTrader</w:t>
+      </w:r>
+      <w:proofErr w:type="spellEnd"/>
+      <w:r>
+        <w:rPr>
+          <w:color w:val="0000FF"/>
+        </w:rPr>
+        <w:t>.</w:t>
+      </w:r>
+    </w:p>
+    <w:p>
+      <w:pPr>
+        <w:pBdr>
+          <w:bottom w:val="single" w:sz="6" w:space="1" w:color="auto"/>
+        </w:pBdr>
+        <w:tabs>
+          <w:tab w:val="num" w:pos="720"/>
+        </w:tabs>
+        <w:spacing w:line="240" w:lineRule="auto"/>
+        <w:ind w:left="360"/>
+        <w:rPr>
+          <w:color w:val="0000FF"/>
+        </w:rPr>
+      </w:pPr>
+    </w:p>
+    <w:p>
+      <w:pPr>
+        <w:spacing w:line="240" w:lineRule="auto"/>
+        <w:rPr>
+          <w:rFonts w:cs="Arabic Typesetting"/>
+          <w:b/>
+          <w:bCs/>
+          <w:color w:val="0000FF"/>
+        </w:rPr>
+      </w:pPr>
     </w:p>
     <w:p>
       <w:pPr>
@@ -52041,6 +54037,95 @@
     </w:lvl>
   </w:abstractNum>
   <w:abstractNum w:abstractNumId="68" w15:restartNumberingAfterBreak="0">
+    <w:nsid w:val="3D9B3139"/>
+    <w:multiLevelType w:val="hybridMultilevel"/>
+    <w:tmpl w:val="1C2ABC94"/>
+    <w:lvl w:ilvl="0" w:tplc="2FB6C894">
+      <w:start w:val="1"/>
+      <w:numFmt w:val="decimal"/>
+      <w:lvlText w:val="%1."/>
+      <w:lvlJc w:val="left"/>
+      <w:pPr>
+        <w:ind w:left="360" w:hanging="360"/>
+      </w:pPr>
+      <w:rPr>
+        <w:rFonts w:hint="default"/>
+      </w:rPr>
+    </w:lvl>
+    <w:lvl w:ilvl="1" w:tplc="08090019" w:tentative="1">
+      <w:start w:val="1"/>
+      <w:numFmt w:val="lowerLetter"/>
+      <w:lvlText w:val="%2."/>
+      <w:lvlJc w:val="left"/>
+      <w:pPr>
+        <w:ind w:left="1440" w:hanging="360"/>
+      </w:pPr>
+    </w:lvl>
+    <w:lvl w:ilvl="2" w:tplc="0809001B" w:tentative="1">
+      <w:start w:val="1"/>
+      <w:numFmt w:val="lowerRoman"/>
+      <w:lvlText w:val="%3."/>
+      <w:lvlJc w:val="right"/>
+      <w:pPr>
+        <w:ind w:left="2160" w:hanging="180"/>
+      </w:pPr>
+    </w:lvl>
+    <w:lvl w:ilvl="3" w:tplc="0809000F" w:tentative="1">
+      <w:start w:val="1"/>
+      <w:numFmt w:val="decimal"/>
+      <w:lvlText w:val="%4."/>
+      <w:lvlJc w:val="left"/>
+      <w:pPr>
+        <w:ind w:left="2880" w:hanging="360"/>
+      </w:pPr>
+    </w:lvl>
+    <w:lvl w:ilvl="4" w:tplc="08090019" w:tentative="1">
+      <w:start w:val="1"/>
+      <w:numFmt w:val="lowerLetter"/>
+      <w:lvlText w:val="%5."/>
+      <w:lvlJc w:val="left"/>
+      <w:pPr>
+        <w:ind w:left="3600" w:hanging="360"/>
+      </w:pPr>
+    </w:lvl>
+    <w:lvl w:ilvl="5" w:tplc="0809001B" w:tentative="1">
+      <w:start w:val="1"/>
+      <w:numFmt w:val="lowerRoman"/>
+      <w:lvlText w:val="%6."/>
+      <w:lvlJc w:val="right"/>
+      <w:pPr>
+        <w:ind w:left="4320" w:hanging="180"/>
+      </w:pPr>
+    </w:lvl>
+    <w:lvl w:ilvl="6" w:tplc="0809000F" w:tentative="1">
+      <w:start w:val="1"/>
+      <w:numFmt w:val="decimal"/>
+      <w:lvlText w:val="%7."/>
+      <w:lvlJc w:val="left"/>
+      <w:pPr>
+        <w:ind w:left="5040" w:hanging="360"/>
+      </w:pPr>
+    </w:lvl>
+    <w:lvl w:ilvl="7" w:tplc="08090019" w:tentative="1">
+      <w:start w:val="1"/>
+      <w:numFmt w:val="lowerLetter"/>
+      <w:lvlText w:val="%8."/>
+      <w:lvlJc w:val="left"/>
+      <w:pPr>
+        <w:ind w:left="5760" w:hanging="360"/>
+      </w:pPr>
+    </w:lvl>
+    <w:lvl w:ilvl="8" w:tplc="0809001B" w:tentative="1">
+      <w:start w:val="1"/>
+      <w:numFmt w:val="lowerRoman"/>
+      <w:lvlText w:val="%9."/>
+      <w:lvlJc w:val="right"/>
+      <w:pPr>
+        <w:ind w:left="6480" w:hanging="180"/>
+      </w:pPr>
+    </w:lvl>
+  </w:abstractNum>
+  <w:abstractNum w:abstractNumId="69" w15:restartNumberingAfterBreak="0">
     <w:nsid w:val="3E260A7A"/>
     <w:multiLevelType w:val="multilevel"/>
     <w:tmpl w:val="90C089C4"/>
@@ -52156,7 +54241,7 @@
       </w:pPr>
     </w:lvl>
   </w:abstractNum>
-  <w:abstractNum w:abstractNumId="69" w15:restartNumberingAfterBreak="0">
+  <w:abstractNum w:abstractNumId="70" w15:restartNumberingAfterBreak="0">
     <w:nsid w:val="3E2F4215"/>
     <w:multiLevelType w:val="multilevel"/>
     <w:tmpl w:val="B19A0EF2"/>
@@ -52305,7 +54390,7 @@
       </w:rPr>
     </w:lvl>
   </w:abstractNum>
-  <w:abstractNum w:abstractNumId="70" w15:restartNumberingAfterBreak="0">
+  <w:abstractNum w:abstractNumId="71" w15:restartNumberingAfterBreak="0">
     <w:nsid w:val="3FC226AF"/>
     <w:multiLevelType w:val="multilevel"/>
     <w:tmpl w:val="82F6C0DA"/>
@@ -52454,7 +54539,7 @@
       </w:rPr>
     </w:lvl>
   </w:abstractNum>
-  <w:abstractNum w:abstractNumId="71" w15:restartNumberingAfterBreak="0">
+  <w:abstractNum w:abstractNumId="72" w15:restartNumberingAfterBreak="0">
     <w:nsid w:val="41786653"/>
     <w:multiLevelType w:val="multilevel"/>
     <w:tmpl w:val="AA10CFAA"/>
@@ -52603,7 +54688,7 @@
       </w:rPr>
     </w:lvl>
   </w:abstractNum>
-  <w:abstractNum w:abstractNumId="72" w15:restartNumberingAfterBreak="0">
+  <w:abstractNum w:abstractNumId="73" w15:restartNumberingAfterBreak="0">
     <w:nsid w:val="43500E46"/>
     <w:multiLevelType w:val="hybridMultilevel"/>
     <w:tmpl w:val="8E943206"/>
@@ -52716,7 +54801,7 @@
       </w:rPr>
     </w:lvl>
   </w:abstractNum>
-  <w:abstractNum w:abstractNumId="73" w15:restartNumberingAfterBreak="0">
+  <w:abstractNum w:abstractNumId="74" w15:restartNumberingAfterBreak="0">
     <w:nsid w:val="43CA5DB0"/>
     <w:multiLevelType w:val="multilevel"/>
     <w:tmpl w:val="0854B8B6"/>
@@ -52865,7 +54950,7 @@
       </w:rPr>
     </w:lvl>
   </w:abstractNum>
-  <w:abstractNum w:abstractNumId="74" w15:restartNumberingAfterBreak="0">
+  <w:abstractNum w:abstractNumId="75" w15:restartNumberingAfterBreak="0">
     <w:nsid w:val="44484542"/>
     <w:multiLevelType w:val="hybridMultilevel"/>
     <w:tmpl w:val="A36A8B08"/>
@@ -52954,7 +55039,7 @@
       </w:pPr>
     </w:lvl>
   </w:abstractNum>
-  <w:abstractNum w:abstractNumId="75" w15:restartNumberingAfterBreak="0">
+  <w:abstractNum w:abstractNumId="76" w15:restartNumberingAfterBreak="0">
     <w:nsid w:val="444D022B"/>
     <w:multiLevelType w:val="multilevel"/>
     <w:tmpl w:val="DA58F5D0"/>
@@ -53103,7 +55188,7 @@
       </w:rPr>
     </w:lvl>
   </w:abstractNum>
-  <w:abstractNum w:abstractNumId="76" w15:restartNumberingAfterBreak="0">
+  <w:abstractNum w:abstractNumId="77" w15:restartNumberingAfterBreak="0">
     <w:nsid w:val="4491369D"/>
     <w:multiLevelType w:val="multilevel"/>
     <w:tmpl w:val="E7EA9AF8"/>
@@ -53252,7 +55337,7 @@
       </w:rPr>
     </w:lvl>
   </w:abstractNum>
-  <w:abstractNum w:abstractNumId="77" w15:restartNumberingAfterBreak="0">
+  <w:abstractNum w:abstractNumId="78" w15:restartNumberingAfterBreak="0">
     <w:nsid w:val="459108A1"/>
     <w:multiLevelType w:val="multilevel"/>
     <w:tmpl w:val="ACF492DE"/>
@@ -53393,7 +55478,7 @@
       </w:rPr>
     </w:lvl>
   </w:abstractNum>
-  <w:abstractNum w:abstractNumId="78" w15:restartNumberingAfterBreak="0">
+  <w:abstractNum w:abstractNumId="79" w15:restartNumberingAfterBreak="0">
     <w:nsid w:val="45C42909"/>
     <w:multiLevelType w:val="multilevel"/>
     <w:tmpl w:val="4BFC588C"/>
@@ -53510,7 +55595,7 @@
       </w:pPr>
     </w:lvl>
   </w:abstractNum>
-  <w:abstractNum w:abstractNumId="79" w15:restartNumberingAfterBreak="0">
+  <w:abstractNum w:abstractNumId="80" w15:restartNumberingAfterBreak="0">
     <w:nsid w:val="46F61130"/>
     <w:multiLevelType w:val="multilevel"/>
     <w:tmpl w:val="2ACADED2"/>
@@ -53659,7 +55744,7 @@
       </w:rPr>
     </w:lvl>
   </w:abstractNum>
-  <w:abstractNum w:abstractNumId="80" w15:restartNumberingAfterBreak="0">
+  <w:abstractNum w:abstractNumId="81" w15:restartNumberingAfterBreak="0">
     <w:nsid w:val="48C31DD3"/>
     <w:multiLevelType w:val="multilevel"/>
     <w:tmpl w:val="CB2862AC"/>
@@ -53808,7 +55893,7 @@
       </w:rPr>
     </w:lvl>
   </w:abstractNum>
-  <w:abstractNum w:abstractNumId="81" w15:restartNumberingAfterBreak="0">
+  <w:abstractNum w:abstractNumId="82" w15:restartNumberingAfterBreak="0">
     <w:nsid w:val="49173362"/>
     <w:multiLevelType w:val="multilevel"/>
     <w:tmpl w:val="FBDA8E5E"/>
@@ -53957,7 +56042,7 @@
       </w:rPr>
     </w:lvl>
   </w:abstractNum>
-  <w:abstractNum w:abstractNumId="82" w15:restartNumberingAfterBreak="0">
+  <w:abstractNum w:abstractNumId="83" w15:restartNumberingAfterBreak="0">
     <w:nsid w:val="4A556F6B"/>
     <w:multiLevelType w:val="multilevel"/>
     <w:tmpl w:val="76C27B44"/>
@@ -54070,7 +56155,7 @@
       </w:pPr>
     </w:lvl>
   </w:abstractNum>
-  <w:abstractNum w:abstractNumId="83" w15:restartNumberingAfterBreak="0">
+  <w:abstractNum w:abstractNumId="84" w15:restartNumberingAfterBreak="0">
     <w:nsid w:val="4BCB64AB"/>
     <w:multiLevelType w:val="multilevel"/>
     <w:tmpl w:val="F142F168"/>
@@ -54219,7 +56304,7 @@
       </w:rPr>
     </w:lvl>
   </w:abstractNum>
-  <w:abstractNum w:abstractNumId="84" w15:restartNumberingAfterBreak="0">
+  <w:abstractNum w:abstractNumId="85" w15:restartNumberingAfterBreak="0">
     <w:nsid w:val="4C331239"/>
     <w:multiLevelType w:val="multilevel"/>
     <w:tmpl w:val="4424A264"/>
@@ -54336,7 +56421,7 @@
       </w:pPr>
     </w:lvl>
   </w:abstractNum>
-  <w:abstractNum w:abstractNumId="85" w15:restartNumberingAfterBreak="0">
+  <w:abstractNum w:abstractNumId="86" w15:restartNumberingAfterBreak="0">
     <w:nsid w:val="4C842F21"/>
     <w:multiLevelType w:val="multilevel"/>
     <w:tmpl w:val="76A64DFC"/>
@@ -54485,7 +56570,7 @@
       </w:rPr>
     </w:lvl>
   </w:abstractNum>
-  <w:abstractNum w:abstractNumId="86" w15:restartNumberingAfterBreak="0">
+  <w:abstractNum w:abstractNumId="87" w15:restartNumberingAfterBreak="0">
     <w:nsid w:val="4E8A3FD0"/>
     <w:multiLevelType w:val="hybridMultilevel"/>
     <w:tmpl w:val="9B885090"/>
@@ -54574,7 +56659,7 @@
       </w:pPr>
     </w:lvl>
   </w:abstractNum>
-  <w:abstractNum w:abstractNumId="87" w15:restartNumberingAfterBreak="0">
+  <w:abstractNum w:abstractNumId="88" w15:restartNumberingAfterBreak="0">
     <w:nsid w:val="4EDF03C7"/>
     <w:multiLevelType w:val="multilevel"/>
     <w:tmpl w:val="1284C722"/>
@@ -54723,7 +56808,7 @@
       </w:rPr>
     </w:lvl>
   </w:abstractNum>
-  <w:abstractNum w:abstractNumId="88" w15:restartNumberingAfterBreak="0">
+  <w:abstractNum w:abstractNumId="89" w15:restartNumberingAfterBreak="0">
     <w:nsid w:val="52D8028E"/>
     <w:multiLevelType w:val="multilevel"/>
     <w:tmpl w:val="73E6BA48"/>
@@ -54872,7 +56957,7 @@
       </w:rPr>
     </w:lvl>
   </w:abstractNum>
-  <w:abstractNum w:abstractNumId="89" w15:restartNumberingAfterBreak="0">
+  <w:abstractNum w:abstractNumId="90" w15:restartNumberingAfterBreak="0">
     <w:nsid w:val="52F6762B"/>
     <w:multiLevelType w:val="multilevel"/>
     <w:tmpl w:val="90C089C4"/>
@@ -54988,7 +57073,7 @@
       </w:pPr>
     </w:lvl>
   </w:abstractNum>
-  <w:abstractNum w:abstractNumId="90" w15:restartNumberingAfterBreak="0">
+  <w:abstractNum w:abstractNumId="91" w15:restartNumberingAfterBreak="0">
     <w:nsid w:val="549D4CA0"/>
     <w:multiLevelType w:val="multilevel"/>
     <w:tmpl w:val="AB1E2E9C"/>
@@ -55137,7 +57222,7 @@
       </w:rPr>
     </w:lvl>
   </w:abstractNum>
-  <w:abstractNum w:abstractNumId="91" w15:restartNumberingAfterBreak="0">
+  <w:abstractNum w:abstractNumId="92" w15:restartNumberingAfterBreak="0">
     <w:nsid w:val="556C623E"/>
     <w:multiLevelType w:val="multilevel"/>
     <w:tmpl w:val="47423882"/>
@@ -55286,7 +57371,7 @@
       </w:rPr>
     </w:lvl>
   </w:abstractNum>
-  <w:abstractNum w:abstractNumId="92" w15:restartNumberingAfterBreak="0">
+  <w:abstractNum w:abstractNumId="93" w15:restartNumberingAfterBreak="0">
     <w:nsid w:val="55A30FAC"/>
     <w:multiLevelType w:val="multilevel"/>
     <w:tmpl w:val="FA16B828"/>
@@ -55435,7 +57520,7 @@
       </w:rPr>
     </w:lvl>
   </w:abstractNum>
-  <w:abstractNum w:abstractNumId="93" w15:restartNumberingAfterBreak="0">
+  <w:abstractNum w:abstractNumId="94" w15:restartNumberingAfterBreak="0">
     <w:nsid w:val="55DE6F36"/>
     <w:multiLevelType w:val="multilevel"/>
     <w:tmpl w:val="89F2A5B0"/>
@@ -55584,7 +57669,7 @@
       </w:rPr>
     </w:lvl>
   </w:abstractNum>
-  <w:abstractNum w:abstractNumId="94" w15:restartNumberingAfterBreak="0">
+  <w:abstractNum w:abstractNumId="95" w15:restartNumberingAfterBreak="0">
     <w:nsid w:val="57010840"/>
     <w:multiLevelType w:val="multilevel"/>
     <w:tmpl w:val="5EBCE232"/>
@@ -55733,7 +57818,7 @@
       </w:rPr>
     </w:lvl>
   </w:abstractNum>
-  <w:abstractNum w:abstractNumId="95" w15:restartNumberingAfterBreak="0">
+  <w:abstractNum w:abstractNumId="96" w15:restartNumberingAfterBreak="0">
     <w:nsid w:val="58544854"/>
     <w:multiLevelType w:val="multilevel"/>
     <w:tmpl w:val="22F6A7B2"/>
@@ -55882,7 +57967,7 @@
       </w:rPr>
     </w:lvl>
   </w:abstractNum>
-  <w:abstractNum w:abstractNumId="96" w15:restartNumberingAfterBreak="0">
+  <w:abstractNum w:abstractNumId="97" w15:restartNumberingAfterBreak="0">
     <w:nsid w:val="58922510"/>
     <w:multiLevelType w:val="multilevel"/>
     <w:tmpl w:val="266C5E3C"/>
@@ -56031,7 +58116,7 @@
       </w:rPr>
     </w:lvl>
   </w:abstractNum>
-  <w:abstractNum w:abstractNumId="97" w15:restartNumberingAfterBreak="0">
+  <w:abstractNum w:abstractNumId="98" w15:restartNumberingAfterBreak="0">
     <w:nsid w:val="59AD01DD"/>
     <w:multiLevelType w:val="multilevel"/>
     <w:tmpl w:val="4AA2BC8E"/>
@@ -56180,7 +58265,7 @@
       </w:rPr>
     </w:lvl>
   </w:abstractNum>
-  <w:abstractNum w:abstractNumId="98" w15:restartNumberingAfterBreak="0">
+  <w:abstractNum w:abstractNumId="99" w15:restartNumberingAfterBreak="0">
     <w:nsid w:val="59CD616D"/>
     <w:multiLevelType w:val="multilevel"/>
     <w:tmpl w:val="9AB8F382"/>
@@ -56329,7 +58414,7 @@
       </w:rPr>
     </w:lvl>
   </w:abstractNum>
-  <w:abstractNum w:abstractNumId="99" w15:restartNumberingAfterBreak="0">
+  <w:abstractNum w:abstractNumId="100" w15:restartNumberingAfterBreak="0">
     <w:nsid w:val="59D20A2F"/>
     <w:multiLevelType w:val="multilevel"/>
     <w:tmpl w:val="B6B241F0"/>
@@ -56478,7 +58563,7 @@
       </w:rPr>
     </w:lvl>
   </w:abstractNum>
-  <w:abstractNum w:abstractNumId="100" w15:restartNumberingAfterBreak="0">
+  <w:abstractNum w:abstractNumId="101" w15:restartNumberingAfterBreak="0">
     <w:nsid w:val="5A455D7A"/>
     <w:multiLevelType w:val="multilevel"/>
     <w:tmpl w:val="C7CEE434"/>
@@ -56627,7 +58712,7 @@
       </w:rPr>
     </w:lvl>
   </w:abstractNum>
-  <w:abstractNum w:abstractNumId="101" w15:restartNumberingAfterBreak="0">
+  <w:abstractNum w:abstractNumId="102" w15:restartNumberingAfterBreak="0">
     <w:nsid w:val="5A617FA2"/>
     <w:multiLevelType w:val="multilevel"/>
     <w:tmpl w:val="79E4B846"/>
@@ -56740,7 +58825,7 @@
       </w:pPr>
     </w:lvl>
   </w:abstractNum>
-  <w:abstractNum w:abstractNumId="102" w15:restartNumberingAfterBreak="0">
+  <w:abstractNum w:abstractNumId="103" w15:restartNumberingAfterBreak="0">
     <w:nsid w:val="5A763BFB"/>
     <w:multiLevelType w:val="multilevel"/>
     <w:tmpl w:val="8FDA430E"/>
@@ -56889,7 +58974,7 @@
       </w:rPr>
     </w:lvl>
   </w:abstractNum>
-  <w:abstractNum w:abstractNumId="103" w15:restartNumberingAfterBreak="0">
+  <w:abstractNum w:abstractNumId="104" w15:restartNumberingAfterBreak="0">
     <w:nsid w:val="5BAB05FE"/>
     <w:multiLevelType w:val="multilevel"/>
     <w:tmpl w:val="1ED8964A"/>
@@ -57038,7 +59123,7 @@
       </w:rPr>
     </w:lvl>
   </w:abstractNum>
-  <w:abstractNum w:abstractNumId="104" w15:restartNumberingAfterBreak="0">
+  <w:abstractNum w:abstractNumId="105" w15:restartNumberingAfterBreak="0">
     <w:nsid w:val="5CD8176D"/>
     <w:multiLevelType w:val="multilevel"/>
     <w:tmpl w:val="AED6DF0C"/>
@@ -57187,7 +59272,7 @@
       </w:rPr>
     </w:lvl>
   </w:abstractNum>
-  <w:abstractNum w:abstractNumId="105" w15:restartNumberingAfterBreak="0">
+  <w:abstractNum w:abstractNumId="106" w15:restartNumberingAfterBreak="0">
     <w:nsid w:val="5DC21BB3"/>
     <w:multiLevelType w:val="multilevel"/>
     <w:tmpl w:val="8B86220E"/>
@@ -57336,7 +59421,7 @@
       </w:rPr>
     </w:lvl>
   </w:abstractNum>
-  <w:abstractNum w:abstractNumId="106" w15:restartNumberingAfterBreak="0">
+  <w:abstractNum w:abstractNumId="107" w15:restartNumberingAfterBreak="0">
     <w:nsid w:val="5E095937"/>
     <w:multiLevelType w:val="multilevel"/>
     <w:tmpl w:val="89ECC622"/>
@@ -57481,7 +59566,7 @@
       </w:rPr>
     </w:lvl>
   </w:abstractNum>
-  <w:abstractNum w:abstractNumId="107" w15:restartNumberingAfterBreak="0">
+  <w:abstractNum w:abstractNumId="108" w15:restartNumberingAfterBreak="0">
     <w:nsid w:val="5F260B12"/>
     <w:multiLevelType w:val="multilevel"/>
     <w:tmpl w:val="B57E117C"/>
@@ -57630,7 +59715,7 @@
       </w:rPr>
     </w:lvl>
   </w:abstractNum>
-  <w:abstractNum w:abstractNumId="108" w15:restartNumberingAfterBreak="0">
+  <w:abstractNum w:abstractNumId="109" w15:restartNumberingAfterBreak="0">
     <w:nsid w:val="5F3701D2"/>
     <w:multiLevelType w:val="multilevel"/>
     <w:tmpl w:val="24C4B6EC"/>
@@ -57779,7 +59864,7 @@
       </w:rPr>
     </w:lvl>
   </w:abstractNum>
-  <w:abstractNum w:abstractNumId="109" w15:restartNumberingAfterBreak="0">
+  <w:abstractNum w:abstractNumId="110" w15:restartNumberingAfterBreak="0">
     <w:nsid w:val="5F4A5683"/>
     <w:multiLevelType w:val="multilevel"/>
     <w:tmpl w:val="328A4DD6"/>
@@ -57928,7 +60013,7 @@
       </w:rPr>
     </w:lvl>
   </w:abstractNum>
-  <w:abstractNum w:abstractNumId="110" w15:restartNumberingAfterBreak="0">
+  <w:abstractNum w:abstractNumId="111" w15:restartNumberingAfterBreak="0">
     <w:nsid w:val="604908B8"/>
     <w:multiLevelType w:val="multilevel"/>
     <w:tmpl w:val="63B80AF2"/>
@@ -58041,7 +60126,7 @@
       </w:pPr>
     </w:lvl>
   </w:abstractNum>
-  <w:abstractNum w:abstractNumId="111" w15:restartNumberingAfterBreak="0">
+  <w:abstractNum w:abstractNumId="112" w15:restartNumberingAfterBreak="0">
     <w:nsid w:val="61D32859"/>
     <w:multiLevelType w:val="multilevel"/>
     <w:tmpl w:val="2FE84BC0"/>
@@ -58190,7 +60275,7 @@
       </w:rPr>
     </w:lvl>
   </w:abstractNum>
-  <w:abstractNum w:abstractNumId="112" w15:restartNumberingAfterBreak="0">
+  <w:abstractNum w:abstractNumId="113" w15:restartNumberingAfterBreak="0">
     <w:nsid w:val="62D971EF"/>
     <w:multiLevelType w:val="multilevel"/>
     <w:tmpl w:val="5E66D418"/>
@@ -58303,7 +60388,7 @@
       </w:pPr>
     </w:lvl>
   </w:abstractNum>
-  <w:abstractNum w:abstractNumId="113" w15:restartNumberingAfterBreak="0">
+  <w:abstractNum w:abstractNumId="114" w15:restartNumberingAfterBreak="0">
     <w:nsid w:val="631E446E"/>
     <w:multiLevelType w:val="multilevel"/>
     <w:tmpl w:val="09A45166"/>
@@ -58452,7 +60537,7 @@
       </w:rPr>
     </w:lvl>
   </w:abstractNum>
-  <w:abstractNum w:abstractNumId="114" w15:restartNumberingAfterBreak="0">
+  <w:abstractNum w:abstractNumId="115" w15:restartNumberingAfterBreak="0">
     <w:nsid w:val="63BD1768"/>
     <w:multiLevelType w:val="multilevel"/>
     <w:tmpl w:val="25E2B15E"/>
@@ -58601,7 +60686,7 @@
       </w:rPr>
     </w:lvl>
   </w:abstractNum>
-  <w:abstractNum w:abstractNumId="115" w15:restartNumberingAfterBreak="0">
+  <w:abstractNum w:abstractNumId="116" w15:restartNumberingAfterBreak="0">
     <w:nsid w:val="642D71B0"/>
     <w:multiLevelType w:val="multilevel"/>
     <w:tmpl w:val="897272BA"/>
@@ -58750,7 +60835,7 @@
       </w:rPr>
     </w:lvl>
   </w:abstractNum>
-  <w:abstractNum w:abstractNumId="116" w15:restartNumberingAfterBreak="0">
+  <w:abstractNum w:abstractNumId="117" w15:restartNumberingAfterBreak="0">
     <w:nsid w:val="64904232"/>
     <w:multiLevelType w:val="hybridMultilevel"/>
     <w:tmpl w:val="71C4F05C"/>
@@ -58839,7 +60924,7 @@
       </w:pPr>
     </w:lvl>
   </w:abstractNum>
-  <w:abstractNum w:abstractNumId="117" w15:restartNumberingAfterBreak="0">
+  <w:abstractNum w:abstractNumId="118" w15:restartNumberingAfterBreak="0">
     <w:nsid w:val="66C7294A"/>
     <w:multiLevelType w:val="multilevel"/>
     <w:tmpl w:val="6636BDC8"/>
@@ -58988,7 +61073,7 @@
       </w:rPr>
     </w:lvl>
   </w:abstractNum>
-  <w:abstractNum w:abstractNumId="118" w15:restartNumberingAfterBreak="0">
+  <w:abstractNum w:abstractNumId="119" w15:restartNumberingAfterBreak="0">
     <w:nsid w:val="67DF28F0"/>
     <w:multiLevelType w:val="multilevel"/>
     <w:tmpl w:val="4D3A0B70"/>
@@ -59133,7 +61218,7 @@
       </w:rPr>
     </w:lvl>
   </w:abstractNum>
-  <w:abstractNum w:abstractNumId="119" w15:restartNumberingAfterBreak="0">
+  <w:abstractNum w:abstractNumId="120" w15:restartNumberingAfterBreak="0">
     <w:nsid w:val="68205068"/>
     <w:multiLevelType w:val="multilevel"/>
     <w:tmpl w:val="E640E206"/>
@@ -59282,7 +61367,7 @@
       </w:rPr>
     </w:lvl>
   </w:abstractNum>
-  <w:abstractNum w:abstractNumId="120" w15:restartNumberingAfterBreak="0">
+  <w:abstractNum w:abstractNumId="121" w15:restartNumberingAfterBreak="0">
     <w:nsid w:val="68211477"/>
     <w:multiLevelType w:val="multilevel"/>
     <w:tmpl w:val="B20E30B4"/>
@@ -59431,7 +61516,7 @@
       </w:rPr>
     </w:lvl>
   </w:abstractNum>
-  <w:abstractNum w:abstractNumId="121" w15:restartNumberingAfterBreak="0">
+  <w:abstractNum w:abstractNumId="122" w15:restartNumberingAfterBreak="0">
     <w:nsid w:val="68AC56C7"/>
     <w:multiLevelType w:val="multilevel"/>
     <w:tmpl w:val="B8CE341E"/>
@@ -59580,7 +61665,7 @@
       </w:rPr>
     </w:lvl>
   </w:abstractNum>
-  <w:abstractNum w:abstractNumId="122" w15:restartNumberingAfterBreak="0">
+  <w:abstractNum w:abstractNumId="123" w15:restartNumberingAfterBreak="0">
     <w:nsid w:val="699E11D1"/>
     <w:multiLevelType w:val="hybridMultilevel"/>
     <w:tmpl w:val="65388126"/>
@@ -59693,7 +61778,7 @@
       </w:rPr>
     </w:lvl>
   </w:abstractNum>
-  <w:abstractNum w:abstractNumId="123" w15:restartNumberingAfterBreak="0">
+  <w:abstractNum w:abstractNumId="124" w15:restartNumberingAfterBreak="0">
     <w:nsid w:val="69C45463"/>
     <w:multiLevelType w:val="hybridMultilevel"/>
     <w:tmpl w:val="64880B8C"/>
@@ -59782,7 +61867,7 @@
       </w:pPr>
     </w:lvl>
   </w:abstractNum>
-  <w:abstractNum w:abstractNumId="124" w15:restartNumberingAfterBreak="0">
+  <w:abstractNum w:abstractNumId="125" w15:restartNumberingAfterBreak="0">
     <w:nsid w:val="6BAF6B93"/>
     <w:multiLevelType w:val="multilevel"/>
     <w:tmpl w:val="5D88B83A"/>
@@ -59899,7 +61984,7 @@
       </w:pPr>
     </w:lvl>
   </w:abstractNum>
-  <w:abstractNum w:abstractNumId="125" w15:restartNumberingAfterBreak="0">
+  <w:abstractNum w:abstractNumId="126" w15:restartNumberingAfterBreak="0">
     <w:nsid w:val="6C7175CF"/>
     <w:multiLevelType w:val="multilevel"/>
     <w:tmpl w:val="C024D7D0"/>
@@ -60044,7 +62129,7 @@
       </w:rPr>
     </w:lvl>
   </w:abstractNum>
-  <w:abstractNum w:abstractNumId="126" w15:restartNumberingAfterBreak="0">
+  <w:abstractNum w:abstractNumId="127" w15:restartNumberingAfterBreak="0">
     <w:nsid w:val="747C0F6D"/>
     <w:multiLevelType w:val="multilevel"/>
     <w:tmpl w:val="E09C56D4"/>
@@ -60193,7 +62278,7 @@
       </w:rPr>
     </w:lvl>
   </w:abstractNum>
-  <w:abstractNum w:abstractNumId="127" w15:restartNumberingAfterBreak="0">
+  <w:abstractNum w:abstractNumId="128" w15:restartNumberingAfterBreak="0">
     <w:nsid w:val="78662062"/>
     <w:multiLevelType w:val="multilevel"/>
     <w:tmpl w:val="72885460"/>
@@ -60342,7 +62427,7 @@
       </w:rPr>
     </w:lvl>
   </w:abstractNum>
-  <w:abstractNum w:abstractNumId="128" w15:restartNumberingAfterBreak="0">
+  <w:abstractNum w:abstractNumId="129" w15:restartNumberingAfterBreak="0">
     <w:nsid w:val="78CA1D81"/>
     <w:multiLevelType w:val="multilevel"/>
     <w:tmpl w:val="114CD6CA"/>
@@ -60491,7 +62576,7 @@
       </w:rPr>
     </w:lvl>
   </w:abstractNum>
-  <w:abstractNum w:abstractNumId="129" w15:restartNumberingAfterBreak="0">
+  <w:abstractNum w:abstractNumId="130" w15:restartNumberingAfterBreak="0">
     <w:nsid w:val="7A334C2F"/>
     <w:multiLevelType w:val="multilevel"/>
     <w:tmpl w:val="E442554E"/>
@@ -60640,7 +62725,7 @@
       </w:rPr>
     </w:lvl>
   </w:abstractNum>
-  <w:abstractNum w:abstractNumId="130" w15:restartNumberingAfterBreak="0">
+  <w:abstractNum w:abstractNumId="131" w15:restartNumberingAfterBreak="0">
     <w:nsid w:val="7CEF27AB"/>
     <w:multiLevelType w:val="multilevel"/>
     <w:tmpl w:val="EA08CC38"/>
@@ -60789,7 +62874,7 @@
       </w:rPr>
     </w:lvl>
   </w:abstractNum>
-  <w:abstractNum w:abstractNumId="131" w15:restartNumberingAfterBreak="0">
+  <w:abstractNum w:abstractNumId="132" w15:restartNumberingAfterBreak="0">
     <w:nsid w:val="7CF17699"/>
     <w:multiLevelType w:val="multilevel"/>
     <w:tmpl w:val="5170A568"/>
@@ -60938,7 +63023,7 @@
       </w:rPr>
     </w:lvl>
   </w:abstractNum>
-  <w:abstractNum w:abstractNumId="132" w15:restartNumberingAfterBreak="0">
+  <w:abstractNum w:abstractNumId="133" w15:restartNumberingAfterBreak="0">
     <w:nsid w:val="7D3B135C"/>
     <w:multiLevelType w:val="multilevel"/>
     <w:tmpl w:val="292259BC"/>
@@ -61083,7 +63168,7 @@
       </w:rPr>
     </w:lvl>
   </w:abstractNum>
-  <w:abstractNum w:abstractNumId="133" w15:restartNumberingAfterBreak="0">
+  <w:abstractNum w:abstractNumId="134" w15:restartNumberingAfterBreak="0">
     <w:nsid w:val="7EA004AE"/>
     <w:multiLevelType w:val="multilevel"/>
     <w:tmpl w:val="9384CF5E"/>
@@ -61232,7 +63317,7 @@
       </w:rPr>
     </w:lvl>
   </w:abstractNum>
-  <w:abstractNum w:abstractNumId="134" w15:restartNumberingAfterBreak="0">
+  <w:abstractNum w:abstractNumId="135" w15:restartNumberingAfterBreak="0">
     <w:nsid w:val="7F610BBD"/>
     <w:multiLevelType w:val="multilevel"/>
     <w:tmpl w:val="26607B64"/>
@@ -61381,7 +63466,7 @@
       </w:rPr>
     </w:lvl>
   </w:abstractNum>
-  <w:abstractNum w:abstractNumId="135" w15:restartNumberingAfterBreak="0">
+  <w:abstractNum w:abstractNumId="136" w15:restartNumberingAfterBreak="0">
     <w:nsid w:val="7F76256B"/>
     <w:multiLevelType w:val="multilevel"/>
     <w:tmpl w:val="88688F24"/>
@@ -61530,7 +63615,7 @@
       </w:rPr>
     </w:lvl>
   </w:abstractNum>
-  <w:abstractNum w:abstractNumId="136" w15:restartNumberingAfterBreak="0">
+  <w:abstractNum w:abstractNumId="137" w15:restartNumberingAfterBreak="0">
     <w:nsid w:val="7F8D175F"/>
     <w:multiLevelType w:val="multilevel"/>
     <w:tmpl w:val="9112C41C"/>
@@ -61679,7 +63764,7 @@
       </w:rPr>
     </w:lvl>
   </w:abstractNum>
-  <w:abstractNum w:abstractNumId="137" w15:restartNumberingAfterBreak="0">
+  <w:abstractNum w:abstractNumId="138" w15:restartNumberingAfterBreak="0">
     <w:nsid w:val="7FC217D4"/>
     <w:multiLevelType w:val="multilevel"/>
     <w:tmpl w:val="BE10171E"/>
@@ -61829,28 +63914,28 @@
     </w:lvl>
   </w:abstractNum>
   <w:num w:numId="1" w16cid:durableId="47388213">
-    <w:abstractNumId w:val="99"/>
+    <w:abstractNumId w:val="100"/>
   </w:num>
   <w:num w:numId="2" w16cid:durableId="1871264923">
     <w:abstractNumId w:val="43"/>
   </w:num>
   <w:num w:numId="3" w16cid:durableId="890380067">
-    <w:abstractNumId w:val="84"/>
+    <w:abstractNumId w:val="85"/>
   </w:num>
   <w:num w:numId="4" w16cid:durableId="481579061">
     <w:abstractNumId w:val="45"/>
   </w:num>
   <w:num w:numId="5" w16cid:durableId="1682734888">
-    <w:abstractNumId w:val="101"/>
+    <w:abstractNumId w:val="102"/>
   </w:num>
   <w:num w:numId="6" w16cid:durableId="191112411">
-    <w:abstractNumId w:val="129"/>
+    <w:abstractNumId w:val="130"/>
   </w:num>
   <w:num w:numId="7" w16cid:durableId="974868911">
     <w:abstractNumId w:val="27"/>
   </w:num>
   <w:num w:numId="8" w16cid:durableId="2048143691">
-    <w:abstractNumId w:val="102"/>
+    <w:abstractNumId w:val="103"/>
   </w:num>
   <w:num w:numId="9" w16cid:durableId="265383039">
     <w:abstractNumId w:val="61"/>
@@ -61859,19 +63944,19 @@
     <w:abstractNumId w:val="0"/>
   </w:num>
   <w:num w:numId="11" w16cid:durableId="1883857265">
-    <w:abstractNumId w:val="78"/>
+    <w:abstractNumId w:val="79"/>
   </w:num>
   <w:num w:numId="12" w16cid:durableId="947086187">
-    <w:abstractNumId w:val="126"/>
+    <w:abstractNumId w:val="127"/>
   </w:num>
   <w:num w:numId="13" w16cid:durableId="937441675">
-    <w:abstractNumId w:val="72"/>
+    <w:abstractNumId w:val="73"/>
   </w:num>
   <w:num w:numId="14" w16cid:durableId="1835492488">
     <w:abstractNumId w:val="44"/>
   </w:num>
   <w:num w:numId="15" w16cid:durableId="1077510050">
-    <w:abstractNumId w:val="82"/>
+    <w:abstractNumId w:val="83"/>
   </w:num>
   <w:num w:numId="16" w16cid:durableId="628752574">
     <w:abstractNumId w:val="6"/>
@@ -61880,7 +63965,7 @@
     <w:abstractNumId w:val="30"/>
   </w:num>
   <w:num w:numId="18" w16cid:durableId="482083370">
-    <w:abstractNumId w:val="124"/>
+    <w:abstractNumId w:val="125"/>
   </w:num>
   <w:num w:numId="19" w16cid:durableId="876938536">
     <w:abstractNumId w:val="11"/>
@@ -61889,25 +63974,25 @@
     <w:abstractNumId w:val="14"/>
   </w:num>
   <w:num w:numId="21" w16cid:durableId="331685032">
-    <w:abstractNumId w:val="110"/>
+    <w:abstractNumId w:val="111"/>
   </w:num>
   <w:num w:numId="22" w16cid:durableId="321087716">
-    <w:abstractNumId w:val="68"/>
+    <w:abstractNumId w:val="69"/>
   </w:num>
   <w:num w:numId="23" w16cid:durableId="743526347">
-    <w:abstractNumId w:val="89"/>
+    <w:abstractNumId w:val="90"/>
   </w:num>
   <w:num w:numId="24" w16cid:durableId="1410153965">
-    <w:abstractNumId w:val="128"/>
+    <w:abstractNumId w:val="129"/>
   </w:num>
   <w:num w:numId="25" w16cid:durableId="20671880">
-    <w:abstractNumId w:val="103"/>
+    <w:abstractNumId w:val="104"/>
   </w:num>
   <w:num w:numId="26" w16cid:durableId="311255352">
-    <w:abstractNumId w:val="123"/>
+    <w:abstractNumId w:val="124"/>
   </w:num>
   <w:num w:numId="27" w16cid:durableId="298414582">
-    <w:abstractNumId w:val="127"/>
+    <w:abstractNumId w:val="128"/>
   </w:num>
   <w:num w:numId="28" w16cid:durableId="2128230076">
     <w:abstractNumId w:val="12"/>
@@ -61919,16 +64004,16 @@
     <w:abstractNumId w:val="47"/>
   </w:num>
   <w:num w:numId="31" w16cid:durableId="1861770517">
-    <w:abstractNumId w:val="69"/>
+    <w:abstractNumId w:val="70"/>
   </w:num>
   <w:num w:numId="32" w16cid:durableId="1837526718">
     <w:abstractNumId w:val="24"/>
   </w:num>
   <w:num w:numId="33" w16cid:durableId="703411588">
-    <w:abstractNumId w:val="77"/>
+    <w:abstractNumId w:val="78"/>
   </w:num>
   <w:num w:numId="34" w16cid:durableId="254673923">
-    <w:abstractNumId w:val="70"/>
+    <w:abstractNumId w:val="71"/>
   </w:num>
   <w:num w:numId="35" w16cid:durableId="984970163">
     <w:abstractNumId w:val="66"/>
@@ -61943,16 +64028,16 @@
     <w:abstractNumId w:val="5"/>
   </w:num>
   <w:num w:numId="39" w16cid:durableId="258564263">
-    <w:abstractNumId w:val="94"/>
+    <w:abstractNumId w:val="95"/>
   </w:num>
   <w:num w:numId="40" w16cid:durableId="196312843">
-    <w:abstractNumId w:val="87"/>
+    <w:abstractNumId w:val="88"/>
   </w:num>
   <w:num w:numId="41" w16cid:durableId="831603271">
     <w:abstractNumId w:val="31"/>
   </w:num>
   <w:num w:numId="42" w16cid:durableId="308872324">
-    <w:abstractNumId w:val="107"/>
+    <w:abstractNumId w:val="108"/>
   </w:num>
   <w:num w:numId="43" w16cid:durableId="857238475">
     <w:abstractNumId w:val="32"/>
@@ -61961,7 +64046,7 @@
     <w:abstractNumId w:val="60"/>
   </w:num>
   <w:num w:numId="45" w16cid:durableId="771246007">
-    <w:abstractNumId w:val="104"/>
+    <w:abstractNumId w:val="105"/>
   </w:num>
   <w:num w:numId="46" w16cid:durableId="504445904">
     <w:abstractNumId w:val="48"/>
@@ -61973,16 +64058,16 @@
     <w:abstractNumId w:val="59"/>
   </w:num>
   <w:num w:numId="49" w16cid:durableId="694890086">
-    <w:abstractNumId w:val="71"/>
+    <w:abstractNumId w:val="72"/>
   </w:num>
   <w:num w:numId="50" w16cid:durableId="333841315">
     <w:abstractNumId w:val="49"/>
   </w:num>
   <w:num w:numId="51" w16cid:durableId="129520349">
-    <w:abstractNumId w:val="134"/>
+    <w:abstractNumId w:val="135"/>
   </w:num>
   <w:num w:numId="52" w16cid:durableId="1064987984">
-    <w:abstractNumId w:val="90"/>
+    <w:abstractNumId w:val="91"/>
   </w:num>
   <w:num w:numId="53" w16cid:durableId="377170896">
     <w:abstractNumId w:val="64"/>
@@ -61994,22 +64079,22 @@
     <w:abstractNumId w:val="16"/>
   </w:num>
   <w:num w:numId="56" w16cid:durableId="2064985186">
-    <w:abstractNumId w:val="93"/>
+    <w:abstractNumId w:val="94"/>
   </w:num>
   <w:num w:numId="57" w16cid:durableId="780345746">
-    <w:abstractNumId w:val="111"/>
+    <w:abstractNumId w:val="112"/>
   </w:num>
   <w:num w:numId="58" w16cid:durableId="674961289">
-    <w:abstractNumId w:val="132"/>
+    <w:abstractNumId w:val="133"/>
   </w:num>
   <w:num w:numId="59" w16cid:durableId="1198590324">
     <w:abstractNumId w:val="19"/>
   </w:num>
   <w:num w:numId="60" w16cid:durableId="1975522709">
-    <w:abstractNumId w:val="105"/>
+    <w:abstractNumId w:val="106"/>
   </w:num>
   <w:num w:numId="61" w16cid:durableId="143932307">
-    <w:abstractNumId w:val="113"/>
+    <w:abstractNumId w:val="114"/>
   </w:num>
   <w:num w:numId="62" w16cid:durableId="2064255360">
     <w:abstractNumId w:val="54"/>
@@ -62024,25 +64109,25 @@
     <w:abstractNumId w:val="55"/>
   </w:num>
   <w:num w:numId="66" w16cid:durableId="1205096451">
-    <w:abstractNumId w:val="96"/>
+    <w:abstractNumId w:val="97"/>
   </w:num>
   <w:num w:numId="67" w16cid:durableId="1260408042">
-    <w:abstractNumId w:val="76"/>
+    <w:abstractNumId w:val="77"/>
   </w:num>
   <w:num w:numId="68" w16cid:durableId="608777716">
-    <w:abstractNumId w:val="137"/>
+    <w:abstractNumId w:val="138"/>
   </w:num>
   <w:num w:numId="69" w16cid:durableId="34352318">
-    <w:abstractNumId w:val="131"/>
+    <w:abstractNumId w:val="132"/>
   </w:num>
   <w:num w:numId="70" w16cid:durableId="586234028">
     <w:abstractNumId w:val="42"/>
   </w:num>
   <w:num w:numId="71" w16cid:durableId="2093971393">
-    <w:abstractNumId w:val="95"/>
+    <w:abstractNumId w:val="96"/>
   </w:num>
   <w:num w:numId="72" w16cid:durableId="28260669">
-    <w:abstractNumId w:val="136"/>
+    <w:abstractNumId w:val="137"/>
   </w:num>
   <w:num w:numId="73" w16cid:durableId="1135828111">
     <w:abstractNumId w:val="36"/>
@@ -62051,10 +64136,10 @@
     <w:abstractNumId w:val="52"/>
   </w:num>
   <w:num w:numId="75" w16cid:durableId="1531576581">
-    <w:abstractNumId w:val="120"/>
+    <w:abstractNumId w:val="121"/>
   </w:num>
   <w:num w:numId="76" w16cid:durableId="544680880">
-    <w:abstractNumId w:val="85"/>
+    <w:abstractNumId w:val="86"/>
   </w:num>
   <w:num w:numId="77" w16cid:durableId="959260931">
     <w:abstractNumId w:val="33"/>
@@ -62063,7 +64148,7 @@
     <w:abstractNumId w:val="15"/>
   </w:num>
   <w:num w:numId="79" w16cid:durableId="1447656937">
-    <w:abstractNumId w:val="116"/>
+    <w:abstractNumId w:val="117"/>
   </w:num>
   <w:num w:numId="80" w16cid:durableId="1436443396">
     <w:abstractNumId w:val="56"/>
@@ -62072,16 +64157,16 @@
     <w:abstractNumId w:val="38"/>
   </w:num>
   <w:num w:numId="82" w16cid:durableId="371612438">
-    <w:abstractNumId w:val="100"/>
+    <w:abstractNumId w:val="101"/>
   </w:num>
   <w:num w:numId="83" w16cid:durableId="1509565196">
     <w:abstractNumId w:val="22"/>
   </w:num>
   <w:num w:numId="84" w16cid:durableId="616565019">
-    <w:abstractNumId w:val="81"/>
+    <w:abstractNumId w:val="82"/>
   </w:num>
   <w:num w:numId="85" w16cid:durableId="440806087">
-    <w:abstractNumId w:val="130"/>
+    <w:abstractNumId w:val="131"/>
   </w:num>
   <w:num w:numId="86" w16cid:durableId="1567104606">
     <w:abstractNumId w:val="67"/>
@@ -62093,10 +64178,10 @@
     <w:abstractNumId w:val="50"/>
   </w:num>
   <w:num w:numId="89" w16cid:durableId="1837765969">
-    <w:abstractNumId w:val="121"/>
+    <w:abstractNumId w:val="122"/>
   </w:num>
   <w:num w:numId="90" w16cid:durableId="948779215">
-    <w:abstractNumId w:val="118"/>
+    <w:abstractNumId w:val="119"/>
   </w:num>
   <w:num w:numId="91" w16cid:durableId="113987389">
     <w:abstractNumId w:val="21"/>
@@ -62105,25 +64190,25 @@
     <w:abstractNumId w:val="34"/>
   </w:num>
   <w:num w:numId="93" w16cid:durableId="1979140709">
-    <w:abstractNumId w:val="108"/>
+    <w:abstractNumId w:val="109"/>
   </w:num>
   <w:num w:numId="94" w16cid:durableId="1699970852">
-    <w:abstractNumId w:val="80"/>
+    <w:abstractNumId w:val="81"/>
   </w:num>
   <w:num w:numId="95" w16cid:durableId="883568005">
-    <w:abstractNumId w:val="109"/>
+    <w:abstractNumId w:val="110"/>
   </w:num>
   <w:num w:numId="96" w16cid:durableId="1908681811">
-    <w:abstractNumId w:val="135"/>
+    <w:abstractNumId w:val="136"/>
   </w:num>
   <w:num w:numId="97" w16cid:durableId="503204470">
     <w:abstractNumId w:val="53"/>
   </w:num>
   <w:num w:numId="98" w16cid:durableId="69038586">
-    <w:abstractNumId w:val="97"/>
+    <w:abstractNumId w:val="98"/>
   </w:num>
   <w:num w:numId="99" w16cid:durableId="695081015">
-    <w:abstractNumId w:val="92"/>
+    <w:abstractNumId w:val="93"/>
   </w:num>
   <w:num w:numId="100" w16cid:durableId="1874341929">
     <w:abstractNumId w:val="62"/>
@@ -62138,10 +64223,10 @@
     <w:abstractNumId w:val="26"/>
   </w:num>
   <w:num w:numId="104" w16cid:durableId="753475418">
-    <w:abstractNumId w:val="91"/>
+    <w:abstractNumId w:val="92"/>
   </w:num>
   <w:num w:numId="105" w16cid:durableId="1030447021">
-    <w:abstractNumId w:val="119"/>
+    <w:abstractNumId w:val="120"/>
   </w:num>
   <w:num w:numId="106" w16cid:durableId="762579415">
     <w:abstractNumId w:val="57"/>
@@ -62153,13 +64238,13 @@
     <w:abstractNumId w:val="20"/>
   </w:num>
   <w:num w:numId="109" w16cid:durableId="1336879203">
-    <w:abstractNumId w:val="79"/>
+    <w:abstractNumId w:val="80"/>
   </w:num>
   <w:num w:numId="110" w16cid:durableId="1201161433">
-    <w:abstractNumId w:val="73"/>
+    <w:abstractNumId w:val="74"/>
   </w:num>
   <w:num w:numId="111" w16cid:durableId="1989356898">
-    <w:abstractNumId w:val="133"/>
+    <w:abstractNumId w:val="134"/>
   </w:num>
   <w:num w:numId="112" w16cid:durableId="659893513">
     <w:abstractNumId w:val="58"/>
@@ -62168,16 +64253,16 @@
     <w:abstractNumId w:val="1"/>
   </w:num>
   <w:num w:numId="114" w16cid:durableId="553735771">
-    <w:abstractNumId w:val="98"/>
+    <w:abstractNumId w:val="99"/>
   </w:num>
   <w:num w:numId="115" w16cid:durableId="483742993">
     <w:abstractNumId w:val="63"/>
   </w:num>
   <w:num w:numId="116" w16cid:durableId="1084647159">
-    <w:abstractNumId w:val="74"/>
+    <w:abstractNumId w:val="75"/>
   </w:num>
   <w:num w:numId="117" w16cid:durableId="56588768">
-    <w:abstractNumId w:val="86"/>
+    <w:abstractNumId w:val="87"/>
   </w:num>
   <w:num w:numId="118" w16cid:durableId="1207522412">
     <w:abstractNumId w:val="2"/>
@@ -62189,22 +64274,22 @@
     <w:abstractNumId w:val="10"/>
   </w:num>
   <w:num w:numId="121" w16cid:durableId="983437133">
-    <w:abstractNumId w:val="122"/>
+    <w:abstractNumId w:val="123"/>
   </w:num>
   <w:num w:numId="122" w16cid:durableId="1601911810">
-    <w:abstractNumId w:val="125"/>
+    <w:abstractNumId w:val="126"/>
   </w:num>
   <w:num w:numId="123" w16cid:durableId="1353457343">
-    <w:abstractNumId w:val="106"/>
+    <w:abstractNumId w:val="107"/>
   </w:num>
   <w:num w:numId="124" w16cid:durableId="2014139539">
     <w:abstractNumId w:val="3"/>
   </w:num>
   <w:num w:numId="125" w16cid:durableId="1394890585">
-    <w:abstractNumId w:val="115"/>
+    <w:abstractNumId w:val="116"/>
   </w:num>
   <w:num w:numId="126" w16cid:durableId="2046712482">
-    <w:abstractNumId w:val="114"/>
+    <w:abstractNumId w:val="115"/>
   </w:num>
   <w:num w:numId="127" w16cid:durableId="1255242256">
     <w:abstractNumId w:val="7"/>
@@ -62216,31 +64301,34 @@
     <w:abstractNumId w:val="4"/>
   </w:num>
   <w:num w:numId="130" w16cid:durableId="1743479723">
-    <w:abstractNumId w:val="88"/>
+    <w:abstractNumId w:val="89"/>
   </w:num>
   <w:num w:numId="131" w16cid:durableId="138767674">
-    <w:abstractNumId w:val="83"/>
+    <w:abstractNumId w:val="84"/>
   </w:num>
   <w:num w:numId="132" w16cid:durableId="815610723">
     <w:abstractNumId w:val="8"/>
   </w:num>
   <w:num w:numId="133" w16cid:durableId="1451389807">
-    <w:abstractNumId w:val="75"/>
+    <w:abstractNumId w:val="76"/>
   </w:num>
   <w:num w:numId="134" w16cid:durableId="484861871">
     <w:abstractNumId w:val="46"/>
   </w:num>
   <w:num w:numId="135" w16cid:durableId="595984969">
-    <w:abstractNumId w:val="112"/>
+    <w:abstractNumId w:val="113"/>
   </w:num>
   <w:num w:numId="136" w16cid:durableId="163516603">
-    <w:abstractNumId w:val="117"/>
+    <w:abstractNumId w:val="118"/>
   </w:num>
   <w:num w:numId="137" w16cid:durableId="232594415">
     <w:abstractNumId w:val="13"/>
   </w:num>
   <w:num w:numId="138" w16cid:durableId="1648195509">
     <w:abstractNumId w:val="23"/>
+  </w:num>
+  <w:num w:numId="139" w16cid:durableId="869415083">
+    <w:abstractNumId w:val="68"/>
   </w:num>
 </w:numbering>
 </file>

--- a/Other Files/Features, Phases & Integration Strategy - Algorithmic Trading System.docx
+++ b/Other Files/Features, Phases & Integration Strategy - Algorithmic Trading System.docx
@@ -4748,7 +4748,21 @@
         <w:rPr>
           <w:rFonts w:cs="Arabic Typesetting"/>
         </w:rPr>
-        <w:t xml:space="preserve"> environment consistent with the production live trading environment. It's design, architecture, and implementation philosophy prioritises software correctness and safety at the highest level, with the aim of supporting Python-native, mission-critical, trading system </w:t>
+        <w:t xml:space="preserve"> environment consistent with the production live trading environment. It's design, architecture, and implementation philosophy </w:t>
+      </w:r>
+      <w:proofErr w:type="gramStart"/>
+      <w:r>
+        <w:rPr>
+          <w:rFonts w:cs="Arabic Typesetting"/>
+        </w:rPr>
+        <w:t>prioritises</w:t>
+      </w:r>
+      <w:proofErr w:type="gramEnd"/>
+      <w:r>
+        <w:rPr>
+          <w:rFonts w:cs="Arabic Typesetting"/>
+        </w:rPr>
+        <w:t xml:space="preserve"> software correctness and safety at the highest level, with the aim of supporting Python-native, mission-critical, trading system </w:t>
       </w:r>
       <w:proofErr w:type="spellStart"/>
       <w:r>
@@ -8238,7 +8252,21 @@
         <w:rPr>
           <w:rFonts w:cs="Arabic Typesetting"/>
         </w:rPr>
-        <w:t>It enables client and server applications to communicate transparently, and simplifies the building of connected systems.</w:t>
+        <w:t xml:space="preserve">It enables client and server applications to communicate </w:t>
+      </w:r>
+      <w:proofErr w:type="gramStart"/>
+      <w:r>
+        <w:rPr>
+          <w:rFonts w:cs="Arabic Typesetting"/>
+        </w:rPr>
+        <w:t>transparently, and</w:t>
+      </w:r>
+      <w:proofErr w:type="gramEnd"/>
+      <w:r>
+        <w:rPr>
+          <w:rFonts w:cs="Arabic Typesetting"/>
+        </w:rPr>
+        <w:t xml:space="preserve"> simplifies the building of connected systems.</w:t>
       </w:r>
     </w:p>
     <w:p>
@@ -8472,7 +8500,21 @@
         <w:rPr>
           <w:rFonts w:cs="Arabic Typesetting"/>
         </w:rPr>
-        <w:t>ne click install MCP Marketplace and Artifacts / Thinking.</w:t>
+        <w:t xml:space="preserve">ne click </w:t>
+      </w:r>
+      <w:proofErr w:type="gramStart"/>
+      <w:r>
+        <w:rPr>
+          <w:rFonts w:cs="Arabic Typesetting"/>
+        </w:rPr>
+        <w:t>install</w:t>
+      </w:r>
+      <w:proofErr w:type="gramEnd"/>
+      <w:r>
+        <w:rPr>
+          <w:rFonts w:cs="Arabic Typesetting"/>
+        </w:rPr>
+        <w:t xml:space="preserve"> MCP Marketplace and Artifacts / Thinking.</w:t>
       </w:r>
     </w:p>
     <w:p>
@@ -10631,7 +10673,21 @@
         <w:rPr>
           <w:rFonts w:cs="Arabic Typesetting"/>
         </w:rPr>
-        <w:t xml:space="preserve">It is a 100% Java open source implementation of the popular C++ </w:t>
+        <w:t xml:space="preserve">It is a 100% Java </w:t>
+      </w:r>
+      <w:proofErr w:type="gramStart"/>
+      <w:r>
+        <w:rPr>
+          <w:rFonts w:cs="Arabic Typesetting"/>
+        </w:rPr>
+        <w:t>open source</w:t>
+      </w:r>
+      <w:proofErr w:type="gramEnd"/>
+      <w:r>
+        <w:rPr>
+          <w:rFonts w:cs="Arabic Typesetting"/>
+        </w:rPr>
+        <w:t xml:space="preserve"> implementation of the popular C++ </w:t>
       </w:r>
       <w:proofErr w:type="spellStart"/>
       <w:r>
@@ -12199,7 +12255,21 @@
         <w:rPr>
           <w:rFonts w:cs="Arabic Typesetting"/>
         </w:rPr>
-        <w:t>Works with native-threads (e.g. C++ threads in C extensions).</w:t>
+        <w:t xml:space="preserve">Works with </w:t>
+      </w:r>
+      <w:proofErr w:type="gramStart"/>
+      <w:r>
+        <w:rPr>
+          <w:rFonts w:cs="Arabic Typesetting"/>
+        </w:rPr>
+        <w:t>native-threads</w:t>
+      </w:r>
+      <w:proofErr w:type="gramEnd"/>
+      <w:r>
+        <w:rPr>
+          <w:rFonts w:cs="Arabic Typesetting"/>
+        </w:rPr>
+        <w:t xml:space="preserve"> (e.g. C++ threads in C extensions).</w:t>
       </w:r>
     </w:p>
     <w:p>
@@ -18151,7 +18221,21 @@
         <w:rPr>
           <w:rFonts w:cs="Arabic Typesetting"/>
         </w:rPr>
-        <w:t>: Low-latency streaming for market data.</w:t>
+        <w:t xml:space="preserve">: </w:t>
+      </w:r>
+      <w:proofErr w:type="gramStart"/>
+      <w:r>
+        <w:rPr>
+          <w:rFonts w:cs="Arabic Typesetting"/>
+        </w:rPr>
+        <w:t>Low-latency</w:t>
+      </w:r>
+      <w:proofErr w:type="gramEnd"/>
+      <w:r>
+        <w:rPr>
+          <w:rFonts w:cs="Arabic Typesetting"/>
+        </w:rPr>
+        <w:t xml:space="preserve"> streaming for market data.</w:t>
       </w:r>
     </w:p>
     <w:p>
@@ -20772,12 +20856,21 @@
         <w:t>/</w:t>
       </w:r>
       <w:proofErr w:type="spellStart"/>
-      <w:r>
-        <w:rPr>
-          <w:rFonts w:cs="Arabic Typesetting"/>
-          <w:color w:val="0000FF"/>
-        </w:rPr>
-        <w:t>nautilus_trader_engine</w:t>
+      <w:proofErr w:type="gramStart"/>
+      <w:r>
+        <w:rPr>
+          <w:rFonts w:cs="Arabic Typesetting"/>
+          <w:color w:val="0000FF"/>
+        </w:rPr>
+        <w:t>nautilus</w:t>
+      </w:r>
+      <w:proofErr w:type="gramEnd"/>
+      <w:r>
+        <w:rPr>
+          <w:rFonts w:cs="Arabic Typesetting"/>
+          <w:color w:val="0000FF"/>
+        </w:rPr>
+        <w:t>_trader_engine</w:t>
       </w:r>
       <w:proofErr w:type="spellEnd"/>
       <w:r>
@@ -20828,12 +20921,21 @@
         <w:t>/</w:t>
       </w:r>
       <w:proofErr w:type="spellStart"/>
-      <w:r>
-        <w:rPr>
-          <w:rFonts w:cs="Arabic Typesetting"/>
-          <w:color w:val="0000FF"/>
-        </w:rPr>
-        <w:t>ai_assistant</w:t>
+      <w:proofErr w:type="gramStart"/>
+      <w:r>
+        <w:rPr>
+          <w:rFonts w:cs="Arabic Typesetting"/>
+          <w:color w:val="0000FF"/>
+        </w:rPr>
+        <w:t>ai</w:t>
+      </w:r>
+      <w:proofErr w:type="gramEnd"/>
+      <w:r>
+        <w:rPr>
+          <w:rFonts w:cs="Arabic Typesetting"/>
+          <w:color w:val="0000FF"/>
+        </w:rPr>
+        <w:t>_assistant</w:t>
       </w:r>
       <w:proofErr w:type="spellEnd"/>
       <w:r>
@@ -20865,7 +20967,23 @@
           <w:rFonts w:cs="Arabic Typesetting"/>
           <w:color w:val="0000FF"/>
         </w:rPr>
-        <w:t>/frontend: Next.js-based user interface.</w:t>
+        <w:t>/</w:t>
+      </w:r>
+      <w:proofErr w:type="gramStart"/>
+      <w:r>
+        <w:rPr>
+          <w:rFonts w:cs="Arabic Typesetting"/>
+          <w:color w:val="0000FF"/>
+        </w:rPr>
+        <w:t>frontend</w:t>
+      </w:r>
+      <w:proofErr w:type="gramEnd"/>
+      <w:r>
+        <w:rPr>
+          <w:rFonts w:cs="Arabic Typesetting"/>
+          <w:color w:val="0000FF"/>
+        </w:rPr>
+        <w:t>: Next.js-based user interface.</w:t>
       </w:r>
     </w:p>
     <w:p>
@@ -22610,7 +22728,23 @@
           <w:rFonts w:cs="Arabic Typesetting"/>
           <w:color w:val="0000FF"/>
         </w:rPr>
-        <w:t>Stock Futures &amp; Index Futures (e.g., E-mini S&amp;P 500, Nasdaq-100).</w:t>
+        <w:t>Stock Futures &amp; Index Futures (e.g., E-</w:t>
+      </w:r>
+      <w:proofErr w:type="gramStart"/>
+      <w:r>
+        <w:rPr>
+          <w:rFonts w:cs="Arabic Typesetting"/>
+          <w:color w:val="0000FF"/>
+        </w:rPr>
+        <w:t>mini S</w:t>
+      </w:r>
+      <w:proofErr w:type="gramEnd"/>
+      <w:r>
+        <w:rPr>
+          <w:rFonts w:cs="Arabic Typesetting"/>
+          <w:color w:val="0000FF"/>
+        </w:rPr>
+        <w:t>&amp;P 500, Nasdaq-100).</w:t>
       </w:r>
     </w:p>
     <w:p>
@@ -23241,7 +23375,23 @@
           <w:rFonts w:cs="Arabic Typesetting"/>
           <w:color w:val="0000FF"/>
         </w:rPr>
-        <w:t>: Free delayed data for equity index futures (e.g., E-mini S&amp;P 500).</w:t>
+        <w:t>: Free delayed data for equity index futures (e.g., E-</w:t>
+      </w:r>
+      <w:proofErr w:type="gramStart"/>
+      <w:r>
+        <w:rPr>
+          <w:rFonts w:cs="Arabic Typesetting"/>
+          <w:color w:val="0000FF"/>
+        </w:rPr>
+        <w:t>mini S</w:t>
+      </w:r>
+      <w:proofErr w:type="gramEnd"/>
+      <w:r>
+        <w:rPr>
+          <w:rFonts w:cs="Arabic Typesetting"/>
+          <w:color w:val="0000FF"/>
+        </w:rPr>
+        <w:t>&amp;P 500).</w:t>
       </w:r>
     </w:p>
     <w:p>
@@ -28793,7 +28943,23 @@
           <w:rFonts w:cs="Arabic Typesetting"/>
           <w:color w:val="0000FF"/>
         </w:rPr>
-        <w:t xml:space="preserve"> and Supports high-frequency trading needs.</w:t>
+        <w:t xml:space="preserve"> and </w:t>
+      </w:r>
+      <w:proofErr w:type="gramStart"/>
+      <w:r>
+        <w:rPr>
+          <w:rFonts w:cs="Arabic Typesetting"/>
+          <w:color w:val="0000FF"/>
+        </w:rPr>
+        <w:t>Supports</w:t>
+      </w:r>
+      <w:proofErr w:type="gramEnd"/>
+      <w:r>
+        <w:rPr>
+          <w:rFonts w:cs="Arabic Typesetting"/>
+          <w:color w:val="0000FF"/>
+        </w:rPr>
+        <w:t xml:space="preserve"> high-frequency trading needs.</w:t>
       </w:r>
     </w:p>
     <w:p>
@@ -37749,6 +37915,7 @@
           <w:rFonts w:cs="Arabic Typesetting"/>
           <w:b/>
           <w:bCs/>
+          <w:color w:val="3333FF"/>
           <w:u w:val="single"/>
         </w:rPr>
       </w:pPr>
@@ -37757,6 +37924,7 @@
           <w:rFonts w:cs="Arabic Typesetting"/>
           <w:b/>
           <w:bCs/>
+          <w:color w:val="3333FF"/>
           <w:u w:val="single"/>
         </w:rPr>
         <w:t>Phase 4: Full User Experience &amp; Live Trading</w:t>
@@ -37767,19 +37935,22 @@
         <w:spacing w:line="240" w:lineRule="auto"/>
         <w:rPr>
           <w:rFonts w:cs="Arabic Typesetting"/>
-        </w:rPr>
-      </w:pPr>
-      <w:r>
-        <w:rPr>
-          <w:rFonts w:cs="Arabic Typesetting"/>
-          <w:b/>
-          <w:bCs/>
+          <w:color w:val="3333FF"/>
+        </w:rPr>
+      </w:pPr>
+      <w:r>
+        <w:rPr>
+          <w:rFonts w:cs="Arabic Typesetting"/>
+          <w:b/>
+          <w:bCs/>
+          <w:color w:val="3333FF"/>
         </w:rPr>
         <w:t>Objective</w:t>
       </w:r>
       <w:r>
         <w:rPr>
           <w:rFonts w:cs="Arabic Typesetting"/>
+          <w:color w:val="3333FF"/>
         </w:rPr>
         <w:t>: Develop the frontend and enable live trading with institutional connectivity.</w:t>
       </w:r>
@@ -37789,19 +37960,22 @@
         <w:spacing w:line="240" w:lineRule="auto"/>
         <w:rPr>
           <w:rFonts w:cs="Arabic Typesetting"/>
-        </w:rPr>
-      </w:pPr>
-      <w:r>
-        <w:rPr>
-          <w:rFonts w:cs="Arabic Typesetting"/>
-          <w:b/>
-          <w:bCs/>
+          <w:color w:val="3333FF"/>
+        </w:rPr>
+      </w:pPr>
+      <w:r>
+        <w:rPr>
+          <w:rFonts w:cs="Arabic Typesetting"/>
+          <w:b/>
+          <w:bCs/>
+          <w:color w:val="3333FF"/>
         </w:rPr>
         <w:t>Actions</w:t>
       </w:r>
       <w:r>
         <w:rPr>
           <w:rFonts w:cs="Arabic Typesetting"/>
+          <w:color w:val="3333FF"/>
         </w:rPr>
         <w:t>:</w:t>
       </w:r>
@@ -37815,11 +37989,13 @@
         <w:spacing w:line="240" w:lineRule="auto"/>
         <w:rPr>
           <w:rFonts w:cs="Arabic Typesetting"/>
-        </w:rPr>
-      </w:pPr>
-      <w:r>
-        <w:rPr>
-          <w:rFonts w:cs="Arabic Typesetting"/>
+          <w:color w:val="3333FF"/>
+        </w:rPr>
+      </w:pPr>
+      <w:r>
+        <w:rPr>
+          <w:rFonts w:cs="Arabic Typesetting"/>
+          <w:color w:val="3333FF"/>
         </w:rPr>
         <w:t xml:space="preserve">Build </w:t>
       </w:r>
@@ -37828,12 +38004,14 @@
           <w:rFonts w:cs="Arabic Typesetting"/>
           <w:b/>
           <w:bCs/>
+          <w:color w:val="3333FF"/>
         </w:rPr>
         <w:t>Next.js</w:t>
       </w:r>
       <w:r>
         <w:rPr>
           <w:rFonts w:cs="Arabic Typesetting"/>
+          <w:color w:val="3333FF"/>
         </w:rPr>
         <w:t xml:space="preserve"> frontend with </w:t>
       </w:r>
@@ -37842,12 +38020,14 @@
           <w:rFonts w:cs="Arabic Typesetting"/>
           <w:b/>
           <w:bCs/>
+          <w:color w:val="3333FF"/>
         </w:rPr>
         <w:t>react-financial-charts</w:t>
       </w:r>
       <w:r>
         <w:rPr>
           <w:rFonts w:cs="Arabic Typesetting"/>
+          <w:color w:val="3333FF"/>
         </w:rPr>
         <w:t xml:space="preserve">, </w:t>
       </w:r>
@@ -37856,12 +38036,14 @@
           <w:rFonts w:cs="Arabic Typesetting"/>
           <w:b/>
           <w:bCs/>
+          <w:color w:val="3333FF"/>
         </w:rPr>
         <w:t>Plotly Dash</w:t>
       </w:r>
       <w:r>
         <w:rPr>
           <w:rFonts w:cs="Arabic Typesetting"/>
+          <w:color w:val="3333FF"/>
         </w:rPr>
         <w:t xml:space="preserve">, a </w:t>
       </w:r>
@@ -37870,56 +38052,44 @@
           <w:rFonts w:cs="Arabic Typesetting"/>
           <w:b/>
           <w:bCs/>
+          <w:color w:val="3333FF"/>
         </w:rPr>
         <w:t>custom blotter grid (ag-Grid)</w:t>
       </w:r>
       <w:r>
         <w:rPr>
           <w:rFonts w:cs="Arabic Typesetting"/>
+          <w:color w:val="3333FF"/>
         </w:rPr>
         <w:t xml:space="preserve"> for a professional trade monitoring experience</w:t>
       </w:r>
       <w:r>
         <w:rPr>
           <w:rFonts w:cs="Arabic Typesetting"/>
-        </w:rPr>
-        <w:t xml:space="preserve"> </w:t>
-      </w:r>
-      <w:r>
-        <w:rPr>
-          <w:rFonts w:cs="Arabic Typesetting"/>
-        </w:rPr>
-        <w:t>and a dedicated</w:t>
-      </w:r>
-      <w:r>
-        <w:rPr>
-          <w:rFonts w:cs="Arabic Typesetting"/>
-          <w:b/>
-          <w:bCs/>
+          <w:color w:val="3333FF"/>
+        </w:rPr>
+        <w:t xml:space="preserve"> and a dedicated</w:t>
+      </w:r>
+      <w:r>
+        <w:rPr>
+          <w:rFonts w:cs="Arabic Typesetting"/>
+          <w:b/>
+          <w:bCs/>
+          <w:color w:val="3333FF"/>
         </w:rPr>
         <w:t xml:space="preserve"> Real-Time Risk Dashboard</w:t>
       </w:r>
       <w:r>
         <w:rPr>
           <w:rFonts w:cs="Arabic Typesetting"/>
-        </w:rPr>
-        <w:t xml:space="preserve"> to visuali</w:t>
-      </w:r>
-      <w:r>
-        <w:rPr>
-          <w:rFonts w:cs="Arabic Typesetting"/>
-        </w:rPr>
-        <w:t>s</w:t>
-      </w:r>
-      <w:r>
-        <w:rPr>
-          <w:rFonts w:cs="Arabic Typesetting"/>
-        </w:rPr>
-        <w:t>e live risk metrics</w:t>
-      </w:r>
-      <w:r>
-        <w:rPr>
-          <w:rFonts w:cs="Arabic Typesetting"/>
+          <w:color w:val="3333FF"/>
+        </w:rPr>
+        <w:t xml:space="preserve"> to visualise live risk metrics</w:t>
+      </w:r>
+      <w:r>
+        <w:rPr>
+          <w:rFonts w:cs="Arabic Typesetting"/>
+          <w:color w:val="3333FF"/>
         </w:rPr>
         <w:t>.</w:t>
       </w:r>
@@ -37933,11 +38103,13 @@
         <w:spacing w:line="240" w:lineRule="auto"/>
         <w:rPr>
           <w:rFonts w:cs="Arabic Typesetting"/>
-        </w:rPr>
-      </w:pPr>
-      <w:r>
-        <w:rPr>
-          <w:rFonts w:cs="Arabic Typesetting"/>
+          <w:color w:val="3333FF"/>
+        </w:rPr>
+      </w:pPr>
+      <w:r>
+        <w:rPr>
+          <w:rFonts w:cs="Arabic Typesetting"/>
+          <w:color w:val="3333FF"/>
         </w:rPr>
         <w:t xml:space="preserve">Integrate </w:t>
       </w:r>
@@ -37946,12 +38118,14 @@
           <w:rFonts w:cs="Arabic Typesetting"/>
           <w:b/>
           <w:bCs/>
+          <w:color w:val="3333FF"/>
         </w:rPr>
         <w:t>FIX Gateway</w:t>
       </w:r>
       <w:r>
         <w:rPr>
           <w:rFonts w:cs="Arabic Typesetting"/>
+          <w:color w:val="3333FF"/>
         </w:rPr>
         <w:t xml:space="preserve"> for institutional trading.</w:t>
       </w:r>
@@ -37965,11 +38139,13 @@
         <w:spacing w:line="240" w:lineRule="auto"/>
         <w:rPr>
           <w:rFonts w:cs="Arabic Typesetting"/>
-        </w:rPr>
-      </w:pPr>
-      <w:r>
-        <w:rPr>
-          <w:rFonts w:cs="Arabic Typesetting"/>
+          <w:color w:val="3333FF"/>
+        </w:rPr>
+      </w:pPr>
+      <w:r>
+        <w:rPr>
+          <w:rFonts w:cs="Arabic Typesetting"/>
+          <w:color w:val="3333FF"/>
         </w:rPr>
         <w:t xml:space="preserve">Add </w:t>
       </w:r>
@@ -37979,6 +38155,7 @@
           <w:rFonts w:cs="Arabic Typesetting"/>
           <w:b/>
           <w:bCs/>
+          <w:color w:val="3333FF"/>
         </w:rPr>
         <w:t>ClickHouse</w:t>
       </w:r>
@@ -37986,30 +38163,35 @@
       <w:r>
         <w:rPr>
           <w:rFonts w:cs="Arabic Typesetting"/>
+          <w:color w:val="3333FF"/>
         </w:rPr>
         <w:t xml:space="preserve"> </w:t>
       </w:r>
       <w:r>
         <w:rPr>
           <w:rFonts w:cs="Arabic Typesetting"/>
+          <w:color w:val="3333FF"/>
         </w:rPr>
         <w:t xml:space="preserve">service fed by a Kafka Connect sink to store all tick and event data for high-performance </w:t>
       </w:r>
       <w:r>
         <w:rPr>
           <w:rFonts w:cs="Arabic Typesetting"/>
+          <w:color w:val="3333FF"/>
         </w:rPr>
         <w:t xml:space="preserve">&amp; real-time </w:t>
       </w:r>
       <w:r>
         <w:rPr>
           <w:rFonts w:cs="Arabic Typesetting"/>
+          <w:color w:val="3333FF"/>
         </w:rPr>
         <w:t>analytics</w:t>
       </w:r>
       <w:r>
         <w:rPr>
           <w:rFonts w:cs="Arabic Typesetting"/>
+          <w:color w:val="3333FF"/>
         </w:rPr>
         <w:t>.</w:t>
       </w:r>
@@ -38023,11 +38205,13 @@
         <w:spacing w:line="240" w:lineRule="auto"/>
         <w:rPr>
           <w:rFonts w:cs="Arabic Typesetting"/>
-        </w:rPr>
-      </w:pPr>
-      <w:r>
-        <w:rPr>
-          <w:rFonts w:cs="Arabic Typesetting"/>
+          <w:color w:val="3333FF"/>
+        </w:rPr>
+      </w:pPr>
+      <w:r>
+        <w:rPr>
+          <w:rFonts w:cs="Arabic Typesetting"/>
+          <w:color w:val="3333FF"/>
         </w:rPr>
         <w:t xml:space="preserve">Expand </w:t>
       </w:r>
@@ -38035,6 +38219,7 @@
       <w:r>
         <w:rPr>
           <w:rFonts w:cs="Arabic Typesetting"/>
+          <w:color w:val="3333FF"/>
         </w:rPr>
         <w:t>FastAPI</w:t>
       </w:r>
@@ -38042,6 +38227,7 @@
       <w:r>
         <w:rPr>
           <w:rFonts w:cs="Arabic Typesetting"/>
+          <w:color w:val="3333FF"/>
         </w:rPr>
         <w:t xml:space="preserve"> with endpoints:</w:t>
       </w:r>
@@ -38055,19 +38241,22 @@
         <w:spacing w:line="240" w:lineRule="auto"/>
         <w:rPr>
           <w:rFonts w:cs="Arabic Typesetting"/>
-        </w:rPr>
-      </w:pPr>
-      <w:r>
-        <w:rPr>
-          <w:rFonts w:cs="Arabic Typesetting"/>
-          <w:b/>
-          <w:bCs/>
+          <w:color w:val="3333FF"/>
+        </w:rPr>
+      </w:pPr>
+      <w:r>
+        <w:rPr>
+          <w:rFonts w:cs="Arabic Typesetting"/>
+          <w:b/>
+          <w:bCs/>
+          <w:color w:val="3333FF"/>
         </w:rPr>
         <w:t>GET /portfolio</w:t>
       </w:r>
       <w:r>
         <w:rPr>
           <w:rFonts w:cs="Arabic Typesetting"/>
+          <w:color w:val="3333FF"/>
         </w:rPr>
         <w:t>: Portfolio status.</w:t>
       </w:r>
@@ -38081,19 +38270,22 @@
         <w:spacing w:line="240" w:lineRule="auto"/>
         <w:rPr>
           <w:rFonts w:cs="Arabic Typesetting"/>
-        </w:rPr>
-      </w:pPr>
-      <w:r>
-        <w:rPr>
-          <w:rFonts w:cs="Arabic Typesetting"/>
-          <w:b/>
-          <w:bCs/>
+          <w:color w:val="3333FF"/>
+        </w:rPr>
+      </w:pPr>
+      <w:r>
+        <w:rPr>
+          <w:rFonts w:cs="Arabic Typesetting"/>
+          <w:b/>
+          <w:bCs/>
+          <w:color w:val="3333FF"/>
         </w:rPr>
         <w:t>POST /order</w:t>
       </w:r>
       <w:r>
         <w:rPr>
           <w:rFonts w:cs="Arabic Typesetting"/>
+          <w:color w:val="3333FF"/>
         </w:rPr>
         <w:t>: Order placement.</w:t>
       </w:r>
@@ -38107,19 +38299,22 @@
         <w:spacing w:line="240" w:lineRule="auto"/>
         <w:rPr>
           <w:rFonts w:cs="Arabic Typesetting"/>
-        </w:rPr>
-      </w:pPr>
-      <w:r>
-        <w:rPr>
-          <w:rFonts w:cs="Arabic Typesetting"/>
-          <w:b/>
-          <w:bCs/>
+          <w:color w:val="3333FF"/>
+        </w:rPr>
+      </w:pPr>
+      <w:r>
+        <w:rPr>
+          <w:rFonts w:cs="Arabic Typesetting"/>
+          <w:b/>
+          <w:bCs/>
+          <w:color w:val="3333FF"/>
         </w:rPr>
         <w:t>GET /orders</w:t>
       </w:r>
       <w:r>
         <w:rPr>
           <w:rFonts w:cs="Arabic Typesetting"/>
+          <w:color w:val="3333FF"/>
         </w:rPr>
         <w:t>: Order history.</w:t>
       </w:r>
@@ -38133,13 +38328,15 @@
         <w:spacing w:line="240" w:lineRule="auto"/>
         <w:rPr>
           <w:rFonts w:cs="Arabic Typesetting"/>
-        </w:rPr>
-      </w:pPr>
-      <w:r>
-        <w:rPr>
-          <w:rFonts w:cs="Arabic Typesetting"/>
-          <w:b/>
-          <w:bCs/>
+          <w:color w:val="3333FF"/>
+        </w:rPr>
+      </w:pPr>
+      <w:r>
+        <w:rPr>
+          <w:rFonts w:cs="Arabic Typesetting"/>
+          <w:b/>
+          <w:bCs/>
+          <w:color w:val="3333FF"/>
         </w:rPr>
         <w:t>DELETE /order/{</w:t>
       </w:r>
@@ -38149,6 +38346,7 @@
           <w:rFonts w:cs="Arabic Typesetting"/>
           <w:b/>
           <w:bCs/>
+          <w:color w:val="3333FF"/>
         </w:rPr>
         <w:t>order_id</w:t>
       </w:r>
@@ -38158,12 +38356,14 @@
           <w:rFonts w:cs="Arabic Typesetting"/>
           <w:b/>
           <w:bCs/>
+          <w:color w:val="3333FF"/>
         </w:rPr>
         <w:t>}</w:t>
       </w:r>
       <w:r>
         <w:rPr>
           <w:rFonts w:cs="Arabic Typesetting"/>
+          <w:color w:val="3333FF"/>
         </w:rPr>
         <w:t>: Cancel specific orders.</w:t>
       </w:r>
@@ -38177,19 +38377,22 @@
         <w:spacing w:line="240" w:lineRule="auto"/>
         <w:rPr>
           <w:rFonts w:cs="Arabic Typesetting"/>
-        </w:rPr>
-      </w:pPr>
-      <w:r>
-        <w:rPr>
-          <w:rFonts w:cs="Arabic Typesetting"/>
-          <w:b/>
-          <w:bCs/>
+          <w:color w:val="3333FF"/>
+        </w:rPr>
+      </w:pPr>
+      <w:r>
+        <w:rPr>
+          <w:rFonts w:cs="Arabic Typesetting"/>
+          <w:b/>
+          <w:bCs/>
+          <w:color w:val="3333FF"/>
         </w:rPr>
         <w:t>GET /risk/snapshot</w:t>
       </w:r>
       <w:r>
         <w:rPr>
           <w:rFonts w:cs="Arabic Typesetting"/>
+          <w:color w:val="3333FF"/>
         </w:rPr>
         <w:t xml:space="preserve">: Real-time risk metrics (Greeks, </w:t>
       </w:r>
@@ -38197,6 +38400,7 @@
       <w:r>
         <w:rPr>
           <w:rFonts w:cs="Arabic Typesetting"/>
+          <w:color w:val="3333FF"/>
         </w:rPr>
         <w:t>VaR</w:t>
       </w:r>
@@ -38204,18 +38408,21 @@
       <w:r>
         <w:rPr>
           <w:rFonts w:cs="Arabic Typesetting"/>
+          <w:color w:val="3333FF"/>
         </w:rPr>
         <w:t>)</w:t>
       </w:r>
       <w:r>
         <w:rPr>
           <w:rFonts w:cs="Arabic Typesetting"/>
+          <w:color w:val="3333FF"/>
         </w:rPr>
         <w:t xml:space="preserve"> and concentration, calculated from the live portfolio state</w:t>
       </w:r>
       <w:r>
         <w:rPr>
           <w:rFonts w:cs="Arabic Typesetting"/>
+          <w:color w:val="3333FF"/>
         </w:rPr>
         <w:t>.</w:t>
       </w:r>
@@ -38229,11 +38436,13 @@
         <w:spacing w:line="240" w:lineRule="auto"/>
         <w:rPr>
           <w:rFonts w:cs="Arabic Typesetting"/>
-        </w:rPr>
-      </w:pPr>
-      <w:r>
-        <w:rPr>
-          <w:rFonts w:cs="Arabic Typesetting"/>
+          <w:color w:val="3333FF"/>
+        </w:rPr>
+      </w:pPr>
+      <w:r>
+        <w:rPr>
+          <w:rFonts w:cs="Arabic Typesetting"/>
+          <w:color w:val="3333FF"/>
         </w:rPr>
         <w:t xml:space="preserve">Configure </w:t>
       </w:r>
@@ -38241,6 +38450,7 @@
       <w:r>
         <w:rPr>
           <w:rFonts w:cs="Arabic Typesetting"/>
+          <w:color w:val="3333FF"/>
         </w:rPr>
         <w:t>NautilusTrader</w:t>
       </w:r>
@@ -38248,6 +38458,7 @@
       <w:r>
         <w:rPr>
           <w:rFonts w:cs="Arabic Typesetting"/>
+          <w:color w:val="3333FF"/>
         </w:rPr>
         <w:t xml:space="preserve"> for Interactive Brokers paper and live trading.</w:t>
       </w:r>
@@ -38257,16 +38468,18 @@
         <w:spacing w:line="240" w:lineRule="auto"/>
         <w:rPr>
           <w:rFonts w:cs="Arabic Typesetting"/>
-        </w:rPr>
-      </w:pPr>
-    </w:p>
-    <w:p>
-      <w:pPr>
-        <w:spacing w:line="240" w:lineRule="auto"/>
-        <w:rPr>
-          <w:rFonts w:cs="Arabic Typesetting"/>
-          <w:b/>
-          <w:bCs/>
+          <w:color w:val="3333FF"/>
+        </w:rPr>
+      </w:pPr>
+    </w:p>
+    <w:p>
+      <w:pPr>
+        <w:spacing w:line="240" w:lineRule="auto"/>
+        <w:rPr>
+          <w:rFonts w:cs="Arabic Typesetting"/>
+          <w:b/>
+          <w:bCs/>
+          <w:color w:val="3333FF"/>
           <w:u w:val="single"/>
         </w:rPr>
       </w:pPr>
@@ -38275,6 +38488,7 @@
           <w:rFonts w:cs="Arabic Typesetting"/>
           <w:b/>
           <w:bCs/>
+          <w:color w:val="3333FF"/>
           <w:u w:val="single"/>
         </w:rPr>
         <w:t>Integration Plan &amp; Actions for Phase 4: Full User Experience, Paper Trading &amp; Live Trading</w:t>
@@ -38287,13 +38501,15 @@
           <w:rFonts w:cs="Arabic Typesetting"/>
           <w:b/>
           <w:bCs/>
-        </w:rPr>
-      </w:pPr>
-      <w:r>
-        <w:rPr>
-          <w:rFonts w:cs="Arabic Typesetting"/>
-          <w:b/>
-          <w:bCs/>
+          <w:color w:val="3333FF"/>
+        </w:rPr>
+      </w:pPr>
+      <w:r>
+        <w:rPr>
+          <w:rFonts w:cs="Arabic Typesetting"/>
+          <w:b/>
+          <w:bCs/>
+          <w:color w:val="3333FF"/>
         </w:rPr>
         <w:t>Objective</w:t>
       </w:r>
@@ -38303,11 +38519,13 @@
         <w:spacing w:line="240" w:lineRule="auto"/>
         <w:rPr>
           <w:rFonts w:cs="Arabic Typesetting"/>
-        </w:rPr>
-      </w:pPr>
-      <w:r>
-        <w:rPr>
-          <w:rFonts w:cs="Arabic Typesetting"/>
+          <w:color w:val="3333FF"/>
+        </w:rPr>
+      </w:pPr>
+      <w:r>
+        <w:rPr>
+          <w:rFonts w:cs="Arabic Typesetting"/>
+          <w:color w:val="3333FF"/>
         </w:rPr>
         <w:t>The objective of Phase 4 is to deliver a fully functional, user-friendly trading system that enables both paper trading and live trading. This phase focuses on building a polished frontend, integrating real-time data, and connecting the system to trading accounts for seamless strategy execution and monitoring.</w:t>
       </w:r>
@@ -38317,6 +38535,7 @@
         <w:spacing w:line="240" w:lineRule="auto"/>
         <w:rPr>
           <w:rFonts w:cs="Arabic Typesetting"/>
+          <w:color w:val="3333FF"/>
         </w:rPr>
       </w:pPr>
     </w:p>
@@ -38333,13 +38552,15 @@
           <w:rFonts w:cs="Arabic Typesetting"/>
           <w:b/>
           <w:bCs/>
-        </w:rPr>
-      </w:pPr>
-      <w:r>
-        <w:rPr>
-          <w:rFonts w:cs="Arabic Typesetting"/>
-          <w:b/>
-          <w:bCs/>
+          <w:color w:val="3333FF"/>
+        </w:rPr>
+      </w:pPr>
+      <w:r>
+        <w:rPr>
+          <w:rFonts w:cs="Arabic Typesetting"/>
+          <w:b/>
+          <w:bCs/>
+          <w:color w:val="3333FF"/>
         </w:rPr>
         <w:t>Build the Custom Next.js Frontend</w:t>
       </w:r>
@@ -38353,19 +38574,22 @@
         <w:spacing w:line="240" w:lineRule="auto"/>
         <w:rPr>
           <w:rFonts w:cs="Arabic Typesetting"/>
-        </w:rPr>
-      </w:pPr>
-      <w:r>
-        <w:rPr>
-          <w:rFonts w:cs="Arabic Typesetting"/>
-          <w:b/>
-          <w:bCs/>
+          <w:color w:val="3333FF"/>
+        </w:rPr>
+      </w:pPr>
+      <w:r>
+        <w:rPr>
+          <w:rFonts w:cs="Arabic Typesetting"/>
+          <w:b/>
+          <w:bCs/>
+          <w:color w:val="3333FF"/>
         </w:rPr>
         <w:t>Action</w:t>
       </w:r>
       <w:r>
         <w:rPr>
           <w:rFonts w:cs="Arabic Typesetting"/>
+          <w:color w:val="3333FF"/>
         </w:rPr>
         <w:t xml:space="preserve">: Develop the user interface using </w:t>
       </w:r>
@@ -38374,12 +38598,14 @@
           <w:rFonts w:cs="Arabic Typesetting"/>
           <w:b/>
           <w:bCs/>
+          <w:color w:val="3333FF"/>
         </w:rPr>
         <w:t>Next.js</w:t>
       </w:r>
       <w:r>
         <w:rPr>
           <w:rFonts w:cs="Arabic Typesetting"/>
+          <w:color w:val="3333FF"/>
         </w:rPr>
         <w:t xml:space="preserve">, </w:t>
       </w:r>
@@ -38388,12 +38614,14 @@
           <w:rFonts w:cs="Arabic Typesetting"/>
           <w:b/>
           <w:bCs/>
+          <w:color w:val="3333FF"/>
         </w:rPr>
         <w:t>React</w:t>
       </w:r>
       <w:r>
         <w:rPr>
           <w:rFonts w:cs="Arabic Typesetting"/>
+          <w:color w:val="3333FF"/>
         </w:rPr>
         <w:t xml:space="preserve">, and </w:t>
       </w:r>
@@ -38402,12 +38630,14 @@
           <w:rFonts w:cs="Arabic Typesetting"/>
           <w:b/>
           <w:bCs/>
+          <w:color w:val="3333FF"/>
         </w:rPr>
         <w:t>TypeScript</w:t>
       </w:r>
       <w:r>
         <w:rPr>
           <w:rFonts w:cs="Arabic Typesetting"/>
+          <w:color w:val="3333FF"/>
         </w:rPr>
         <w:t>.</w:t>
       </w:r>
@@ -38421,19 +38651,22 @@
         <w:spacing w:line="240" w:lineRule="auto"/>
         <w:rPr>
           <w:rFonts w:cs="Arabic Typesetting"/>
-        </w:rPr>
-      </w:pPr>
-      <w:r>
-        <w:rPr>
-          <w:rFonts w:cs="Arabic Typesetting"/>
-          <w:b/>
-          <w:bCs/>
+          <w:color w:val="3333FF"/>
+        </w:rPr>
+      </w:pPr>
+      <w:r>
+        <w:rPr>
+          <w:rFonts w:cs="Arabic Typesetting"/>
+          <w:b/>
+          <w:bCs/>
+          <w:color w:val="3333FF"/>
         </w:rPr>
         <w:t>Details</w:t>
       </w:r>
       <w:r>
         <w:rPr>
           <w:rFonts w:cs="Arabic Typesetting"/>
+          <w:color w:val="3333FF"/>
         </w:rPr>
         <w:t>:</w:t>
       </w:r>
@@ -38447,11 +38680,13 @@
         <w:spacing w:line="240" w:lineRule="auto"/>
         <w:rPr>
           <w:rFonts w:cs="Arabic Typesetting"/>
-        </w:rPr>
-      </w:pPr>
-      <w:r>
-        <w:rPr>
-          <w:rFonts w:cs="Arabic Typesetting"/>
+          <w:color w:val="3333FF"/>
+        </w:rPr>
+      </w:pPr>
+      <w:r>
+        <w:rPr>
+          <w:rFonts w:cs="Arabic Typesetting"/>
+          <w:color w:val="3333FF"/>
         </w:rPr>
         <w:t>Create a modular, component-based architecture for scalability.</w:t>
       </w:r>
@@ -38465,11 +38700,13 @@
         <w:spacing w:line="240" w:lineRule="auto"/>
         <w:rPr>
           <w:rFonts w:cs="Arabic Typesetting"/>
-        </w:rPr>
-      </w:pPr>
-      <w:r>
-        <w:rPr>
-          <w:rFonts w:cs="Arabic Typesetting"/>
+          <w:color w:val="3333FF"/>
+        </w:rPr>
+      </w:pPr>
+      <w:r>
+        <w:rPr>
+          <w:rFonts w:cs="Arabic Typesetting"/>
+          <w:color w:val="3333FF"/>
         </w:rPr>
         <w:t>Implement responsive design to ensure compatibility with desktop and mobile users.</w:t>
       </w:r>
@@ -38483,11 +38720,13 @@
         <w:spacing w:line="240" w:lineRule="auto"/>
         <w:rPr>
           <w:rFonts w:cs="Arabic Typesetting"/>
-        </w:rPr>
-      </w:pPr>
-      <w:r>
-        <w:rPr>
-          <w:rFonts w:cs="Arabic Typesetting"/>
+          <w:color w:val="3333FF"/>
+        </w:rPr>
+      </w:pPr>
+      <w:r>
+        <w:rPr>
+          <w:rFonts w:cs="Arabic Typesetting"/>
+          <w:color w:val="3333FF"/>
         </w:rPr>
         <w:t xml:space="preserve">Integrate </w:t>
       </w:r>
@@ -38496,12 +38735,14 @@
           <w:rFonts w:cs="Arabic Typesetting"/>
           <w:b/>
           <w:bCs/>
+          <w:color w:val="3333FF"/>
         </w:rPr>
         <w:t>react-financial-charts</w:t>
       </w:r>
       <w:r>
         <w:rPr>
           <w:rFonts w:cs="Arabic Typesetting"/>
+          <w:color w:val="3333FF"/>
         </w:rPr>
         <w:t xml:space="preserve"> for advanced charting of stocks, options, and other assets.</w:t>
       </w:r>
@@ -38515,11 +38756,13 @@
         <w:spacing w:line="240" w:lineRule="auto"/>
         <w:rPr>
           <w:rFonts w:cs="Arabic Typesetting"/>
-        </w:rPr>
-      </w:pPr>
-      <w:r>
-        <w:rPr>
-          <w:rFonts w:cs="Arabic Typesetting"/>
+          <w:color w:val="3333FF"/>
+        </w:rPr>
+      </w:pPr>
+      <w:r>
+        <w:rPr>
+          <w:rFonts w:cs="Arabic Typesetting"/>
+          <w:color w:val="3333FF"/>
         </w:rPr>
         <w:t xml:space="preserve">Use </w:t>
       </w:r>
@@ -38528,12 +38771,14 @@
           <w:rFonts w:cs="Arabic Typesetting"/>
           <w:b/>
           <w:bCs/>
+          <w:color w:val="3333FF"/>
         </w:rPr>
         <w:t>Plotly Dash</w:t>
       </w:r>
       <w:r>
         <w:rPr>
           <w:rFonts w:cs="Arabic Typesetting"/>
+          <w:color w:val="3333FF"/>
         </w:rPr>
         <w:t xml:space="preserve"> to build interactive dashboards displaying portfolio performance and risk metrics.</w:t>
       </w:r>
@@ -38547,17 +38792,20 @@
         <w:spacing w:line="240" w:lineRule="auto"/>
         <w:rPr>
           <w:rFonts w:cs="Arabic Typesetting"/>
-        </w:rPr>
-      </w:pPr>
-      <w:r>
-        <w:rPr>
-          <w:rFonts w:cs="Arabic Typesetting"/>
+          <w:color w:val="3333FF"/>
+        </w:rPr>
+      </w:pPr>
+      <w:r>
+        <w:rPr>
+          <w:rFonts w:cs="Arabic Typesetting"/>
+          <w:color w:val="3333FF"/>
         </w:rPr>
         <w:t>Add a custom blotter grid</w:t>
       </w:r>
       <w:r>
         <w:rPr>
           <w:rFonts w:cs="Arabic Typesetting"/>
+          <w:color w:val="3333FF"/>
         </w:rPr>
         <w:t xml:space="preserve">, </w:t>
       </w:r>
@@ -38566,18 +38814,21 @@
           <w:rFonts w:cs="Arabic Typesetting"/>
           <w:b/>
           <w:bCs/>
+          <w:color w:val="3333FF"/>
         </w:rPr>
         <w:t>ag-Grid</w:t>
       </w:r>
       <w:r>
         <w:rPr>
           <w:rFonts w:cs="Arabic Typesetting"/>
+          <w:color w:val="3333FF"/>
         </w:rPr>
         <w:t>,</w:t>
       </w:r>
       <w:r>
         <w:rPr>
           <w:rFonts w:cs="Arabic Typesetting"/>
+          <w:color w:val="3333FF"/>
         </w:rPr>
         <w:t xml:space="preserve"> for real-time trade monitoring.</w:t>
       </w:r>
@@ -38591,49 +38842,36 @@
         <w:spacing w:line="240" w:lineRule="auto"/>
         <w:rPr>
           <w:rFonts w:cs="Arabic Typesetting"/>
-        </w:rPr>
-      </w:pPr>
-      <w:r>
-        <w:rPr>
-          <w:rFonts w:cs="Arabic Typesetting"/>
-        </w:rPr>
-        <w:t xml:space="preserve">Add </w:t>
-      </w:r>
-      <w:r>
-        <w:rPr>
-          <w:rFonts w:cs="Arabic Typesetting"/>
-        </w:rPr>
-        <w:t>a dedicated</w:t>
-      </w:r>
-      <w:r>
-        <w:rPr>
-          <w:rFonts w:cs="Arabic Typesetting"/>
-          <w:b/>
-          <w:bCs/>
+          <w:color w:val="3333FF"/>
+        </w:rPr>
+      </w:pPr>
+      <w:r>
+        <w:rPr>
+          <w:rFonts w:cs="Arabic Typesetting"/>
+          <w:color w:val="3333FF"/>
+        </w:rPr>
+        <w:t>Add a dedicated</w:t>
+      </w:r>
+      <w:r>
+        <w:rPr>
+          <w:rFonts w:cs="Arabic Typesetting"/>
+          <w:b/>
+          <w:bCs/>
+          <w:color w:val="3333FF"/>
         </w:rPr>
         <w:t xml:space="preserve"> Real-Time Risk Dashboard</w:t>
       </w:r>
       <w:r>
         <w:rPr>
           <w:rFonts w:cs="Arabic Typesetting"/>
-        </w:rPr>
-        <w:t xml:space="preserve"> to visuali</w:t>
-      </w:r>
-      <w:r>
-        <w:rPr>
-          <w:rFonts w:cs="Arabic Typesetting"/>
-        </w:rPr>
-        <w:t>s</w:t>
-      </w:r>
-      <w:r>
-        <w:rPr>
-          <w:rFonts w:cs="Arabic Typesetting"/>
-        </w:rPr>
-        <w:t>e live risk metrics</w:t>
-      </w:r>
-      <w:r>
-        <w:rPr>
-          <w:rFonts w:cs="Arabic Typesetting"/>
+          <w:color w:val="3333FF"/>
+        </w:rPr>
+        <w:t xml:space="preserve"> to visualise live risk metrics</w:t>
+      </w:r>
+      <w:r>
+        <w:rPr>
+          <w:rFonts w:cs="Arabic Typesetting"/>
+          <w:color w:val="3333FF"/>
         </w:rPr>
         <w:t xml:space="preserve"> (</w:t>
       </w:r>
@@ -38641,6 +38879,7 @@
       <w:r>
         <w:rPr>
           <w:rFonts w:cs="Arabic Typesetting"/>
+          <w:color w:val="3333FF"/>
         </w:rPr>
         <w:t>VaR</w:t>
       </w:r>
@@ -38648,12 +38887,14 @@
       <w:r>
         <w:rPr>
           <w:rFonts w:cs="Arabic Typesetting"/>
+          <w:color w:val="3333FF"/>
         </w:rPr>
         <w:t>, Greeks, concentration)</w:t>
       </w:r>
       <w:r>
         <w:rPr>
           <w:rFonts w:cs="Arabic Typesetting"/>
+          <w:color w:val="3333FF"/>
         </w:rPr>
         <w:t>.</w:t>
       </w:r>
@@ -38667,31 +38908,36 @@
         <w:spacing w:line="240" w:lineRule="auto"/>
         <w:rPr>
           <w:rFonts w:cs="Arabic Typesetting"/>
-        </w:rPr>
-      </w:pPr>
-      <w:r>
-        <w:rPr>
-          <w:rFonts w:cs="Arabic Typesetting"/>
-          <w:b/>
-          <w:bCs/>
+          <w:color w:val="3333FF"/>
+        </w:rPr>
+      </w:pPr>
+      <w:r>
+        <w:rPr>
+          <w:rFonts w:cs="Arabic Typesetting"/>
+          <w:b/>
+          <w:bCs/>
+          <w:color w:val="3333FF"/>
         </w:rPr>
         <w:t>Purpose</w:t>
       </w:r>
       <w:r>
         <w:rPr>
           <w:rFonts w:cs="Arabic Typesetting"/>
+          <w:color w:val="3333FF"/>
         </w:rPr>
         <w:t>: Provides a professional-grade interface for traders to interact with the system efficiently</w:t>
       </w:r>
       <w:r>
         <w:rPr>
           <w:rFonts w:cs="Arabic Typesetting"/>
+          <w:color w:val="3333FF"/>
         </w:rPr>
         <w:t xml:space="preserve"> with risk insights</w:t>
       </w:r>
       <w:r>
         <w:rPr>
           <w:rFonts w:cs="Arabic Typesetting"/>
+          <w:color w:val="3333FF"/>
         </w:rPr>
         <w:t>.</w:t>
       </w:r>
@@ -38709,13 +38955,15 @@
           <w:rFonts w:cs="Arabic Typesetting"/>
           <w:b/>
           <w:bCs/>
-        </w:rPr>
-      </w:pPr>
-      <w:r>
-        <w:rPr>
-          <w:rFonts w:cs="Arabic Typesetting"/>
-          <w:b/>
-          <w:bCs/>
+          <w:color w:val="3333FF"/>
+        </w:rPr>
+      </w:pPr>
+      <w:r>
+        <w:rPr>
+          <w:rFonts w:cs="Arabic Typesetting"/>
+          <w:b/>
+          <w:bCs/>
+          <w:color w:val="3333FF"/>
         </w:rPr>
         <w:t>Integrate Real-Time Forecasting</w:t>
       </w:r>
@@ -38729,19 +38977,22 @@
         <w:spacing w:line="240" w:lineRule="auto"/>
         <w:rPr>
           <w:rFonts w:cs="Arabic Typesetting"/>
-        </w:rPr>
-      </w:pPr>
-      <w:r>
-        <w:rPr>
-          <w:rFonts w:cs="Arabic Typesetting"/>
-          <w:b/>
-          <w:bCs/>
+          <w:color w:val="3333FF"/>
+        </w:rPr>
+      </w:pPr>
+      <w:r>
+        <w:rPr>
+          <w:rFonts w:cs="Arabic Typesetting"/>
+          <w:b/>
+          <w:bCs/>
+          <w:color w:val="3333FF"/>
         </w:rPr>
         <w:t>Action</w:t>
       </w:r>
       <w:r>
         <w:rPr>
           <w:rFonts w:cs="Arabic Typesetting"/>
+          <w:color w:val="3333FF"/>
         </w:rPr>
         <w:t xml:space="preserve">: Implement </w:t>
       </w:r>
@@ -38750,12 +39001,14 @@
           <w:rFonts w:cs="Arabic Typesetting"/>
           <w:b/>
           <w:bCs/>
+          <w:color w:val="3333FF"/>
         </w:rPr>
         <w:t>Real-time-stock-market-prediction</w:t>
       </w:r>
       <w:r>
         <w:rPr>
           <w:rFonts w:cs="Arabic Typesetting"/>
+          <w:color w:val="3333FF"/>
         </w:rPr>
         <w:t xml:space="preserve"> for live forecasting.</w:t>
       </w:r>
@@ -38769,19 +39022,22 @@
         <w:spacing w:line="240" w:lineRule="auto"/>
         <w:rPr>
           <w:rFonts w:cs="Arabic Typesetting"/>
-        </w:rPr>
-      </w:pPr>
-      <w:r>
-        <w:rPr>
-          <w:rFonts w:cs="Arabic Typesetting"/>
-          <w:b/>
-          <w:bCs/>
+          <w:color w:val="3333FF"/>
+        </w:rPr>
+      </w:pPr>
+      <w:r>
+        <w:rPr>
+          <w:rFonts w:cs="Arabic Typesetting"/>
+          <w:b/>
+          <w:bCs/>
+          <w:color w:val="3333FF"/>
         </w:rPr>
         <w:t>Details</w:t>
       </w:r>
       <w:r>
         <w:rPr>
           <w:rFonts w:cs="Arabic Typesetting"/>
+          <w:color w:val="3333FF"/>
         </w:rPr>
         <w:t>:</w:t>
       </w:r>
@@ -38795,11 +39051,13 @@
         <w:spacing w:line="240" w:lineRule="auto"/>
         <w:rPr>
           <w:rFonts w:cs="Arabic Typesetting"/>
-        </w:rPr>
-      </w:pPr>
-      <w:r>
-        <w:rPr>
-          <w:rFonts w:cs="Arabic Typesetting"/>
+          <w:color w:val="3333FF"/>
+        </w:rPr>
+      </w:pPr>
+      <w:r>
+        <w:rPr>
+          <w:rFonts w:cs="Arabic Typesetting"/>
+          <w:color w:val="3333FF"/>
         </w:rPr>
         <w:t xml:space="preserve">Use </w:t>
       </w:r>
@@ -38808,12 +39066,14 @@
           <w:rFonts w:cs="Arabic Typesetting"/>
           <w:b/>
           <w:bCs/>
+          <w:color w:val="3333FF"/>
         </w:rPr>
         <w:t>Kafka</w:t>
       </w:r>
       <w:r>
         <w:rPr>
           <w:rFonts w:cs="Arabic Typesetting"/>
+          <w:color w:val="3333FF"/>
         </w:rPr>
         <w:t xml:space="preserve"> to stream real-time market data into the system.</w:t>
       </w:r>
@@ -38827,11 +39087,13 @@
         <w:spacing w:line="240" w:lineRule="auto"/>
         <w:rPr>
           <w:rFonts w:cs="Arabic Typesetting"/>
-        </w:rPr>
-      </w:pPr>
-      <w:r>
-        <w:rPr>
-          <w:rFonts w:cs="Arabic Typesetting"/>
+          <w:color w:val="3333FF"/>
+        </w:rPr>
+      </w:pPr>
+      <w:r>
+        <w:rPr>
+          <w:rFonts w:cs="Arabic Typesetting"/>
+          <w:color w:val="3333FF"/>
         </w:rPr>
         <w:t>Connect the forecasting model to the AI assistant for dynamic strategy adjustments.</w:t>
       </w:r>
@@ -38845,11 +39107,13 @@
         <w:spacing w:line="240" w:lineRule="auto"/>
         <w:rPr>
           <w:rFonts w:cs="Arabic Typesetting"/>
-        </w:rPr>
-      </w:pPr>
-      <w:r>
-        <w:rPr>
-          <w:rFonts w:cs="Arabic Typesetting"/>
+          <w:color w:val="3333FF"/>
+        </w:rPr>
+      </w:pPr>
+      <w:r>
+        <w:rPr>
+          <w:rFonts w:cs="Arabic Typesetting"/>
+          <w:color w:val="3333FF"/>
         </w:rPr>
         <w:t>Display predictions on the frontend (e.g., “Predicted 2% rise in AAPL”).</w:t>
       </w:r>
@@ -38863,19 +39127,22 @@
         <w:spacing w:line="240" w:lineRule="auto"/>
         <w:rPr>
           <w:rFonts w:cs="Arabic Typesetting"/>
-        </w:rPr>
-      </w:pPr>
-      <w:r>
-        <w:rPr>
-          <w:rFonts w:cs="Arabic Typesetting"/>
-          <w:b/>
-          <w:bCs/>
+          <w:color w:val="3333FF"/>
+        </w:rPr>
+      </w:pPr>
+      <w:r>
+        <w:rPr>
+          <w:rFonts w:cs="Arabic Typesetting"/>
+          <w:b/>
+          <w:bCs/>
+          <w:color w:val="3333FF"/>
         </w:rPr>
         <w:t>Purpose</w:t>
       </w:r>
       <w:r>
         <w:rPr>
           <w:rFonts w:cs="Arabic Typesetting"/>
+          <w:color w:val="3333FF"/>
         </w:rPr>
         <w:t>: Enhances live trading by delivering actionable real-time insights to users.</w:t>
       </w:r>
@@ -38893,13 +39160,15 @@
           <w:rFonts w:cs="Arabic Typesetting"/>
           <w:b/>
           <w:bCs/>
-        </w:rPr>
-      </w:pPr>
-      <w:r>
-        <w:rPr>
-          <w:rFonts w:cs="Arabic Typesetting"/>
-          <w:b/>
-          <w:bCs/>
+          <w:color w:val="3333FF"/>
+        </w:rPr>
+      </w:pPr>
+      <w:r>
+        <w:rPr>
+          <w:rFonts w:cs="Arabic Typesetting"/>
+          <w:b/>
+          <w:bCs/>
+          <w:color w:val="3333FF"/>
         </w:rPr>
         <w:t xml:space="preserve">Enable Full </w:t>
       </w:r>
@@ -38909,6 +39178,7 @@
           <w:rFonts w:cs="Arabic Typesetting"/>
           <w:b/>
           <w:bCs/>
+          <w:color w:val="3333FF"/>
         </w:rPr>
         <w:t>Backtesting</w:t>
       </w:r>
@@ -38918,6 +39188,7 @@
           <w:rFonts w:cs="Arabic Typesetting"/>
           <w:b/>
           <w:bCs/>
+          <w:color w:val="3333FF"/>
         </w:rPr>
         <w:t xml:space="preserve"> Capabilities</w:t>
       </w:r>
@@ -38931,19 +39202,22 @@
         <w:spacing w:line="240" w:lineRule="auto"/>
         <w:rPr>
           <w:rFonts w:cs="Arabic Typesetting"/>
-        </w:rPr>
-      </w:pPr>
-      <w:r>
-        <w:rPr>
-          <w:rFonts w:cs="Arabic Typesetting"/>
-          <w:b/>
-          <w:bCs/>
+          <w:color w:val="3333FF"/>
+        </w:rPr>
+      </w:pPr>
+      <w:r>
+        <w:rPr>
+          <w:rFonts w:cs="Arabic Typesetting"/>
+          <w:b/>
+          <w:bCs/>
+          <w:color w:val="3333FF"/>
         </w:rPr>
         <w:t>Action</w:t>
       </w:r>
       <w:r>
         <w:rPr>
           <w:rFonts w:cs="Arabic Typesetting"/>
+          <w:color w:val="3333FF"/>
         </w:rPr>
         <w:t xml:space="preserve">: Integrate </w:t>
       </w:r>
@@ -38953,6 +39227,7 @@
           <w:rFonts w:cs="Arabic Typesetting"/>
           <w:b/>
           <w:bCs/>
+          <w:color w:val="3333FF"/>
         </w:rPr>
         <w:t>Backtrader</w:t>
       </w:r>
@@ -38960,6 +39235,7 @@
       <w:r>
         <w:rPr>
           <w:rFonts w:cs="Arabic Typesetting"/>
+          <w:color w:val="3333FF"/>
         </w:rPr>
         <w:t xml:space="preserve"> and </w:t>
       </w:r>
@@ -38969,6 +39245,7 @@
           <w:rFonts w:cs="Arabic Typesetting"/>
           <w:b/>
           <w:bCs/>
+          <w:color w:val="3333FF"/>
         </w:rPr>
         <w:t>TradingGym</w:t>
       </w:r>
@@ -38976,6 +39253,7 @@
       <w:r>
         <w:rPr>
           <w:rFonts w:cs="Arabic Typesetting"/>
+          <w:color w:val="3333FF"/>
         </w:rPr>
         <w:t xml:space="preserve"> for comprehensive </w:t>
       </w:r>
@@ -38983,6 +39261,7 @@
       <w:r>
         <w:rPr>
           <w:rFonts w:cs="Arabic Typesetting"/>
+          <w:color w:val="3333FF"/>
         </w:rPr>
         <w:t>backtesting</w:t>
       </w:r>
@@ -38990,6 +39269,7 @@
       <w:r>
         <w:rPr>
           <w:rFonts w:cs="Arabic Typesetting"/>
+          <w:color w:val="3333FF"/>
         </w:rPr>
         <w:t>.</w:t>
       </w:r>
@@ -39003,19 +39283,22 @@
         <w:spacing w:line="240" w:lineRule="auto"/>
         <w:rPr>
           <w:rFonts w:cs="Arabic Typesetting"/>
-        </w:rPr>
-      </w:pPr>
-      <w:r>
-        <w:rPr>
-          <w:rFonts w:cs="Arabic Typesetting"/>
-          <w:b/>
-          <w:bCs/>
+          <w:color w:val="3333FF"/>
+        </w:rPr>
+      </w:pPr>
+      <w:r>
+        <w:rPr>
+          <w:rFonts w:cs="Arabic Typesetting"/>
+          <w:b/>
+          <w:bCs/>
+          <w:color w:val="3333FF"/>
         </w:rPr>
         <w:t>Details</w:t>
       </w:r>
       <w:r>
         <w:rPr>
           <w:rFonts w:cs="Arabic Typesetting"/>
+          <w:color w:val="3333FF"/>
         </w:rPr>
         <w:t>:</w:t>
       </w:r>
@@ -39029,11 +39312,13 @@
         <w:spacing w:line="240" w:lineRule="auto"/>
         <w:rPr>
           <w:rFonts w:cs="Arabic Typesetting"/>
-        </w:rPr>
-      </w:pPr>
-      <w:r>
-        <w:rPr>
-          <w:rFonts w:cs="Arabic Typesetting"/>
+          <w:color w:val="3333FF"/>
+        </w:rPr>
+      </w:pPr>
+      <w:r>
+        <w:rPr>
+          <w:rFonts w:cs="Arabic Typesetting"/>
+          <w:color w:val="3333FF"/>
         </w:rPr>
         <w:t xml:space="preserve">Configure </w:t>
       </w:r>
@@ -39041,6 +39326,7 @@
       <w:r>
         <w:rPr>
           <w:rFonts w:cs="Arabic Typesetting"/>
+          <w:color w:val="3333FF"/>
         </w:rPr>
         <w:t>Backtrader</w:t>
       </w:r>
@@ -39048,6 +39334,7 @@
       <w:r>
         <w:rPr>
           <w:rFonts w:cs="Arabic Typesetting"/>
+          <w:color w:val="3333FF"/>
         </w:rPr>
         <w:t xml:space="preserve"> with custom indicators such as Volume-Weighted SMA (VW SMA) and Volume-Weighted MACD (VW MACD).</w:t>
       </w:r>
@@ -39061,11 +39348,13 @@
         <w:spacing w:line="240" w:lineRule="auto"/>
         <w:rPr>
           <w:rFonts w:cs="Arabic Typesetting"/>
-        </w:rPr>
-      </w:pPr>
-      <w:r>
-        <w:rPr>
-          <w:rFonts w:cs="Arabic Typesetting"/>
+          <w:color w:val="3333FF"/>
+        </w:rPr>
+      </w:pPr>
+      <w:r>
+        <w:rPr>
+          <w:rFonts w:cs="Arabic Typesetting"/>
+          <w:color w:val="3333FF"/>
         </w:rPr>
         <w:t xml:space="preserve">Set up </w:t>
       </w:r>
@@ -39073,6 +39362,7 @@
       <w:r>
         <w:rPr>
           <w:rFonts w:cs="Arabic Typesetting"/>
+          <w:color w:val="3333FF"/>
         </w:rPr>
         <w:t>TradingGym</w:t>
       </w:r>
@@ -39080,6 +39370,7 @@
       <w:r>
         <w:rPr>
           <w:rFonts w:cs="Arabic Typesetting"/>
+          <w:color w:val="3333FF"/>
         </w:rPr>
         <w:t xml:space="preserve"> to provide simulated trading environments for strategy testing.</w:t>
       </w:r>
@@ -39093,11 +39384,13 @@
         <w:spacing w:line="240" w:lineRule="auto"/>
         <w:rPr>
           <w:rFonts w:cs="Arabic Typesetting"/>
-        </w:rPr>
-      </w:pPr>
-      <w:r>
-        <w:rPr>
-          <w:rFonts w:cs="Arabic Typesetting"/>
+          <w:color w:val="3333FF"/>
+        </w:rPr>
+      </w:pPr>
+      <w:r>
+        <w:rPr>
+          <w:rFonts w:cs="Arabic Typesetting"/>
+          <w:color w:val="3333FF"/>
         </w:rPr>
         <w:t xml:space="preserve">Test </w:t>
       </w:r>
@@ -39105,6 +39398,7 @@
       <w:r>
         <w:rPr>
           <w:rFonts w:cs="Arabic Typesetting"/>
+          <w:color w:val="3333FF"/>
         </w:rPr>
         <w:t>backtests</w:t>
       </w:r>
@@ -39112,6 +39406,7 @@
       <w:r>
         <w:rPr>
           <w:rFonts w:cs="Arabic Typesetting"/>
+          <w:color w:val="3333FF"/>
         </w:rPr>
         <w:t xml:space="preserve"> using historical data to ensure reliability and accuracy.</w:t>
       </w:r>
@@ -39125,19 +39420,22 @@
         <w:spacing w:line="240" w:lineRule="auto"/>
         <w:rPr>
           <w:rFonts w:cs="Arabic Typesetting"/>
-        </w:rPr>
-      </w:pPr>
-      <w:r>
-        <w:rPr>
-          <w:rFonts w:cs="Arabic Typesetting"/>
-          <w:b/>
-          <w:bCs/>
+          <w:color w:val="3333FF"/>
+        </w:rPr>
+      </w:pPr>
+      <w:r>
+        <w:rPr>
+          <w:rFonts w:cs="Arabic Typesetting"/>
+          <w:b/>
+          <w:bCs/>
+          <w:color w:val="3333FF"/>
         </w:rPr>
         <w:t>Purpose</w:t>
       </w:r>
       <w:r>
         <w:rPr>
           <w:rFonts w:cs="Arabic Typesetting"/>
+          <w:color w:val="3333FF"/>
         </w:rPr>
         <w:t>: Allows users to validate trading strategies before deploying them in live markets.</w:t>
       </w:r>
@@ -39155,13 +39453,15 @@
           <w:rFonts w:cs="Arabic Typesetting"/>
           <w:b/>
           <w:bCs/>
-        </w:rPr>
-      </w:pPr>
-      <w:r>
-        <w:rPr>
-          <w:rFonts w:cs="Arabic Typesetting"/>
-          <w:b/>
-          <w:bCs/>
+          <w:color w:val="3333FF"/>
+        </w:rPr>
+      </w:pPr>
+      <w:r>
+        <w:rPr>
+          <w:rFonts w:cs="Arabic Typesetting"/>
+          <w:b/>
+          <w:bCs/>
+          <w:color w:val="3333FF"/>
         </w:rPr>
         <w:t xml:space="preserve">Expand the </w:t>
       </w:r>
@@ -39171,6 +39471,7 @@
           <w:rFonts w:cs="Arabic Typesetting"/>
           <w:b/>
           <w:bCs/>
+          <w:color w:val="3333FF"/>
         </w:rPr>
         <w:t>FastAPI</w:t>
       </w:r>
@@ -39180,6 +39481,7 @@
           <w:rFonts w:cs="Arabic Typesetting"/>
           <w:b/>
           <w:bCs/>
+          <w:color w:val="3333FF"/>
         </w:rPr>
         <w:t xml:space="preserve"> Bridge</w:t>
       </w:r>
@@ -39193,19 +39495,22 @@
         <w:spacing w:line="240" w:lineRule="auto"/>
         <w:rPr>
           <w:rFonts w:cs="Arabic Typesetting"/>
-        </w:rPr>
-      </w:pPr>
-      <w:r>
-        <w:rPr>
-          <w:rFonts w:cs="Arabic Typesetting"/>
-          <w:b/>
-          <w:bCs/>
+          <w:color w:val="3333FF"/>
+        </w:rPr>
+      </w:pPr>
+      <w:r>
+        <w:rPr>
+          <w:rFonts w:cs="Arabic Typesetting"/>
+          <w:b/>
+          <w:bCs/>
+          <w:color w:val="3333FF"/>
         </w:rPr>
         <w:t>Action</w:t>
       </w:r>
       <w:r>
         <w:rPr>
           <w:rFonts w:cs="Arabic Typesetting"/>
+          <w:color w:val="3333FF"/>
         </w:rPr>
         <w:t>: Add new endpoints to support live trading operations.</w:t>
       </w:r>
@@ -39219,19 +39524,22 @@
         <w:spacing w:line="240" w:lineRule="auto"/>
         <w:rPr>
           <w:rFonts w:cs="Arabic Typesetting"/>
-        </w:rPr>
-      </w:pPr>
-      <w:r>
-        <w:rPr>
-          <w:rFonts w:cs="Arabic Typesetting"/>
-          <w:b/>
-          <w:bCs/>
+          <w:color w:val="3333FF"/>
+        </w:rPr>
+      </w:pPr>
+      <w:r>
+        <w:rPr>
+          <w:rFonts w:cs="Arabic Typesetting"/>
+          <w:b/>
+          <w:bCs/>
+          <w:color w:val="3333FF"/>
         </w:rPr>
         <w:t>Details</w:t>
       </w:r>
       <w:r>
         <w:rPr>
           <w:rFonts w:cs="Arabic Typesetting"/>
+          <w:color w:val="3333FF"/>
         </w:rPr>
         <w:t>:</w:t>
       </w:r>
@@ -39245,19 +39553,22 @@
         <w:spacing w:line="240" w:lineRule="auto"/>
         <w:rPr>
           <w:rFonts w:cs="Arabic Typesetting"/>
-        </w:rPr>
-      </w:pPr>
-      <w:r>
-        <w:rPr>
-          <w:rFonts w:cs="Arabic Typesetting"/>
-          <w:b/>
-          <w:bCs/>
+          <w:color w:val="3333FF"/>
+        </w:rPr>
+      </w:pPr>
+      <w:r>
+        <w:rPr>
+          <w:rFonts w:cs="Arabic Typesetting"/>
+          <w:b/>
+          <w:bCs/>
+          <w:color w:val="3333FF"/>
         </w:rPr>
         <w:t>GET /portfolio</w:t>
       </w:r>
       <w:r>
         <w:rPr>
           <w:rFonts w:cs="Arabic Typesetting"/>
+          <w:color w:val="3333FF"/>
         </w:rPr>
         <w:t>: Retrieve the current portfolio status.</w:t>
       </w:r>
@@ -39271,19 +39582,22 @@
         <w:spacing w:line="240" w:lineRule="auto"/>
         <w:rPr>
           <w:rFonts w:cs="Arabic Typesetting"/>
-        </w:rPr>
-      </w:pPr>
-      <w:r>
-        <w:rPr>
-          <w:rFonts w:cs="Arabic Typesetting"/>
-          <w:b/>
-          <w:bCs/>
+          <w:color w:val="3333FF"/>
+        </w:rPr>
+      </w:pPr>
+      <w:r>
+        <w:rPr>
+          <w:rFonts w:cs="Arabic Typesetting"/>
+          <w:b/>
+          <w:bCs/>
+          <w:color w:val="3333FF"/>
         </w:rPr>
         <w:t>POST /order</w:t>
       </w:r>
       <w:r>
         <w:rPr>
           <w:rFonts w:cs="Arabic Typesetting"/>
+          <w:color w:val="3333FF"/>
         </w:rPr>
         <w:t>: Place new trading orders.</w:t>
       </w:r>
@@ -39297,19 +39611,22 @@
         <w:spacing w:line="240" w:lineRule="auto"/>
         <w:rPr>
           <w:rFonts w:cs="Arabic Typesetting"/>
-        </w:rPr>
-      </w:pPr>
-      <w:r>
-        <w:rPr>
-          <w:rFonts w:cs="Arabic Typesetting"/>
-          <w:b/>
-          <w:bCs/>
+          <w:color w:val="3333FF"/>
+        </w:rPr>
+      </w:pPr>
+      <w:r>
+        <w:rPr>
+          <w:rFonts w:cs="Arabic Typesetting"/>
+          <w:b/>
+          <w:bCs/>
+          <w:color w:val="3333FF"/>
         </w:rPr>
         <w:t>GET /orders</w:t>
       </w:r>
       <w:r>
         <w:rPr>
           <w:rFonts w:cs="Arabic Typesetting"/>
+          <w:color w:val="3333FF"/>
         </w:rPr>
         <w:t>: View order history.</w:t>
       </w:r>
@@ -39323,13 +39640,15 @@
         <w:spacing w:line="240" w:lineRule="auto"/>
         <w:rPr>
           <w:rFonts w:cs="Arabic Typesetting"/>
-        </w:rPr>
-      </w:pPr>
-      <w:r>
-        <w:rPr>
-          <w:rFonts w:cs="Arabic Typesetting"/>
-          <w:b/>
-          <w:bCs/>
+          <w:color w:val="3333FF"/>
+        </w:rPr>
+      </w:pPr>
+      <w:r>
+        <w:rPr>
+          <w:rFonts w:cs="Arabic Typesetting"/>
+          <w:b/>
+          <w:bCs/>
+          <w:color w:val="3333FF"/>
         </w:rPr>
         <w:t>DELETE /order/{</w:t>
       </w:r>
@@ -39339,6 +39658,7 @@
           <w:rFonts w:cs="Arabic Typesetting"/>
           <w:b/>
           <w:bCs/>
+          <w:color w:val="3333FF"/>
         </w:rPr>
         <w:t>order_id</w:t>
       </w:r>
@@ -39348,12 +39668,14 @@
           <w:rFonts w:cs="Arabic Typesetting"/>
           <w:b/>
           <w:bCs/>
+          <w:color w:val="3333FF"/>
         </w:rPr>
         <w:t>}</w:t>
       </w:r>
       <w:r>
         <w:rPr>
           <w:rFonts w:cs="Arabic Typesetting"/>
+          <w:color w:val="3333FF"/>
         </w:rPr>
         <w:t>: Cancel specific orders.</w:t>
       </w:r>
@@ -39367,19 +39689,22 @@
         <w:spacing w:line="240" w:lineRule="auto"/>
         <w:rPr>
           <w:rFonts w:cs="Arabic Typesetting"/>
-        </w:rPr>
-      </w:pPr>
-      <w:r>
-        <w:rPr>
-          <w:rFonts w:cs="Arabic Typesetting"/>
-          <w:b/>
-          <w:bCs/>
+          <w:color w:val="3333FF"/>
+        </w:rPr>
+      </w:pPr>
+      <w:r>
+        <w:rPr>
+          <w:rFonts w:cs="Arabic Typesetting"/>
+          <w:b/>
+          <w:bCs/>
+          <w:color w:val="3333FF"/>
         </w:rPr>
         <w:t>GET /risk/snapshot</w:t>
       </w:r>
       <w:r>
         <w:rPr>
           <w:rFonts w:cs="Arabic Typesetting"/>
+          <w:color w:val="3333FF"/>
         </w:rPr>
         <w:t xml:space="preserve">: Real-time risk metrics (Greeks, </w:t>
       </w:r>
@@ -39387,6 +39712,7 @@
       <w:r>
         <w:rPr>
           <w:rFonts w:cs="Arabic Typesetting"/>
+          <w:color w:val="3333FF"/>
         </w:rPr>
         <w:t>VaR</w:t>
       </w:r>
@@ -39394,6 +39720,7 @@
       <w:r>
         <w:rPr>
           <w:rFonts w:cs="Arabic Typesetting"/>
+          <w:color w:val="3333FF"/>
         </w:rPr>
         <w:t>) and concentration, calculated from the live portfolio state.</w:t>
       </w:r>
@@ -39407,19 +39734,22 @@
         <w:spacing w:line="240" w:lineRule="auto"/>
         <w:rPr>
           <w:rFonts w:cs="Arabic Typesetting"/>
-        </w:rPr>
-      </w:pPr>
-      <w:r>
-        <w:rPr>
-          <w:rFonts w:cs="Arabic Typesetting"/>
-          <w:b/>
-          <w:bCs/>
+          <w:color w:val="3333FF"/>
+        </w:rPr>
+      </w:pPr>
+      <w:r>
+        <w:rPr>
+          <w:rFonts w:cs="Arabic Typesetting"/>
+          <w:b/>
+          <w:bCs/>
+          <w:color w:val="3333FF"/>
         </w:rPr>
         <w:t>Purpose</w:t>
       </w:r>
       <w:r>
         <w:rPr>
           <w:rFonts w:cs="Arabic Typesetting"/>
+          <w:color w:val="3333FF"/>
         </w:rPr>
         <w:t>: Facilitates real-time trading operations through a robust API layer.</w:t>
       </w:r>
@@ -39437,13 +39767,15 @@
           <w:rFonts w:cs="Arabic Typesetting"/>
           <w:b/>
           <w:bCs/>
-        </w:rPr>
-      </w:pPr>
-      <w:r>
-        <w:rPr>
-          <w:rFonts w:cs="Arabic Typesetting"/>
-          <w:b/>
-          <w:bCs/>
+          <w:color w:val="3333FF"/>
+        </w:rPr>
+      </w:pPr>
+      <w:r>
+        <w:rPr>
+          <w:rFonts w:cs="Arabic Typesetting"/>
+          <w:b/>
+          <w:bCs/>
+          <w:color w:val="3333FF"/>
         </w:rPr>
         <w:t>Configure Paper and Live Trading</w:t>
       </w:r>
@@ -39457,19 +39789,22 @@
         <w:spacing w:line="240" w:lineRule="auto"/>
         <w:rPr>
           <w:rFonts w:cs="Arabic Typesetting"/>
-        </w:rPr>
-      </w:pPr>
-      <w:r>
-        <w:rPr>
-          <w:rFonts w:cs="Arabic Typesetting"/>
-          <w:b/>
-          <w:bCs/>
+          <w:color w:val="3333FF"/>
+        </w:rPr>
+      </w:pPr>
+      <w:r>
+        <w:rPr>
+          <w:rFonts w:cs="Arabic Typesetting"/>
+          <w:b/>
+          <w:bCs/>
+          <w:color w:val="3333FF"/>
         </w:rPr>
         <w:t>Action</w:t>
       </w:r>
       <w:r>
         <w:rPr>
           <w:rFonts w:cs="Arabic Typesetting"/>
+          <w:color w:val="3333FF"/>
         </w:rPr>
         <w:t xml:space="preserve">: Set up </w:t>
       </w:r>
@@ -39479,6 +39814,7 @@
           <w:rFonts w:cs="Arabic Typesetting"/>
           <w:b/>
           <w:bCs/>
+          <w:color w:val="3333FF"/>
         </w:rPr>
         <w:t>NautilusTrader</w:t>
       </w:r>
@@ -39486,6 +39822,7 @@
       <w:r>
         <w:rPr>
           <w:rFonts w:cs="Arabic Typesetting"/>
+          <w:color w:val="3333FF"/>
         </w:rPr>
         <w:t xml:space="preserve"> for integration with Interactive Brokers.</w:t>
       </w:r>
@@ -39499,19 +39836,22 @@
         <w:spacing w:line="240" w:lineRule="auto"/>
         <w:rPr>
           <w:rFonts w:cs="Arabic Typesetting"/>
-        </w:rPr>
-      </w:pPr>
-      <w:r>
-        <w:rPr>
-          <w:rFonts w:cs="Arabic Typesetting"/>
-          <w:b/>
-          <w:bCs/>
+          <w:color w:val="3333FF"/>
+        </w:rPr>
+      </w:pPr>
+      <w:r>
+        <w:rPr>
+          <w:rFonts w:cs="Arabic Typesetting"/>
+          <w:b/>
+          <w:bCs/>
+          <w:color w:val="3333FF"/>
         </w:rPr>
         <w:t>Details</w:t>
       </w:r>
       <w:r>
         <w:rPr>
           <w:rFonts w:cs="Arabic Typesetting"/>
+          <w:color w:val="3333FF"/>
         </w:rPr>
         <w:t>:</w:t>
       </w:r>
@@ -39525,11 +39865,13 @@
         <w:spacing w:line="240" w:lineRule="auto"/>
         <w:rPr>
           <w:rFonts w:cs="Arabic Typesetting"/>
-        </w:rPr>
-      </w:pPr>
-      <w:r>
-        <w:rPr>
-          <w:rFonts w:cs="Arabic Typesetting"/>
+          <w:color w:val="3333FF"/>
+        </w:rPr>
+      </w:pPr>
+      <w:r>
+        <w:rPr>
+          <w:rFonts w:cs="Arabic Typesetting"/>
+          <w:color w:val="3333FF"/>
         </w:rPr>
         <w:t>Connect to both paper trading and live trading accounts via Interactive Brokers.</w:t>
       </w:r>
@@ -39543,11 +39885,13 @@
         <w:spacing w:line="240" w:lineRule="auto"/>
         <w:rPr>
           <w:rFonts w:cs="Arabic Typesetting"/>
-        </w:rPr>
-      </w:pPr>
-      <w:r>
-        <w:rPr>
-          <w:rFonts w:cs="Arabic Typesetting"/>
+          <w:color w:val="3333FF"/>
+        </w:rPr>
+      </w:pPr>
+      <w:r>
+        <w:rPr>
+          <w:rFonts w:cs="Arabic Typesetting"/>
+          <w:color w:val="3333FF"/>
         </w:rPr>
         <w:t>Implement seamless switching between paper and live modes within the interface.</w:t>
       </w:r>
@@ -39561,11 +39905,13 @@
         <w:spacing w:line="240" w:lineRule="auto"/>
         <w:rPr>
           <w:rFonts w:cs="Arabic Typesetting"/>
-        </w:rPr>
-      </w:pPr>
-      <w:r>
-        <w:rPr>
-          <w:rFonts w:cs="Arabic Typesetting"/>
+          <w:color w:val="3333FF"/>
+        </w:rPr>
+      </w:pPr>
+      <w:r>
+        <w:rPr>
+          <w:rFonts w:cs="Arabic Typesetting"/>
+          <w:color w:val="3333FF"/>
         </w:rPr>
         <w:t>Ensure compliance with broker-specific requirements and regulations.</w:t>
       </w:r>
@@ -39581,6 +39927,7 @@
         <w:jc w:val="both"/>
         <w:rPr>
           <w:rFonts w:ascii="Garamond" w:hAnsi="Garamond" w:cs="Arabic Typesetting"/>
+          <w:color w:val="3333FF"/>
           <w:sz w:val="22"/>
           <w:szCs w:val="22"/>
         </w:rPr>
@@ -39591,6 +39938,7 @@
           <w:rFonts w:ascii="Garamond" w:eastAsiaTheme="majorEastAsia" w:hAnsi="Garamond" w:cs="Arabic Typesetting"/>
           <w:b/>
           <w:bCs/>
+          <w:color w:val="3333FF"/>
           <w:sz w:val="22"/>
           <w:szCs w:val="22"/>
         </w:rPr>
@@ -39600,6 +39948,7 @@
         <w:rPr>
           <w:rStyle w:val="citation-1777"/>
           <w:rFonts w:ascii="Garamond" w:eastAsiaTheme="majorEastAsia" w:hAnsi="Garamond" w:cs="Arabic Typesetting"/>
+          <w:color w:val="3333FF"/>
           <w:sz w:val="22"/>
           <w:szCs w:val="22"/>
         </w:rPr>
@@ -39608,6 +39957,7 @@
       <w:r>
         <w:rPr>
           <w:rFonts w:ascii="Garamond" w:hAnsi="Garamond" w:cs="Arabic Typesetting"/>
+          <w:color w:val="3333FF"/>
           <w:sz w:val="22"/>
           <w:szCs w:val="22"/>
         </w:rPr>
@@ -39617,6 +39967,7 @@
         <w:rPr>
           <w:rStyle w:val="citation-1776"/>
           <w:rFonts w:ascii="Garamond" w:eastAsiaTheme="majorEastAsia" w:hAnsi="Garamond" w:cs="Arabic Typesetting"/>
+          <w:color w:val="3333FF"/>
           <w:sz w:val="22"/>
           <w:szCs w:val="22"/>
         </w:rPr>
@@ -39626,6 +39977,7 @@
       <w:r>
         <w:rPr>
           <w:rFonts w:ascii="Garamond" w:hAnsi="Garamond" w:cs="Arabic Typesetting"/>
+          <w:color w:val="3333FF"/>
           <w:sz w:val="22"/>
           <w:szCs w:val="22"/>
         </w:rPr>
@@ -39636,6 +39988,7 @@
         <w:rPr>
           <w:rStyle w:val="citation-1776"/>
           <w:rFonts w:ascii="Garamond" w:eastAsiaTheme="majorEastAsia" w:hAnsi="Garamond" w:cs="Arabic Typesetting"/>
+          <w:color w:val="3333FF"/>
           <w:sz w:val="22"/>
           <w:szCs w:val="22"/>
         </w:rPr>
@@ -39644,6 +39997,7 @@
       <w:r>
         <w:rPr>
           <w:rFonts w:ascii="Garamond" w:hAnsi="Garamond" w:cs="Arabic Typesetting"/>
+          <w:color w:val="3333FF"/>
           <w:sz w:val="22"/>
           <w:szCs w:val="22"/>
         </w:rPr>
@@ -39661,6 +40015,7 @@
         <w:jc w:val="both"/>
         <w:rPr>
           <w:rFonts w:ascii="Garamond" w:hAnsi="Garamond" w:cs="Arabic Typesetting"/>
+          <w:color w:val="3333FF"/>
           <w:sz w:val="22"/>
           <w:szCs w:val="22"/>
         </w:rPr>
@@ -39670,6 +40025,7 @@
           <w:rFonts w:ascii="Garamond" w:hAnsi="Garamond" w:cs="Arabic Typesetting"/>
           <w:b/>
           <w:bCs/>
+          <w:color w:val="3333FF"/>
           <w:sz w:val="22"/>
           <w:szCs w:val="22"/>
         </w:rPr>
@@ -39678,6 +40034,7 @@
       <w:r>
         <w:rPr>
           <w:rFonts w:ascii="Garamond" w:hAnsi="Garamond" w:cs="Arabic Typesetting"/>
+          <w:color w:val="3333FF"/>
           <w:sz w:val="22"/>
           <w:szCs w:val="22"/>
         </w:rPr>
@@ -39687,6 +40044,7 @@
         <w:rPr>
           <w:rStyle w:val="citation-1775"/>
           <w:rFonts w:ascii="Garamond" w:eastAsiaTheme="majorEastAsia" w:hAnsi="Garamond" w:cs="Arabic Typesetting"/>
+          <w:color w:val="3333FF"/>
           <w:sz w:val="22"/>
           <w:szCs w:val="22"/>
         </w:rPr>
@@ -39696,6 +40054,7 @@
       <w:r>
         <w:rPr>
           <w:rFonts w:ascii="Garamond" w:hAnsi="Garamond" w:cs="Arabic Typesetting"/>
+          <w:color w:val="3333FF"/>
           <w:sz w:val="22"/>
           <w:szCs w:val="22"/>
         </w:rPr>
@@ -39706,6 +40065,7 @@
         <w:rPr>
           <w:rStyle w:val="citation-1775"/>
           <w:rFonts w:ascii="Garamond" w:eastAsiaTheme="majorEastAsia" w:hAnsi="Garamond" w:cs="Arabic Typesetting"/>
+          <w:color w:val="3333FF"/>
           <w:sz w:val="22"/>
           <w:szCs w:val="22"/>
         </w:rPr>
@@ -39715,6 +40075,7 @@
         <w:rPr>
           <w:rStyle w:val="citation-1774"/>
           <w:rFonts w:ascii="Garamond" w:eastAsiaTheme="majorEastAsia" w:hAnsi="Garamond" w:cs="Arabic Typesetting"/>
+          <w:color w:val="3333FF"/>
           <w:sz w:val="22"/>
           <w:szCs w:val="22"/>
         </w:rPr>
@@ -39724,6 +40085,7 @@
         <w:rPr>
           <w:rStyle w:val="citation-1773"/>
           <w:rFonts w:ascii="Garamond" w:eastAsiaTheme="majorEastAsia" w:hAnsi="Garamond" w:cs="Arabic Typesetting"/>
+          <w:color w:val="3333FF"/>
           <w:sz w:val="22"/>
           <w:szCs w:val="22"/>
         </w:rPr>
@@ -39732,6 +40094,7 @@
       <w:r>
         <w:rPr>
           <w:rFonts w:ascii="Garamond" w:hAnsi="Garamond" w:cs="Arabic Typesetting"/>
+          <w:color w:val="3333FF"/>
           <w:sz w:val="22"/>
           <w:szCs w:val="22"/>
         </w:rPr>
@@ -39741,6 +40104,7 @@
         <w:rPr>
           <w:rStyle w:val="citation-1772"/>
           <w:rFonts w:ascii="Garamond" w:eastAsiaTheme="majorEastAsia" w:hAnsi="Garamond" w:cs="Arabic Typesetting"/>
+          <w:color w:val="3333FF"/>
           <w:sz w:val="22"/>
           <w:szCs w:val="22"/>
         </w:rPr>
@@ -39749,6 +40113,7 @@
       <w:r>
         <w:rPr>
           <w:rFonts w:ascii="Garamond" w:hAnsi="Garamond" w:cs="Arabic Typesetting"/>
+          <w:color w:val="3333FF"/>
           <w:sz w:val="22"/>
           <w:szCs w:val="22"/>
         </w:rPr>
@@ -39764,19 +40129,22 @@
         <w:spacing w:line="240" w:lineRule="auto"/>
         <w:rPr>
           <w:rFonts w:cs="Arabic Typesetting"/>
-        </w:rPr>
-      </w:pPr>
-      <w:r>
-        <w:rPr>
-          <w:rFonts w:cs="Arabic Typesetting"/>
-          <w:b/>
-          <w:bCs/>
+          <w:color w:val="3333FF"/>
+        </w:rPr>
+      </w:pPr>
+      <w:r>
+        <w:rPr>
+          <w:rFonts w:cs="Arabic Typesetting"/>
+          <w:b/>
+          <w:bCs/>
+          <w:color w:val="3333FF"/>
         </w:rPr>
         <w:t>Purpose</w:t>
       </w:r>
       <w:r>
         <w:rPr>
           <w:rFonts w:cs="Arabic Typesetting"/>
+          <w:color w:val="3333FF"/>
         </w:rPr>
         <w:t>: Enables users to test strategies in a risk-free paper trading environment before transitioning to live trading.</w:t>
       </w:r>
@@ -39794,13 +40162,15 @@
           <w:rFonts w:cs="Arabic Typesetting"/>
           <w:b/>
           <w:bCs/>
-        </w:rPr>
-      </w:pPr>
-      <w:r>
-        <w:rPr>
-          <w:rFonts w:cs="Arabic Typesetting"/>
-          <w:b/>
-          <w:bCs/>
+          <w:color w:val="3333FF"/>
+        </w:rPr>
+      </w:pPr>
+      <w:r>
+        <w:rPr>
+          <w:rFonts w:cs="Arabic Typesetting"/>
+          <w:b/>
+          <w:bCs/>
+          <w:color w:val="3333FF"/>
         </w:rPr>
         <w:t>Create Advanced AI Tools</w:t>
       </w:r>
@@ -39814,19 +40184,22 @@
         <w:spacing w:line="240" w:lineRule="auto"/>
         <w:rPr>
           <w:rFonts w:cs="Arabic Typesetting"/>
-        </w:rPr>
-      </w:pPr>
-      <w:r>
-        <w:rPr>
-          <w:rFonts w:cs="Arabic Typesetting"/>
-          <w:b/>
-          <w:bCs/>
+          <w:color w:val="3333FF"/>
+        </w:rPr>
+      </w:pPr>
+      <w:r>
+        <w:rPr>
+          <w:rFonts w:cs="Arabic Typesetting"/>
+          <w:b/>
+          <w:bCs/>
+          <w:color w:val="3333FF"/>
         </w:rPr>
         <w:t>Action</w:t>
       </w:r>
       <w:r>
         <w:rPr>
           <w:rFonts w:cs="Arabic Typesetting"/>
+          <w:color w:val="3333FF"/>
         </w:rPr>
         <w:t xml:space="preserve">: Develop new </w:t>
       </w:r>
@@ -39836,6 +40209,7 @@
           <w:rFonts w:cs="Arabic Typesetting"/>
           <w:b/>
           <w:bCs/>
+          <w:color w:val="3333FF"/>
         </w:rPr>
         <w:t>LangChain</w:t>
       </w:r>
@@ -39843,6 +40217,7 @@
       <w:r>
         <w:rPr>
           <w:rFonts w:cs="Arabic Typesetting"/>
+          <w:color w:val="3333FF"/>
         </w:rPr>
         <w:t xml:space="preserve"> tools for portfolio and order management.</w:t>
       </w:r>
@@ -39856,19 +40231,22 @@
         <w:spacing w:line="240" w:lineRule="auto"/>
         <w:rPr>
           <w:rFonts w:cs="Arabic Typesetting"/>
-        </w:rPr>
-      </w:pPr>
-      <w:r>
-        <w:rPr>
-          <w:rFonts w:cs="Arabic Typesetting"/>
-          <w:b/>
-          <w:bCs/>
+          <w:color w:val="3333FF"/>
+        </w:rPr>
+      </w:pPr>
+      <w:r>
+        <w:rPr>
+          <w:rFonts w:cs="Arabic Typesetting"/>
+          <w:b/>
+          <w:bCs/>
+          <w:color w:val="3333FF"/>
         </w:rPr>
         <w:t>Details</w:t>
       </w:r>
       <w:r>
         <w:rPr>
           <w:rFonts w:cs="Arabic Typesetting"/>
+          <w:color w:val="3333FF"/>
         </w:rPr>
         <w:t>:</w:t>
       </w:r>
@@ -39882,6 +40260,7 @@
         <w:spacing w:line="240" w:lineRule="auto"/>
         <w:rPr>
           <w:rFonts w:cs="Arabic Typesetting"/>
+          <w:color w:val="3333FF"/>
         </w:rPr>
       </w:pPr>
       <w:proofErr w:type="spellStart"/>
@@ -39890,6 +40269,7 @@
           <w:rFonts w:cs="Arabic Typesetting"/>
           <w:b/>
           <w:bCs/>
+          <w:color w:val="3333FF"/>
         </w:rPr>
         <w:t>portfolio_tool</w:t>
       </w:r>
@@ -39897,6 +40277,7 @@
       <w:r>
         <w:rPr>
           <w:rFonts w:cs="Arabic Typesetting"/>
+          <w:color w:val="3333FF"/>
         </w:rPr>
         <w:t>: Fetches and displays detailed portfolio information.</w:t>
       </w:r>
@@ -39910,6 +40291,7 @@
         <w:spacing w:line="240" w:lineRule="auto"/>
         <w:rPr>
           <w:rFonts w:cs="Arabic Typesetting"/>
+          <w:color w:val="3333FF"/>
         </w:rPr>
       </w:pPr>
       <w:proofErr w:type="spellStart"/>
@@ -39918,6 +40300,7 @@
           <w:rFonts w:cs="Arabic Typesetting"/>
           <w:b/>
           <w:bCs/>
+          <w:color w:val="3333FF"/>
         </w:rPr>
         <w:t>order_tool</w:t>
       </w:r>
@@ -39925,6 +40308,7 @@
       <w:r>
         <w:rPr>
           <w:rFonts w:cs="Arabic Typesetting"/>
+          <w:color w:val="3333FF"/>
         </w:rPr>
         <w:t>: Places or cancels orders based on user commands.</w:t>
       </w:r>
@@ -39938,11 +40322,13 @@
         <w:spacing w:line="240" w:lineRule="auto"/>
         <w:rPr>
           <w:rFonts w:cs="Arabic Typesetting"/>
-        </w:rPr>
-      </w:pPr>
-      <w:r>
-        <w:rPr>
-          <w:rFonts w:cs="Arabic Typesetting"/>
+          <w:color w:val="3333FF"/>
+        </w:rPr>
+      </w:pPr>
+      <w:r>
+        <w:rPr>
+          <w:rFonts w:cs="Arabic Typesetting"/>
+          <w:color w:val="3333FF"/>
         </w:rPr>
         <w:t>Test tools with sample commands (e.g., “Buy 10 shares of GOOG at $150”).</w:t>
       </w:r>
@@ -39956,19 +40342,22 @@
         <w:spacing w:line="240" w:lineRule="auto"/>
         <w:rPr>
           <w:rFonts w:cs="Arabic Typesetting"/>
-        </w:rPr>
-      </w:pPr>
-      <w:r>
-        <w:rPr>
-          <w:rFonts w:cs="Arabic Typesetting"/>
-          <w:b/>
-          <w:bCs/>
+          <w:color w:val="3333FF"/>
+        </w:rPr>
+      </w:pPr>
+      <w:r>
+        <w:rPr>
+          <w:rFonts w:cs="Arabic Typesetting"/>
+          <w:b/>
+          <w:bCs/>
+          <w:color w:val="3333FF"/>
         </w:rPr>
         <w:t>Purpose</w:t>
       </w:r>
       <w:r>
         <w:rPr>
           <w:rFonts w:cs="Arabic Typesetting"/>
+          <w:color w:val="3333FF"/>
         </w:rPr>
         <w:t>: Empowers the AI assistant to perform trading actions autonomously on behalf of the user.</w:t>
       </w:r>
@@ -39986,13 +40375,15 @@
           <w:rFonts w:cs="Arabic Typesetting"/>
           <w:b/>
           <w:bCs/>
-        </w:rPr>
-      </w:pPr>
-      <w:r>
-        <w:rPr>
-          <w:rFonts w:cs="Arabic Typesetting"/>
-          <w:b/>
-          <w:bCs/>
+          <w:color w:val="3333FF"/>
+        </w:rPr>
+      </w:pPr>
+      <w:r>
+        <w:rPr>
+          <w:rFonts w:cs="Arabic Typesetting"/>
+          <w:b/>
+          <w:bCs/>
+          <w:color w:val="3333FF"/>
         </w:rPr>
         <w:t>Integrate No-Code Strategy Builder</w:t>
       </w:r>
@@ -40006,19 +40397,22 @@
         <w:spacing w:line="240" w:lineRule="auto"/>
         <w:rPr>
           <w:rFonts w:cs="Arabic Typesetting"/>
-        </w:rPr>
-      </w:pPr>
-      <w:r>
-        <w:rPr>
-          <w:rFonts w:cs="Arabic Typesetting"/>
-          <w:b/>
-          <w:bCs/>
+          <w:color w:val="3333FF"/>
+        </w:rPr>
+      </w:pPr>
+      <w:r>
+        <w:rPr>
+          <w:rFonts w:cs="Arabic Typesetting"/>
+          <w:b/>
+          <w:bCs/>
+          <w:color w:val="3333FF"/>
         </w:rPr>
         <w:t>Action</w:t>
       </w:r>
       <w:r>
         <w:rPr>
           <w:rFonts w:cs="Arabic Typesetting"/>
+          <w:color w:val="3333FF"/>
         </w:rPr>
         <w:t xml:space="preserve">: Implement </w:t>
       </w:r>
@@ -40028,6 +40422,7 @@
           <w:rFonts w:cs="Arabic Typesetting"/>
           <w:b/>
           <w:bCs/>
+          <w:color w:val="3333FF"/>
         </w:rPr>
         <w:t>Blockly</w:t>
       </w:r>
@@ -40035,6 +40430,7 @@
       <w:r>
         <w:rPr>
           <w:rFonts w:cs="Arabic Typesetting"/>
+          <w:color w:val="3333FF"/>
         </w:rPr>
         <w:t xml:space="preserve"> for visual strategy creation.</w:t>
       </w:r>
@@ -40048,19 +40444,22 @@
         <w:spacing w:line="240" w:lineRule="auto"/>
         <w:rPr>
           <w:rFonts w:cs="Arabic Typesetting"/>
-        </w:rPr>
-      </w:pPr>
-      <w:r>
-        <w:rPr>
-          <w:rFonts w:cs="Arabic Typesetting"/>
-          <w:b/>
-          <w:bCs/>
+          <w:color w:val="3333FF"/>
+        </w:rPr>
+      </w:pPr>
+      <w:r>
+        <w:rPr>
+          <w:rFonts w:cs="Arabic Typesetting"/>
+          <w:b/>
+          <w:bCs/>
+          <w:color w:val="3333FF"/>
         </w:rPr>
         <w:t>Details</w:t>
       </w:r>
       <w:r>
         <w:rPr>
           <w:rFonts w:cs="Arabic Typesetting"/>
+          <w:color w:val="3333FF"/>
         </w:rPr>
         <w:t>:</w:t>
       </w:r>
@@ -40074,11 +40473,13 @@
         <w:spacing w:line="240" w:lineRule="auto"/>
         <w:rPr>
           <w:rFonts w:cs="Arabic Typesetting"/>
-        </w:rPr>
-      </w:pPr>
-      <w:r>
-        <w:rPr>
-          <w:rFonts w:cs="Arabic Typesetting"/>
+          <w:color w:val="3333FF"/>
+        </w:rPr>
+      </w:pPr>
+      <w:r>
+        <w:rPr>
+          <w:rFonts w:cs="Arabic Typesetting"/>
+          <w:color w:val="3333FF"/>
         </w:rPr>
         <w:t>Design custom blocks representing indicators, conditions, and trading actions.</w:t>
       </w:r>
@@ -40092,11 +40493,13 @@
         <w:spacing w:line="240" w:lineRule="auto"/>
         <w:rPr>
           <w:rFonts w:cs="Arabic Typesetting"/>
-        </w:rPr>
-      </w:pPr>
-      <w:r>
-        <w:rPr>
-          <w:rFonts w:cs="Arabic Typesetting"/>
+          <w:color w:val="3333FF"/>
+        </w:rPr>
+      </w:pPr>
+      <w:r>
+        <w:rPr>
+          <w:rFonts w:cs="Arabic Typesetting"/>
+          <w:color w:val="3333FF"/>
         </w:rPr>
         <w:t>Generate executable strategy code from the visual block configurations.</w:t>
       </w:r>
@@ -40110,11 +40513,13 @@
         <w:spacing w:line="240" w:lineRule="auto"/>
         <w:rPr>
           <w:rFonts w:cs="Arabic Typesetting"/>
-        </w:rPr>
-      </w:pPr>
-      <w:r>
-        <w:rPr>
-          <w:rFonts w:cs="Arabic Typesetting"/>
+          <w:color w:val="3333FF"/>
+        </w:rPr>
+      </w:pPr>
+      <w:r>
+        <w:rPr>
+          <w:rFonts w:cs="Arabic Typesetting"/>
+          <w:color w:val="3333FF"/>
         </w:rPr>
         <w:t xml:space="preserve">Integrate with </w:t>
       </w:r>
@@ -40122,6 +40527,7 @@
       <w:r>
         <w:rPr>
           <w:rFonts w:cs="Arabic Typesetting"/>
+          <w:color w:val="3333FF"/>
         </w:rPr>
         <w:t>NautilusTrader’s</w:t>
       </w:r>
@@ -40129,6 +40535,7 @@
       <w:r>
         <w:rPr>
           <w:rFonts w:cs="Arabic Typesetting"/>
+          <w:color w:val="3333FF"/>
         </w:rPr>
         <w:t xml:space="preserve"> strategy engine for execution.</w:t>
       </w:r>
@@ -40142,37 +40549,43 @@
         <w:spacing w:line="240" w:lineRule="auto"/>
         <w:rPr>
           <w:rFonts w:cs="Arabic Typesetting"/>
-        </w:rPr>
-      </w:pPr>
-      <w:r>
-        <w:rPr>
-          <w:rFonts w:cs="Arabic Typesetting"/>
-          <w:b/>
-          <w:bCs/>
+          <w:color w:val="3333FF"/>
+        </w:rPr>
+      </w:pPr>
+      <w:r>
+        <w:rPr>
+          <w:rFonts w:cs="Arabic Typesetting"/>
+          <w:b/>
+          <w:bCs/>
+          <w:color w:val="3333FF"/>
         </w:rPr>
         <w:t>Purpose</w:t>
       </w:r>
       <w:r>
         <w:rPr>
           <w:rFonts w:cs="Arabic Typesetting"/>
+          <w:color w:val="3333FF"/>
         </w:rPr>
         <w:t xml:space="preserve">: Makes strategy development accessible to non-programmers </w:t>
       </w:r>
       <w:r>
         <w:rPr>
           <w:rFonts w:cs="Arabic Typesetting"/>
+          <w:color w:val="3333FF"/>
         </w:rPr>
         <w:t xml:space="preserve">and non-technical </w:t>
       </w:r>
       <w:r>
         <w:rPr>
           <w:rFonts w:cs="Arabic Typesetting"/>
+          <w:color w:val="3333FF"/>
         </w:rPr>
         <w:t xml:space="preserve">users </w:t>
       </w:r>
       <w:r>
         <w:rPr>
           <w:rFonts w:cs="Arabic Typesetting"/>
+          <w:color w:val="3333FF"/>
         </w:rPr>
         <w:t>through an intuitive visual interface.</w:t>
       </w:r>
@@ -40190,13 +40603,15 @@
           <w:rFonts w:cs="Arabic Typesetting"/>
           <w:b/>
           <w:bCs/>
-        </w:rPr>
-      </w:pPr>
-      <w:r>
-        <w:rPr>
-          <w:rFonts w:cs="Arabic Typesetting"/>
-          <w:b/>
-          <w:bCs/>
+          <w:color w:val="3333FF"/>
+        </w:rPr>
+      </w:pPr>
+      <w:r>
+        <w:rPr>
+          <w:rFonts w:cs="Arabic Typesetting"/>
+          <w:b/>
+          <w:bCs/>
+          <w:color w:val="3333FF"/>
         </w:rPr>
         <w:t>Add Reinforcement Learning for Strategy Optimi</w:t>
       </w:r>
@@ -40205,6 +40620,7 @@
           <w:rFonts w:cs="Arabic Typesetting"/>
           <w:b/>
           <w:bCs/>
+          <w:color w:val="3333FF"/>
         </w:rPr>
         <w:t>s</w:t>
       </w:r>
@@ -40213,6 +40629,7 @@
           <w:rFonts w:cs="Arabic Typesetting"/>
           <w:b/>
           <w:bCs/>
+          <w:color w:val="3333FF"/>
         </w:rPr>
         <w:t>ation</w:t>
       </w:r>
@@ -40226,19 +40643,22 @@
         <w:spacing w:line="240" w:lineRule="auto"/>
         <w:rPr>
           <w:rFonts w:cs="Arabic Typesetting"/>
-        </w:rPr>
-      </w:pPr>
-      <w:r>
-        <w:rPr>
-          <w:rFonts w:cs="Arabic Typesetting"/>
-          <w:b/>
-          <w:bCs/>
+          <w:color w:val="3333FF"/>
+        </w:rPr>
+      </w:pPr>
+      <w:r>
+        <w:rPr>
+          <w:rFonts w:cs="Arabic Typesetting"/>
+          <w:b/>
+          <w:bCs/>
+          <w:color w:val="3333FF"/>
         </w:rPr>
         <w:t>Action</w:t>
       </w:r>
       <w:r>
         <w:rPr>
           <w:rFonts w:cs="Arabic Typesetting"/>
+          <w:color w:val="3333FF"/>
         </w:rPr>
         <w:t xml:space="preserve">: Integrate </w:t>
       </w:r>
@@ -40248,6 +40668,7 @@
           <w:rFonts w:cs="Arabic Typesetting"/>
           <w:b/>
           <w:bCs/>
+          <w:color w:val="3333FF"/>
         </w:rPr>
         <w:t>FinRL</w:t>
       </w:r>
@@ -40255,18 +40676,21 @@
       <w:r>
         <w:rPr>
           <w:rFonts w:cs="Arabic Typesetting"/>
+          <w:color w:val="3333FF"/>
         </w:rPr>
         <w:t xml:space="preserve"> for AI-driven strategy </w:t>
       </w:r>
       <w:r>
         <w:rPr>
           <w:rFonts w:cs="Arabic Typesetting"/>
+          <w:color w:val="3333FF"/>
         </w:rPr>
         <w:t>optimisation</w:t>
       </w:r>
       <w:r>
         <w:rPr>
           <w:rFonts w:cs="Arabic Typesetting"/>
+          <w:color w:val="3333FF"/>
         </w:rPr>
         <w:t>.</w:t>
       </w:r>
@@ -40280,19 +40704,22 @@
         <w:spacing w:line="240" w:lineRule="auto"/>
         <w:rPr>
           <w:rFonts w:cs="Arabic Typesetting"/>
-        </w:rPr>
-      </w:pPr>
-      <w:r>
-        <w:rPr>
-          <w:rFonts w:cs="Arabic Typesetting"/>
-          <w:b/>
-          <w:bCs/>
+          <w:color w:val="3333FF"/>
+        </w:rPr>
+      </w:pPr>
+      <w:r>
+        <w:rPr>
+          <w:rFonts w:cs="Arabic Typesetting"/>
+          <w:b/>
+          <w:bCs/>
+          <w:color w:val="3333FF"/>
         </w:rPr>
         <w:t>Details</w:t>
       </w:r>
       <w:r>
         <w:rPr>
           <w:rFonts w:cs="Arabic Typesetting"/>
+          <w:color w:val="3333FF"/>
         </w:rPr>
         <w:t>:</w:t>
       </w:r>
@@ -40306,11 +40733,13 @@
         <w:spacing w:line="240" w:lineRule="auto"/>
         <w:rPr>
           <w:rFonts w:cs="Arabic Typesetting"/>
-        </w:rPr>
-      </w:pPr>
-      <w:r>
-        <w:rPr>
-          <w:rFonts w:cs="Arabic Typesetting"/>
+          <w:color w:val="3333FF"/>
+        </w:rPr>
+      </w:pPr>
+      <w:r>
+        <w:rPr>
+          <w:rFonts w:cs="Arabic Typesetting"/>
+          <w:color w:val="3333FF"/>
         </w:rPr>
         <w:t xml:space="preserve">Use </w:t>
       </w:r>
@@ -40320,6 +40749,7 @@
           <w:rFonts w:cs="Arabic Typesetting"/>
           <w:b/>
           <w:bCs/>
+          <w:color w:val="3333FF"/>
         </w:rPr>
         <w:t>OpenBB</w:t>
       </w:r>
@@ -40327,6 +40757,7 @@
       <w:r>
         <w:rPr>
           <w:rFonts w:cs="Arabic Typesetting"/>
+          <w:color w:val="3333FF"/>
         </w:rPr>
         <w:t xml:space="preserve"> and </w:t>
       </w:r>
@@ -40335,24 +40766,28 @@
           <w:rFonts w:cs="Arabic Typesetting"/>
           <w:b/>
           <w:bCs/>
+          <w:color w:val="3333FF"/>
         </w:rPr>
         <w:t>TA-Lib</w:t>
       </w:r>
       <w:r>
         <w:rPr>
           <w:rFonts w:cs="Arabic Typesetting"/>
+          <w:color w:val="3333FF"/>
         </w:rPr>
         <w:t xml:space="preserve"> </w:t>
       </w:r>
       <w:r>
         <w:rPr>
           <w:rFonts w:cs="Arabic Typesetting"/>
+          <w:color w:val="3333FF"/>
         </w:rPr>
         <w:t xml:space="preserve">(primary wrapper) </w:t>
       </w:r>
       <w:r>
         <w:rPr>
           <w:rFonts w:cs="Arabic Typesetting"/>
+          <w:color w:val="3333FF"/>
         </w:rPr>
         <w:t>to provide data and technical indicator inputs.</w:t>
       </w:r>
@@ -40366,11 +40801,13 @@
         <w:spacing w:line="240" w:lineRule="auto"/>
         <w:rPr>
           <w:rFonts w:cs="Arabic Typesetting"/>
-        </w:rPr>
-      </w:pPr>
-      <w:r>
-        <w:rPr>
-          <w:rFonts w:cs="Arabic Typesetting"/>
+          <w:color w:val="3333FF"/>
+        </w:rPr>
+      </w:pPr>
+      <w:r>
+        <w:rPr>
+          <w:rFonts w:cs="Arabic Typesetting"/>
+          <w:color w:val="3333FF"/>
         </w:rPr>
         <w:t>Implement a continuous learning pipeline that incorporates user feedback.</w:t>
       </w:r>
@@ -40384,23 +40821,27 @@
         <w:spacing w:line="240" w:lineRule="auto"/>
         <w:rPr>
           <w:rFonts w:cs="Arabic Typesetting"/>
-        </w:rPr>
-      </w:pPr>
-      <w:r>
-        <w:rPr>
-          <w:rFonts w:cs="Arabic Typesetting"/>
+          <w:color w:val="3333FF"/>
+        </w:rPr>
+      </w:pPr>
+      <w:r>
+        <w:rPr>
+          <w:rFonts w:cs="Arabic Typesetting"/>
+          <w:color w:val="3333FF"/>
         </w:rPr>
         <w:t>Test optimi</w:t>
       </w:r>
       <w:r>
         <w:rPr>
           <w:rFonts w:cs="Arabic Typesetting"/>
+          <w:color w:val="3333FF"/>
         </w:rPr>
         <w:t>s</w:t>
       </w:r>
       <w:r>
         <w:rPr>
           <w:rFonts w:cs="Arabic Typesetting"/>
+          <w:color w:val="3333FF"/>
         </w:rPr>
         <w:t>ed strategies in simulated environments to validate improvements.</w:t>
       </w:r>
@@ -40414,19 +40855,22 @@
         <w:spacing w:line="240" w:lineRule="auto"/>
         <w:rPr>
           <w:rFonts w:cs="Arabic Typesetting"/>
-        </w:rPr>
-      </w:pPr>
-      <w:r>
-        <w:rPr>
-          <w:rFonts w:cs="Arabic Typesetting"/>
-          <w:b/>
-          <w:bCs/>
+          <w:color w:val="3333FF"/>
+        </w:rPr>
+      </w:pPr>
+      <w:r>
+        <w:rPr>
+          <w:rFonts w:cs="Arabic Typesetting"/>
+          <w:b/>
+          <w:bCs/>
+          <w:color w:val="3333FF"/>
         </w:rPr>
         <w:t>Purpose</w:t>
       </w:r>
       <w:r>
         <w:rPr>
           <w:rFonts w:cs="Arabic Typesetting"/>
+          <w:color w:val="3333FF"/>
         </w:rPr>
         <w:t>: Enhances strategy performance over time using reinforcement learning techniques.</w:t>
       </w:r>
@@ -40436,16 +40880,18 @@
         <w:spacing w:line="240" w:lineRule="auto"/>
         <w:rPr>
           <w:rFonts w:cs="Arabic Typesetting"/>
-        </w:rPr>
-      </w:pPr>
-    </w:p>
-    <w:p>
-      <w:pPr>
-        <w:spacing w:line="240" w:lineRule="auto"/>
-        <w:rPr>
-          <w:rFonts w:cs="Arabic Typesetting"/>
-          <w:b/>
-          <w:bCs/>
+          <w:color w:val="3333FF"/>
+        </w:rPr>
+      </w:pPr>
+    </w:p>
+    <w:p>
+      <w:pPr>
+        <w:spacing w:line="240" w:lineRule="auto"/>
+        <w:rPr>
+          <w:rFonts w:cs="Arabic Typesetting"/>
+          <w:b/>
+          <w:bCs/>
+          <w:color w:val="3333FF"/>
           <w:u w:val="single"/>
         </w:rPr>
       </w:pPr>
@@ -40454,6 +40900,7 @@
           <w:rFonts w:cs="Arabic Typesetting"/>
           <w:b/>
           <w:bCs/>
+          <w:color w:val="3333FF"/>
           <w:u w:val="single"/>
         </w:rPr>
         <w:t>End of Phase 4 Goal</w:t>
@@ -40464,11 +40911,13 @@
         <w:spacing w:line="240" w:lineRule="auto"/>
         <w:rPr>
           <w:rFonts w:cs="Arabic Typesetting"/>
-        </w:rPr>
-      </w:pPr>
-      <w:r>
-        <w:rPr>
-          <w:rFonts w:cs="Arabic Typesetting"/>
+          <w:color w:val="3333FF"/>
+        </w:rPr>
+      </w:pPr>
+      <w:r>
+        <w:rPr>
+          <w:rFonts w:cs="Arabic Typesetting"/>
+          <w:color w:val="3333FF"/>
         </w:rPr>
         <w:t>A complete trading system where users can:</w:t>
       </w:r>
@@ -40482,11 +40931,13 @@
         <w:spacing w:line="240" w:lineRule="auto"/>
         <w:rPr>
           <w:rFonts w:cs="Arabic Typesetting"/>
-        </w:rPr>
-      </w:pPr>
-      <w:r>
-        <w:rPr>
-          <w:rFonts w:cs="Arabic Typesetting"/>
+          <w:color w:val="3333FF"/>
+        </w:rPr>
+      </w:pPr>
+      <w:r>
+        <w:rPr>
+          <w:rFonts w:cs="Arabic Typesetting"/>
+          <w:color w:val="3333FF"/>
         </w:rPr>
         <w:t>Interact with a polished, responsive Next.js frontend.</w:t>
       </w:r>
@@ -40500,11 +40951,13 @@
         <w:spacing w:line="240" w:lineRule="auto"/>
         <w:rPr>
           <w:rFonts w:cs="Arabic Typesetting"/>
-        </w:rPr>
-      </w:pPr>
-      <w:r>
-        <w:rPr>
-          <w:rFonts w:cs="Arabic Typesetting"/>
+          <w:color w:val="3333FF"/>
+        </w:rPr>
+      </w:pPr>
+      <w:r>
+        <w:rPr>
+          <w:rFonts w:cs="Arabic Typesetting"/>
+          <w:color w:val="3333FF"/>
         </w:rPr>
         <w:t>Execute and monitor both paper and live trades seamlessly.</w:t>
       </w:r>
@@ -40518,11 +40971,13 @@
         <w:spacing w:line="240" w:lineRule="auto"/>
         <w:rPr>
           <w:rFonts w:cs="Arabic Typesetting"/>
-        </w:rPr>
-      </w:pPr>
-      <w:r>
-        <w:rPr>
-          <w:rFonts w:cs="Arabic Typesetting"/>
+          <w:color w:val="3333FF"/>
+        </w:rPr>
+      </w:pPr>
+      <w:r>
+        <w:rPr>
+          <w:rFonts w:cs="Arabic Typesetting"/>
+          <w:color w:val="3333FF"/>
         </w:rPr>
         <w:t>Leverage the AI assistant for portfolio management and order execution.</w:t>
       </w:r>
@@ -40536,23 +40991,27 @@
         <w:spacing w:line="240" w:lineRule="auto"/>
         <w:rPr>
           <w:rFonts w:cs="Arabic Typesetting"/>
-        </w:rPr>
-      </w:pPr>
-      <w:r>
-        <w:rPr>
-          <w:rFonts w:cs="Arabic Typesetting"/>
+          <w:color w:val="3333FF"/>
+        </w:rPr>
+      </w:pPr>
+      <w:r>
+        <w:rPr>
+          <w:rFonts w:cs="Arabic Typesetting"/>
+          <w:color w:val="3333FF"/>
         </w:rPr>
         <w:t>Build and optimi</w:t>
       </w:r>
       <w:r>
         <w:rPr>
           <w:rFonts w:cs="Arabic Typesetting"/>
+          <w:color w:val="3333FF"/>
         </w:rPr>
         <w:t>s</w:t>
       </w:r>
       <w:r>
         <w:rPr>
           <w:rFonts w:cs="Arabic Typesetting"/>
+          <w:color w:val="3333FF"/>
         </w:rPr>
         <w:t>e trading strategies using a no-code interface and AI-driven tools.</w:t>
       </w:r>
@@ -40562,19 +41021,22 @@
         <w:spacing w:line="240" w:lineRule="auto"/>
         <w:rPr>
           <w:rFonts w:cs="Arabic Typesetting"/>
-        </w:rPr>
-      </w:pPr>
-    </w:p>
-    <w:p>
-      <w:pPr>
-        <w:spacing w:line="240" w:lineRule="auto"/>
-        <w:rPr>
-          <w:rFonts w:cs="Arabic Typesetting"/>
-        </w:rPr>
-      </w:pPr>
-      <w:r>
-        <w:rPr>
-          <w:rFonts w:cs="Arabic Typesetting"/>
+          <w:color w:val="3333FF"/>
+        </w:rPr>
+      </w:pPr>
+    </w:p>
+    <w:p>
+      <w:pPr>
+        <w:spacing w:line="240" w:lineRule="auto"/>
+        <w:rPr>
+          <w:rFonts w:cs="Arabic Typesetting"/>
+          <w:color w:val="3333FF"/>
+        </w:rPr>
+      </w:pPr>
+      <w:r>
+        <w:rPr>
+          <w:rFonts w:cs="Arabic Typesetting"/>
+          <w:color w:val="3333FF"/>
         </w:rPr>
         <w:t>This integration plan ensures a seamless, professional-grade trading experience for all users.</w:t>
       </w:r>
@@ -40584,6 +41046,7 @@
         <w:spacing w:line="240" w:lineRule="auto"/>
         <w:rPr>
           <w:rFonts w:cs="Arabic Typesetting"/>
+          <w:color w:val="3333FF"/>
         </w:rPr>
       </w:pPr>
     </w:p>

--- a/Other Files/Features, Phases & Integration Strategy - Algorithmic Trading System.docx
+++ b/Other Files/Features, Phases & Integration Strategy - Algorithmic Trading System.docx
@@ -4748,21 +4748,7 @@
         <w:rPr>
           <w:rFonts w:cs="Arabic Typesetting"/>
         </w:rPr>
-        <w:t xml:space="preserve"> environment consistent with the production live trading environment. It's design, architecture, and implementation philosophy </w:t>
-      </w:r>
-      <w:proofErr w:type="gramStart"/>
-      <w:r>
-        <w:rPr>
-          <w:rFonts w:cs="Arabic Typesetting"/>
-        </w:rPr>
-        <w:t>prioritises</w:t>
-      </w:r>
-      <w:proofErr w:type="gramEnd"/>
-      <w:r>
-        <w:rPr>
-          <w:rFonts w:cs="Arabic Typesetting"/>
-        </w:rPr>
-        <w:t xml:space="preserve"> software correctness and safety at the highest level, with the aim of supporting Python-native, mission-critical, trading system </w:t>
+        <w:t xml:space="preserve"> environment consistent with the production live trading environment. It's design, architecture, and implementation philosophy prioritises software correctness and safety at the highest level, with the aim of supporting Python-native, mission-critical, trading system </w:t>
       </w:r>
       <w:proofErr w:type="spellStart"/>
       <w:r>
@@ -8252,21 +8238,7 @@
         <w:rPr>
           <w:rFonts w:cs="Arabic Typesetting"/>
         </w:rPr>
-        <w:t xml:space="preserve">It enables client and server applications to communicate </w:t>
-      </w:r>
-      <w:proofErr w:type="gramStart"/>
-      <w:r>
-        <w:rPr>
-          <w:rFonts w:cs="Arabic Typesetting"/>
-        </w:rPr>
-        <w:t>transparently, and</w:t>
-      </w:r>
-      <w:proofErr w:type="gramEnd"/>
-      <w:r>
-        <w:rPr>
-          <w:rFonts w:cs="Arabic Typesetting"/>
-        </w:rPr>
-        <w:t xml:space="preserve"> simplifies the building of connected systems.</w:t>
+        <w:t>It enables client and server applications to communicate transparently, and simplifies the building of connected systems.</w:t>
       </w:r>
     </w:p>
     <w:p>
@@ -8500,21 +8472,7 @@
         <w:rPr>
           <w:rFonts w:cs="Arabic Typesetting"/>
         </w:rPr>
-        <w:t xml:space="preserve">ne click </w:t>
-      </w:r>
-      <w:proofErr w:type="gramStart"/>
-      <w:r>
-        <w:rPr>
-          <w:rFonts w:cs="Arabic Typesetting"/>
-        </w:rPr>
-        <w:t>install</w:t>
-      </w:r>
-      <w:proofErr w:type="gramEnd"/>
-      <w:r>
-        <w:rPr>
-          <w:rFonts w:cs="Arabic Typesetting"/>
-        </w:rPr>
-        <w:t xml:space="preserve"> MCP Marketplace and Artifacts / Thinking.</w:t>
+        <w:t>ne click install MCP Marketplace and Artifacts / Thinking.</w:t>
       </w:r>
     </w:p>
     <w:p>
@@ -10673,21 +10631,7 @@
         <w:rPr>
           <w:rFonts w:cs="Arabic Typesetting"/>
         </w:rPr>
-        <w:t xml:space="preserve">It is a 100% Java </w:t>
-      </w:r>
-      <w:proofErr w:type="gramStart"/>
-      <w:r>
-        <w:rPr>
-          <w:rFonts w:cs="Arabic Typesetting"/>
-        </w:rPr>
-        <w:t>open source</w:t>
-      </w:r>
-      <w:proofErr w:type="gramEnd"/>
-      <w:r>
-        <w:rPr>
-          <w:rFonts w:cs="Arabic Typesetting"/>
-        </w:rPr>
-        <w:t xml:space="preserve"> implementation of the popular C++ </w:t>
+        <w:t xml:space="preserve">It is a 100% Java open source implementation of the popular C++ </w:t>
       </w:r>
       <w:proofErr w:type="spellStart"/>
       <w:r>
@@ -12255,21 +12199,7 @@
         <w:rPr>
           <w:rFonts w:cs="Arabic Typesetting"/>
         </w:rPr>
-        <w:t xml:space="preserve">Works with </w:t>
-      </w:r>
-      <w:proofErr w:type="gramStart"/>
-      <w:r>
-        <w:rPr>
-          <w:rFonts w:cs="Arabic Typesetting"/>
-        </w:rPr>
-        <w:t>native-threads</w:t>
-      </w:r>
-      <w:proofErr w:type="gramEnd"/>
-      <w:r>
-        <w:rPr>
-          <w:rFonts w:cs="Arabic Typesetting"/>
-        </w:rPr>
-        <w:t xml:space="preserve"> (e.g. C++ threads in C extensions).</w:t>
+        <w:t>Works with native-threads (e.g. C++ threads in C extensions).</w:t>
       </w:r>
     </w:p>
     <w:p>
@@ -18221,21 +18151,7 @@
         <w:rPr>
           <w:rFonts w:cs="Arabic Typesetting"/>
         </w:rPr>
-        <w:t xml:space="preserve">: </w:t>
-      </w:r>
-      <w:proofErr w:type="gramStart"/>
-      <w:r>
-        <w:rPr>
-          <w:rFonts w:cs="Arabic Typesetting"/>
-        </w:rPr>
-        <w:t>Low-latency</w:t>
-      </w:r>
-      <w:proofErr w:type="gramEnd"/>
-      <w:r>
-        <w:rPr>
-          <w:rFonts w:cs="Arabic Typesetting"/>
-        </w:rPr>
-        <w:t xml:space="preserve"> streaming for market data.</w:t>
+        <w:t>: Low-latency streaming for market data.</w:t>
       </w:r>
     </w:p>
     <w:p>
@@ -19899,6 +19815,1084 @@
         <w:spacing w:line="240" w:lineRule="auto"/>
         <w:rPr>
           <w:rFonts w:cs="Arabic Typesetting"/>
+        </w:rPr>
+      </w:pPr>
+      <w:r>
+        <w:rPr>
+          <w:rFonts w:cs="Arabic Typesetting"/>
+        </w:rPr>
+        <w:t>https://github.com/nautechsystems/nautilus_trader</w:t>
+      </w:r>
+    </w:p>
+    <w:p>
+      <w:pPr>
+        <w:spacing w:line="240" w:lineRule="auto"/>
+        <w:rPr>
+          <w:rFonts w:cs="Arabic Typesetting"/>
+        </w:rPr>
+      </w:pPr>
+    </w:p>
+    <w:p>
+      <w:pPr>
+        <w:spacing w:line="240" w:lineRule="auto"/>
+        <w:rPr>
+          <w:rFonts w:cs="Arabic Typesetting"/>
+        </w:rPr>
+      </w:pPr>
+      <w:r>
+        <w:rPr>
+          <w:rFonts w:cs="Arabic Typesetting"/>
+        </w:rPr>
+        <w:t>https://github.com/nautechsystems/nautilus_ibapi</w:t>
+      </w:r>
+    </w:p>
+    <w:p>
+      <w:pPr>
+        <w:spacing w:line="240" w:lineRule="auto"/>
+        <w:rPr>
+          <w:rFonts w:cs="Arabic Typesetting"/>
+        </w:rPr>
+      </w:pPr>
+    </w:p>
+    <w:p>
+      <w:pPr>
+        <w:spacing w:line="240" w:lineRule="auto"/>
+        <w:rPr>
+          <w:rFonts w:cs="Arabic Typesetting"/>
+        </w:rPr>
+      </w:pPr>
+      <w:r>
+        <w:rPr>
+          <w:rFonts w:cs="Arabic Typesetting"/>
+        </w:rPr>
+        <w:t>https://github.com/apache/kafka</w:t>
+      </w:r>
+    </w:p>
+    <w:p>
+      <w:pPr>
+        <w:spacing w:line="240" w:lineRule="auto"/>
+        <w:rPr>
+          <w:rFonts w:cs="Arabic Typesetting"/>
+        </w:rPr>
+      </w:pPr>
+    </w:p>
+    <w:p>
+      <w:pPr>
+        <w:spacing w:line="240" w:lineRule="auto"/>
+        <w:rPr>
+          <w:rFonts w:cs="Arabic Typesetting"/>
+        </w:rPr>
+      </w:pPr>
+      <w:r>
+        <w:rPr>
+          <w:rFonts w:cs="Arabic Typesetting"/>
+        </w:rPr>
+        <w:t>https://github.com/confluentinc/schema-registry</w:t>
+      </w:r>
+    </w:p>
+    <w:p>
+      <w:pPr>
+        <w:spacing w:line="240" w:lineRule="auto"/>
+        <w:rPr>
+          <w:rFonts w:cs="Arabic Typesetting"/>
+        </w:rPr>
+      </w:pPr>
+    </w:p>
+    <w:p>
+      <w:pPr>
+        <w:spacing w:line="240" w:lineRule="auto"/>
+        <w:rPr>
+          <w:rFonts w:cs="Arabic Typesetting"/>
+        </w:rPr>
+      </w:pPr>
+      <w:r>
+        <w:rPr>
+          <w:rFonts w:cs="Arabic Typesetting"/>
+        </w:rPr>
+        <w:t>http://github.com/langchain-ai/langchain</w:t>
+      </w:r>
+    </w:p>
+    <w:p>
+      <w:pPr>
+        <w:spacing w:line="240" w:lineRule="auto"/>
+        <w:rPr>
+          <w:rFonts w:cs="Arabic Typesetting"/>
+        </w:rPr>
+      </w:pPr>
+    </w:p>
+    <w:p>
+      <w:pPr>
+        <w:spacing w:line="240" w:lineRule="auto"/>
+        <w:rPr>
+          <w:rFonts w:cs="Arabic Typesetting"/>
+        </w:rPr>
+      </w:pPr>
+      <w:r>
+        <w:rPr>
+          <w:rFonts w:cs="Arabic Typesetting"/>
+        </w:rPr>
+        <w:t>https://github.com/langchain-ai/langgraph</w:t>
+      </w:r>
+    </w:p>
+    <w:p>
+      <w:pPr>
+        <w:spacing w:line="240" w:lineRule="auto"/>
+        <w:rPr>
+          <w:rFonts w:cs="Arabic Typesetting"/>
+        </w:rPr>
+      </w:pPr>
+    </w:p>
+    <w:p>
+      <w:pPr>
+        <w:spacing w:line="240" w:lineRule="auto"/>
+        <w:rPr>
+          <w:rFonts w:cs="Arabic Typesetting"/>
+        </w:rPr>
+      </w:pPr>
+      <w:r>
+        <w:rPr>
+          <w:rFonts w:cs="Arabic Typesetting"/>
+        </w:rPr>
+        <w:t>https://github.com/TauricResearch/TradingAgents</w:t>
+      </w:r>
+    </w:p>
+    <w:p>
+      <w:pPr>
+        <w:spacing w:line="240" w:lineRule="auto"/>
+        <w:rPr>
+          <w:rFonts w:cs="Arabic Typesetting"/>
+        </w:rPr>
+      </w:pPr>
+    </w:p>
+    <w:p>
+      <w:pPr>
+        <w:spacing w:line="240" w:lineRule="auto"/>
+        <w:rPr>
+          <w:rFonts w:cs="Arabic Typesetting"/>
+        </w:rPr>
+      </w:pPr>
+      <w:r>
+        <w:rPr>
+          <w:rFonts w:cs="Arabic Typesetting"/>
+        </w:rPr>
+        <w:t>http://github.com/OpenBB-finance/OpenBB</w:t>
+      </w:r>
+    </w:p>
+    <w:p>
+      <w:pPr>
+        <w:spacing w:line="240" w:lineRule="auto"/>
+        <w:rPr>
+          <w:rFonts w:cs="Arabic Typesetting"/>
+        </w:rPr>
+      </w:pPr>
+    </w:p>
+    <w:p>
+      <w:pPr>
+        <w:spacing w:line="240" w:lineRule="auto"/>
+        <w:rPr>
+          <w:rFonts w:cs="Arabic Typesetting"/>
+        </w:rPr>
+      </w:pPr>
+      <w:r>
+        <w:rPr>
+          <w:rFonts w:cs="Arabic Typesetting"/>
+        </w:rPr>
+        <w:t>https://github.com/TA-Lib/ta-lib-python</w:t>
+      </w:r>
+    </w:p>
+    <w:p>
+      <w:pPr>
+        <w:spacing w:line="240" w:lineRule="auto"/>
+        <w:rPr>
+          <w:rFonts w:cs="Arabic Typesetting"/>
+        </w:rPr>
+      </w:pPr>
+    </w:p>
+    <w:p>
+      <w:pPr>
+        <w:spacing w:line="240" w:lineRule="auto"/>
+        <w:rPr>
+          <w:rFonts w:cs="Arabic Typesetting"/>
+        </w:rPr>
+      </w:pPr>
+      <w:r>
+        <w:rPr>
+          <w:rFonts w:cs="Arabic Typesetting"/>
+        </w:rPr>
+        <w:t>https://github.com/bukosabino/ta</w:t>
+      </w:r>
+    </w:p>
+    <w:p>
+      <w:pPr>
+        <w:spacing w:line="240" w:lineRule="auto"/>
+        <w:rPr>
+          <w:rFonts w:cs="Arabic Typesetting"/>
+        </w:rPr>
+      </w:pPr>
+    </w:p>
+    <w:p>
+      <w:pPr>
+        <w:spacing w:line="240" w:lineRule="auto"/>
+        <w:rPr>
+          <w:rFonts w:cs="Arabic Typesetting"/>
+        </w:rPr>
+      </w:pPr>
+      <w:r>
+        <w:rPr>
+          <w:rFonts w:cs="Arabic Typesetting"/>
+        </w:rPr>
+        <w:t>https://github.com/All-Hands-AI/OpenHands</w:t>
+      </w:r>
+    </w:p>
+    <w:p>
+      <w:pPr>
+        <w:spacing w:line="240" w:lineRule="auto"/>
+        <w:rPr>
+          <w:rFonts w:cs="Arabic Typesetting"/>
+        </w:rPr>
+      </w:pPr>
+    </w:p>
+    <w:p>
+      <w:pPr>
+        <w:spacing w:line="240" w:lineRule="auto"/>
+        <w:rPr>
+          <w:rFonts w:cs="Arabic Typesetting"/>
+        </w:rPr>
+      </w:pPr>
+      <w:r>
+        <w:rPr>
+          <w:rFonts w:cs="Arabic Typesetting"/>
+        </w:rPr>
+        <w:t>https://github.com/huseinzol05/Stock-Prediction-Models</w:t>
+      </w:r>
+    </w:p>
+    <w:p>
+      <w:pPr>
+        <w:spacing w:line="240" w:lineRule="auto"/>
+        <w:rPr>
+          <w:rFonts w:cs="Arabic Typesetting"/>
+        </w:rPr>
+      </w:pPr>
+    </w:p>
+    <w:p>
+      <w:pPr>
+        <w:spacing w:line="240" w:lineRule="auto"/>
+        <w:rPr>
+          <w:rFonts w:cs="Arabic Typesetting"/>
+        </w:rPr>
+      </w:pPr>
+      <w:r>
+        <w:rPr>
+          <w:rFonts w:cs="Arabic Typesetting"/>
+        </w:rPr>
+        <w:t>https://github.com/jaungiers/LSTM-Neural-Network-for-Time-Series-Prediction|</w:t>
+      </w:r>
+    </w:p>
+    <w:p>
+      <w:pPr>
+        <w:spacing w:line="240" w:lineRule="auto"/>
+        <w:rPr>
+          <w:rFonts w:cs="Arabic Typesetting"/>
+        </w:rPr>
+      </w:pPr>
+    </w:p>
+    <w:p>
+      <w:pPr>
+        <w:spacing w:line="240" w:lineRule="auto"/>
+        <w:rPr>
+          <w:rFonts w:cs="Arabic Typesetting"/>
+        </w:rPr>
+      </w:pPr>
+      <w:r>
+        <w:rPr>
+          <w:rFonts w:cs="Arabic Typesetting"/>
+        </w:rPr>
+        <w:t>https://github.com/victor369basu/Real-time-stock-market-prediction</w:t>
+      </w:r>
+    </w:p>
+    <w:p>
+      <w:pPr>
+        <w:spacing w:line="240" w:lineRule="auto"/>
+        <w:rPr>
+          <w:rFonts w:cs="Arabic Typesetting"/>
+        </w:rPr>
+      </w:pPr>
+    </w:p>
+    <w:p>
+      <w:pPr>
+        <w:spacing w:line="240" w:lineRule="auto"/>
+        <w:rPr>
+          <w:rFonts w:cs="Arabic Typesetting"/>
+        </w:rPr>
+      </w:pPr>
+      <w:r>
+        <w:rPr>
+          <w:rFonts w:cs="Arabic Typesetting"/>
+        </w:rPr>
+        <w:t>https://github.com/polakowo/vectorbt</w:t>
+      </w:r>
+    </w:p>
+    <w:p>
+      <w:pPr>
+        <w:spacing w:line="240" w:lineRule="auto"/>
+        <w:rPr>
+          <w:rFonts w:cs="Arabic Typesetting"/>
+        </w:rPr>
+      </w:pPr>
+    </w:p>
+    <w:p>
+      <w:pPr>
+        <w:spacing w:line="240" w:lineRule="auto"/>
+        <w:rPr>
+          <w:rFonts w:cs="Arabic Typesetting"/>
+        </w:rPr>
+      </w:pPr>
+      <w:r>
+        <w:rPr>
+          <w:rFonts w:cs="Arabic Typesetting"/>
+        </w:rPr>
+        <w:t>https://github.com/mementum/backtrader</w:t>
+      </w:r>
+    </w:p>
+    <w:p>
+      <w:pPr>
+        <w:spacing w:line="240" w:lineRule="auto"/>
+        <w:rPr>
+          <w:rFonts w:cs="Arabic Typesetting"/>
+        </w:rPr>
+      </w:pPr>
+    </w:p>
+    <w:p>
+      <w:pPr>
+        <w:spacing w:line="240" w:lineRule="auto"/>
+        <w:rPr>
+          <w:rFonts w:cs="Arabic Typesetting"/>
+        </w:rPr>
+      </w:pPr>
+      <w:r>
+        <w:rPr>
+          <w:rFonts w:cs="Arabic Typesetting"/>
+        </w:rPr>
+        <w:t>https://github.com/Yvictor/TradingGym</w:t>
+      </w:r>
+    </w:p>
+    <w:p>
+      <w:pPr>
+        <w:spacing w:line="240" w:lineRule="auto"/>
+        <w:rPr>
+          <w:rFonts w:cs="Arabic Typesetting"/>
+        </w:rPr>
+      </w:pPr>
+    </w:p>
+    <w:p>
+      <w:pPr>
+        <w:spacing w:line="240" w:lineRule="auto"/>
+        <w:rPr>
+          <w:rFonts w:cs="Arabic Typesetting"/>
+        </w:rPr>
+      </w:pPr>
+      <w:r>
+        <w:rPr>
+          <w:rFonts w:cs="Arabic Typesetting"/>
+        </w:rPr>
+        <w:t>https://github.com/lballabio/QuantLib</w:t>
+      </w:r>
+    </w:p>
+    <w:p>
+      <w:pPr>
+        <w:spacing w:line="240" w:lineRule="auto"/>
+        <w:rPr>
+          <w:rFonts w:cs="Arabic Typesetting"/>
+        </w:rPr>
+      </w:pPr>
+    </w:p>
+    <w:p>
+      <w:pPr>
+        <w:spacing w:line="240" w:lineRule="auto"/>
+        <w:rPr>
+          <w:rFonts w:cs="Arabic Typesetting"/>
+        </w:rPr>
+      </w:pPr>
+      <w:r>
+        <w:rPr>
+          <w:rFonts w:cs="Arabic Typesetting"/>
+        </w:rPr>
+        <w:t>https://github.com/vercel/next.js</w:t>
+      </w:r>
+    </w:p>
+    <w:p>
+      <w:pPr>
+        <w:spacing w:line="240" w:lineRule="auto"/>
+        <w:rPr>
+          <w:rFonts w:cs="Arabic Typesetting"/>
+        </w:rPr>
+      </w:pPr>
+    </w:p>
+    <w:p>
+      <w:pPr>
+        <w:spacing w:line="240" w:lineRule="auto"/>
+        <w:rPr>
+          <w:rFonts w:cs="Arabic Typesetting"/>
+        </w:rPr>
+      </w:pPr>
+      <w:r>
+        <w:rPr>
+          <w:rFonts w:cs="Arabic Typesetting"/>
+        </w:rPr>
+        <w:t>https://github.com/fastapi/fastapi</w:t>
+      </w:r>
+    </w:p>
+    <w:p>
+      <w:pPr>
+        <w:spacing w:line="240" w:lineRule="auto"/>
+        <w:rPr>
+          <w:rFonts w:cs="Arabic Typesetting"/>
+        </w:rPr>
+      </w:pPr>
+    </w:p>
+    <w:p>
+      <w:pPr>
+        <w:spacing w:line="240" w:lineRule="auto"/>
+        <w:rPr>
+          <w:rFonts w:cs="Arabic Typesetting"/>
+        </w:rPr>
+      </w:pPr>
+      <w:r>
+        <w:rPr>
+          <w:rFonts w:cs="Arabic Typesetting"/>
+        </w:rPr>
+        <w:t>https://github.com/grpc/grpc</w:t>
+      </w:r>
+    </w:p>
+    <w:p>
+      <w:pPr>
+        <w:spacing w:line="240" w:lineRule="auto"/>
+        <w:rPr>
+          <w:rFonts w:cs="Arabic Typesetting"/>
+        </w:rPr>
+      </w:pPr>
+    </w:p>
+    <w:p>
+      <w:pPr>
+        <w:spacing w:line="240" w:lineRule="auto"/>
+        <w:rPr>
+          <w:rFonts w:cs="Arabic Typesetting"/>
+        </w:rPr>
+      </w:pPr>
+      <w:r>
+        <w:rPr>
+          <w:rFonts w:cs="Arabic Typesetting"/>
+        </w:rPr>
+        <w:t>https://github.com/lobehub/lobe-chat</w:t>
+      </w:r>
+    </w:p>
+    <w:p>
+      <w:pPr>
+        <w:spacing w:line="240" w:lineRule="auto"/>
+        <w:rPr>
+          <w:rFonts w:cs="Arabic Typesetting"/>
+        </w:rPr>
+      </w:pPr>
+    </w:p>
+    <w:p>
+      <w:pPr>
+        <w:spacing w:line="240" w:lineRule="auto"/>
+        <w:rPr>
+          <w:rFonts w:cs="Arabic Typesetting"/>
+        </w:rPr>
+      </w:pPr>
+      <w:r>
+        <w:rPr>
+          <w:rFonts w:cs="Arabic Typesetting"/>
+        </w:rPr>
+        <w:t>https://github.com/infiniflow/ragflow</w:t>
+      </w:r>
+    </w:p>
+    <w:p>
+      <w:pPr>
+        <w:spacing w:line="240" w:lineRule="auto"/>
+        <w:rPr>
+          <w:rFonts w:cs="Arabic Typesetting"/>
+        </w:rPr>
+      </w:pPr>
+    </w:p>
+    <w:p>
+      <w:pPr>
+        <w:spacing w:line="240" w:lineRule="auto"/>
+        <w:rPr>
+          <w:rFonts w:cs="Arabic Typesetting"/>
+        </w:rPr>
+      </w:pPr>
+      <w:r>
+        <w:rPr>
+          <w:rFonts w:cs="Arabic Typesetting"/>
+        </w:rPr>
+        <w:t>https://github.com/pgvector/pgvector</w:t>
+      </w:r>
+    </w:p>
+    <w:p>
+      <w:pPr>
+        <w:spacing w:line="240" w:lineRule="auto"/>
+        <w:rPr>
+          <w:rFonts w:cs="Arabic Typesetting"/>
+        </w:rPr>
+      </w:pPr>
+    </w:p>
+    <w:p>
+      <w:pPr>
+        <w:spacing w:line="240" w:lineRule="auto"/>
+        <w:rPr>
+          <w:rFonts w:cs="Arabic Typesetting"/>
+        </w:rPr>
+      </w:pPr>
+      <w:r>
+        <w:rPr>
+          <w:rFonts w:cs="Arabic Typesetting"/>
+        </w:rPr>
+        <w:t>https://github.com/ClickHouse/ClickHouse</w:t>
+      </w:r>
+    </w:p>
+    <w:p>
+      <w:pPr>
+        <w:spacing w:line="240" w:lineRule="auto"/>
+        <w:rPr>
+          <w:rFonts w:cs="Arabic Typesetting"/>
+        </w:rPr>
+      </w:pPr>
+    </w:p>
+    <w:p>
+      <w:pPr>
+        <w:spacing w:line="240" w:lineRule="auto"/>
+        <w:rPr>
+          <w:rFonts w:cs="Arabic Typesetting"/>
+        </w:rPr>
+      </w:pPr>
+      <w:r>
+        <w:rPr>
+          <w:rFonts w:cs="Arabic Typesetting"/>
+        </w:rPr>
+        <w:t>http://github.com/duckdb/duckdb</w:t>
+      </w:r>
+    </w:p>
+    <w:p>
+      <w:pPr>
+        <w:spacing w:line="240" w:lineRule="auto"/>
+        <w:rPr>
+          <w:rFonts w:cs="Arabic Typesetting"/>
+        </w:rPr>
+      </w:pPr>
+    </w:p>
+    <w:p>
+      <w:pPr>
+        <w:spacing w:line="240" w:lineRule="auto"/>
+        <w:rPr>
+          <w:rFonts w:cs="Arabic Typesetting"/>
+        </w:rPr>
+      </w:pPr>
+      <w:r>
+        <w:rPr>
+          <w:rFonts w:cs="Arabic Typesetting"/>
+        </w:rPr>
+        <w:t>https://github.com/qdrant/qdrant</w:t>
+      </w:r>
+    </w:p>
+    <w:p>
+      <w:pPr>
+        <w:spacing w:line="240" w:lineRule="auto"/>
+        <w:rPr>
+          <w:rFonts w:cs="Arabic Typesetting"/>
+        </w:rPr>
+      </w:pPr>
+    </w:p>
+    <w:p>
+      <w:pPr>
+        <w:spacing w:line="240" w:lineRule="auto"/>
+        <w:rPr>
+          <w:rFonts w:cs="Arabic Typesetting"/>
+        </w:rPr>
+      </w:pPr>
+      <w:r>
+        <w:rPr>
+          <w:rFonts w:cs="Arabic Typesetting"/>
+        </w:rPr>
+        <w:t>https://github.com/apache/iceberg</w:t>
+      </w:r>
+    </w:p>
+    <w:p>
+      <w:pPr>
+        <w:spacing w:line="240" w:lineRule="auto"/>
+        <w:rPr>
+          <w:rFonts w:cs="Arabic Typesetting"/>
+        </w:rPr>
+      </w:pPr>
+    </w:p>
+    <w:p>
+      <w:pPr>
+        <w:spacing w:line="240" w:lineRule="auto"/>
+        <w:rPr>
+          <w:rFonts w:cs="Arabic Typesetting"/>
+        </w:rPr>
+      </w:pPr>
+      <w:r>
+        <w:rPr>
+          <w:rFonts w:cs="Arabic Typesetting"/>
+        </w:rPr>
+        <w:t>https://github.com/quickfix-j/quickfixj</w:t>
+      </w:r>
+    </w:p>
+    <w:p>
+      <w:pPr>
+        <w:spacing w:line="240" w:lineRule="auto"/>
+        <w:rPr>
+          <w:rFonts w:cs="Arabic Typesetting"/>
+        </w:rPr>
+      </w:pPr>
+    </w:p>
+    <w:p>
+      <w:pPr>
+        <w:spacing w:line="240" w:lineRule="auto"/>
+        <w:rPr>
+          <w:rFonts w:cs="Arabic Typesetting"/>
+        </w:rPr>
+      </w:pPr>
+      <w:r>
+        <w:rPr>
+          <w:rFonts w:cs="Arabic Typesetting"/>
+        </w:rPr>
+        <w:t>https://github.com/fix8/fix8</w:t>
+      </w:r>
+    </w:p>
+    <w:p>
+      <w:pPr>
+        <w:spacing w:line="240" w:lineRule="auto"/>
+        <w:rPr>
+          <w:rFonts w:cs="Arabic Typesetting"/>
+        </w:rPr>
+      </w:pPr>
+    </w:p>
+    <w:p>
+      <w:pPr>
+        <w:spacing w:line="240" w:lineRule="auto"/>
+        <w:rPr>
+          <w:rFonts w:cs="Arabic Typesetting"/>
+        </w:rPr>
+      </w:pPr>
+      <w:r>
+        <w:rPr>
+          <w:rFonts w:cs="Arabic Typesetting"/>
+        </w:rPr>
+        <w:t>https://github.com/feast-dev/feast</w:t>
+      </w:r>
+    </w:p>
+    <w:p>
+      <w:pPr>
+        <w:spacing w:line="240" w:lineRule="auto"/>
+        <w:rPr>
+          <w:rFonts w:cs="Arabic Typesetting"/>
+        </w:rPr>
+      </w:pPr>
+    </w:p>
+    <w:p>
+      <w:pPr>
+        <w:spacing w:line="240" w:lineRule="auto"/>
+        <w:rPr>
+          <w:rFonts w:cs="Arabic Typesetting"/>
+        </w:rPr>
+      </w:pPr>
+      <w:r>
+        <w:rPr>
+          <w:rFonts w:cs="Arabic Typesetting"/>
+        </w:rPr>
+        <w:t>https://github.com/tecton-ai</w:t>
+      </w:r>
+    </w:p>
+    <w:p>
+      <w:pPr>
+        <w:spacing w:line="240" w:lineRule="auto"/>
+        <w:rPr>
+          <w:rFonts w:cs="Arabic Typesetting"/>
+        </w:rPr>
+      </w:pPr>
+    </w:p>
+    <w:p>
+      <w:pPr>
+        <w:spacing w:line="240" w:lineRule="auto"/>
+        <w:rPr>
+          <w:rFonts w:cs="Arabic Typesetting"/>
+        </w:rPr>
+      </w:pPr>
+      <w:r>
+        <w:rPr>
+          <w:rFonts w:cs="Arabic Typesetting"/>
+        </w:rPr>
+        <w:t>https://github.com/prometheus/prometheus</w:t>
+      </w:r>
+    </w:p>
+    <w:p>
+      <w:pPr>
+        <w:spacing w:line="240" w:lineRule="auto"/>
+        <w:rPr>
+          <w:rFonts w:cs="Arabic Typesetting"/>
+        </w:rPr>
+      </w:pPr>
+    </w:p>
+    <w:p>
+      <w:pPr>
+        <w:spacing w:line="240" w:lineRule="auto"/>
+        <w:rPr>
+          <w:rFonts w:cs="Arabic Typesetting"/>
+        </w:rPr>
+      </w:pPr>
+      <w:r>
+        <w:rPr>
+          <w:rFonts w:cs="Arabic Typesetting"/>
+        </w:rPr>
+        <w:t>https://github.com/grafana/grafana</w:t>
+      </w:r>
+    </w:p>
+    <w:p>
+      <w:pPr>
+        <w:spacing w:line="240" w:lineRule="auto"/>
+        <w:rPr>
+          <w:rFonts w:cs="Arabic Typesetting"/>
+        </w:rPr>
+      </w:pPr>
+    </w:p>
+    <w:p>
+      <w:pPr>
+        <w:spacing w:line="240" w:lineRule="auto"/>
+        <w:rPr>
+          <w:rFonts w:cs="Arabic Typesetting"/>
+        </w:rPr>
+      </w:pPr>
+      <w:r>
+        <w:rPr>
+          <w:rFonts w:cs="Arabic Typesetting"/>
+        </w:rPr>
+        <w:t>https://github.com/grafana/tempo</w:t>
+      </w:r>
+    </w:p>
+    <w:p>
+      <w:pPr>
+        <w:spacing w:line="240" w:lineRule="auto"/>
+        <w:rPr>
+          <w:rFonts w:cs="Arabic Typesetting"/>
+        </w:rPr>
+      </w:pPr>
+    </w:p>
+    <w:p>
+      <w:pPr>
+        <w:spacing w:line="240" w:lineRule="auto"/>
+        <w:rPr>
+          <w:rFonts w:cs="Arabic Typesetting"/>
+        </w:rPr>
+      </w:pPr>
+      <w:r>
+        <w:rPr>
+          <w:rFonts w:cs="Arabic Typesetting"/>
+        </w:rPr>
+        <w:t>https://github.com/bloomberg/memray</w:t>
+      </w:r>
+    </w:p>
+    <w:p>
+      <w:pPr>
+        <w:spacing w:line="240" w:lineRule="auto"/>
+        <w:rPr>
+          <w:rFonts w:cs="Arabic Typesetting"/>
+        </w:rPr>
+      </w:pPr>
+    </w:p>
+    <w:p>
+      <w:pPr>
+        <w:spacing w:line="240" w:lineRule="auto"/>
+        <w:rPr>
+          <w:rFonts w:cs="Arabic Typesetting"/>
+        </w:rPr>
+      </w:pPr>
+      <w:r>
+        <w:rPr>
+          <w:rFonts w:cs="Arabic Typesetting"/>
+        </w:rPr>
+        <w:t>https://github.com/Unleash/unleash</w:t>
+      </w:r>
+    </w:p>
+    <w:p>
+      <w:pPr>
+        <w:spacing w:line="240" w:lineRule="auto"/>
+        <w:rPr>
+          <w:rFonts w:cs="Arabic Typesetting"/>
+        </w:rPr>
+      </w:pPr>
+    </w:p>
+    <w:p>
+      <w:pPr>
+        <w:spacing w:line="240" w:lineRule="auto"/>
+        <w:rPr>
+          <w:rFonts w:cs="Arabic Typesetting"/>
+        </w:rPr>
+      </w:pPr>
+      <w:r>
+        <w:rPr>
+          <w:rFonts w:cs="Arabic Typesetting"/>
+        </w:rPr>
+        <w:t>https://github.com/PyCQA/bandit</w:t>
+      </w:r>
+    </w:p>
+    <w:p>
+      <w:pPr>
+        <w:spacing w:line="240" w:lineRule="auto"/>
+        <w:rPr>
+          <w:rFonts w:cs="Arabic Typesetting"/>
+        </w:rPr>
+      </w:pPr>
+    </w:p>
+    <w:p>
+      <w:pPr>
+        <w:spacing w:line="240" w:lineRule="auto"/>
+        <w:rPr>
+          <w:rFonts w:cs="Arabic Typesetting"/>
+        </w:rPr>
+      </w:pPr>
+      <w:r>
+        <w:rPr>
+          <w:rFonts w:cs="Arabic Typesetting"/>
+        </w:rPr>
+        <w:t>https://github.com/react-financial/react-financial-charts</w:t>
+      </w:r>
+    </w:p>
+    <w:p>
+      <w:pPr>
+        <w:spacing w:line="240" w:lineRule="auto"/>
+        <w:rPr>
+          <w:rFonts w:cs="Arabic Typesetting"/>
+        </w:rPr>
+      </w:pPr>
+    </w:p>
+    <w:p>
+      <w:pPr>
+        <w:spacing w:line="240" w:lineRule="auto"/>
+        <w:rPr>
+          <w:rFonts w:cs="Arabic Typesetting"/>
+        </w:rPr>
+      </w:pPr>
+      <w:r>
+        <w:rPr>
+          <w:rFonts w:cs="Arabic Typesetting"/>
+        </w:rPr>
+        <w:t>https://github.com/plotly/dash</w:t>
+      </w:r>
+    </w:p>
+    <w:p>
+      <w:pPr>
+        <w:spacing w:line="240" w:lineRule="auto"/>
+        <w:rPr>
+          <w:rFonts w:cs="Arabic Typesetting"/>
+        </w:rPr>
+      </w:pPr>
+    </w:p>
+    <w:p>
+      <w:pPr>
+        <w:spacing w:line="240" w:lineRule="auto"/>
+        <w:rPr>
+          <w:rFonts w:cs="Arabic Typesetting"/>
+        </w:rPr>
+      </w:pPr>
+      <w:r>
+        <w:rPr>
+          <w:rFonts w:cs="Arabic Typesetting"/>
+        </w:rPr>
+        <w:t>https://github.com/optuna/optuna</w:t>
+      </w:r>
+    </w:p>
+    <w:p>
+      <w:pPr>
+        <w:spacing w:line="240" w:lineRule="auto"/>
+        <w:rPr>
+          <w:rFonts w:cs="Arabic Typesetting"/>
+        </w:rPr>
+      </w:pPr>
+    </w:p>
+    <w:p>
+      <w:pPr>
+        <w:spacing w:line="240" w:lineRule="auto"/>
+        <w:rPr>
+          <w:rFonts w:cs="Arabic Typesetting"/>
+        </w:rPr>
+      </w:pPr>
+      <w:r>
+        <w:rPr>
+          <w:rFonts w:cs="Arabic Typesetting"/>
+        </w:rPr>
+        <w:t>https://github.com/robertmartin8/PyPortfolioOpt</w:t>
+      </w:r>
+    </w:p>
+    <w:p>
+      <w:pPr>
+        <w:spacing w:line="240" w:lineRule="auto"/>
+        <w:rPr>
+          <w:rFonts w:cs="Arabic Typesetting"/>
+        </w:rPr>
+      </w:pPr>
+    </w:p>
+    <w:p>
+      <w:pPr>
+        <w:spacing w:line="240" w:lineRule="auto"/>
+        <w:rPr>
+          <w:rFonts w:cs="Arabic Typesetting"/>
+        </w:rPr>
+      </w:pPr>
+      <w:r>
+        <w:rPr>
+          <w:rFonts w:cs="Arabic Typesetting"/>
+        </w:rPr>
+        <w:t>https://github.com/dcajasn/Riskfolio-Lib</w:t>
+      </w:r>
+    </w:p>
+    <w:p>
+      <w:pPr>
+        <w:spacing w:line="240" w:lineRule="auto"/>
+        <w:rPr>
+          <w:rFonts w:cs="Arabic Typesetting"/>
+        </w:rPr>
+      </w:pPr>
+    </w:p>
+    <w:p>
+      <w:pPr>
+        <w:spacing w:line="240" w:lineRule="auto"/>
+        <w:rPr>
+          <w:rFonts w:cs="Arabic Typesetting"/>
+        </w:rPr>
+      </w:pPr>
+      <w:r>
+        <w:rPr>
+          <w:rFonts w:cs="Arabic Typesetting"/>
+        </w:rPr>
+        <w:t>https://github.com/yzhao062/pyod</w:t>
+      </w:r>
+    </w:p>
+    <w:p>
+      <w:pPr>
+        <w:spacing w:line="240" w:lineRule="auto"/>
+        <w:rPr>
+          <w:rFonts w:cs="Arabic Typesetting"/>
+        </w:rPr>
+      </w:pPr>
+    </w:p>
+    <w:p>
+      <w:pPr>
+        <w:spacing w:line="240" w:lineRule="auto"/>
+        <w:rPr>
+          <w:rFonts w:cs="Arabic Typesetting"/>
+        </w:rPr>
+      </w:pPr>
+      <w:r>
+        <w:rPr>
+          <w:rFonts w:cs="Arabic Typesetting"/>
+        </w:rPr>
+        <w:t>https://github.com/shap/shap</w:t>
+      </w:r>
+    </w:p>
+    <w:p>
+      <w:pPr>
+        <w:spacing w:line="240" w:lineRule="auto"/>
+        <w:rPr>
+          <w:rFonts w:cs="Arabic Typesetting"/>
+        </w:rPr>
+      </w:pPr>
+    </w:p>
+    <w:p>
+      <w:pPr>
+        <w:spacing w:line="240" w:lineRule="auto"/>
+        <w:rPr>
+          <w:rFonts w:cs="Arabic Typesetting"/>
+        </w:rPr>
+      </w:pPr>
+      <w:r>
+        <w:rPr>
+          <w:rFonts w:cs="Arabic Typesetting"/>
+        </w:rPr>
+        <w:t>https://github.com/google/blockly</w:t>
+      </w:r>
+    </w:p>
+    <w:p>
+      <w:pPr>
+        <w:spacing w:line="240" w:lineRule="auto"/>
+        <w:rPr>
+          <w:rFonts w:cs="Arabic Typesetting"/>
+        </w:rPr>
+      </w:pPr>
+    </w:p>
+    <w:p>
+      <w:pPr>
+        <w:spacing w:line="240" w:lineRule="auto"/>
+        <w:rPr>
+          <w:rFonts w:cs="Arabic Typesetting"/>
+        </w:rPr>
+      </w:pPr>
+      <w:r>
+        <w:rPr>
+          <w:rFonts w:cs="Arabic Typesetting"/>
+        </w:rPr>
+        <w:t>https://github.com/huggingface/transformers</w:t>
+      </w:r>
+    </w:p>
+    <w:p>
+      <w:pPr>
+        <w:spacing w:line="240" w:lineRule="auto"/>
+        <w:rPr>
+          <w:rFonts w:cs="Arabic Typesetting"/>
+        </w:rPr>
+      </w:pPr>
+    </w:p>
+    <w:p>
+      <w:pPr>
+        <w:spacing w:line="240" w:lineRule="auto"/>
+        <w:rPr>
+          <w:rFonts w:cs="Arabic Typesetting"/>
+        </w:rPr>
+      </w:pPr>
+      <w:r>
+        <w:rPr>
+          <w:rFonts w:cs="Arabic Typesetting"/>
+        </w:rPr>
+        <w:t>https://github.com/pytorch/pytorch</w:t>
+      </w:r>
+    </w:p>
+    <w:p>
+      <w:pPr>
+        <w:spacing w:line="240" w:lineRule="auto"/>
+        <w:rPr>
+          <w:rFonts w:cs="Arabic Typesetting"/>
+        </w:rPr>
+      </w:pPr>
+    </w:p>
+    <w:p>
+      <w:pPr>
+        <w:spacing w:line="240" w:lineRule="auto"/>
+        <w:rPr>
+          <w:rFonts w:cs="Arabic Typesetting"/>
+        </w:rPr>
+      </w:pPr>
+      <w:r>
+        <w:rPr>
+          <w:rFonts w:cs="Arabic Typesetting"/>
+        </w:rPr>
+        <w:t>https://github.com/AI4Finance-Foundation/FinRL</w:t>
+      </w:r>
+    </w:p>
+    <w:p>
+      <w:pPr>
+        <w:spacing w:line="240" w:lineRule="auto"/>
+        <w:rPr>
+          <w:rFonts w:cs="Arabic Typesetting"/>
+        </w:rPr>
+      </w:pPr>
+    </w:p>
+    <w:p>
+      <w:pPr>
+        <w:spacing w:line="240" w:lineRule="auto"/>
+        <w:rPr>
+          <w:rFonts w:cs="Arabic Typesetting"/>
           <w:b/>
           <w:bCs/>
         </w:rPr>
@@ -20856,21 +21850,12 @@
         <w:t>/</w:t>
       </w:r>
       <w:proofErr w:type="spellStart"/>
-      <w:proofErr w:type="gramStart"/>
-      <w:r>
-        <w:rPr>
-          <w:rFonts w:cs="Arabic Typesetting"/>
-          <w:color w:val="0000FF"/>
-        </w:rPr>
-        <w:t>nautilus</w:t>
-      </w:r>
-      <w:proofErr w:type="gramEnd"/>
-      <w:r>
-        <w:rPr>
-          <w:rFonts w:cs="Arabic Typesetting"/>
-          <w:color w:val="0000FF"/>
-        </w:rPr>
-        <w:t>_trader_engine</w:t>
+      <w:r>
+        <w:rPr>
+          <w:rFonts w:cs="Arabic Typesetting"/>
+          <w:color w:val="0000FF"/>
+        </w:rPr>
+        <w:t>nautilus_trader_engine</w:t>
       </w:r>
       <w:proofErr w:type="spellEnd"/>
       <w:r>
@@ -20921,21 +21906,12 @@
         <w:t>/</w:t>
       </w:r>
       <w:proofErr w:type="spellStart"/>
-      <w:proofErr w:type="gramStart"/>
-      <w:r>
-        <w:rPr>
-          <w:rFonts w:cs="Arabic Typesetting"/>
-          <w:color w:val="0000FF"/>
-        </w:rPr>
-        <w:t>ai</w:t>
-      </w:r>
-      <w:proofErr w:type="gramEnd"/>
-      <w:r>
-        <w:rPr>
-          <w:rFonts w:cs="Arabic Typesetting"/>
-          <w:color w:val="0000FF"/>
-        </w:rPr>
-        <w:t>_assistant</w:t>
+      <w:r>
+        <w:rPr>
+          <w:rFonts w:cs="Arabic Typesetting"/>
+          <w:color w:val="0000FF"/>
+        </w:rPr>
+        <w:t>ai_assistant</w:t>
       </w:r>
       <w:proofErr w:type="spellEnd"/>
       <w:r>
@@ -20967,23 +21943,7 @@
           <w:rFonts w:cs="Arabic Typesetting"/>
           <w:color w:val="0000FF"/>
         </w:rPr>
-        <w:t>/</w:t>
-      </w:r>
-      <w:proofErr w:type="gramStart"/>
-      <w:r>
-        <w:rPr>
-          <w:rFonts w:cs="Arabic Typesetting"/>
-          <w:color w:val="0000FF"/>
-        </w:rPr>
-        <w:t>frontend</w:t>
-      </w:r>
-      <w:proofErr w:type="gramEnd"/>
-      <w:r>
-        <w:rPr>
-          <w:rFonts w:cs="Arabic Typesetting"/>
-          <w:color w:val="0000FF"/>
-        </w:rPr>
-        <w:t>: Next.js-based user interface.</w:t>
+        <w:t>/frontend: Next.js-based user interface.</w:t>
       </w:r>
     </w:p>
     <w:p>
@@ -22728,23 +23688,7 @@
           <w:rFonts w:cs="Arabic Typesetting"/>
           <w:color w:val="0000FF"/>
         </w:rPr>
-        <w:t>Stock Futures &amp; Index Futures (e.g., E-</w:t>
-      </w:r>
-      <w:proofErr w:type="gramStart"/>
-      <w:r>
-        <w:rPr>
-          <w:rFonts w:cs="Arabic Typesetting"/>
-          <w:color w:val="0000FF"/>
-        </w:rPr>
-        <w:t>mini S</w:t>
-      </w:r>
-      <w:proofErr w:type="gramEnd"/>
-      <w:r>
-        <w:rPr>
-          <w:rFonts w:cs="Arabic Typesetting"/>
-          <w:color w:val="0000FF"/>
-        </w:rPr>
-        <w:t>&amp;P 500, Nasdaq-100).</w:t>
+        <w:t>Stock Futures &amp; Index Futures (e.g., E-mini S&amp;P 500, Nasdaq-100).</w:t>
       </w:r>
     </w:p>
     <w:p>
@@ -23375,23 +24319,7 @@
           <w:rFonts w:cs="Arabic Typesetting"/>
           <w:color w:val="0000FF"/>
         </w:rPr>
-        <w:t>: Free delayed data for equity index futures (e.g., E-</w:t>
-      </w:r>
-      <w:proofErr w:type="gramStart"/>
-      <w:r>
-        <w:rPr>
-          <w:rFonts w:cs="Arabic Typesetting"/>
-          <w:color w:val="0000FF"/>
-        </w:rPr>
-        <w:t>mini S</w:t>
-      </w:r>
-      <w:proofErr w:type="gramEnd"/>
-      <w:r>
-        <w:rPr>
-          <w:rFonts w:cs="Arabic Typesetting"/>
-          <w:color w:val="0000FF"/>
-        </w:rPr>
-        <w:t>&amp;P 500).</w:t>
+        <w:t>: Free delayed data for equity index futures (e.g., E-mini S&amp;P 500).</w:t>
       </w:r>
     </w:p>
     <w:p>
@@ -28863,23 +29791,7 @@
           <w:rFonts w:cs="Arabic Typesetting"/>
           <w:color w:val="0000FF"/>
         </w:rPr>
-        <w:t xml:space="preserve"> and </w:t>
-      </w:r>
-      <w:proofErr w:type="gramStart"/>
-      <w:r>
-        <w:rPr>
-          <w:rFonts w:cs="Arabic Typesetting"/>
-          <w:color w:val="0000FF"/>
-        </w:rPr>
-        <w:t>Supports</w:t>
-      </w:r>
-      <w:proofErr w:type="gramEnd"/>
-      <w:r>
-        <w:rPr>
-          <w:rFonts w:cs="Arabic Typesetting"/>
-          <w:color w:val="0000FF"/>
-        </w:rPr>
-        <w:t xml:space="preserve"> high-frequency trading needs.</w:t>
+        <w:t xml:space="preserve"> and Supports high-frequency trading needs.</w:t>
       </w:r>
     </w:p>
     <w:p>
@@ -44605,21 +45517,7 @@
         <w:rPr>
           <w:rFonts w:cs="Arabic Typesetting"/>
         </w:rPr>
-        <w:t xml:space="preserve">Ensure that each and every feature, task and sub tasks are properly </w:t>
-      </w:r>
-      <w:proofErr w:type="gramStart"/>
-      <w:r>
-        <w:rPr>
-          <w:rFonts w:cs="Arabic Typesetting"/>
-        </w:rPr>
-        <w:t>documented</w:t>
-      </w:r>
-      <w:proofErr w:type="gramEnd"/>
-      <w:r>
-        <w:rPr>
-          <w:rFonts w:cs="Arabic Typesetting"/>
-        </w:rPr>
-        <w:t xml:space="preserve"> and guides prepared.</w:t>
+        <w:t>Ensure that each and every feature, task and sub tasks are properly documented and guides prepared.</w:t>
       </w:r>
     </w:p>
     <w:p>

--- a/Other Files/Features, Phases & Integration Strategy - Algorithmic Trading System.docx
+++ b/Other Files/Features, Phases & Integration Strategy - Algorithmic Trading System.docx
@@ -29767,7 +29767,7 @@
           <w:color w:val="000000" w:themeColor="text1"/>
           <w:u w:val="single"/>
         </w:rPr>
-        <w:t xml:space="preserve"> Repositories:</w:t>
+        <w:t xml:space="preserve"> Repositories</w:t>
       </w:r>
     </w:p>
     <w:p>
@@ -31239,19 +31239,1749 @@
         <w:spacing w:line="240" w:lineRule="auto"/>
         <w:rPr>
           <w:rFonts w:cs="Arabic Typesetting"/>
-          <w:b/>
-          <w:bCs/>
-          <w:color w:val="000000" w:themeColor="text1"/>
-        </w:rPr>
-      </w:pPr>
-      <w:r>
-        <w:rPr>
-          <w:rFonts w:cs="Arabic Typesetting"/>
-          <w:b/>
-          <w:bCs/>
-          <w:color w:val="000000" w:themeColor="text1"/>
-        </w:rPr>
-        <w:t>Prioritisation Matrix:</w:t>
+          <w:color w:val="000000" w:themeColor="text1"/>
+        </w:rPr>
+      </w:pPr>
+    </w:p>
+    <w:p>
+      <w:pPr>
+        <w:spacing w:line="240" w:lineRule="auto"/>
+        <w:rPr>
+          <w:rFonts w:cs="Arabic Typesetting"/>
+          <w:color w:val="000000" w:themeColor="text1"/>
+        </w:rPr>
+      </w:pPr>
+    </w:p>
+    <w:p>
+      <w:pPr>
+        <w:spacing w:line="240" w:lineRule="auto"/>
+        <w:rPr>
+          <w:rFonts w:cs="Arabic Typesetting"/>
+          <w:color w:val="000000" w:themeColor="text1"/>
+        </w:rPr>
+      </w:pPr>
+    </w:p>
+    <w:p>
+      <w:pPr>
+        <w:spacing w:line="240" w:lineRule="auto"/>
+        <w:rPr>
+          <w:rFonts w:cs="Arabic Typesetting"/>
+          <w:color w:val="000000" w:themeColor="text1"/>
+        </w:rPr>
+      </w:pPr>
+    </w:p>
+    <w:p>
+      <w:pPr>
+        <w:spacing w:line="240" w:lineRule="auto"/>
+        <w:rPr>
+          <w:rFonts w:cs="Arabic Typesetting"/>
+          <w:color w:val="000000" w:themeColor="text1"/>
+        </w:rPr>
+      </w:pPr>
+    </w:p>
+    <w:p>
+      <w:pPr>
+        <w:spacing w:line="240" w:lineRule="auto"/>
+        <w:rPr>
+          <w:rFonts w:cs="Arabic Typesetting"/>
+          <w:color w:val="000000" w:themeColor="text1"/>
+        </w:rPr>
+      </w:pPr>
+    </w:p>
+    <w:p>
+      <w:pPr>
+        <w:spacing w:line="240" w:lineRule="auto"/>
+        <w:rPr>
+          <w:rFonts w:cs="Arabic Typesetting"/>
+          <w:color w:val="000000" w:themeColor="text1"/>
+        </w:rPr>
+      </w:pPr>
+    </w:p>
+    <w:p>
+      <w:pPr>
+        <w:spacing w:line="240" w:lineRule="auto"/>
+        <w:rPr>
+          <w:rFonts w:cs="Arabic Typesetting"/>
+          <w:color w:val="000000" w:themeColor="text1"/>
+        </w:rPr>
+      </w:pPr>
+    </w:p>
+    <w:p>
+      <w:pPr>
+        <w:spacing w:line="240" w:lineRule="auto"/>
+        <w:rPr>
+          <w:rFonts w:cs="Arabic Typesetting"/>
+          <w:color w:val="000000" w:themeColor="text1"/>
+        </w:rPr>
+      </w:pPr>
+    </w:p>
+    <w:p>
+      <w:pPr>
+        <w:spacing w:line="240" w:lineRule="auto"/>
+        <w:rPr>
+          <w:rFonts w:cs="Arabic Typesetting"/>
+          <w:color w:val="000000" w:themeColor="text1"/>
+        </w:rPr>
+      </w:pPr>
+    </w:p>
+    <w:p>
+      <w:pPr>
+        <w:spacing w:line="240" w:lineRule="auto"/>
+        <w:rPr>
+          <w:rFonts w:cs="Arabic Typesetting"/>
+          <w:color w:val="000000" w:themeColor="text1"/>
+        </w:rPr>
+      </w:pPr>
+    </w:p>
+    <w:p>
+      <w:pPr>
+        <w:spacing w:line="240" w:lineRule="auto"/>
+        <w:rPr>
+          <w:rFonts w:cs="Arabic Typesetting"/>
+          <w:color w:val="000000" w:themeColor="text1"/>
+        </w:rPr>
+      </w:pPr>
+    </w:p>
+    <w:p>
+      <w:pPr>
+        <w:spacing w:line="240" w:lineRule="auto"/>
+        <w:rPr>
+          <w:rFonts w:cs="Arabic Typesetting"/>
+          <w:color w:val="000000" w:themeColor="text1"/>
+        </w:rPr>
+      </w:pPr>
+    </w:p>
+    <w:p>
+      <w:pPr>
+        <w:spacing w:line="240" w:lineRule="auto"/>
+        <w:rPr>
+          <w:rFonts w:cs="Arabic Typesetting"/>
+          <w:color w:val="000000" w:themeColor="text1"/>
+        </w:rPr>
+      </w:pPr>
+    </w:p>
+    <w:p>
+      <w:pPr>
+        <w:spacing w:line="240" w:lineRule="auto"/>
+        <w:rPr>
+          <w:rFonts w:cs="Arabic Typesetting"/>
+          <w:color w:val="000000" w:themeColor="text1"/>
+        </w:rPr>
+      </w:pPr>
+    </w:p>
+    <w:p>
+      <w:pPr>
+        <w:spacing w:line="240" w:lineRule="auto"/>
+        <w:rPr>
+          <w:rFonts w:cs="Arabic Typesetting"/>
+          <w:color w:val="000000" w:themeColor="text1"/>
+        </w:rPr>
+      </w:pPr>
+    </w:p>
+    <w:p>
+      <w:pPr>
+        <w:spacing w:line="240" w:lineRule="auto"/>
+        <w:rPr>
+          <w:rFonts w:cs="Arabic Typesetting"/>
+          <w:color w:val="000000" w:themeColor="text1"/>
+        </w:rPr>
+      </w:pPr>
+    </w:p>
+    <w:p>
+      <w:pPr>
+        <w:spacing w:line="240" w:lineRule="auto"/>
+        <w:rPr>
+          <w:rFonts w:cs="Arabic Typesetting"/>
+          <w:color w:val="000000" w:themeColor="text1"/>
+        </w:rPr>
+      </w:pPr>
+    </w:p>
+    <w:p>
+      <w:pPr>
+        <w:spacing w:line="240" w:lineRule="auto"/>
+        <w:rPr>
+          <w:rFonts w:cs="Arabic Typesetting"/>
+          <w:color w:val="000000" w:themeColor="text1"/>
+        </w:rPr>
+      </w:pPr>
+    </w:p>
+    <w:p>
+      <w:pPr>
+        <w:spacing w:line="240" w:lineRule="auto"/>
+        <w:rPr>
+          <w:rFonts w:cs="Arabic Typesetting"/>
+          <w:color w:val="000000" w:themeColor="text1"/>
+        </w:rPr>
+      </w:pPr>
+    </w:p>
+    <w:p>
+      <w:pPr>
+        <w:spacing w:line="240" w:lineRule="auto"/>
+        <w:rPr>
+          <w:rFonts w:cs="Arabic Typesetting"/>
+          <w:color w:val="000000" w:themeColor="text1"/>
+        </w:rPr>
+      </w:pPr>
+    </w:p>
+    <w:p>
+      <w:pPr>
+        <w:spacing w:line="240" w:lineRule="auto"/>
+        <w:rPr>
+          <w:rFonts w:cs="Arabic Typesetting"/>
+          <w:color w:val="000000" w:themeColor="text1"/>
+        </w:rPr>
+      </w:pPr>
+    </w:p>
+    <w:p>
+      <w:pPr>
+        <w:spacing w:line="240" w:lineRule="auto"/>
+        <w:rPr>
+          <w:b/>
+          <w:bCs/>
+        </w:rPr>
+      </w:pPr>
+      <w:r>
+        <w:rPr>
+          <w:b/>
+          <w:bCs/>
+          <w:u w:val="single"/>
+        </w:rPr>
+        <w:t>Initial Prompt</w:t>
+      </w:r>
+    </w:p>
+    <w:p>
+      <w:pPr>
+        <w:spacing w:line="240" w:lineRule="auto"/>
+      </w:pPr>
+      <w:r>
+        <w:t xml:space="preserve">You are an </w:t>
+      </w:r>
+      <w:r>
+        <w:t xml:space="preserve">expert full-stack software engineering agent tasked with building a world-class, </w:t>
+      </w:r>
+      <w:r>
+        <w:t xml:space="preserve">complex, </w:t>
+      </w:r>
+      <w:r>
+        <w:t>enterprise-grade Algorithmic Trading System (ATS)</w:t>
+      </w:r>
+      <w:r>
+        <w:t xml:space="preserve">. </w:t>
+      </w:r>
+      <w:r>
+        <w:t>The current system is approximately 20-25% complete, featuring a robust infrastructure (Docker, Kubernetes, monitoring stack) and partially implemented components (trading engine, AI assistant, security), as outlined in the "Current Status - Comprehensive Analysis" document.</w:t>
+      </w:r>
+      <w:r>
+        <w:t xml:space="preserve"> </w:t>
+      </w:r>
+      <w:r>
+        <w:t>Your core mission is to develop the "Nautilus Trader" algorithmic trading platform from the ground up, following the detailed specifications, requirements, designs, tasks, and architecture provided in the attached documents: "Features, Phases &amp; Integration Strategy - Algorithmic Trading System.docx" (base document for all features, phases, integration strategies, system overview, key characteristics, architecture principles, core services, data feeds, custom indicators, and phase-specific prompts/plans), "comprehensive_system_architecture.md" (updated comprehensive system architecture including overview, principles, components, data flows, technology stack, deployment, security, performance, integrations, monitoring, AI/ML, custom indicators, data feeds, frontend, enterprise readiness, phases, DR/BC, requirements/designs/tasks consolidations), "complete_requirements.md" (consolidated requirements across phases 0-6 with user stories and acceptance criteria), "complete_designs.md" (consolidated designs with high-level architectures, component breakdowns, and Mermaid diagrams per phase), and "complete_tasks.md" (450+ detailed tasks and sub-tasks across phases).</w:t>
+      </w:r>
+    </w:p>
+    <w:p>
+      <w:pPr>
+        <w:spacing w:line="240" w:lineRule="auto"/>
+      </w:pPr>
+    </w:p>
+    <w:p>
+      <w:pPr>
+        <w:spacing w:line="240" w:lineRule="auto"/>
+        <w:rPr>
+          <w:b/>
+          <w:bCs/>
+        </w:rPr>
+      </w:pPr>
+      <w:r>
+        <w:rPr>
+          <w:b/>
+          <w:bCs/>
+        </w:rPr>
+        <w:t>Project Overview and Guidelines</w:t>
+      </w:r>
+    </w:p>
+    <w:p>
+      <w:pPr>
+        <w:numPr>
+          <w:ilvl w:val="0"/>
+          <w:numId w:val="49"/>
+        </w:numPr>
+        <w:spacing w:line="240" w:lineRule="auto"/>
+      </w:pPr>
+      <w:r>
+        <w:rPr>
+          <w:b/>
+          <w:bCs/>
+        </w:rPr>
+        <w:t>System Description</w:t>
+      </w:r>
+      <w:r>
+        <w:t xml:space="preserve">: Build a comprehensive, enterprise-grade algorithmic trading system using a "Best-of-Breed" integration strategy. Select and integrate leading open-source projects (60+) for modularity. Support non-technical users (no-code options, natural language via Agentic AI Assistant) and professionals (high-performance features). Architecture: Microservices with Apache Kafka event bus for decoupling, event-driven processing, scalability, and </w:t>
+      </w:r>
+      <w:proofErr w:type="spellStart"/>
+      <w:r>
+        <w:t>replayability</w:t>
+      </w:r>
+      <w:proofErr w:type="spellEnd"/>
+      <w:r>
+        <w:t xml:space="preserve">. Core engine: </w:t>
+      </w:r>
+      <w:proofErr w:type="spellStart"/>
+      <w:r>
+        <w:t>NautilusTrader</w:t>
+      </w:r>
+      <w:proofErr w:type="spellEnd"/>
+      <w:r>
+        <w:t xml:space="preserve"> (Python/Rust) for multi-asset trading (stocks, ETFs, futures, options, forex, crypto). Key integrations: Forecasting (Stock-Prediction-Models, LSTM, Real-time-prediction), </w:t>
+      </w:r>
+      <w:proofErr w:type="spellStart"/>
+      <w:r>
+        <w:t>backtesting</w:t>
+      </w:r>
+      <w:proofErr w:type="spellEnd"/>
+      <w:r>
+        <w:t xml:space="preserve"> (</w:t>
+      </w:r>
+      <w:proofErr w:type="spellStart"/>
+      <w:r>
+        <w:t>VectorBT</w:t>
+      </w:r>
+      <w:proofErr w:type="spellEnd"/>
+      <w:r>
+        <w:t xml:space="preserve">, </w:t>
+      </w:r>
+      <w:proofErr w:type="spellStart"/>
+      <w:r>
+        <w:t>TradingGym</w:t>
+      </w:r>
+      <w:proofErr w:type="spellEnd"/>
+      <w:r>
+        <w:t>), portfolio/risk (</w:t>
+      </w:r>
+      <w:proofErr w:type="spellStart"/>
+      <w:r>
+        <w:t>PyPortfolioOpt</w:t>
+      </w:r>
+      <w:proofErr w:type="spellEnd"/>
+      <w:r>
+        <w:t xml:space="preserve">, </w:t>
+      </w:r>
+      <w:proofErr w:type="spellStart"/>
+      <w:r>
+        <w:t>Riskfolio</w:t>
+      </w:r>
+      <w:proofErr w:type="spellEnd"/>
+      <w:r>
+        <w:t xml:space="preserve">-Lib, </w:t>
+      </w:r>
+      <w:proofErr w:type="spellStart"/>
+      <w:r>
+        <w:t>PyOD</w:t>
+      </w:r>
+      <w:proofErr w:type="spellEnd"/>
+      <w:r>
+        <w:t xml:space="preserve">), indicators (TA-Lib/ta-lib-python &amp; </w:t>
+      </w:r>
+      <w:proofErr w:type="spellStart"/>
+      <w:r>
+        <w:t>Bukosabino</w:t>
+      </w:r>
+      <w:proofErr w:type="spellEnd"/>
+      <w:r>
+        <w:t>/ta with 30+ custom volume-weighted), visualization (react-financial-charts, Plotly Dash), AI/ML (</w:t>
+      </w:r>
+      <w:proofErr w:type="spellStart"/>
+      <w:r>
+        <w:t>LangChain</w:t>
+      </w:r>
+      <w:proofErr w:type="spellEnd"/>
+      <w:r>
+        <w:t>/</w:t>
+      </w:r>
+      <w:proofErr w:type="spellStart"/>
+      <w:r>
+        <w:t>LangGraph</w:t>
+      </w:r>
+      <w:proofErr w:type="spellEnd"/>
+      <w:r>
+        <w:t xml:space="preserve">, </w:t>
+      </w:r>
+      <w:proofErr w:type="spellStart"/>
+      <w:r>
+        <w:t>TradingAgent</w:t>
+      </w:r>
+      <w:proofErr w:type="spellEnd"/>
+      <w:r>
+        <w:t xml:space="preserve">, </w:t>
+      </w:r>
+      <w:proofErr w:type="spellStart"/>
+      <w:r>
+        <w:t>FinRL</w:t>
+      </w:r>
+      <w:proofErr w:type="spellEnd"/>
+      <w:r>
+        <w:t>, SHAP, Transformers/</w:t>
+      </w:r>
+      <w:proofErr w:type="spellStart"/>
+      <w:r>
+        <w:t>PyTorch</w:t>
+      </w:r>
+      <w:proofErr w:type="spellEnd"/>
+      <w:r>
+        <w:t xml:space="preserve">, </w:t>
+      </w:r>
+      <w:proofErr w:type="spellStart"/>
+      <w:r>
+        <w:t>QuantLib</w:t>
+      </w:r>
+      <w:proofErr w:type="spellEnd"/>
+      <w:r>
+        <w:t>), no-code (</w:t>
+      </w:r>
+      <w:proofErr w:type="spellStart"/>
+      <w:r>
+        <w:t>Blockly</w:t>
+      </w:r>
+      <w:proofErr w:type="spellEnd"/>
+      <w:r>
+        <w:t>), and more. Databases: PostgreSQL/</w:t>
+      </w:r>
+      <w:proofErr w:type="spellStart"/>
+      <w:r>
+        <w:t>pgvector</w:t>
+      </w:r>
+      <w:proofErr w:type="spellEnd"/>
+      <w:r>
+        <w:t xml:space="preserve"> (structured/vectors), </w:t>
+      </w:r>
+      <w:proofErr w:type="spellStart"/>
+      <w:r>
+        <w:t>ClickHouse</w:t>
+      </w:r>
+      <w:proofErr w:type="spellEnd"/>
+      <w:r>
+        <w:t xml:space="preserve"> (time-series), </w:t>
+      </w:r>
+      <w:proofErr w:type="spellStart"/>
+      <w:r>
+        <w:t>Qdrant</w:t>
+      </w:r>
+      <w:proofErr w:type="spellEnd"/>
+      <w:r>
+        <w:t xml:space="preserve"> (vectors), Apache Iceberg (immutable audits), Redis (cache/GenAI vectors), </w:t>
+      </w:r>
+      <w:proofErr w:type="spellStart"/>
+      <w:r>
+        <w:t>DuckDB</w:t>
+      </w:r>
+      <w:proofErr w:type="spellEnd"/>
+      <w:r>
+        <w:t xml:space="preserve"> (OLAP research), </w:t>
+      </w:r>
+      <w:proofErr w:type="spellStart"/>
+      <w:r>
+        <w:t>InfluxDB</w:t>
+      </w:r>
+      <w:proofErr w:type="spellEnd"/>
+      <w:r>
+        <w:t xml:space="preserve"> (metrics), MinIO/S3 (objects), Elasticsearch (search/logs/RAG). Features: Paper/live trading (IBKR start, expand to Alpaca/OANDA/Coinbase/FIX), multi-source data feeds with fallbacks, custom indicators (e.g., VW SMA, Normalized ATR, Choppy Market Index), Agentic AI (multi-agents, RAG, MCPs, iterative refinement), market scanner, "Glass Box" UI, voice/AR, marketplace scope, ultra-low latency (DMA, FPGAs), enterprise readiness (HA, UEBA, compliance).</w:t>
+      </w:r>
+    </w:p>
+    <w:p>
+      <w:pPr>
+        <w:numPr>
+          <w:ilvl w:val="0"/>
+          <w:numId w:val="49"/>
+        </w:numPr>
+        <w:spacing w:line="240" w:lineRule="auto"/>
+      </w:pPr>
+      <w:r>
+        <w:rPr>
+          <w:b/>
+          <w:bCs/>
+        </w:rPr>
+        <w:t>Key Characteristics</w:t>
+      </w:r>
+      <w:r>
+        <w:t xml:space="preserve">: High performance (microsecond latency), scalable (10k+ users, 1M+ </w:t>
+      </w:r>
+      <w:proofErr w:type="spellStart"/>
+      <w:r>
+        <w:t>msgs</w:t>
+      </w:r>
+      <w:proofErr w:type="spellEnd"/>
+      <w:r>
+        <w:t>/sec), resilient (self-healing, multi-region), secure (zero-trust, MFA, Bandit SAST), observable (Prometheus/Grafana/Jaeger/</w:t>
+      </w:r>
+      <w:proofErr w:type="spellStart"/>
+      <w:r>
+        <w:t>Memray</w:t>
+      </w:r>
+      <w:proofErr w:type="spellEnd"/>
+      <w:r>
+        <w:t>).</w:t>
+      </w:r>
+    </w:p>
+    <w:p>
+      <w:pPr>
+        <w:numPr>
+          <w:ilvl w:val="0"/>
+          <w:numId w:val="49"/>
+        </w:numPr>
+        <w:spacing w:line="240" w:lineRule="auto"/>
+      </w:pPr>
+      <w:r>
+        <w:rPr>
+          <w:b/>
+          <w:bCs/>
+        </w:rPr>
+        <w:t>Architecture Principles</w:t>
+      </w:r>
+      <w:r>
+        <w:t>: Microservices (decomposition, independent deployment, fault isolation, self-healing), event-driven (async Kafka, event sourcing, CQRS), cloud-native (Docker/Kubernetes/Helm/Istio/</w:t>
+      </w:r>
+      <w:proofErr w:type="spellStart"/>
+      <w:r>
+        <w:t>GitOps</w:t>
+      </w:r>
+      <w:proofErr w:type="spellEnd"/>
+      <w:r>
+        <w:t>/12-Factor), API-first (REST/</w:t>
+      </w:r>
+      <w:proofErr w:type="spellStart"/>
+      <w:r>
+        <w:t>GraphQL</w:t>
+      </w:r>
+      <w:proofErr w:type="spellEnd"/>
+      <w:r>
+        <w:t>/WebSocket/</w:t>
+      </w:r>
+      <w:proofErr w:type="spellStart"/>
+      <w:r>
+        <w:t>gRPC</w:t>
+      </w:r>
+      <w:proofErr w:type="spellEnd"/>
+      <w:r>
+        <w:t xml:space="preserve">), security-first (STRIDE threat </w:t>
+      </w:r>
+      <w:proofErr w:type="spellStart"/>
+      <w:r>
+        <w:t>modeling</w:t>
+      </w:r>
+      <w:proofErr w:type="spellEnd"/>
+      <w:r>
+        <w:t xml:space="preserve">), performance-optimized (lock-free, GPU), AI-integrated (agentic workflows, </w:t>
+      </w:r>
+      <w:proofErr w:type="spellStart"/>
+      <w:r>
+        <w:t>RLOps</w:t>
+      </w:r>
+      <w:proofErr w:type="spellEnd"/>
+      <w:r>
+        <w:t>).</w:t>
+      </w:r>
+    </w:p>
+    <w:p>
+      <w:pPr>
+        <w:numPr>
+          <w:ilvl w:val="0"/>
+          <w:numId w:val="49"/>
+        </w:numPr>
+        <w:spacing w:line="240" w:lineRule="auto"/>
+      </w:pPr>
+      <w:r>
+        <w:rPr>
+          <w:b/>
+          <w:bCs/>
+        </w:rPr>
+        <w:t>Development Approach</w:t>
+      </w:r>
+      <w:r>
+        <w:t xml:space="preserve">: Incremental phases (0-6). Use placeholders (// @PLACEHOLDER: reason, </w:t>
+      </w:r>
+      <w:proofErr w:type="spellStart"/>
+      <w:r>
+        <w:t>req</w:t>
+      </w:r>
+      <w:proofErr w:type="spellEnd"/>
+      <w:r>
+        <w:t xml:space="preserve"> ID) for incomplete parts, create GitHub Issues. Follow analysis/compare/execute protocol: </w:t>
+      </w:r>
+      <w:proofErr w:type="spellStart"/>
+      <w:r>
+        <w:t>Analyze</w:t>
+      </w:r>
+      <w:proofErr w:type="spellEnd"/>
+      <w:r>
+        <w:t xml:space="preserve"> specs vs. code, compare diffs, execute builds/modifications. Enforce code standards: Python 3.12+, Rust for latency, linting (flake8), tests (</w:t>
+      </w:r>
+      <w:proofErr w:type="spellStart"/>
+      <w:r>
+        <w:t>Pytest</w:t>
+      </w:r>
+      <w:proofErr w:type="spellEnd"/>
+      <w:r>
+        <w:t>). Manage deps in tiers with forks, automated monitoring (Renovate/</w:t>
+      </w:r>
+      <w:proofErr w:type="spellStart"/>
+      <w:r>
+        <w:t>Dependabot</w:t>
+      </w:r>
+      <w:proofErr w:type="spellEnd"/>
+      <w:r>
+        <w:t>), CI/CD (GitHub Actions, Docker sandboxes), dashboard (React/Grafana).</w:t>
+      </w:r>
+    </w:p>
+    <w:p>
+      <w:pPr>
+        <w:numPr>
+          <w:ilvl w:val="0"/>
+          <w:numId w:val="49"/>
+        </w:numPr>
+        <w:spacing w:line="240" w:lineRule="auto"/>
+      </w:pPr>
+      <w:r>
+        <w:rPr>
+          <w:b/>
+          <w:bCs/>
+        </w:rPr>
+        <w:t>Tools and Environment</w:t>
+      </w:r>
+      <w:r>
+        <w:t xml:space="preserve">: You have access to a stateful code interpreter (Python 3.12 with libraries: </w:t>
+      </w:r>
+      <w:proofErr w:type="spellStart"/>
+      <w:r>
+        <w:t>numpy</w:t>
+      </w:r>
+      <w:proofErr w:type="spellEnd"/>
+      <w:r>
+        <w:t xml:space="preserve">, pandas, </w:t>
+      </w:r>
+      <w:proofErr w:type="spellStart"/>
+      <w:r>
+        <w:t>sympy</w:t>
+      </w:r>
+      <w:proofErr w:type="spellEnd"/>
+      <w:r>
+        <w:t>, etc.; no internet/pip). Use it to test code snippets, validate logic (e.g., custom indicators). For external info, use web/X search tools if needed (e.g., check upstream repo changes). Render citations inline for sources. Output code in proper format, commit to virtual repo structure.</w:t>
+      </w:r>
+    </w:p>
+    <w:p>
+      <w:pPr>
+        <w:numPr>
+          <w:ilvl w:val="0"/>
+          <w:numId w:val="49"/>
+        </w:numPr>
+        <w:spacing w:line="240" w:lineRule="auto"/>
+      </w:pPr>
+      <w:r>
+        <w:rPr>
+          <w:b/>
+          <w:bCs/>
+        </w:rPr>
+        <w:t>Workflow</w:t>
+      </w:r>
+      <w:r>
+        <w:t>: Start with Phase 0 (Dependency Management). For each phase: Review prompt/plan from base doc, requirements/designs/tasks from consolidations. Generate code, configs, docs. Test via interpreter. Handle errors, iterate. End phase with deliverables validation (e.g., run scans). Acknowledge readiness before proceeding.</w:t>
+      </w:r>
+    </w:p>
+    <w:p>
+      <w:pPr>
+        <w:numPr>
+          <w:ilvl w:val="0"/>
+          <w:numId w:val="49"/>
+        </w:numPr>
+        <w:spacing w:line="240" w:lineRule="auto"/>
+      </w:pPr>
+      <w:r>
+        <w:rPr>
+          <w:b/>
+          <w:bCs/>
+        </w:rPr>
+        <w:t>Output Format</w:t>
+      </w:r>
+      <w:r>
+        <w:t>: For code: Use markdown blocks (```</w:t>
+      </w:r>
+      <w:proofErr w:type="spellStart"/>
+      <w:r>
+        <w:t>python:disable-run</w:t>
+      </w:r>
+      <w:proofErr w:type="spellEnd"/>
+    </w:p>
+    <w:p>
+      <w:pPr>
+        <w:spacing w:line="240" w:lineRule="auto"/>
+      </w:pPr>
+    </w:p>
+    <w:p>
+      <w:pPr>
+        <w:spacing w:line="240" w:lineRule="auto"/>
+        <w:rPr>
+          <w:b/>
+          <w:bCs/>
+        </w:rPr>
+      </w:pPr>
+      <w:r>
+        <w:rPr>
+          <w:b/>
+          <w:bCs/>
+        </w:rPr>
+        <w:t>Initial Task: Begin Phase 0</w:t>
+      </w:r>
+    </w:p>
+    <w:p>
+      <w:pPr>
+        <w:numPr>
+          <w:ilvl w:val="0"/>
+          <w:numId w:val="50"/>
+        </w:numPr>
+        <w:spacing w:line="240" w:lineRule="auto"/>
+      </w:pPr>
+      <w:r>
+        <w:t>Refer to rewritten Phase 0 Prompt and Integration Plan: Establish dep management for 60+ components. Fork tiers, automate monitoring (daily/weekly), notifications, pipelines, dashboard. Implement as per tasks/sub-tasks.</w:t>
+      </w:r>
+    </w:p>
+    <w:p>
+      <w:pPr>
+        <w:numPr>
+          <w:ilvl w:val="0"/>
+          <w:numId w:val="50"/>
+        </w:numPr>
+        <w:spacing w:line="240" w:lineRule="auto"/>
+      </w:pPr>
+      <w:r>
+        <w:t xml:space="preserve">Proceed step-by-step: Initialize repo, fork deps, set workflows, etc. Use tools to verify (e.g., </w:t>
+      </w:r>
+      <w:proofErr w:type="spellStart"/>
+      <w:r>
+        <w:t>code_execution</w:t>
+      </w:r>
+      <w:proofErr w:type="spellEnd"/>
+      <w:r>
+        <w:t xml:space="preserve"> for script tests).</w:t>
+      </w:r>
+    </w:p>
+    <w:p>
+      <w:pPr>
+        <w:numPr>
+          <w:ilvl w:val="0"/>
+          <w:numId w:val="50"/>
+        </w:numPr>
+        <w:spacing w:line="240" w:lineRule="auto"/>
+      </w:pPr>
+      <w:r>
+        <w:rPr>
+          <w:b/>
+          <w:bCs/>
+        </w:rPr>
+        <w:t>Acknowledge:</w:t>
+      </w:r>
+      <w:r>
+        <w:t xml:space="preserve"> Confirm that you have understood this directive and are ready to begin development.</w:t>
+      </w:r>
+    </w:p>
+    <w:p>
+      <w:pPr>
+        <w:spacing w:line="240" w:lineRule="auto"/>
+        <w:rPr>
+          <w:rFonts w:cs="Arabic Typesetting"/>
+          <w:color w:val="000000" w:themeColor="text1"/>
+        </w:rPr>
+      </w:pPr>
+    </w:p>
+    <w:p>
+      <w:pPr>
+        <w:spacing w:line="240" w:lineRule="auto"/>
+        <w:rPr>
+          <w:b/>
+          <w:bCs/>
+          <w:u w:val="single"/>
+        </w:rPr>
+      </w:pPr>
+      <w:r>
+        <w:rPr>
+          <w:b/>
+          <w:bCs/>
+          <w:u w:val="single"/>
+        </w:rPr>
+        <w:t xml:space="preserve">Detailed </w:t>
+      </w:r>
+      <w:r>
+        <w:rPr>
+          <w:b/>
+          <w:bCs/>
+          <w:u w:val="single"/>
+        </w:rPr>
+        <w:t xml:space="preserve">Six </w:t>
+      </w:r>
+      <w:r>
+        <w:rPr>
+          <w:b/>
+          <w:bCs/>
+          <w:u w:val="single"/>
+        </w:rPr>
+        <w:t>Phase</w:t>
+      </w:r>
+      <w:r>
+        <w:rPr>
+          <w:b/>
+          <w:bCs/>
+          <w:u w:val="single"/>
+        </w:rPr>
+        <w:t xml:space="preserve"> Prompt and</w:t>
+      </w:r>
+      <w:r>
+        <w:rPr>
+          <w:b/>
+          <w:bCs/>
+          <w:u w:val="single"/>
+        </w:rPr>
+        <w:t xml:space="preserve"> Integration Plan</w:t>
+      </w:r>
+    </w:p>
+    <w:p>
+      <w:pPr>
+        <w:spacing w:line="240" w:lineRule="auto"/>
+      </w:pPr>
+      <w:r>
+        <w:t>This plan outlines the objectives and key outcomes for each of the six primary development phases, building upon the foundational work established in Phase 0 (Dependency Management). This integration plan outlines a structured, phased approach to developing a robust, enterprise-grade Algorithmic Trading System (ATS). It leverages the existing infrastructure (Docker, Kubernetes, monitoring stack) and partially implemented components (</w:t>
+      </w:r>
+      <w:proofErr w:type="spellStart"/>
+      <w:r>
+        <w:t>NautilusTrader</w:t>
+      </w:r>
+      <w:proofErr w:type="spellEnd"/>
+      <w:r>
+        <w:t xml:space="preserve">, AI assistant, security) while addressing gaps and introducing advanced features. Each phase includes detailed objectives, durations, tasks, integration focus, and deliverables to ensure clarity and completeness. Each phase concludes with a mandatory </w:t>
+      </w:r>
+      <w:r>
+        <w:rPr>
+          <w:b/>
+          <w:bCs/>
+        </w:rPr>
+        <w:t>Phase-End Placeholder Review</w:t>
+      </w:r>
+      <w:r>
+        <w:t xml:space="preserve"> to ensure all temporary implementations are formally addressed before proceeding, guaranteeing the integrity and completeness of the build.</w:t>
+      </w:r>
+    </w:p>
+    <w:p>
+      <w:pPr>
+        <w:spacing w:line="240" w:lineRule="auto"/>
+      </w:pPr>
+    </w:p>
+    <w:p>
+      <w:pPr>
+        <w:spacing w:line="240" w:lineRule="auto"/>
+        <w:rPr>
+          <w:rFonts w:cs="Arabic Typesetting"/>
+          <w:b/>
+          <w:bCs/>
+          <w:color w:val="000000" w:themeColor="text1"/>
+        </w:rPr>
+      </w:pPr>
+      <w:r>
+        <w:rPr>
+          <w:rFonts w:cs="Arabic Typesetting"/>
+          <w:b/>
+          <w:bCs/>
+          <w:color w:val="000000" w:themeColor="text1"/>
+        </w:rPr>
+        <w:t>Six-Phase Integration Plan</w:t>
+      </w:r>
+    </w:p>
+    <w:p>
+      <w:pPr>
+        <w:pStyle w:val="ListParagraph"/>
+        <w:numPr>
+          <w:ilvl w:val="0"/>
+          <w:numId w:val="22"/>
+        </w:numPr>
+        <w:spacing w:line="240" w:lineRule="auto"/>
+        <w:rPr>
+          <w:rFonts w:cs="Arabic Typesetting"/>
+          <w:color w:val="000000" w:themeColor="text1"/>
+        </w:rPr>
+      </w:pPr>
+      <w:r>
+        <w:rPr>
+          <w:rFonts w:cs="Arabic Typesetting"/>
+          <w:b/>
+          <w:bCs/>
+          <w:color w:val="000000" w:themeColor="text1"/>
+        </w:rPr>
+        <w:t>Phase 0:</w:t>
+      </w:r>
+      <w:r>
+        <w:rPr>
+          <w:rFonts w:cs="Arabic Typesetting"/>
+          <w:color w:val="000000" w:themeColor="text1"/>
+        </w:rPr>
+        <w:t xml:space="preserve"> Dependency Management Setup - Establish management for </w:t>
+      </w:r>
+      <w:r>
+        <w:rPr>
+          <w:rFonts w:cs="Arabic Typesetting"/>
+          <w:color w:val="000000" w:themeColor="text1"/>
+        </w:rPr>
+        <w:t>6</w:t>
+      </w:r>
+      <w:r>
+        <w:rPr>
+          <w:rFonts w:cs="Arabic Typesetting"/>
+          <w:color w:val="000000" w:themeColor="text1"/>
+        </w:rPr>
+        <w:t>0+ components with automated monitoring and testing.</w:t>
+      </w:r>
+    </w:p>
+    <w:p>
+      <w:pPr>
+        <w:pStyle w:val="ListParagraph"/>
+        <w:numPr>
+          <w:ilvl w:val="0"/>
+          <w:numId w:val="22"/>
+        </w:numPr>
+        <w:spacing w:line="240" w:lineRule="auto"/>
+        <w:rPr>
+          <w:rFonts w:cs="Arabic Typesetting"/>
+          <w:color w:val="000000" w:themeColor="text1"/>
+        </w:rPr>
+      </w:pPr>
+      <w:r>
+        <w:rPr>
+          <w:rFonts w:cs="Arabic Typesetting"/>
+          <w:b/>
+          <w:bCs/>
+          <w:color w:val="000000" w:themeColor="text1"/>
+        </w:rPr>
+        <w:t>Phase 1:</w:t>
+      </w:r>
+      <w:r>
+        <w:rPr>
+          <w:rFonts w:cs="Arabic Typesetting"/>
+          <w:color w:val="000000" w:themeColor="text1"/>
+        </w:rPr>
+        <w:t xml:space="preserve"> Core System Validation &amp; Hardening - Stabili</w:t>
+      </w:r>
+      <w:r>
+        <w:rPr>
+          <w:rFonts w:cs="Arabic Typesetting"/>
+          <w:color w:val="000000" w:themeColor="text1"/>
+        </w:rPr>
+        <w:t>s</w:t>
+      </w:r>
+      <w:r>
+        <w:rPr>
+          <w:rFonts w:cs="Arabic Typesetting"/>
+          <w:color w:val="000000" w:themeColor="text1"/>
+        </w:rPr>
+        <w:t>e security, trading engine, and APIs.</w:t>
+      </w:r>
+    </w:p>
+    <w:p>
+      <w:pPr>
+        <w:pStyle w:val="ListParagraph"/>
+        <w:numPr>
+          <w:ilvl w:val="0"/>
+          <w:numId w:val="22"/>
+        </w:numPr>
+        <w:spacing w:line="240" w:lineRule="auto"/>
+        <w:rPr>
+          <w:rFonts w:cs="Arabic Typesetting"/>
+          <w:color w:val="000000" w:themeColor="text1"/>
+        </w:rPr>
+      </w:pPr>
+      <w:r>
+        <w:rPr>
+          <w:rFonts w:cs="Arabic Typesetting"/>
+          <w:b/>
+          <w:bCs/>
+          <w:color w:val="000000" w:themeColor="text1"/>
+        </w:rPr>
+        <w:t>Phase 2:</w:t>
+      </w:r>
+      <w:r>
+        <w:rPr>
+          <w:rFonts w:cs="Arabic Typesetting"/>
+          <w:color w:val="000000" w:themeColor="text1"/>
+        </w:rPr>
+        <w:t xml:space="preserve"> Frontend and Broker Integration - Develop UI and integrate Interactive Brokers.</w:t>
+      </w:r>
+    </w:p>
+    <w:p>
+      <w:pPr>
+        <w:pStyle w:val="ListParagraph"/>
+        <w:numPr>
+          <w:ilvl w:val="0"/>
+          <w:numId w:val="22"/>
+        </w:numPr>
+        <w:spacing w:line="240" w:lineRule="auto"/>
+        <w:rPr>
+          <w:rFonts w:cs="Arabic Typesetting"/>
+          <w:color w:val="000000" w:themeColor="text1"/>
+        </w:rPr>
+      </w:pPr>
+      <w:r>
+        <w:rPr>
+          <w:rFonts w:cs="Arabic Typesetting"/>
+          <w:b/>
+          <w:bCs/>
+          <w:color w:val="000000" w:themeColor="text1"/>
+        </w:rPr>
+        <w:t>Phase 3:</w:t>
+      </w:r>
+      <w:r>
+        <w:rPr>
+          <w:rFonts w:cs="Arabic Typesetting"/>
+          <w:color w:val="000000" w:themeColor="text1"/>
+        </w:rPr>
+        <w:t xml:space="preserve"> AI/ML Integration - Implement AI-driven features and advanced analytics.</w:t>
+      </w:r>
+    </w:p>
+    <w:p>
+      <w:pPr>
+        <w:pStyle w:val="ListParagraph"/>
+        <w:numPr>
+          <w:ilvl w:val="0"/>
+          <w:numId w:val="22"/>
+        </w:numPr>
+        <w:spacing w:line="240" w:lineRule="auto"/>
+        <w:rPr>
+          <w:rFonts w:cs="Arabic Typesetting"/>
+          <w:color w:val="000000" w:themeColor="text1"/>
+        </w:rPr>
+      </w:pPr>
+      <w:r>
+        <w:rPr>
+          <w:rFonts w:cs="Arabic Typesetting"/>
+          <w:b/>
+          <w:bCs/>
+          <w:color w:val="000000" w:themeColor="text1"/>
+        </w:rPr>
+        <w:t>Phase 4:</w:t>
+      </w:r>
+      <w:r>
+        <w:rPr>
+          <w:rFonts w:cs="Arabic Typesetting"/>
+          <w:color w:val="000000" w:themeColor="text1"/>
+        </w:rPr>
+        <w:t xml:space="preserve"> Frontend &amp; Live Trading - Enable live trading and real-time UI integration.</w:t>
+      </w:r>
+    </w:p>
+    <w:p>
+      <w:pPr>
+        <w:pStyle w:val="ListParagraph"/>
+        <w:numPr>
+          <w:ilvl w:val="0"/>
+          <w:numId w:val="22"/>
+        </w:numPr>
+        <w:spacing w:line="240" w:lineRule="auto"/>
+        <w:rPr>
+          <w:rFonts w:cs="Arabic Typesetting"/>
+          <w:color w:val="000000" w:themeColor="text1"/>
+        </w:rPr>
+      </w:pPr>
+      <w:r>
+        <w:rPr>
+          <w:rFonts w:cs="Arabic Typesetting"/>
+          <w:b/>
+          <w:bCs/>
+          <w:color w:val="000000" w:themeColor="text1"/>
+        </w:rPr>
+        <w:t>Phase 5:</w:t>
+      </w:r>
+      <w:r>
+        <w:rPr>
+          <w:rFonts w:cs="Arabic Typesetting"/>
+          <w:color w:val="000000" w:themeColor="text1"/>
+        </w:rPr>
+        <w:t xml:space="preserve"> Enterprise Readiness - Add observability, security, and compliance features.</w:t>
+      </w:r>
+    </w:p>
+    <w:p>
+      <w:pPr>
+        <w:pStyle w:val="ListParagraph"/>
+        <w:numPr>
+          <w:ilvl w:val="0"/>
+          <w:numId w:val="22"/>
+        </w:numPr>
+        <w:spacing w:line="240" w:lineRule="auto"/>
+        <w:rPr>
+          <w:rFonts w:cs="Arabic Typesetting"/>
+          <w:color w:val="000000" w:themeColor="text1"/>
+        </w:rPr>
+      </w:pPr>
+      <w:r>
+        <w:rPr>
+          <w:rFonts w:cs="Arabic Typesetting"/>
+          <w:b/>
+          <w:bCs/>
+          <w:color w:val="000000" w:themeColor="text1"/>
+        </w:rPr>
+        <w:t>Phase 6:</w:t>
+      </w:r>
+      <w:r>
+        <w:rPr>
+          <w:rFonts w:cs="Arabic Typesetting"/>
+          <w:color w:val="000000" w:themeColor="text1"/>
+        </w:rPr>
+        <w:t xml:space="preserve"> System Enhancement &amp; Future-Ready Technologies - Introduce advanced capabilities and optimi</w:t>
+      </w:r>
+      <w:r>
+        <w:rPr>
+          <w:rFonts w:cs="Arabic Typesetting"/>
+          <w:color w:val="000000" w:themeColor="text1"/>
+        </w:rPr>
+        <w:t>s</w:t>
+      </w:r>
+      <w:r>
+        <w:rPr>
+          <w:rFonts w:cs="Arabic Typesetting"/>
+          <w:color w:val="000000" w:themeColor="text1"/>
+        </w:rPr>
+        <w:t>e for production.</w:t>
+      </w:r>
+    </w:p>
+    <w:p>
+      <w:pPr>
+        <w:spacing w:line="240" w:lineRule="auto"/>
+        <w:rPr>
+          <w:rFonts w:cs="Arabic Typesetting"/>
+          <w:color w:val="000000" w:themeColor="text1"/>
+        </w:rPr>
+      </w:pPr>
+    </w:p>
+    <w:p>
+      <w:pPr>
+        <w:spacing w:line="240" w:lineRule="auto"/>
+        <w:rPr>
+          <w:rFonts w:cs="Arabic Typesetting"/>
+          <w:b/>
+          <w:bCs/>
+          <w:color w:val="000000" w:themeColor="text1"/>
+        </w:rPr>
+      </w:pPr>
+      <w:r>
+        <w:rPr>
+          <w:rFonts w:cs="Arabic Typesetting"/>
+          <w:b/>
+          <w:bCs/>
+          <w:color w:val="000000" w:themeColor="text1"/>
+        </w:rPr>
+        <w:t xml:space="preserve">General </w:t>
+      </w:r>
+      <w:r>
+        <w:rPr>
+          <w:rFonts w:cs="Arabic Typesetting"/>
+          <w:b/>
+          <w:bCs/>
+          <w:color w:val="000000" w:themeColor="text1"/>
+        </w:rPr>
+        <w:t>Instructions</w:t>
+      </w:r>
+    </w:p>
+    <w:p>
+      <w:pPr>
+        <w:pStyle w:val="ListParagraph"/>
+        <w:numPr>
+          <w:ilvl w:val="0"/>
+          <w:numId w:val="23"/>
+        </w:numPr>
+        <w:spacing w:line="240" w:lineRule="auto"/>
+        <w:rPr>
+          <w:rFonts w:cs="Arabic Typesetting"/>
+          <w:color w:val="000000" w:themeColor="text1"/>
+        </w:rPr>
+      </w:pPr>
+      <w:r>
+        <w:rPr>
+          <w:rFonts w:cs="Arabic Typesetting"/>
+          <w:color w:val="000000" w:themeColor="text1"/>
+        </w:rPr>
+        <w:t>Start with Phase 0 and progress sequentially through Phase 6.</w:t>
+      </w:r>
+    </w:p>
+    <w:p>
+      <w:pPr>
+        <w:pStyle w:val="ListParagraph"/>
+        <w:numPr>
+          <w:ilvl w:val="0"/>
+          <w:numId w:val="23"/>
+        </w:numPr>
+        <w:spacing w:line="240" w:lineRule="auto"/>
+        <w:rPr>
+          <w:rFonts w:cs="Arabic Typesetting"/>
+          <w:color w:val="000000" w:themeColor="text1"/>
+        </w:rPr>
+      </w:pPr>
+      <w:r>
+        <w:rPr>
+          <w:rFonts w:cs="Arabic Typesetting"/>
+          <w:color w:val="000000" w:themeColor="text1"/>
+        </w:rPr>
+        <w:t>Use the existing system as the foundation, enhancing or modifying only where features are missing or misaligned.</w:t>
+      </w:r>
+    </w:p>
+    <w:p>
+      <w:pPr>
+        <w:pStyle w:val="ListParagraph"/>
+        <w:numPr>
+          <w:ilvl w:val="0"/>
+          <w:numId w:val="23"/>
+        </w:numPr>
+        <w:spacing w:line="240" w:lineRule="auto"/>
+        <w:rPr>
+          <w:rFonts w:cs="Arabic Typesetting"/>
+          <w:color w:val="000000" w:themeColor="text1"/>
+        </w:rPr>
+      </w:pPr>
+      <w:r>
+        <w:rPr>
+          <w:rFonts w:cs="Arabic Typesetting"/>
+          <w:color w:val="000000" w:themeColor="text1"/>
+        </w:rPr>
+        <w:t>Ensure all developments align with the microservices, event-driven, and cloud-native architecture.</w:t>
+      </w:r>
+    </w:p>
+    <w:p>
+      <w:pPr>
+        <w:pStyle w:val="ListParagraph"/>
+        <w:numPr>
+          <w:ilvl w:val="0"/>
+          <w:numId w:val="23"/>
+        </w:numPr>
+        <w:spacing w:line="240" w:lineRule="auto"/>
+        <w:rPr>
+          <w:rFonts w:cs="Arabic Typesetting"/>
+          <w:color w:val="000000" w:themeColor="text1"/>
+        </w:rPr>
+      </w:pPr>
+      <w:r>
+        <w:rPr>
+          <w:rFonts w:cs="Arabic Typesetting"/>
+          <w:color w:val="000000" w:themeColor="text1"/>
+        </w:rPr>
+        <w:t>Ensure to use Docker for all dependencies. Do not install any dependencies and libraries globally.</w:t>
+      </w:r>
+    </w:p>
+    <w:p>
+      <w:pPr>
+        <w:pStyle w:val="ListParagraph"/>
+        <w:numPr>
+          <w:ilvl w:val="0"/>
+          <w:numId w:val="23"/>
+        </w:numPr>
+        <w:spacing w:line="240" w:lineRule="auto"/>
+        <w:rPr>
+          <w:rFonts w:cs="Arabic Typesetting"/>
+          <w:b/>
+          <w:bCs/>
+          <w:color w:val="000000" w:themeColor="text1"/>
+        </w:rPr>
+      </w:pPr>
+      <w:r>
+        <w:rPr>
+          <w:rFonts w:cs="Arabic Typesetting"/>
+          <w:b/>
+          <w:bCs/>
+          <w:color w:val="000000" w:themeColor="text1"/>
+        </w:rPr>
+        <w:t>Documentation Context</w:t>
+      </w:r>
+    </w:p>
+    <w:p>
+      <w:pPr>
+        <w:spacing w:line="240" w:lineRule="auto"/>
+        <w:ind w:left="720"/>
+        <w:rPr>
+          <w:rFonts w:cs="Arabic Typesetting"/>
+          <w:color w:val="000000" w:themeColor="text1"/>
+        </w:rPr>
+      </w:pPr>
+      <w:r>
+        <w:rPr>
+          <w:rFonts w:cs="Arabic Typesetting"/>
+          <w:color w:val="000000" w:themeColor="text1"/>
+        </w:rPr>
+        <w:t>All subsequent prompts will provide you with three sets of instructions derived directly from the official project documentation:</w:t>
+      </w:r>
+    </w:p>
+    <w:p>
+      <w:pPr>
+        <w:numPr>
+          <w:ilvl w:val="1"/>
+          <w:numId w:val="30"/>
+        </w:numPr>
+        <w:spacing w:line="240" w:lineRule="auto"/>
+        <w:rPr>
+          <w:rFonts w:cs="Arabic Typesetting"/>
+          <w:color w:val="000000" w:themeColor="text1"/>
+        </w:rPr>
+      </w:pPr>
+      <w:r>
+        <w:rPr>
+          <w:rFonts w:cs="Arabic Typesetting"/>
+          <w:b/>
+          <w:bCs/>
+          <w:color w:val="000000" w:themeColor="text1"/>
+        </w:rPr>
+        <w:t>Requirements:</w:t>
+      </w:r>
+      <w:r>
+        <w:rPr>
+          <w:rFonts w:cs="Arabic Typesetting"/>
+          <w:color w:val="000000" w:themeColor="text1"/>
+        </w:rPr>
+        <w:t xml:space="preserve"> Specify the "what" and "why" for each feature or component.</w:t>
+      </w:r>
+    </w:p>
+    <w:p>
+      <w:pPr>
+        <w:numPr>
+          <w:ilvl w:val="1"/>
+          <w:numId w:val="30"/>
+        </w:numPr>
+        <w:spacing w:line="240" w:lineRule="auto"/>
+        <w:rPr>
+          <w:rFonts w:cs="Arabic Typesetting"/>
+          <w:color w:val="000000" w:themeColor="text1"/>
+        </w:rPr>
+      </w:pPr>
+      <w:r>
+        <w:rPr>
+          <w:rFonts w:cs="Arabic Typesetting"/>
+          <w:b/>
+          <w:bCs/>
+          <w:color w:val="000000" w:themeColor="text1"/>
+        </w:rPr>
+        <w:t>Designs:</w:t>
+      </w:r>
+      <w:r>
+        <w:rPr>
+          <w:rFonts w:cs="Arabic Typesetting"/>
+          <w:color w:val="000000" w:themeColor="text1"/>
+        </w:rPr>
+        <w:t xml:space="preserve"> Detail the architectural "how" for implementation.</w:t>
+      </w:r>
+    </w:p>
+    <w:p>
+      <w:pPr>
+        <w:numPr>
+          <w:ilvl w:val="1"/>
+          <w:numId w:val="30"/>
+        </w:numPr>
+        <w:spacing w:line="240" w:lineRule="auto"/>
+        <w:rPr>
+          <w:rFonts w:cs="Arabic Typesetting"/>
+          <w:color w:val="000000" w:themeColor="text1"/>
+        </w:rPr>
+      </w:pPr>
+      <w:r>
+        <w:rPr>
+          <w:rFonts w:cs="Arabic Typesetting"/>
+          <w:b/>
+          <w:bCs/>
+          <w:color w:val="000000" w:themeColor="text1"/>
+        </w:rPr>
+        <w:t>Tasks:</w:t>
+      </w:r>
+      <w:r>
+        <w:rPr>
+          <w:rFonts w:cs="Arabic Typesetting"/>
+          <w:color w:val="000000" w:themeColor="text1"/>
+        </w:rPr>
+        <w:t xml:space="preserve"> Provide granular, step-by-step checklists for execution.</w:t>
+      </w:r>
+    </w:p>
+    <w:p>
+      <w:pPr>
+        <w:pStyle w:val="ListParagraph"/>
+        <w:numPr>
+          <w:ilvl w:val="0"/>
+          <w:numId w:val="23"/>
+        </w:numPr>
+        <w:spacing w:line="240" w:lineRule="auto"/>
+        <w:rPr>
+          <w:b/>
+          <w:bCs/>
+        </w:rPr>
+      </w:pPr>
+      <w:r>
+        <w:rPr>
+          <w:b/>
+          <w:bCs/>
+        </w:rPr>
+        <w:t>Core Directive: Incremental &amp; Context-Aware Development</w:t>
+      </w:r>
+    </w:p>
+    <w:p>
+      <w:pPr>
+        <w:spacing w:line="240" w:lineRule="auto"/>
+        <w:ind w:left="720"/>
+      </w:pPr>
+      <w:r>
+        <w:t>For every task, you MUST follow this protocol:</w:t>
+      </w:r>
+    </w:p>
+    <w:p>
+      <w:pPr>
+        <w:numPr>
+          <w:ilvl w:val="1"/>
+          <w:numId w:val="30"/>
+        </w:numPr>
+        <w:spacing w:line="240" w:lineRule="auto"/>
+      </w:pPr>
+      <w:r>
+        <w:rPr>
+          <w:b/>
+          <w:bCs/>
+        </w:rPr>
+        <w:t>Analyse:</w:t>
+      </w:r>
+      <w:r>
+        <w:t xml:space="preserve"> Review the existing codebase to understand its current state and implementation details.</w:t>
+      </w:r>
+    </w:p>
+    <w:p>
+      <w:pPr>
+        <w:numPr>
+          <w:ilvl w:val="1"/>
+          <w:numId w:val="30"/>
+        </w:numPr>
+        <w:spacing w:line="240" w:lineRule="auto"/>
+      </w:pPr>
+      <w:r>
+        <w:rPr>
+          <w:b/>
+          <w:bCs/>
+        </w:rPr>
+        <w:t>Compare:</w:t>
+      </w:r>
+      <w:r>
+        <w:t xml:space="preserve"> Assess the current implementation against the requirements, designs, and tasks specified in this prompt and subsequent phase-specific prompts.</w:t>
+      </w:r>
+    </w:p>
+    <w:p>
+      <w:pPr>
+        <w:numPr>
+          <w:ilvl w:val="1"/>
+          <w:numId w:val="30"/>
+        </w:numPr>
+        <w:spacing w:line="240" w:lineRule="auto"/>
+      </w:pPr>
+      <w:r>
+        <w:rPr>
+          <w:b/>
+          <w:bCs/>
+        </w:rPr>
+        <w:t>Execute:</w:t>
+      </w:r>
+    </w:p>
+    <w:p>
+      <w:pPr>
+        <w:numPr>
+          <w:ilvl w:val="1"/>
+          <w:numId w:val="53"/>
+        </w:numPr>
+        <w:spacing w:line="240" w:lineRule="auto"/>
+      </w:pPr>
+      <w:r>
+        <w:t>If the feature is fully implemented and aligned with specifications, report its completion and proceed.</w:t>
+      </w:r>
+    </w:p>
+    <w:p>
+      <w:pPr>
+        <w:numPr>
+          <w:ilvl w:val="1"/>
+          <w:numId w:val="53"/>
+        </w:numPr>
+        <w:spacing w:line="240" w:lineRule="auto"/>
+      </w:pPr>
+      <w:r>
+        <w:t>If the feature is partially implemented or misaligned, modify the existing code to meet the new requirements.</w:t>
+      </w:r>
+    </w:p>
+    <w:p>
+      <w:pPr>
+        <w:numPr>
+          <w:ilvl w:val="1"/>
+          <w:numId w:val="53"/>
+        </w:numPr>
+        <w:spacing w:line="240" w:lineRule="auto"/>
+      </w:pPr>
+      <w:r>
+        <w:t>If the feature is absent, develop it from scratch, adhering to the system's architectural principles.</w:t>
+      </w:r>
+    </w:p>
+    <w:p>
+      <w:pPr>
+        <w:pStyle w:val="ListParagraph"/>
+        <w:numPr>
+          <w:ilvl w:val="0"/>
+          <w:numId w:val="23"/>
+        </w:numPr>
+        <w:spacing w:line="240" w:lineRule="auto"/>
+        <w:rPr>
+          <w:rFonts w:cs="Arabic Typesetting"/>
+          <w:b/>
+          <w:bCs/>
+          <w:color w:val="000000" w:themeColor="text1"/>
+        </w:rPr>
+      </w:pPr>
+      <w:r>
+        <w:rPr>
+          <w:rFonts w:cs="Arabic Typesetting"/>
+          <w:b/>
+          <w:bCs/>
+          <w:color w:val="000000" w:themeColor="text1"/>
+        </w:rPr>
+        <w:t>Dependency Management</w:t>
+      </w:r>
+    </w:p>
+    <w:p>
+      <w:pPr>
+        <w:pStyle w:val="ListParagraph"/>
+        <w:numPr>
+          <w:ilvl w:val="1"/>
+          <w:numId w:val="23"/>
+        </w:numPr>
+        <w:spacing w:line="240" w:lineRule="auto"/>
+        <w:rPr>
+          <w:rFonts w:cs="Arabic Typesetting"/>
+          <w:color w:val="000000" w:themeColor="text1"/>
+        </w:rPr>
+      </w:pPr>
+      <w:r>
+        <w:rPr>
+          <w:rFonts w:cs="Arabic Typesetting"/>
+          <w:color w:val="000000" w:themeColor="text1"/>
+        </w:rPr>
+        <w:t>Dependencies must be containeri</w:t>
+      </w:r>
+      <w:r>
+        <w:rPr>
+          <w:rFonts w:cs="Arabic Typesetting"/>
+          <w:color w:val="000000" w:themeColor="text1"/>
+        </w:rPr>
+        <w:t>s</w:t>
+      </w:r>
+      <w:r>
+        <w:rPr>
+          <w:rFonts w:cs="Arabic Typesetting"/>
+          <w:color w:val="000000" w:themeColor="text1"/>
+        </w:rPr>
+        <w:t>ed; avoid global installations.</w:t>
+      </w:r>
+    </w:p>
+    <w:p>
+      <w:pPr>
+        <w:pStyle w:val="ListParagraph"/>
+        <w:numPr>
+          <w:ilvl w:val="1"/>
+          <w:numId w:val="23"/>
+        </w:numPr>
+        <w:spacing w:line="240" w:lineRule="auto"/>
+        <w:rPr>
+          <w:rFonts w:cs="Arabic Typesetting"/>
+          <w:color w:val="000000" w:themeColor="text1"/>
+        </w:rPr>
+      </w:pPr>
+      <w:r>
+        <w:rPr>
+          <w:rFonts w:cs="Arabic Typesetting"/>
+          <w:color w:val="000000" w:themeColor="text1"/>
+        </w:rPr>
+        <w:t>Each service maintains its own dependency configuration (e.g., `requirements.txt` for Python, `</w:t>
+      </w:r>
+      <w:proofErr w:type="spellStart"/>
+      <w:r>
+        <w:rPr>
+          <w:rFonts w:cs="Arabic Typesetting"/>
+          <w:color w:val="000000" w:themeColor="text1"/>
+        </w:rPr>
+        <w:t>package.json</w:t>
+      </w:r>
+      <w:proofErr w:type="spellEnd"/>
+      <w:r>
+        <w:rPr>
+          <w:rFonts w:cs="Arabic Typesetting"/>
+          <w:color w:val="000000" w:themeColor="text1"/>
+        </w:rPr>
+        <w:t>` for Node.js) and a corresponding `</w:t>
+      </w:r>
+      <w:proofErr w:type="spellStart"/>
+      <w:r>
+        <w:rPr>
+          <w:rFonts w:cs="Arabic Typesetting"/>
+          <w:color w:val="000000" w:themeColor="text1"/>
+        </w:rPr>
+        <w:t>Dockerfile</w:t>
+      </w:r>
+      <w:proofErr w:type="spellEnd"/>
+      <w:r>
+        <w:rPr>
+          <w:rFonts w:cs="Arabic Typesetting"/>
+          <w:color w:val="000000" w:themeColor="text1"/>
+        </w:rPr>
+        <w:t>`.</w:t>
+      </w:r>
+    </w:p>
+    <w:p>
+      <w:pPr>
+        <w:pStyle w:val="ListParagraph"/>
+        <w:numPr>
+          <w:ilvl w:val="0"/>
+          <w:numId w:val="23"/>
+        </w:numPr>
+        <w:spacing w:line="240" w:lineRule="auto"/>
+        <w:rPr>
+          <w:b/>
+          <w:bCs/>
+        </w:rPr>
+      </w:pPr>
+      <w:r>
+        <w:rPr>
+          <w:b/>
+          <w:bCs/>
+        </w:rPr>
+        <w:t>Phase-End Placeholder Review Process</w:t>
+      </w:r>
+    </w:p>
+    <w:p>
+      <w:pPr>
+        <w:spacing w:line="240" w:lineRule="auto"/>
+        <w:ind w:left="720"/>
+      </w:pPr>
+      <w:r>
+        <w:t>Before any development phase can be officially signed off, a mandatory review process must be conducted to address all placeholders created during that phase. This process ensures that technical debt is managed intentionally and not by accident.</w:t>
+      </w:r>
+    </w:p>
+    <w:p>
+      <w:pPr>
+        <w:spacing w:line="240" w:lineRule="auto"/>
+        <w:ind w:left="720"/>
+      </w:pPr>
+      <w:r>
+        <w:rPr>
+          <w:b/>
+          <w:bCs/>
+        </w:rPr>
+        <w:t>1. Automated Codebase Scan:</w:t>
+      </w:r>
+      <w:r>
+        <w:t xml:space="preserve"> A dedicated step in the CI/CD pipeline will be configured to scan the entire codebase for the // @PLACEHOLDER: tag. If any instances of the tag are found, the pre-deployment build will fail automatically. This serves as a hard gate, preventing placeholders from accidentally slipping into the next phase or production.</w:t>
+      </w:r>
+    </w:p>
+    <w:p>
+      <w:pPr>
+        <w:spacing w:line="240" w:lineRule="auto"/>
+        <w:ind w:left="720"/>
+      </w:pPr>
+      <w:r>
+        <w:rPr>
+          <w:b/>
+          <w:bCs/>
+        </w:rPr>
+        <w:t>2. Manual Backlog Review:</w:t>
+      </w:r>
+      <w:r>
+        <w:t xml:space="preserve"> The development lead must conduct a formal review of all tickets in the "Placeholder Review" backlog of the issue tracking system. For each ticket, one of the following actions must be taken:</w:t>
+      </w:r>
+    </w:p>
+    <w:p>
+      <w:pPr>
+        <w:pStyle w:val="ListParagraph"/>
+        <w:numPr>
+          <w:ilvl w:val="1"/>
+          <w:numId w:val="23"/>
+        </w:numPr>
+        <w:spacing w:line="240" w:lineRule="auto"/>
+      </w:pPr>
+      <w:r>
+        <w:rPr>
+          <w:b/>
+          <w:bCs/>
+        </w:rPr>
+        <w:t>Resolve:</w:t>
+      </w:r>
+      <w:r>
+        <w:t xml:space="preserve"> The placeholder is prioritised, and the required work is completed. The code is updated, the tag is removed, and the ticket is closed .</w:t>
+      </w:r>
+    </w:p>
+    <w:p>
+      <w:pPr>
+        <w:pStyle w:val="ListParagraph"/>
+        <w:numPr>
+          <w:ilvl w:val="1"/>
+          <w:numId w:val="23"/>
+        </w:numPr>
+        <w:spacing w:line="240" w:lineRule="auto"/>
+      </w:pPr>
+      <w:r>
+        <w:rPr>
+          <w:b/>
+          <w:bCs/>
+        </w:rPr>
+        <w:t>Defer:</w:t>
+      </w:r>
+      <w:r>
+        <w:t xml:space="preserve"> In rare cases, if a placeholder is deemed non-critical for the next phase's objectives, the ticket can be formally deferred. This requires explicit approval from project leadership, and the ticket must be moved to the backlog of a specific future phase .</w:t>
+      </w:r>
+    </w:p>
+    <w:p>
+      <w:pPr>
+        <w:spacing w:line="240" w:lineRule="auto"/>
+        <w:ind w:left="720"/>
+      </w:pPr>
+      <w:r>
+        <w:t>A phase is only considered complete when the automated scan passes and the placeholder backlog for that phase is empty (all tickets are either resolved or formally deferred).</w:t>
+      </w:r>
+    </w:p>
+    <w:p>
+      <w:pPr>
+        <w:numPr>
+          <w:ilvl w:val="0"/>
+          <w:numId w:val="23"/>
+        </w:numPr>
+        <w:spacing w:line="240" w:lineRule="auto"/>
+      </w:pPr>
+      <w:r>
+        <w:rPr>
+          <w:b/>
+          <w:bCs/>
+        </w:rPr>
+        <w:t>Acknowledge:</w:t>
+      </w:r>
+      <w:r>
+        <w:t xml:space="preserve"> Confirm that you have understood this directive and are ready to begin development.</w:t>
+      </w:r>
+    </w:p>
+    <w:p>
+      <w:pPr>
+        <w:spacing w:line="240" w:lineRule="auto"/>
+      </w:pPr>
+    </w:p>
+    <w:p>
+      <w:pPr>
+        <w:spacing w:line="240" w:lineRule="auto"/>
+        <w:rPr>
+          <w:rFonts w:cs="Arabic Typesetting"/>
+          <w:b/>
+          <w:bCs/>
+          <w:color w:val="000000" w:themeColor="text1"/>
+          <w:u w:val="single"/>
+        </w:rPr>
+      </w:pPr>
+      <w:r>
+        <w:rPr>
+          <w:rFonts w:cs="Arabic Typesetting"/>
+          <w:b/>
+          <w:bCs/>
+          <w:color w:val="000000" w:themeColor="text1"/>
+          <w:u w:val="single"/>
+        </w:rPr>
+        <w:t>Prioritisation Matrix</w:t>
       </w:r>
     </w:p>
     <w:tbl>
@@ -33867,1622 +35597,2367 @@
     <w:p>
       <w:pPr>
         <w:spacing w:line="240" w:lineRule="auto"/>
-        <w:rPr>
-          <w:rFonts w:cs="Arabic Typesetting"/>
-          <w:color w:val="000000" w:themeColor="text1"/>
-        </w:rPr>
-      </w:pPr>
-    </w:p>
-    <w:p>
-      <w:pPr>
-        <w:spacing w:line="240" w:lineRule="auto"/>
-        <w:rPr>
-          <w:b/>
-          <w:bCs/>
+      </w:pPr>
+    </w:p>
+    <w:p>
+      <w:pPr>
+        <w:spacing w:line="240" w:lineRule="auto"/>
+        <w:rPr>
+          <w:rFonts w:cs="Arabic Typesetting"/>
+          <w:b/>
+          <w:bCs/>
+          <w:color w:val="000000" w:themeColor="text1"/>
           <w:u w:val="single"/>
         </w:rPr>
       </w:pPr>
       <w:r>
         <w:rPr>
-          <w:b/>
-          <w:bCs/>
+          <w:rFonts w:cs="Arabic Typesetting"/>
+          <w:b/>
+          <w:bCs/>
+          <w:color w:val="000000" w:themeColor="text1"/>
           <w:u w:val="single"/>
         </w:rPr>
-        <w:t xml:space="preserve">Detailed </w:t>
-      </w:r>
-      <w:r>
-        <w:rPr>
-          <w:b/>
-          <w:bCs/>
-          <w:u w:val="single"/>
-        </w:rPr>
-        <w:t xml:space="preserve">Six </w:t>
-      </w:r>
-      <w:r>
-        <w:rPr>
-          <w:b/>
-          <w:bCs/>
-          <w:u w:val="single"/>
-        </w:rPr>
-        <w:t>Phase</w:t>
-      </w:r>
-      <w:r>
-        <w:rPr>
-          <w:b/>
-          <w:bCs/>
-          <w:u w:val="single"/>
-        </w:rPr>
-        <w:t xml:space="preserve"> Prompt and</w:t>
-      </w:r>
-      <w:r>
-        <w:rPr>
-          <w:b/>
-          <w:bCs/>
-          <w:u w:val="single"/>
-        </w:rPr>
-        <w:t xml:space="preserve"> Integration Plan</w:t>
-      </w:r>
-    </w:p>
-    <w:p>
-      <w:pPr>
-        <w:spacing w:line="240" w:lineRule="auto"/>
-      </w:pPr>
-      <w:r>
-        <w:t>This plan outlines the objectives and key outcomes for each of the six primary development phases, building upon the foundational work established in Phase 0 (Dependency Management). This integration plan outlines a structured, phased approach to developing a robust, enterprise-grade Algorithmic Trading System (ATS). It leverages the existing infrastructure (Docker, Kubernetes, monitoring stack) and partially implemented components (</w:t>
-      </w:r>
-      <w:proofErr w:type="spellStart"/>
-      <w:r>
-        <w:t>NautilusTrader</w:t>
-      </w:r>
-      <w:proofErr w:type="spellEnd"/>
-      <w:r>
-        <w:t xml:space="preserve">, AI assistant, security) while addressing gaps and introducing advanced features. Each phase includes detailed objectives, durations, tasks, integration focus, and deliverables to ensure clarity and completeness. Each phase concludes with a mandatory </w:t>
-      </w:r>
-      <w:r>
-        <w:rPr>
-          <w:b/>
-          <w:bCs/>
-        </w:rPr>
-        <w:t>Phase-End Placeholder Review</w:t>
-      </w:r>
-      <w:r>
-        <w:t xml:space="preserve"> to ensure all temporary implementations are formally addressed before proceeding, guaranteeing the integrity and completeness of the build.</w:t>
-      </w:r>
-    </w:p>
-    <w:p>
-      <w:pPr>
-        <w:spacing w:line="240" w:lineRule="auto"/>
-      </w:pPr>
-    </w:p>
-    <w:p>
-      <w:pPr>
-        <w:spacing w:line="240" w:lineRule="auto"/>
-        <w:rPr>
-          <w:rFonts w:cs="Arabic Typesetting"/>
-          <w:b/>
-          <w:bCs/>
-          <w:color w:val="000000" w:themeColor="text1"/>
-        </w:rPr>
-      </w:pPr>
-      <w:r>
-        <w:rPr>
-          <w:rFonts w:cs="Arabic Typesetting"/>
-          <w:b/>
-          <w:bCs/>
-          <w:color w:val="000000" w:themeColor="text1"/>
-        </w:rPr>
-        <w:t>Six-Phase Integration Plan</w:t>
-      </w:r>
-    </w:p>
-    <w:p>
-      <w:pPr>
-        <w:pStyle w:val="ListParagraph"/>
+        <w:t>Reference Documents for Nautilus Trader Development</w:t>
+      </w:r>
+    </w:p>
+    <w:p>
+      <w:pPr>
+        <w:spacing w:line="240" w:lineRule="auto"/>
+        <w:rPr>
+          <w:rFonts w:cs="Arabic Typesetting"/>
+          <w:color w:val="000000" w:themeColor="text1"/>
+        </w:rPr>
+      </w:pPr>
+      <w:r>
+        <w:rPr>
+          <w:rFonts w:cs="Arabic Typesetting"/>
+          <w:color w:val="000000" w:themeColor="text1"/>
+        </w:rPr>
+        <w:t>To ensure comprehensive guidance for each phase of the Nautilus Trader algorithmic trading system development, the Agent should refer to the following documents, located in the specified paths, for detailed requirements, designs, tasks, and other critical specifications:</w:t>
+      </w:r>
+    </w:p>
+    <w:p>
+      <w:pPr>
         <w:numPr>
           <w:ilvl w:val="0"/>
-          <w:numId w:val="22"/>
-        </w:numPr>
-        <w:spacing w:line="240" w:lineRule="auto"/>
-        <w:rPr>
-          <w:rFonts w:cs="Arabic Typesetting"/>
-          <w:color w:val="000000" w:themeColor="text1"/>
-        </w:rPr>
-      </w:pPr>
-      <w:r>
-        <w:rPr>
-          <w:rFonts w:cs="Arabic Typesetting"/>
-          <w:b/>
-          <w:bCs/>
-          <w:color w:val="000000" w:themeColor="text1"/>
-        </w:rPr>
-        <w:t>Phase 0:</w:t>
-      </w:r>
-      <w:r>
-        <w:rPr>
-          <w:rFonts w:cs="Arabic Typesetting"/>
-          <w:color w:val="000000" w:themeColor="text1"/>
-        </w:rPr>
-        <w:t xml:space="preserve"> Dependency Management Setup - Establish management for </w:t>
-      </w:r>
-      <w:r>
-        <w:rPr>
-          <w:rFonts w:cs="Arabic Typesetting"/>
-          <w:color w:val="000000" w:themeColor="text1"/>
-        </w:rPr>
-        <w:t>6</w:t>
-      </w:r>
-      <w:r>
-        <w:rPr>
-          <w:rFonts w:cs="Arabic Typesetting"/>
-          <w:color w:val="000000" w:themeColor="text1"/>
-        </w:rPr>
-        <w:t>0+ components with automated monitoring and testing.</w:t>
-      </w:r>
-    </w:p>
-    <w:p>
-      <w:pPr>
-        <w:pStyle w:val="ListParagraph"/>
+          <w:numId w:val="68"/>
+        </w:numPr>
+        <w:spacing w:line="240" w:lineRule="auto"/>
+        <w:rPr>
+          <w:rFonts w:cs="Arabic Typesetting"/>
+          <w:color w:val="000000" w:themeColor="text1"/>
+        </w:rPr>
+      </w:pPr>
+      <w:r>
+        <w:rPr>
+          <w:rFonts w:cs="Arabic Typesetting"/>
+          <w:b/>
+          <w:bCs/>
+          <w:color w:val="000000" w:themeColor="text1"/>
+        </w:rPr>
+        <w:t>System Requirements</w:t>
+      </w:r>
+      <w:r>
+        <w:rPr>
+          <w:rFonts w:cs="Arabic Typesetting"/>
+          <w:color w:val="000000" w:themeColor="text1"/>
+        </w:rPr>
+        <w:t xml:space="preserve">: </w:t>
+      </w:r>
+    </w:p>
+    <w:p>
+      <w:pPr>
+        <w:numPr>
+          <w:ilvl w:val="1"/>
+          <w:numId w:val="68"/>
+        </w:numPr>
+        <w:spacing w:line="240" w:lineRule="auto"/>
+        <w:rPr>
+          <w:rFonts w:cs="Arabic Typesetting"/>
+          <w:color w:val="000000" w:themeColor="text1"/>
+        </w:rPr>
+      </w:pPr>
+      <w:r>
+        <w:rPr>
+          <w:rFonts w:cs="Arabic Typesetting"/>
+          <w:b/>
+          <w:bCs/>
+          <w:color w:val="000000" w:themeColor="text1"/>
+        </w:rPr>
+        <w:t>Document</w:t>
+      </w:r>
+      <w:r>
+        <w:rPr>
+          <w:rFonts w:cs="Arabic Typesetting"/>
+          <w:color w:val="000000" w:themeColor="text1"/>
+        </w:rPr>
+        <w:t>: Comprehensive System Requirements</w:t>
+      </w:r>
+    </w:p>
+    <w:p>
+      <w:pPr>
+        <w:numPr>
+          <w:ilvl w:val="1"/>
+          <w:numId w:val="68"/>
+        </w:numPr>
+        <w:spacing w:line="240" w:lineRule="auto"/>
+        <w:rPr>
+          <w:rFonts w:cs="Arabic Typesetting"/>
+          <w:color w:val="000000" w:themeColor="text1"/>
+        </w:rPr>
+      </w:pPr>
+      <w:r>
+        <w:rPr>
+          <w:rFonts w:cs="Arabic Typesetting"/>
+          <w:b/>
+          <w:bCs/>
+          <w:color w:val="000000" w:themeColor="text1"/>
+        </w:rPr>
+        <w:t>Location</w:t>
+      </w:r>
+      <w:r>
+        <w:rPr>
+          <w:rFonts w:cs="Arabic Typesetting"/>
+          <w:color w:val="000000" w:themeColor="text1"/>
+        </w:rPr>
+        <w:t>: /docs/complete_requirements.md</w:t>
+      </w:r>
+    </w:p>
+    <w:p>
+      <w:pPr>
+        <w:numPr>
+          <w:ilvl w:val="1"/>
+          <w:numId w:val="68"/>
+        </w:numPr>
+        <w:spacing w:line="240" w:lineRule="auto"/>
+        <w:rPr>
+          <w:rFonts w:cs="Arabic Typesetting"/>
+          <w:color w:val="000000" w:themeColor="text1"/>
+        </w:rPr>
+      </w:pPr>
+      <w:r>
+        <w:rPr>
+          <w:rFonts w:cs="Arabic Typesetting"/>
+          <w:b/>
+          <w:bCs/>
+          <w:color w:val="000000" w:themeColor="text1"/>
+        </w:rPr>
+        <w:t>Description</w:t>
+      </w:r>
+      <w:r>
+        <w:rPr>
+          <w:rFonts w:cs="Arabic Typesetting"/>
+          <w:color w:val="000000" w:themeColor="text1"/>
+        </w:rPr>
+        <w:t>: Contains consolidated requirements across Phases 0-6, including user stories and acceptance criteria for all system functionalities.</w:t>
+      </w:r>
+    </w:p>
+    <w:p>
+      <w:pPr>
         <w:numPr>
           <w:ilvl w:val="0"/>
-          <w:numId w:val="22"/>
-        </w:numPr>
-        <w:spacing w:line="240" w:lineRule="auto"/>
-        <w:rPr>
-          <w:rFonts w:cs="Arabic Typesetting"/>
-          <w:color w:val="000000" w:themeColor="text1"/>
-        </w:rPr>
-      </w:pPr>
-      <w:r>
-        <w:rPr>
-          <w:rFonts w:cs="Arabic Typesetting"/>
-          <w:b/>
-          <w:bCs/>
-          <w:color w:val="000000" w:themeColor="text1"/>
-        </w:rPr>
-        <w:t>Phase 1:</w:t>
-      </w:r>
-      <w:r>
-        <w:rPr>
-          <w:rFonts w:cs="Arabic Typesetting"/>
-          <w:color w:val="000000" w:themeColor="text1"/>
-        </w:rPr>
-        <w:t xml:space="preserve"> Core System Validation &amp; Hardening - Stabili</w:t>
-      </w:r>
-      <w:r>
-        <w:rPr>
-          <w:rFonts w:cs="Arabic Typesetting"/>
-          <w:color w:val="000000" w:themeColor="text1"/>
-        </w:rPr>
-        <w:t>s</w:t>
-      </w:r>
-      <w:r>
-        <w:rPr>
-          <w:rFonts w:cs="Arabic Typesetting"/>
-          <w:color w:val="000000" w:themeColor="text1"/>
-        </w:rPr>
-        <w:t>e security, trading engine, and APIs.</w:t>
-      </w:r>
-    </w:p>
-    <w:p>
-      <w:pPr>
-        <w:pStyle w:val="ListParagraph"/>
+          <w:numId w:val="68"/>
+        </w:numPr>
+        <w:spacing w:line="240" w:lineRule="auto"/>
+        <w:rPr>
+          <w:rFonts w:cs="Arabic Typesetting"/>
+          <w:color w:val="000000" w:themeColor="text1"/>
+        </w:rPr>
+      </w:pPr>
+      <w:r>
+        <w:rPr>
+          <w:rFonts w:cs="Arabic Typesetting"/>
+          <w:b/>
+          <w:bCs/>
+          <w:color w:val="000000" w:themeColor="text1"/>
+        </w:rPr>
+        <w:t>System Designs</w:t>
+      </w:r>
+      <w:r>
+        <w:rPr>
+          <w:rFonts w:cs="Arabic Typesetting"/>
+          <w:color w:val="000000" w:themeColor="text1"/>
+        </w:rPr>
+        <w:t xml:space="preserve">: </w:t>
+      </w:r>
+    </w:p>
+    <w:p>
+      <w:pPr>
+        <w:numPr>
+          <w:ilvl w:val="1"/>
+          <w:numId w:val="68"/>
+        </w:numPr>
+        <w:spacing w:line="240" w:lineRule="auto"/>
+        <w:rPr>
+          <w:rFonts w:cs="Arabic Typesetting"/>
+          <w:color w:val="000000" w:themeColor="text1"/>
+        </w:rPr>
+      </w:pPr>
+      <w:r>
+        <w:rPr>
+          <w:rFonts w:cs="Arabic Typesetting"/>
+          <w:b/>
+          <w:bCs/>
+          <w:color w:val="000000" w:themeColor="text1"/>
+        </w:rPr>
+        <w:t>Document</w:t>
+      </w:r>
+      <w:r>
+        <w:rPr>
+          <w:rFonts w:cs="Arabic Typesetting"/>
+          <w:color w:val="000000" w:themeColor="text1"/>
+        </w:rPr>
+        <w:t>: Comprehensive System Designs</w:t>
+      </w:r>
+    </w:p>
+    <w:p>
+      <w:pPr>
+        <w:numPr>
+          <w:ilvl w:val="1"/>
+          <w:numId w:val="68"/>
+        </w:numPr>
+        <w:spacing w:line="240" w:lineRule="auto"/>
+        <w:rPr>
+          <w:rFonts w:cs="Arabic Typesetting"/>
+          <w:color w:val="000000" w:themeColor="text1"/>
+        </w:rPr>
+      </w:pPr>
+      <w:r>
+        <w:rPr>
+          <w:rFonts w:cs="Arabic Typesetting"/>
+          <w:b/>
+          <w:bCs/>
+          <w:color w:val="000000" w:themeColor="text1"/>
+        </w:rPr>
+        <w:t>Location</w:t>
+      </w:r>
+      <w:r>
+        <w:rPr>
+          <w:rFonts w:cs="Arabic Typesetting"/>
+          <w:color w:val="000000" w:themeColor="text1"/>
+        </w:rPr>
+        <w:t>: /docs/complete_designs.md</w:t>
+      </w:r>
+    </w:p>
+    <w:p>
+      <w:pPr>
+        <w:numPr>
+          <w:ilvl w:val="1"/>
+          <w:numId w:val="68"/>
+        </w:numPr>
+        <w:spacing w:line="240" w:lineRule="auto"/>
+        <w:rPr>
+          <w:rFonts w:cs="Arabic Typesetting"/>
+          <w:color w:val="000000" w:themeColor="text1"/>
+        </w:rPr>
+      </w:pPr>
+      <w:r>
+        <w:rPr>
+          <w:rFonts w:cs="Arabic Typesetting"/>
+          <w:b/>
+          <w:bCs/>
+          <w:color w:val="000000" w:themeColor="text1"/>
+        </w:rPr>
+        <w:t>Description</w:t>
+      </w:r>
+      <w:r>
+        <w:rPr>
+          <w:rFonts w:cs="Arabic Typesetting"/>
+          <w:color w:val="000000" w:themeColor="text1"/>
+        </w:rPr>
+        <w:t>: Provides detailed designs with high-level architectures, component breakdowns, and Mermaid diagrams for each phase.</w:t>
+      </w:r>
+    </w:p>
+    <w:p>
+      <w:pPr>
         <w:numPr>
           <w:ilvl w:val="0"/>
-          <w:numId w:val="22"/>
-        </w:numPr>
-        <w:spacing w:line="240" w:lineRule="auto"/>
-        <w:rPr>
-          <w:rFonts w:cs="Arabic Typesetting"/>
-          <w:color w:val="000000" w:themeColor="text1"/>
-        </w:rPr>
-      </w:pPr>
-      <w:r>
-        <w:rPr>
-          <w:rFonts w:cs="Arabic Typesetting"/>
-          <w:b/>
-          <w:bCs/>
-          <w:color w:val="000000" w:themeColor="text1"/>
-        </w:rPr>
-        <w:t>Phase 2:</w:t>
-      </w:r>
-      <w:r>
-        <w:rPr>
-          <w:rFonts w:cs="Arabic Typesetting"/>
-          <w:color w:val="000000" w:themeColor="text1"/>
-        </w:rPr>
-        <w:t xml:space="preserve"> Frontend and Broker Integration - Develop UI and integrate Interactive Brokers.</w:t>
-      </w:r>
-    </w:p>
-    <w:p>
-      <w:pPr>
-        <w:pStyle w:val="ListParagraph"/>
+          <w:numId w:val="68"/>
+        </w:numPr>
+        <w:spacing w:line="240" w:lineRule="auto"/>
+        <w:rPr>
+          <w:rFonts w:cs="Arabic Typesetting"/>
+          <w:color w:val="000000" w:themeColor="text1"/>
+        </w:rPr>
+      </w:pPr>
+      <w:r>
+        <w:rPr>
+          <w:rFonts w:cs="Arabic Typesetting"/>
+          <w:b/>
+          <w:bCs/>
+          <w:color w:val="000000" w:themeColor="text1"/>
+        </w:rPr>
+        <w:t>System Tasks and Sub-Tasks</w:t>
+      </w:r>
+      <w:r>
+        <w:rPr>
+          <w:rFonts w:cs="Arabic Typesetting"/>
+          <w:color w:val="000000" w:themeColor="text1"/>
+        </w:rPr>
+        <w:t xml:space="preserve">: </w:t>
+      </w:r>
+    </w:p>
+    <w:p>
+      <w:pPr>
+        <w:numPr>
+          <w:ilvl w:val="1"/>
+          <w:numId w:val="68"/>
+        </w:numPr>
+        <w:spacing w:line="240" w:lineRule="auto"/>
+        <w:rPr>
+          <w:rFonts w:cs="Arabic Typesetting"/>
+          <w:color w:val="000000" w:themeColor="text1"/>
+        </w:rPr>
+      </w:pPr>
+      <w:r>
+        <w:rPr>
+          <w:rFonts w:cs="Arabic Typesetting"/>
+          <w:b/>
+          <w:bCs/>
+          <w:color w:val="000000" w:themeColor="text1"/>
+        </w:rPr>
+        <w:t>Document</w:t>
+      </w:r>
+      <w:r>
+        <w:rPr>
+          <w:rFonts w:cs="Arabic Typesetting"/>
+          <w:color w:val="000000" w:themeColor="text1"/>
+        </w:rPr>
+        <w:t>: Comprehensive System Tasks</w:t>
+      </w:r>
+    </w:p>
+    <w:p>
+      <w:pPr>
+        <w:numPr>
+          <w:ilvl w:val="1"/>
+          <w:numId w:val="68"/>
+        </w:numPr>
+        <w:spacing w:line="240" w:lineRule="auto"/>
+        <w:rPr>
+          <w:rFonts w:cs="Arabic Typesetting"/>
+          <w:color w:val="000000" w:themeColor="text1"/>
+        </w:rPr>
+      </w:pPr>
+      <w:r>
+        <w:rPr>
+          <w:rFonts w:cs="Arabic Typesetting"/>
+          <w:b/>
+          <w:bCs/>
+          <w:color w:val="000000" w:themeColor="text1"/>
+        </w:rPr>
+        <w:t>Location</w:t>
+      </w:r>
+      <w:r>
+        <w:rPr>
+          <w:rFonts w:cs="Arabic Typesetting"/>
+          <w:color w:val="000000" w:themeColor="text1"/>
+        </w:rPr>
+        <w:t>: /docs/complete_tasks.md</w:t>
+      </w:r>
+    </w:p>
+    <w:p>
+      <w:pPr>
+        <w:numPr>
+          <w:ilvl w:val="1"/>
+          <w:numId w:val="68"/>
+        </w:numPr>
+        <w:spacing w:line="240" w:lineRule="auto"/>
+        <w:rPr>
+          <w:rFonts w:cs="Arabic Typesetting"/>
+          <w:color w:val="000000" w:themeColor="text1"/>
+        </w:rPr>
+      </w:pPr>
+      <w:r>
+        <w:rPr>
+          <w:rFonts w:cs="Arabic Typesetting"/>
+          <w:b/>
+          <w:bCs/>
+          <w:color w:val="000000" w:themeColor="text1"/>
+        </w:rPr>
+        <w:t>Description</w:t>
+      </w:r>
+      <w:r>
+        <w:rPr>
+          <w:rFonts w:cs="Arabic Typesetting"/>
+          <w:color w:val="000000" w:themeColor="text1"/>
+        </w:rPr>
+        <w:t>: Lists over 450 detailed tasks and sub-tasks across all phases, serving as a roadmap for implementation.</w:t>
+      </w:r>
+    </w:p>
+    <w:p>
+      <w:pPr>
         <w:numPr>
           <w:ilvl w:val="0"/>
-          <w:numId w:val="22"/>
-        </w:numPr>
-        <w:spacing w:line="240" w:lineRule="auto"/>
-        <w:rPr>
-          <w:rFonts w:cs="Arabic Typesetting"/>
-          <w:color w:val="000000" w:themeColor="text1"/>
-        </w:rPr>
-      </w:pPr>
-      <w:r>
-        <w:rPr>
-          <w:rFonts w:cs="Arabic Typesetting"/>
-          <w:b/>
-          <w:bCs/>
-          <w:color w:val="000000" w:themeColor="text1"/>
-        </w:rPr>
-        <w:t>Phase 3:</w:t>
-      </w:r>
-      <w:r>
-        <w:rPr>
-          <w:rFonts w:cs="Arabic Typesetting"/>
-          <w:color w:val="000000" w:themeColor="text1"/>
-        </w:rPr>
-        <w:t xml:space="preserve"> AI/ML Integration - Implement AI-driven features and advanced analytics.</w:t>
-      </w:r>
-    </w:p>
-    <w:p>
-      <w:pPr>
-        <w:pStyle w:val="ListParagraph"/>
+          <w:numId w:val="68"/>
+        </w:numPr>
+        <w:spacing w:line="240" w:lineRule="auto"/>
+        <w:rPr>
+          <w:rFonts w:cs="Arabic Typesetting"/>
+          <w:color w:val="000000" w:themeColor="text1"/>
+        </w:rPr>
+      </w:pPr>
+      <w:r>
+        <w:rPr>
+          <w:rFonts w:cs="Arabic Typesetting"/>
+          <w:b/>
+          <w:bCs/>
+          <w:color w:val="000000" w:themeColor="text1"/>
+        </w:rPr>
+        <w:t>System Architecture</w:t>
+      </w:r>
+      <w:r>
+        <w:rPr>
+          <w:rFonts w:cs="Arabic Typesetting"/>
+          <w:color w:val="000000" w:themeColor="text1"/>
+        </w:rPr>
+        <w:t xml:space="preserve">: </w:t>
+      </w:r>
+    </w:p>
+    <w:p>
+      <w:pPr>
+        <w:numPr>
+          <w:ilvl w:val="1"/>
+          <w:numId w:val="68"/>
+        </w:numPr>
+        <w:spacing w:line="240" w:lineRule="auto"/>
+        <w:rPr>
+          <w:rFonts w:cs="Arabic Typesetting"/>
+          <w:color w:val="000000" w:themeColor="text1"/>
+        </w:rPr>
+      </w:pPr>
+      <w:r>
+        <w:rPr>
+          <w:rFonts w:cs="Arabic Typesetting"/>
+          <w:b/>
+          <w:bCs/>
+          <w:color w:val="000000" w:themeColor="text1"/>
+        </w:rPr>
+        <w:t>Document</w:t>
+      </w:r>
+      <w:r>
+        <w:rPr>
+          <w:rFonts w:cs="Arabic Typesetting"/>
+          <w:color w:val="000000" w:themeColor="text1"/>
+        </w:rPr>
+        <w:t>: Comprehensive System Architecture</w:t>
+      </w:r>
+    </w:p>
+    <w:p>
+      <w:pPr>
+        <w:numPr>
+          <w:ilvl w:val="1"/>
+          <w:numId w:val="68"/>
+        </w:numPr>
+        <w:spacing w:line="240" w:lineRule="auto"/>
+        <w:rPr>
+          <w:rFonts w:cs="Arabic Typesetting"/>
+          <w:color w:val="000000" w:themeColor="text1"/>
+        </w:rPr>
+      </w:pPr>
+      <w:r>
+        <w:rPr>
+          <w:rFonts w:cs="Arabic Typesetting"/>
+          <w:b/>
+          <w:bCs/>
+          <w:color w:val="000000" w:themeColor="text1"/>
+        </w:rPr>
+        <w:t>Location</w:t>
+      </w:r>
+      <w:r>
+        <w:rPr>
+          <w:rFonts w:cs="Arabic Typesetting"/>
+          <w:color w:val="000000" w:themeColor="text1"/>
+        </w:rPr>
+        <w:t>: /docs/comprehensive_system_architecture.md</w:t>
+      </w:r>
+    </w:p>
+    <w:p>
+      <w:pPr>
+        <w:numPr>
+          <w:ilvl w:val="1"/>
+          <w:numId w:val="68"/>
+        </w:numPr>
+        <w:spacing w:line="240" w:lineRule="auto"/>
+        <w:rPr>
+          <w:rFonts w:cs="Arabic Typesetting"/>
+          <w:color w:val="000000" w:themeColor="text1"/>
+        </w:rPr>
+      </w:pPr>
+      <w:r>
+        <w:rPr>
+          <w:rFonts w:cs="Arabic Typesetting"/>
+          <w:b/>
+          <w:bCs/>
+          <w:color w:val="000000" w:themeColor="text1"/>
+        </w:rPr>
+        <w:t>Description</w:t>
+      </w:r>
+      <w:r>
+        <w:rPr>
+          <w:rFonts w:cs="Arabic Typesetting"/>
+          <w:color w:val="000000" w:themeColor="text1"/>
+        </w:rPr>
+        <w:t>: Details the system’s architecture, including overview, principles, components, data flows, technology stack, deployment, security, performance, integrations, and more.</w:t>
+      </w:r>
+    </w:p>
+    <w:p>
+      <w:pPr>
         <w:numPr>
           <w:ilvl w:val="0"/>
-          <w:numId w:val="22"/>
-        </w:numPr>
-        <w:spacing w:line="240" w:lineRule="auto"/>
-        <w:rPr>
-          <w:rFonts w:cs="Arabic Typesetting"/>
-          <w:color w:val="000000" w:themeColor="text1"/>
-        </w:rPr>
-      </w:pPr>
-      <w:r>
-        <w:rPr>
-          <w:rFonts w:cs="Arabic Typesetting"/>
-          <w:b/>
-          <w:bCs/>
-          <w:color w:val="000000" w:themeColor="text1"/>
-        </w:rPr>
-        <w:t>Phase 4:</w:t>
-      </w:r>
-      <w:r>
-        <w:rPr>
-          <w:rFonts w:cs="Arabic Typesetting"/>
-          <w:color w:val="000000" w:themeColor="text1"/>
-        </w:rPr>
-        <w:t xml:space="preserve"> Frontend &amp; Live Trading - Enable live trading and real-time UI integration.</w:t>
-      </w:r>
-    </w:p>
-    <w:p>
-      <w:pPr>
-        <w:pStyle w:val="ListParagraph"/>
+          <w:numId w:val="68"/>
+        </w:numPr>
+        <w:spacing w:line="240" w:lineRule="auto"/>
+        <w:rPr>
+          <w:rFonts w:cs="Arabic Typesetting"/>
+          <w:color w:val="000000" w:themeColor="text1"/>
+        </w:rPr>
+      </w:pPr>
+      <w:r>
+        <w:rPr>
+          <w:rFonts w:cs="Arabic Typesetting"/>
+          <w:b/>
+          <w:bCs/>
+          <w:color w:val="000000" w:themeColor="text1"/>
+        </w:rPr>
+        <w:t>Features, Phases, and Integration Strategy</w:t>
+      </w:r>
+      <w:r>
+        <w:rPr>
+          <w:rFonts w:cs="Arabic Typesetting"/>
+          <w:color w:val="000000" w:themeColor="text1"/>
+        </w:rPr>
+        <w:t xml:space="preserve">: </w:t>
+      </w:r>
+    </w:p>
+    <w:p>
+      <w:pPr>
+        <w:numPr>
+          <w:ilvl w:val="1"/>
+          <w:numId w:val="68"/>
+        </w:numPr>
+        <w:spacing w:line="240" w:lineRule="auto"/>
+        <w:rPr>
+          <w:rFonts w:cs="Arabic Typesetting"/>
+          <w:color w:val="000000" w:themeColor="text1"/>
+        </w:rPr>
+      </w:pPr>
+      <w:r>
+        <w:rPr>
+          <w:rFonts w:cs="Arabic Typesetting"/>
+          <w:b/>
+          <w:bCs/>
+          <w:color w:val="000000" w:themeColor="text1"/>
+        </w:rPr>
+        <w:t>Document</w:t>
+      </w:r>
+      <w:r>
+        <w:rPr>
+          <w:rFonts w:cs="Arabic Typesetting"/>
+          <w:color w:val="000000" w:themeColor="text1"/>
+        </w:rPr>
+        <w:t>: Features, Phases &amp; Integration Strategy - Algorithmic Trading System</w:t>
+      </w:r>
+    </w:p>
+    <w:p>
+      <w:pPr>
+        <w:numPr>
+          <w:ilvl w:val="1"/>
+          <w:numId w:val="68"/>
+        </w:numPr>
+        <w:spacing w:line="240" w:lineRule="auto"/>
+        <w:rPr>
+          <w:rFonts w:cs="Arabic Typesetting"/>
+          <w:color w:val="000000" w:themeColor="text1"/>
+        </w:rPr>
+      </w:pPr>
+      <w:r>
+        <w:rPr>
+          <w:rFonts w:cs="Arabic Typesetting"/>
+          <w:b/>
+          <w:bCs/>
+          <w:color w:val="000000" w:themeColor="text1"/>
+        </w:rPr>
+        <w:t>Location</w:t>
+      </w:r>
+      <w:r>
+        <w:rPr>
+          <w:rFonts w:cs="Arabic Typesetting"/>
+          <w:color w:val="000000" w:themeColor="text1"/>
+        </w:rPr>
+        <w:t>: /docs/01. Features, Phases &amp; Integration Strategy - Algorithmic Trading System.md</w:t>
+      </w:r>
+    </w:p>
+    <w:p>
+      <w:pPr>
+        <w:numPr>
+          <w:ilvl w:val="1"/>
+          <w:numId w:val="68"/>
+        </w:numPr>
+        <w:spacing w:line="240" w:lineRule="auto"/>
+        <w:rPr>
+          <w:rFonts w:cs="Arabic Typesetting"/>
+          <w:color w:val="000000" w:themeColor="text1"/>
+        </w:rPr>
+      </w:pPr>
+      <w:r>
+        <w:rPr>
+          <w:rFonts w:cs="Arabic Typesetting"/>
+          <w:b/>
+          <w:bCs/>
+          <w:color w:val="000000" w:themeColor="text1"/>
+        </w:rPr>
+        <w:t>Description</w:t>
+      </w:r>
+      <w:r>
+        <w:rPr>
+          <w:rFonts w:cs="Arabic Typesetting"/>
+          <w:color w:val="000000" w:themeColor="text1"/>
+        </w:rPr>
+        <w:t>: Outlines all features, phased development approach, and integration strategies for the Nautilus Trader platform.</w:t>
+      </w:r>
+    </w:p>
+    <w:p>
+      <w:pPr>
         <w:numPr>
           <w:ilvl w:val="0"/>
-          <w:numId w:val="22"/>
-        </w:numPr>
-        <w:spacing w:line="240" w:lineRule="auto"/>
-        <w:rPr>
-          <w:rFonts w:cs="Arabic Typesetting"/>
-          <w:color w:val="000000" w:themeColor="text1"/>
-        </w:rPr>
-      </w:pPr>
-      <w:r>
-        <w:rPr>
-          <w:rFonts w:cs="Arabic Typesetting"/>
-          <w:b/>
-          <w:bCs/>
-          <w:color w:val="000000" w:themeColor="text1"/>
-        </w:rPr>
-        <w:t>Phase 5:</w:t>
-      </w:r>
-      <w:r>
-        <w:rPr>
-          <w:rFonts w:cs="Arabic Typesetting"/>
-          <w:color w:val="000000" w:themeColor="text1"/>
-        </w:rPr>
-        <w:t xml:space="preserve"> Enterprise Readiness - Add observability, security, and compliance features.</w:t>
-      </w:r>
-    </w:p>
-    <w:p>
-      <w:pPr>
-        <w:pStyle w:val="ListParagraph"/>
+          <w:numId w:val="68"/>
+        </w:numPr>
+        <w:spacing w:line="240" w:lineRule="auto"/>
+        <w:rPr>
+          <w:rFonts w:cs="Arabic Typesetting"/>
+          <w:color w:val="000000" w:themeColor="text1"/>
+        </w:rPr>
+      </w:pPr>
+      <w:r>
+        <w:rPr>
+          <w:rFonts w:cs="Arabic Typesetting"/>
+          <w:b/>
+          <w:bCs/>
+          <w:color w:val="000000" w:themeColor="text1"/>
+        </w:rPr>
+        <w:t>Business Requirements</w:t>
+      </w:r>
+      <w:r>
+        <w:rPr>
+          <w:rFonts w:cs="Arabic Typesetting"/>
+          <w:color w:val="000000" w:themeColor="text1"/>
+        </w:rPr>
+        <w:t xml:space="preserve">: </w:t>
+      </w:r>
+    </w:p>
+    <w:p>
+      <w:pPr>
+        <w:numPr>
+          <w:ilvl w:val="1"/>
+          <w:numId w:val="68"/>
+        </w:numPr>
+        <w:spacing w:line="240" w:lineRule="auto"/>
+        <w:rPr>
+          <w:rFonts w:cs="Arabic Typesetting"/>
+          <w:color w:val="000000" w:themeColor="text1"/>
+        </w:rPr>
+      </w:pPr>
+      <w:r>
+        <w:rPr>
+          <w:rFonts w:cs="Arabic Typesetting"/>
+          <w:b/>
+          <w:bCs/>
+          <w:color w:val="000000" w:themeColor="text1"/>
+        </w:rPr>
+        <w:t>Document</w:t>
+      </w:r>
+      <w:r>
+        <w:rPr>
+          <w:rFonts w:cs="Arabic Typesetting"/>
+          <w:color w:val="000000" w:themeColor="text1"/>
+        </w:rPr>
+        <w:t>: Business Requirements Document (BRD) - Algorithmic Trading System</w:t>
+      </w:r>
+    </w:p>
+    <w:p>
+      <w:pPr>
+        <w:numPr>
+          <w:ilvl w:val="1"/>
+          <w:numId w:val="68"/>
+        </w:numPr>
+        <w:spacing w:line="240" w:lineRule="auto"/>
+        <w:rPr>
+          <w:rFonts w:cs="Arabic Typesetting"/>
+          <w:color w:val="000000" w:themeColor="text1"/>
+        </w:rPr>
+      </w:pPr>
+      <w:r>
+        <w:rPr>
+          <w:rFonts w:cs="Arabic Typesetting"/>
+          <w:b/>
+          <w:bCs/>
+          <w:color w:val="000000" w:themeColor="text1"/>
+        </w:rPr>
+        <w:t>Location</w:t>
+      </w:r>
+      <w:r>
+        <w:rPr>
+          <w:rFonts w:cs="Arabic Typesetting"/>
+          <w:color w:val="000000" w:themeColor="text1"/>
+        </w:rPr>
+        <w:t>: /docs/02. Business Requirements Document (BRD) - Algorithmic Trading System.md</w:t>
+      </w:r>
+    </w:p>
+    <w:p>
+      <w:pPr>
+        <w:numPr>
+          <w:ilvl w:val="1"/>
+          <w:numId w:val="68"/>
+        </w:numPr>
+        <w:spacing w:line="240" w:lineRule="auto"/>
+        <w:rPr>
+          <w:rFonts w:cs="Arabic Typesetting"/>
+          <w:color w:val="000000" w:themeColor="text1"/>
+        </w:rPr>
+      </w:pPr>
+      <w:r>
+        <w:rPr>
+          <w:rFonts w:cs="Arabic Typesetting"/>
+          <w:b/>
+          <w:bCs/>
+          <w:color w:val="000000" w:themeColor="text1"/>
+        </w:rPr>
+        <w:t>Description</w:t>
+      </w:r>
+      <w:r>
+        <w:rPr>
+          <w:rFonts w:cs="Arabic Typesetting"/>
+          <w:color w:val="000000" w:themeColor="text1"/>
+        </w:rPr>
+        <w:t>: Defines the business objectives, stakeholder needs, and high-level requirements driving the platform’s development.</w:t>
+      </w:r>
+    </w:p>
+    <w:p>
+      <w:pPr>
         <w:numPr>
           <w:ilvl w:val="0"/>
-          <w:numId w:val="22"/>
-        </w:numPr>
-        <w:spacing w:line="240" w:lineRule="auto"/>
-        <w:rPr>
-          <w:rFonts w:cs="Arabic Typesetting"/>
-          <w:color w:val="000000" w:themeColor="text1"/>
-        </w:rPr>
-      </w:pPr>
-      <w:r>
-        <w:rPr>
-          <w:rFonts w:cs="Arabic Typesetting"/>
-          <w:b/>
-          <w:bCs/>
-          <w:color w:val="000000" w:themeColor="text1"/>
-        </w:rPr>
-        <w:t>Phase 6:</w:t>
-      </w:r>
-      <w:r>
-        <w:rPr>
-          <w:rFonts w:cs="Arabic Typesetting"/>
-          <w:color w:val="000000" w:themeColor="text1"/>
-        </w:rPr>
-        <w:t xml:space="preserve"> System Enhancement &amp; Future-Ready Technologies - Introduce advanced capabilities and optimi</w:t>
-      </w:r>
-      <w:r>
-        <w:rPr>
-          <w:rFonts w:cs="Arabic Typesetting"/>
-          <w:color w:val="000000" w:themeColor="text1"/>
-        </w:rPr>
-        <w:t>s</w:t>
-      </w:r>
-      <w:r>
-        <w:rPr>
-          <w:rFonts w:cs="Arabic Typesetting"/>
-          <w:color w:val="000000" w:themeColor="text1"/>
-        </w:rPr>
-        <w:t>e for production.</w:t>
-      </w:r>
-    </w:p>
-    <w:p>
-      <w:pPr>
-        <w:spacing w:line="240" w:lineRule="auto"/>
-        <w:rPr>
-          <w:rFonts w:cs="Arabic Typesetting"/>
-          <w:color w:val="000000" w:themeColor="text1"/>
-        </w:rPr>
-      </w:pPr>
-    </w:p>
-    <w:p>
-      <w:pPr>
-        <w:spacing w:line="240" w:lineRule="auto"/>
-        <w:rPr>
-          <w:rFonts w:cs="Arabic Typesetting"/>
-          <w:b/>
-          <w:bCs/>
-          <w:color w:val="000000" w:themeColor="text1"/>
-        </w:rPr>
-      </w:pPr>
-      <w:r>
-        <w:rPr>
-          <w:rFonts w:cs="Arabic Typesetting"/>
-          <w:b/>
-          <w:bCs/>
-          <w:color w:val="000000" w:themeColor="text1"/>
-        </w:rPr>
-        <w:t xml:space="preserve">General </w:t>
-      </w:r>
-      <w:r>
-        <w:rPr>
-          <w:rFonts w:cs="Arabic Typesetting"/>
-          <w:b/>
-          <w:bCs/>
-          <w:color w:val="000000" w:themeColor="text1"/>
-        </w:rPr>
-        <w:t>Instructions</w:t>
-      </w:r>
-    </w:p>
-    <w:p>
-      <w:pPr>
-        <w:pStyle w:val="ListParagraph"/>
+          <w:numId w:val="68"/>
+        </w:numPr>
+        <w:spacing w:line="240" w:lineRule="auto"/>
+        <w:rPr>
+          <w:rFonts w:cs="Arabic Typesetting"/>
+          <w:color w:val="000000" w:themeColor="text1"/>
+        </w:rPr>
+      </w:pPr>
+      <w:r>
+        <w:rPr>
+          <w:rFonts w:cs="Arabic Typesetting"/>
+          <w:b/>
+          <w:bCs/>
+          <w:color w:val="000000" w:themeColor="text1"/>
+        </w:rPr>
+        <w:t>Functional Requirements</w:t>
+      </w:r>
+      <w:r>
+        <w:rPr>
+          <w:rFonts w:cs="Arabic Typesetting"/>
+          <w:color w:val="000000" w:themeColor="text1"/>
+        </w:rPr>
+        <w:t xml:space="preserve">: </w:t>
+      </w:r>
+    </w:p>
+    <w:p>
+      <w:pPr>
+        <w:numPr>
+          <w:ilvl w:val="1"/>
+          <w:numId w:val="68"/>
+        </w:numPr>
+        <w:spacing w:line="240" w:lineRule="auto"/>
+        <w:rPr>
+          <w:rFonts w:cs="Arabic Typesetting"/>
+          <w:color w:val="000000" w:themeColor="text1"/>
+        </w:rPr>
+      </w:pPr>
+      <w:r>
+        <w:rPr>
+          <w:rFonts w:cs="Arabic Typesetting"/>
+          <w:b/>
+          <w:bCs/>
+          <w:color w:val="000000" w:themeColor="text1"/>
+        </w:rPr>
+        <w:t>Document</w:t>
+      </w:r>
+      <w:r>
+        <w:rPr>
+          <w:rFonts w:cs="Arabic Typesetting"/>
+          <w:color w:val="000000" w:themeColor="text1"/>
+        </w:rPr>
+        <w:t>: Functional Requirements Document (FRD) - Algorithmic Trading System</w:t>
+      </w:r>
+    </w:p>
+    <w:p>
+      <w:pPr>
+        <w:numPr>
+          <w:ilvl w:val="1"/>
+          <w:numId w:val="68"/>
+        </w:numPr>
+        <w:spacing w:line="240" w:lineRule="auto"/>
+        <w:rPr>
+          <w:rFonts w:cs="Arabic Typesetting"/>
+          <w:color w:val="000000" w:themeColor="text1"/>
+        </w:rPr>
+      </w:pPr>
+      <w:r>
+        <w:rPr>
+          <w:rFonts w:cs="Arabic Typesetting"/>
+          <w:b/>
+          <w:bCs/>
+          <w:color w:val="000000" w:themeColor="text1"/>
+        </w:rPr>
+        <w:t>Location</w:t>
+      </w:r>
+      <w:r>
+        <w:rPr>
+          <w:rFonts w:cs="Arabic Typesetting"/>
+          <w:color w:val="000000" w:themeColor="text1"/>
+        </w:rPr>
+        <w:t>: /docs/03. Functional Requirements Document (FRD) - Algorithmic Trading System.md</w:t>
+      </w:r>
+    </w:p>
+    <w:p>
+      <w:pPr>
+        <w:numPr>
+          <w:ilvl w:val="1"/>
+          <w:numId w:val="68"/>
+        </w:numPr>
+        <w:spacing w:line="240" w:lineRule="auto"/>
+        <w:rPr>
+          <w:rFonts w:cs="Arabic Typesetting"/>
+          <w:color w:val="000000" w:themeColor="text1"/>
+        </w:rPr>
+      </w:pPr>
+      <w:r>
+        <w:rPr>
+          <w:rFonts w:cs="Arabic Typesetting"/>
+          <w:b/>
+          <w:bCs/>
+          <w:color w:val="000000" w:themeColor="text1"/>
+        </w:rPr>
+        <w:t>Description</w:t>
+      </w:r>
+      <w:r>
+        <w:rPr>
+          <w:rFonts w:cs="Arabic Typesetting"/>
+          <w:color w:val="000000" w:themeColor="text1"/>
+        </w:rPr>
+        <w:t xml:space="preserve">: Specifies functional requirements, including user interactions, system </w:t>
+      </w:r>
+      <w:proofErr w:type="spellStart"/>
+      <w:r>
+        <w:rPr>
+          <w:rFonts w:cs="Arabic Typesetting"/>
+          <w:color w:val="000000" w:themeColor="text1"/>
+        </w:rPr>
+        <w:t>behaviors</w:t>
+      </w:r>
+      <w:proofErr w:type="spellEnd"/>
+      <w:r>
+        <w:rPr>
+          <w:rFonts w:cs="Arabic Typesetting"/>
+          <w:color w:val="000000" w:themeColor="text1"/>
+        </w:rPr>
+        <w:t>, and operational workflows.</w:t>
+      </w:r>
+    </w:p>
+    <w:p>
+      <w:pPr>
+        <w:numPr>
+          <w:ilvl w:val="0"/>
+          <w:numId w:val="68"/>
+        </w:numPr>
+        <w:spacing w:line="240" w:lineRule="auto"/>
+        <w:rPr>
+          <w:rFonts w:cs="Arabic Typesetting"/>
+          <w:color w:val="000000" w:themeColor="text1"/>
+        </w:rPr>
+      </w:pPr>
+      <w:r>
+        <w:rPr>
+          <w:rFonts w:cs="Arabic Typesetting"/>
+          <w:b/>
+          <w:bCs/>
+          <w:color w:val="000000" w:themeColor="text1"/>
+        </w:rPr>
+        <w:t>Product Requirements</w:t>
+      </w:r>
+      <w:r>
+        <w:rPr>
+          <w:rFonts w:cs="Arabic Typesetting"/>
+          <w:color w:val="000000" w:themeColor="text1"/>
+        </w:rPr>
+        <w:t xml:space="preserve">: </w:t>
+      </w:r>
+    </w:p>
+    <w:p>
+      <w:pPr>
+        <w:numPr>
+          <w:ilvl w:val="1"/>
+          <w:numId w:val="68"/>
+        </w:numPr>
+        <w:spacing w:line="240" w:lineRule="auto"/>
+        <w:rPr>
+          <w:rFonts w:cs="Arabic Typesetting"/>
+          <w:color w:val="000000" w:themeColor="text1"/>
+        </w:rPr>
+      </w:pPr>
+      <w:r>
+        <w:rPr>
+          <w:rFonts w:cs="Arabic Typesetting"/>
+          <w:b/>
+          <w:bCs/>
+          <w:color w:val="000000" w:themeColor="text1"/>
+        </w:rPr>
+        <w:t>Document</w:t>
+      </w:r>
+      <w:r>
+        <w:rPr>
+          <w:rFonts w:cs="Arabic Typesetting"/>
+          <w:color w:val="000000" w:themeColor="text1"/>
+        </w:rPr>
+        <w:t>: Product Requirements Document (PRD) - Algorithmic Trading System</w:t>
+      </w:r>
+    </w:p>
+    <w:p>
+      <w:pPr>
+        <w:numPr>
+          <w:ilvl w:val="1"/>
+          <w:numId w:val="68"/>
+        </w:numPr>
+        <w:spacing w:line="240" w:lineRule="auto"/>
+        <w:rPr>
+          <w:rFonts w:cs="Arabic Typesetting"/>
+          <w:color w:val="000000" w:themeColor="text1"/>
+        </w:rPr>
+      </w:pPr>
+      <w:r>
+        <w:rPr>
+          <w:rFonts w:cs="Arabic Typesetting"/>
+          <w:b/>
+          <w:bCs/>
+          <w:color w:val="000000" w:themeColor="text1"/>
+        </w:rPr>
+        <w:t>Location</w:t>
+      </w:r>
+      <w:r>
+        <w:rPr>
+          <w:rFonts w:cs="Arabic Typesetting"/>
+          <w:color w:val="000000" w:themeColor="text1"/>
+        </w:rPr>
+        <w:t>: /docs/04. Product Requirements Document (PRD) - Algorithmic Trading System.md</w:t>
+      </w:r>
+    </w:p>
+    <w:p>
+      <w:pPr>
+        <w:numPr>
+          <w:ilvl w:val="1"/>
+          <w:numId w:val="68"/>
+        </w:numPr>
+        <w:spacing w:line="240" w:lineRule="auto"/>
+        <w:rPr>
+          <w:rFonts w:cs="Arabic Typesetting"/>
+          <w:color w:val="000000" w:themeColor="text1"/>
+        </w:rPr>
+      </w:pPr>
+      <w:r>
+        <w:rPr>
+          <w:rFonts w:cs="Arabic Typesetting"/>
+          <w:b/>
+          <w:bCs/>
+          <w:color w:val="000000" w:themeColor="text1"/>
+        </w:rPr>
+        <w:t>Description</w:t>
+      </w:r>
+      <w:r>
+        <w:rPr>
+          <w:rFonts w:cs="Arabic Typesetting"/>
+          <w:color w:val="000000" w:themeColor="text1"/>
+        </w:rPr>
+        <w:t>: Details product-specific requirements, focusing on features, user experience, and market fit.</w:t>
+      </w:r>
+    </w:p>
+    <w:p>
+      <w:pPr>
+        <w:numPr>
+          <w:ilvl w:val="0"/>
+          <w:numId w:val="68"/>
+        </w:numPr>
+        <w:spacing w:line="240" w:lineRule="auto"/>
+        <w:rPr>
+          <w:rFonts w:cs="Arabic Typesetting"/>
+          <w:color w:val="000000" w:themeColor="text1"/>
+        </w:rPr>
+      </w:pPr>
+      <w:r>
+        <w:rPr>
+          <w:rFonts w:cs="Arabic Typesetting"/>
+          <w:b/>
+          <w:bCs/>
+          <w:color w:val="000000" w:themeColor="text1"/>
+        </w:rPr>
+        <w:t>Functional Specification</w:t>
+      </w:r>
+      <w:r>
+        <w:rPr>
+          <w:rFonts w:cs="Arabic Typesetting"/>
+          <w:color w:val="000000" w:themeColor="text1"/>
+        </w:rPr>
+        <w:t xml:space="preserve">: </w:t>
+      </w:r>
+    </w:p>
+    <w:p>
+      <w:pPr>
+        <w:numPr>
+          <w:ilvl w:val="1"/>
+          <w:numId w:val="68"/>
+        </w:numPr>
+        <w:spacing w:line="240" w:lineRule="auto"/>
+        <w:rPr>
+          <w:rFonts w:cs="Arabic Typesetting"/>
+          <w:color w:val="000000" w:themeColor="text1"/>
+        </w:rPr>
+      </w:pPr>
+      <w:r>
+        <w:rPr>
+          <w:rFonts w:cs="Arabic Typesetting"/>
+          <w:b/>
+          <w:bCs/>
+          <w:color w:val="000000" w:themeColor="text1"/>
+        </w:rPr>
+        <w:t>Document</w:t>
+      </w:r>
+      <w:r>
+        <w:rPr>
+          <w:rFonts w:cs="Arabic Typesetting"/>
+          <w:color w:val="000000" w:themeColor="text1"/>
+        </w:rPr>
+        <w:t>: Functional Specification Document (FSD) - Algorithmic Trading System</w:t>
+      </w:r>
+    </w:p>
+    <w:p>
+      <w:pPr>
+        <w:numPr>
+          <w:ilvl w:val="1"/>
+          <w:numId w:val="68"/>
+        </w:numPr>
+        <w:spacing w:line="240" w:lineRule="auto"/>
+        <w:rPr>
+          <w:rFonts w:cs="Arabic Typesetting"/>
+          <w:color w:val="000000" w:themeColor="text1"/>
+        </w:rPr>
+      </w:pPr>
+      <w:r>
+        <w:rPr>
+          <w:rFonts w:cs="Arabic Typesetting"/>
+          <w:b/>
+          <w:bCs/>
+          <w:color w:val="000000" w:themeColor="text1"/>
+        </w:rPr>
+        <w:t>Location</w:t>
+      </w:r>
+      <w:r>
+        <w:rPr>
+          <w:rFonts w:cs="Arabic Typesetting"/>
+          <w:color w:val="000000" w:themeColor="text1"/>
+        </w:rPr>
+        <w:t>: /docs/05. Functional Specification Document (FSD) - Algorithmic Trading System.md</w:t>
+      </w:r>
+    </w:p>
+    <w:p>
+      <w:pPr>
+        <w:numPr>
+          <w:ilvl w:val="1"/>
+          <w:numId w:val="68"/>
+        </w:numPr>
+        <w:spacing w:line="240" w:lineRule="auto"/>
+        <w:rPr>
+          <w:rFonts w:cs="Arabic Typesetting"/>
+          <w:color w:val="000000" w:themeColor="text1"/>
+        </w:rPr>
+      </w:pPr>
+      <w:r>
+        <w:rPr>
+          <w:rFonts w:cs="Arabic Typesetting"/>
+          <w:b/>
+          <w:bCs/>
+          <w:color w:val="000000" w:themeColor="text1"/>
+        </w:rPr>
+        <w:t>Description</w:t>
+      </w:r>
+      <w:r>
+        <w:rPr>
+          <w:rFonts w:cs="Arabic Typesetting"/>
+          <w:color w:val="000000" w:themeColor="text1"/>
+        </w:rPr>
+        <w:t>: Provides detailed functional specifications, including system inputs, outputs, and processing logic.</w:t>
+      </w:r>
+    </w:p>
+    <w:p>
+      <w:pPr>
+        <w:numPr>
+          <w:ilvl w:val="0"/>
+          <w:numId w:val="68"/>
+        </w:numPr>
+        <w:spacing w:line="240" w:lineRule="auto"/>
+        <w:rPr>
+          <w:rFonts w:cs="Arabic Typesetting"/>
+          <w:color w:val="000000" w:themeColor="text1"/>
+        </w:rPr>
+      </w:pPr>
+      <w:r>
+        <w:rPr>
+          <w:rFonts w:cs="Arabic Typesetting"/>
+          <w:b/>
+          <w:bCs/>
+          <w:color w:val="000000" w:themeColor="text1"/>
+        </w:rPr>
+        <w:t>Technical Specification</w:t>
+      </w:r>
+      <w:r>
+        <w:rPr>
+          <w:rFonts w:cs="Arabic Typesetting"/>
+          <w:color w:val="000000" w:themeColor="text1"/>
+        </w:rPr>
+        <w:t xml:space="preserve">: </w:t>
+      </w:r>
+    </w:p>
+    <w:p>
+      <w:pPr>
+        <w:numPr>
+          <w:ilvl w:val="1"/>
+          <w:numId w:val="68"/>
+        </w:numPr>
+        <w:spacing w:line="240" w:lineRule="auto"/>
+        <w:rPr>
+          <w:rFonts w:cs="Arabic Typesetting"/>
+          <w:color w:val="000000" w:themeColor="text1"/>
+        </w:rPr>
+      </w:pPr>
+      <w:r>
+        <w:rPr>
+          <w:rFonts w:cs="Arabic Typesetting"/>
+          <w:b/>
+          <w:bCs/>
+          <w:color w:val="000000" w:themeColor="text1"/>
+        </w:rPr>
+        <w:t>Document</w:t>
+      </w:r>
+      <w:r>
+        <w:rPr>
+          <w:rFonts w:cs="Arabic Typesetting"/>
+          <w:color w:val="000000" w:themeColor="text1"/>
+        </w:rPr>
+        <w:t>: Technical Specification Document (TSD) - Algorithmic Trading System</w:t>
+      </w:r>
+    </w:p>
+    <w:p>
+      <w:pPr>
+        <w:numPr>
+          <w:ilvl w:val="1"/>
+          <w:numId w:val="68"/>
+        </w:numPr>
+        <w:spacing w:line="240" w:lineRule="auto"/>
+        <w:rPr>
+          <w:rFonts w:cs="Arabic Typesetting"/>
+          <w:color w:val="000000" w:themeColor="text1"/>
+        </w:rPr>
+      </w:pPr>
+      <w:r>
+        <w:rPr>
+          <w:rFonts w:cs="Arabic Typesetting"/>
+          <w:b/>
+          <w:bCs/>
+          <w:color w:val="000000" w:themeColor="text1"/>
+        </w:rPr>
+        <w:t>Location</w:t>
+      </w:r>
+      <w:r>
+        <w:rPr>
+          <w:rFonts w:cs="Arabic Typesetting"/>
+          <w:color w:val="000000" w:themeColor="text1"/>
+        </w:rPr>
+        <w:t>: /docs/06. Technical Specification Document (TSD) - Algorithmic Trading System.md</w:t>
+      </w:r>
+    </w:p>
+    <w:p>
+      <w:pPr>
+        <w:numPr>
+          <w:ilvl w:val="1"/>
+          <w:numId w:val="68"/>
+        </w:numPr>
+        <w:spacing w:line="240" w:lineRule="auto"/>
+        <w:rPr>
+          <w:rFonts w:cs="Arabic Typesetting"/>
+          <w:color w:val="000000" w:themeColor="text1"/>
+        </w:rPr>
+      </w:pPr>
+      <w:r>
+        <w:rPr>
+          <w:rFonts w:cs="Arabic Typesetting"/>
+          <w:b/>
+          <w:bCs/>
+          <w:color w:val="000000" w:themeColor="text1"/>
+        </w:rPr>
+        <w:t>Description</w:t>
+      </w:r>
+      <w:r>
+        <w:rPr>
+          <w:rFonts w:cs="Arabic Typesetting"/>
+          <w:color w:val="000000" w:themeColor="text1"/>
+        </w:rPr>
+        <w:t>: Outlines technical specifications, including technology stack, APIs, and integration details.</w:t>
+      </w:r>
+    </w:p>
+    <w:p>
+      <w:pPr>
+        <w:numPr>
+          <w:ilvl w:val="0"/>
+          <w:numId w:val="68"/>
+        </w:numPr>
+        <w:spacing w:line="240" w:lineRule="auto"/>
+        <w:rPr>
+          <w:rFonts w:cs="Arabic Typesetting"/>
+          <w:color w:val="000000" w:themeColor="text1"/>
+        </w:rPr>
+      </w:pPr>
+      <w:r>
+        <w:rPr>
+          <w:rFonts w:cs="Arabic Typesetting"/>
+          <w:b/>
+          <w:bCs/>
+          <w:color w:val="000000" w:themeColor="text1"/>
+        </w:rPr>
+        <w:t>System Design</w:t>
+      </w:r>
+      <w:r>
+        <w:rPr>
+          <w:rFonts w:cs="Arabic Typesetting"/>
+          <w:color w:val="000000" w:themeColor="text1"/>
+        </w:rPr>
+        <w:t xml:space="preserve">: </w:t>
+      </w:r>
+    </w:p>
+    <w:p>
+      <w:pPr>
+        <w:numPr>
+          <w:ilvl w:val="1"/>
+          <w:numId w:val="68"/>
+        </w:numPr>
+        <w:spacing w:line="240" w:lineRule="auto"/>
+        <w:rPr>
+          <w:rFonts w:cs="Arabic Typesetting"/>
+          <w:color w:val="000000" w:themeColor="text1"/>
+        </w:rPr>
+      </w:pPr>
+      <w:r>
+        <w:rPr>
+          <w:rFonts w:cs="Arabic Typesetting"/>
+          <w:b/>
+          <w:bCs/>
+          <w:color w:val="000000" w:themeColor="text1"/>
+        </w:rPr>
+        <w:t>Document</w:t>
+      </w:r>
+      <w:r>
+        <w:rPr>
+          <w:rFonts w:cs="Arabic Typesetting"/>
+          <w:color w:val="000000" w:themeColor="text1"/>
+        </w:rPr>
+        <w:t>: System Design Document (SDD) - Algorithmic Trading System</w:t>
+      </w:r>
+    </w:p>
+    <w:p>
+      <w:pPr>
+        <w:numPr>
+          <w:ilvl w:val="1"/>
+          <w:numId w:val="68"/>
+        </w:numPr>
+        <w:spacing w:line="240" w:lineRule="auto"/>
+        <w:rPr>
+          <w:rFonts w:cs="Arabic Typesetting"/>
+          <w:color w:val="000000" w:themeColor="text1"/>
+        </w:rPr>
+      </w:pPr>
+      <w:r>
+        <w:rPr>
+          <w:rFonts w:cs="Arabic Typesetting"/>
+          <w:b/>
+          <w:bCs/>
+          <w:color w:val="000000" w:themeColor="text1"/>
+        </w:rPr>
+        <w:t>Location</w:t>
+      </w:r>
+      <w:r>
+        <w:rPr>
+          <w:rFonts w:cs="Arabic Typesetting"/>
+          <w:color w:val="000000" w:themeColor="text1"/>
+        </w:rPr>
+        <w:t>: /docs/07. System Design Document (SDD) - Algorithmic Trading System.md</w:t>
+      </w:r>
+    </w:p>
+    <w:p>
+      <w:pPr>
+        <w:numPr>
+          <w:ilvl w:val="1"/>
+          <w:numId w:val="68"/>
+        </w:numPr>
+        <w:spacing w:line="240" w:lineRule="auto"/>
+        <w:rPr>
+          <w:rFonts w:cs="Arabic Typesetting"/>
+          <w:color w:val="000000" w:themeColor="text1"/>
+        </w:rPr>
+      </w:pPr>
+      <w:r>
+        <w:rPr>
+          <w:rFonts w:cs="Arabic Typesetting"/>
+          <w:b/>
+          <w:bCs/>
+          <w:color w:val="000000" w:themeColor="text1"/>
+        </w:rPr>
+        <w:t>Description</w:t>
+      </w:r>
+      <w:r>
+        <w:rPr>
+          <w:rFonts w:cs="Arabic Typesetting"/>
+          <w:color w:val="000000" w:themeColor="text1"/>
+        </w:rPr>
+        <w:t>: Describes the system’s design, including architecture patterns, component interactions, and deployment strategies.</w:t>
+      </w:r>
+    </w:p>
+    <w:p>
+      <w:pPr>
+        <w:numPr>
+          <w:ilvl w:val="0"/>
+          <w:numId w:val="68"/>
+        </w:numPr>
+        <w:spacing w:line="240" w:lineRule="auto"/>
+        <w:rPr>
+          <w:rFonts w:cs="Arabic Typesetting"/>
+          <w:color w:val="000000" w:themeColor="text1"/>
+        </w:rPr>
+      </w:pPr>
+      <w:r>
+        <w:rPr>
+          <w:rFonts w:cs="Arabic Typesetting"/>
+          <w:b/>
+          <w:bCs/>
+          <w:color w:val="000000" w:themeColor="text1"/>
+        </w:rPr>
+        <w:t>Software Requirements Specification</w:t>
+      </w:r>
+      <w:r>
+        <w:rPr>
+          <w:rFonts w:cs="Arabic Typesetting"/>
+          <w:color w:val="000000" w:themeColor="text1"/>
+        </w:rPr>
+        <w:t xml:space="preserve">: </w:t>
+      </w:r>
+    </w:p>
+    <w:p>
+      <w:pPr>
+        <w:numPr>
+          <w:ilvl w:val="1"/>
+          <w:numId w:val="68"/>
+        </w:numPr>
+        <w:spacing w:line="240" w:lineRule="auto"/>
+        <w:rPr>
+          <w:rFonts w:cs="Arabic Typesetting"/>
+          <w:color w:val="000000" w:themeColor="text1"/>
+        </w:rPr>
+      </w:pPr>
+      <w:r>
+        <w:rPr>
+          <w:rFonts w:cs="Arabic Typesetting"/>
+          <w:b/>
+          <w:bCs/>
+          <w:color w:val="000000" w:themeColor="text1"/>
+        </w:rPr>
+        <w:t>Document</w:t>
+      </w:r>
+      <w:r>
+        <w:rPr>
+          <w:rFonts w:cs="Arabic Typesetting"/>
+          <w:color w:val="000000" w:themeColor="text1"/>
+        </w:rPr>
+        <w:t>: Software Requirements Specification (SRS) - Algorithmic Trading System</w:t>
+      </w:r>
+    </w:p>
+    <w:p>
+      <w:pPr>
+        <w:numPr>
+          <w:ilvl w:val="1"/>
+          <w:numId w:val="68"/>
+        </w:numPr>
+        <w:spacing w:line="240" w:lineRule="auto"/>
+        <w:rPr>
+          <w:rFonts w:cs="Arabic Typesetting"/>
+          <w:color w:val="000000" w:themeColor="text1"/>
+        </w:rPr>
+      </w:pPr>
+      <w:r>
+        <w:rPr>
+          <w:rFonts w:cs="Arabic Typesetting"/>
+          <w:b/>
+          <w:bCs/>
+          <w:color w:val="000000" w:themeColor="text1"/>
+        </w:rPr>
+        <w:t>Location</w:t>
+      </w:r>
+      <w:r>
+        <w:rPr>
+          <w:rFonts w:cs="Arabic Typesetting"/>
+          <w:color w:val="000000" w:themeColor="text1"/>
+        </w:rPr>
+        <w:t>: /docs/08. Software Requirements Specification (SRS) - Algorithmic Trading System.md</w:t>
+      </w:r>
+    </w:p>
+    <w:p>
+      <w:pPr>
+        <w:numPr>
+          <w:ilvl w:val="1"/>
+          <w:numId w:val="68"/>
+        </w:numPr>
+        <w:spacing w:line="240" w:lineRule="auto"/>
+        <w:rPr>
+          <w:rFonts w:cs="Arabic Typesetting"/>
+          <w:color w:val="000000" w:themeColor="text1"/>
+        </w:rPr>
+      </w:pPr>
+      <w:r>
+        <w:rPr>
+          <w:rFonts w:cs="Arabic Typesetting"/>
+          <w:b/>
+          <w:bCs/>
+          <w:color w:val="000000" w:themeColor="text1"/>
+        </w:rPr>
+        <w:t>Description</w:t>
+      </w:r>
+      <w:r>
+        <w:rPr>
+          <w:rFonts w:cs="Arabic Typesetting"/>
+          <w:color w:val="000000" w:themeColor="text1"/>
+        </w:rPr>
+        <w:t>: Combines functional and non-functional requirements for software development, ensuring alignment with business goals.</w:t>
+      </w:r>
+    </w:p>
+    <w:p>
+      <w:pPr>
+        <w:numPr>
+          <w:ilvl w:val="0"/>
+          <w:numId w:val="68"/>
+        </w:numPr>
+        <w:spacing w:line="240" w:lineRule="auto"/>
+        <w:rPr>
+          <w:rFonts w:cs="Arabic Typesetting"/>
+          <w:color w:val="000000" w:themeColor="text1"/>
+        </w:rPr>
+      </w:pPr>
+      <w:r>
+        <w:rPr>
+          <w:rFonts w:cs="Arabic Typesetting"/>
+          <w:b/>
+          <w:bCs/>
+          <w:color w:val="000000" w:themeColor="text1"/>
+        </w:rPr>
+        <w:t>API Documentation</w:t>
+      </w:r>
+      <w:r>
+        <w:rPr>
+          <w:rFonts w:cs="Arabic Typesetting"/>
+          <w:color w:val="000000" w:themeColor="text1"/>
+        </w:rPr>
+        <w:t xml:space="preserve">: </w:t>
+      </w:r>
+    </w:p>
+    <w:p>
+      <w:pPr>
+        <w:numPr>
+          <w:ilvl w:val="1"/>
+          <w:numId w:val="68"/>
+        </w:numPr>
+        <w:spacing w:line="240" w:lineRule="auto"/>
+        <w:rPr>
+          <w:rFonts w:cs="Arabic Typesetting"/>
+          <w:color w:val="000000" w:themeColor="text1"/>
+        </w:rPr>
+      </w:pPr>
+      <w:r>
+        <w:rPr>
+          <w:rFonts w:cs="Arabic Typesetting"/>
+          <w:b/>
+          <w:bCs/>
+          <w:color w:val="000000" w:themeColor="text1"/>
+        </w:rPr>
+        <w:t>Document</w:t>
+      </w:r>
+      <w:r>
+        <w:rPr>
+          <w:rFonts w:cs="Arabic Typesetting"/>
+          <w:color w:val="000000" w:themeColor="text1"/>
+        </w:rPr>
+        <w:t>: API Documentation - Algorithmic Trading System</w:t>
+      </w:r>
+    </w:p>
+    <w:p>
+      <w:pPr>
+        <w:numPr>
+          <w:ilvl w:val="1"/>
+          <w:numId w:val="68"/>
+        </w:numPr>
+        <w:spacing w:line="240" w:lineRule="auto"/>
+        <w:rPr>
+          <w:rFonts w:cs="Arabic Typesetting"/>
+          <w:color w:val="000000" w:themeColor="text1"/>
+        </w:rPr>
+      </w:pPr>
+      <w:r>
+        <w:rPr>
+          <w:rFonts w:cs="Arabic Typesetting"/>
+          <w:b/>
+          <w:bCs/>
+          <w:color w:val="000000" w:themeColor="text1"/>
+        </w:rPr>
+        <w:t>Location</w:t>
+      </w:r>
+      <w:r>
+        <w:rPr>
+          <w:rFonts w:cs="Arabic Typesetting"/>
+          <w:color w:val="000000" w:themeColor="text1"/>
+        </w:rPr>
+        <w:t>: /docs/09. API Documentation - Algorithmic Trading System.md</w:t>
+      </w:r>
+    </w:p>
+    <w:p>
+      <w:pPr>
+        <w:numPr>
+          <w:ilvl w:val="1"/>
+          <w:numId w:val="68"/>
+        </w:numPr>
+        <w:spacing w:line="240" w:lineRule="auto"/>
+        <w:rPr>
+          <w:rFonts w:cs="Arabic Typesetting"/>
+          <w:color w:val="000000" w:themeColor="text1"/>
+        </w:rPr>
+      </w:pPr>
+      <w:r>
+        <w:rPr>
+          <w:rFonts w:cs="Arabic Typesetting"/>
+          <w:b/>
+          <w:bCs/>
+          <w:color w:val="000000" w:themeColor="text1"/>
+        </w:rPr>
+        <w:t>Description</w:t>
+      </w:r>
+      <w:r>
+        <w:rPr>
+          <w:rFonts w:cs="Arabic Typesetting"/>
+          <w:color w:val="000000" w:themeColor="text1"/>
+        </w:rPr>
+        <w:t xml:space="preserve">: Details all APIs (REST, </w:t>
+      </w:r>
+      <w:proofErr w:type="spellStart"/>
+      <w:r>
+        <w:rPr>
+          <w:rFonts w:cs="Arabic Typesetting"/>
+          <w:color w:val="000000" w:themeColor="text1"/>
+        </w:rPr>
+        <w:t>GraphQL</w:t>
+      </w:r>
+      <w:proofErr w:type="spellEnd"/>
+      <w:r>
+        <w:rPr>
+          <w:rFonts w:cs="Arabic Typesetting"/>
+          <w:color w:val="000000" w:themeColor="text1"/>
+        </w:rPr>
+        <w:t xml:space="preserve">, WebSocket, </w:t>
+      </w:r>
+      <w:proofErr w:type="spellStart"/>
+      <w:r>
+        <w:rPr>
+          <w:rFonts w:cs="Arabic Typesetting"/>
+          <w:color w:val="000000" w:themeColor="text1"/>
+        </w:rPr>
+        <w:t>gRPC</w:t>
+      </w:r>
+      <w:proofErr w:type="spellEnd"/>
+      <w:r>
+        <w:rPr>
+          <w:rFonts w:cs="Arabic Typesetting"/>
+          <w:color w:val="000000" w:themeColor="text1"/>
+        </w:rPr>
+        <w:t>) for system interactions, including endpoints, schemas, and usage examples.</w:t>
+      </w:r>
+    </w:p>
+    <w:p>
+      <w:pPr>
+        <w:numPr>
+          <w:ilvl w:val="0"/>
+          <w:numId w:val="68"/>
+        </w:numPr>
+        <w:spacing w:line="240" w:lineRule="auto"/>
+        <w:rPr>
+          <w:rFonts w:cs="Arabic Typesetting"/>
+          <w:color w:val="000000" w:themeColor="text1"/>
+        </w:rPr>
+      </w:pPr>
+      <w:r>
+        <w:rPr>
+          <w:rFonts w:cs="Arabic Typesetting"/>
+          <w:b/>
+          <w:bCs/>
+          <w:color w:val="000000" w:themeColor="text1"/>
+        </w:rPr>
+        <w:t>Test Plan and Test Cases</w:t>
+      </w:r>
+      <w:r>
+        <w:rPr>
+          <w:rFonts w:cs="Arabic Typesetting"/>
+          <w:color w:val="000000" w:themeColor="text1"/>
+        </w:rPr>
+        <w:t xml:space="preserve">: </w:t>
+      </w:r>
+    </w:p>
+    <w:p>
+      <w:pPr>
+        <w:numPr>
+          <w:ilvl w:val="1"/>
+          <w:numId w:val="68"/>
+        </w:numPr>
+        <w:spacing w:line="240" w:lineRule="auto"/>
+        <w:rPr>
+          <w:rFonts w:cs="Arabic Typesetting"/>
+          <w:color w:val="000000" w:themeColor="text1"/>
+        </w:rPr>
+      </w:pPr>
+      <w:r>
+        <w:rPr>
+          <w:rFonts w:cs="Arabic Typesetting"/>
+          <w:b/>
+          <w:bCs/>
+          <w:color w:val="000000" w:themeColor="text1"/>
+        </w:rPr>
+        <w:t>Document</w:t>
+      </w:r>
+      <w:r>
+        <w:rPr>
+          <w:rFonts w:cs="Arabic Typesetting"/>
+          <w:color w:val="000000" w:themeColor="text1"/>
+        </w:rPr>
+        <w:t>: Comprehensive Test Plan and Test Cases - Algorithmic Trading System</w:t>
+      </w:r>
+    </w:p>
+    <w:p>
+      <w:pPr>
+        <w:numPr>
+          <w:ilvl w:val="1"/>
+          <w:numId w:val="68"/>
+        </w:numPr>
+        <w:spacing w:line="240" w:lineRule="auto"/>
+        <w:rPr>
+          <w:rFonts w:cs="Arabic Typesetting"/>
+          <w:color w:val="000000" w:themeColor="text1"/>
+        </w:rPr>
+      </w:pPr>
+      <w:r>
+        <w:rPr>
+          <w:rFonts w:cs="Arabic Typesetting"/>
+          <w:b/>
+          <w:bCs/>
+          <w:color w:val="000000" w:themeColor="text1"/>
+        </w:rPr>
+        <w:t>Location</w:t>
+      </w:r>
+      <w:r>
+        <w:rPr>
+          <w:rFonts w:cs="Arabic Typesetting"/>
+          <w:color w:val="000000" w:themeColor="text1"/>
+        </w:rPr>
+        <w:t>: /docs/10. Comprehensive Test Plan and Test Cases - Algorithmic Trading System.md</w:t>
+      </w:r>
+    </w:p>
+    <w:p>
+      <w:pPr>
+        <w:numPr>
+          <w:ilvl w:val="1"/>
+          <w:numId w:val="68"/>
+        </w:numPr>
+        <w:spacing w:line="240" w:lineRule="auto"/>
+        <w:rPr>
+          <w:rFonts w:cs="Arabic Typesetting"/>
+          <w:color w:val="000000" w:themeColor="text1"/>
+        </w:rPr>
+      </w:pPr>
+      <w:r>
+        <w:rPr>
+          <w:rFonts w:cs="Arabic Typesetting"/>
+          <w:b/>
+          <w:bCs/>
+          <w:color w:val="000000" w:themeColor="text1"/>
+        </w:rPr>
+        <w:t>Description</w:t>
+      </w:r>
+      <w:r>
+        <w:rPr>
+          <w:rFonts w:cs="Arabic Typesetting"/>
+          <w:color w:val="000000" w:themeColor="text1"/>
+        </w:rPr>
+        <w:t>: Provides a comprehensive test plan with detailed test cases for unit, integration, and end-to-end testing across all phases.</w:t>
+      </w:r>
+    </w:p>
+    <w:p>
+      <w:pPr>
+        <w:numPr>
+          <w:ilvl w:val="0"/>
+          <w:numId w:val="68"/>
+        </w:numPr>
+        <w:spacing w:line="240" w:lineRule="auto"/>
+        <w:rPr>
+          <w:rFonts w:cs="Arabic Typesetting"/>
+          <w:color w:val="000000" w:themeColor="text1"/>
+        </w:rPr>
+      </w:pPr>
+      <w:r>
+        <w:rPr>
+          <w:rFonts w:cs="Arabic Typesetting"/>
+          <w:b/>
+          <w:bCs/>
+          <w:color w:val="000000" w:themeColor="text1"/>
+        </w:rPr>
+        <w:t>Configuration Management</w:t>
+      </w:r>
+      <w:r>
+        <w:rPr>
+          <w:rFonts w:cs="Arabic Typesetting"/>
+          <w:color w:val="000000" w:themeColor="text1"/>
+        </w:rPr>
+        <w:t xml:space="preserve">: </w:t>
+      </w:r>
+    </w:p>
+    <w:p>
+      <w:pPr>
+        <w:numPr>
+          <w:ilvl w:val="1"/>
+          <w:numId w:val="68"/>
+        </w:numPr>
+        <w:spacing w:line="240" w:lineRule="auto"/>
+        <w:rPr>
+          <w:rFonts w:cs="Arabic Typesetting"/>
+          <w:color w:val="000000" w:themeColor="text1"/>
+        </w:rPr>
+      </w:pPr>
+      <w:r>
+        <w:rPr>
+          <w:rFonts w:cs="Arabic Typesetting"/>
+          <w:b/>
+          <w:bCs/>
+          <w:color w:val="000000" w:themeColor="text1"/>
+        </w:rPr>
+        <w:t>Document</w:t>
+      </w:r>
+      <w:r>
+        <w:rPr>
+          <w:rFonts w:cs="Arabic Typesetting"/>
+          <w:color w:val="000000" w:themeColor="text1"/>
+        </w:rPr>
+        <w:t>: Configuration Management Plan - Algorithmic Trading System</w:t>
+      </w:r>
+    </w:p>
+    <w:p>
+      <w:pPr>
+        <w:numPr>
+          <w:ilvl w:val="1"/>
+          <w:numId w:val="68"/>
+        </w:numPr>
+        <w:spacing w:line="240" w:lineRule="auto"/>
+        <w:rPr>
+          <w:rFonts w:cs="Arabic Typesetting"/>
+          <w:color w:val="000000" w:themeColor="text1"/>
+        </w:rPr>
+      </w:pPr>
+      <w:r>
+        <w:rPr>
+          <w:rFonts w:cs="Arabic Typesetting"/>
+          <w:b/>
+          <w:bCs/>
+          <w:color w:val="000000" w:themeColor="text1"/>
+        </w:rPr>
+        <w:t>Location</w:t>
+      </w:r>
+      <w:r>
+        <w:rPr>
+          <w:rFonts w:cs="Arabic Typesetting"/>
+          <w:color w:val="000000" w:themeColor="text1"/>
+        </w:rPr>
+        <w:t>: /docs/11. Configuration Management Plan - Algorithmic Trading System.md</w:t>
+      </w:r>
+    </w:p>
+    <w:p>
+      <w:pPr>
+        <w:numPr>
+          <w:ilvl w:val="1"/>
+          <w:numId w:val="68"/>
+        </w:numPr>
+        <w:spacing w:line="240" w:lineRule="auto"/>
+        <w:rPr>
+          <w:rFonts w:cs="Arabic Typesetting"/>
+          <w:color w:val="000000" w:themeColor="text1"/>
+        </w:rPr>
+      </w:pPr>
+      <w:r>
+        <w:rPr>
+          <w:rFonts w:cs="Arabic Typesetting"/>
+          <w:b/>
+          <w:bCs/>
+          <w:color w:val="000000" w:themeColor="text1"/>
+        </w:rPr>
+        <w:t>Description</w:t>
+      </w:r>
+      <w:r>
+        <w:rPr>
+          <w:rFonts w:cs="Arabic Typesetting"/>
+          <w:color w:val="000000" w:themeColor="text1"/>
+        </w:rPr>
+        <w:t>: Defines processes for managing system configurations, version control, and dependency updates.</w:t>
+      </w:r>
+    </w:p>
+    <w:p>
+      <w:pPr>
+        <w:numPr>
+          <w:ilvl w:val="0"/>
+          <w:numId w:val="68"/>
+        </w:numPr>
+        <w:spacing w:line="240" w:lineRule="auto"/>
+        <w:rPr>
+          <w:rFonts w:cs="Arabic Typesetting"/>
+          <w:color w:val="000000" w:themeColor="text1"/>
+        </w:rPr>
+      </w:pPr>
+      <w:r>
+        <w:rPr>
+          <w:rFonts w:cs="Arabic Typesetting"/>
+          <w:b/>
+          <w:bCs/>
+          <w:color w:val="000000" w:themeColor="text1"/>
+        </w:rPr>
+        <w:t>Data Flow</w:t>
+      </w:r>
+      <w:r>
+        <w:rPr>
+          <w:rFonts w:cs="Arabic Typesetting"/>
+          <w:color w:val="000000" w:themeColor="text1"/>
+        </w:rPr>
+        <w:t xml:space="preserve">: </w:t>
+      </w:r>
+    </w:p>
+    <w:p>
+      <w:pPr>
+        <w:numPr>
+          <w:ilvl w:val="1"/>
+          <w:numId w:val="68"/>
+        </w:numPr>
+        <w:spacing w:line="240" w:lineRule="auto"/>
+        <w:rPr>
+          <w:rFonts w:cs="Arabic Typesetting"/>
+          <w:color w:val="000000" w:themeColor="text1"/>
+        </w:rPr>
+      </w:pPr>
+      <w:r>
+        <w:rPr>
+          <w:rFonts w:cs="Arabic Typesetting"/>
+          <w:b/>
+          <w:bCs/>
+          <w:color w:val="000000" w:themeColor="text1"/>
+        </w:rPr>
+        <w:t>Document</w:t>
+      </w:r>
+      <w:r>
+        <w:rPr>
+          <w:rFonts w:cs="Arabic Typesetting"/>
+          <w:color w:val="000000" w:themeColor="text1"/>
+        </w:rPr>
+        <w:t>: Data Flow Document - Algorithmic Trading System</w:t>
+      </w:r>
+    </w:p>
+    <w:p>
+      <w:pPr>
+        <w:numPr>
+          <w:ilvl w:val="1"/>
+          <w:numId w:val="68"/>
+        </w:numPr>
+        <w:spacing w:line="240" w:lineRule="auto"/>
+        <w:rPr>
+          <w:rFonts w:cs="Arabic Typesetting"/>
+          <w:color w:val="000000" w:themeColor="text1"/>
+        </w:rPr>
+      </w:pPr>
+      <w:r>
+        <w:rPr>
+          <w:rFonts w:cs="Arabic Typesetting"/>
+          <w:b/>
+          <w:bCs/>
+          <w:color w:val="000000" w:themeColor="text1"/>
+        </w:rPr>
+        <w:t>Location</w:t>
+      </w:r>
+      <w:r>
+        <w:rPr>
+          <w:rFonts w:cs="Arabic Typesetting"/>
+          <w:color w:val="000000" w:themeColor="text1"/>
+        </w:rPr>
+        <w:t>: /docs/12. Data Flow Document - Algorithmic Trading System.md</w:t>
+      </w:r>
+    </w:p>
+    <w:p>
+      <w:pPr>
+        <w:numPr>
+          <w:ilvl w:val="1"/>
+          <w:numId w:val="68"/>
+        </w:numPr>
+        <w:spacing w:line="240" w:lineRule="auto"/>
+        <w:rPr>
+          <w:rFonts w:cs="Arabic Typesetting"/>
+          <w:color w:val="000000" w:themeColor="text1"/>
+        </w:rPr>
+      </w:pPr>
+      <w:r>
+        <w:rPr>
+          <w:rFonts w:cs="Arabic Typesetting"/>
+          <w:b/>
+          <w:bCs/>
+          <w:color w:val="000000" w:themeColor="text1"/>
+        </w:rPr>
+        <w:t>Description</w:t>
+      </w:r>
+      <w:r>
+        <w:rPr>
+          <w:rFonts w:cs="Arabic Typesetting"/>
+          <w:color w:val="000000" w:themeColor="text1"/>
+        </w:rPr>
+        <w:t>: Maps data flows across system components, including Kafka event streams, database interactions, and API calls.</w:t>
+      </w:r>
+    </w:p>
+    <w:p>
+      <w:pPr>
+        <w:numPr>
+          <w:ilvl w:val="0"/>
+          <w:numId w:val="68"/>
+        </w:numPr>
+        <w:spacing w:line="240" w:lineRule="auto"/>
+        <w:rPr>
+          <w:rFonts w:cs="Arabic Typesetting"/>
+          <w:color w:val="000000" w:themeColor="text1"/>
+        </w:rPr>
+      </w:pPr>
+      <w:r>
+        <w:rPr>
+          <w:rFonts w:cs="Arabic Typesetting"/>
+          <w:b/>
+          <w:bCs/>
+          <w:color w:val="000000" w:themeColor="text1"/>
+        </w:rPr>
+        <w:t>Deployment Guide</w:t>
+      </w:r>
+      <w:r>
+        <w:rPr>
+          <w:rFonts w:cs="Arabic Typesetting"/>
+          <w:color w:val="000000" w:themeColor="text1"/>
+        </w:rPr>
+        <w:t xml:space="preserve">: </w:t>
+      </w:r>
+    </w:p>
+    <w:p>
+      <w:pPr>
+        <w:numPr>
+          <w:ilvl w:val="1"/>
+          <w:numId w:val="68"/>
+        </w:numPr>
+        <w:spacing w:line="240" w:lineRule="auto"/>
+        <w:rPr>
+          <w:rFonts w:cs="Arabic Typesetting"/>
+          <w:color w:val="000000" w:themeColor="text1"/>
+        </w:rPr>
+      </w:pPr>
+      <w:r>
+        <w:rPr>
+          <w:rFonts w:cs="Arabic Typesetting"/>
+          <w:b/>
+          <w:bCs/>
+          <w:color w:val="000000" w:themeColor="text1"/>
+        </w:rPr>
+        <w:t>Document</w:t>
+      </w:r>
+      <w:r>
+        <w:rPr>
+          <w:rFonts w:cs="Arabic Typesetting"/>
+          <w:color w:val="000000" w:themeColor="text1"/>
+        </w:rPr>
+        <w:t>: Deployment Guide - Algorithmic Trading System</w:t>
+      </w:r>
+    </w:p>
+    <w:p>
+      <w:pPr>
+        <w:numPr>
+          <w:ilvl w:val="1"/>
+          <w:numId w:val="68"/>
+        </w:numPr>
+        <w:spacing w:line="240" w:lineRule="auto"/>
+        <w:rPr>
+          <w:rFonts w:cs="Arabic Typesetting"/>
+          <w:color w:val="000000" w:themeColor="text1"/>
+        </w:rPr>
+      </w:pPr>
+      <w:r>
+        <w:rPr>
+          <w:rFonts w:cs="Arabic Typesetting"/>
+          <w:b/>
+          <w:bCs/>
+          <w:color w:val="000000" w:themeColor="text1"/>
+        </w:rPr>
+        <w:t>Location</w:t>
+      </w:r>
+      <w:r>
+        <w:rPr>
+          <w:rFonts w:cs="Arabic Typesetting"/>
+          <w:color w:val="000000" w:themeColor="text1"/>
+        </w:rPr>
+        <w:t>: /docs/13. Deployment Guide - Algorithmic Trading System.md</w:t>
+      </w:r>
+    </w:p>
+    <w:p>
+      <w:pPr>
+        <w:numPr>
+          <w:ilvl w:val="1"/>
+          <w:numId w:val="68"/>
+        </w:numPr>
+        <w:spacing w:line="240" w:lineRule="auto"/>
+        <w:rPr>
+          <w:rFonts w:cs="Arabic Typesetting"/>
+          <w:color w:val="000000" w:themeColor="text1"/>
+        </w:rPr>
+      </w:pPr>
+      <w:r>
+        <w:rPr>
+          <w:rFonts w:cs="Arabic Typesetting"/>
+          <w:b/>
+          <w:bCs/>
+          <w:color w:val="000000" w:themeColor="text1"/>
+        </w:rPr>
+        <w:t>Description</w:t>
+      </w:r>
+      <w:r>
+        <w:rPr>
+          <w:rFonts w:cs="Arabic Typesetting"/>
+          <w:color w:val="000000" w:themeColor="text1"/>
+        </w:rPr>
+        <w:t>: Provides step-by-step instructions for deploying the system, including Kubernetes, Helm, and Istio configurations.</w:t>
+      </w:r>
+    </w:p>
+    <w:p>
+      <w:pPr>
+        <w:numPr>
+          <w:ilvl w:val="0"/>
+          <w:numId w:val="68"/>
+        </w:numPr>
+        <w:spacing w:line="240" w:lineRule="auto"/>
+        <w:rPr>
+          <w:rFonts w:cs="Arabic Typesetting"/>
+          <w:color w:val="000000" w:themeColor="text1"/>
+        </w:rPr>
+      </w:pPr>
+      <w:r>
+        <w:rPr>
+          <w:rFonts w:cs="Arabic Typesetting"/>
+          <w:b/>
+          <w:bCs/>
+          <w:color w:val="000000" w:themeColor="text1"/>
+        </w:rPr>
+        <w:t>User Documentation</w:t>
+      </w:r>
+      <w:r>
+        <w:rPr>
+          <w:rFonts w:cs="Arabic Typesetting"/>
+          <w:color w:val="000000" w:themeColor="text1"/>
+        </w:rPr>
+        <w:t xml:space="preserve">: </w:t>
+      </w:r>
+    </w:p>
+    <w:p>
+      <w:pPr>
+        <w:numPr>
+          <w:ilvl w:val="1"/>
+          <w:numId w:val="68"/>
+        </w:numPr>
+        <w:spacing w:line="240" w:lineRule="auto"/>
+        <w:rPr>
+          <w:rFonts w:cs="Arabic Typesetting"/>
+          <w:color w:val="000000" w:themeColor="text1"/>
+        </w:rPr>
+      </w:pPr>
+      <w:r>
+        <w:rPr>
+          <w:rFonts w:cs="Arabic Typesetting"/>
+          <w:b/>
+          <w:bCs/>
+          <w:color w:val="000000" w:themeColor="text1"/>
+        </w:rPr>
+        <w:t>Document</w:t>
+      </w:r>
+      <w:r>
+        <w:rPr>
+          <w:rFonts w:cs="Arabic Typesetting"/>
+          <w:color w:val="000000" w:themeColor="text1"/>
+        </w:rPr>
+        <w:t>: User Documentation - Algorithmic Trading System</w:t>
+      </w:r>
+    </w:p>
+    <w:p>
+      <w:pPr>
+        <w:numPr>
+          <w:ilvl w:val="1"/>
+          <w:numId w:val="68"/>
+        </w:numPr>
+        <w:spacing w:line="240" w:lineRule="auto"/>
+        <w:rPr>
+          <w:rFonts w:cs="Arabic Typesetting"/>
+          <w:color w:val="000000" w:themeColor="text1"/>
+        </w:rPr>
+      </w:pPr>
+      <w:r>
+        <w:rPr>
+          <w:rFonts w:cs="Arabic Typesetting"/>
+          <w:b/>
+          <w:bCs/>
+          <w:color w:val="000000" w:themeColor="text1"/>
+        </w:rPr>
+        <w:t>Location</w:t>
+      </w:r>
+      <w:r>
+        <w:rPr>
+          <w:rFonts w:cs="Arabic Typesetting"/>
+          <w:color w:val="000000" w:themeColor="text1"/>
+        </w:rPr>
+        <w:t>: /docs/14. User Documentation - Algorithmic Trading System.md</w:t>
+      </w:r>
+    </w:p>
+    <w:p>
+      <w:pPr>
+        <w:numPr>
+          <w:ilvl w:val="1"/>
+          <w:numId w:val="68"/>
+        </w:numPr>
+        <w:spacing w:line="240" w:lineRule="auto"/>
+        <w:rPr>
+          <w:rFonts w:cs="Arabic Typesetting"/>
+          <w:color w:val="000000" w:themeColor="text1"/>
+        </w:rPr>
+      </w:pPr>
+      <w:r>
+        <w:rPr>
+          <w:rFonts w:cs="Arabic Typesetting"/>
+          <w:b/>
+          <w:bCs/>
+          <w:color w:val="000000" w:themeColor="text1"/>
+        </w:rPr>
+        <w:t>Description</w:t>
+      </w:r>
+      <w:r>
+        <w:rPr>
+          <w:rFonts w:cs="Arabic Typesetting"/>
+          <w:color w:val="000000" w:themeColor="text1"/>
+        </w:rPr>
+        <w:t>: Offers user guides, tutorials, and FAQs for platform users, covering trading, strategy building, and marketplace interactions.</w:t>
+      </w:r>
+    </w:p>
+    <w:p>
+      <w:pPr>
+        <w:spacing w:line="240" w:lineRule="auto"/>
+        <w:rPr>
+          <w:rFonts w:cs="Arabic Typesetting"/>
+          <w:color w:val="000000" w:themeColor="text1"/>
+        </w:rPr>
+      </w:pPr>
+    </w:p>
+    <w:p>
+      <w:pPr>
+        <w:spacing w:line="240" w:lineRule="auto"/>
+        <w:rPr>
+          <w:rFonts w:cs="Arabic Typesetting"/>
+          <w:color w:val="000000" w:themeColor="text1"/>
+        </w:rPr>
+      </w:pPr>
+      <w:r>
+        <w:rPr>
+          <w:rFonts w:cs="Arabic Typesetting"/>
+          <w:b/>
+          <w:bCs/>
+          <w:color w:val="000000" w:themeColor="text1"/>
+        </w:rPr>
+        <w:t>Usage Instructions</w:t>
+      </w:r>
+      <w:r>
+        <w:rPr>
+          <w:rFonts w:cs="Arabic Typesetting"/>
+          <w:b/>
+          <w:bCs/>
+          <w:color w:val="000000" w:themeColor="text1"/>
+        </w:rPr>
+        <w:t>:</w:t>
+      </w:r>
+    </w:p>
+    <w:p>
+      <w:pPr>
+        <w:numPr>
+          <w:ilvl w:val="0"/>
+          <w:numId w:val="69"/>
+        </w:numPr>
+        <w:spacing w:line="240" w:lineRule="auto"/>
+        <w:rPr>
+          <w:rFonts w:cs="Arabic Typesetting"/>
+          <w:color w:val="000000" w:themeColor="text1"/>
+        </w:rPr>
+      </w:pPr>
+      <w:r>
+        <w:rPr>
+          <w:rFonts w:cs="Arabic Typesetting"/>
+          <w:color w:val="000000" w:themeColor="text1"/>
+        </w:rPr>
+        <w:t>The</w:t>
+      </w:r>
+      <w:r>
+        <w:rPr>
+          <w:rFonts w:cs="Arabic Typesetting"/>
+          <w:color w:val="000000" w:themeColor="text1"/>
+        </w:rPr>
+        <w:t xml:space="preserve"> above-mentioned</w:t>
+      </w:r>
+      <w:r>
+        <w:rPr>
+          <w:rFonts w:cs="Arabic Typesetting"/>
+          <w:color w:val="000000" w:themeColor="text1"/>
+        </w:rPr>
+        <w:t xml:space="preserve"> documents </w:t>
+      </w:r>
+      <w:r>
+        <w:rPr>
+          <w:rFonts w:cs="Arabic Typesetting"/>
+          <w:color w:val="000000" w:themeColor="text1"/>
+        </w:rPr>
+        <w:t xml:space="preserve">must be referenced </w:t>
+      </w:r>
+      <w:r>
+        <w:rPr>
+          <w:rFonts w:cs="Arabic Typesetting"/>
+          <w:color w:val="000000" w:themeColor="text1"/>
+        </w:rPr>
+        <w:t>for each phase’s implementation, ensuring alignment with requirements, designs, and tasks.</w:t>
+      </w:r>
+    </w:p>
+    <w:p>
+      <w:pPr>
+        <w:numPr>
+          <w:ilvl w:val="0"/>
+          <w:numId w:val="69"/>
+        </w:numPr>
+        <w:spacing w:line="240" w:lineRule="auto"/>
+        <w:rPr>
+          <w:rFonts w:cs="Arabic Typesetting"/>
+          <w:color w:val="000000" w:themeColor="text1"/>
+        </w:rPr>
+      </w:pPr>
+      <w:r>
+        <w:rPr>
+          <w:rFonts w:cs="Arabic Typesetting"/>
+          <w:color w:val="000000" w:themeColor="text1"/>
+        </w:rPr>
+        <w:t>Use /docs/complete_requirements.md, /docs/complete_designs.md, and /docs/complete_tasks.md as primary references for phase-specific details.</w:t>
+      </w:r>
+    </w:p>
+    <w:p>
+      <w:pPr>
+        <w:numPr>
+          <w:ilvl w:val="0"/>
+          <w:numId w:val="69"/>
+        </w:numPr>
+        <w:spacing w:line="240" w:lineRule="auto"/>
+        <w:rPr>
+          <w:rFonts w:cs="Arabic Typesetting"/>
+          <w:color w:val="000000" w:themeColor="text1"/>
+        </w:rPr>
+      </w:pPr>
+      <w:r>
+        <w:rPr>
+          <w:rFonts w:cs="Arabic Typesetting"/>
+          <w:color w:val="000000" w:themeColor="text1"/>
+        </w:rPr>
+        <w:t>Cross-reference /docs/comprehensive_system_architecture.md for architectural guidance and /docs/01. Features, Phases &amp; Integration Strategy - Algorithmic Trading System.md for overarching feature and integration strategies.</w:t>
+      </w:r>
+    </w:p>
+    <w:p>
+      <w:pPr>
+        <w:numPr>
+          <w:ilvl w:val="0"/>
+          <w:numId w:val="69"/>
+        </w:numPr>
+        <w:spacing w:line="240" w:lineRule="auto"/>
+        <w:rPr>
+          <w:rFonts w:cs="Arabic Typesetting"/>
+          <w:color w:val="000000" w:themeColor="text1"/>
+        </w:rPr>
+      </w:pPr>
+      <w:r>
+        <w:rPr>
+          <w:rFonts w:cs="Arabic Typesetting"/>
+          <w:color w:val="000000" w:themeColor="text1"/>
+        </w:rPr>
+        <w:t>For specific documentation needs (e.g., APIs, testing, deployment), refer to the respective specialized documents.</w:t>
+      </w:r>
+    </w:p>
+    <w:p>
+      <w:pPr>
+        <w:numPr>
+          <w:ilvl w:val="0"/>
+          <w:numId w:val="69"/>
+        </w:numPr>
+        <w:spacing w:line="240" w:lineRule="auto"/>
+        <w:rPr>
+          <w:rFonts w:cs="Arabic Typesetting"/>
+          <w:color w:val="000000" w:themeColor="text1"/>
+        </w:rPr>
+      </w:pPr>
+      <w:r>
+        <w:rPr>
+          <w:rFonts w:cs="Arabic Typesetting"/>
+          <w:color w:val="000000" w:themeColor="text1"/>
+        </w:rPr>
+        <w:t xml:space="preserve">Maintain traceability by linking code, configurations, and tests to document IDs and requirements (e.g., // @REFERENCE: </w:t>
+      </w:r>
+      <w:proofErr w:type="spellStart"/>
+      <w:r>
+        <w:rPr>
+          <w:rFonts w:cs="Arabic Typesetting"/>
+          <w:color w:val="000000" w:themeColor="text1"/>
+        </w:rPr>
+        <w:t>req</w:t>
+      </w:r>
+      <w:proofErr w:type="spellEnd"/>
+      <w:r>
+        <w:rPr>
+          <w:rFonts w:cs="Arabic Typesetting"/>
+          <w:color w:val="000000" w:themeColor="text1"/>
+        </w:rPr>
+        <w:t xml:space="preserve"> ID, doc path).</w:t>
+      </w:r>
+    </w:p>
+    <w:p>
+      <w:pPr>
         <w:numPr>
           <w:ilvl w:val="0"/>
           <w:numId w:val="23"/>
-        </w:numPr>
-        <w:spacing w:line="240" w:lineRule="auto"/>
-        <w:rPr>
-          <w:rFonts w:cs="Arabic Typesetting"/>
-          <w:color w:val="000000" w:themeColor="text1"/>
-        </w:rPr>
-      </w:pPr>
-      <w:r>
-        <w:rPr>
-          <w:rFonts w:cs="Arabic Typesetting"/>
-          <w:color w:val="000000" w:themeColor="text1"/>
-        </w:rPr>
-        <w:t>Start with Phase 0 and progress sequentially through Phase 6.</w:t>
-      </w:r>
-    </w:p>
-    <w:p>
-      <w:pPr>
-        <w:pStyle w:val="ListParagraph"/>
-        <w:numPr>
-          <w:ilvl w:val="0"/>
-          <w:numId w:val="23"/>
-        </w:numPr>
-        <w:spacing w:line="240" w:lineRule="auto"/>
-        <w:rPr>
-          <w:rFonts w:cs="Arabic Typesetting"/>
-          <w:color w:val="000000" w:themeColor="text1"/>
-        </w:rPr>
-      </w:pPr>
-      <w:r>
-        <w:rPr>
-          <w:rFonts w:cs="Arabic Typesetting"/>
-          <w:color w:val="000000" w:themeColor="text1"/>
-        </w:rPr>
-        <w:t>Use the existing system as the foundation, enhancing or modifying only where features are missing or misaligned.</w:t>
-      </w:r>
-    </w:p>
-    <w:p>
-      <w:pPr>
-        <w:pStyle w:val="ListParagraph"/>
-        <w:numPr>
-          <w:ilvl w:val="0"/>
-          <w:numId w:val="23"/>
-        </w:numPr>
-        <w:spacing w:line="240" w:lineRule="auto"/>
-        <w:rPr>
-          <w:rFonts w:cs="Arabic Typesetting"/>
-          <w:color w:val="000000" w:themeColor="text1"/>
-        </w:rPr>
-      </w:pPr>
-      <w:r>
-        <w:rPr>
-          <w:rFonts w:cs="Arabic Typesetting"/>
-          <w:color w:val="000000" w:themeColor="text1"/>
-        </w:rPr>
-        <w:t>Ensure all developments align with the microservices, event-driven, and cloud-native architecture.</w:t>
-      </w:r>
-    </w:p>
-    <w:p>
-      <w:pPr>
-        <w:pStyle w:val="ListParagraph"/>
-        <w:numPr>
-          <w:ilvl w:val="0"/>
-          <w:numId w:val="23"/>
-        </w:numPr>
-        <w:spacing w:line="240" w:lineRule="auto"/>
-        <w:rPr>
-          <w:rFonts w:cs="Arabic Typesetting"/>
-          <w:color w:val="000000" w:themeColor="text1"/>
-        </w:rPr>
-      </w:pPr>
-      <w:r>
-        <w:rPr>
-          <w:rFonts w:cs="Arabic Typesetting"/>
-          <w:color w:val="000000" w:themeColor="text1"/>
-        </w:rPr>
-        <w:t>Refer to attached documents ("</w:t>
-      </w:r>
-      <w:r>
-        <w:rPr>
-          <w:rFonts w:cs="Arabic Typesetting"/>
-          <w:color w:val="000000" w:themeColor="text1"/>
-        </w:rPr>
-        <w:t>/docs/</w:t>
-      </w:r>
-      <w:r>
-        <w:rPr>
-          <w:rFonts w:cs="Arabic Typesetting"/>
-          <w:color w:val="000000" w:themeColor="text1"/>
-        </w:rPr>
-        <w:t>complete_requirements.md", "</w:t>
-      </w:r>
-      <w:r>
-        <w:rPr>
-          <w:rFonts w:cs="Arabic Typesetting"/>
-          <w:color w:val="000000" w:themeColor="text1"/>
-        </w:rPr>
-        <w:t>/docs/complete_</w:t>
-      </w:r>
-      <w:r>
-        <w:rPr>
-          <w:rFonts w:cs="Arabic Typesetting"/>
-          <w:color w:val="000000" w:themeColor="text1"/>
-        </w:rPr>
-        <w:t>designs.md", "</w:t>
-      </w:r>
-      <w:r>
-        <w:rPr>
-          <w:rFonts w:cs="Arabic Typesetting"/>
-          <w:color w:val="000000" w:themeColor="text1"/>
-        </w:rPr>
-        <w:t>/docs/complete_</w:t>
-      </w:r>
-      <w:r>
-        <w:rPr>
-          <w:rFonts w:cs="Arabic Typesetting"/>
-          <w:color w:val="000000" w:themeColor="text1"/>
-        </w:rPr>
-        <w:t>tasks.md")</w:t>
-      </w:r>
-      <w:r>
-        <w:rPr>
-          <w:rFonts w:cs="Arabic Typesetting"/>
-          <w:color w:val="000000" w:themeColor="text1"/>
-        </w:rPr>
-        <w:t xml:space="preserve"> for the respective phase’s </w:t>
-      </w:r>
-      <w:r>
-        <w:rPr>
-          <w:rFonts w:cs="Arabic Typesetting"/>
-          <w:color w:val="000000" w:themeColor="text1"/>
-        </w:rPr>
-        <w:t>detailed guidance.</w:t>
-      </w:r>
-    </w:p>
-    <w:p>
-      <w:pPr>
-        <w:pStyle w:val="ListParagraph"/>
-        <w:numPr>
-          <w:ilvl w:val="0"/>
-          <w:numId w:val="23"/>
-        </w:numPr>
-        <w:spacing w:line="240" w:lineRule="auto"/>
-        <w:rPr>
-          <w:rFonts w:cs="Arabic Typesetting"/>
-          <w:color w:val="000000" w:themeColor="text1"/>
-        </w:rPr>
-      </w:pPr>
-      <w:r>
-        <w:rPr>
-          <w:rFonts w:cs="Arabic Typesetting"/>
-          <w:color w:val="000000" w:themeColor="text1"/>
-        </w:rPr>
-        <w:t>Refer “/docs/comprehensive_system_architecture.md” file for the comprehensive details of System Architecture.</w:t>
-      </w:r>
-    </w:p>
-    <w:p>
-      <w:pPr>
-        <w:pStyle w:val="ListParagraph"/>
-        <w:numPr>
-          <w:ilvl w:val="0"/>
-          <w:numId w:val="23"/>
-        </w:numPr>
-        <w:spacing w:line="240" w:lineRule="auto"/>
-        <w:rPr>
-          <w:rFonts w:cs="Arabic Typesetting"/>
-          <w:color w:val="000000" w:themeColor="text1"/>
-        </w:rPr>
-      </w:pPr>
-      <w:r>
-        <w:rPr>
-          <w:rFonts w:cs="Arabic Typesetting"/>
-          <w:color w:val="000000" w:themeColor="text1"/>
-        </w:rPr>
-        <w:t>Ensure to use Docker for all dependencies. Do not install any dependencies and libraries globally.</w:t>
-      </w:r>
-    </w:p>
-    <w:p>
-      <w:pPr>
-        <w:pStyle w:val="ListParagraph"/>
-        <w:numPr>
-          <w:ilvl w:val="0"/>
-          <w:numId w:val="23"/>
-        </w:numPr>
-        <w:spacing w:line="240" w:lineRule="auto"/>
-        <w:rPr>
-          <w:rFonts w:cs="Arabic Typesetting"/>
-          <w:b/>
-          <w:bCs/>
-          <w:color w:val="000000" w:themeColor="text1"/>
-        </w:rPr>
-      </w:pPr>
-      <w:r>
-        <w:rPr>
-          <w:rFonts w:cs="Arabic Typesetting"/>
-          <w:b/>
-          <w:bCs/>
-          <w:color w:val="000000" w:themeColor="text1"/>
-        </w:rPr>
-        <w:t>Documentation Context</w:t>
-      </w:r>
-    </w:p>
-    <w:p>
-      <w:pPr>
-        <w:spacing w:line="240" w:lineRule="auto"/>
-        <w:ind w:left="720"/>
-        <w:rPr>
-          <w:rFonts w:cs="Arabic Typesetting"/>
-          <w:color w:val="000000" w:themeColor="text1"/>
-        </w:rPr>
-      </w:pPr>
-      <w:r>
-        <w:rPr>
-          <w:rFonts w:cs="Arabic Typesetting"/>
-          <w:color w:val="000000" w:themeColor="text1"/>
-        </w:rPr>
-        <w:t>All subsequent prompts will provide you with three sets of instructions derived directly from the official project documentation:</w:t>
-      </w:r>
-    </w:p>
-    <w:p>
-      <w:pPr>
-        <w:numPr>
-          <w:ilvl w:val="1"/>
-          <w:numId w:val="30"/>
-        </w:numPr>
-        <w:spacing w:line="240" w:lineRule="auto"/>
-        <w:rPr>
-          <w:rFonts w:cs="Arabic Typesetting"/>
-          <w:color w:val="000000" w:themeColor="text1"/>
-        </w:rPr>
-      </w:pPr>
-      <w:r>
-        <w:rPr>
-          <w:rFonts w:cs="Arabic Typesetting"/>
-          <w:b/>
-          <w:bCs/>
-          <w:color w:val="000000" w:themeColor="text1"/>
-        </w:rPr>
-        <w:t>Requirements:</w:t>
-      </w:r>
-      <w:r>
-        <w:rPr>
-          <w:rFonts w:cs="Arabic Typesetting"/>
-          <w:color w:val="000000" w:themeColor="text1"/>
-        </w:rPr>
-        <w:t xml:space="preserve"> Specify the "what" and "why" for each feature or component.</w:t>
-      </w:r>
-    </w:p>
-    <w:p>
-      <w:pPr>
-        <w:numPr>
-          <w:ilvl w:val="1"/>
-          <w:numId w:val="30"/>
-        </w:numPr>
-        <w:spacing w:line="240" w:lineRule="auto"/>
-        <w:rPr>
-          <w:rFonts w:cs="Arabic Typesetting"/>
-          <w:color w:val="000000" w:themeColor="text1"/>
-        </w:rPr>
-      </w:pPr>
-      <w:r>
-        <w:rPr>
-          <w:rFonts w:cs="Arabic Typesetting"/>
-          <w:b/>
-          <w:bCs/>
-          <w:color w:val="000000" w:themeColor="text1"/>
-        </w:rPr>
-        <w:t>Designs:</w:t>
-      </w:r>
-      <w:r>
-        <w:rPr>
-          <w:rFonts w:cs="Arabic Typesetting"/>
-          <w:color w:val="000000" w:themeColor="text1"/>
-        </w:rPr>
-        <w:t xml:space="preserve"> Detail the architectural "how" for implementation.</w:t>
-      </w:r>
-    </w:p>
-    <w:p>
-      <w:pPr>
-        <w:numPr>
-          <w:ilvl w:val="1"/>
-          <w:numId w:val="30"/>
-        </w:numPr>
-        <w:spacing w:line="240" w:lineRule="auto"/>
-        <w:rPr>
-          <w:rFonts w:cs="Arabic Typesetting"/>
-          <w:color w:val="000000" w:themeColor="text1"/>
-        </w:rPr>
-      </w:pPr>
-      <w:r>
-        <w:rPr>
-          <w:rFonts w:cs="Arabic Typesetting"/>
-          <w:b/>
-          <w:bCs/>
-          <w:color w:val="000000" w:themeColor="text1"/>
-        </w:rPr>
-        <w:t>Tasks:</w:t>
-      </w:r>
-      <w:r>
-        <w:rPr>
-          <w:rFonts w:cs="Arabic Typesetting"/>
-          <w:color w:val="000000" w:themeColor="text1"/>
-        </w:rPr>
-        <w:t xml:space="preserve"> Provide granular, step-by-step checklists for execution.</w:t>
-      </w:r>
-    </w:p>
-    <w:p>
-      <w:pPr>
-        <w:pStyle w:val="ListParagraph"/>
-        <w:numPr>
-          <w:ilvl w:val="0"/>
-          <w:numId w:val="23"/>
-        </w:numPr>
-        <w:spacing w:line="240" w:lineRule="auto"/>
-        <w:rPr>
-          <w:b/>
-          <w:bCs/>
-        </w:rPr>
-      </w:pPr>
-      <w:r>
-        <w:rPr>
-          <w:b/>
-          <w:bCs/>
-        </w:rPr>
-        <w:t>Core Directive: Incremental &amp; Context-Aware Development</w:t>
-      </w:r>
-    </w:p>
-    <w:p>
-      <w:pPr>
-        <w:spacing w:line="240" w:lineRule="auto"/>
-        <w:ind w:left="720"/>
-      </w:pPr>
-      <w:r>
-        <w:t>For every task, you MUST follow this protocol:</w:t>
-      </w:r>
-    </w:p>
-    <w:p>
-      <w:pPr>
-        <w:numPr>
-          <w:ilvl w:val="1"/>
-          <w:numId w:val="30"/>
-        </w:numPr>
-        <w:spacing w:line="240" w:lineRule="auto"/>
-      </w:pPr>
-      <w:r>
-        <w:rPr>
-          <w:b/>
-          <w:bCs/>
-        </w:rPr>
-        <w:t>Analyse:</w:t>
-      </w:r>
-      <w:r>
-        <w:t xml:space="preserve"> Review the existing codebase to understand its current state and implementation details.</w:t>
-      </w:r>
-    </w:p>
-    <w:p>
-      <w:pPr>
-        <w:numPr>
-          <w:ilvl w:val="1"/>
-          <w:numId w:val="30"/>
-        </w:numPr>
-        <w:spacing w:line="240" w:lineRule="auto"/>
-      </w:pPr>
-      <w:r>
-        <w:rPr>
-          <w:b/>
-          <w:bCs/>
-        </w:rPr>
-        <w:t>Compare:</w:t>
-      </w:r>
-      <w:r>
-        <w:t xml:space="preserve"> Assess the current implementation against the requirements, designs, and tasks specified in this prompt and subsequent phase-specific prompts.</w:t>
-      </w:r>
-    </w:p>
-    <w:p>
-      <w:pPr>
-        <w:numPr>
-          <w:ilvl w:val="1"/>
-          <w:numId w:val="30"/>
-        </w:numPr>
-        <w:spacing w:line="240" w:lineRule="auto"/>
-      </w:pPr>
-      <w:r>
-        <w:rPr>
-          <w:b/>
-          <w:bCs/>
-        </w:rPr>
-        <w:t>Execute:</w:t>
-      </w:r>
-    </w:p>
-    <w:p>
-      <w:pPr>
-        <w:numPr>
-          <w:ilvl w:val="1"/>
-          <w:numId w:val="53"/>
-        </w:numPr>
-        <w:spacing w:line="240" w:lineRule="auto"/>
-      </w:pPr>
-      <w:r>
-        <w:t>If the feature is fully implemented and aligned with specifications, report its completion and proceed.</w:t>
-      </w:r>
-    </w:p>
-    <w:p>
-      <w:pPr>
-        <w:numPr>
-          <w:ilvl w:val="1"/>
-          <w:numId w:val="53"/>
-        </w:numPr>
-        <w:spacing w:line="240" w:lineRule="auto"/>
-      </w:pPr>
-      <w:r>
-        <w:t>If the feature is partially implemented or misaligned, modify the existing code to meet the new requirements.</w:t>
-      </w:r>
-    </w:p>
-    <w:p>
-      <w:pPr>
-        <w:numPr>
-          <w:ilvl w:val="1"/>
-          <w:numId w:val="53"/>
-        </w:numPr>
-        <w:spacing w:line="240" w:lineRule="auto"/>
-      </w:pPr>
-      <w:r>
-        <w:t>If the feature is absent, develop it from scratch, adhering to the system's architectural principles.</w:t>
-      </w:r>
-    </w:p>
-    <w:p>
-      <w:pPr>
-        <w:pStyle w:val="ListParagraph"/>
-        <w:numPr>
-          <w:ilvl w:val="0"/>
-          <w:numId w:val="23"/>
-        </w:numPr>
-        <w:spacing w:line="240" w:lineRule="auto"/>
-        <w:rPr>
-          <w:rFonts w:cs="Arabic Typesetting"/>
-          <w:b/>
-          <w:bCs/>
-          <w:color w:val="000000" w:themeColor="text1"/>
-        </w:rPr>
-      </w:pPr>
-      <w:r>
-        <w:rPr>
-          <w:rFonts w:cs="Arabic Typesetting"/>
-          <w:b/>
-          <w:bCs/>
-          <w:color w:val="000000" w:themeColor="text1"/>
-        </w:rPr>
-        <w:t>Dependency Management</w:t>
-      </w:r>
-    </w:p>
-    <w:p>
-      <w:pPr>
-        <w:pStyle w:val="ListParagraph"/>
-        <w:numPr>
-          <w:ilvl w:val="1"/>
-          <w:numId w:val="23"/>
-        </w:numPr>
-        <w:spacing w:line="240" w:lineRule="auto"/>
-        <w:rPr>
-          <w:rFonts w:cs="Arabic Typesetting"/>
-          <w:color w:val="000000" w:themeColor="text1"/>
-        </w:rPr>
-      </w:pPr>
-      <w:r>
-        <w:rPr>
-          <w:rFonts w:cs="Arabic Typesetting"/>
-          <w:color w:val="000000" w:themeColor="text1"/>
-        </w:rPr>
-        <w:t>Dependencies must be containeri</w:t>
-      </w:r>
-      <w:r>
-        <w:rPr>
-          <w:rFonts w:cs="Arabic Typesetting"/>
-          <w:color w:val="000000" w:themeColor="text1"/>
-        </w:rPr>
-        <w:t>s</w:t>
-      </w:r>
-      <w:r>
-        <w:rPr>
-          <w:rFonts w:cs="Arabic Typesetting"/>
-          <w:color w:val="000000" w:themeColor="text1"/>
-        </w:rPr>
-        <w:t>ed; avoid global installations.</w:t>
-      </w:r>
-    </w:p>
-    <w:p>
-      <w:pPr>
-        <w:pStyle w:val="ListParagraph"/>
-        <w:numPr>
-          <w:ilvl w:val="1"/>
-          <w:numId w:val="23"/>
-        </w:numPr>
-        <w:spacing w:line="240" w:lineRule="auto"/>
-        <w:rPr>
-          <w:rFonts w:cs="Arabic Typesetting"/>
-          <w:color w:val="000000" w:themeColor="text1"/>
-        </w:rPr>
-      </w:pPr>
-      <w:r>
-        <w:rPr>
-          <w:rFonts w:cs="Arabic Typesetting"/>
-          <w:color w:val="000000" w:themeColor="text1"/>
-        </w:rPr>
-        <w:t>Each service maintains its own dependency configuration (e.g., `requirements.txt` for Python, `</w:t>
-      </w:r>
-      <w:proofErr w:type="spellStart"/>
-      <w:r>
-        <w:rPr>
-          <w:rFonts w:cs="Arabic Typesetting"/>
-          <w:color w:val="000000" w:themeColor="text1"/>
-        </w:rPr>
-        <w:t>package.json</w:t>
-      </w:r>
-      <w:proofErr w:type="spellEnd"/>
-      <w:r>
-        <w:rPr>
-          <w:rFonts w:cs="Arabic Typesetting"/>
-          <w:color w:val="000000" w:themeColor="text1"/>
-        </w:rPr>
-        <w:t>` for Node.js) and a corresponding `</w:t>
-      </w:r>
-      <w:proofErr w:type="spellStart"/>
-      <w:r>
-        <w:rPr>
-          <w:rFonts w:cs="Arabic Typesetting"/>
-          <w:color w:val="000000" w:themeColor="text1"/>
-        </w:rPr>
-        <w:t>Dockerfile</w:t>
-      </w:r>
-      <w:proofErr w:type="spellEnd"/>
-      <w:r>
-        <w:rPr>
-          <w:rFonts w:cs="Arabic Typesetting"/>
-          <w:color w:val="000000" w:themeColor="text1"/>
-        </w:rPr>
-        <w:t>`.</w:t>
-      </w:r>
-    </w:p>
-    <w:p>
-      <w:pPr>
-        <w:pStyle w:val="ListParagraph"/>
-        <w:numPr>
-          <w:ilvl w:val="0"/>
-          <w:numId w:val="23"/>
-        </w:numPr>
-        <w:spacing w:line="240" w:lineRule="auto"/>
-        <w:rPr>
-          <w:b/>
-          <w:bCs/>
-        </w:rPr>
-      </w:pPr>
-      <w:r>
-        <w:rPr>
-          <w:b/>
-          <w:bCs/>
-        </w:rPr>
-        <w:t>Phase-End Placeholder Review Process</w:t>
-      </w:r>
-    </w:p>
-    <w:p>
-      <w:pPr>
-        <w:spacing w:line="240" w:lineRule="auto"/>
-        <w:ind w:left="720"/>
-      </w:pPr>
-      <w:r>
-        <w:t>Before any development phase can be officially signed off, a mandatory review process must be conducted to address all placeholders created during that phase. This process ensures that technical debt is managed intentionally and not by accident.</w:t>
-      </w:r>
-    </w:p>
-    <w:p>
-      <w:pPr>
-        <w:spacing w:line="240" w:lineRule="auto"/>
-        <w:ind w:left="720"/>
-      </w:pPr>
-      <w:r>
-        <w:rPr>
-          <w:b/>
-          <w:bCs/>
-        </w:rPr>
-        <w:t>1. Automated Codebase Scan:</w:t>
-      </w:r>
-      <w:r>
-        <w:t xml:space="preserve"> A dedicated step in the CI/CD pipeline will be configured to scan the entire codebase for the // @PLACEHOLDER: tag. If any instances of the tag are found, the pre-deployment build will fail automatically. This serves as a hard gate, preventing placeholders from accidentally slipping into the next phase or production.</w:t>
-      </w:r>
-    </w:p>
-    <w:p>
-      <w:pPr>
-        <w:spacing w:line="240" w:lineRule="auto"/>
-        <w:ind w:left="720"/>
-      </w:pPr>
-      <w:r>
-        <w:rPr>
-          <w:b/>
-          <w:bCs/>
-        </w:rPr>
-        <w:t>2. Manual Backlog Review:</w:t>
-      </w:r>
-      <w:r>
-        <w:t xml:space="preserve"> The development lead must conduct a formal review of all tickets in the "Placeholder Review" backlog of the issue tracking system. For each ticket, one of the following actions must be taken:</w:t>
-      </w:r>
-    </w:p>
-    <w:p>
-      <w:pPr>
-        <w:pStyle w:val="ListParagraph"/>
-        <w:numPr>
-          <w:ilvl w:val="1"/>
-          <w:numId w:val="23"/>
-        </w:numPr>
-        <w:spacing w:line="240" w:lineRule="auto"/>
-      </w:pPr>
-      <w:r>
-        <w:rPr>
-          <w:b/>
-          <w:bCs/>
-        </w:rPr>
-        <w:t>Resolve:</w:t>
-      </w:r>
-      <w:r>
-        <w:t xml:space="preserve"> The placeholder is prioritised, and the required work is completed. The code is updated, the tag is removed, and the ticket is closed .</w:t>
-      </w:r>
-    </w:p>
-    <w:p>
-      <w:pPr>
-        <w:pStyle w:val="ListParagraph"/>
-        <w:numPr>
-          <w:ilvl w:val="1"/>
-          <w:numId w:val="23"/>
-        </w:numPr>
-        <w:spacing w:line="240" w:lineRule="auto"/>
-      </w:pPr>
-      <w:r>
-        <w:rPr>
-          <w:b/>
-          <w:bCs/>
-        </w:rPr>
-        <w:t>Defer:</w:t>
-      </w:r>
-      <w:r>
-        <w:t xml:space="preserve"> In rare cases, if a placeholder is deemed non-critical for the next phase's objectives, the ticket can be formally deferred. This requires explicit approval from project leadership, and the ticket must be moved to the backlog of a specific future phase .</w:t>
-      </w:r>
-    </w:p>
-    <w:p>
-      <w:pPr>
-        <w:spacing w:line="240" w:lineRule="auto"/>
-        <w:ind w:left="720"/>
-      </w:pPr>
-      <w:r>
-        <w:t>A phase is only considered complete when the automated scan passes and the placeholder backlog for that phase is empty (all tickets are either resolved or formally deferred).</w:t>
-      </w:r>
-    </w:p>
-    <w:p>
-      <w:pPr>
-        <w:numPr>
-          <w:ilvl w:val="0"/>
-          <w:numId w:val="23"/>
-        </w:numPr>
-        <w:spacing w:line="240" w:lineRule="auto"/>
-      </w:pPr>
-      <w:r>
-        <w:rPr>
-          <w:b/>
-          <w:bCs/>
-        </w:rPr>
-        <w:t>Acknowledge:</w:t>
-      </w:r>
-      <w:r>
-        <w:t xml:space="preserve"> Confirm that you have understood this directive and are ready to begin development.</w:t>
-      </w:r>
-    </w:p>
-    <w:p>
-      <w:pPr>
-        <w:spacing w:line="240" w:lineRule="auto"/>
-      </w:pPr>
-    </w:p>
-    <w:p>
-      <w:pPr>
-        <w:spacing w:line="240" w:lineRule="auto"/>
-      </w:pPr>
-    </w:p>
-    <w:p>
-      <w:pPr>
-        <w:spacing w:line="240" w:lineRule="auto"/>
-        <w:rPr>
-          <w:b/>
-          <w:bCs/>
-        </w:rPr>
-      </w:pPr>
-      <w:r>
-        <w:rPr>
-          <w:b/>
-          <w:bCs/>
-          <w:u w:val="single"/>
-        </w:rPr>
-        <w:t>Initial Prompt</w:t>
-      </w:r>
-    </w:p>
-    <w:p>
-      <w:pPr>
-        <w:spacing w:line="240" w:lineRule="auto"/>
-      </w:pPr>
-      <w:r>
-        <w:t xml:space="preserve">You are an </w:t>
-      </w:r>
-      <w:r>
-        <w:t xml:space="preserve">expert full-stack software engineering agent tasked with building a world-class, </w:t>
-      </w:r>
-      <w:r>
-        <w:t xml:space="preserve">complex, </w:t>
-      </w:r>
-      <w:r>
-        <w:t>enterprise-grade Algorithmic Trading System (ATS)</w:t>
-      </w:r>
-      <w:r>
-        <w:t xml:space="preserve">. </w:t>
-      </w:r>
-      <w:r>
-        <w:t>The current system is approximately 20-25% complete, featuring a robust infrastructure (Docker, Kubernetes, monitoring stack) and partially implemented components (trading engine, AI assistant, security), as outlined in the "Current Status - Comprehensive Analysis" document.</w:t>
-      </w:r>
-      <w:r>
-        <w:t xml:space="preserve"> </w:t>
-      </w:r>
-      <w:r>
-        <w:t>Your core mission is to develop the "Nautilus Trader" algorithmic trading platform from the ground up, following the detailed specifications, requirements, designs, tasks, and architecture provided in the attached documents: "Features, Phases &amp; Integration Strategy - Algorithmic Trading System.docx" (base document for all features, phases, integration strategies, system overview, key characteristics, architecture principles, core services, data feeds, custom indicators, and phase-specific prompts/plans), "comprehensive_system_architecture.md" (updated comprehensive system architecture including overview, principles, components, data flows, technology stack, deployment, security, performance, integrations, monitoring, AI/ML, custom indicators, data feeds, frontend, enterprise readiness, phases, DR/BC, requirements/designs/tasks consolidations), "complete_requirements.md" (consolidated requirements across phases 0-6 with user stories and acceptance criteria), "complete_designs.md" (consolidated designs with high-level architectures, component breakdowns, and Mermaid diagrams per phase), and "complete_tasks.md" (450+ detailed tasks and sub-tasks across phases).</w:t>
-      </w:r>
-    </w:p>
-    <w:p>
-      <w:pPr>
-        <w:spacing w:line="240" w:lineRule="auto"/>
-      </w:pPr>
-    </w:p>
-    <w:p>
-      <w:pPr>
-        <w:spacing w:line="240" w:lineRule="auto"/>
-        <w:rPr>
-          <w:b/>
-          <w:bCs/>
-        </w:rPr>
-      </w:pPr>
-      <w:r>
-        <w:rPr>
-          <w:b/>
-          <w:bCs/>
-        </w:rPr>
-        <w:t>Project Overview and Guidelines</w:t>
-      </w:r>
-    </w:p>
-    <w:p>
-      <w:pPr>
-        <w:numPr>
-          <w:ilvl w:val="0"/>
-          <w:numId w:val="49"/>
-        </w:numPr>
-        <w:spacing w:line="240" w:lineRule="auto"/>
-      </w:pPr>
-      <w:r>
-        <w:rPr>
-          <w:b/>
-          <w:bCs/>
-        </w:rPr>
-        <w:t>System Description</w:t>
-      </w:r>
-      <w:r>
-        <w:t xml:space="preserve">: Build a comprehensive, enterprise-grade algorithmic trading system using a "Best-of-Breed" integration strategy. Select and integrate leading open-source projects (60+) for modularity. Support non-technical users (no-code options, natural language via Agentic AI Assistant) and professionals (high-performance features). Architecture: Microservices with Apache Kafka event bus for decoupling, event-driven processing, scalability, and </w:t>
-      </w:r>
-      <w:proofErr w:type="spellStart"/>
-      <w:r>
-        <w:t>replayability</w:t>
-      </w:r>
-      <w:proofErr w:type="spellEnd"/>
-      <w:r>
-        <w:t xml:space="preserve">. Core engine: </w:t>
-      </w:r>
-      <w:proofErr w:type="spellStart"/>
-      <w:r>
-        <w:t>NautilusTrader</w:t>
-      </w:r>
-      <w:proofErr w:type="spellEnd"/>
-      <w:r>
-        <w:t xml:space="preserve"> (Python/Rust) for multi-asset trading (stocks, ETFs, futures, options, forex, crypto). Key integrations: Forecasting (Stock-Prediction-Models, LSTM, Real-time-prediction), </w:t>
-      </w:r>
-      <w:proofErr w:type="spellStart"/>
-      <w:r>
-        <w:t>backtesting</w:t>
-      </w:r>
-      <w:proofErr w:type="spellEnd"/>
-      <w:r>
-        <w:t xml:space="preserve"> (</w:t>
-      </w:r>
-      <w:proofErr w:type="spellStart"/>
-      <w:r>
-        <w:t>VectorBT</w:t>
-      </w:r>
-      <w:proofErr w:type="spellEnd"/>
-      <w:r>
-        <w:t xml:space="preserve">, </w:t>
-      </w:r>
-      <w:proofErr w:type="spellStart"/>
-      <w:r>
-        <w:t>TradingGym</w:t>
-      </w:r>
-      <w:proofErr w:type="spellEnd"/>
-      <w:r>
-        <w:t>), portfolio/risk (</w:t>
-      </w:r>
-      <w:proofErr w:type="spellStart"/>
-      <w:r>
-        <w:t>PyPortfolioOpt</w:t>
-      </w:r>
-      <w:proofErr w:type="spellEnd"/>
-      <w:r>
-        <w:t xml:space="preserve">, </w:t>
-      </w:r>
-      <w:proofErr w:type="spellStart"/>
-      <w:r>
-        <w:t>Riskfolio</w:t>
-      </w:r>
-      <w:proofErr w:type="spellEnd"/>
-      <w:r>
-        <w:t xml:space="preserve">-Lib, </w:t>
-      </w:r>
-      <w:proofErr w:type="spellStart"/>
-      <w:r>
-        <w:t>PyOD</w:t>
-      </w:r>
-      <w:proofErr w:type="spellEnd"/>
-      <w:r>
-        <w:t xml:space="preserve">), indicators (TA-Lib/ta-lib-python &amp; </w:t>
-      </w:r>
-      <w:proofErr w:type="spellStart"/>
-      <w:r>
-        <w:t>Bukosabino</w:t>
-      </w:r>
-      <w:proofErr w:type="spellEnd"/>
-      <w:r>
-        <w:t>/ta with 30+ custom volume-weighted), visualization (react-financial-charts, Plotly Dash), AI/ML (</w:t>
-      </w:r>
-      <w:proofErr w:type="spellStart"/>
-      <w:r>
-        <w:t>LangChain</w:t>
-      </w:r>
-      <w:proofErr w:type="spellEnd"/>
-      <w:r>
-        <w:t>/</w:t>
-      </w:r>
-      <w:proofErr w:type="spellStart"/>
-      <w:r>
-        <w:t>LangGraph</w:t>
-      </w:r>
-      <w:proofErr w:type="spellEnd"/>
-      <w:r>
-        <w:t xml:space="preserve">, </w:t>
-      </w:r>
-      <w:proofErr w:type="spellStart"/>
-      <w:r>
-        <w:t>TradingAgent</w:t>
-      </w:r>
-      <w:proofErr w:type="spellEnd"/>
-      <w:r>
-        <w:t xml:space="preserve">, </w:t>
-      </w:r>
-      <w:proofErr w:type="spellStart"/>
-      <w:r>
-        <w:t>FinRL</w:t>
-      </w:r>
-      <w:proofErr w:type="spellEnd"/>
-      <w:r>
-        <w:t>, SHAP, Transformers/</w:t>
-      </w:r>
-      <w:proofErr w:type="spellStart"/>
-      <w:r>
-        <w:t>PyTorch</w:t>
-      </w:r>
-      <w:proofErr w:type="spellEnd"/>
-      <w:r>
-        <w:t xml:space="preserve">, </w:t>
-      </w:r>
-      <w:proofErr w:type="spellStart"/>
-      <w:r>
-        <w:t>QuantLib</w:t>
-      </w:r>
-      <w:proofErr w:type="spellEnd"/>
-      <w:r>
-        <w:t>), no-code (</w:t>
-      </w:r>
-      <w:proofErr w:type="spellStart"/>
-      <w:r>
-        <w:t>Blockly</w:t>
-      </w:r>
-      <w:proofErr w:type="spellEnd"/>
-      <w:r>
-        <w:t>), and more. Databases: PostgreSQL/</w:t>
-      </w:r>
-      <w:proofErr w:type="spellStart"/>
-      <w:r>
-        <w:t>pgvector</w:t>
-      </w:r>
-      <w:proofErr w:type="spellEnd"/>
-      <w:r>
-        <w:t xml:space="preserve"> (structured/vectors), </w:t>
-      </w:r>
-      <w:proofErr w:type="spellStart"/>
-      <w:r>
-        <w:t>ClickHouse</w:t>
-      </w:r>
-      <w:proofErr w:type="spellEnd"/>
-      <w:r>
-        <w:t xml:space="preserve"> (time-series), </w:t>
-      </w:r>
-      <w:proofErr w:type="spellStart"/>
-      <w:r>
-        <w:t>Qdrant</w:t>
-      </w:r>
-      <w:proofErr w:type="spellEnd"/>
-      <w:r>
-        <w:t xml:space="preserve"> (vectors), Apache Iceberg (immutable audits), Redis (cache/GenAI vectors), </w:t>
-      </w:r>
-      <w:proofErr w:type="spellStart"/>
-      <w:r>
-        <w:t>DuckDB</w:t>
-      </w:r>
-      <w:proofErr w:type="spellEnd"/>
-      <w:r>
-        <w:t xml:space="preserve"> (OLAP research), </w:t>
-      </w:r>
-      <w:proofErr w:type="spellStart"/>
-      <w:r>
-        <w:t>InfluxDB</w:t>
-      </w:r>
-      <w:proofErr w:type="spellEnd"/>
-      <w:r>
-        <w:t xml:space="preserve"> (metrics), MinIO/S3 (objects), Elasticsearch (search/logs/RAG). Features: Paper/live trading (IBKR start, expand to Alpaca/OANDA/Coinbase/FIX), multi-source data feeds with fallbacks, custom indicators (e.g., VW SMA, Normalized ATR, Choppy Market Index), Agentic AI (multi-agents, RAG, MCPs, iterative refinement), market scanner, "Glass Box" UI, voice/AR, marketplace scope, ultra-low latency (DMA, FPGAs), enterprise readiness (HA, UEBA, compliance).</w:t>
-      </w:r>
-    </w:p>
-    <w:p>
-      <w:pPr>
-        <w:numPr>
-          <w:ilvl w:val="0"/>
-          <w:numId w:val="49"/>
-        </w:numPr>
-        <w:spacing w:line="240" w:lineRule="auto"/>
-      </w:pPr>
-      <w:r>
-        <w:rPr>
-          <w:b/>
-          <w:bCs/>
-        </w:rPr>
-        <w:t>Key Characteristics</w:t>
-      </w:r>
-      <w:r>
-        <w:t xml:space="preserve">: High performance (microsecond latency), scalable (10k+ users, 1M+ </w:t>
-      </w:r>
-      <w:proofErr w:type="spellStart"/>
-      <w:r>
-        <w:t>msgs</w:t>
-      </w:r>
-      <w:proofErr w:type="spellEnd"/>
-      <w:r>
-        <w:t>/sec), resilient (self-healing, multi-region), secure (zero-trust, MFA, Bandit SAST), observable (Prometheus/Grafana/Jaeger/</w:t>
-      </w:r>
-      <w:proofErr w:type="spellStart"/>
-      <w:r>
-        <w:t>Memray</w:t>
-      </w:r>
-      <w:proofErr w:type="spellEnd"/>
-      <w:r>
-        <w:t>).</w:t>
-      </w:r>
-    </w:p>
-    <w:p>
-      <w:pPr>
-        <w:numPr>
-          <w:ilvl w:val="0"/>
-          <w:numId w:val="49"/>
-        </w:numPr>
-        <w:spacing w:line="240" w:lineRule="auto"/>
-      </w:pPr>
-      <w:r>
-        <w:rPr>
-          <w:b/>
-          <w:bCs/>
-        </w:rPr>
-        <w:t>Architecture Principles</w:t>
-      </w:r>
-      <w:r>
-        <w:t>: Microservices (decomposition, independent deployment, fault isolation, self-healing), event-driven (async Kafka, event sourcing, CQRS), cloud-native (Docker/Kubernetes/Helm/Istio/</w:t>
-      </w:r>
-      <w:proofErr w:type="spellStart"/>
-      <w:r>
-        <w:t>GitOps</w:t>
-      </w:r>
-      <w:proofErr w:type="spellEnd"/>
-      <w:r>
-        <w:t>/12-Factor), API-first (REST/</w:t>
-      </w:r>
-      <w:proofErr w:type="spellStart"/>
-      <w:r>
-        <w:t>GraphQL</w:t>
-      </w:r>
-      <w:proofErr w:type="spellEnd"/>
-      <w:r>
-        <w:t>/WebSocket/</w:t>
-      </w:r>
-      <w:proofErr w:type="spellStart"/>
-      <w:r>
-        <w:t>gRPC</w:t>
-      </w:r>
-      <w:proofErr w:type="spellEnd"/>
-      <w:r>
-        <w:t xml:space="preserve">), security-first (STRIDE threat </w:t>
-      </w:r>
-      <w:proofErr w:type="spellStart"/>
-      <w:r>
-        <w:t>modeling</w:t>
-      </w:r>
-      <w:proofErr w:type="spellEnd"/>
-      <w:r>
-        <w:t xml:space="preserve">), performance-optimized (lock-free, GPU), AI-integrated (agentic workflows, </w:t>
-      </w:r>
-      <w:proofErr w:type="spellStart"/>
-      <w:r>
-        <w:t>RLOps</w:t>
-      </w:r>
-      <w:proofErr w:type="spellEnd"/>
-      <w:r>
-        <w:t>).</w:t>
-      </w:r>
-    </w:p>
-    <w:p>
-      <w:pPr>
-        <w:numPr>
-          <w:ilvl w:val="0"/>
-          <w:numId w:val="49"/>
-        </w:numPr>
-        <w:spacing w:line="240" w:lineRule="auto"/>
-      </w:pPr>
-      <w:r>
-        <w:rPr>
-          <w:b/>
-          <w:bCs/>
-        </w:rPr>
-        <w:t>Development Approach</w:t>
-      </w:r>
-      <w:r>
-        <w:t xml:space="preserve">: Incremental phases (0-6). Use placeholders (// @PLACEHOLDER: reason, </w:t>
-      </w:r>
-      <w:proofErr w:type="spellStart"/>
-      <w:r>
-        <w:t>req</w:t>
-      </w:r>
-      <w:proofErr w:type="spellEnd"/>
-      <w:r>
-        <w:t xml:space="preserve"> ID) for incomplete parts, create GitHub Issues. Follow analysis/compare/execute protocol: </w:t>
-      </w:r>
-      <w:proofErr w:type="spellStart"/>
-      <w:r>
-        <w:t>Analyze</w:t>
-      </w:r>
-      <w:proofErr w:type="spellEnd"/>
-      <w:r>
-        <w:t xml:space="preserve"> specs vs. code, compare diffs, execute builds/modifications. Enforce code standards: Python 3.12+, Rust for latency, linting (flake8), tests (</w:t>
-      </w:r>
-      <w:proofErr w:type="spellStart"/>
-      <w:r>
-        <w:t>Pytest</w:t>
-      </w:r>
-      <w:proofErr w:type="spellEnd"/>
-      <w:r>
-        <w:t>). Manage deps in tiers with forks, automated monitoring (Renovate/</w:t>
-      </w:r>
-      <w:proofErr w:type="spellStart"/>
-      <w:r>
-        <w:t>Dependabot</w:t>
-      </w:r>
-      <w:proofErr w:type="spellEnd"/>
-      <w:r>
-        <w:t>), CI/CD (GitHub Actions, Docker sandboxes), dashboard (React/Grafana).</w:t>
-      </w:r>
-    </w:p>
-    <w:p>
-      <w:pPr>
-        <w:numPr>
-          <w:ilvl w:val="0"/>
-          <w:numId w:val="49"/>
-        </w:numPr>
-        <w:spacing w:line="240" w:lineRule="auto"/>
-      </w:pPr>
-      <w:r>
-        <w:rPr>
-          <w:b/>
-          <w:bCs/>
-        </w:rPr>
-        <w:t>Tools and Environment</w:t>
-      </w:r>
-      <w:r>
-        <w:t xml:space="preserve">: You have access to a stateful code interpreter (Python 3.12 with libraries: </w:t>
-      </w:r>
-      <w:proofErr w:type="spellStart"/>
-      <w:r>
-        <w:t>numpy</w:t>
-      </w:r>
-      <w:proofErr w:type="spellEnd"/>
-      <w:r>
-        <w:t xml:space="preserve">, pandas, </w:t>
-      </w:r>
-      <w:proofErr w:type="spellStart"/>
-      <w:r>
-        <w:t>sympy</w:t>
-      </w:r>
-      <w:proofErr w:type="spellEnd"/>
-      <w:r>
-        <w:t>, etc.; no internet/pip). Use it to test code snippets, validate logic (e.g., custom indicators). For external info, use web/X search tools if needed (e.g., check upstream repo changes). Render citations inline for sources. Output code in proper format, commit to virtual repo structure.</w:t>
-      </w:r>
-    </w:p>
-    <w:p>
-      <w:pPr>
-        <w:numPr>
-          <w:ilvl w:val="0"/>
-          <w:numId w:val="49"/>
-        </w:numPr>
-        <w:spacing w:line="240" w:lineRule="auto"/>
-      </w:pPr>
-      <w:r>
-        <w:rPr>
-          <w:b/>
-          <w:bCs/>
-        </w:rPr>
-        <w:t>Workflow</w:t>
-      </w:r>
-      <w:r>
-        <w:t>: Start with Phase 0 (Dependency Management). For each phase: Review prompt/plan from base doc, requirements/designs/tasks from consolidations. Generate code, configs, docs. Test via interpreter. Handle errors, iterate. End phase with deliverables validation (e.g., run scans). Acknowledge readiness before proceeding.</w:t>
-      </w:r>
-    </w:p>
-    <w:p>
-      <w:pPr>
-        <w:numPr>
-          <w:ilvl w:val="0"/>
-          <w:numId w:val="49"/>
-        </w:numPr>
-        <w:spacing w:line="240" w:lineRule="auto"/>
-      </w:pPr>
-      <w:r>
-        <w:rPr>
-          <w:b/>
-          <w:bCs/>
-        </w:rPr>
-        <w:t>Output Format</w:t>
-      </w:r>
-      <w:r>
-        <w:t>: For code: Use markdown blocks (```</w:t>
-      </w:r>
-      <w:proofErr w:type="spellStart"/>
-      <w:r>
-        <w:t>python:disable-run</w:t>
-      </w:r>
-      <w:proofErr w:type="spellEnd"/>
-    </w:p>
-    <w:p>
-      <w:pPr>
-        <w:spacing w:line="240" w:lineRule="auto"/>
-      </w:pPr>
-    </w:p>
-    <w:p>
-      <w:pPr>
-        <w:spacing w:line="240" w:lineRule="auto"/>
-        <w:rPr>
-          <w:b/>
-          <w:bCs/>
-        </w:rPr>
-      </w:pPr>
-      <w:r>
-        <w:rPr>
-          <w:b/>
-          <w:bCs/>
-        </w:rPr>
-        <w:t>Initial Task: Begin Phase 0</w:t>
-      </w:r>
-    </w:p>
-    <w:p>
-      <w:pPr>
-        <w:numPr>
-          <w:ilvl w:val="0"/>
-          <w:numId w:val="50"/>
-        </w:numPr>
-        <w:spacing w:line="240" w:lineRule="auto"/>
-      </w:pPr>
-      <w:r>
-        <w:t>Refer to rewritten Phase 0 Prompt and Integration Plan: Establish dep management for 60+ components. Fork tiers, automate monitoring (daily/weekly), notifications, pipelines, dashboard. Implement as per tasks/sub-tasks.</w:t>
-      </w:r>
-    </w:p>
-    <w:p>
-      <w:pPr>
-        <w:numPr>
-          <w:ilvl w:val="0"/>
-          <w:numId w:val="50"/>
-        </w:numPr>
-        <w:spacing w:line="240" w:lineRule="auto"/>
-      </w:pPr>
-      <w:r>
-        <w:t xml:space="preserve">Proceed step-by-step: Initialize repo, fork deps, set workflows, etc. Use tools to verify (e.g., </w:t>
-      </w:r>
-      <w:proofErr w:type="spellStart"/>
-      <w:r>
-        <w:t>code_execution</w:t>
-      </w:r>
-      <w:proofErr w:type="spellEnd"/>
-      <w:r>
-        <w:t xml:space="preserve"> for script tests).</w:t>
-      </w:r>
-    </w:p>
-    <w:p>
-      <w:pPr>
-        <w:numPr>
-          <w:ilvl w:val="0"/>
-          <w:numId w:val="50"/>
         </w:numPr>
         <w:spacing w:line="240" w:lineRule="auto"/>
       </w:pPr>
@@ -50410,6 +52885,155 @@
     </w:lvl>
   </w:abstractNum>
   <w:abstractNum w:abstractNumId="6" w15:restartNumberingAfterBreak="0">
+    <w:nsid w:val="15464C0A"/>
+    <w:multiLevelType w:val="multilevel"/>
+    <w:tmpl w:val="B970A7A6"/>
+    <w:lvl w:ilvl="0">
+      <w:start w:val="1"/>
+      <w:numFmt w:val="bullet"/>
+      <w:lvlText w:val=""/>
+      <w:lvlJc w:val="left"/>
+      <w:pPr>
+        <w:tabs>
+          <w:tab w:val="num" w:pos="720"/>
+        </w:tabs>
+        <w:ind w:left="720" w:hanging="360"/>
+      </w:pPr>
+      <w:rPr>
+        <w:rFonts w:ascii="Symbol" w:hAnsi="Symbol" w:hint="default"/>
+        <w:sz w:val="20"/>
+      </w:rPr>
+    </w:lvl>
+    <w:lvl w:ilvl="1">
+      <w:start w:val="1"/>
+      <w:numFmt w:val="bullet"/>
+      <w:lvlText w:val="o"/>
+      <w:lvlJc w:val="left"/>
+      <w:pPr>
+        <w:tabs>
+          <w:tab w:val="num" w:pos="1440"/>
+        </w:tabs>
+        <w:ind w:left="1440" w:hanging="360"/>
+      </w:pPr>
+      <w:rPr>
+        <w:rFonts w:ascii="Courier New" w:hAnsi="Courier New" w:hint="default"/>
+        <w:sz w:val="20"/>
+      </w:rPr>
+    </w:lvl>
+    <w:lvl w:ilvl="2" w:tentative="1">
+      <w:start w:val="1"/>
+      <w:numFmt w:val="bullet"/>
+      <w:lvlText w:val=""/>
+      <w:lvlJc w:val="left"/>
+      <w:pPr>
+        <w:tabs>
+          <w:tab w:val="num" w:pos="2160"/>
+        </w:tabs>
+        <w:ind w:left="2160" w:hanging="360"/>
+      </w:pPr>
+      <w:rPr>
+        <w:rFonts w:ascii="Wingdings" w:hAnsi="Wingdings" w:hint="default"/>
+        <w:sz w:val="20"/>
+      </w:rPr>
+    </w:lvl>
+    <w:lvl w:ilvl="3" w:tentative="1">
+      <w:start w:val="1"/>
+      <w:numFmt w:val="bullet"/>
+      <w:lvlText w:val=""/>
+      <w:lvlJc w:val="left"/>
+      <w:pPr>
+        <w:tabs>
+          <w:tab w:val="num" w:pos="2880"/>
+        </w:tabs>
+        <w:ind w:left="2880" w:hanging="360"/>
+      </w:pPr>
+      <w:rPr>
+        <w:rFonts w:ascii="Wingdings" w:hAnsi="Wingdings" w:hint="default"/>
+        <w:sz w:val="20"/>
+      </w:rPr>
+    </w:lvl>
+    <w:lvl w:ilvl="4" w:tentative="1">
+      <w:start w:val="1"/>
+      <w:numFmt w:val="bullet"/>
+      <w:lvlText w:val=""/>
+      <w:lvlJc w:val="left"/>
+      <w:pPr>
+        <w:tabs>
+          <w:tab w:val="num" w:pos="3600"/>
+        </w:tabs>
+        <w:ind w:left="3600" w:hanging="360"/>
+      </w:pPr>
+      <w:rPr>
+        <w:rFonts w:ascii="Wingdings" w:hAnsi="Wingdings" w:hint="default"/>
+        <w:sz w:val="20"/>
+      </w:rPr>
+    </w:lvl>
+    <w:lvl w:ilvl="5" w:tentative="1">
+      <w:start w:val="1"/>
+      <w:numFmt w:val="bullet"/>
+      <w:lvlText w:val=""/>
+      <w:lvlJc w:val="left"/>
+      <w:pPr>
+        <w:tabs>
+          <w:tab w:val="num" w:pos="4320"/>
+        </w:tabs>
+        <w:ind w:left="4320" w:hanging="360"/>
+      </w:pPr>
+      <w:rPr>
+        <w:rFonts w:ascii="Wingdings" w:hAnsi="Wingdings" w:hint="default"/>
+        <w:sz w:val="20"/>
+      </w:rPr>
+    </w:lvl>
+    <w:lvl w:ilvl="6" w:tentative="1">
+      <w:start w:val="1"/>
+      <w:numFmt w:val="bullet"/>
+      <w:lvlText w:val=""/>
+      <w:lvlJc w:val="left"/>
+      <w:pPr>
+        <w:tabs>
+          <w:tab w:val="num" w:pos="5040"/>
+        </w:tabs>
+        <w:ind w:left="5040" w:hanging="360"/>
+      </w:pPr>
+      <w:rPr>
+        <w:rFonts w:ascii="Wingdings" w:hAnsi="Wingdings" w:hint="default"/>
+        <w:sz w:val="20"/>
+      </w:rPr>
+    </w:lvl>
+    <w:lvl w:ilvl="7" w:tentative="1">
+      <w:start w:val="1"/>
+      <w:numFmt w:val="bullet"/>
+      <w:lvlText w:val=""/>
+      <w:lvlJc w:val="left"/>
+      <w:pPr>
+        <w:tabs>
+          <w:tab w:val="num" w:pos="5760"/>
+        </w:tabs>
+        <w:ind w:left="5760" w:hanging="360"/>
+      </w:pPr>
+      <w:rPr>
+        <w:rFonts w:ascii="Wingdings" w:hAnsi="Wingdings" w:hint="default"/>
+        <w:sz w:val="20"/>
+      </w:rPr>
+    </w:lvl>
+    <w:lvl w:ilvl="8" w:tentative="1">
+      <w:start w:val="1"/>
+      <w:numFmt w:val="bullet"/>
+      <w:lvlText w:val=""/>
+      <w:lvlJc w:val="left"/>
+      <w:pPr>
+        <w:tabs>
+          <w:tab w:val="num" w:pos="6480"/>
+        </w:tabs>
+        <w:ind w:left="6480" w:hanging="360"/>
+      </w:pPr>
+      <w:rPr>
+        <w:rFonts w:ascii="Wingdings" w:hAnsi="Wingdings" w:hint="default"/>
+        <w:sz w:val="20"/>
+      </w:rPr>
+    </w:lvl>
+  </w:abstractNum>
+  <w:abstractNum w:abstractNumId="7" w15:restartNumberingAfterBreak="0">
     <w:nsid w:val="15470831"/>
     <w:multiLevelType w:val="multilevel"/>
     <w:tmpl w:val="C18C8A9E"/>
@@ -50558,7 +53182,7 @@
       </w:rPr>
     </w:lvl>
   </w:abstractNum>
-  <w:abstractNum w:abstractNumId="7" w15:restartNumberingAfterBreak="0">
+  <w:abstractNum w:abstractNumId="8" w15:restartNumberingAfterBreak="0">
     <w:nsid w:val="171E7C50"/>
     <w:multiLevelType w:val="multilevel"/>
     <w:tmpl w:val="CFDCA8CA"/>
@@ -50707,7 +53331,7 @@
       </w:rPr>
     </w:lvl>
   </w:abstractNum>
-  <w:abstractNum w:abstractNumId="8" w15:restartNumberingAfterBreak="0">
+  <w:abstractNum w:abstractNumId="9" w15:restartNumberingAfterBreak="0">
     <w:nsid w:val="18070145"/>
     <w:multiLevelType w:val="multilevel"/>
     <w:tmpl w:val="F092B2A0"/>
@@ -50852,7 +53476,7 @@
       </w:rPr>
     </w:lvl>
   </w:abstractNum>
-  <w:abstractNum w:abstractNumId="9" w15:restartNumberingAfterBreak="0">
+  <w:abstractNum w:abstractNumId="10" w15:restartNumberingAfterBreak="0">
     <w:nsid w:val="18786B05"/>
     <w:multiLevelType w:val="multilevel"/>
     <w:tmpl w:val="E8D4C75A"/>
@@ -51001,7 +53625,7 @@
       </w:rPr>
     </w:lvl>
   </w:abstractNum>
-  <w:abstractNum w:abstractNumId="10" w15:restartNumberingAfterBreak="0">
+  <w:abstractNum w:abstractNumId="11" w15:restartNumberingAfterBreak="0">
     <w:nsid w:val="213811B0"/>
     <w:multiLevelType w:val="multilevel"/>
     <w:tmpl w:val="6E063B6E"/>
@@ -51150,7 +53774,7 @@
       </w:rPr>
     </w:lvl>
   </w:abstractNum>
-  <w:abstractNum w:abstractNumId="11" w15:restartNumberingAfterBreak="0">
+  <w:abstractNum w:abstractNumId="12" w15:restartNumberingAfterBreak="0">
     <w:nsid w:val="23373AD7"/>
     <w:multiLevelType w:val="hybridMultilevel"/>
     <w:tmpl w:val="5C2EBE68"/>
@@ -51239,7 +53863,7 @@
       </w:pPr>
     </w:lvl>
   </w:abstractNum>
-  <w:abstractNum w:abstractNumId="12" w15:restartNumberingAfterBreak="0">
+  <w:abstractNum w:abstractNumId="13" w15:restartNumberingAfterBreak="0">
     <w:nsid w:val="235A7A1F"/>
     <w:multiLevelType w:val="multilevel"/>
     <w:tmpl w:val="869694D6"/>
@@ -51388,7 +54012,7 @@
       </w:rPr>
     </w:lvl>
   </w:abstractNum>
-  <w:abstractNum w:abstractNumId="13" w15:restartNumberingAfterBreak="0">
+  <w:abstractNum w:abstractNumId="14" w15:restartNumberingAfterBreak="0">
     <w:nsid w:val="25950961"/>
     <w:multiLevelType w:val="multilevel"/>
     <w:tmpl w:val="F530F944"/>
@@ -51537,7 +54161,7 @@
       </w:rPr>
     </w:lvl>
   </w:abstractNum>
-  <w:abstractNum w:abstractNumId="14" w15:restartNumberingAfterBreak="0">
+  <w:abstractNum w:abstractNumId="15" w15:restartNumberingAfterBreak="0">
     <w:nsid w:val="2721585E"/>
     <w:multiLevelType w:val="multilevel"/>
     <w:tmpl w:val="97BED7A6"/>
@@ -51686,7 +54310,7 @@
       </w:rPr>
     </w:lvl>
   </w:abstractNum>
-  <w:abstractNum w:abstractNumId="15" w15:restartNumberingAfterBreak="0">
+  <w:abstractNum w:abstractNumId="16" w15:restartNumberingAfterBreak="0">
     <w:nsid w:val="2BBA34B5"/>
     <w:multiLevelType w:val="multilevel"/>
     <w:tmpl w:val="61B6F2B0"/>
@@ -51835,7 +54459,7 @@
       </w:rPr>
     </w:lvl>
   </w:abstractNum>
-  <w:abstractNum w:abstractNumId="16" w15:restartNumberingAfterBreak="0">
+  <w:abstractNum w:abstractNumId="17" w15:restartNumberingAfterBreak="0">
     <w:nsid w:val="2C2E2968"/>
     <w:multiLevelType w:val="multilevel"/>
     <w:tmpl w:val="68FAC98E"/>
@@ -51984,7 +54608,7 @@
       </w:rPr>
     </w:lvl>
   </w:abstractNum>
-  <w:abstractNum w:abstractNumId="17" w15:restartNumberingAfterBreak="0">
+  <w:abstractNum w:abstractNumId="18" w15:restartNumberingAfterBreak="0">
     <w:nsid w:val="2EAB1320"/>
     <w:multiLevelType w:val="multilevel"/>
     <w:tmpl w:val="2D2A04DE"/>
@@ -52129,7 +54753,7 @@
       </w:rPr>
     </w:lvl>
   </w:abstractNum>
-  <w:abstractNum w:abstractNumId="18" w15:restartNumberingAfterBreak="0">
+  <w:abstractNum w:abstractNumId="19" w15:restartNumberingAfterBreak="0">
     <w:nsid w:val="2FFD2DD4"/>
     <w:multiLevelType w:val="multilevel"/>
     <w:tmpl w:val="9716B610"/>
@@ -52278,7 +54902,7 @@
       </w:rPr>
     </w:lvl>
   </w:abstractNum>
-  <w:abstractNum w:abstractNumId="19" w15:restartNumberingAfterBreak="0">
+  <w:abstractNum w:abstractNumId="20" w15:restartNumberingAfterBreak="0">
     <w:nsid w:val="3056079F"/>
     <w:multiLevelType w:val="multilevel"/>
     <w:tmpl w:val="10A29590"/>
@@ -52427,7 +55051,7 @@
       </w:rPr>
     </w:lvl>
   </w:abstractNum>
-  <w:abstractNum w:abstractNumId="20" w15:restartNumberingAfterBreak="0">
+  <w:abstractNum w:abstractNumId="21" w15:restartNumberingAfterBreak="0">
     <w:nsid w:val="320F21DF"/>
     <w:multiLevelType w:val="multilevel"/>
     <w:tmpl w:val="473C4CB6"/>
@@ -52576,7 +55200,7 @@
       </w:rPr>
     </w:lvl>
   </w:abstractNum>
-  <w:abstractNum w:abstractNumId="21" w15:restartNumberingAfterBreak="0">
+  <w:abstractNum w:abstractNumId="22" w15:restartNumberingAfterBreak="0">
     <w:nsid w:val="36675DFB"/>
     <w:multiLevelType w:val="multilevel"/>
     <w:tmpl w:val="5FD4B5F2"/>
@@ -52725,7 +55349,7 @@
       </w:rPr>
     </w:lvl>
   </w:abstractNum>
-  <w:abstractNum w:abstractNumId="22" w15:restartNumberingAfterBreak="0">
+  <w:abstractNum w:abstractNumId="23" w15:restartNumberingAfterBreak="0">
     <w:nsid w:val="395C2E59"/>
     <w:multiLevelType w:val="multilevel"/>
     <w:tmpl w:val="7E563612"/>
@@ -52858,7 +55482,7 @@
       </w:rPr>
     </w:lvl>
   </w:abstractNum>
-  <w:abstractNum w:abstractNumId="23" w15:restartNumberingAfterBreak="0">
+  <w:abstractNum w:abstractNumId="24" w15:restartNumberingAfterBreak="0">
     <w:nsid w:val="397454BC"/>
     <w:multiLevelType w:val="multilevel"/>
     <w:tmpl w:val="F85ED614"/>
@@ -53007,7 +55631,7 @@
       </w:rPr>
     </w:lvl>
   </w:abstractNum>
-  <w:abstractNum w:abstractNumId="24" w15:restartNumberingAfterBreak="0">
+  <w:abstractNum w:abstractNumId="25" w15:restartNumberingAfterBreak="0">
     <w:nsid w:val="39C33F7D"/>
     <w:multiLevelType w:val="multilevel"/>
     <w:tmpl w:val="A1862DA8"/>
@@ -53156,7 +55780,7 @@
       </w:rPr>
     </w:lvl>
   </w:abstractNum>
-  <w:abstractNum w:abstractNumId="25" w15:restartNumberingAfterBreak="0">
+  <w:abstractNum w:abstractNumId="26" w15:restartNumberingAfterBreak="0">
     <w:nsid w:val="39DF566E"/>
     <w:multiLevelType w:val="multilevel"/>
     <w:tmpl w:val="0A6C10A0"/>
@@ -53305,7 +55929,7 @@
       </w:rPr>
     </w:lvl>
   </w:abstractNum>
-  <w:abstractNum w:abstractNumId="26" w15:restartNumberingAfterBreak="0">
+  <w:abstractNum w:abstractNumId="27" w15:restartNumberingAfterBreak="0">
     <w:nsid w:val="3AB74A40"/>
     <w:multiLevelType w:val="hybridMultilevel"/>
     <w:tmpl w:val="08E47720"/>
@@ -53396,7 +56020,7 @@
       </w:pPr>
     </w:lvl>
   </w:abstractNum>
-  <w:abstractNum w:abstractNumId="27" w15:restartNumberingAfterBreak="0">
+  <w:abstractNum w:abstractNumId="28" w15:restartNumberingAfterBreak="0">
     <w:nsid w:val="3ADF418E"/>
     <w:multiLevelType w:val="multilevel"/>
     <w:tmpl w:val="B1DCEEEA"/>
@@ -53537,7 +56161,7 @@
       </w:rPr>
     </w:lvl>
   </w:abstractNum>
-  <w:abstractNum w:abstractNumId="28" w15:restartNumberingAfterBreak="0">
+  <w:abstractNum w:abstractNumId="29" w15:restartNumberingAfterBreak="0">
     <w:nsid w:val="3DE4140A"/>
     <w:multiLevelType w:val="multilevel"/>
     <w:tmpl w:val="507AE704"/>
@@ -53667,7 +56291,7 @@
       </w:rPr>
     </w:lvl>
   </w:abstractNum>
-  <w:abstractNum w:abstractNumId="29" w15:restartNumberingAfterBreak="0">
+  <w:abstractNum w:abstractNumId="30" w15:restartNumberingAfterBreak="0">
     <w:nsid w:val="3E655FE0"/>
     <w:multiLevelType w:val="multilevel"/>
     <w:tmpl w:val="A4E21512"/>
@@ -53816,7 +56440,7 @@
       </w:rPr>
     </w:lvl>
   </w:abstractNum>
-  <w:abstractNum w:abstractNumId="30" w15:restartNumberingAfterBreak="0">
+  <w:abstractNum w:abstractNumId="31" w15:restartNumberingAfterBreak="0">
     <w:nsid w:val="3F9028D5"/>
     <w:multiLevelType w:val="multilevel"/>
     <w:tmpl w:val="A066D26E"/>
@@ -53950,7 +56574,7 @@
       </w:rPr>
     </w:lvl>
   </w:abstractNum>
-  <w:abstractNum w:abstractNumId="31" w15:restartNumberingAfterBreak="0">
+  <w:abstractNum w:abstractNumId="32" w15:restartNumberingAfterBreak="0">
     <w:nsid w:val="4210295E"/>
     <w:multiLevelType w:val="multilevel"/>
     <w:tmpl w:val="E50A2D8E"/>
@@ -54087,7 +56711,7 @@
       </w:rPr>
     </w:lvl>
   </w:abstractNum>
-  <w:abstractNum w:abstractNumId="32" w15:restartNumberingAfterBreak="0">
+  <w:abstractNum w:abstractNumId="33" w15:restartNumberingAfterBreak="0">
     <w:nsid w:val="44BD560F"/>
     <w:multiLevelType w:val="multilevel"/>
     <w:tmpl w:val="9AFAE528"/>
@@ -54236,7 +56860,7 @@
       </w:rPr>
     </w:lvl>
   </w:abstractNum>
-  <w:abstractNum w:abstractNumId="33" w15:restartNumberingAfterBreak="0">
+  <w:abstractNum w:abstractNumId="34" w15:restartNumberingAfterBreak="0">
     <w:nsid w:val="45662B92"/>
     <w:multiLevelType w:val="multilevel"/>
     <w:tmpl w:val="756AC59A"/>
@@ -54381,7 +57005,7 @@
       </w:rPr>
     </w:lvl>
   </w:abstractNum>
-  <w:abstractNum w:abstractNumId="34" w15:restartNumberingAfterBreak="0">
+  <w:abstractNum w:abstractNumId="35" w15:restartNumberingAfterBreak="0">
     <w:nsid w:val="459108A1"/>
     <w:multiLevelType w:val="multilevel"/>
     <w:tmpl w:val="ACF492DE"/>
@@ -54522,7 +57146,7 @@
       </w:rPr>
     </w:lvl>
   </w:abstractNum>
-  <w:abstractNum w:abstractNumId="35" w15:restartNumberingAfterBreak="0">
+  <w:abstractNum w:abstractNumId="36" w15:restartNumberingAfterBreak="0">
     <w:nsid w:val="46EE68E5"/>
     <w:multiLevelType w:val="multilevel"/>
     <w:tmpl w:val="D890B69A"/>
@@ -54671,7 +57295,7 @@
       </w:rPr>
     </w:lvl>
   </w:abstractNum>
-  <w:abstractNum w:abstractNumId="36" w15:restartNumberingAfterBreak="0">
+  <w:abstractNum w:abstractNumId="37" w15:restartNumberingAfterBreak="0">
     <w:nsid w:val="4CBE4E79"/>
     <w:multiLevelType w:val="multilevel"/>
     <w:tmpl w:val="62EEB7B2"/>
@@ -54820,7 +57444,7 @@
       </w:rPr>
     </w:lvl>
   </w:abstractNum>
-  <w:abstractNum w:abstractNumId="37" w15:restartNumberingAfterBreak="0">
+  <w:abstractNum w:abstractNumId="38" w15:restartNumberingAfterBreak="0">
     <w:nsid w:val="50552197"/>
     <w:multiLevelType w:val="multilevel"/>
     <w:tmpl w:val="BAF25CA0"/>
@@ -54969,7 +57593,7 @@
       </w:rPr>
     </w:lvl>
   </w:abstractNum>
-  <w:abstractNum w:abstractNumId="38" w15:restartNumberingAfterBreak="0">
+  <w:abstractNum w:abstractNumId="39" w15:restartNumberingAfterBreak="0">
     <w:nsid w:val="508A79C7"/>
     <w:multiLevelType w:val="multilevel"/>
     <w:tmpl w:val="07F81238"/>
@@ -55114,7 +57738,7 @@
       </w:rPr>
     </w:lvl>
   </w:abstractNum>
-  <w:abstractNum w:abstractNumId="39" w15:restartNumberingAfterBreak="0">
+  <w:abstractNum w:abstractNumId="40" w15:restartNumberingAfterBreak="0">
     <w:nsid w:val="554D3381"/>
     <w:multiLevelType w:val="multilevel"/>
     <w:tmpl w:val="1BB8E034"/>
@@ -55263,7 +57887,7 @@
       </w:rPr>
     </w:lvl>
   </w:abstractNum>
-  <w:abstractNum w:abstractNumId="40" w15:restartNumberingAfterBreak="0">
+  <w:abstractNum w:abstractNumId="41" w15:restartNumberingAfterBreak="0">
     <w:nsid w:val="57AB7D84"/>
     <w:multiLevelType w:val="multilevel"/>
     <w:tmpl w:val="063EEAB4"/>
@@ -55412,7 +58036,7 @@
       </w:rPr>
     </w:lvl>
   </w:abstractNum>
-  <w:abstractNum w:abstractNumId="41" w15:restartNumberingAfterBreak="0">
+  <w:abstractNum w:abstractNumId="42" w15:restartNumberingAfterBreak="0">
     <w:nsid w:val="57C97A86"/>
     <w:multiLevelType w:val="hybridMultilevel"/>
     <w:tmpl w:val="B88EB93C"/>
@@ -55501,7 +58125,7 @@
       </w:pPr>
     </w:lvl>
   </w:abstractNum>
-  <w:abstractNum w:abstractNumId="42" w15:restartNumberingAfterBreak="0">
+  <w:abstractNum w:abstractNumId="43" w15:restartNumberingAfterBreak="0">
     <w:nsid w:val="59D20A2F"/>
     <w:multiLevelType w:val="multilevel"/>
     <w:tmpl w:val="96D62D32"/>
@@ -55652,7 +58276,7 @@
       </w:rPr>
     </w:lvl>
   </w:abstractNum>
-  <w:abstractNum w:abstractNumId="43" w15:restartNumberingAfterBreak="0">
+  <w:abstractNum w:abstractNumId="44" w15:restartNumberingAfterBreak="0">
     <w:nsid w:val="5AAE0F9E"/>
     <w:multiLevelType w:val="multilevel"/>
     <w:tmpl w:val="C07E51EE"/>
@@ -55801,7 +58425,7 @@
       </w:rPr>
     </w:lvl>
   </w:abstractNum>
-  <w:abstractNum w:abstractNumId="44" w15:restartNumberingAfterBreak="0">
+  <w:abstractNum w:abstractNumId="45" w15:restartNumberingAfterBreak="0">
     <w:nsid w:val="5AED6D5B"/>
     <w:multiLevelType w:val="multilevel"/>
     <w:tmpl w:val="F552DEF4"/>
@@ -55950,7 +58574,7 @@
       </w:rPr>
     </w:lvl>
   </w:abstractNum>
-  <w:abstractNum w:abstractNumId="45" w15:restartNumberingAfterBreak="0">
+  <w:abstractNum w:abstractNumId="46" w15:restartNumberingAfterBreak="0">
     <w:nsid w:val="5E982B81"/>
     <w:multiLevelType w:val="multilevel"/>
     <w:tmpl w:val="09D202B6"/>
@@ -56099,7 +58723,7 @@
       </w:rPr>
     </w:lvl>
   </w:abstractNum>
-  <w:abstractNum w:abstractNumId="46" w15:restartNumberingAfterBreak="0">
+  <w:abstractNum w:abstractNumId="47" w15:restartNumberingAfterBreak="0">
     <w:nsid w:val="5ECB4D39"/>
     <w:multiLevelType w:val="multilevel"/>
     <w:tmpl w:val="85B03D82"/>
@@ -56248,7 +58872,7 @@
       </w:rPr>
     </w:lvl>
   </w:abstractNum>
-  <w:abstractNum w:abstractNumId="47" w15:restartNumberingAfterBreak="0">
+  <w:abstractNum w:abstractNumId="48" w15:restartNumberingAfterBreak="0">
     <w:nsid w:val="621338CC"/>
     <w:multiLevelType w:val="multilevel"/>
     <w:tmpl w:val="622A751E"/>
@@ -56397,7 +59021,7 @@
       </w:rPr>
     </w:lvl>
   </w:abstractNum>
-  <w:abstractNum w:abstractNumId="48" w15:restartNumberingAfterBreak="0">
+  <w:abstractNum w:abstractNumId="49" w15:restartNumberingAfterBreak="0">
     <w:nsid w:val="62D54403"/>
     <w:multiLevelType w:val="multilevel"/>
     <w:tmpl w:val="E8BE7E42"/>
@@ -56546,7 +59170,7 @@
       </w:rPr>
     </w:lvl>
   </w:abstractNum>
-  <w:abstractNum w:abstractNumId="49" w15:restartNumberingAfterBreak="0">
+  <w:abstractNum w:abstractNumId="50" w15:restartNumberingAfterBreak="0">
     <w:nsid w:val="66447D8B"/>
     <w:multiLevelType w:val="multilevel"/>
     <w:tmpl w:val="1C1A81F8"/>
@@ -56695,7 +59319,7 @@
       </w:rPr>
     </w:lvl>
   </w:abstractNum>
-  <w:abstractNum w:abstractNumId="50" w15:restartNumberingAfterBreak="0">
+  <w:abstractNum w:abstractNumId="51" w15:restartNumberingAfterBreak="0">
     <w:nsid w:val="664B179E"/>
     <w:multiLevelType w:val="multilevel"/>
     <w:tmpl w:val="61404236"/>
@@ -56844,7 +59468,156 @@
       </w:rPr>
     </w:lvl>
   </w:abstractNum>
-  <w:abstractNum w:abstractNumId="51" w15:restartNumberingAfterBreak="0">
+  <w:abstractNum w:abstractNumId="52" w15:restartNumberingAfterBreak="0">
+    <w:nsid w:val="666C1349"/>
+    <w:multiLevelType w:val="multilevel"/>
+    <w:tmpl w:val="1F1E44BE"/>
+    <w:lvl w:ilvl="0">
+      <w:start w:val="1"/>
+      <w:numFmt w:val="bullet"/>
+      <w:lvlText w:val=""/>
+      <w:lvlJc w:val="left"/>
+      <w:pPr>
+        <w:tabs>
+          <w:tab w:val="num" w:pos="720"/>
+        </w:tabs>
+        <w:ind w:left="720" w:hanging="360"/>
+      </w:pPr>
+      <w:rPr>
+        <w:rFonts w:ascii="Symbol" w:hAnsi="Symbol" w:hint="default"/>
+        <w:sz w:val="20"/>
+      </w:rPr>
+    </w:lvl>
+    <w:lvl w:ilvl="1" w:tentative="1">
+      <w:start w:val="1"/>
+      <w:numFmt w:val="bullet"/>
+      <w:lvlText w:val="o"/>
+      <w:lvlJc w:val="left"/>
+      <w:pPr>
+        <w:tabs>
+          <w:tab w:val="num" w:pos="1440"/>
+        </w:tabs>
+        <w:ind w:left="1440" w:hanging="360"/>
+      </w:pPr>
+      <w:rPr>
+        <w:rFonts w:ascii="Courier New" w:hAnsi="Courier New" w:hint="default"/>
+        <w:sz w:val="20"/>
+      </w:rPr>
+    </w:lvl>
+    <w:lvl w:ilvl="2" w:tentative="1">
+      <w:start w:val="1"/>
+      <w:numFmt w:val="bullet"/>
+      <w:lvlText w:val=""/>
+      <w:lvlJc w:val="left"/>
+      <w:pPr>
+        <w:tabs>
+          <w:tab w:val="num" w:pos="2160"/>
+        </w:tabs>
+        <w:ind w:left="2160" w:hanging="360"/>
+      </w:pPr>
+      <w:rPr>
+        <w:rFonts w:ascii="Wingdings" w:hAnsi="Wingdings" w:hint="default"/>
+        <w:sz w:val="20"/>
+      </w:rPr>
+    </w:lvl>
+    <w:lvl w:ilvl="3" w:tentative="1">
+      <w:start w:val="1"/>
+      <w:numFmt w:val="bullet"/>
+      <w:lvlText w:val=""/>
+      <w:lvlJc w:val="left"/>
+      <w:pPr>
+        <w:tabs>
+          <w:tab w:val="num" w:pos="2880"/>
+        </w:tabs>
+        <w:ind w:left="2880" w:hanging="360"/>
+      </w:pPr>
+      <w:rPr>
+        <w:rFonts w:ascii="Wingdings" w:hAnsi="Wingdings" w:hint="default"/>
+        <w:sz w:val="20"/>
+      </w:rPr>
+    </w:lvl>
+    <w:lvl w:ilvl="4" w:tentative="1">
+      <w:start w:val="1"/>
+      <w:numFmt w:val="bullet"/>
+      <w:lvlText w:val=""/>
+      <w:lvlJc w:val="left"/>
+      <w:pPr>
+        <w:tabs>
+          <w:tab w:val="num" w:pos="3600"/>
+        </w:tabs>
+        <w:ind w:left="3600" w:hanging="360"/>
+      </w:pPr>
+      <w:rPr>
+        <w:rFonts w:ascii="Wingdings" w:hAnsi="Wingdings" w:hint="default"/>
+        <w:sz w:val="20"/>
+      </w:rPr>
+    </w:lvl>
+    <w:lvl w:ilvl="5" w:tentative="1">
+      <w:start w:val="1"/>
+      <w:numFmt w:val="bullet"/>
+      <w:lvlText w:val=""/>
+      <w:lvlJc w:val="left"/>
+      <w:pPr>
+        <w:tabs>
+          <w:tab w:val="num" w:pos="4320"/>
+        </w:tabs>
+        <w:ind w:left="4320" w:hanging="360"/>
+      </w:pPr>
+      <w:rPr>
+        <w:rFonts w:ascii="Wingdings" w:hAnsi="Wingdings" w:hint="default"/>
+        <w:sz w:val="20"/>
+      </w:rPr>
+    </w:lvl>
+    <w:lvl w:ilvl="6" w:tentative="1">
+      <w:start w:val="1"/>
+      <w:numFmt w:val="bullet"/>
+      <w:lvlText w:val=""/>
+      <w:lvlJc w:val="left"/>
+      <w:pPr>
+        <w:tabs>
+          <w:tab w:val="num" w:pos="5040"/>
+        </w:tabs>
+        <w:ind w:left="5040" w:hanging="360"/>
+      </w:pPr>
+      <w:rPr>
+        <w:rFonts w:ascii="Wingdings" w:hAnsi="Wingdings" w:hint="default"/>
+        <w:sz w:val="20"/>
+      </w:rPr>
+    </w:lvl>
+    <w:lvl w:ilvl="7" w:tentative="1">
+      <w:start w:val="1"/>
+      <w:numFmt w:val="bullet"/>
+      <w:lvlText w:val=""/>
+      <w:lvlJc w:val="left"/>
+      <w:pPr>
+        <w:tabs>
+          <w:tab w:val="num" w:pos="5760"/>
+        </w:tabs>
+        <w:ind w:left="5760" w:hanging="360"/>
+      </w:pPr>
+      <w:rPr>
+        <w:rFonts w:ascii="Wingdings" w:hAnsi="Wingdings" w:hint="default"/>
+        <w:sz w:val="20"/>
+      </w:rPr>
+    </w:lvl>
+    <w:lvl w:ilvl="8" w:tentative="1">
+      <w:start w:val="1"/>
+      <w:numFmt w:val="bullet"/>
+      <w:lvlText w:val=""/>
+      <w:lvlJc w:val="left"/>
+      <w:pPr>
+        <w:tabs>
+          <w:tab w:val="num" w:pos="6480"/>
+        </w:tabs>
+        <w:ind w:left="6480" w:hanging="360"/>
+      </w:pPr>
+      <w:rPr>
+        <w:rFonts w:ascii="Wingdings" w:hAnsi="Wingdings" w:hint="default"/>
+        <w:sz w:val="20"/>
+      </w:rPr>
+    </w:lvl>
+  </w:abstractNum>
+  <w:abstractNum w:abstractNumId="53" w15:restartNumberingAfterBreak="0">
     <w:nsid w:val="6D076923"/>
     <w:multiLevelType w:val="multilevel"/>
     <w:tmpl w:val="45AC47DC"/>
@@ -56993,7 +59766,7 @@
       </w:rPr>
     </w:lvl>
   </w:abstractNum>
-  <w:abstractNum w:abstractNumId="52" w15:restartNumberingAfterBreak="0">
+  <w:abstractNum w:abstractNumId="54" w15:restartNumberingAfterBreak="0">
     <w:nsid w:val="6D761979"/>
     <w:multiLevelType w:val="hybridMultilevel"/>
     <w:tmpl w:val="27CC2AF4"/>
@@ -57106,7 +59879,7 @@
       </w:rPr>
     </w:lvl>
   </w:abstractNum>
-  <w:abstractNum w:abstractNumId="53" w15:restartNumberingAfterBreak="0">
+  <w:abstractNum w:abstractNumId="55" w15:restartNumberingAfterBreak="0">
     <w:nsid w:val="6F141D94"/>
     <w:multiLevelType w:val="multilevel"/>
     <w:tmpl w:val="D50A5FFC"/>
@@ -57255,7 +60028,7 @@
       </w:rPr>
     </w:lvl>
   </w:abstractNum>
-  <w:abstractNum w:abstractNumId="54" w15:restartNumberingAfterBreak="0">
+  <w:abstractNum w:abstractNumId="56" w15:restartNumberingAfterBreak="0">
     <w:nsid w:val="6F7058CF"/>
     <w:multiLevelType w:val="multilevel"/>
     <w:tmpl w:val="A078B8A6"/>
@@ -57392,7 +60165,7 @@
       </w:rPr>
     </w:lvl>
   </w:abstractNum>
-  <w:abstractNum w:abstractNumId="55" w15:restartNumberingAfterBreak="0">
+  <w:abstractNum w:abstractNumId="57" w15:restartNumberingAfterBreak="0">
     <w:nsid w:val="6F9913EF"/>
     <w:multiLevelType w:val="hybridMultilevel"/>
     <w:tmpl w:val="C1B84308"/>
@@ -57505,7 +60278,7 @@
       </w:rPr>
     </w:lvl>
   </w:abstractNum>
-  <w:abstractNum w:abstractNumId="56" w15:restartNumberingAfterBreak="0">
+  <w:abstractNum w:abstractNumId="58" w15:restartNumberingAfterBreak="0">
     <w:nsid w:val="70315E8E"/>
     <w:multiLevelType w:val="multilevel"/>
     <w:tmpl w:val="637CE0EE"/>
@@ -57654,7 +60427,7 @@
       </w:rPr>
     </w:lvl>
   </w:abstractNum>
-  <w:abstractNum w:abstractNumId="57" w15:restartNumberingAfterBreak="0">
+  <w:abstractNum w:abstractNumId="59" w15:restartNumberingAfterBreak="0">
     <w:nsid w:val="70390A5D"/>
     <w:multiLevelType w:val="multilevel"/>
     <w:tmpl w:val="71EA9476"/>
@@ -57803,7 +60576,7 @@
       </w:rPr>
     </w:lvl>
   </w:abstractNum>
-  <w:abstractNum w:abstractNumId="58" w15:restartNumberingAfterBreak="0">
+  <w:abstractNum w:abstractNumId="60" w15:restartNumberingAfterBreak="0">
     <w:nsid w:val="72C54003"/>
     <w:multiLevelType w:val="multilevel"/>
     <w:tmpl w:val="3E68A202"/>
@@ -57948,7 +60721,7 @@
       </w:rPr>
     </w:lvl>
   </w:abstractNum>
-  <w:abstractNum w:abstractNumId="59" w15:restartNumberingAfterBreak="0">
+  <w:abstractNum w:abstractNumId="61" w15:restartNumberingAfterBreak="0">
     <w:nsid w:val="74884C3D"/>
     <w:multiLevelType w:val="multilevel"/>
     <w:tmpl w:val="E96424FE"/>
@@ -58097,7 +60870,7 @@
       </w:rPr>
     </w:lvl>
   </w:abstractNum>
-  <w:abstractNum w:abstractNumId="60" w15:restartNumberingAfterBreak="0">
+  <w:abstractNum w:abstractNumId="62" w15:restartNumberingAfterBreak="0">
     <w:nsid w:val="77C1053C"/>
     <w:multiLevelType w:val="hybridMultilevel"/>
     <w:tmpl w:val="058C0BF2"/>
@@ -58210,7 +60983,7 @@
       </w:rPr>
     </w:lvl>
   </w:abstractNum>
-  <w:abstractNum w:abstractNumId="61" w15:restartNumberingAfterBreak="0">
+  <w:abstractNum w:abstractNumId="63" w15:restartNumberingAfterBreak="0">
     <w:nsid w:val="79587D14"/>
     <w:multiLevelType w:val="multilevel"/>
     <w:tmpl w:val="8C08A172"/>
@@ -58340,7 +61113,7 @@
       </w:rPr>
     </w:lvl>
   </w:abstractNum>
-  <w:abstractNum w:abstractNumId="62" w15:restartNumberingAfterBreak="0">
+  <w:abstractNum w:abstractNumId="64" w15:restartNumberingAfterBreak="0">
     <w:nsid w:val="7A462F04"/>
     <w:multiLevelType w:val="multilevel"/>
     <w:tmpl w:val="CBA411BE"/>
@@ -58489,7 +61262,7 @@
       </w:rPr>
     </w:lvl>
   </w:abstractNum>
-  <w:abstractNum w:abstractNumId="63" w15:restartNumberingAfterBreak="0">
+  <w:abstractNum w:abstractNumId="65" w15:restartNumberingAfterBreak="0">
     <w:nsid w:val="7D7A7D1F"/>
     <w:multiLevelType w:val="multilevel"/>
     <w:tmpl w:val="DC8EBD36"/>
@@ -58638,7 +61411,7 @@
       </w:rPr>
     </w:lvl>
   </w:abstractNum>
-  <w:abstractNum w:abstractNumId="64" w15:restartNumberingAfterBreak="0">
+  <w:abstractNum w:abstractNumId="66" w15:restartNumberingAfterBreak="0">
     <w:nsid w:val="7DF31875"/>
     <w:multiLevelType w:val="multilevel"/>
     <w:tmpl w:val="F4DA012C"/>
@@ -58787,7 +61560,7 @@
       </w:rPr>
     </w:lvl>
   </w:abstractNum>
-  <w:abstractNum w:abstractNumId="65" w15:restartNumberingAfterBreak="0">
+  <w:abstractNum w:abstractNumId="67" w15:restartNumberingAfterBreak="0">
     <w:nsid w:val="7E8E5F89"/>
     <w:multiLevelType w:val="multilevel"/>
     <w:tmpl w:val="A8462640"/>
@@ -58936,7 +61709,7 @@
       </w:rPr>
     </w:lvl>
   </w:abstractNum>
-  <w:abstractNum w:abstractNumId="66" w15:restartNumberingAfterBreak="0">
+  <w:abstractNum w:abstractNumId="68" w15:restartNumberingAfterBreak="0">
     <w:nsid w:val="7FA123FC"/>
     <w:multiLevelType w:val="multilevel"/>
     <w:tmpl w:val="0F322C8E"/>
@@ -59082,205 +61855,211 @@
     </w:lvl>
   </w:abstractNum>
   <w:num w:numId="1" w16cid:durableId="47388213">
-    <w:abstractNumId w:val="42"/>
+    <w:abstractNumId w:val="43"/>
   </w:num>
   <w:num w:numId="2" w16cid:durableId="1871264923">
-    <w:abstractNumId w:val="17"/>
+    <w:abstractNumId w:val="18"/>
   </w:num>
   <w:num w:numId="3" w16cid:durableId="876938536">
     <w:abstractNumId w:val="2"/>
   </w:num>
   <w:num w:numId="4" w16cid:durableId="703411588">
-    <w:abstractNumId w:val="34"/>
+    <w:abstractNumId w:val="35"/>
   </w:num>
   <w:num w:numId="5" w16cid:durableId="959260931">
-    <w:abstractNumId w:val="11"/>
+    <w:abstractNumId w:val="12"/>
   </w:num>
   <w:num w:numId="6" w16cid:durableId="1436443396">
-    <w:abstractNumId w:val="21"/>
+    <w:abstractNumId w:val="22"/>
   </w:num>
   <w:num w:numId="7" w16cid:durableId="1703628765">
-    <w:abstractNumId w:val="52"/>
+    <w:abstractNumId w:val="54"/>
   </w:num>
   <w:num w:numId="8" w16cid:durableId="293565172">
+    <w:abstractNumId w:val="28"/>
+  </w:num>
+  <w:num w:numId="9" w16cid:durableId="885868856">
+    <w:abstractNumId w:val="31"/>
+  </w:num>
+  <w:num w:numId="10" w16cid:durableId="1361781200">
+    <w:abstractNumId w:val="56"/>
+  </w:num>
+  <w:num w:numId="11" w16cid:durableId="590041296">
+    <w:abstractNumId w:val="62"/>
+  </w:num>
+  <w:num w:numId="12" w16cid:durableId="619991154">
+    <w:abstractNumId w:val="42"/>
+  </w:num>
+  <w:num w:numId="13" w16cid:durableId="1973708304">
     <w:abstractNumId w:val="27"/>
   </w:num>
-  <w:num w:numId="9" w16cid:durableId="885868856">
-    <w:abstractNumId w:val="30"/>
+  <w:num w:numId="14" w16cid:durableId="609750333">
+    <w:abstractNumId w:val="68"/>
   </w:num>
-  <w:num w:numId="10" w16cid:durableId="1361781200">
-    <w:abstractNumId w:val="54"/>
+  <w:num w:numId="15" w16cid:durableId="1963535648">
+    <w:abstractNumId w:val="17"/>
   </w:num>
-  <w:num w:numId="11" w16cid:durableId="590041296">
-    <w:abstractNumId w:val="60"/>
+  <w:num w:numId="16" w16cid:durableId="893665417">
+    <w:abstractNumId w:val="50"/>
   </w:num>
-  <w:num w:numId="12" w16cid:durableId="619991154">
-    <w:abstractNumId w:val="41"/>
-  </w:num>
-  <w:num w:numId="13" w16cid:durableId="1973708304">
-    <w:abstractNumId w:val="26"/>
-  </w:num>
-  <w:num w:numId="14" w16cid:durableId="609750333">
+  <w:num w:numId="17" w16cid:durableId="384139047">
     <w:abstractNumId w:val="66"/>
   </w:num>
-  <w:num w:numId="15" w16cid:durableId="1963535648">
-    <w:abstractNumId w:val="16"/>
-  </w:num>
-  <w:num w:numId="16" w16cid:durableId="893665417">
-    <w:abstractNumId w:val="49"/>
-  </w:num>
-  <w:num w:numId="17" w16cid:durableId="384139047">
-    <w:abstractNumId w:val="64"/>
-  </w:num>
   <w:num w:numId="18" w16cid:durableId="1339311105">
-    <w:abstractNumId w:val="47"/>
+    <w:abstractNumId w:val="48"/>
   </w:num>
   <w:num w:numId="19" w16cid:durableId="1715424106">
     <w:abstractNumId w:val="5"/>
   </w:num>
   <w:num w:numId="20" w16cid:durableId="1541549461">
-    <w:abstractNumId w:val="53"/>
+    <w:abstractNumId w:val="55"/>
   </w:num>
   <w:num w:numId="21" w16cid:durableId="2031223336">
-    <w:abstractNumId w:val="28"/>
+    <w:abstractNumId w:val="29"/>
   </w:num>
   <w:num w:numId="22" w16cid:durableId="1325739272">
-    <w:abstractNumId w:val="22"/>
+    <w:abstractNumId w:val="23"/>
   </w:num>
   <w:num w:numId="23" w16cid:durableId="34232482">
-    <w:abstractNumId w:val="61"/>
+    <w:abstractNumId w:val="63"/>
   </w:num>
   <w:num w:numId="24" w16cid:durableId="1825244370">
-    <w:abstractNumId w:val="24"/>
+    <w:abstractNumId w:val="25"/>
   </w:num>
   <w:num w:numId="25" w16cid:durableId="1020669289">
-    <w:abstractNumId w:val="6"/>
+    <w:abstractNumId w:val="7"/>
   </w:num>
   <w:num w:numId="26" w16cid:durableId="455679386">
-    <w:abstractNumId w:val="48"/>
+    <w:abstractNumId w:val="49"/>
   </w:num>
   <w:num w:numId="27" w16cid:durableId="1592355055">
-    <w:abstractNumId w:val="8"/>
+    <w:abstractNumId w:val="9"/>
   </w:num>
   <w:num w:numId="28" w16cid:durableId="467012841">
+    <w:abstractNumId w:val="39"/>
+  </w:num>
+  <w:num w:numId="29" w16cid:durableId="1072581556">
+    <w:abstractNumId w:val="13"/>
+  </w:num>
+  <w:num w:numId="30" w16cid:durableId="1680043093">
+    <w:abstractNumId w:val="67"/>
+  </w:num>
+  <w:num w:numId="31" w16cid:durableId="1878276357">
     <w:abstractNumId w:val="38"/>
   </w:num>
-  <w:num w:numId="29" w16cid:durableId="1072581556">
-    <w:abstractNumId w:val="12"/>
-  </w:num>
-  <w:num w:numId="30" w16cid:durableId="1680043093">
-    <w:abstractNumId w:val="65"/>
-  </w:num>
-  <w:num w:numId="31" w16cid:durableId="1878276357">
-    <w:abstractNumId w:val="37"/>
-  </w:num>
   <w:num w:numId="32" w16cid:durableId="628127809">
-    <w:abstractNumId w:val="13"/>
+    <w:abstractNumId w:val="14"/>
   </w:num>
   <w:num w:numId="33" w16cid:durableId="1795245837">
-    <w:abstractNumId w:val="15"/>
+    <w:abstractNumId w:val="16"/>
   </w:num>
   <w:num w:numId="34" w16cid:durableId="1717897534">
     <w:abstractNumId w:val="3"/>
   </w:num>
   <w:num w:numId="35" w16cid:durableId="1432890878">
-    <w:abstractNumId w:val="35"/>
+    <w:abstractNumId w:val="36"/>
   </w:num>
   <w:num w:numId="36" w16cid:durableId="1742602387">
-    <w:abstractNumId w:val="7"/>
+    <w:abstractNumId w:val="8"/>
   </w:num>
   <w:num w:numId="37" w16cid:durableId="639697126">
-    <w:abstractNumId w:val="23"/>
+    <w:abstractNumId w:val="24"/>
   </w:num>
   <w:num w:numId="38" w16cid:durableId="1136338931">
-    <w:abstractNumId w:val="14"/>
+    <w:abstractNumId w:val="15"/>
   </w:num>
   <w:num w:numId="39" w16cid:durableId="1776747110">
-    <w:abstractNumId w:val="29"/>
+    <w:abstractNumId w:val="30"/>
   </w:num>
   <w:num w:numId="40" w16cid:durableId="379984425">
-    <w:abstractNumId w:val="19"/>
+    <w:abstractNumId w:val="20"/>
   </w:num>
   <w:num w:numId="41" w16cid:durableId="1532378099">
-    <w:abstractNumId w:val="44"/>
+    <w:abstractNumId w:val="45"/>
   </w:num>
   <w:num w:numId="42" w16cid:durableId="1007245025">
-    <w:abstractNumId w:val="10"/>
+    <w:abstractNumId w:val="11"/>
   </w:num>
   <w:num w:numId="43" w16cid:durableId="1769304415">
-    <w:abstractNumId w:val="36"/>
+    <w:abstractNumId w:val="37"/>
   </w:num>
   <w:num w:numId="44" w16cid:durableId="649746643">
     <w:abstractNumId w:val="4"/>
   </w:num>
   <w:num w:numId="45" w16cid:durableId="1836799519">
-    <w:abstractNumId w:val="57"/>
+    <w:abstractNumId w:val="59"/>
   </w:num>
   <w:num w:numId="46" w16cid:durableId="857041024">
-    <w:abstractNumId w:val="33"/>
+    <w:abstractNumId w:val="34"/>
   </w:num>
   <w:num w:numId="47" w16cid:durableId="1003970972">
-    <w:abstractNumId w:val="31"/>
+    <w:abstractNumId w:val="32"/>
   </w:num>
   <w:num w:numId="48" w16cid:durableId="2143302792">
     <w:abstractNumId w:val="1"/>
   </w:num>
   <w:num w:numId="49" w16cid:durableId="954409003">
-    <w:abstractNumId w:val="20"/>
+    <w:abstractNumId w:val="21"/>
   </w:num>
   <w:num w:numId="50" w16cid:durableId="1288511867">
-    <w:abstractNumId w:val="43"/>
+    <w:abstractNumId w:val="44"/>
   </w:num>
   <w:num w:numId="51" w16cid:durableId="2027822968">
-    <w:abstractNumId w:val="45"/>
+    <w:abstractNumId w:val="46"/>
   </w:num>
   <w:num w:numId="52" w16cid:durableId="1897931563">
-    <w:abstractNumId w:val="62"/>
+    <w:abstractNumId w:val="64"/>
   </w:num>
   <w:num w:numId="53" w16cid:durableId="280302167">
     <w:abstractNumId w:val="0"/>
   </w:num>
   <w:num w:numId="54" w16cid:durableId="253326783">
-    <w:abstractNumId w:val="55"/>
+    <w:abstractNumId w:val="57"/>
   </w:num>
   <w:num w:numId="55" w16cid:durableId="1856572306">
+    <w:abstractNumId w:val="60"/>
+  </w:num>
+  <w:num w:numId="56" w16cid:durableId="1359693818">
+    <w:abstractNumId w:val="41"/>
+  </w:num>
+  <w:num w:numId="57" w16cid:durableId="1063524015">
+    <w:abstractNumId w:val="61"/>
+  </w:num>
+  <w:num w:numId="58" w16cid:durableId="1933858303">
+    <w:abstractNumId w:val="40"/>
+  </w:num>
+  <w:num w:numId="59" w16cid:durableId="117068658">
+    <w:abstractNumId w:val="47"/>
+  </w:num>
+  <w:num w:numId="60" w16cid:durableId="238290241">
+    <w:abstractNumId w:val="53"/>
+  </w:num>
+  <w:num w:numId="61" w16cid:durableId="1131902280">
+    <w:abstractNumId w:val="51"/>
+  </w:num>
+  <w:num w:numId="62" w16cid:durableId="1520778814">
     <w:abstractNumId w:val="58"/>
   </w:num>
-  <w:num w:numId="56" w16cid:durableId="1359693818">
-    <w:abstractNumId w:val="40"/>
-  </w:num>
-  <w:num w:numId="57" w16cid:durableId="1063524015">
-    <w:abstractNumId w:val="59"/>
-  </w:num>
-  <w:num w:numId="58" w16cid:durableId="1933858303">
-    <w:abstractNumId w:val="39"/>
-  </w:num>
-  <w:num w:numId="59" w16cid:durableId="117068658">
-    <w:abstractNumId w:val="46"/>
-  </w:num>
-  <w:num w:numId="60" w16cid:durableId="238290241">
-    <w:abstractNumId w:val="51"/>
-  </w:num>
-  <w:num w:numId="61" w16cid:durableId="1131902280">
-    <w:abstractNumId w:val="50"/>
-  </w:num>
-  <w:num w:numId="62" w16cid:durableId="1520778814">
-    <w:abstractNumId w:val="56"/>
-  </w:num>
   <w:num w:numId="63" w16cid:durableId="2060519237">
-    <w:abstractNumId w:val="18"/>
+    <w:abstractNumId w:val="19"/>
   </w:num>
   <w:num w:numId="64" w16cid:durableId="573975658">
-    <w:abstractNumId w:val="9"/>
+    <w:abstractNumId w:val="10"/>
   </w:num>
   <w:num w:numId="65" w16cid:durableId="1677149171">
-    <w:abstractNumId w:val="32"/>
+    <w:abstractNumId w:val="33"/>
   </w:num>
   <w:num w:numId="66" w16cid:durableId="428547345">
-    <w:abstractNumId w:val="63"/>
+    <w:abstractNumId w:val="65"/>
   </w:num>
   <w:num w:numId="67" w16cid:durableId="627854729">
-    <w:abstractNumId w:val="25"/>
+    <w:abstractNumId w:val="26"/>
+  </w:num>
+  <w:num w:numId="68" w16cid:durableId="232665950">
+    <w:abstractNumId w:val="6"/>
+  </w:num>
+  <w:num w:numId="69" w16cid:durableId="1169520416">
+    <w:abstractNumId w:val="52"/>
   </w:num>
   <w:numIdMacAtCleanup w:val="28"/>
 </w:numbering>
@@ -59687,7 +62466,7 @@
   <w:style w:type="paragraph" w:default="1" w:styleId="Normal">
     <w:name w:val="Normal"/>
     <w:qFormat/>
-    <w:rsid w:val="004A2F2C"/>
+    <w:rsid w:val="007A1350"/>
   </w:style>
   <w:style w:type="paragraph" w:styleId="Heading1">
     <w:name w:val="heading 1"/>

--- a/Other Files/Features, Phases & Integration Strategy - Algorithmic Trading System.docx
+++ b/Other Files/Features, Phases & Integration Strategy - Algorithmic Trading System.docx
@@ -40132,12 +40132,14 @@
         <w:rPr>
           <w:b/>
           <w:bCs/>
-        </w:rPr>
-      </w:pPr>
-      <w:r>
-        <w:rPr>
-          <w:b/>
-          <w:bCs/>
+          <w:color w:val="3333FF"/>
+        </w:rPr>
+      </w:pPr>
+      <w:r>
+        <w:rPr>
+          <w:b/>
+          <w:bCs/>
+          <w:color w:val="3333FF"/>
         </w:rPr>
         <w:t>Phase 1: Immediate Priority - Core System Validation &amp; Hardening Prompt</w:t>
       </w:r>
@@ -40149,15 +40151,22 @@
           <w:numId w:val="56"/>
         </w:numPr>
         <w:spacing w:line="240" w:lineRule="auto"/>
-      </w:pPr>
-      <w:r>
-        <w:rPr>
-          <w:b/>
-          <w:bCs/>
+        <w:rPr>
+          <w:color w:val="3333FF"/>
+        </w:rPr>
+      </w:pPr>
+      <w:r>
+        <w:rPr>
+          <w:b/>
+          <w:bCs/>
+          <w:color w:val="3333FF"/>
         </w:rPr>
         <w:t>Objective:</w:t>
       </w:r>
       <w:r>
+        <w:rPr>
+          <w:color w:val="3333FF"/>
+        </w:rPr>
         <w:t xml:space="preserve"> </w:t>
       </w:r>
     </w:p>
@@ -40168,80 +40177,140 @@
           <w:numId w:val="56"/>
         </w:numPr>
         <w:spacing w:line="240" w:lineRule="auto"/>
-      </w:pPr>
-      <w:r>
+        <w:rPr>
+          <w:color w:val="3333FF"/>
+        </w:rPr>
+      </w:pPr>
+      <w:r>
+        <w:rPr>
+          <w:color w:val="3333FF"/>
+        </w:rPr>
         <w:t xml:space="preserve">To validate and harden the foundational core system of the algorithmic trading platform, ensuring seamless integration of the </w:t>
       </w:r>
       <w:proofErr w:type="spellStart"/>
       <w:r>
+        <w:rPr>
+          <w:color w:val="3333FF"/>
+        </w:rPr>
         <w:t>NautilusTrader</w:t>
       </w:r>
       <w:proofErr w:type="spellEnd"/>
       <w:r>
+        <w:rPr>
+          <w:color w:val="3333FF"/>
+        </w:rPr>
         <w:t xml:space="preserve"> trading engine with Interactive Brokers (IBKR) for paper trading, implementation of multi-source data feeds with fallback mechanisms, custom volume-weighted technical indicators, comprehensive API interfaces, database configurations, Apache Kafka event bus with hierarchical topics and Schema Registry, enterprise-grade security measures (including zero-trust architecture, RBAC, MFA, encryption, SAST with Bandit, and STRIDE threat </w:t>
       </w:r>
       <w:proofErr w:type="spellStart"/>
       <w:r>
+        <w:rPr>
+          <w:color w:val="3333FF"/>
+        </w:rPr>
         <w:t>modeling</w:t>
       </w:r>
       <w:proofErr w:type="spellEnd"/>
       <w:r>
+        <w:rPr>
+          <w:color w:val="3333FF"/>
+        </w:rPr>
         <w:t xml:space="preserve">), and a formalized backup strategy. This phase focuses on achieving research-to-production parity, high performance (microsecond-level latency), resilience (fault isolation, self-healing prep), and observability, while supporting multi-asset classes (stocks, ETFs, futures, options, forex, commodities, crypto) and preparing for live trading transitions. It incorporates custom features like 30+ volume-weighted indicators (e.g., VW SMA, VW EMA, VW MACD, Normalized ATR, Choppy Market Index, Buy/Sell Easier Day) built with TA-Lib/ta-lib-python &amp; </w:t>
       </w:r>
       <w:proofErr w:type="spellStart"/>
       <w:r>
+        <w:rPr>
+          <w:color w:val="3333FF"/>
+        </w:rPr>
         <w:t>Bukosabino</w:t>
       </w:r>
       <w:proofErr w:type="spellEnd"/>
       <w:r>
+        <w:rPr>
+          <w:color w:val="3333FF"/>
+        </w:rPr>
         <w:t xml:space="preserve">/ta and NumPy, fully integrated into </w:t>
       </w:r>
       <w:proofErr w:type="spellStart"/>
       <w:r>
+        <w:rPr>
+          <w:color w:val="3333FF"/>
+        </w:rPr>
         <w:t>NautilusTrader</w:t>
       </w:r>
       <w:proofErr w:type="spellEnd"/>
       <w:r>
+        <w:rPr>
+          <w:color w:val="3333FF"/>
+        </w:rPr>
         <w:t xml:space="preserve"> for strategy development, </w:t>
       </w:r>
       <w:proofErr w:type="spellStart"/>
       <w:r>
+        <w:rPr>
+          <w:color w:val="3333FF"/>
+        </w:rPr>
         <w:t>backtesting</w:t>
       </w:r>
       <w:proofErr w:type="spellEnd"/>
       <w:r>
+        <w:rPr>
+          <w:color w:val="3333FF"/>
+        </w:rPr>
         <w:t xml:space="preserve">, and analysis. The hardening ensures compliance with regulations (e.g., MiFID II, SOX, GDPR) through immutable event logging and audit readiness, aligning with the "Best-of-Breed" philosophy, microservices decomposition, event-driven architecture (async communication, event sourcing, CQRS), cloud-native design (container-first, Kubernetes prep, 12-Factor App, </w:t>
       </w:r>
       <w:proofErr w:type="spellStart"/>
       <w:r>
+        <w:rPr>
+          <w:color w:val="3333FF"/>
+        </w:rPr>
         <w:t>IaC</w:t>
       </w:r>
       <w:proofErr w:type="spellEnd"/>
       <w:r>
+        <w:rPr>
+          <w:color w:val="3333FF"/>
+        </w:rPr>
         <w:t xml:space="preserve">), and API-first principles (REST, </w:t>
       </w:r>
       <w:proofErr w:type="spellStart"/>
       <w:r>
+        <w:rPr>
+          <w:color w:val="3333FF"/>
+        </w:rPr>
         <w:t>GraphQL</w:t>
       </w:r>
       <w:proofErr w:type="spellEnd"/>
       <w:r>
+        <w:rPr>
+          <w:color w:val="3333FF"/>
+        </w:rPr>
         <w:t xml:space="preserve">, WebSocket, </w:t>
       </w:r>
       <w:proofErr w:type="spellStart"/>
       <w:r>
+        <w:rPr>
+          <w:color w:val="3333FF"/>
+        </w:rPr>
         <w:t>gRPC</w:t>
       </w:r>
       <w:proofErr w:type="spellEnd"/>
       <w:r>
+        <w:rPr>
+          <w:color w:val="3333FF"/>
+        </w:rPr>
         <w:t xml:space="preserve">). This phase builds on Phase 0's dependency management, validating forked components (e.g., </w:t>
       </w:r>
       <w:proofErr w:type="spellStart"/>
       <w:r>
+        <w:rPr>
+          <w:color w:val="3333FF"/>
+        </w:rPr>
         <w:t>NautilusTrader</w:t>
       </w:r>
       <w:proofErr w:type="spellEnd"/>
       <w:r>
+        <w:rPr>
+          <w:color w:val="3333FF"/>
+        </w:rPr>
         <w:t xml:space="preserve"> in Tier 1) in isolated environments.</w:t>
       </w:r>
     </w:p>
@@ -40252,15 +40321,22 @@
           <w:numId w:val="56"/>
         </w:numPr>
         <w:spacing w:line="240" w:lineRule="auto"/>
-      </w:pPr>
-      <w:r>
-        <w:rPr>
-          <w:b/>
-          <w:bCs/>
+        <w:rPr>
+          <w:color w:val="3333FF"/>
+        </w:rPr>
+      </w:pPr>
+      <w:r>
+        <w:rPr>
+          <w:b/>
+          <w:bCs/>
+          <w:color w:val="3333FF"/>
         </w:rPr>
         <w:t>Key Tasks:</w:t>
       </w:r>
       <w:r>
+        <w:rPr>
+          <w:color w:val="3333FF"/>
+        </w:rPr>
         <w:t xml:space="preserve"> </w:t>
       </w:r>
     </w:p>
@@ -40271,11 +40347,15 @@
           <w:numId w:val="56"/>
         </w:numPr>
         <w:spacing w:line="240" w:lineRule="auto"/>
-      </w:pPr>
-      <w:r>
-        <w:rPr>
-          <w:b/>
-          <w:bCs/>
+        <w:rPr>
+          <w:color w:val="3333FF"/>
+        </w:rPr>
+      </w:pPr>
+      <w:r>
+        <w:rPr>
+          <w:b/>
+          <w:bCs/>
+          <w:color w:val="3333FF"/>
         </w:rPr>
         <w:t xml:space="preserve">Configure </w:t>
       </w:r>
@@ -40284,6 +40364,7 @@
         <w:rPr>
           <w:b/>
           <w:bCs/>
+          <w:color w:val="3333FF"/>
         </w:rPr>
         <w:t>NautilusTrader</w:t>
       </w:r>
@@ -40292,10 +40373,14 @@
         <w:rPr>
           <w:b/>
           <w:bCs/>
+          <w:color w:val="3333FF"/>
         </w:rPr>
         <w:t xml:space="preserve"> for Paper Trading Integration:</w:t>
       </w:r>
       <w:r>
+        <w:rPr>
+          <w:color w:val="3333FF"/>
+        </w:rPr>
         <w:t xml:space="preserve"> </w:t>
       </w:r>
     </w:p>
@@ -40306,16 +40391,28 @@
           <w:numId w:val="56"/>
         </w:numPr>
         <w:spacing w:line="240" w:lineRule="auto"/>
-      </w:pPr>
-      <w:r>
+        <w:rPr>
+          <w:color w:val="3333FF"/>
+        </w:rPr>
+      </w:pPr>
+      <w:r>
+        <w:rPr>
+          <w:color w:val="3333FF"/>
+        </w:rPr>
         <w:t xml:space="preserve">Integrate </w:t>
       </w:r>
       <w:proofErr w:type="spellStart"/>
       <w:r>
+        <w:rPr>
+          <w:color w:val="3333FF"/>
+        </w:rPr>
         <w:t>NautilusTrader's</w:t>
       </w:r>
       <w:proofErr w:type="spellEnd"/>
       <w:r>
+        <w:rPr>
+          <w:color w:val="3333FF"/>
+        </w:rPr>
         <w:t xml:space="preserve"> pre-built IBKR adapter to connect to a paper trading account, supporting multi-asset classes with order routing, execution, position management, and trade settlement.</w:t>
       </w:r>
     </w:p>
@@ -40326,16 +40423,28 @@
           <w:numId w:val="56"/>
         </w:numPr>
         <w:spacing w:line="240" w:lineRule="auto"/>
-      </w:pPr>
-      <w:r>
+        <w:rPr>
+          <w:color w:val="3333FF"/>
+        </w:rPr>
+      </w:pPr>
+      <w:r>
+        <w:rPr>
+          <w:color w:val="3333FF"/>
+        </w:rPr>
         <w:t xml:space="preserve">Implement seamless switching between paper and live modes in a prototype interface (e.g., basic Next.js dashboard), ensuring compliance with broker requirements (e.g., API keys, authentication tokens managed via </w:t>
       </w:r>
       <w:proofErr w:type="spellStart"/>
       <w:r>
+        <w:rPr>
+          <w:color w:val="3333FF"/>
+        </w:rPr>
         <w:t>HashiCorp</w:t>
       </w:r>
       <w:proofErr w:type="spellEnd"/>
       <w:r>
+        <w:rPr>
+          <w:color w:val="3333FF"/>
+        </w:rPr>
         <w:t xml:space="preserve"> Vault).</w:t>
       </w:r>
     </w:p>
@@ -40346,24 +40455,42 @@
           <w:numId w:val="56"/>
         </w:numPr>
         <w:spacing w:line="240" w:lineRule="auto"/>
-      </w:pPr>
-      <w:r>
+        <w:rPr>
+          <w:color w:val="3333FF"/>
+        </w:rPr>
+      </w:pPr>
+      <w:r>
+        <w:rPr>
+          <w:color w:val="3333FF"/>
+        </w:rPr>
         <w:t xml:space="preserve">Validate end-to-end pipeline: Fetch data, run a simple pre-built algorithm from </w:t>
       </w:r>
       <w:proofErr w:type="spellStart"/>
       <w:r>
+        <w:rPr>
+          <w:color w:val="3333FF"/>
+        </w:rPr>
         <w:t>NautilusTrader</w:t>
       </w:r>
       <w:proofErr w:type="spellEnd"/>
       <w:r>
+        <w:rPr>
+          <w:color w:val="3333FF"/>
+        </w:rPr>
         <w:t xml:space="preserve"> library, generate results, and log events to Kafka for </w:t>
       </w:r>
       <w:proofErr w:type="spellStart"/>
       <w:r>
+        <w:rPr>
+          <w:color w:val="3333FF"/>
+        </w:rPr>
         <w:t>replayability</w:t>
       </w:r>
       <w:proofErr w:type="spellEnd"/>
       <w:r>
+        <w:rPr>
+          <w:color w:val="3333FF"/>
+        </w:rPr>
         <w:t>.</w:t>
       </w:r>
     </w:p>
@@ -40374,8 +40501,14 @@
           <w:numId w:val="56"/>
         </w:numPr>
         <w:spacing w:line="240" w:lineRule="auto"/>
-      </w:pPr>
-      <w:r>
+        <w:rPr>
+          <w:color w:val="3333FF"/>
+        </w:rPr>
+      </w:pPr>
+      <w:r>
+        <w:rPr>
+          <w:color w:val="3333FF"/>
+        </w:rPr>
         <w:t>Test with mock data for all asset classes, measuring latency (&lt;100μs for executions) and throughput (1M TPS prep).</w:t>
       </w:r>
     </w:p>
@@ -40386,15 +40519,22 @@
           <w:numId w:val="56"/>
         </w:numPr>
         <w:spacing w:line="240" w:lineRule="auto"/>
-      </w:pPr>
-      <w:r>
-        <w:rPr>
-          <w:b/>
-          <w:bCs/>
+        <w:rPr>
+          <w:color w:val="3333FF"/>
+        </w:rPr>
+      </w:pPr>
+      <w:r>
+        <w:rPr>
+          <w:b/>
+          <w:bCs/>
+          <w:color w:val="3333FF"/>
         </w:rPr>
         <w:t>Implement Multi-Source Data Feeds with Fallback Mechanism:</w:t>
       </w:r>
       <w:r>
+        <w:rPr>
+          <w:color w:val="3333FF"/>
+        </w:rPr>
         <w:t xml:space="preserve"> </w:t>
       </w:r>
     </w:p>
@@ -40405,48 +40545,84 @@
           <w:numId w:val="56"/>
         </w:numPr>
         <w:spacing w:line="240" w:lineRule="auto"/>
-      </w:pPr>
-      <w:r>
+        <w:rPr>
+          <w:color w:val="3333FF"/>
+        </w:rPr>
+      </w:pPr>
+      <w:r>
+        <w:rPr>
+          <w:color w:val="3333FF"/>
+        </w:rPr>
         <w:t xml:space="preserve">Set up primary (Yahoo Finance) and fallback providers (Alpha Vantage, </w:t>
       </w:r>
       <w:proofErr w:type="spellStart"/>
       <w:r>
+        <w:rPr>
+          <w:color w:val="3333FF"/>
+        </w:rPr>
         <w:t>Finnhub</w:t>
       </w:r>
       <w:proofErr w:type="spellEnd"/>
       <w:r>
+        <w:rPr>
+          <w:color w:val="3333FF"/>
+        </w:rPr>
         <w:t xml:space="preserve">, Investing.com, CME Group, Twelve Data, Polygon, </w:t>
       </w:r>
       <w:proofErr w:type="spellStart"/>
       <w:r>
+        <w:rPr>
+          <w:color w:val="3333FF"/>
+        </w:rPr>
         <w:t>Barchart</w:t>
       </w:r>
       <w:proofErr w:type="spellEnd"/>
       <w:r>
+        <w:rPr>
+          <w:color w:val="3333FF"/>
+        </w:rPr>
         <w:t xml:space="preserve">, </w:t>
       </w:r>
       <w:proofErr w:type="spellStart"/>
       <w:r>
+        <w:rPr>
+          <w:color w:val="3333FF"/>
+        </w:rPr>
         <w:t>SpiderRock</w:t>
       </w:r>
       <w:proofErr w:type="spellEnd"/>
       <w:r>
+        <w:rPr>
+          <w:color w:val="3333FF"/>
+        </w:rPr>
         <w:t xml:space="preserve">, </w:t>
       </w:r>
       <w:proofErr w:type="spellStart"/>
       <w:r>
+        <w:rPr>
+          <w:color w:val="3333FF"/>
+        </w:rPr>
         <w:t>TradingCharts</w:t>
       </w:r>
       <w:proofErr w:type="spellEnd"/>
       <w:r>
+        <w:rPr>
+          <w:color w:val="3333FF"/>
+        </w:rPr>
         <w:t xml:space="preserve">, </w:t>
       </w:r>
       <w:proofErr w:type="spellStart"/>
       <w:r>
+        <w:rPr>
+          <w:color w:val="3333FF"/>
+        </w:rPr>
         <w:t>Oanda</w:t>
       </w:r>
       <w:proofErr w:type="spellEnd"/>
       <w:r>
+        <w:rPr>
+          <w:color w:val="3333FF"/>
+        </w:rPr>
         <w:t>) per asset class, using Kafka to stream normalized data.</w:t>
       </w:r>
     </w:p>
@@ -40457,32 +40633,56 @@
           <w:numId w:val="56"/>
         </w:numPr>
         <w:spacing w:line="240" w:lineRule="auto"/>
-      </w:pPr>
-      <w:r>
+        <w:rPr>
+          <w:color w:val="3333FF"/>
+        </w:rPr>
+      </w:pPr>
+      <w:r>
+        <w:rPr>
+          <w:color w:val="3333FF"/>
+        </w:rPr>
         <w:t xml:space="preserve">Configure asset-specific chains: e.g., Stocks/ETFs (Yahoo → IBKR → Alpha Vantage → </w:t>
       </w:r>
       <w:proofErr w:type="spellStart"/>
       <w:r>
+        <w:rPr>
+          <w:color w:val="3333FF"/>
+        </w:rPr>
         <w:t>Finnhub</w:t>
       </w:r>
       <w:proofErr w:type="spellEnd"/>
       <w:r>
+        <w:rPr>
+          <w:color w:val="3333FF"/>
+        </w:rPr>
         <w:t xml:space="preserve"> → Twelve Data → Polygon); Options (Yahoo → IBKR → </w:t>
       </w:r>
       <w:proofErr w:type="spellStart"/>
       <w:r>
+        <w:rPr>
+          <w:color w:val="3333FF"/>
+        </w:rPr>
         <w:t>Cboe</w:t>
       </w:r>
       <w:proofErr w:type="spellEnd"/>
       <w:r>
+        <w:rPr>
+          <w:color w:val="3333FF"/>
+        </w:rPr>
         <w:t xml:space="preserve"> → </w:t>
       </w:r>
       <w:proofErr w:type="spellStart"/>
       <w:r>
+        <w:rPr>
+          <w:color w:val="3333FF"/>
+        </w:rPr>
         <w:t>SpiderRock</w:t>
       </w:r>
       <w:proofErr w:type="spellEnd"/>
       <w:r>
+        <w:rPr>
+          <w:color w:val="3333FF"/>
+        </w:rPr>
         <w:t>); ensure automatic switching on failure (e.g., timeout &gt;3s, error codes) with logging to Elasticsearch.</w:t>
       </w:r>
     </w:p>
@@ -40493,16 +40693,28 @@
           <w:numId w:val="56"/>
         </w:numPr>
         <w:spacing w:line="240" w:lineRule="auto"/>
-      </w:pPr>
-      <w:r>
+        <w:rPr>
+          <w:color w:val="3333FF"/>
+        </w:rPr>
+      </w:pPr>
+      <w:r>
+        <w:rPr>
+          <w:color w:val="3333FF"/>
+        </w:rPr>
         <w:t xml:space="preserve">Support historical data (free sources for paper, 5+ years depth for options chains) and real-time (IBKR subscriptions post-validation, including implied volatility surfaces and dividend forecasts via </w:t>
       </w:r>
       <w:proofErr w:type="spellStart"/>
       <w:r>
+        <w:rPr>
+          <w:color w:val="3333FF"/>
+        </w:rPr>
         <w:t>QuantLib</w:t>
       </w:r>
       <w:proofErr w:type="spellEnd"/>
       <w:r>
+        <w:rPr>
+          <w:color w:val="3333FF"/>
+        </w:rPr>
         <w:t>).</w:t>
       </w:r>
     </w:p>
@@ -40513,8 +40725,14 @@
           <w:numId w:val="56"/>
         </w:numPr>
         <w:spacing w:line="240" w:lineRule="auto"/>
-      </w:pPr>
-      <w:r>
+        <w:rPr>
+          <w:color w:val="3333FF"/>
+        </w:rPr>
+      </w:pPr>
+      <w:r>
+        <w:rPr>
+          <w:color w:val="3333FF"/>
+        </w:rPr>
         <w:t>Normalize data formats (e.g., unified tick/bar structures) and distribute via Kafka topics for consumption by services like Market Data Service.</w:t>
       </w:r>
     </w:p>
@@ -40525,15 +40743,22 @@
           <w:numId w:val="56"/>
         </w:numPr>
         <w:spacing w:line="240" w:lineRule="auto"/>
-      </w:pPr>
-      <w:r>
-        <w:rPr>
-          <w:b/>
-          <w:bCs/>
+        <w:rPr>
+          <w:color w:val="3333FF"/>
+        </w:rPr>
+      </w:pPr>
+      <w:r>
+        <w:rPr>
+          <w:b/>
+          <w:bCs/>
+          <w:color w:val="3333FF"/>
         </w:rPr>
         <w:t>Develop Custom Technical Analysis Indicators:</w:t>
       </w:r>
       <w:r>
+        <w:rPr>
+          <w:color w:val="3333FF"/>
+        </w:rPr>
         <w:t xml:space="preserve"> </w:t>
       </w:r>
     </w:p>
@@ -40544,32 +40769,56 @@
           <w:numId w:val="56"/>
         </w:numPr>
         <w:spacing w:line="240" w:lineRule="auto"/>
-      </w:pPr>
-      <w:r>
+        <w:rPr>
+          <w:color w:val="3333FF"/>
+        </w:rPr>
+      </w:pPr>
+      <w:r>
+        <w:rPr>
+          <w:color w:val="3333FF"/>
+        </w:rPr>
         <w:t xml:space="preserve">Build a comprehensive suite of 30+ custom volume-weighted indicators and metrics using TA-Lib/ta-lib-python (primary wrapper) &amp; </w:t>
       </w:r>
       <w:proofErr w:type="spellStart"/>
       <w:r>
+        <w:rPr>
+          <w:color w:val="3333FF"/>
+        </w:rPr>
         <w:t>Bukosabino</w:t>
       </w:r>
       <w:proofErr w:type="spellEnd"/>
       <w:r>
+        <w:rPr>
+          <w:color w:val="3333FF"/>
+        </w:rPr>
         <w:t xml:space="preserve">/ta (secondary), NumPy for calculations, and integrate into </w:t>
       </w:r>
       <w:proofErr w:type="spellStart"/>
       <w:r>
+        <w:rPr>
+          <w:color w:val="3333FF"/>
+        </w:rPr>
         <w:t>NautilusTrader</w:t>
       </w:r>
       <w:proofErr w:type="spellEnd"/>
       <w:r>
+        <w:rPr>
+          <w:color w:val="3333FF"/>
+        </w:rPr>
         <w:t xml:space="preserve"> for use in strategies, </w:t>
       </w:r>
       <w:proofErr w:type="spellStart"/>
       <w:r>
+        <w:rPr>
+          <w:color w:val="3333FF"/>
+        </w:rPr>
         <w:t>backtesting</w:t>
       </w:r>
       <w:proofErr w:type="spellEnd"/>
       <w:r>
+        <w:rPr>
+          <w:color w:val="3333FF"/>
+        </w:rPr>
         <w:t>, and analysis.</w:t>
       </w:r>
     </w:p>
@@ -40580,16 +40829,28 @@
           <w:numId w:val="56"/>
         </w:numPr>
         <w:spacing w:line="240" w:lineRule="auto"/>
-      </w:pPr>
-      <w:r>
+        <w:rPr>
+          <w:color w:val="3333FF"/>
+        </w:rPr>
+      </w:pPr>
+      <w:r>
+        <w:rPr>
+          <w:color w:val="3333FF"/>
+        </w:rPr>
         <w:t xml:space="preserve">Indicators include: Beta vs. Market Index, Auto Correlation, Historical/Intraday Annual Volatility, VW SMA (55/13/5/34 Day of Open/High/Low), VW EMA (13 Day of Open, 5 Day of HLC), VW MACD (12/26/9 Day of HLC), VW MACD Histogram, VW MFI (14 Day of HLC), VW SMA of MFI (34/21 Day), Normalized ATR (21/8 Day VW for Positional/Intraday), Rupee/Dollar Volatility Risk, Contract Risk (2N/0.75N Units), Max Lots per Unit Risk, ATR Percent (21/8 Day), Strength/Weakness (21/8 Day </w:t>
       </w:r>
       <w:proofErr w:type="spellStart"/>
       <w:r>
+        <w:rPr>
+          <w:color w:val="3333FF"/>
+        </w:rPr>
         <w:t>Avg</w:t>
       </w:r>
       <w:proofErr w:type="spellEnd"/>
       <w:r>
+        <w:rPr>
+          <w:color w:val="3333FF"/>
+        </w:rPr>
         <w:t xml:space="preserve"> HLC &amp; ATR), SMA Average % Change (8/13/21 Day), Buy/Sell Easier Day, Choppy Market Index (21/8 Day), Market Mode (Trending/Choppy), High Low Range Average for ORB.</w:t>
       </w:r>
     </w:p>
@@ -41246,12 +41507,14 @@
         <w:rPr>
           <w:b/>
           <w:bCs/>
-        </w:rPr>
-      </w:pPr>
-      <w:r>
-        <w:rPr>
-          <w:b/>
-          <w:bCs/>
+          <w:color w:val="3333FF"/>
+        </w:rPr>
+      </w:pPr>
+      <w:r>
+        <w:rPr>
+          <w:b/>
+          <w:bCs/>
+          <w:color w:val="3333FF"/>
         </w:rPr>
         <w:t>Integration Plan - Phase 1: Immediate Priority - Core System Validation &amp; Hardening</w:t>
       </w:r>
@@ -41263,15 +41526,22 @@
           <w:numId w:val="57"/>
         </w:numPr>
         <w:spacing w:line="240" w:lineRule="auto"/>
-      </w:pPr>
-      <w:r>
-        <w:rPr>
-          <w:b/>
-          <w:bCs/>
+        <w:rPr>
+          <w:color w:val="3333FF"/>
+        </w:rPr>
+      </w:pPr>
+      <w:r>
+        <w:rPr>
+          <w:b/>
+          <w:bCs/>
+          <w:color w:val="3333FF"/>
         </w:rPr>
         <w:t>Objective:</w:t>
       </w:r>
       <w:r>
+        <w:rPr>
+          <w:color w:val="3333FF"/>
+        </w:rPr>
         <w:t xml:space="preserve"> </w:t>
       </w:r>
     </w:p>
@@ -41282,32 +41552,56 @@
           <w:numId w:val="57"/>
         </w:numPr>
         <w:spacing w:line="240" w:lineRule="auto"/>
-      </w:pPr>
-      <w:r>
+        <w:rPr>
+          <w:color w:val="3333FF"/>
+        </w:rPr>
+      </w:pPr>
+      <w:r>
+        <w:rPr>
+          <w:color w:val="3333FF"/>
+        </w:rPr>
         <w:t xml:space="preserve">To integrate and validate the core components of the algorithmic trading platform, hardening them for performance, security, and reliability. This plan focuses on </w:t>
       </w:r>
       <w:proofErr w:type="spellStart"/>
       <w:r>
+        <w:rPr>
+          <w:color w:val="3333FF"/>
+        </w:rPr>
         <w:t>NautilusTrader</w:t>
       </w:r>
       <w:proofErr w:type="spellEnd"/>
       <w:r>
+        <w:rPr>
+          <w:color w:val="3333FF"/>
+        </w:rPr>
         <w:t xml:space="preserve"> setup with IBKR paper trading, data feed fallbacks, custom technical indicators, API layers, database configurations, Kafka event bus, security hardening (zero-trust, encryption, threat </w:t>
       </w:r>
       <w:proofErr w:type="spellStart"/>
       <w:r>
+        <w:rPr>
+          <w:color w:val="3333FF"/>
+        </w:rPr>
         <w:t>modeling</w:t>
       </w:r>
       <w:proofErr w:type="spellEnd"/>
       <w:r>
+        <w:rPr>
+          <w:color w:val="3333FF"/>
+        </w:rPr>
         <w:t xml:space="preserve">), and backups, ensuring alignment with microservices, event-driven, cloud-native, and API-first principles. It prepares the foundation for high-frequency trading across assets, with custom features like volume-weighted indicators and event </w:t>
       </w:r>
       <w:proofErr w:type="spellStart"/>
       <w:r>
+        <w:rPr>
+          <w:color w:val="3333FF"/>
+        </w:rPr>
         <w:t>replayability</w:t>
       </w:r>
       <w:proofErr w:type="spellEnd"/>
       <w:r>
+        <w:rPr>
+          <w:color w:val="3333FF"/>
+        </w:rPr>
         <w:t>.</w:t>
       </w:r>
     </w:p>
@@ -41318,15 +41612,22 @@
           <w:numId w:val="57"/>
         </w:numPr>
         <w:spacing w:line="240" w:lineRule="auto"/>
-      </w:pPr>
-      <w:r>
-        <w:rPr>
-          <w:b/>
-          <w:bCs/>
+        <w:rPr>
+          <w:color w:val="3333FF"/>
+        </w:rPr>
+      </w:pPr>
+      <w:r>
+        <w:rPr>
+          <w:b/>
+          <w:bCs/>
+          <w:color w:val="3333FF"/>
         </w:rPr>
         <w:t>Key Tasks:</w:t>
       </w:r>
       <w:r>
+        <w:rPr>
+          <w:color w:val="3333FF"/>
+        </w:rPr>
         <w:t xml:space="preserve"> </w:t>
       </w:r>
     </w:p>
@@ -41337,12 +41638,16 @@
           <w:numId w:val="57"/>
         </w:numPr>
         <w:spacing w:line="240" w:lineRule="auto"/>
-      </w:pPr>
-      <w:proofErr w:type="spellStart"/>
-      <w:r>
-        <w:rPr>
-          <w:b/>
-          <w:bCs/>
+        <w:rPr>
+          <w:color w:val="3333FF"/>
+        </w:rPr>
+      </w:pPr>
+      <w:proofErr w:type="spellStart"/>
+      <w:r>
+        <w:rPr>
+          <w:b/>
+          <w:bCs/>
+          <w:color w:val="3333FF"/>
         </w:rPr>
         <w:t>NautilusTrader</w:t>
       </w:r>
@@ -41351,10 +41656,14 @@
         <w:rPr>
           <w:b/>
           <w:bCs/>
+          <w:color w:val="3333FF"/>
         </w:rPr>
         <w:t xml:space="preserve"> Integration for Paper Trading:</w:t>
       </w:r>
       <w:r>
+        <w:rPr>
+          <w:color w:val="3333FF"/>
+        </w:rPr>
         <w:t xml:space="preserve"> </w:t>
       </w:r>
     </w:p>
@@ -41365,16 +41674,28 @@
           <w:numId w:val="57"/>
         </w:numPr>
         <w:spacing w:line="240" w:lineRule="auto"/>
-      </w:pPr>
-      <w:r>
+        <w:rPr>
+          <w:color w:val="3333FF"/>
+        </w:rPr>
+      </w:pPr>
+      <w:r>
+        <w:rPr>
+          <w:color w:val="3333FF"/>
+        </w:rPr>
         <w:t xml:space="preserve">Use </w:t>
       </w:r>
       <w:proofErr w:type="spellStart"/>
       <w:r>
+        <w:rPr>
+          <w:color w:val="3333FF"/>
+        </w:rPr>
         <w:t>NautilusTrader's</w:t>
       </w:r>
       <w:proofErr w:type="spellEnd"/>
       <w:r>
+        <w:rPr>
+          <w:color w:val="3333FF"/>
+        </w:rPr>
         <w:t xml:space="preserve"> IBKR adapter to connect to paper accounts, implementing order management and mode switching.</w:t>
       </w:r>
     </w:p>
@@ -41385,8 +41706,14 @@
           <w:numId w:val="57"/>
         </w:numPr>
         <w:spacing w:line="240" w:lineRule="auto"/>
-      </w:pPr>
-      <w:r>
+        <w:rPr>
+          <w:color w:val="3333FF"/>
+        </w:rPr>
+      </w:pPr>
+      <w:r>
+        <w:rPr>
+          <w:color w:val="3333FF"/>
+        </w:rPr>
         <w:t>Develop prototype interface (Next.js) for toggling modes, ensuring broker compliance (e.g., API rate limits).</w:t>
       </w:r>
     </w:p>
@@ -41397,16 +41724,28 @@
           <w:numId w:val="57"/>
         </w:numPr>
         <w:spacing w:line="240" w:lineRule="auto"/>
-      </w:pPr>
-      <w:r>
+        <w:rPr>
+          <w:color w:val="3333FF"/>
+        </w:rPr>
+      </w:pPr>
+      <w:r>
+        <w:rPr>
+          <w:color w:val="3333FF"/>
+        </w:rPr>
         <w:t xml:space="preserve">Test pipeline with a sample algorithm: Data fetch → </w:t>
       </w:r>
       <w:proofErr w:type="spellStart"/>
       <w:r>
+        <w:rPr>
+          <w:color w:val="3333FF"/>
+        </w:rPr>
         <w:t>backtest</w:t>
       </w:r>
       <w:proofErr w:type="spellEnd"/>
       <w:r>
+        <w:rPr>
+          <w:color w:val="3333FF"/>
+        </w:rPr>
         <w:t xml:space="preserve"> → results, logging events to Kafka.</w:t>
       </w:r>
     </w:p>
@@ -41417,15 +41756,22 @@
           <w:numId w:val="57"/>
         </w:numPr>
         <w:spacing w:line="240" w:lineRule="auto"/>
-      </w:pPr>
-      <w:r>
-        <w:rPr>
-          <w:b/>
-          <w:bCs/>
+        <w:rPr>
+          <w:color w:val="3333FF"/>
+        </w:rPr>
+      </w:pPr>
+      <w:r>
+        <w:rPr>
+          <w:b/>
+          <w:bCs/>
+          <w:color w:val="3333FF"/>
         </w:rPr>
         <w:t>Multi-Source Data Feed and Fallback Implementation:</w:t>
       </w:r>
       <w:r>
+        <w:rPr>
+          <w:color w:val="3333FF"/>
+        </w:rPr>
         <w:t xml:space="preserve"> </w:t>
       </w:r>
     </w:p>
@@ -41436,8 +41782,14 @@
           <w:numId w:val="57"/>
         </w:numPr>
         <w:spacing w:line="240" w:lineRule="auto"/>
-      </w:pPr>
-      <w:r>
+        <w:rPr>
+          <w:color w:val="3333FF"/>
+        </w:rPr>
+      </w:pPr>
+      <w:r>
+        <w:rPr>
+          <w:color w:val="3333FF"/>
+        </w:rPr>
         <w:t>Configure providers with Kafka streaming: Primary Yahoo, asset-specific fallbacks (e.g., logic in Python/Go service to switch on failure).</w:t>
       </w:r>
     </w:p>
@@ -41448,16 +41800,28 @@
           <w:numId w:val="57"/>
         </w:numPr>
         <w:spacing w:line="240" w:lineRule="auto"/>
-      </w:pPr>
-      <w:r>
+        <w:rPr>
+          <w:color w:val="3333FF"/>
+        </w:rPr>
+      </w:pPr>
+      <w:r>
+        <w:rPr>
+          <w:color w:val="3333FF"/>
+        </w:rPr>
         <w:t xml:space="preserve">Normalize data and handle historical/real-time (IBKR for live prep), including options data requirements (IV surfaces via </w:t>
       </w:r>
       <w:proofErr w:type="spellStart"/>
       <w:r>
+        <w:rPr>
+          <w:color w:val="3333FF"/>
+        </w:rPr>
         <w:t>QuantLib</w:t>
       </w:r>
       <w:proofErr w:type="spellEnd"/>
       <w:r>
+        <w:rPr>
+          <w:color w:val="3333FF"/>
+        </w:rPr>
         <w:t>).</w:t>
       </w:r>
     </w:p>
@@ -41468,8 +41832,14 @@
           <w:numId w:val="57"/>
         </w:numPr>
         <w:spacing w:line="240" w:lineRule="auto"/>
-      </w:pPr>
-      <w:r>
+        <w:rPr>
+          <w:color w:val="3333FF"/>
+        </w:rPr>
+      </w:pPr>
+      <w:r>
+        <w:rPr>
+          <w:color w:val="3333FF"/>
+        </w:rPr>
         <w:t>Test uninterrupted availability: Simulate failures, measure switch time (&lt;1ms), validate with multi-asset mocks.</w:t>
       </w:r>
     </w:p>
@@ -41480,15 +41850,22 @@
           <w:numId w:val="57"/>
         </w:numPr>
         <w:spacing w:line="240" w:lineRule="auto"/>
-      </w:pPr>
-      <w:r>
-        <w:rPr>
-          <w:b/>
-          <w:bCs/>
+        <w:rPr>
+          <w:color w:val="3333FF"/>
+        </w:rPr>
+      </w:pPr>
+      <w:r>
+        <w:rPr>
+          <w:b/>
+          <w:bCs/>
+          <w:color w:val="3333FF"/>
         </w:rPr>
         <w:t>Custom Technical Analysis Development:</w:t>
       </w:r>
       <w:r>
+        <w:rPr>
+          <w:color w:val="3333FF"/>
+        </w:rPr>
         <w:t xml:space="preserve"> </w:t>
       </w:r>
     </w:p>
@@ -41499,16 +41876,28 @@
           <w:numId w:val="57"/>
         </w:numPr>
         <w:spacing w:line="240" w:lineRule="auto"/>
-      </w:pPr>
-      <w:r>
+        <w:rPr>
+          <w:color w:val="3333FF"/>
+        </w:rPr>
+      </w:pPr>
+      <w:r>
+        <w:rPr>
+          <w:color w:val="3333FF"/>
+        </w:rPr>
         <w:t xml:space="preserve">Implement 30+ indicators in Python (TA-Lib/NumPy), with functions for each (e.g., </w:t>
       </w:r>
       <w:proofErr w:type="spellStart"/>
       <w:r>
+        <w:rPr>
+          <w:color w:val="3333FF"/>
+        </w:rPr>
         <w:t>vw_sma</w:t>
       </w:r>
       <w:proofErr w:type="spellEnd"/>
       <w:r>
+        <w:rPr>
+          <w:color w:val="3333FF"/>
+        </w:rPr>
         <w:t>(prices, volumes, period)).</w:t>
       </w:r>
     </w:p>

--- a/Other Files/Features, Phases & Integration Strategy - Algorithmic Trading System.docx
+++ b/Other Files/Features, Phases & Integration Strategy - Algorithmic Trading System.docx
@@ -40114,6 +40114,7 @@
         <w:rPr>
           <w:b/>
           <w:bCs/>
+          <w:color w:val="000000" w:themeColor="text1"/>
           <w:u w:val="single"/>
         </w:rPr>
       </w:pPr>
@@ -40121,6 +40122,7 @@
         <w:rPr>
           <w:b/>
           <w:bCs/>
+          <w:color w:val="000000" w:themeColor="text1"/>
           <w:u w:val="single"/>
         </w:rPr>
         <w:t>Phase 1</w:t>
@@ -40132,14 +40134,14 @@
         <w:rPr>
           <w:b/>
           <w:bCs/>
-          <w:color w:val="3333FF"/>
-        </w:rPr>
-      </w:pPr>
-      <w:r>
-        <w:rPr>
-          <w:b/>
-          <w:bCs/>
-          <w:color w:val="3333FF"/>
+          <w:color w:val="000000" w:themeColor="text1"/>
+        </w:rPr>
+      </w:pPr>
+      <w:r>
+        <w:rPr>
+          <w:b/>
+          <w:bCs/>
+          <w:color w:val="000000" w:themeColor="text1"/>
         </w:rPr>
         <w:t>Phase 1: Immediate Priority - Core System Validation &amp; Hardening Prompt</w:t>
       </w:r>
@@ -40152,20 +40154,20 @@
         </w:numPr>
         <w:spacing w:line="240" w:lineRule="auto"/>
         <w:rPr>
-          <w:color w:val="3333FF"/>
-        </w:rPr>
-      </w:pPr>
-      <w:r>
-        <w:rPr>
-          <w:b/>
-          <w:bCs/>
-          <w:color w:val="3333FF"/>
+          <w:color w:val="000000" w:themeColor="text1"/>
+        </w:rPr>
+      </w:pPr>
+      <w:r>
+        <w:rPr>
+          <w:b/>
+          <w:bCs/>
+          <w:color w:val="000000" w:themeColor="text1"/>
         </w:rPr>
         <w:t>Objective:</w:t>
       </w:r>
       <w:r>
         <w:rPr>
-          <w:color w:val="3333FF"/>
+          <w:color w:val="000000" w:themeColor="text1"/>
         </w:rPr>
         <w:t xml:space="preserve"> </w:t>
       </w:r>
@@ -40178,138 +40180,138 @@
         </w:numPr>
         <w:spacing w:line="240" w:lineRule="auto"/>
         <w:rPr>
-          <w:color w:val="3333FF"/>
-        </w:rPr>
-      </w:pPr>
-      <w:r>
-        <w:rPr>
-          <w:color w:val="3333FF"/>
+          <w:color w:val="000000" w:themeColor="text1"/>
+        </w:rPr>
+      </w:pPr>
+      <w:r>
+        <w:rPr>
+          <w:color w:val="000000" w:themeColor="text1"/>
         </w:rPr>
         <w:t xml:space="preserve">To validate and harden the foundational core system of the algorithmic trading platform, ensuring seamless integration of the </w:t>
       </w:r>
       <w:proofErr w:type="spellStart"/>
       <w:r>
         <w:rPr>
-          <w:color w:val="3333FF"/>
+          <w:color w:val="000000" w:themeColor="text1"/>
         </w:rPr>
         <w:t>NautilusTrader</w:t>
       </w:r>
       <w:proofErr w:type="spellEnd"/>
       <w:r>
         <w:rPr>
-          <w:color w:val="3333FF"/>
+          <w:color w:val="000000" w:themeColor="text1"/>
         </w:rPr>
         <w:t xml:space="preserve"> trading engine with Interactive Brokers (IBKR) for paper trading, implementation of multi-source data feeds with fallback mechanisms, custom volume-weighted technical indicators, comprehensive API interfaces, database configurations, Apache Kafka event bus with hierarchical topics and Schema Registry, enterprise-grade security measures (including zero-trust architecture, RBAC, MFA, encryption, SAST with Bandit, and STRIDE threat </w:t>
       </w:r>
       <w:proofErr w:type="spellStart"/>
       <w:r>
         <w:rPr>
-          <w:color w:val="3333FF"/>
+          <w:color w:val="000000" w:themeColor="text1"/>
         </w:rPr>
         <w:t>modeling</w:t>
       </w:r>
       <w:proofErr w:type="spellEnd"/>
       <w:r>
         <w:rPr>
-          <w:color w:val="3333FF"/>
+          <w:color w:val="000000" w:themeColor="text1"/>
         </w:rPr>
         <w:t xml:space="preserve">), and a formalized backup strategy. This phase focuses on achieving research-to-production parity, high performance (microsecond-level latency), resilience (fault isolation, self-healing prep), and observability, while supporting multi-asset classes (stocks, ETFs, futures, options, forex, commodities, crypto) and preparing for live trading transitions. It incorporates custom features like 30+ volume-weighted indicators (e.g., VW SMA, VW EMA, VW MACD, Normalized ATR, Choppy Market Index, Buy/Sell Easier Day) built with TA-Lib/ta-lib-python &amp; </w:t>
       </w:r>
       <w:proofErr w:type="spellStart"/>
       <w:r>
         <w:rPr>
-          <w:color w:val="3333FF"/>
+          <w:color w:val="000000" w:themeColor="text1"/>
         </w:rPr>
         <w:t>Bukosabino</w:t>
       </w:r>
       <w:proofErr w:type="spellEnd"/>
       <w:r>
         <w:rPr>
-          <w:color w:val="3333FF"/>
+          <w:color w:val="000000" w:themeColor="text1"/>
         </w:rPr>
         <w:t xml:space="preserve">/ta and NumPy, fully integrated into </w:t>
       </w:r>
       <w:proofErr w:type="spellStart"/>
       <w:r>
         <w:rPr>
-          <w:color w:val="3333FF"/>
+          <w:color w:val="000000" w:themeColor="text1"/>
         </w:rPr>
         <w:t>NautilusTrader</w:t>
       </w:r>
       <w:proofErr w:type="spellEnd"/>
       <w:r>
         <w:rPr>
-          <w:color w:val="3333FF"/>
+          <w:color w:val="000000" w:themeColor="text1"/>
         </w:rPr>
         <w:t xml:space="preserve"> for strategy development, </w:t>
       </w:r>
       <w:proofErr w:type="spellStart"/>
       <w:r>
         <w:rPr>
-          <w:color w:val="3333FF"/>
+          <w:color w:val="000000" w:themeColor="text1"/>
         </w:rPr>
         <w:t>backtesting</w:t>
       </w:r>
       <w:proofErr w:type="spellEnd"/>
       <w:r>
         <w:rPr>
-          <w:color w:val="3333FF"/>
+          <w:color w:val="000000" w:themeColor="text1"/>
         </w:rPr>
         <w:t xml:space="preserve">, and analysis. The hardening ensures compliance with regulations (e.g., MiFID II, SOX, GDPR) through immutable event logging and audit readiness, aligning with the "Best-of-Breed" philosophy, microservices decomposition, event-driven architecture (async communication, event sourcing, CQRS), cloud-native design (container-first, Kubernetes prep, 12-Factor App, </w:t>
       </w:r>
       <w:proofErr w:type="spellStart"/>
       <w:r>
         <w:rPr>
-          <w:color w:val="3333FF"/>
+          <w:color w:val="000000" w:themeColor="text1"/>
         </w:rPr>
         <w:t>IaC</w:t>
       </w:r>
       <w:proofErr w:type="spellEnd"/>
       <w:r>
         <w:rPr>
-          <w:color w:val="3333FF"/>
+          <w:color w:val="000000" w:themeColor="text1"/>
         </w:rPr>
         <w:t xml:space="preserve">), and API-first principles (REST, </w:t>
       </w:r>
       <w:proofErr w:type="spellStart"/>
       <w:r>
         <w:rPr>
-          <w:color w:val="3333FF"/>
+          <w:color w:val="000000" w:themeColor="text1"/>
         </w:rPr>
         <w:t>GraphQL</w:t>
       </w:r>
       <w:proofErr w:type="spellEnd"/>
       <w:r>
         <w:rPr>
-          <w:color w:val="3333FF"/>
+          <w:color w:val="000000" w:themeColor="text1"/>
         </w:rPr>
         <w:t xml:space="preserve">, WebSocket, </w:t>
       </w:r>
       <w:proofErr w:type="spellStart"/>
       <w:r>
         <w:rPr>
-          <w:color w:val="3333FF"/>
+          <w:color w:val="000000" w:themeColor="text1"/>
         </w:rPr>
         <w:t>gRPC</w:t>
       </w:r>
       <w:proofErr w:type="spellEnd"/>
       <w:r>
         <w:rPr>
-          <w:color w:val="3333FF"/>
+          <w:color w:val="000000" w:themeColor="text1"/>
         </w:rPr>
         <w:t xml:space="preserve">). This phase builds on Phase 0's dependency management, validating forked components (e.g., </w:t>
       </w:r>
       <w:proofErr w:type="spellStart"/>
       <w:r>
         <w:rPr>
-          <w:color w:val="3333FF"/>
+          <w:color w:val="000000" w:themeColor="text1"/>
         </w:rPr>
         <w:t>NautilusTrader</w:t>
       </w:r>
       <w:proofErr w:type="spellEnd"/>
       <w:r>
         <w:rPr>
-          <w:color w:val="3333FF"/>
+          <w:color w:val="000000" w:themeColor="text1"/>
         </w:rPr>
         <w:t xml:space="preserve"> in Tier 1) in isolated environments.</w:t>
       </w:r>
@@ -40322,20 +40324,20 @@
         </w:numPr>
         <w:spacing w:line="240" w:lineRule="auto"/>
         <w:rPr>
-          <w:color w:val="3333FF"/>
-        </w:rPr>
-      </w:pPr>
-      <w:r>
-        <w:rPr>
-          <w:b/>
-          <w:bCs/>
-          <w:color w:val="3333FF"/>
+          <w:color w:val="000000" w:themeColor="text1"/>
+        </w:rPr>
+      </w:pPr>
+      <w:r>
+        <w:rPr>
+          <w:b/>
+          <w:bCs/>
+          <w:color w:val="000000" w:themeColor="text1"/>
         </w:rPr>
         <w:t>Key Tasks:</w:t>
       </w:r>
       <w:r>
         <w:rPr>
-          <w:color w:val="3333FF"/>
+          <w:color w:val="000000" w:themeColor="text1"/>
         </w:rPr>
         <w:t xml:space="preserve"> </w:t>
       </w:r>
@@ -40348,14 +40350,14 @@
         </w:numPr>
         <w:spacing w:line="240" w:lineRule="auto"/>
         <w:rPr>
-          <w:color w:val="3333FF"/>
-        </w:rPr>
-      </w:pPr>
-      <w:r>
-        <w:rPr>
-          <w:b/>
-          <w:bCs/>
-          <w:color w:val="3333FF"/>
+          <w:color w:val="000000" w:themeColor="text1"/>
+        </w:rPr>
+      </w:pPr>
+      <w:r>
+        <w:rPr>
+          <w:b/>
+          <w:bCs/>
+          <w:color w:val="000000" w:themeColor="text1"/>
         </w:rPr>
         <w:t xml:space="preserve">Configure </w:t>
       </w:r>
@@ -40364,7 +40366,7 @@
         <w:rPr>
           <w:b/>
           <w:bCs/>
-          <w:color w:val="3333FF"/>
+          <w:color w:val="000000" w:themeColor="text1"/>
         </w:rPr>
         <w:t>NautilusTrader</w:t>
       </w:r>
@@ -40373,13 +40375,13 @@
         <w:rPr>
           <w:b/>
           <w:bCs/>
-          <w:color w:val="3333FF"/>
+          <w:color w:val="000000" w:themeColor="text1"/>
         </w:rPr>
         <w:t xml:space="preserve"> for Paper Trading Integration:</w:t>
       </w:r>
       <w:r>
         <w:rPr>
-          <w:color w:val="3333FF"/>
+          <w:color w:val="000000" w:themeColor="text1"/>
         </w:rPr>
         <w:t xml:space="preserve"> </w:t>
       </w:r>
@@ -40392,26 +40394,26 @@
         </w:numPr>
         <w:spacing w:line="240" w:lineRule="auto"/>
         <w:rPr>
-          <w:color w:val="3333FF"/>
-        </w:rPr>
-      </w:pPr>
-      <w:r>
-        <w:rPr>
-          <w:color w:val="3333FF"/>
+          <w:color w:val="000000" w:themeColor="text1"/>
+        </w:rPr>
+      </w:pPr>
+      <w:r>
+        <w:rPr>
+          <w:color w:val="000000" w:themeColor="text1"/>
         </w:rPr>
         <w:t xml:space="preserve">Integrate </w:t>
       </w:r>
       <w:proofErr w:type="spellStart"/>
       <w:r>
         <w:rPr>
-          <w:color w:val="3333FF"/>
+          <w:color w:val="000000" w:themeColor="text1"/>
         </w:rPr>
         <w:t>NautilusTrader's</w:t>
       </w:r>
       <w:proofErr w:type="spellEnd"/>
       <w:r>
         <w:rPr>
-          <w:color w:val="3333FF"/>
+          <w:color w:val="000000" w:themeColor="text1"/>
         </w:rPr>
         <w:t xml:space="preserve"> pre-built IBKR adapter to connect to a paper trading account, supporting multi-asset classes with order routing, execution, position management, and trade settlement.</w:t>
       </w:r>
@@ -40424,26 +40426,26 @@
         </w:numPr>
         <w:spacing w:line="240" w:lineRule="auto"/>
         <w:rPr>
-          <w:color w:val="3333FF"/>
-        </w:rPr>
-      </w:pPr>
-      <w:r>
-        <w:rPr>
-          <w:color w:val="3333FF"/>
+          <w:color w:val="000000" w:themeColor="text1"/>
+        </w:rPr>
+      </w:pPr>
+      <w:r>
+        <w:rPr>
+          <w:color w:val="000000" w:themeColor="text1"/>
         </w:rPr>
         <w:t xml:space="preserve">Implement seamless switching between paper and live modes in a prototype interface (e.g., basic Next.js dashboard), ensuring compliance with broker requirements (e.g., API keys, authentication tokens managed via </w:t>
       </w:r>
       <w:proofErr w:type="spellStart"/>
       <w:r>
         <w:rPr>
-          <w:color w:val="3333FF"/>
+          <w:color w:val="000000" w:themeColor="text1"/>
         </w:rPr>
         <w:t>HashiCorp</w:t>
       </w:r>
       <w:proofErr w:type="spellEnd"/>
       <w:r>
         <w:rPr>
-          <w:color w:val="3333FF"/>
+          <w:color w:val="000000" w:themeColor="text1"/>
         </w:rPr>
         <w:t xml:space="preserve"> Vault).</w:t>
       </w:r>
@@ -40456,40 +40458,40 @@
         </w:numPr>
         <w:spacing w:line="240" w:lineRule="auto"/>
         <w:rPr>
-          <w:color w:val="3333FF"/>
-        </w:rPr>
-      </w:pPr>
-      <w:r>
-        <w:rPr>
-          <w:color w:val="3333FF"/>
+          <w:color w:val="000000" w:themeColor="text1"/>
+        </w:rPr>
+      </w:pPr>
+      <w:r>
+        <w:rPr>
+          <w:color w:val="000000" w:themeColor="text1"/>
         </w:rPr>
         <w:t xml:space="preserve">Validate end-to-end pipeline: Fetch data, run a simple pre-built algorithm from </w:t>
       </w:r>
       <w:proofErr w:type="spellStart"/>
       <w:r>
         <w:rPr>
-          <w:color w:val="3333FF"/>
+          <w:color w:val="000000" w:themeColor="text1"/>
         </w:rPr>
         <w:t>NautilusTrader</w:t>
       </w:r>
       <w:proofErr w:type="spellEnd"/>
       <w:r>
         <w:rPr>
-          <w:color w:val="3333FF"/>
+          <w:color w:val="000000" w:themeColor="text1"/>
         </w:rPr>
         <w:t xml:space="preserve"> library, generate results, and log events to Kafka for </w:t>
       </w:r>
       <w:proofErr w:type="spellStart"/>
       <w:r>
         <w:rPr>
-          <w:color w:val="3333FF"/>
+          <w:color w:val="000000" w:themeColor="text1"/>
         </w:rPr>
         <w:t>replayability</w:t>
       </w:r>
       <w:proofErr w:type="spellEnd"/>
       <w:r>
         <w:rPr>
-          <w:color w:val="3333FF"/>
+          <w:color w:val="000000" w:themeColor="text1"/>
         </w:rPr>
         <w:t>.</w:t>
       </w:r>
@@ -40502,12 +40504,12 @@
         </w:numPr>
         <w:spacing w:line="240" w:lineRule="auto"/>
         <w:rPr>
-          <w:color w:val="3333FF"/>
-        </w:rPr>
-      </w:pPr>
-      <w:r>
-        <w:rPr>
-          <w:color w:val="3333FF"/>
+          <w:color w:val="000000" w:themeColor="text1"/>
+        </w:rPr>
+      </w:pPr>
+      <w:r>
+        <w:rPr>
+          <w:color w:val="000000" w:themeColor="text1"/>
         </w:rPr>
         <w:t>Test with mock data for all asset classes, measuring latency (&lt;100μs for executions) and throughput (1M TPS prep).</w:t>
       </w:r>
@@ -40520,20 +40522,20 @@
         </w:numPr>
         <w:spacing w:line="240" w:lineRule="auto"/>
         <w:rPr>
-          <w:color w:val="3333FF"/>
-        </w:rPr>
-      </w:pPr>
-      <w:r>
-        <w:rPr>
-          <w:b/>
-          <w:bCs/>
-          <w:color w:val="3333FF"/>
+          <w:color w:val="000000" w:themeColor="text1"/>
+        </w:rPr>
+      </w:pPr>
+      <w:r>
+        <w:rPr>
+          <w:b/>
+          <w:bCs/>
+          <w:color w:val="000000" w:themeColor="text1"/>
         </w:rPr>
         <w:t>Implement Multi-Source Data Feeds with Fallback Mechanism:</w:t>
       </w:r>
       <w:r>
         <w:rPr>
-          <w:color w:val="3333FF"/>
+          <w:color w:val="000000" w:themeColor="text1"/>
         </w:rPr>
         <w:t xml:space="preserve"> </w:t>
       </w:r>
@@ -40546,82 +40548,82 @@
         </w:numPr>
         <w:spacing w:line="240" w:lineRule="auto"/>
         <w:rPr>
-          <w:color w:val="3333FF"/>
-        </w:rPr>
-      </w:pPr>
-      <w:r>
-        <w:rPr>
-          <w:color w:val="3333FF"/>
+          <w:color w:val="000000" w:themeColor="text1"/>
+        </w:rPr>
+      </w:pPr>
+      <w:r>
+        <w:rPr>
+          <w:color w:val="000000" w:themeColor="text1"/>
         </w:rPr>
         <w:t xml:space="preserve">Set up primary (Yahoo Finance) and fallback providers (Alpha Vantage, </w:t>
       </w:r>
       <w:proofErr w:type="spellStart"/>
       <w:r>
         <w:rPr>
-          <w:color w:val="3333FF"/>
+          <w:color w:val="000000" w:themeColor="text1"/>
         </w:rPr>
         <w:t>Finnhub</w:t>
       </w:r>
       <w:proofErr w:type="spellEnd"/>
       <w:r>
         <w:rPr>
-          <w:color w:val="3333FF"/>
+          <w:color w:val="000000" w:themeColor="text1"/>
         </w:rPr>
         <w:t xml:space="preserve">, Investing.com, CME Group, Twelve Data, Polygon, </w:t>
       </w:r>
       <w:proofErr w:type="spellStart"/>
       <w:r>
         <w:rPr>
-          <w:color w:val="3333FF"/>
+          <w:color w:val="000000" w:themeColor="text1"/>
         </w:rPr>
         <w:t>Barchart</w:t>
       </w:r>
       <w:proofErr w:type="spellEnd"/>
       <w:r>
         <w:rPr>
-          <w:color w:val="3333FF"/>
+          <w:color w:val="000000" w:themeColor="text1"/>
         </w:rPr>
         <w:t xml:space="preserve">, </w:t>
       </w:r>
       <w:proofErr w:type="spellStart"/>
       <w:r>
         <w:rPr>
-          <w:color w:val="3333FF"/>
+          <w:color w:val="000000" w:themeColor="text1"/>
         </w:rPr>
         <w:t>SpiderRock</w:t>
       </w:r>
       <w:proofErr w:type="spellEnd"/>
       <w:r>
         <w:rPr>
-          <w:color w:val="3333FF"/>
+          <w:color w:val="000000" w:themeColor="text1"/>
         </w:rPr>
         <w:t xml:space="preserve">, </w:t>
       </w:r>
       <w:proofErr w:type="spellStart"/>
       <w:r>
         <w:rPr>
-          <w:color w:val="3333FF"/>
+          <w:color w:val="000000" w:themeColor="text1"/>
         </w:rPr>
         <w:t>TradingCharts</w:t>
       </w:r>
       <w:proofErr w:type="spellEnd"/>
       <w:r>
         <w:rPr>
-          <w:color w:val="3333FF"/>
+          <w:color w:val="000000" w:themeColor="text1"/>
         </w:rPr>
         <w:t xml:space="preserve">, </w:t>
       </w:r>
       <w:proofErr w:type="spellStart"/>
       <w:r>
         <w:rPr>
-          <w:color w:val="3333FF"/>
+          <w:color w:val="000000" w:themeColor="text1"/>
         </w:rPr>
         <w:t>Oanda</w:t>
       </w:r>
       <w:proofErr w:type="spellEnd"/>
       <w:r>
         <w:rPr>
-          <w:color w:val="3333FF"/>
+          <w:color w:val="000000" w:themeColor="text1"/>
         </w:rPr>
         <w:t>) per asset class, using Kafka to stream normalized data.</w:t>
       </w:r>
@@ -40634,54 +40636,54 @@
         </w:numPr>
         <w:spacing w:line="240" w:lineRule="auto"/>
         <w:rPr>
-          <w:color w:val="3333FF"/>
-        </w:rPr>
-      </w:pPr>
-      <w:r>
-        <w:rPr>
-          <w:color w:val="3333FF"/>
+          <w:color w:val="000000" w:themeColor="text1"/>
+        </w:rPr>
+      </w:pPr>
+      <w:r>
+        <w:rPr>
+          <w:color w:val="000000" w:themeColor="text1"/>
         </w:rPr>
         <w:t xml:space="preserve">Configure asset-specific chains: e.g., Stocks/ETFs (Yahoo → IBKR → Alpha Vantage → </w:t>
       </w:r>
       <w:proofErr w:type="spellStart"/>
       <w:r>
         <w:rPr>
-          <w:color w:val="3333FF"/>
+          <w:color w:val="000000" w:themeColor="text1"/>
         </w:rPr>
         <w:t>Finnhub</w:t>
       </w:r>
       <w:proofErr w:type="spellEnd"/>
       <w:r>
         <w:rPr>
-          <w:color w:val="3333FF"/>
+          <w:color w:val="000000" w:themeColor="text1"/>
         </w:rPr>
         <w:t xml:space="preserve"> → Twelve Data → Polygon); Options (Yahoo → IBKR → </w:t>
       </w:r>
       <w:proofErr w:type="spellStart"/>
       <w:r>
         <w:rPr>
-          <w:color w:val="3333FF"/>
+          <w:color w:val="000000" w:themeColor="text1"/>
         </w:rPr>
         <w:t>Cboe</w:t>
       </w:r>
       <w:proofErr w:type="spellEnd"/>
       <w:r>
         <w:rPr>
-          <w:color w:val="3333FF"/>
+          <w:color w:val="000000" w:themeColor="text1"/>
         </w:rPr>
         <w:t xml:space="preserve"> → </w:t>
       </w:r>
       <w:proofErr w:type="spellStart"/>
       <w:r>
         <w:rPr>
-          <w:color w:val="3333FF"/>
+          <w:color w:val="000000" w:themeColor="text1"/>
         </w:rPr>
         <w:t>SpiderRock</w:t>
       </w:r>
       <w:proofErr w:type="spellEnd"/>
       <w:r>
         <w:rPr>
-          <w:color w:val="3333FF"/>
+          <w:color w:val="000000" w:themeColor="text1"/>
         </w:rPr>
         <w:t>); ensure automatic switching on failure (e.g., timeout &gt;3s, error codes) with logging to Elasticsearch.</w:t>
       </w:r>
@@ -40694,26 +40696,26 @@
         </w:numPr>
         <w:spacing w:line="240" w:lineRule="auto"/>
         <w:rPr>
-          <w:color w:val="3333FF"/>
-        </w:rPr>
-      </w:pPr>
-      <w:r>
-        <w:rPr>
-          <w:color w:val="3333FF"/>
+          <w:color w:val="000000" w:themeColor="text1"/>
+        </w:rPr>
+      </w:pPr>
+      <w:r>
+        <w:rPr>
+          <w:color w:val="000000" w:themeColor="text1"/>
         </w:rPr>
         <w:t xml:space="preserve">Support historical data (free sources for paper, 5+ years depth for options chains) and real-time (IBKR subscriptions post-validation, including implied volatility surfaces and dividend forecasts via </w:t>
       </w:r>
       <w:proofErr w:type="spellStart"/>
       <w:r>
         <w:rPr>
-          <w:color w:val="3333FF"/>
+          <w:color w:val="000000" w:themeColor="text1"/>
         </w:rPr>
         <w:t>QuantLib</w:t>
       </w:r>
       <w:proofErr w:type="spellEnd"/>
       <w:r>
         <w:rPr>
-          <w:color w:val="3333FF"/>
+          <w:color w:val="000000" w:themeColor="text1"/>
         </w:rPr>
         <w:t>).</w:t>
       </w:r>
@@ -40726,12 +40728,12 @@
         </w:numPr>
         <w:spacing w:line="240" w:lineRule="auto"/>
         <w:rPr>
-          <w:color w:val="3333FF"/>
-        </w:rPr>
-      </w:pPr>
-      <w:r>
-        <w:rPr>
-          <w:color w:val="3333FF"/>
+          <w:color w:val="000000" w:themeColor="text1"/>
+        </w:rPr>
+      </w:pPr>
+      <w:r>
+        <w:rPr>
+          <w:color w:val="000000" w:themeColor="text1"/>
         </w:rPr>
         <w:t>Normalize data formats (e.g., unified tick/bar structures) and distribute via Kafka topics for consumption by services like Market Data Service.</w:t>
       </w:r>
@@ -40744,20 +40746,20 @@
         </w:numPr>
         <w:spacing w:line="240" w:lineRule="auto"/>
         <w:rPr>
-          <w:color w:val="3333FF"/>
-        </w:rPr>
-      </w:pPr>
-      <w:r>
-        <w:rPr>
-          <w:b/>
-          <w:bCs/>
-          <w:color w:val="3333FF"/>
+          <w:color w:val="000000" w:themeColor="text1"/>
+        </w:rPr>
+      </w:pPr>
+      <w:r>
+        <w:rPr>
+          <w:b/>
+          <w:bCs/>
+          <w:color w:val="000000" w:themeColor="text1"/>
         </w:rPr>
         <w:t>Develop Custom Technical Analysis Indicators:</w:t>
       </w:r>
       <w:r>
         <w:rPr>
-          <w:color w:val="3333FF"/>
+          <w:color w:val="000000" w:themeColor="text1"/>
         </w:rPr>
         <w:t xml:space="preserve"> </w:t>
       </w:r>
@@ -40770,54 +40772,54 @@
         </w:numPr>
         <w:spacing w:line="240" w:lineRule="auto"/>
         <w:rPr>
-          <w:color w:val="3333FF"/>
-        </w:rPr>
-      </w:pPr>
-      <w:r>
-        <w:rPr>
-          <w:color w:val="3333FF"/>
+          <w:color w:val="000000" w:themeColor="text1"/>
+        </w:rPr>
+      </w:pPr>
+      <w:r>
+        <w:rPr>
+          <w:color w:val="000000" w:themeColor="text1"/>
         </w:rPr>
         <w:t xml:space="preserve">Build a comprehensive suite of 30+ custom volume-weighted indicators and metrics using TA-Lib/ta-lib-python (primary wrapper) &amp; </w:t>
       </w:r>
       <w:proofErr w:type="spellStart"/>
       <w:r>
         <w:rPr>
-          <w:color w:val="3333FF"/>
+          <w:color w:val="000000" w:themeColor="text1"/>
         </w:rPr>
         <w:t>Bukosabino</w:t>
       </w:r>
       <w:proofErr w:type="spellEnd"/>
       <w:r>
         <w:rPr>
-          <w:color w:val="3333FF"/>
+          <w:color w:val="000000" w:themeColor="text1"/>
         </w:rPr>
         <w:t xml:space="preserve">/ta (secondary), NumPy for calculations, and integrate into </w:t>
       </w:r>
       <w:proofErr w:type="spellStart"/>
       <w:r>
         <w:rPr>
-          <w:color w:val="3333FF"/>
+          <w:color w:val="000000" w:themeColor="text1"/>
         </w:rPr>
         <w:t>NautilusTrader</w:t>
       </w:r>
       <w:proofErr w:type="spellEnd"/>
       <w:r>
         <w:rPr>
-          <w:color w:val="3333FF"/>
+          <w:color w:val="000000" w:themeColor="text1"/>
         </w:rPr>
         <w:t xml:space="preserve"> for use in strategies, </w:t>
       </w:r>
       <w:proofErr w:type="spellStart"/>
       <w:r>
         <w:rPr>
-          <w:color w:val="3333FF"/>
+          <w:color w:val="000000" w:themeColor="text1"/>
         </w:rPr>
         <w:t>backtesting</w:t>
       </w:r>
       <w:proofErr w:type="spellEnd"/>
       <w:r>
         <w:rPr>
-          <w:color w:val="3333FF"/>
+          <w:color w:val="000000" w:themeColor="text1"/>
         </w:rPr>
         <w:t>, and analysis.</w:t>
       </w:r>
@@ -40830,26 +40832,26 @@
         </w:numPr>
         <w:spacing w:line="240" w:lineRule="auto"/>
         <w:rPr>
-          <w:color w:val="3333FF"/>
-        </w:rPr>
-      </w:pPr>
-      <w:r>
-        <w:rPr>
-          <w:color w:val="3333FF"/>
+          <w:color w:val="000000" w:themeColor="text1"/>
+        </w:rPr>
+      </w:pPr>
+      <w:r>
+        <w:rPr>
+          <w:color w:val="000000" w:themeColor="text1"/>
         </w:rPr>
         <w:t xml:space="preserve">Indicators include: Beta vs. Market Index, Auto Correlation, Historical/Intraday Annual Volatility, VW SMA (55/13/5/34 Day of Open/High/Low), VW EMA (13 Day of Open, 5 Day of HLC), VW MACD (12/26/9 Day of HLC), VW MACD Histogram, VW MFI (14 Day of HLC), VW SMA of MFI (34/21 Day), Normalized ATR (21/8 Day VW for Positional/Intraday), Rupee/Dollar Volatility Risk, Contract Risk (2N/0.75N Units), Max Lots per Unit Risk, ATR Percent (21/8 Day), Strength/Weakness (21/8 Day </w:t>
       </w:r>
       <w:proofErr w:type="spellStart"/>
       <w:r>
         <w:rPr>
-          <w:color w:val="3333FF"/>
+          <w:color w:val="000000" w:themeColor="text1"/>
         </w:rPr>
         <w:t>Avg</w:t>
       </w:r>
       <w:proofErr w:type="spellEnd"/>
       <w:r>
         <w:rPr>
-          <w:color w:val="3333FF"/>
+          <w:color w:val="000000" w:themeColor="text1"/>
         </w:rPr>
         <w:t xml:space="preserve"> HLC &amp; ATR), SMA Average % Change (8/13/21 Day), Buy/Sell Easier Day, Choppy Market Index (21/8 Day), Market Mode (Trending/Choppy), High Low Range Average for ORB.</w:t>
       </w:r>
@@ -40861,24 +40863,42 @@
           <w:numId w:val="56"/>
         </w:numPr>
         <w:spacing w:line="240" w:lineRule="auto"/>
-      </w:pPr>
-      <w:r>
+        <w:rPr>
+          <w:color w:val="000000" w:themeColor="text1"/>
+        </w:rPr>
+      </w:pPr>
+      <w:r>
+        <w:rPr>
+          <w:color w:val="000000" w:themeColor="text1"/>
+        </w:rPr>
         <w:t>Validate calculations with unit tests (</w:t>
       </w:r>
       <w:proofErr w:type="spellStart"/>
       <w:r>
+        <w:rPr>
+          <w:color w:val="000000" w:themeColor="text1"/>
+        </w:rPr>
         <w:t>Pytest</w:t>
       </w:r>
       <w:proofErr w:type="spellEnd"/>
       <w:r>
+        <w:rPr>
+          <w:color w:val="000000" w:themeColor="text1"/>
+        </w:rPr>
         <w:t xml:space="preserve">) against historical data, ensure GPU acceleration compatibility with </w:t>
       </w:r>
       <w:proofErr w:type="spellStart"/>
       <w:r>
+        <w:rPr>
+          <w:color w:val="000000" w:themeColor="text1"/>
+        </w:rPr>
         <w:t>VectorBT</w:t>
       </w:r>
       <w:proofErr w:type="spellEnd"/>
       <w:r>
+        <w:rPr>
+          <w:color w:val="000000" w:themeColor="text1"/>
+        </w:rPr>
         <w:t>, and expose via Analytics Service APIs.</w:t>
       </w:r>
     </w:p>
@@ -40889,15 +40909,22 @@
           <w:numId w:val="56"/>
         </w:numPr>
         <w:spacing w:line="240" w:lineRule="auto"/>
-      </w:pPr>
-      <w:r>
-        <w:rPr>
-          <w:b/>
-          <w:bCs/>
+        <w:rPr>
+          <w:color w:val="000000" w:themeColor="text1"/>
+        </w:rPr>
+      </w:pPr>
+      <w:r>
+        <w:rPr>
+          <w:b/>
+          <w:bCs/>
+          <w:color w:val="000000" w:themeColor="text1"/>
         </w:rPr>
         <w:t>Build API Interfaces:</w:t>
       </w:r>
       <w:r>
+        <w:rPr>
+          <w:color w:val="000000" w:themeColor="text1"/>
+        </w:rPr>
         <w:t xml:space="preserve"> </w:t>
       </w:r>
     </w:p>
@@ -40908,32 +40935,56 @@
           <w:numId w:val="56"/>
         </w:numPr>
         <w:spacing w:line="240" w:lineRule="auto"/>
-      </w:pPr>
-      <w:r>
+        <w:rPr>
+          <w:color w:val="000000" w:themeColor="text1"/>
+        </w:rPr>
+      </w:pPr>
+      <w:r>
+        <w:rPr>
+          <w:color w:val="000000" w:themeColor="text1"/>
+        </w:rPr>
         <w:t>Implement RESTful APIs (</w:t>
       </w:r>
       <w:proofErr w:type="spellStart"/>
       <w:r>
+        <w:rPr>
+          <w:color w:val="000000" w:themeColor="text1"/>
+        </w:rPr>
         <w:t>FastAPI</w:t>
       </w:r>
       <w:proofErr w:type="spellEnd"/>
       <w:r>
+        <w:rPr>
+          <w:color w:val="000000" w:themeColor="text1"/>
+        </w:rPr>
         <w:t xml:space="preserve">) for standard operations (e.g., /v1/orders for placement), </w:t>
       </w:r>
       <w:proofErr w:type="spellStart"/>
       <w:r>
+        <w:rPr>
+          <w:color w:val="000000" w:themeColor="text1"/>
+        </w:rPr>
         <w:t>GraphQL</w:t>
       </w:r>
       <w:proofErr w:type="spellEnd"/>
       <w:r>
+        <w:rPr>
+          <w:color w:val="000000" w:themeColor="text1"/>
+        </w:rPr>
         <w:t xml:space="preserve"> (Apollo) for flexible queries (e.g., portfolio metrics with nested risks), WebSocket (Socket.IO) for real-time streams (e.g., market data, order updates), and </w:t>
       </w:r>
       <w:proofErr w:type="spellStart"/>
       <w:r>
+        <w:rPr>
+          <w:color w:val="000000" w:themeColor="text1"/>
+        </w:rPr>
         <w:t>gRPC</w:t>
       </w:r>
       <w:proofErr w:type="spellEnd"/>
       <w:r>
+        <w:rPr>
+          <w:color w:val="000000" w:themeColor="text1"/>
+        </w:rPr>
         <w:t xml:space="preserve"> for high-performance inter-service calls (e.g., Trading Engine to Risk Manager).</w:t>
       </w:r>
     </w:p>
@@ -40944,16 +40995,28 @@
           <w:numId w:val="56"/>
         </w:numPr>
         <w:spacing w:line="240" w:lineRule="auto"/>
-      </w:pPr>
-      <w:r>
+        <w:rPr>
+          <w:color w:val="000000" w:themeColor="text1"/>
+        </w:rPr>
+      </w:pPr>
+      <w:r>
+        <w:rPr>
+          <w:color w:val="000000" w:themeColor="text1"/>
+        </w:rPr>
         <w:t>Include versioning, error handling (e.g., 429 for rate limits), and documentation (</w:t>
       </w:r>
       <w:proofErr w:type="spellStart"/>
       <w:r>
+        <w:rPr>
+          <w:color w:val="000000" w:themeColor="text1"/>
+        </w:rPr>
         <w:t>OpenAPI</w:t>
       </w:r>
       <w:proofErr w:type="spellEnd"/>
       <w:r>
+        <w:rPr>
+          <w:color w:val="000000" w:themeColor="text1"/>
+        </w:rPr>
         <w:t>/Swagger).</w:t>
       </w:r>
     </w:p>
@@ -40964,8 +41027,14 @@
           <w:numId w:val="56"/>
         </w:numPr>
         <w:spacing w:line="240" w:lineRule="auto"/>
-      </w:pPr>
-      <w:r>
+        <w:rPr>
+          <w:color w:val="000000" w:themeColor="text1"/>
+        </w:rPr>
+      </w:pPr>
+      <w:r>
+        <w:rPr>
+          <w:color w:val="000000" w:themeColor="text1"/>
+        </w:rPr>
         <w:t>Test APIs with Postman collections for coverage, ensuring &lt;10ms latency at gateway.</w:t>
       </w:r>
     </w:p>
@@ -40976,15 +41045,22 @@
           <w:numId w:val="56"/>
         </w:numPr>
         <w:spacing w:line="240" w:lineRule="auto"/>
-      </w:pPr>
-      <w:r>
-        <w:rPr>
-          <w:b/>
-          <w:bCs/>
+        <w:rPr>
+          <w:color w:val="000000" w:themeColor="text1"/>
+        </w:rPr>
+      </w:pPr>
+      <w:r>
+        <w:rPr>
+          <w:b/>
+          <w:bCs/>
+          <w:color w:val="000000" w:themeColor="text1"/>
         </w:rPr>
         <w:t>Configure Databases and Data Layer:</w:t>
       </w:r>
       <w:r>
+        <w:rPr>
+          <w:color w:val="000000" w:themeColor="text1"/>
+        </w:rPr>
         <w:t xml:space="preserve"> </w:t>
       </w:r>
     </w:p>
@@ -40995,48 +41071,84 @@
           <w:numId w:val="56"/>
         </w:numPr>
         <w:spacing w:line="240" w:lineRule="auto"/>
-      </w:pPr>
-      <w:r>
+        <w:rPr>
+          <w:color w:val="000000" w:themeColor="text1"/>
+        </w:rPr>
+      </w:pPr>
+      <w:r>
+        <w:rPr>
+          <w:color w:val="000000" w:themeColor="text1"/>
+        </w:rPr>
         <w:t>Set up PostgreSQL/</w:t>
       </w:r>
       <w:proofErr w:type="spellStart"/>
       <w:r>
+        <w:rPr>
+          <w:color w:val="000000" w:themeColor="text1"/>
+        </w:rPr>
         <w:t>pgvector</w:t>
       </w:r>
       <w:proofErr w:type="spellEnd"/>
       <w:r>
+        <w:rPr>
+          <w:color w:val="000000" w:themeColor="text1"/>
+        </w:rPr>
         <w:t xml:space="preserve"> for structured data/user metadata/vector embeddings (e.g., strategy similarity searches), </w:t>
       </w:r>
       <w:proofErr w:type="spellStart"/>
       <w:r>
+        <w:rPr>
+          <w:color w:val="000000" w:themeColor="text1"/>
+        </w:rPr>
         <w:t>ClickHouse</w:t>
       </w:r>
       <w:proofErr w:type="spellEnd"/>
       <w:r>
+        <w:rPr>
+          <w:color w:val="000000" w:themeColor="text1"/>
+        </w:rPr>
         <w:t xml:space="preserve"> for time-series analytics/reports, </w:t>
       </w:r>
       <w:proofErr w:type="spellStart"/>
       <w:r>
+        <w:rPr>
+          <w:color w:val="000000" w:themeColor="text1"/>
+        </w:rPr>
         <w:t>Qdrant</w:t>
       </w:r>
       <w:proofErr w:type="spellEnd"/>
       <w:r>
+        <w:rPr>
+          <w:color w:val="000000" w:themeColor="text1"/>
+        </w:rPr>
         <w:t xml:space="preserve"> for vector storage/semantic search, Apache Iceberg for immutable audits/long-term tables, Redis for caching/sessions/GenAI vectors/Pub/Sub, </w:t>
       </w:r>
       <w:proofErr w:type="spellStart"/>
       <w:r>
+        <w:rPr>
+          <w:color w:val="000000" w:themeColor="text1"/>
+        </w:rPr>
         <w:t>DuckDB</w:t>
       </w:r>
       <w:proofErr w:type="spellEnd"/>
       <w:r>
+        <w:rPr>
+          <w:color w:val="000000" w:themeColor="text1"/>
+        </w:rPr>
         <w:t xml:space="preserve"> for OLAP research queries, </w:t>
       </w:r>
       <w:proofErr w:type="spellStart"/>
       <w:r>
+        <w:rPr>
+          <w:color w:val="000000" w:themeColor="text1"/>
+        </w:rPr>
         <w:t>InfluxDB</w:t>
       </w:r>
       <w:proofErr w:type="spellEnd"/>
       <w:r>
+        <w:rPr>
+          <w:color w:val="000000" w:themeColor="text1"/>
+        </w:rPr>
         <w:t xml:space="preserve"> for metrics/real-time analytics, MinIO/S3 for object storage (models/datasets), Elasticsearch for search/logs/metrics/RAG.</w:t>
       </w:r>
     </w:p>
@@ -41047,24 +41159,42 @@
           <w:numId w:val="56"/>
         </w:numPr>
         <w:spacing w:line="240" w:lineRule="auto"/>
-      </w:pPr>
-      <w:r>
+        <w:rPr>
+          <w:color w:val="000000" w:themeColor="text1"/>
+        </w:rPr>
+      </w:pPr>
+      <w:r>
+        <w:rPr>
+          <w:color w:val="000000" w:themeColor="text1"/>
+        </w:rPr>
         <w:t xml:space="preserve">Define schemas (e.g., Postgres tables for orders/users), indexing (e.g., HNSW in </w:t>
       </w:r>
       <w:proofErr w:type="spellStart"/>
       <w:r>
+        <w:rPr>
+          <w:color w:val="000000" w:themeColor="text1"/>
+        </w:rPr>
         <w:t>Qdrant</w:t>
       </w:r>
       <w:proofErr w:type="spellEnd"/>
       <w:r>
+        <w:rPr>
+          <w:color w:val="000000" w:themeColor="text1"/>
+        </w:rPr>
         <w:t xml:space="preserve">), partitioning (e.g., by date in Iceberg), and integrations (e.g., Kafka Connect for streaming to </w:t>
       </w:r>
       <w:proofErr w:type="spellStart"/>
       <w:r>
+        <w:rPr>
+          <w:color w:val="000000" w:themeColor="text1"/>
+        </w:rPr>
         <w:t>ClickHouse</w:t>
       </w:r>
       <w:proofErr w:type="spellEnd"/>
       <w:r>
+        <w:rPr>
+          <w:color w:val="000000" w:themeColor="text1"/>
+        </w:rPr>
         <w:t>).</w:t>
       </w:r>
     </w:p>
@@ -41075,16 +41205,28 @@
           <w:numId w:val="56"/>
         </w:numPr>
         <w:spacing w:line="240" w:lineRule="auto"/>
-      </w:pPr>
-      <w:r>
+        <w:rPr>
+          <w:color w:val="000000" w:themeColor="text1"/>
+        </w:rPr>
+      </w:pPr>
+      <w:r>
+        <w:rPr>
+          <w:color w:val="000000" w:themeColor="text1"/>
+        </w:rPr>
         <w:t xml:space="preserve">Validate queries/performance: &lt;20ms for Postgres, sub-second for </w:t>
       </w:r>
       <w:proofErr w:type="spellStart"/>
       <w:r>
+        <w:rPr>
+          <w:color w:val="000000" w:themeColor="text1"/>
+        </w:rPr>
         <w:t>ClickHouse</w:t>
       </w:r>
       <w:proofErr w:type="spellEnd"/>
       <w:r>
+        <w:rPr>
+          <w:color w:val="000000" w:themeColor="text1"/>
+        </w:rPr>
         <w:t xml:space="preserve"> on billions of rows.</w:t>
       </w:r>
     </w:p>
@@ -41095,15 +41237,22 @@
           <w:numId w:val="56"/>
         </w:numPr>
         <w:spacing w:line="240" w:lineRule="auto"/>
-      </w:pPr>
-      <w:r>
-        <w:rPr>
-          <w:b/>
-          <w:bCs/>
+        <w:rPr>
+          <w:color w:val="000000" w:themeColor="text1"/>
+        </w:rPr>
+      </w:pPr>
+      <w:r>
+        <w:rPr>
+          <w:b/>
+          <w:bCs/>
+          <w:color w:val="000000" w:themeColor="text1"/>
         </w:rPr>
         <w:t>Set Up Apache Kafka Event Bus:</w:t>
       </w:r>
       <w:r>
+        <w:rPr>
+          <w:color w:val="000000" w:themeColor="text1"/>
+        </w:rPr>
         <w:t xml:space="preserve"> </w:t>
       </w:r>
     </w:p>
@@ -41114,8 +41263,14 @@
           <w:numId w:val="56"/>
         </w:numPr>
         <w:spacing w:line="240" w:lineRule="auto"/>
-      </w:pPr>
-      <w:r>
+        <w:rPr>
+          <w:color w:val="000000" w:themeColor="text1"/>
+        </w:rPr>
+      </w:pPr>
+      <w:r>
+        <w:rPr>
+          <w:color w:val="000000" w:themeColor="text1"/>
+        </w:rPr>
         <w:t>Configure Kafka with hierarchical topics (e.g., trading.order.placed.ibkr.aapl.us) and wildcard subscriptions for flexible routing.</w:t>
       </w:r>
     </w:p>
@@ -41126,16 +41281,28 @@
           <w:numId w:val="56"/>
         </w:numPr>
         <w:spacing w:line="240" w:lineRule="auto"/>
-      </w:pPr>
-      <w:r>
+        <w:rPr>
+          <w:color w:val="000000" w:themeColor="text1"/>
+        </w:rPr>
+      </w:pPr>
+      <w:r>
+        <w:rPr>
+          <w:color w:val="000000" w:themeColor="text1"/>
+        </w:rPr>
         <w:t>Integrate Schema Registry for data schemas/serializers (Avro/</w:t>
       </w:r>
       <w:proofErr w:type="spellStart"/>
       <w:r>
+        <w:rPr>
+          <w:color w:val="000000" w:themeColor="text1"/>
+        </w:rPr>
         <w:t>Protobuf</w:t>
       </w:r>
       <w:proofErr w:type="spellEnd"/>
       <w:r>
+        <w:rPr>
+          <w:color w:val="000000" w:themeColor="text1"/>
+        </w:rPr>
         <w:t>), ensuring compatibility with event sourcing and CQRS.</w:t>
       </w:r>
     </w:p>
@@ -41146,24 +41313,42 @@
           <w:numId w:val="56"/>
         </w:numPr>
         <w:spacing w:line="240" w:lineRule="auto"/>
-      </w:pPr>
-      <w:r>
+        <w:rPr>
+          <w:color w:val="000000" w:themeColor="text1"/>
+        </w:rPr>
+      </w:pPr>
+      <w:r>
+        <w:rPr>
+          <w:color w:val="000000" w:themeColor="text1"/>
+        </w:rPr>
         <w:t xml:space="preserve">Test event streaming: Produce/consume events for trades, measure throughput (&gt;1M </w:t>
       </w:r>
       <w:proofErr w:type="spellStart"/>
       <w:r>
+        <w:rPr>
+          <w:color w:val="000000" w:themeColor="text1"/>
+        </w:rPr>
         <w:t>msgs</w:t>
       </w:r>
       <w:proofErr w:type="spellEnd"/>
       <w:r>
+        <w:rPr>
+          <w:color w:val="000000" w:themeColor="text1"/>
+        </w:rPr>
         <w:t xml:space="preserve">/sec), and replay for </w:t>
       </w:r>
       <w:proofErr w:type="spellStart"/>
       <w:r>
+        <w:rPr>
+          <w:color w:val="000000" w:themeColor="text1"/>
+        </w:rPr>
         <w:t>backtesting</w:t>
       </w:r>
       <w:proofErr w:type="spellEnd"/>
       <w:r>
+        <w:rPr>
+          <w:color w:val="000000" w:themeColor="text1"/>
+        </w:rPr>
         <w:t>.</w:t>
       </w:r>
     </w:p>
@@ -41174,15 +41359,22 @@
           <w:numId w:val="56"/>
         </w:numPr>
         <w:spacing w:line="240" w:lineRule="auto"/>
-      </w:pPr>
-      <w:r>
-        <w:rPr>
-          <w:b/>
-          <w:bCs/>
+        <w:rPr>
+          <w:color w:val="000000" w:themeColor="text1"/>
+        </w:rPr>
+      </w:pPr>
+      <w:r>
+        <w:rPr>
+          <w:b/>
+          <w:bCs/>
+          <w:color w:val="000000" w:themeColor="text1"/>
         </w:rPr>
         <w:t>Implement Enterprise-Grade Security:</w:t>
       </w:r>
       <w:r>
+        <w:rPr>
+          <w:color w:val="000000" w:themeColor="text1"/>
+        </w:rPr>
         <w:t xml:space="preserve"> </w:t>
       </w:r>
     </w:p>
@@ -41193,24 +41385,42 @@
           <w:numId w:val="56"/>
         </w:numPr>
         <w:spacing w:line="240" w:lineRule="auto"/>
-      </w:pPr>
-      <w:r>
+        <w:rPr>
+          <w:color w:val="000000" w:themeColor="text1"/>
+        </w:rPr>
+      </w:pPr>
+      <w:r>
+        <w:rPr>
+          <w:color w:val="000000" w:themeColor="text1"/>
+        </w:rPr>
         <w:t>Adopt zero-trust architecture with RBAC (</w:t>
       </w:r>
       <w:proofErr w:type="spellStart"/>
       <w:r>
+        <w:rPr>
+          <w:color w:val="000000" w:themeColor="text1"/>
+        </w:rPr>
         <w:t>Keycloak</w:t>
       </w:r>
       <w:proofErr w:type="spellEnd"/>
       <w:r>
+        <w:rPr>
+          <w:color w:val="000000" w:themeColor="text1"/>
+        </w:rPr>
         <w:t xml:space="preserve"> for roles), MFA (enforced for all logins), AES-256 encryption at rest (databases), TLS 1.3 in transit (Istio </w:t>
       </w:r>
       <w:proofErr w:type="spellStart"/>
       <w:r>
+        <w:rPr>
+          <w:color w:val="000000" w:themeColor="text1"/>
+        </w:rPr>
         <w:t>mTLS</w:t>
       </w:r>
       <w:proofErr w:type="spellEnd"/>
       <w:r>
+        <w:rPr>
+          <w:color w:val="000000" w:themeColor="text1"/>
+        </w:rPr>
         <w:t>).</w:t>
       </w:r>
     </w:p>
@@ -41221,8 +41431,14 @@
           <w:numId w:val="56"/>
         </w:numPr>
         <w:spacing w:line="240" w:lineRule="auto"/>
-      </w:pPr>
-      <w:r>
+        <w:rPr>
+          <w:color w:val="000000" w:themeColor="text1"/>
+        </w:rPr>
+      </w:pPr>
+      <w:r>
+        <w:rPr>
+          <w:color w:val="000000" w:themeColor="text1"/>
+        </w:rPr>
         <w:t>Run Bandit for SAST on all Python code, integrate into CI.</w:t>
       </w:r>
     </w:p>
@@ -41233,16 +41449,28 @@
           <w:numId w:val="56"/>
         </w:numPr>
         <w:spacing w:line="240" w:lineRule="auto"/>
-      </w:pPr>
-      <w:r>
+        <w:rPr>
+          <w:color w:val="000000" w:themeColor="text1"/>
+        </w:rPr>
+      </w:pPr>
+      <w:r>
+        <w:rPr>
+          <w:color w:val="000000" w:themeColor="text1"/>
+        </w:rPr>
         <w:t xml:space="preserve">Perform STRIDE threat </w:t>
       </w:r>
       <w:proofErr w:type="spellStart"/>
       <w:r>
+        <w:rPr>
+          <w:color w:val="000000" w:themeColor="text1"/>
+        </w:rPr>
         <w:t>modeling</w:t>
       </w:r>
       <w:proofErr w:type="spellEnd"/>
       <w:r>
+        <w:rPr>
+          <w:color w:val="000000" w:themeColor="text1"/>
+        </w:rPr>
         <w:t xml:space="preserve"> for all components (e.g., Spoofing mitigation via OAuth2, Tampering via immutable events).</w:t>
       </w:r>
     </w:p>
@@ -41253,24 +41481,42 @@
           <w:numId w:val="56"/>
         </w:numPr>
         <w:spacing w:line="240" w:lineRule="auto"/>
-      </w:pPr>
-      <w:r>
+        <w:rPr>
+          <w:color w:val="000000" w:themeColor="text1"/>
+        </w:rPr>
+      </w:pPr>
+      <w:r>
+        <w:rPr>
+          <w:color w:val="000000" w:themeColor="text1"/>
+        </w:rPr>
         <w:t xml:space="preserve">Set up formalized backup strategy: Daily full/hourly incremental for databases (e.g., </w:t>
       </w:r>
       <w:proofErr w:type="spellStart"/>
       <w:r>
+        <w:rPr>
+          <w:color w:val="000000" w:themeColor="text1"/>
+        </w:rPr>
         <w:t>pg_dump</w:t>
       </w:r>
       <w:proofErr w:type="spellEnd"/>
       <w:r>
+        <w:rPr>
+          <w:color w:val="000000" w:themeColor="text1"/>
+        </w:rPr>
         <w:t xml:space="preserve"> for Postgres, replicas for </w:t>
       </w:r>
       <w:proofErr w:type="spellStart"/>
       <w:r>
+        <w:rPr>
+          <w:color w:val="000000" w:themeColor="text1"/>
+        </w:rPr>
         <w:t>ClickHouse</w:t>
       </w:r>
       <w:proofErr w:type="spellEnd"/>
       <w:r>
+        <w:rPr>
+          <w:color w:val="000000" w:themeColor="text1"/>
+        </w:rPr>
         <w:t>), snapshots for Kafka topics to MinIO, with recovery testing (RTO &lt;15min, RPO &lt;5min).</w:t>
       </w:r>
     </w:p>
@@ -41281,15 +41527,22 @@
           <w:numId w:val="56"/>
         </w:numPr>
         <w:spacing w:line="240" w:lineRule="auto"/>
-      </w:pPr>
-      <w:r>
-        <w:rPr>
-          <w:b/>
-          <w:bCs/>
+        <w:rPr>
+          <w:color w:val="000000" w:themeColor="text1"/>
+        </w:rPr>
+      </w:pPr>
+      <w:r>
+        <w:rPr>
+          <w:b/>
+          <w:bCs/>
+          <w:color w:val="000000" w:themeColor="text1"/>
         </w:rPr>
         <w:t>Test the Core Engine and Overall System:</w:t>
       </w:r>
       <w:r>
+        <w:rPr>
+          <w:color w:val="000000" w:themeColor="text1"/>
+        </w:rPr>
         <w:t xml:space="preserve"> </w:t>
       </w:r>
     </w:p>
@@ -41300,24 +41553,42 @@
           <w:numId w:val="56"/>
         </w:numPr>
         <w:spacing w:line="240" w:lineRule="auto"/>
-      </w:pPr>
-      <w:r>
+        <w:rPr>
+          <w:color w:val="000000" w:themeColor="text1"/>
+        </w:rPr>
+      </w:pPr>
+      <w:r>
+        <w:rPr>
+          <w:color w:val="000000" w:themeColor="text1"/>
+        </w:rPr>
         <w:t xml:space="preserve">Run a simple </w:t>
       </w:r>
       <w:proofErr w:type="spellStart"/>
       <w:r>
+        <w:rPr>
+          <w:color w:val="000000" w:themeColor="text1"/>
+        </w:rPr>
         <w:t>NautilusTrader</w:t>
       </w:r>
       <w:proofErr w:type="spellEnd"/>
       <w:r>
+        <w:rPr>
+          <w:color w:val="000000" w:themeColor="text1"/>
+        </w:rPr>
         <w:t xml:space="preserve"> algorithm to validate pipeline: Fetch data via feeds, execute </w:t>
       </w:r>
       <w:proofErr w:type="spellStart"/>
       <w:r>
+        <w:rPr>
+          <w:color w:val="000000" w:themeColor="text1"/>
+        </w:rPr>
         <w:t>backtest</w:t>
       </w:r>
       <w:proofErr w:type="spellEnd"/>
       <w:r>
+        <w:rPr>
+          <w:color w:val="000000" w:themeColor="text1"/>
+        </w:rPr>
         <w:t>, generate results.</w:t>
       </w:r>
     </w:p>
@@ -41328,8 +41599,14 @@
           <w:numId w:val="56"/>
         </w:numPr>
         <w:spacing w:line="240" w:lineRule="auto"/>
-      </w:pPr>
-      <w:r>
+        <w:rPr>
+          <w:color w:val="000000" w:themeColor="text1"/>
+        </w:rPr>
+      </w:pPr>
+      <w:r>
+        <w:rPr>
+          <w:color w:val="000000" w:themeColor="text1"/>
+        </w:rPr>
         <w:t>Conduct end-to-end tests for integrations (e.g., paper trading flow, indicator usage in strategies).</w:t>
       </w:r>
     </w:p>
@@ -41340,8 +41617,14 @@
           <w:numId w:val="56"/>
         </w:numPr>
         <w:spacing w:line="240" w:lineRule="auto"/>
-      </w:pPr>
-      <w:r>
+        <w:rPr>
+          <w:color w:val="000000" w:themeColor="text1"/>
+        </w:rPr>
+      </w:pPr>
+      <w:r>
+        <w:rPr>
+          <w:color w:val="000000" w:themeColor="text1"/>
+        </w:rPr>
         <w:t>Measure key metrics: Latency, throughput, resilience (simulate failures).</w:t>
       </w:r>
     </w:p>
@@ -41352,18 +41635,28 @@
           <w:numId w:val="56"/>
         </w:numPr>
         <w:spacing w:line="240" w:lineRule="auto"/>
-      </w:pPr>
-      <w:r>
+        <w:rPr>
+          <w:color w:val="000000" w:themeColor="text1"/>
+        </w:rPr>
+      </w:pPr>
+      <w:r>
+        <w:rPr>
+          <w:color w:val="000000" w:themeColor="text1"/>
+        </w:rPr>
         <w:t xml:space="preserve">Implement </w:t>
       </w:r>
       <w:r>
         <w:rPr>
           <w:b/>
           <w:bCs/>
+          <w:color w:val="000000" w:themeColor="text1"/>
         </w:rPr>
         <w:t>microservice self-healing</w:t>
       </w:r>
       <w:r>
+        <w:rPr>
+          <w:color w:val="000000" w:themeColor="text1"/>
+        </w:rPr>
         <w:t xml:space="preserve"> mechanisms.</w:t>
       </w:r>
     </w:p>
@@ -41374,15 +41667,22 @@
           <w:numId w:val="56"/>
         </w:numPr>
         <w:spacing w:line="240" w:lineRule="auto"/>
-      </w:pPr>
-      <w:r>
-        <w:rPr>
-          <w:b/>
-          <w:bCs/>
+        <w:rPr>
+          <w:color w:val="000000" w:themeColor="text1"/>
+        </w:rPr>
+      </w:pPr>
+      <w:r>
+        <w:rPr>
+          <w:b/>
+          <w:bCs/>
+          <w:color w:val="000000" w:themeColor="text1"/>
         </w:rPr>
         <w:t>Placeholder and Incremental Development Protocol:</w:t>
       </w:r>
       <w:r>
+        <w:rPr>
+          <w:color w:val="000000" w:themeColor="text1"/>
+        </w:rPr>
         <w:t xml:space="preserve"> </w:t>
       </w:r>
     </w:p>
@@ -41393,16 +41693,28 @@
           <w:numId w:val="56"/>
         </w:numPr>
         <w:spacing w:line="240" w:lineRule="auto"/>
-      </w:pPr>
-      <w:r>
+        <w:rPr>
+          <w:color w:val="000000" w:themeColor="text1"/>
+        </w:rPr>
+      </w:pPr>
+      <w:r>
+        <w:rPr>
+          <w:color w:val="000000" w:themeColor="text1"/>
+        </w:rPr>
         <w:t xml:space="preserve">Use placeholders for incomplete parts (// @PLACEHOLDER: reason, missing functionality, </w:t>
       </w:r>
       <w:proofErr w:type="spellStart"/>
       <w:r>
+        <w:rPr>
+          <w:color w:val="000000" w:themeColor="text1"/>
+        </w:rPr>
         <w:t>req</w:t>
       </w:r>
       <w:proofErr w:type="spellEnd"/>
       <w:r>
+        <w:rPr>
+          <w:color w:val="000000" w:themeColor="text1"/>
+        </w:rPr>
         <w:t xml:space="preserve"> ID), auto-create GitHub Issues.</w:t>
       </w:r>
     </w:p>
@@ -41413,16 +41725,28 @@
           <w:numId w:val="56"/>
         </w:numPr>
         <w:spacing w:line="240" w:lineRule="auto"/>
-      </w:pPr>
-      <w:r>
+        <w:rPr>
+          <w:color w:val="000000" w:themeColor="text1"/>
+        </w:rPr>
+      </w:pPr>
+      <w:r>
+        <w:rPr>
+          <w:color w:val="000000" w:themeColor="text1"/>
+        </w:rPr>
         <w:t xml:space="preserve">Follow incremental protocol: </w:t>
       </w:r>
       <w:proofErr w:type="spellStart"/>
       <w:r>
+        <w:rPr>
+          <w:color w:val="000000" w:themeColor="text1"/>
+        </w:rPr>
         <w:t>Analyze</w:t>
       </w:r>
       <w:proofErr w:type="spellEnd"/>
       <w:r>
+        <w:rPr>
+          <w:color w:val="000000" w:themeColor="text1"/>
+        </w:rPr>
         <w:t xml:space="preserve"> specs vs. code, compare diffs, execute builds.</w:t>
       </w:r>
     </w:p>
@@ -41433,23 +41757,36 @@
           <w:numId w:val="56"/>
         </w:numPr>
         <w:spacing w:line="240" w:lineRule="auto"/>
-      </w:pPr>
-      <w:r>
-        <w:rPr>
-          <w:b/>
-          <w:bCs/>
+        <w:rPr>
+          <w:color w:val="000000" w:themeColor="text1"/>
+        </w:rPr>
+      </w:pPr>
+      <w:r>
+        <w:rPr>
+          <w:b/>
+          <w:bCs/>
+          <w:color w:val="000000" w:themeColor="text1"/>
         </w:rPr>
         <w:t>Expected Outcome:</w:t>
       </w:r>
       <w:r>
+        <w:rPr>
+          <w:color w:val="000000" w:themeColor="text1"/>
+        </w:rPr>
         <w:t xml:space="preserve"> A validated, hardened core system with integrated </w:t>
       </w:r>
       <w:proofErr w:type="spellStart"/>
       <w:r>
+        <w:rPr>
+          <w:color w:val="000000" w:themeColor="text1"/>
+        </w:rPr>
         <w:t>NautilusTrader</w:t>
       </w:r>
       <w:proofErr w:type="spellEnd"/>
       <w:r>
+        <w:rPr>
+          <w:color w:val="000000" w:themeColor="text1"/>
+        </w:rPr>
         <w:t xml:space="preserve"> for paper trading, robust data feeds, custom indicators, APIs, databases, Kafka bus, and security measures, ready for frontend and AI integrations in subsequent phases. The system achieves high performance, resilience, and security benchmarks, with full test coverage.</w:t>
       </w:r>
     </w:p>
@@ -41460,61 +41797,89 @@
           <w:numId w:val="56"/>
         </w:numPr>
         <w:spacing w:line="240" w:lineRule="auto"/>
-      </w:pPr>
-      <w:r>
-        <w:rPr>
-          <w:b/>
-          <w:bCs/>
+        <w:rPr>
+          <w:color w:val="000000" w:themeColor="text1"/>
+        </w:rPr>
+      </w:pPr>
+      <w:r>
+        <w:rPr>
+          <w:b/>
+          <w:bCs/>
+          <w:color w:val="000000" w:themeColor="text1"/>
         </w:rPr>
         <w:t>Deliverables:</w:t>
       </w:r>
       <w:r>
+        <w:rPr>
+          <w:color w:val="000000" w:themeColor="text1"/>
+        </w:rPr>
         <w:t xml:space="preserve"> Configured </w:t>
       </w:r>
       <w:proofErr w:type="spellStart"/>
       <w:r>
+        <w:rPr>
+          <w:color w:val="000000" w:themeColor="text1"/>
+        </w:rPr>
         <w:t>NautilusTrader</w:t>
       </w:r>
       <w:proofErr w:type="spellEnd"/>
       <w:r>
+        <w:rPr>
+          <w:color w:val="000000" w:themeColor="text1"/>
+        </w:rPr>
         <w:t xml:space="preserve"> with IBKR paper integration; multi-source data feeds with fallbacks; custom indicators suite with tests; API implementations (REST/</w:t>
       </w:r>
       <w:proofErr w:type="spellStart"/>
       <w:r>
+        <w:rPr>
+          <w:color w:val="000000" w:themeColor="text1"/>
+        </w:rPr>
         <w:t>GraphQL</w:t>
       </w:r>
       <w:proofErr w:type="spellEnd"/>
       <w:r>
+        <w:rPr>
+          <w:color w:val="000000" w:themeColor="text1"/>
+        </w:rPr>
         <w:t>/WebSocket/</w:t>
       </w:r>
       <w:proofErr w:type="spellStart"/>
       <w:r>
+        <w:rPr>
+          <w:color w:val="000000" w:themeColor="text1"/>
+        </w:rPr>
         <w:t>gRPC</w:t>
       </w:r>
       <w:proofErr w:type="spellEnd"/>
       <w:r>
+        <w:rPr>
+          <w:color w:val="000000" w:themeColor="text1"/>
+        </w:rPr>
         <w:t>) with docs; database setups with schemas; Kafka with topics/Schema Registry; security features (zero-trust, Bandit scans, threat models, backups); core engine test reports; comprehensive documentation (e.g., architecture diagrams in Mermaid, setup guides); validated system with benchmarks.</w:t>
       </w:r>
     </w:p>
     <w:p>
       <w:pPr>
         <w:spacing w:line="240" w:lineRule="auto"/>
-      </w:pPr>
-    </w:p>
-    <w:p>
-      <w:pPr>
-        <w:spacing w:line="240" w:lineRule="auto"/>
-        <w:rPr>
-          <w:b/>
-          <w:bCs/>
-          <w:color w:val="3333FF"/>
-        </w:rPr>
-      </w:pPr>
-      <w:r>
-        <w:rPr>
-          <w:b/>
-          <w:bCs/>
-          <w:color w:val="3333FF"/>
+        <w:rPr>
+          <w:color w:val="000000" w:themeColor="text1"/>
+        </w:rPr>
+      </w:pPr>
+    </w:p>
+    <w:p>
+      <w:pPr>
+        <w:spacing w:line="240" w:lineRule="auto"/>
+        <w:rPr>
+          <w:b/>
+          <w:bCs/>
+          <w:color w:val="000000" w:themeColor="text1"/>
+        </w:rPr>
+      </w:pPr>
+      <w:r>
+        <w:rPr>
+          <w:b/>
+          <w:bCs/>
+          <w:color w:val="000000" w:themeColor="text1"/>
         </w:rPr>
         <w:t>Integration Plan - Phase 1: Immediate Priority - Core System Validation &amp; Hardening</w:t>
       </w:r>
@@ -41527,20 +41892,20 @@
         </w:numPr>
         <w:spacing w:line="240" w:lineRule="auto"/>
         <w:rPr>
-          <w:color w:val="3333FF"/>
-        </w:rPr>
-      </w:pPr>
-      <w:r>
-        <w:rPr>
-          <w:b/>
-          <w:bCs/>
-          <w:color w:val="3333FF"/>
+          <w:color w:val="000000" w:themeColor="text1"/>
+        </w:rPr>
+      </w:pPr>
+      <w:r>
+        <w:rPr>
+          <w:b/>
+          <w:bCs/>
+          <w:color w:val="000000" w:themeColor="text1"/>
         </w:rPr>
         <w:t>Objective:</w:t>
       </w:r>
       <w:r>
         <w:rPr>
-          <w:color w:val="3333FF"/>
+          <w:color w:val="000000" w:themeColor="text1"/>
         </w:rPr>
         <w:t xml:space="preserve"> </w:t>
       </w:r>
@@ -41553,54 +41918,54 @@
         </w:numPr>
         <w:spacing w:line="240" w:lineRule="auto"/>
         <w:rPr>
-          <w:color w:val="3333FF"/>
-        </w:rPr>
-      </w:pPr>
-      <w:r>
-        <w:rPr>
-          <w:color w:val="3333FF"/>
+          <w:color w:val="000000" w:themeColor="text1"/>
+        </w:rPr>
+      </w:pPr>
+      <w:r>
+        <w:rPr>
+          <w:color w:val="000000" w:themeColor="text1"/>
         </w:rPr>
         <w:t xml:space="preserve">To integrate and validate the core components of the algorithmic trading platform, hardening them for performance, security, and reliability. This plan focuses on </w:t>
       </w:r>
       <w:proofErr w:type="spellStart"/>
       <w:r>
         <w:rPr>
-          <w:color w:val="3333FF"/>
+          <w:color w:val="000000" w:themeColor="text1"/>
         </w:rPr>
         <w:t>NautilusTrader</w:t>
       </w:r>
       <w:proofErr w:type="spellEnd"/>
       <w:r>
         <w:rPr>
-          <w:color w:val="3333FF"/>
+          <w:color w:val="000000" w:themeColor="text1"/>
         </w:rPr>
         <w:t xml:space="preserve"> setup with IBKR paper trading, data feed fallbacks, custom technical indicators, API layers, database configurations, Kafka event bus, security hardening (zero-trust, encryption, threat </w:t>
       </w:r>
       <w:proofErr w:type="spellStart"/>
       <w:r>
         <w:rPr>
-          <w:color w:val="3333FF"/>
+          <w:color w:val="000000" w:themeColor="text1"/>
         </w:rPr>
         <w:t>modeling</w:t>
       </w:r>
       <w:proofErr w:type="spellEnd"/>
       <w:r>
         <w:rPr>
-          <w:color w:val="3333FF"/>
+          <w:color w:val="000000" w:themeColor="text1"/>
         </w:rPr>
         <w:t xml:space="preserve">), and backups, ensuring alignment with microservices, event-driven, cloud-native, and API-first principles. It prepares the foundation for high-frequency trading across assets, with custom features like volume-weighted indicators and event </w:t>
       </w:r>
       <w:proofErr w:type="spellStart"/>
       <w:r>
         <w:rPr>
-          <w:color w:val="3333FF"/>
+          <w:color w:val="000000" w:themeColor="text1"/>
         </w:rPr>
         <w:t>replayability</w:t>
       </w:r>
       <w:proofErr w:type="spellEnd"/>
       <w:r>
         <w:rPr>
-          <w:color w:val="3333FF"/>
+          <w:color w:val="000000" w:themeColor="text1"/>
         </w:rPr>
         <w:t>.</w:t>
       </w:r>
@@ -41613,20 +41978,20 @@
         </w:numPr>
         <w:spacing w:line="240" w:lineRule="auto"/>
         <w:rPr>
-          <w:color w:val="3333FF"/>
-        </w:rPr>
-      </w:pPr>
-      <w:r>
-        <w:rPr>
-          <w:b/>
-          <w:bCs/>
-          <w:color w:val="3333FF"/>
+          <w:color w:val="000000" w:themeColor="text1"/>
+        </w:rPr>
+      </w:pPr>
+      <w:r>
+        <w:rPr>
+          <w:b/>
+          <w:bCs/>
+          <w:color w:val="000000" w:themeColor="text1"/>
         </w:rPr>
         <w:t>Key Tasks:</w:t>
       </w:r>
       <w:r>
         <w:rPr>
-          <w:color w:val="3333FF"/>
+          <w:color w:val="000000" w:themeColor="text1"/>
         </w:rPr>
         <w:t xml:space="preserve"> </w:t>
       </w:r>
@@ -41639,15 +42004,15 @@
         </w:numPr>
         <w:spacing w:line="240" w:lineRule="auto"/>
         <w:rPr>
-          <w:color w:val="3333FF"/>
-        </w:rPr>
-      </w:pPr>
-      <w:proofErr w:type="spellStart"/>
-      <w:r>
-        <w:rPr>
-          <w:b/>
-          <w:bCs/>
-          <w:color w:val="3333FF"/>
+          <w:color w:val="000000" w:themeColor="text1"/>
+        </w:rPr>
+      </w:pPr>
+      <w:proofErr w:type="spellStart"/>
+      <w:r>
+        <w:rPr>
+          <w:b/>
+          <w:bCs/>
+          <w:color w:val="000000" w:themeColor="text1"/>
         </w:rPr>
         <w:t>NautilusTrader</w:t>
       </w:r>
@@ -41656,13 +42021,13 @@
         <w:rPr>
           <w:b/>
           <w:bCs/>
-          <w:color w:val="3333FF"/>
+          <w:color w:val="000000" w:themeColor="text1"/>
         </w:rPr>
         <w:t xml:space="preserve"> Integration for Paper Trading:</w:t>
       </w:r>
       <w:r>
         <w:rPr>
-          <w:color w:val="3333FF"/>
+          <w:color w:val="000000" w:themeColor="text1"/>
         </w:rPr>
         <w:t xml:space="preserve"> </w:t>
       </w:r>
@@ -41675,26 +42040,26 @@
         </w:numPr>
         <w:spacing w:line="240" w:lineRule="auto"/>
         <w:rPr>
-          <w:color w:val="3333FF"/>
-        </w:rPr>
-      </w:pPr>
-      <w:r>
-        <w:rPr>
-          <w:color w:val="3333FF"/>
+          <w:color w:val="000000" w:themeColor="text1"/>
+        </w:rPr>
+      </w:pPr>
+      <w:r>
+        <w:rPr>
+          <w:color w:val="000000" w:themeColor="text1"/>
         </w:rPr>
         <w:t xml:space="preserve">Use </w:t>
       </w:r>
       <w:proofErr w:type="spellStart"/>
       <w:r>
         <w:rPr>
-          <w:color w:val="3333FF"/>
+          <w:color w:val="000000" w:themeColor="text1"/>
         </w:rPr>
         <w:t>NautilusTrader's</w:t>
       </w:r>
       <w:proofErr w:type="spellEnd"/>
       <w:r>
         <w:rPr>
-          <w:color w:val="3333FF"/>
+          <w:color w:val="000000" w:themeColor="text1"/>
         </w:rPr>
         <w:t xml:space="preserve"> IBKR adapter to connect to paper accounts, implementing order management and mode switching.</w:t>
       </w:r>
@@ -41707,12 +42072,12 @@
         </w:numPr>
         <w:spacing w:line="240" w:lineRule="auto"/>
         <w:rPr>
-          <w:color w:val="3333FF"/>
-        </w:rPr>
-      </w:pPr>
-      <w:r>
-        <w:rPr>
-          <w:color w:val="3333FF"/>
+          <w:color w:val="000000" w:themeColor="text1"/>
+        </w:rPr>
+      </w:pPr>
+      <w:r>
+        <w:rPr>
+          <w:color w:val="000000" w:themeColor="text1"/>
         </w:rPr>
         <w:t>Develop prototype interface (Next.js) for toggling modes, ensuring broker compliance (e.g., API rate limits).</w:t>
       </w:r>
@@ -41725,26 +42090,26 @@
         </w:numPr>
         <w:spacing w:line="240" w:lineRule="auto"/>
         <w:rPr>
-          <w:color w:val="3333FF"/>
-        </w:rPr>
-      </w:pPr>
-      <w:r>
-        <w:rPr>
-          <w:color w:val="3333FF"/>
+          <w:color w:val="000000" w:themeColor="text1"/>
+        </w:rPr>
+      </w:pPr>
+      <w:r>
+        <w:rPr>
+          <w:color w:val="000000" w:themeColor="text1"/>
         </w:rPr>
         <w:t xml:space="preserve">Test pipeline with a sample algorithm: Data fetch → </w:t>
       </w:r>
       <w:proofErr w:type="spellStart"/>
       <w:r>
         <w:rPr>
-          <w:color w:val="3333FF"/>
+          <w:color w:val="000000" w:themeColor="text1"/>
         </w:rPr>
         <w:t>backtest</w:t>
       </w:r>
       <w:proofErr w:type="spellEnd"/>
       <w:r>
         <w:rPr>
-          <w:color w:val="3333FF"/>
+          <w:color w:val="000000" w:themeColor="text1"/>
         </w:rPr>
         <w:t xml:space="preserve"> → results, logging events to Kafka.</w:t>
       </w:r>
@@ -41757,20 +42122,20 @@
         </w:numPr>
         <w:spacing w:line="240" w:lineRule="auto"/>
         <w:rPr>
-          <w:color w:val="3333FF"/>
-        </w:rPr>
-      </w:pPr>
-      <w:r>
-        <w:rPr>
-          <w:b/>
-          <w:bCs/>
-          <w:color w:val="3333FF"/>
+          <w:color w:val="000000" w:themeColor="text1"/>
+        </w:rPr>
+      </w:pPr>
+      <w:r>
+        <w:rPr>
+          <w:b/>
+          <w:bCs/>
+          <w:color w:val="000000" w:themeColor="text1"/>
         </w:rPr>
         <w:t>Multi-Source Data Feed and Fallback Implementation:</w:t>
       </w:r>
       <w:r>
         <w:rPr>
-          <w:color w:val="3333FF"/>
+          <w:color w:val="000000" w:themeColor="text1"/>
         </w:rPr>
         <w:t xml:space="preserve"> </w:t>
       </w:r>
@@ -41783,12 +42148,12 @@
         </w:numPr>
         <w:spacing w:line="240" w:lineRule="auto"/>
         <w:rPr>
-          <w:color w:val="3333FF"/>
-        </w:rPr>
-      </w:pPr>
-      <w:r>
-        <w:rPr>
-          <w:color w:val="3333FF"/>
+          <w:color w:val="000000" w:themeColor="text1"/>
+        </w:rPr>
+      </w:pPr>
+      <w:r>
+        <w:rPr>
+          <w:color w:val="000000" w:themeColor="text1"/>
         </w:rPr>
         <w:t>Configure providers with Kafka streaming: Primary Yahoo, asset-specific fallbacks (e.g., logic in Python/Go service to switch on failure).</w:t>
       </w:r>
@@ -41801,26 +42166,26 @@
         </w:numPr>
         <w:spacing w:line="240" w:lineRule="auto"/>
         <w:rPr>
-          <w:color w:val="3333FF"/>
-        </w:rPr>
-      </w:pPr>
-      <w:r>
-        <w:rPr>
-          <w:color w:val="3333FF"/>
+          <w:color w:val="000000" w:themeColor="text1"/>
+        </w:rPr>
+      </w:pPr>
+      <w:r>
+        <w:rPr>
+          <w:color w:val="000000" w:themeColor="text1"/>
         </w:rPr>
         <w:t xml:space="preserve">Normalize data and handle historical/real-time (IBKR for live prep), including options data requirements (IV surfaces via </w:t>
       </w:r>
       <w:proofErr w:type="spellStart"/>
       <w:r>
         <w:rPr>
-          <w:color w:val="3333FF"/>
+          <w:color w:val="000000" w:themeColor="text1"/>
         </w:rPr>
         <w:t>QuantLib</w:t>
       </w:r>
       <w:proofErr w:type="spellEnd"/>
       <w:r>
         <w:rPr>
-          <w:color w:val="3333FF"/>
+          <w:color w:val="000000" w:themeColor="text1"/>
         </w:rPr>
         <w:t>).</w:t>
       </w:r>
@@ -41833,12 +42198,12 @@
         </w:numPr>
         <w:spacing w:line="240" w:lineRule="auto"/>
         <w:rPr>
-          <w:color w:val="3333FF"/>
-        </w:rPr>
-      </w:pPr>
-      <w:r>
-        <w:rPr>
-          <w:color w:val="3333FF"/>
+          <w:color w:val="000000" w:themeColor="text1"/>
+        </w:rPr>
+      </w:pPr>
+      <w:r>
+        <w:rPr>
+          <w:color w:val="000000" w:themeColor="text1"/>
         </w:rPr>
         <w:t>Test uninterrupted availability: Simulate failures, measure switch time (&lt;1ms), validate with multi-asset mocks.</w:t>
       </w:r>
@@ -41851,20 +42216,20 @@
         </w:numPr>
         <w:spacing w:line="240" w:lineRule="auto"/>
         <w:rPr>
-          <w:color w:val="3333FF"/>
-        </w:rPr>
-      </w:pPr>
-      <w:r>
-        <w:rPr>
-          <w:b/>
-          <w:bCs/>
-          <w:color w:val="3333FF"/>
+          <w:color w:val="000000" w:themeColor="text1"/>
+        </w:rPr>
+      </w:pPr>
+      <w:r>
+        <w:rPr>
+          <w:b/>
+          <w:bCs/>
+          <w:color w:val="000000" w:themeColor="text1"/>
         </w:rPr>
         <w:t>Custom Technical Analysis Development:</w:t>
       </w:r>
       <w:r>
         <w:rPr>
-          <w:color w:val="3333FF"/>
+          <w:color w:val="000000" w:themeColor="text1"/>
         </w:rPr>
         <w:t xml:space="preserve"> </w:t>
       </w:r>
@@ -41877,26 +42242,26 @@
         </w:numPr>
         <w:spacing w:line="240" w:lineRule="auto"/>
         <w:rPr>
-          <w:color w:val="3333FF"/>
-        </w:rPr>
-      </w:pPr>
-      <w:r>
-        <w:rPr>
-          <w:color w:val="3333FF"/>
+          <w:color w:val="000000" w:themeColor="text1"/>
+        </w:rPr>
+      </w:pPr>
+      <w:r>
+        <w:rPr>
+          <w:color w:val="000000" w:themeColor="text1"/>
         </w:rPr>
         <w:t xml:space="preserve">Implement 30+ indicators in Python (TA-Lib/NumPy), with functions for each (e.g., </w:t>
       </w:r>
       <w:proofErr w:type="spellStart"/>
       <w:r>
         <w:rPr>
-          <w:color w:val="3333FF"/>
+          <w:color w:val="000000" w:themeColor="text1"/>
         </w:rPr>
         <w:t>vw_sma</w:t>
       </w:r>
       <w:proofErr w:type="spellEnd"/>
       <w:r>
         <w:rPr>
-          <w:color w:val="3333FF"/>
+          <w:color w:val="000000" w:themeColor="text1"/>
         </w:rPr>
         <w:t>(prices, volumes, period)).</w:t>
       </w:r>
@@ -41908,24 +42273,42 @@
           <w:numId w:val="57"/>
         </w:numPr>
         <w:spacing w:line="240" w:lineRule="auto"/>
-      </w:pPr>
-      <w:r>
+        <w:rPr>
+          <w:color w:val="000000" w:themeColor="text1"/>
+        </w:rPr>
+      </w:pPr>
+      <w:r>
+        <w:rPr>
+          <w:color w:val="000000" w:themeColor="text1"/>
+        </w:rPr>
         <w:t xml:space="preserve">Integrate into </w:t>
       </w:r>
       <w:proofErr w:type="spellStart"/>
       <w:r>
+        <w:rPr>
+          <w:color w:val="000000" w:themeColor="text1"/>
+        </w:rPr>
         <w:t>NautilusTrader</w:t>
       </w:r>
       <w:proofErr w:type="spellEnd"/>
       <w:r>
+        <w:rPr>
+          <w:color w:val="000000" w:themeColor="text1"/>
+        </w:rPr>
         <w:t xml:space="preserve"> (e.g., as strategy modules), test accuracy against historical data (</w:t>
       </w:r>
       <w:proofErr w:type="spellStart"/>
       <w:r>
+        <w:rPr>
+          <w:color w:val="000000" w:themeColor="text1"/>
+        </w:rPr>
         <w:t>Pytest</w:t>
       </w:r>
       <w:proofErr w:type="spellEnd"/>
       <w:r>
+        <w:rPr>
+          <w:color w:val="000000" w:themeColor="text1"/>
+        </w:rPr>
         <w:t xml:space="preserve"> suites).</w:t>
       </w:r>
     </w:p>
@@ -41936,16 +42319,28 @@
           <w:numId w:val="57"/>
         </w:numPr>
         <w:spacing w:line="240" w:lineRule="auto"/>
-      </w:pPr>
-      <w:r>
+        <w:rPr>
+          <w:color w:val="000000" w:themeColor="text1"/>
+        </w:rPr>
+      </w:pPr>
+      <w:r>
+        <w:rPr>
+          <w:color w:val="000000" w:themeColor="text1"/>
+        </w:rPr>
         <w:t xml:space="preserve">Expose via Analytics Service for use in </w:t>
       </w:r>
       <w:proofErr w:type="spellStart"/>
       <w:r>
+        <w:rPr>
+          <w:color w:val="000000" w:themeColor="text1"/>
+        </w:rPr>
         <w:t>backtesting</w:t>
       </w:r>
       <w:proofErr w:type="spellEnd"/>
       <w:r>
+        <w:rPr>
+          <w:color w:val="000000" w:themeColor="text1"/>
+        </w:rPr>
         <w:t>/scanning.</w:t>
       </w:r>
     </w:p>
@@ -41956,15 +42351,22 @@
           <w:numId w:val="57"/>
         </w:numPr>
         <w:spacing w:line="240" w:lineRule="auto"/>
-      </w:pPr>
-      <w:r>
-        <w:rPr>
-          <w:b/>
-          <w:bCs/>
+        <w:rPr>
+          <w:color w:val="000000" w:themeColor="text1"/>
+        </w:rPr>
+      </w:pPr>
+      <w:r>
+        <w:rPr>
+          <w:b/>
+          <w:bCs/>
+          <w:color w:val="000000" w:themeColor="text1"/>
         </w:rPr>
         <w:t>API Interfaces Setup:</w:t>
       </w:r>
       <w:r>
+        <w:rPr>
+          <w:color w:val="000000" w:themeColor="text1"/>
+        </w:rPr>
         <w:t xml:space="preserve"> </w:t>
       </w:r>
     </w:p>
@@ -41975,32 +42377,56 @@
           <w:numId w:val="57"/>
         </w:numPr>
         <w:spacing w:line="240" w:lineRule="auto"/>
-      </w:pPr>
-      <w:r>
+        <w:rPr>
+          <w:color w:val="000000" w:themeColor="text1"/>
+        </w:rPr>
+      </w:pPr>
+      <w:r>
+        <w:rPr>
+          <w:color w:val="000000" w:themeColor="text1"/>
+        </w:rPr>
         <w:t>Build REST (</w:t>
       </w:r>
       <w:proofErr w:type="spellStart"/>
       <w:r>
+        <w:rPr>
+          <w:color w:val="000000" w:themeColor="text1"/>
+        </w:rPr>
         <w:t>FastAPI</w:t>
       </w:r>
       <w:proofErr w:type="spellEnd"/>
       <w:r>
+        <w:rPr>
+          <w:color w:val="000000" w:themeColor="text1"/>
+        </w:rPr>
         <w:t xml:space="preserve"> endpoints), </w:t>
       </w:r>
       <w:proofErr w:type="spellStart"/>
       <w:r>
+        <w:rPr>
+          <w:color w:val="000000" w:themeColor="text1"/>
+        </w:rPr>
         <w:t>GraphQL</w:t>
       </w:r>
       <w:proofErr w:type="spellEnd"/>
       <w:r>
+        <w:rPr>
+          <w:color w:val="000000" w:themeColor="text1"/>
+        </w:rPr>
         <w:t xml:space="preserve"> (schemas for queries), WebSocket (real-time handlers), </w:t>
       </w:r>
       <w:proofErr w:type="spellStart"/>
       <w:r>
+        <w:rPr>
+          <w:color w:val="000000" w:themeColor="text1"/>
+        </w:rPr>
         <w:t>gRPC</w:t>
       </w:r>
       <w:proofErr w:type="spellEnd"/>
       <w:r>
+        <w:rPr>
+          <w:color w:val="000000" w:themeColor="text1"/>
+        </w:rPr>
         <w:t xml:space="preserve"> (proto files for services).</w:t>
       </w:r>
     </w:p>
@@ -42011,24 +42437,42 @@
           <w:numId w:val="57"/>
         </w:numPr>
         <w:spacing w:line="240" w:lineRule="auto"/>
-      </w:pPr>
-      <w:r>
+        <w:rPr>
+          <w:color w:val="000000" w:themeColor="text1"/>
+        </w:rPr>
+      </w:pPr>
+      <w:r>
+        <w:rPr>
+          <w:color w:val="000000" w:themeColor="text1"/>
+        </w:rPr>
         <w:t xml:space="preserve">Include auth (OAuth2 via </w:t>
       </w:r>
       <w:proofErr w:type="spellStart"/>
       <w:r>
+        <w:rPr>
+          <w:color w:val="000000" w:themeColor="text1"/>
+        </w:rPr>
         <w:t>Keycloak</w:t>
       </w:r>
       <w:proofErr w:type="spellEnd"/>
       <w:r>
+        <w:rPr>
+          <w:color w:val="000000" w:themeColor="text1"/>
+        </w:rPr>
         <w:t xml:space="preserve">), versioning, and integration tests (e.g., </w:t>
       </w:r>
       <w:proofErr w:type="spellStart"/>
       <w:r>
+        <w:rPr>
+          <w:color w:val="000000" w:themeColor="text1"/>
+        </w:rPr>
         <w:t>gRPC</w:t>
       </w:r>
       <w:proofErr w:type="spellEnd"/>
       <w:r>
+        <w:rPr>
+          <w:color w:val="000000" w:themeColor="text1"/>
+        </w:rPr>
         <w:t xml:space="preserve"> for low-latency calls).</w:t>
       </w:r>
     </w:p>
@@ -42039,15 +42483,22 @@
           <w:numId w:val="57"/>
         </w:numPr>
         <w:spacing w:line="240" w:lineRule="auto"/>
-      </w:pPr>
-      <w:r>
-        <w:rPr>
-          <w:b/>
-          <w:bCs/>
+        <w:rPr>
+          <w:color w:val="000000" w:themeColor="text1"/>
+        </w:rPr>
+      </w:pPr>
+      <w:r>
+        <w:rPr>
+          <w:b/>
+          <w:bCs/>
+          <w:color w:val="000000" w:themeColor="text1"/>
         </w:rPr>
         <w:t>Database Configuration:</w:t>
       </w:r>
       <w:r>
+        <w:rPr>
+          <w:color w:val="000000" w:themeColor="text1"/>
+        </w:rPr>
         <w:t xml:space="preserve"> </w:t>
       </w:r>
     </w:p>
@@ -42058,56 +42509,98 @@
           <w:numId w:val="57"/>
         </w:numPr>
         <w:spacing w:line="240" w:lineRule="auto"/>
-      </w:pPr>
-      <w:r>
+        <w:rPr>
+          <w:color w:val="000000" w:themeColor="text1"/>
+        </w:rPr>
+      </w:pPr>
+      <w:r>
+        <w:rPr>
+          <w:color w:val="000000" w:themeColor="text1"/>
+        </w:rPr>
         <w:t>Provision and schema-define all databases: Postgres/</w:t>
       </w:r>
       <w:proofErr w:type="spellStart"/>
       <w:r>
+        <w:rPr>
+          <w:color w:val="000000" w:themeColor="text1"/>
+        </w:rPr>
         <w:t>pgvector</w:t>
       </w:r>
       <w:proofErr w:type="spellEnd"/>
       <w:r>
+        <w:rPr>
+          <w:color w:val="000000" w:themeColor="text1"/>
+        </w:rPr>
         <w:t xml:space="preserve"> (tables/indexes), </w:t>
       </w:r>
       <w:proofErr w:type="spellStart"/>
       <w:r>
+        <w:rPr>
+          <w:color w:val="000000" w:themeColor="text1"/>
+        </w:rPr>
         <w:t>ClickHouse</w:t>
       </w:r>
       <w:proofErr w:type="spellEnd"/>
       <w:r>
+        <w:rPr>
+          <w:color w:val="000000" w:themeColor="text1"/>
+        </w:rPr>
         <w:t xml:space="preserve"> (</w:t>
       </w:r>
       <w:proofErr w:type="spellStart"/>
       <w:r>
+        <w:rPr>
+          <w:color w:val="000000" w:themeColor="text1"/>
+        </w:rPr>
         <w:t>MergeTree</w:t>
       </w:r>
       <w:proofErr w:type="spellEnd"/>
       <w:r>
+        <w:rPr>
+          <w:color w:val="000000" w:themeColor="text1"/>
+        </w:rPr>
         <w:t xml:space="preserve"> engines), </w:t>
       </w:r>
       <w:proofErr w:type="spellStart"/>
       <w:r>
+        <w:rPr>
+          <w:color w:val="000000" w:themeColor="text1"/>
+        </w:rPr>
         <w:t>Qdrant</w:t>
       </w:r>
       <w:proofErr w:type="spellEnd"/>
       <w:r>
+        <w:rPr>
+          <w:color w:val="000000" w:themeColor="text1"/>
+        </w:rPr>
         <w:t xml:space="preserve"> (collections), Iceberg (tables with partitioning), Redis (keys/TTL), </w:t>
       </w:r>
       <w:proofErr w:type="spellStart"/>
       <w:r>
+        <w:rPr>
+          <w:color w:val="000000" w:themeColor="text1"/>
+        </w:rPr>
         <w:t>DuckDB</w:t>
       </w:r>
       <w:proofErr w:type="spellEnd"/>
       <w:r>
+        <w:rPr>
+          <w:color w:val="000000" w:themeColor="text1"/>
+        </w:rPr>
         <w:t xml:space="preserve"> (embedded), </w:t>
       </w:r>
       <w:proofErr w:type="spellStart"/>
       <w:r>
+        <w:rPr>
+          <w:color w:val="000000" w:themeColor="text1"/>
+        </w:rPr>
         <w:t>InfluxDB</w:t>
       </w:r>
       <w:proofErr w:type="spellEnd"/>
       <w:r>
+        <w:rPr>
+          <w:color w:val="000000" w:themeColor="text1"/>
+        </w:rPr>
         <w:t xml:space="preserve"> (buckets), MinIO (buckets/versioning), Elasticsearch (indices/mappings).</w:t>
       </w:r>
     </w:p>
@@ -42118,24 +42611,42 @@
           <w:numId w:val="57"/>
         </w:numPr>
         <w:spacing w:line="240" w:lineRule="auto"/>
-      </w:pPr>
-      <w:r>
+        <w:rPr>
+          <w:color w:val="000000" w:themeColor="text1"/>
+        </w:rPr>
+      </w:pPr>
+      <w:r>
+        <w:rPr>
+          <w:color w:val="000000" w:themeColor="text1"/>
+        </w:rPr>
         <w:t xml:space="preserve">Integrate with services (e.g., JDBC/ODBC drivers), test queries (e.g., vector searches in </w:t>
       </w:r>
       <w:proofErr w:type="spellStart"/>
       <w:r>
+        <w:rPr>
+          <w:color w:val="000000" w:themeColor="text1"/>
+        </w:rPr>
         <w:t>pgvector</w:t>
       </w:r>
       <w:proofErr w:type="spellEnd"/>
       <w:r>
+        <w:rPr>
+          <w:color w:val="000000" w:themeColor="text1"/>
+        </w:rPr>
         <w:t>/</w:t>
       </w:r>
       <w:proofErr w:type="spellStart"/>
       <w:r>
+        <w:rPr>
+          <w:color w:val="000000" w:themeColor="text1"/>
+        </w:rPr>
         <w:t>Qdrant</w:t>
       </w:r>
       <w:proofErr w:type="spellEnd"/>
       <w:r>
+        <w:rPr>
+          <w:color w:val="000000" w:themeColor="text1"/>
+        </w:rPr>
         <w:t>).</w:t>
       </w:r>
     </w:p>
@@ -42146,15 +42657,22 @@
           <w:numId w:val="57"/>
         </w:numPr>
         <w:spacing w:line="240" w:lineRule="auto"/>
-      </w:pPr>
-      <w:r>
-        <w:rPr>
-          <w:b/>
-          <w:bCs/>
+        <w:rPr>
+          <w:color w:val="000000" w:themeColor="text1"/>
+        </w:rPr>
+      </w:pPr>
+      <w:r>
+        <w:rPr>
+          <w:b/>
+          <w:bCs/>
+          <w:color w:val="000000" w:themeColor="text1"/>
         </w:rPr>
         <w:t>Apache Kafka Event Bus Configuration:</w:t>
       </w:r>
       <w:r>
+        <w:rPr>
+          <w:color w:val="000000" w:themeColor="text1"/>
+        </w:rPr>
         <w:t xml:space="preserve"> </w:t>
       </w:r>
     </w:p>
@@ -42165,8 +42683,14 @@
           <w:numId w:val="57"/>
         </w:numPr>
         <w:spacing w:line="240" w:lineRule="auto"/>
-      </w:pPr>
-      <w:r>
+        <w:rPr>
+          <w:color w:val="000000" w:themeColor="text1"/>
+        </w:rPr>
+      </w:pPr>
+      <w:r>
+        <w:rPr>
+          <w:color w:val="000000" w:themeColor="text1"/>
+        </w:rPr>
         <w:t>Set up clusters with hierarchical topics/wildcards, Schema Registry (Avro schemas for events).</w:t>
       </w:r>
     </w:p>
@@ -42177,8 +42701,14 @@
           <w:numId w:val="57"/>
         </w:numPr>
         <w:spacing w:line="240" w:lineRule="auto"/>
-      </w:pPr>
-      <w:r>
+        <w:rPr>
+          <w:color w:val="000000" w:themeColor="text1"/>
+        </w:rPr>
+      </w:pPr>
+      <w:r>
+        <w:rPr>
+          <w:color w:val="000000" w:themeColor="text1"/>
+        </w:rPr>
         <w:t>Implement producers/consumers in services, test streaming/replay (e.g., trade events).</w:t>
       </w:r>
     </w:p>
@@ -42189,15 +42719,22 @@
           <w:numId w:val="57"/>
         </w:numPr>
         <w:spacing w:line="240" w:lineRule="auto"/>
-      </w:pPr>
-      <w:r>
-        <w:rPr>
-          <w:b/>
-          <w:bCs/>
+        <w:rPr>
+          <w:color w:val="000000" w:themeColor="text1"/>
+        </w:rPr>
+      </w:pPr>
+      <w:r>
+        <w:rPr>
+          <w:b/>
+          <w:bCs/>
+          <w:color w:val="000000" w:themeColor="text1"/>
         </w:rPr>
         <w:t>Security Hardening:</w:t>
       </w:r>
       <w:r>
+        <w:rPr>
+          <w:color w:val="000000" w:themeColor="text1"/>
+        </w:rPr>
         <w:t xml:space="preserve"> </w:t>
       </w:r>
     </w:p>
@@ -42208,24 +42745,42 @@
           <w:numId w:val="57"/>
         </w:numPr>
         <w:spacing w:line="240" w:lineRule="auto"/>
-      </w:pPr>
-      <w:r>
+        <w:rPr>
+          <w:color w:val="000000" w:themeColor="text1"/>
+        </w:rPr>
+      </w:pPr>
+      <w:r>
+        <w:rPr>
+          <w:color w:val="000000" w:themeColor="text1"/>
+        </w:rPr>
         <w:t xml:space="preserve">Implement zero-trust (network policies, </w:t>
       </w:r>
       <w:proofErr w:type="spellStart"/>
       <w:r>
+        <w:rPr>
+          <w:color w:val="000000" w:themeColor="text1"/>
+        </w:rPr>
         <w:t>mTLS</w:t>
       </w:r>
       <w:proofErr w:type="spellEnd"/>
       <w:r>
+        <w:rPr>
+          <w:color w:val="000000" w:themeColor="text1"/>
+        </w:rPr>
         <w:t>), RBAC/MFA (</w:t>
       </w:r>
       <w:proofErr w:type="spellStart"/>
       <w:r>
+        <w:rPr>
+          <w:color w:val="000000" w:themeColor="text1"/>
+        </w:rPr>
         <w:t>Keycloak</w:t>
       </w:r>
       <w:proofErr w:type="spellEnd"/>
       <w:r>
+        <w:rPr>
+          <w:color w:val="000000" w:themeColor="text1"/>
+        </w:rPr>
         <w:t>), encryption (AES/TLS).</w:t>
       </w:r>
     </w:p>
@@ -42236,8 +42791,14 @@
           <w:numId w:val="57"/>
         </w:numPr>
         <w:spacing w:line="240" w:lineRule="auto"/>
-      </w:pPr>
-      <w:r>
+        <w:rPr>
+          <w:color w:val="000000" w:themeColor="text1"/>
+        </w:rPr>
+      </w:pPr>
+      <w:r>
+        <w:rPr>
+          <w:color w:val="000000" w:themeColor="text1"/>
+        </w:rPr>
         <w:t>Run Bandit SAST in CI, document STRIDE models per component.</w:t>
       </w:r>
     </w:p>
@@ -42248,16 +42809,28 @@
           <w:numId w:val="57"/>
         </w:numPr>
         <w:spacing w:line="240" w:lineRule="auto"/>
-      </w:pPr>
-      <w:r>
+        <w:rPr>
+          <w:color w:val="000000" w:themeColor="text1"/>
+        </w:rPr>
+      </w:pPr>
+      <w:r>
+        <w:rPr>
+          <w:color w:val="000000" w:themeColor="text1"/>
+        </w:rPr>
         <w:t xml:space="preserve">Formalize backups: Scripts for snapshots (e.g., </w:t>
       </w:r>
       <w:proofErr w:type="spellStart"/>
       <w:r>
+        <w:rPr>
+          <w:color w:val="000000" w:themeColor="text1"/>
+        </w:rPr>
         <w:t>Velero</w:t>
       </w:r>
       <w:proofErr w:type="spellEnd"/>
       <w:r>
+        <w:rPr>
+          <w:color w:val="000000" w:themeColor="text1"/>
+        </w:rPr>
         <w:t xml:space="preserve"> for K8s), test restores.</w:t>
       </w:r>
     </w:p>
@@ -42268,11 +42841,15 @@
           <w:numId w:val="57"/>
         </w:numPr>
         <w:spacing w:line="240" w:lineRule="auto"/>
-      </w:pPr>
-      <w:r>
-        <w:rPr>
-          <w:b/>
-          <w:bCs/>
+        <w:rPr>
+          <w:color w:val="000000" w:themeColor="text1"/>
+        </w:rPr>
+      </w:pPr>
+      <w:r>
+        <w:rPr>
+          <w:b/>
+          <w:bCs/>
+          <w:color w:val="000000" w:themeColor="text1"/>
         </w:rPr>
         <w:t>Implement Microservice Self-Healing:</w:t>
       </w:r>
@@ -42284,10 +42861,14 @@
           <w:numId w:val="57"/>
         </w:numPr>
         <w:spacing w:line="240" w:lineRule="auto"/>
+        <w:rPr>
+          <w:color w:val="000000" w:themeColor="text1"/>
+        </w:rPr>
       </w:pPr>
       <w:r>
         <w:rPr>
           <w:rFonts w:eastAsia="Times New Roman" w:cs="Times New Roman"/>
+          <w:color w:val="000000" w:themeColor="text1"/>
           <w:kern w:val="0"/>
           <w:lang w:eastAsia="en-GB"/>
           <w14:ligatures w14:val="none"/>
@@ -42295,6 +42876,9 @@
         <w:t>Develop and deploy automated self-healing mechanisms at the individual microservice level to improve system resilience</w:t>
       </w:r>
       <w:r>
+        <w:rPr>
+          <w:color w:val="000000" w:themeColor="text1"/>
+        </w:rPr>
         <w:t>.</w:t>
       </w:r>
     </w:p>
@@ -42305,15 +42889,22 @@
           <w:numId w:val="57"/>
         </w:numPr>
         <w:spacing w:line="240" w:lineRule="auto"/>
-      </w:pPr>
-      <w:r>
-        <w:rPr>
-          <w:b/>
-          <w:bCs/>
+        <w:rPr>
+          <w:color w:val="000000" w:themeColor="text1"/>
+        </w:rPr>
+      </w:pPr>
+      <w:r>
+        <w:rPr>
+          <w:b/>
+          <w:bCs/>
+          <w:color w:val="000000" w:themeColor="text1"/>
         </w:rPr>
         <w:t>Core System Testing and Validation:</w:t>
       </w:r>
       <w:r>
+        <w:rPr>
+          <w:color w:val="000000" w:themeColor="text1"/>
+        </w:rPr>
         <w:t xml:space="preserve"> </w:t>
       </w:r>
     </w:p>
@@ -42324,8 +42915,14 @@
           <w:numId w:val="57"/>
         </w:numPr>
         <w:spacing w:line="240" w:lineRule="auto"/>
-      </w:pPr>
-      <w:r>
+        <w:rPr>
+          <w:color w:val="000000" w:themeColor="text1"/>
+        </w:rPr>
+      </w:pPr>
+      <w:r>
+        <w:rPr>
+          <w:color w:val="000000" w:themeColor="text1"/>
+        </w:rPr>
         <w:t>End-to-end tests: Paper trading flows, indicator usage, API calls, data fallbacks.</w:t>
       </w:r>
     </w:p>
@@ -42336,8 +42933,14 @@
           <w:numId w:val="57"/>
         </w:numPr>
         <w:spacing w:line="240" w:lineRule="auto"/>
-      </w:pPr>
-      <w:r>
+        <w:rPr>
+          <w:color w:val="000000" w:themeColor="text1"/>
+        </w:rPr>
+      </w:pPr>
+      <w:r>
+        <w:rPr>
+          <w:color w:val="000000" w:themeColor="text1"/>
+        </w:rPr>
         <w:t>Benchmarks: Latency/throughput, resilience (failure injections).</w:t>
       </w:r>
     </w:p>
@@ -42348,8 +42951,14 @@
           <w:numId w:val="57"/>
         </w:numPr>
         <w:spacing w:line="240" w:lineRule="auto"/>
-      </w:pPr>
-      <w:r>
+        <w:rPr>
+          <w:color w:val="000000" w:themeColor="text1"/>
+        </w:rPr>
+      </w:pPr>
+      <w:r>
+        <w:rPr>
+          <w:color w:val="000000" w:themeColor="text1"/>
+        </w:rPr>
         <w:t>Use placeholders for future features, follow incremental protocol.</w:t>
       </w:r>
     </w:p>
@@ -42360,23 +42969,36 @@
           <w:numId w:val="57"/>
         </w:numPr>
         <w:spacing w:line="240" w:lineRule="auto"/>
-      </w:pPr>
-      <w:r>
-        <w:rPr>
-          <w:b/>
-          <w:bCs/>
+        <w:rPr>
+          <w:color w:val="000000" w:themeColor="text1"/>
+        </w:rPr>
+      </w:pPr>
+      <w:r>
+        <w:rPr>
+          <w:b/>
+          <w:bCs/>
+          <w:color w:val="000000" w:themeColor="text1"/>
         </w:rPr>
         <w:t>Deliverables:</w:t>
       </w:r>
       <w:r>
+        <w:rPr>
+          <w:color w:val="000000" w:themeColor="text1"/>
+        </w:rPr>
         <w:t xml:space="preserve"> Integrated </w:t>
       </w:r>
       <w:proofErr w:type="spellStart"/>
       <w:r>
+        <w:rPr>
+          <w:color w:val="000000" w:themeColor="text1"/>
+        </w:rPr>
         <w:t>NautilusTrader</w:t>
       </w:r>
       <w:proofErr w:type="spellEnd"/>
       <w:r>
+        <w:rPr>
+          <w:color w:val="000000" w:themeColor="text1"/>
+        </w:rPr>
         <w:t xml:space="preserve"> with paper trading; data feeds/fallbacks; custom indicators code/tests; API code/docs; database schemas/configs; Kafka setup; security implementations/models/backups; test reports/benchmarks; updated documentation (diagrams, guides).</w:t>
       </w:r>
     </w:p>
@@ -42387,34 +43009,48 @@
           <w:numId w:val="57"/>
         </w:numPr>
         <w:spacing w:line="240" w:lineRule="auto"/>
-      </w:pPr>
-      <w:r>
-        <w:rPr>
-          <w:b/>
-          <w:bCs/>
+        <w:rPr>
+          <w:color w:val="000000" w:themeColor="text1"/>
+        </w:rPr>
+      </w:pPr>
+      <w:r>
+        <w:rPr>
+          <w:b/>
+          <w:bCs/>
+          <w:color w:val="000000" w:themeColor="text1"/>
         </w:rPr>
         <w:t>Acknowledge:</w:t>
       </w:r>
       <w:r>
+        <w:rPr>
+          <w:color w:val="000000" w:themeColor="text1"/>
+        </w:rPr>
         <w:t xml:space="preserve"> Confirm that you have understood this directive and are ready to begin development.</w:t>
       </w:r>
     </w:p>
     <w:p>
       <w:pPr>
         <w:spacing w:line="240" w:lineRule="auto"/>
-      </w:pPr>
-    </w:p>
-    <w:p>
-      <w:pPr>
-        <w:spacing w:line="240" w:lineRule="auto"/>
-      </w:pPr>
-    </w:p>
-    <w:p>
-      <w:pPr>
-        <w:spacing w:line="240" w:lineRule="auto"/>
-        <w:rPr>
-          <w:b/>
-          <w:bCs/>
+        <w:rPr>
+          <w:color w:val="000000" w:themeColor="text1"/>
+        </w:rPr>
+      </w:pPr>
+    </w:p>
+    <w:p>
+      <w:pPr>
+        <w:spacing w:line="240" w:lineRule="auto"/>
+        <w:rPr>
+          <w:color w:val="000000" w:themeColor="text1"/>
+        </w:rPr>
+      </w:pPr>
+    </w:p>
+    <w:p>
+      <w:pPr>
+        <w:spacing w:line="240" w:lineRule="auto"/>
+        <w:rPr>
+          <w:b/>
+          <w:bCs/>
+          <w:color w:val="000000" w:themeColor="text1"/>
           <w:u w:val="single"/>
         </w:rPr>
       </w:pPr>
@@ -42422,6 +43058,7 @@
         <w:rPr>
           <w:b/>
           <w:bCs/>
+          <w:color w:val="000000" w:themeColor="text1"/>
           <w:u w:val="single"/>
         </w:rPr>
         <w:t>Phase 2</w:t>
@@ -42433,12 +43070,14 @@
         <w:rPr>
           <w:b/>
           <w:bCs/>
-        </w:rPr>
-      </w:pPr>
-      <w:r>
-        <w:rPr>
-          <w:b/>
-          <w:bCs/>
+          <w:color w:val="000000" w:themeColor="text1"/>
+        </w:rPr>
+      </w:pPr>
+      <w:r>
+        <w:rPr>
+          <w:b/>
+          <w:bCs/>
+          <w:color w:val="000000" w:themeColor="text1"/>
         </w:rPr>
         <w:t>Phase 2: Frontend and Broker Integration Prompt</w:t>
       </w:r>
@@ -42450,15 +43089,22 @@
           <w:numId w:val="58"/>
         </w:numPr>
         <w:spacing w:line="240" w:lineRule="auto"/>
-      </w:pPr>
-      <w:r>
-        <w:rPr>
-          <w:b/>
-          <w:bCs/>
+        <w:rPr>
+          <w:color w:val="000000" w:themeColor="text1"/>
+        </w:rPr>
+      </w:pPr>
+      <w:r>
+        <w:rPr>
+          <w:b/>
+          <w:bCs/>
+          <w:color w:val="000000" w:themeColor="text1"/>
         </w:rPr>
         <w:t>Objective:</w:t>
       </w:r>
       <w:r>
+        <w:rPr>
+          <w:color w:val="000000" w:themeColor="text1"/>
+        </w:rPr>
         <w:t xml:space="preserve"> </w:t>
       </w:r>
     </w:p>
@@ -42471,7 +43117,13 @@
         <w:spacing w:line="240" w:lineRule="auto"/>
       </w:pPr>
       <w:r>
-        <w:t xml:space="preserve">To develop a unified, multi-platform frontend that provides an intuitive user interface for trading, strategy management, and analytics, while integrating broker APIs for seamless paper trading operations. This phase builds on Phase 1's core validation by introducing a broker abstraction layer (starting with Interactive Brokers for paper trading, with extensibility for live and additional brokers like Alpaca), a "no-code to clean code" pipeline using </w:t>
+        <w:rPr>
+          <w:color w:val="000000" w:themeColor="text1"/>
+        </w:rPr>
+        <w:t xml:space="preserve">To develop a unified, multi-platform frontend that provides an intuitive user interface for trading, strategy management, and analytics, while integrating broker APIs for seamless paper trading operations. This phase builds on Phase 1's core validation by introducing a broker abstraction layer (starting with Interactive Brokers for paper trading, with extensibility for live and additional brokers </w:t>
+      </w:r>
+      <w:r>
+        <w:t xml:space="preserve">like Alpaca), a "no-code to clean code" pipeline using </w:t>
       </w:r>
       <w:proofErr w:type="spellStart"/>
       <w:r>
